--- a/Dokumentáció.docx
+++ b/Dokumentáció.docx
@@ -567,7 +567,31 @@
           <w:sz w:val="24"/>
           <w:szCs w:val="24"/>
         </w:rPr>
-        <w:t xml:space="preserve">: </w:t>
+        <w:t>:</w:t>
+      </w:r>
+      <w:r>
+        <w:rPr>
+          <w:rFonts w:ascii="Times New Roman" w:hAnsi="Times New Roman" w:cs="Times New Roman"/>
+          <w:sz w:val="24"/>
+          <w:szCs w:val="24"/>
+        </w:rPr>
+        <w:t xml:space="preserve"> A mi csapatunk egy kitalált pizzériának hozott létre </w:t>
+      </w:r>
+      <w:r>
+        <w:rPr>
+          <w:rFonts w:ascii="Times New Roman" w:hAnsi="Times New Roman" w:cs="Times New Roman"/>
+          <w:sz w:val="24"/>
+          <w:szCs w:val="24"/>
+        </w:rPr>
+        <w:t xml:space="preserve">egy </w:t>
+      </w:r>
+      <w:r>
+        <w:rPr>
+          <w:rFonts w:ascii="Times New Roman" w:hAnsi="Times New Roman" w:cs="Times New Roman"/>
+          <w:sz w:val="24"/>
+          <w:szCs w:val="24"/>
+        </w:rPr>
+        <w:t>weboldalt</w:t>
       </w:r>
     </w:p>
     <w:p>
@@ -754,6 +778,26 @@
         <w:jc w:val="both"/>
         <w:rPr>
           <w:rFonts w:ascii="Times New Roman" w:hAnsi="Times New Roman" w:cs="Times New Roman"/>
+          <w:sz w:val="24"/>
+          <w:szCs w:val="24"/>
+        </w:rPr>
+      </w:pPr>
+      <w:r>
+        <w:rPr>
+          <w:rFonts w:ascii="Times New Roman" w:hAnsi="Times New Roman" w:cs="Times New Roman"/>
+          <w:sz w:val="24"/>
+          <w:szCs w:val="24"/>
+        </w:rPr>
+        <w:t>-adatbázis típusa:</w:t>
+      </w:r>
+    </w:p>
+    <w:p>
+      <w:pPr>
+        <w:pStyle w:val="Listaszerbekezds"/>
+        <w:spacing w:line="360" w:lineRule="auto"/>
+        <w:jc w:val="both"/>
+        <w:rPr>
+          <w:rFonts w:ascii="Times New Roman" w:hAnsi="Times New Roman" w:cs="Times New Roman"/>
           <w:b/>
           <w:sz w:val="28"/>
           <w:szCs w:val="28"/>
@@ -835,6 +879,8 @@
         </w:rPr>
         <w:t>Felhasználói felület terve</w:t>
       </w:r>
+      <w:bookmarkStart w:id="0" w:name="_GoBack"/>
+      <w:bookmarkEnd w:id="0"/>
     </w:p>
     <w:p>
       <w:pPr>
@@ -893,6 +939,7 @@
           <w:sz w:val="32"/>
           <w:szCs w:val="32"/>
         </w:rPr>
+        <w:lastRenderedPageBreak/>
         <w:t>Frontend</w:t>
       </w:r>
     </w:p>
@@ -953,6 +1000,37 @@
         <w:jc w:val="both"/>
         <w:rPr>
           <w:rFonts w:ascii="Times New Roman" w:hAnsi="Times New Roman" w:cs="Times New Roman"/>
+          <w:sz w:val="24"/>
+          <w:szCs w:val="24"/>
+        </w:rPr>
+      </w:pPr>
+      <w:r>
+        <w:rPr>
+          <w:rFonts w:ascii="Times New Roman" w:hAnsi="Times New Roman" w:cs="Times New Roman"/>
+          <w:sz w:val="24"/>
+          <w:szCs w:val="24"/>
+        </w:rPr>
+        <w:t>-PHP</w:t>
+      </w:r>
+    </w:p>
+    <w:p>
+      <w:pPr>
+        <w:pStyle w:val="Listaszerbekezds"/>
+        <w:rPr>
+          <w:rFonts w:ascii="Times New Roman" w:hAnsi="Times New Roman" w:cs="Times New Roman"/>
+          <w:b/>
+          <w:sz w:val="32"/>
+          <w:szCs w:val="32"/>
+        </w:rPr>
+      </w:pPr>
+    </w:p>
+    <w:p>
+      <w:pPr>
+        <w:pStyle w:val="Listaszerbekezds"/>
+        <w:spacing w:line="360" w:lineRule="auto"/>
+        <w:jc w:val="both"/>
+        <w:rPr>
+          <w:rFonts w:ascii="Times New Roman" w:hAnsi="Times New Roman" w:cs="Times New Roman"/>
           <w:b/>
           <w:sz w:val="32"/>
           <w:szCs w:val="32"/>
@@ -1025,6 +1103,59 @@
         <w:jc w:val="both"/>
         <w:rPr>
           <w:rFonts w:ascii="Times New Roman" w:hAnsi="Times New Roman" w:cs="Times New Roman"/>
+          <w:sz w:val="24"/>
+          <w:szCs w:val="24"/>
+        </w:rPr>
+      </w:pPr>
+      <w:r>
+        <w:rPr>
+          <w:rFonts w:ascii="Times New Roman" w:hAnsi="Times New Roman" w:cs="Times New Roman"/>
+          <w:sz w:val="24"/>
+          <w:szCs w:val="24"/>
+        </w:rPr>
+        <w:t>-</w:t>
+      </w:r>
+      <w:proofErr w:type="spellStart"/>
+      <w:r>
+        <w:rPr>
+          <w:rFonts w:ascii="Times New Roman" w:hAnsi="Times New Roman" w:cs="Times New Roman"/>
+          <w:sz w:val="24"/>
+          <w:szCs w:val="24"/>
+        </w:rPr>
+        <w:t>Repository</w:t>
+      </w:r>
+      <w:proofErr w:type="spellEnd"/>
+      <w:r>
+        <w:rPr>
+          <w:rFonts w:ascii="Times New Roman" w:hAnsi="Times New Roman" w:cs="Times New Roman"/>
+          <w:sz w:val="24"/>
+          <w:szCs w:val="24"/>
+        </w:rPr>
+        <w:t xml:space="preserve"> link</w:t>
+      </w:r>
+      <w:r>
+        <w:rPr>
+          <w:rFonts w:ascii="Times New Roman" w:hAnsi="Times New Roman" w:cs="Times New Roman"/>
+          <w:sz w:val="24"/>
+          <w:szCs w:val="24"/>
+        </w:rPr>
+        <w:t xml:space="preserve">: </w:t>
+      </w:r>
+      <w:r>
+        <w:rPr>
+          <w:rFonts w:ascii="Times New Roman" w:hAnsi="Times New Roman" w:cs="Times New Roman"/>
+          <w:sz w:val="24"/>
+          <w:szCs w:val="24"/>
+        </w:rPr>
+        <w:t>https://github.com/MarcellRemete/Pizzeria-weboldal</w:t>
+      </w:r>
+    </w:p>
+    <w:p>
+      <w:pPr>
+        <w:spacing w:line="360" w:lineRule="auto"/>
+        <w:jc w:val="both"/>
+        <w:rPr>
+          <w:rFonts w:ascii="Times New Roman" w:hAnsi="Times New Roman" w:cs="Times New Roman"/>
           <w:b/>
           <w:sz w:val="32"/>
           <w:szCs w:val="32"/>
@@ -1113,6 +1244,40 @@
       <w:pPr>
         <w:spacing w:line="360" w:lineRule="auto"/>
         <w:jc w:val="both"/>
+        <w:rPr>
+          <w:rFonts w:ascii="Times New Roman" w:hAnsi="Times New Roman" w:cs="Times New Roman"/>
+          <w:sz w:val="24"/>
+          <w:szCs w:val="24"/>
+        </w:rPr>
+      </w:pPr>
+      <w:r>
+        <w:rPr>
+          <w:rFonts w:ascii="Times New Roman" w:hAnsi="Times New Roman" w:cs="Times New Roman"/>
+          <w:sz w:val="24"/>
+          <w:szCs w:val="24"/>
+        </w:rPr>
+        <w:t>-</w:t>
+      </w:r>
+      <w:r>
+        <w:rPr>
+          <w:sz w:val="24"/>
+          <w:szCs w:val="24"/>
+        </w:rPr>
+        <w:t xml:space="preserve"> </w:t>
+      </w:r>
+      <w:r>
+        <w:rPr>
+          <w:rFonts w:ascii="Times New Roman" w:hAnsi="Times New Roman" w:cs="Times New Roman"/>
+          <w:sz w:val="24"/>
+          <w:szCs w:val="24"/>
+        </w:rPr>
+        <w:t>Funkciók bemutatása:</w:t>
+      </w:r>
+    </w:p>
+    <w:p>
+      <w:pPr>
+        <w:spacing w:line="360" w:lineRule="auto"/>
+        <w:jc w:val="both"/>
       </w:pPr>
       <w:r>
         <w:rPr>
@@ -1188,6 +1353,106 @@
         </w:rPr>
         <w:t>-fejlesztési javaslatok</w:t>
       </w:r>
+      <w:r>
+        <w:rPr>
+          <w:rFonts w:ascii="Times New Roman" w:hAnsi="Times New Roman" w:cs="Times New Roman"/>
+          <w:sz w:val="24"/>
+          <w:szCs w:val="24"/>
+        </w:rPr>
+        <w:t>:</w:t>
+      </w:r>
+      <w:r>
+        <w:rPr>
+          <w:rFonts w:ascii="Times New Roman" w:hAnsi="Times New Roman" w:cs="Times New Roman"/>
+          <w:sz w:val="24"/>
+          <w:szCs w:val="24"/>
+        </w:rPr>
+        <w:t xml:space="preserve"> </w:t>
+      </w:r>
+      <w:proofErr w:type="spellStart"/>
+      <w:r>
+        <w:rPr>
+          <w:rFonts w:ascii="Times New Roman" w:hAnsi="Times New Roman" w:cs="Times New Roman"/>
+          <w:sz w:val="24"/>
+          <w:szCs w:val="24"/>
+        </w:rPr>
+        <w:t>Bootstrap</w:t>
+      </w:r>
+      <w:proofErr w:type="spellEnd"/>
+      <w:r>
+        <w:rPr>
+          <w:rFonts w:ascii="Times New Roman" w:hAnsi="Times New Roman" w:cs="Times New Roman"/>
+          <w:sz w:val="24"/>
+          <w:szCs w:val="24"/>
+        </w:rPr>
+        <w:t>, Vue</w:t>
+      </w:r>
+      <w:r>
+        <w:rPr>
+          <w:rFonts w:ascii="Times New Roman" w:hAnsi="Times New Roman" w:cs="Times New Roman"/>
+          <w:sz w:val="24"/>
+          <w:szCs w:val="24"/>
+        </w:rPr>
+        <w:t>.js</w:t>
+      </w:r>
+      <w:r>
+        <w:rPr>
+          <w:rFonts w:ascii="Times New Roman" w:hAnsi="Times New Roman" w:cs="Times New Roman"/>
+          <w:sz w:val="24"/>
+          <w:szCs w:val="24"/>
+        </w:rPr>
+        <w:t xml:space="preserve">, </w:t>
+      </w:r>
+      <w:proofErr w:type="spellStart"/>
+      <w:r>
+        <w:rPr>
+          <w:rFonts w:ascii="Times New Roman" w:hAnsi="Times New Roman" w:cs="Times New Roman"/>
+          <w:sz w:val="24"/>
+          <w:szCs w:val="24"/>
+        </w:rPr>
+        <w:t>j</w:t>
+      </w:r>
+      <w:r>
+        <w:rPr>
+          <w:rFonts w:ascii="Times New Roman" w:hAnsi="Times New Roman" w:cs="Times New Roman"/>
+          <w:sz w:val="24"/>
+          <w:szCs w:val="24"/>
+        </w:rPr>
+        <w:t>Q</w:t>
+      </w:r>
+      <w:r>
+        <w:rPr>
+          <w:rFonts w:ascii="Times New Roman" w:hAnsi="Times New Roman" w:cs="Times New Roman"/>
+          <w:sz w:val="24"/>
+          <w:szCs w:val="24"/>
+        </w:rPr>
+        <w:t>uery</w:t>
+      </w:r>
+      <w:proofErr w:type="spellEnd"/>
+      <w:r>
+        <w:rPr>
+          <w:rFonts w:ascii="Times New Roman" w:hAnsi="Times New Roman" w:cs="Times New Roman"/>
+          <w:sz w:val="24"/>
+          <w:szCs w:val="24"/>
+        </w:rPr>
+        <w:t xml:space="preserve"> vagy valam</w:t>
+      </w:r>
+      <w:r>
+        <w:rPr>
+          <w:rFonts w:ascii="Times New Roman" w:hAnsi="Times New Roman" w:cs="Times New Roman"/>
+          <w:sz w:val="24"/>
+          <w:szCs w:val="24"/>
+        </w:rPr>
+        <w:t>elyik</w:t>
+      </w:r>
+      <w:r>
+        <w:rPr>
+          <w:rFonts w:ascii="Times New Roman" w:hAnsi="Times New Roman" w:cs="Times New Roman"/>
+          <w:sz w:val="24"/>
+          <w:szCs w:val="24"/>
+        </w:rPr>
+        <w:t xml:space="preserve"> egyéb programozási keretrendszer használata</w:t>
+      </w:r>
     </w:p>
     <w:p>
       <w:pPr>
@@ -1207,10 +1472,65 @@
         </w:rPr>
         <w:t>-bővítési lehetőségek:</w:t>
       </w:r>
-      <w:bookmarkStart w:id="0" w:name="_GoBack"/>
-      <w:bookmarkEnd w:id="0"/>
+      <w:r>
+        <w:rPr>
+          <w:rFonts w:ascii="Times New Roman" w:hAnsi="Times New Roman" w:cs="Times New Roman"/>
+          <w:sz w:val="24"/>
+          <w:szCs w:val="24"/>
+        </w:rPr>
+        <w:t xml:space="preserve"> </w:t>
+      </w:r>
+      <w:r>
+        <w:rPr>
+          <w:rFonts w:ascii="Times New Roman" w:hAnsi="Times New Roman" w:cs="Times New Roman"/>
+          <w:sz w:val="24"/>
+          <w:szCs w:val="24"/>
+        </w:rPr>
+        <w:t xml:space="preserve">A legvalószínűbb bővítés számunkra a pizza kreátor funkció </w:t>
+      </w:r>
+      <w:r>
+        <w:rPr>
+          <w:rFonts w:ascii="Times New Roman" w:hAnsi="Times New Roman" w:cs="Times New Roman"/>
+          <w:sz w:val="24"/>
+          <w:szCs w:val="24"/>
+        </w:rPr>
+        <w:t>lenne,</w:t>
+      </w:r>
+      <w:r>
+        <w:rPr>
+          <w:rFonts w:ascii="Times New Roman" w:hAnsi="Times New Roman" w:cs="Times New Roman"/>
+          <w:sz w:val="24"/>
+          <w:szCs w:val="24"/>
+        </w:rPr>
+        <w:t xml:space="preserve"> amelyet már a vizsgaremek elején terveztük megvalósítani a programban</w:t>
+      </w:r>
+      <w:r>
+        <w:rPr>
+          <w:rFonts w:ascii="Times New Roman" w:hAnsi="Times New Roman" w:cs="Times New Roman"/>
+          <w:sz w:val="24"/>
+          <w:szCs w:val="24"/>
+        </w:rPr>
+        <w:t xml:space="preserve">, </w:t>
+      </w:r>
+      <w:r>
+        <w:rPr>
+          <w:rFonts w:ascii="Times New Roman" w:hAnsi="Times New Roman" w:cs="Times New Roman"/>
+          <w:sz w:val="24"/>
+          <w:szCs w:val="24"/>
+        </w:rPr>
+        <w:t xml:space="preserve">viszont kimaradt a bonyolultsága miatt, emellett egy másik kiváló opció </w:t>
+      </w:r>
+      <w:r>
+        <w:rPr>
+          <w:rFonts w:ascii="Times New Roman" w:hAnsi="Times New Roman" w:cs="Times New Roman"/>
+          <w:sz w:val="24"/>
+          <w:szCs w:val="24"/>
+        </w:rPr>
+        <w:t>egy újabb lap lenne, ahol a bejelentkezett felhasználóknak lehetőségük lenne arra, hogy állásra jelentkezzenek a pizzériában, például pénztáros, futár vagy szakács pozíciókra</w:t>
+      </w:r>
     </w:p>
     <w:sectPr>
+      <w:headerReference w:type="default" r:id="rId7"/>
       <w:pgSz w:w="11906" w:h="16838"/>
       <w:pgMar w:top="1417" w:right="1417" w:bottom="1417" w:left="1417" w:header="708" w:footer="708" w:gutter="0"/>
       <w:cols w:space="708"/>
@@ -1218,6 +1538,66 @@
     </w:sectPr>
   </w:body>
 </w:document>
+</file>
+
+<file path=word/endnotes.xml><?xml version="1.0" encoding="utf-8"?>
+<w:endnotes xmlns:wpc="http://schemas.microsoft.com/office/word/2010/wordprocessingCanvas" xmlns:cx="http://schemas.microsoft.com/office/drawing/2014/chartex" xmlns:cx1="http://schemas.microsoft.com/office/drawing/2015/9/8/chartex" xmlns:cx2="http://schemas.microsoft.com/office/drawing/2015/10/21/chartex" xmlns:cx3="http://schemas.microsoft.com/office/drawing/2016/5/9/chartex" xmlns:cx4="http://schemas.microsoft.com/office/drawing/2016/5/10/chartex" xmlns:cx5="http://schemas.microsoft.com/office/drawing/2016/5/11/chartex" xmlns:cx6="http://schemas.microsoft.com/office/drawing/2016/5/12/chartex" xmlns:cx7="http://schemas.microsoft.com/office/drawing/2016/5/13/chartex" xmlns:cx8="http://schemas.microsoft.com/office/drawing/2016/5/14/chartex" xmlns:mc="http://schemas.openxmlformats.org/markup-compatibility/2006" xmlns:aink="http://schemas.microsoft.com/office/drawing/2016/ink" xmlns:am3d="http://schemas.microsoft.com/office/drawing/2017/model3d" xmlns:o="urn:schemas-microsoft-com:office:office" xmlns:r="http://schemas.openxmlformats.org/officeDocument/2006/relationships" xmlns:m="http://schemas.openxmlformats.org/officeDocument/2006/math" xmlns:v="urn:schemas-microsoft-com:vml" xmlns:wp14="http://schemas.microsoft.com/office/word/2010/wordprocessingDrawing" xmlns:wp="http://schemas.openxmlformats.org/drawingml/2006/wordprocessingDrawing" xmlns:w10="urn:schemas-microsoft-com:office:word" xmlns:w="http://schemas.openxmlformats.org/wordprocessingml/2006/main" xmlns:w14="http://schemas.microsoft.com/office/word/2010/wordml" xmlns:w15="http://schemas.microsoft.com/office/word/2012/wordml" xmlns:w16cid="http://schemas.microsoft.com/office/word/2016/wordml/cid" xmlns:w16se="http://schemas.microsoft.com/office/word/2015/wordml/symex" xmlns:wpg="http://schemas.microsoft.com/office/word/2010/wordprocessingGroup" xmlns:wpi="http://schemas.microsoft.com/office/word/2010/wordprocessingInk" xmlns:wne="http://schemas.microsoft.com/office/word/2006/wordml" xmlns:wps="http://schemas.microsoft.com/office/word/2010/wordprocessingShape" mc:Ignorable="w14 w15 w16se w16cid wp14">
+  <w:endnote w:type="separator" w:id="-1">
+    <w:p>
+      <w:pPr>
+        <w:spacing w:after="0" w:line="240" w:lineRule="auto"/>
+      </w:pPr>
+      <w:r>
+        <w:separator/>
+      </w:r>
+    </w:p>
+  </w:endnote>
+  <w:endnote w:type="continuationSeparator" w:id="0">
+    <w:p>
+      <w:pPr>
+        <w:spacing w:after="0" w:line="240" w:lineRule="auto"/>
+      </w:pPr>
+      <w:r>
+        <w:continuationSeparator/>
+      </w:r>
+    </w:p>
+  </w:endnote>
+</w:endnotes>
+</file>
+
+<file path=word/footnotes.xml><?xml version="1.0" encoding="utf-8"?>
+<w:footnotes xmlns:wpc="http://schemas.microsoft.com/office/word/2010/wordprocessingCanvas" xmlns:cx="http://schemas.microsoft.com/office/drawing/2014/chartex" xmlns:cx1="http://schemas.microsoft.com/office/drawing/2015/9/8/chartex" xmlns:cx2="http://schemas.microsoft.com/office/drawing/2015/10/21/chartex" xmlns:cx3="http://schemas.microsoft.com/office/drawing/2016/5/9/chartex" xmlns:cx4="http://schemas.microsoft.com/office/drawing/2016/5/10/chartex" xmlns:cx5="http://schemas.microsoft.com/office/drawing/2016/5/11/chartex" xmlns:cx6="http://schemas.microsoft.com/office/drawing/2016/5/12/chartex" xmlns:cx7="http://schemas.microsoft.com/office/drawing/2016/5/13/chartex" xmlns:cx8="http://schemas.microsoft.com/office/drawing/2016/5/14/chartex" xmlns:mc="http://schemas.openxmlformats.org/markup-compatibility/2006" xmlns:aink="http://schemas.microsoft.com/office/drawing/2016/ink" xmlns:am3d="http://schemas.microsoft.com/office/drawing/2017/model3d" xmlns:o="urn:schemas-microsoft-com:office:office" xmlns:r="http://schemas.openxmlformats.org/officeDocument/2006/relationships" xmlns:m="http://schemas.openxmlformats.org/officeDocument/2006/math" xmlns:v="urn:schemas-microsoft-com:vml" xmlns:wp14="http://schemas.microsoft.com/office/word/2010/wordprocessingDrawing" xmlns:wp="http://schemas.openxmlformats.org/drawingml/2006/wordprocessingDrawing" xmlns:w10="urn:schemas-microsoft-com:office:word" xmlns:w="http://schemas.openxmlformats.org/wordprocessingml/2006/main" xmlns:w14="http://schemas.microsoft.com/office/word/2010/wordml" xmlns:w15="http://schemas.microsoft.com/office/word/2012/wordml" xmlns:w16cid="http://schemas.microsoft.com/office/word/2016/wordml/cid" xmlns:w16se="http://schemas.microsoft.com/office/word/2015/wordml/symex" xmlns:wpg="http://schemas.microsoft.com/office/word/2010/wordprocessingGroup" xmlns:wpi="http://schemas.microsoft.com/office/word/2010/wordprocessingInk" xmlns:wne="http://schemas.microsoft.com/office/word/2006/wordml" xmlns:wps="http://schemas.microsoft.com/office/word/2010/wordprocessingShape" mc:Ignorable="w14 w15 w16se w16cid wp14">
+  <w:footnote w:type="separator" w:id="-1">
+    <w:p>
+      <w:pPr>
+        <w:spacing w:after="0" w:line="240" w:lineRule="auto"/>
+      </w:pPr>
+      <w:r>
+        <w:separator/>
+      </w:r>
+    </w:p>
+  </w:footnote>
+  <w:footnote w:type="continuationSeparator" w:id="0">
+    <w:p>
+      <w:pPr>
+        <w:spacing w:after="0" w:line="240" w:lineRule="auto"/>
+      </w:pPr>
+      <w:r>
+        <w:continuationSeparator/>
+      </w:r>
+    </w:p>
+  </w:footnote>
+</w:footnotes>
+</file>
+
+<file path=word/header1.xml><?xml version="1.0" encoding="utf-8"?>
+<w:hdr xmlns:wpc="http://schemas.microsoft.com/office/word/2010/wordprocessingCanvas" xmlns:cx="http://schemas.microsoft.com/office/drawing/2014/chartex" xmlns:cx1="http://schemas.microsoft.com/office/drawing/2015/9/8/chartex" xmlns:cx2="http://schemas.microsoft.com/office/drawing/2015/10/21/chartex" xmlns:cx3="http://schemas.microsoft.com/office/drawing/2016/5/9/chartex" xmlns:cx4="http://schemas.microsoft.com/office/drawing/2016/5/10/chartex" xmlns:cx5="http://schemas.microsoft.com/office/drawing/2016/5/11/chartex" xmlns:cx6="http://schemas.microsoft.com/office/drawing/2016/5/12/chartex" xmlns:cx7="http://schemas.microsoft.com/office/drawing/2016/5/13/chartex" xmlns:cx8="http://schemas.microsoft.com/office/drawing/2016/5/14/chartex" xmlns:mc="http://schemas.openxmlformats.org/markup-compatibility/2006" xmlns:aink="http://schemas.microsoft.com/office/drawing/2016/ink" xmlns:am3d="http://schemas.microsoft.com/office/drawing/2017/model3d" xmlns:o="urn:schemas-microsoft-com:office:office" xmlns:r="http://schemas.openxmlformats.org/officeDocument/2006/relationships" xmlns:m="http://schemas.openxmlformats.org/officeDocument/2006/math" xmlns:v="urn:schemas-microsoft-com:vml" xmlns:wp14="http://schemas.microsoft.com/office/word/2010/wordprocessingDrawing" xmlns:wp="http://schemas.openxmlformats.org/drawingml/2006/wordprocessingDrawing" xmlns:w10="urn:schemas-microsoft-com:office:word" xmlns:w="http://schemas.openxmlformats.org/wordprocessingml/2006/main" xmlns:w14="http://schemas.microsoft.com/office/word/2010/wordml" xmlns:w15="http://schemas.microsoft.com/office/word/2012/wordml" xmlns:w16cid="http://schemas.microsoft.com/office/word/2016/wordml/cid" xmlns:w16se="http://schemas.microsoft.com/office/word/2015/wordml/symex" xmlns:wpg="http://schemas.microsoft.com/office/word/2010/wordprocessingGroup" xmlns:wpi="http://schemas.microsoft.com/office/word/2010/wordprocessingInk" xmlns:wne="http://schemas.microsoft.com/office/word/2006/wordml" xmlns:wps="http://schemas.microsoft.com/office/word/2010/wordprocessingShape" mc:Ignorable="w14 w15 w16se w16cid wp14">
+  <w:p>
+    <w:pPr>
+      <w:pStyle w:val="lfej"/>
+    </w:pPr>
+  </w:p>
+</w:hdr>
 </file>
 
 <file path=word/numbering.xml><?xml version="1.0" encoding="utf-8"?>
@@ -1858,6 +2238,7 @@
   <w:style w:type="character" w:default="1" w:styleId="Bekezdsalapbettpusa">
     <w:name w:val="Default Paragraph Font"/>
     <w:uiPriority w:val="1"/>
+    <w:semiHidden/>
     <w:unhideWhenUsed/>
   </w:style>
   <w:style w:type="table" w:default="1" w:styleId="Normltblzat">
@@ -1891,6 +2272,50 @@
       <w:ind w:left="720"/>
       <w:contextualSpacing/>
     </w:pPr>
+  </w:style>
+  <w:style w:type="paragraph" w:styleId="lfej">
+    <w:name w:val="header"/>
+    <w:basedOn w:val="Norml"/>
+    <w:link w:val="lfejChar"/>
+    <w:uiPriority w:val="99"/>
+    <w:unhideWhenUsed/>
+    <w:rsid w:val="00A47FA1"/>
+    <w:pPr>
+      <w:tabs>
+        <w:tab w:val="center" w:pos="4536"/>
+        <w:tab w:val="right" w:pos="9072"/>
+      </w:tabs>
+      <w:spacing w:after="0" w:line="240" w:lineRule="auto"/>
+    </w:pPr>
+  </w:style>
+  <w:style w:type="character" w:customStyle="1" w:styleId="lfejChar">
+    <w:name w:val="Élőfej Char"/>
+    <w:basedOn w:val="Bekezdsalapbettpusa"/>
+    <w:link w:val="lfej"/>
+    <w:uiPriority w:val="99"/>
+    <w:rsid w:val="00A47FA1"/>
+  </w:style>
+  <w:style w:type="paragraph" w:styleId="llb">
+    <w:name w:val="footer"/>
+    <w:basedOn w:val="Norml"/>
+    <w:link w:val="llbChar"/>
+    <w:uiPriority w:val="99"/>
+    <w:unhideWhenUsed/>
+    <w:rsid w:val="00A47FA1"/>
+    <w:pPr>
+      <w:tabs>
+        <w:tab w:val="center" w:pos="4536"/>
+        <w:tab w:val="right" w:pos="9072"/>
+      </w:tabs>
+      <w:spacing w:after="0" w:line="240" w:lineRule="auto"/>
+    </w:pPr>
+  </w:style>
+  <w:style w:type="character" w:customStyle="1" w:styleId="llbChar">
+    <w:name w:val="Élőláb Char"/>
+    <w:basedOn w:val="Bekezdsalapbettpusa"/>
+    <w:link w:val="llb"/>
+    <w:uiPriority w:val="99"/>
+    <w:rsid w:val="00A47FA1"/>
   </w:style>
 </w:styles>
 </file>

--- a/Dokumentáció.docx
+++ b/Dokumentáció.docx
@@ -13,6 +13,7 @@
           <w:szCs w:val="36"/>
         </w:rPr>
       </w:pPr>
+      <w:bookmarkStart w:id="0" w:name="_GoBack"/>
       <w:r>
         <w:rPr>
           <w:rFonts w:ascii="Times New Roman" w:hAnsi="Times New Roman" w:cs="Times New Roman"/>
@@ -551,6 +552,49 @@
           <w:sz w:val="24"/>
           <w:szCs w:val="24"/>
         </w:rPr>
+        <w:t xml:space="preserve">-bevezetés a programunkhoz: </w:t>
+      </w:r>
+      <w:r>
+        <w:rPr>
+          <w:rFonts w:ascii="Times New Roman" w:hAnsi="Times New Roman" w:cs="Times New Roman"/>
+          <w:sz w:val="24"/>
+          <w:szCs w:val="24"/>
+        </w:rPr>
+        <w:t>A mi csapatunk egy kitalált pizzériának hozott létre egy weboldalt</w:t>
+      </w:r>
+      <w:r>
+        <w:rPr>
+          <w:rFonts w:ascii="Times New Roman" w:hAnsi="Times New Roman" w:cs="Times New Roman"/>
+          <w:sz w:val="24"/>
+          <w:szCs w:val="24"/>
+        </w:rPr>
+        <w:t xml:space="preserve"> </w:t>
+      </w:r>
+      <w:r>
+        <w:rPr>
+          <w:rFonts w:ascii="Times New Roman" w:hAnsi="Times New Roman" w:cs="Times New Roman"/>
+          <w:sz w:val="24"/>
+          <w:szCs w:val="24"/>
+        </w:rPr>
+        <w:t>pizzák rendeléséhez, emellett egyéb információk átadása erről a fiktív étteremláncról</w:t>
+      </w:r>
+    </w:p>
+    <w:p>
+      <w:pPr>
+        <w:spacing w:line="360" w:lineRule="auto"/>
+        <w:jc w:val="both"/>
+        <w:rPr>
+          <w:rFonts w:ascii="Times New Roman" w:hAnsi="Times New Roman" w:cs="Times New Roman"/>
+          <w:sz w:val="24"/>
+          <w:szCs w:val="24"/>
+        </w:rPr>
+      </w:pPr>
+      <w:r>
+        <w:rPr>
+          <w:rFonts w:ascii="Times New Roman" w:hAnsi="Times New Roman" w:cs="Times New Roman"/>
+          <w:sz w:val="24"/>
+          <w:szCs w:val="24"/>
+        </w:rPr>
         <w:t>-a felada</w:t>
       </w:r>
       <w:r>
@@ -559,7 +603,23 @@
           <w:sz w:val="24"/>
           <w:szCs w:val="24"/>
         </w:rPr>
-        <w:t>t leírása</w:t>
+        <w:t>t</w:t>
+      </w:r>
+      <w:r>
+        <w:rPr>
+          <w:rFonts w:ascii="Times New Roman" w:hAnsi="Times New Roman" w:cs="Times New Roman"/>
+          <w:sz w:val="24"/>
+          <w:szCs w:val="24"/>
+        </w:rPr>
+        <w:t xml:space="preserve"> </w:t>
+      </w:r>
+      <w:r>
+        <w:rPr>
+          <w:rFonts w:ascii="Times New Roman" w:hAnsi="Times New Roman" w:cs="Times New Roman"/>
+          <w:sz w:val="24"/>
+          <w:szCs w:val="24"/>
+        </w:rPr>
+        <w:t>leírása</w:t>
       </w:r>
       <w:r>
         <w:rPr>
@@ -575,23 +635,47 @@
           <w:sz w:val="24"/>
           <w:szCs w:val="24"/>
         </w:rPr>
-        <w:t xml:space="preserve"> A mi csapatunk egy kitalált pizzériának hozott létre </w:t>
-      </w:r>
-      <w:r>
-        <w:rPr>
-          <w:rFonts w:ascii="Times New Roman" w:hAnsi="Times New Roman" w:cs="Times New Roman"/>
-          <w:sz w:val="24"/>
-          <w:szCs w:val="24"/>
-        </w:rPr>
-        <w:t xml:space="preserve">egy </w:t>
-      </w:r>
-      <w:r>
-        <w:rPr>
-          <w:rFonts w:ascii="Times New Roman" w:hAnsi="Times New Roman" w:cs="Times New Roman"/>
-          <w:sz w:val="24"/>
-          <w:szCs w:val="24"/>
-        </w:rPr>
-        <w:t>weboldalt</w:t>
+        <w:t xml:space="preserve"> </w:t>
+      </w:r>
+      <w:r>
+        <w:rPr>
+          <w:rFonts w:ascii="Times New Roman" w:hAnsi="Times New Roman" w:cs="Times New Roman"/>
+          <w:sz w:val="24"/>
+          <w:szCs w:val="24"/>
+        </w:rPr>
+        <w:t xml:space="preserve">A </w:t>
+      </w:r>
+      <w:r>
+        <w:rPr>
+          <w:rFonts w:ascii="Times New Roman" w:hAnsi="Times New Roman" w:cs="Times New Roman"/>
+          <w:sz w:val="24"/>
+          <w:szCs w:val="24"/>
+        </w:rPr>
+        <w:t>vizsgaremekünkkel arra törekedtünk</w:t>
+      </w:r>
+      <w:r>
+        <w:rPr>
+          <w:rFonts w:ascii="Times New Roman" w:hAnsi="Times New Roman" w:cs="Times New Roman"/>
+          <w:sz w:val="24"/>
+          <w:szCs w:val="24"/>
+        </w:rPr>
+        <w:t>, hogy létrehozzunk egy reszponzív pizzéria weboldalt, ahol a felhasználók egy adatbázisban tárolt menü segítségével képesek</w:t>
+      </w:r>
+      <w:r>
+        <w:rPr>
+          <w:rFonts w:ascii="Times New Roman" w:hAnsi="Times New Roman" w:cs="Times New Roman"/>
+          <w:sz w:val="24"/>
+          <w:szCs w:val="24"/>
+        </w:rPr>
+        <w:t xml:space="preserve"> lesznek</w:t>
+      </w:r>
+      <w:r>
+        <w:rPr>
+          <w:rFonts w:ascii="Times New Roman" w:hAnsi="Times New Roman" w:cs="Times New Roman"/>
+          <w:sz w:val="24"/>
+          <w:szCs w:val="24"/>
+        </w:rPr>
+        <w:t xml:space="preserve"> pizzát rendelni otthonról a telefonjuk vagy egyéb eszközük segítségével. </w:t>
       </w:r>
     </w:p>
     <w:p>
@@ -620,26 +704,44 @@
         </w:rPr>
         <w:t xml:space="preserve">: </w:t>
       </w:r>
-    </w:p>
-    <w:p>
-      <w:pPr>
-        <w:spacing w:line="360" w:lineRule="auto"/>
-        <w:jc w:val="both"/>
-        <w:rPr>
-          <w:rFonts w:ascii="Times New Roman" w:hAnsi="Times New Roman" w:cs="Times New Roman"/>
-          <w:sz w:val="24"/>
-          <w:szCs w:val="24"/>
-        </w:rPr>
-      </w:pPr>
-      <w:r>
-        <w:rPr>
-          <w:rFonts w:ascii="Times New Roman" w:hAnsi="Times New Roman" w:cs="Times New Roman"/>
-          <w:sz w:val="24"/>
-          <w:szCs w:val="24"/>
-        </w:rPr>
-        <w:t>-</w:t>
-      </w:r>
-      <w:r>
+      <w:r>
+        <w:rPr>
+          <w:rFonts w:ascii="Times New Roman" w:hAnsi="Times New Roman" w:cs="Times New Roman"/>
+          <w:sz w:val="24"/>
+          <w:szCs w:val="24"/>
+        </w:rPr>
+        <w:t>Szándékunk ezzel a rendszerrel, hogy minden egyes vevő rendelési folyamata egyszerű és igazán könnyen átlátható legyen</w:t>
+      </w:r>
+      <w:r>
+        <w:rPr>
+          <w:rFonts w:ascii="Times New Roman" w:hAnsi="Times New Roman" w:cs="Times New Roman"/>
+          <w:sz w:val="24"/>
+          <w:szCs w:val="24"/>
+        </w:rPr>
+        <w:t>. Tisztában kell tudnia lenni az összetevőkkel és az árakkal, valamint egyértelmű visszajelzéseket is kapjon a programunktól</w:t>
+      </w:r>
+      <w:r>
+        <w:rPr>
+          <w:rFonts w:ascii="Times New Roman" w:hAnsi="Times New Roman" w:cs="Times New Roman"/>
+          <w:sz w:val="24"/>
+          <w:szCs w:val="24"/>
+        </w:rPr>
+        <w:t>.</w:t>
+      </w:r>
+      <w:r>
+        <w:rPr>
+          <w:rFonts w:ascii="Times New Roman" w:hAnsi="Times New Roman" w:cs="Times New Roman"/>
+          <w:sz w:val="24"/>
+          <w:szCs w:val="24"/>
+        </w:rPr>
+        <w:t xml:space="preserve"> Ezek mellett maga a weboldal kinézete sem lehet ronda, hanem igazán is csábító és kívánatos</w:t>
+      </w:r>
+      <w:r>
+        <w:rPr>
+          <w:rFonts w:ascii="Times New Roman" w:hAnsi="Times New Roman" w:cs="Times New Roman"/>
+          <w:sz w:val="24"/>
+          <w:szCs w:val="24"/>
+        </w:rPr>
         <w:t xml:space="preserve"> </w:t>
       </w:r>
       <w:r>
@@ -648,7 +750,34 @@
           <w:sz w:val="24"/>
           <w:szCs w:val="24"/>
         </w:rPr>
-        <w:t>f</w:t>
+        <w:t>a kuncsaft számára</w:t>
+      </w:r>
+      <w:r>
+        <w:rPr>
+          <w:rFonts w:ascii="Times New Roman" w:hAnsi="Times New Roman" w:cs="Times New Roman"/>
+          <w:sz w:val="24"/>
+          <w:szCs w:val="24"/>
+        </w:rPr>
+        <w:t>.</w:t>
+      </w:r>
+    </w:p>
+    <w:p>
+      <w:pPr>
+        <w:spacing w:line="360" w:lineRule="auto"/>
+        <w:jc w:val="both"/>
+        <w:rPr>
+          <w:rFonts w:ascii="Times New Roman" w:hAnsi="Times New Roman" w:cs="Times New Roman"/>
+          <w:sz w:val="24"/>
+          <w:szCs w:val="24"/>
+        </w:rPr>
+      </w:pPr>
+      <w:r>
+        <w:rPr>
+          <w:rFonts w:ascii="Times New Roman" w:hAnsi="Times New Roman" w:cs="Times New Roman"/>
+          <w:sz w:val="24"/>
+          <w:szCs w:val="24"/>
+        </w:rPr>
+        <w:t>-f</w:t>
       </w:r>
       <w:r>
         <w:rPr>
@@ -666,26 +795,12 @@
         </w:rPr>
         <w:t>:</w:t>
       </w:r>
-    </w:p>
-    <w:p>
-      <w:pPr>
-        <w:spacing w:line="360" w:lineRule="auto"/>
-        <w:jc w:val="both"/>
-        <w:rPr>
-          <w:rFonts w:ascii="Times New Roman" w:hAnsi="Times New Roman" w:cs="Times New Roman"/>
-          <w:sz w:val="24"/>
-          <w:szCs w:val="24"/>
-        </w:rPr>
-      </w:pPr>
-      <w:r>
-        <w:rPr>
-          <w:rFonts w:ascii="Times New Roman" w:hAnsi="Times New Roman" w:cs="Times New Roman"/>
-          <w:sz w:val="24"/>
-          <w:szCs w:val="24"/>
-        </w:rPr>
-        <w:t>-</w:t>
-      </w:r>
-      <w:r>
+      <w:r>
+        <w:rPr>
+          <w:rFonts w:ascii="Times New Roman" w:hAnsi="Times New Roman" w:cs="Times New Roman"/>
+          <w:sz w:val="24"/>
+          <w:szCs w:val="24"/>
+        </w:rPr>
         <w:t xml:space="preserve"> </w:t>
       </w:r>
       <w:r>
@@ -694,7 +809,130 @@
           <w:sz w:val="24"/>
           <w:szCs w:val="24"/>
         </w:rPr>
-        <w:t>n</w:t>
+        <w:t xml:space="preserve">A rendszer által </w:t>
+      </w:r>
+      <w:r>
+        <w:rPr>
+          <w:rFonts w:ascii="Times New Roman" w:hAnsi="Times New Roman" w:cs="Times New Roman"/>
+          <w:sz w:val="24"/>
+          <w:szCs w:val="24"/>
+        </w:rPr>
+        <w:t>megjelenített</w:t>
+      </w:r>
+      <w:r>
+        <w:rPr>
+          <w:rFonts w:ascii="Times New Roman" w:hAnsi="Times New Roman" w:cs="Times New Roman"/>
+          <w:sz w:val="24"/>
+          <w:szCs w:val="24"/>
+        </w:rPr>
+        <w:t xml:space="preserve"> étlapon, a felhasználó</w:t>
+      </w:r>
+      <w:r>
+        <w:rPr>
+          <w:rFonts w:ascii="Times New Roman" w:hAnsi="Times New Roman" w:cs="Times New Roman"/>
+          <w:sz w:val="24"/>
+          <w:szCs w:val="24"/>
+        </w:rPr>
+        <w:t xml:space="preserve"> képes kosárba helyezni rendeléseit</w:t>
+      </w:r>
+      <w:r>
+        <w:rPr>
+          <w:rFonts w:ascii="Times New Roman" w:hAnsi="Times New Roman" w:cs="Times New Roman"/>
+          <w:sz w:val="24"/>
+          <w:szCs w:val="24"/>
+        </w:rPr>
+        <w:t>,</w:t>
+      </w:r>
+      <w:r>
+        <w:rPr>
+          <w:rFonts w:ascii="Times New Roman" w:hAnsi="Times New Roman" w:cs="Times New Roman"/>
+          <w:sz w:val="24"/>
+          <w:szCs w:val="24"/>
+        </w:rPr>
+        <w:t xml:space="preserve"> ahol a végső rendelés elött át lehet </w:t>
+      </w:r>
+      <w:r>
+        <w:rPr>
+          <w:rFonts w:ascii="Times New Roman" w:hAnsi="Times New Roman" w:cs="Times New Roman"/>
+          <w:sz w:val="24"/>
+          <w:szCs w:val="24"/>
+        </w:rPr>
+        <w:t>még egyszer</w:t>
+      </w:r>
+      <w:r>
+        <w:rPr>
+          <w:rFonts w:ascii="Times New Roman" w:hAnsi="Times New Roman" w:cs="Times New Roman"/>
+          <w:sz w:val="24"/>
+          <w:szCs w:val="24"/>
+        </w:rPr>
+        <w:t xml:space="preserve"> nézni a kiválasztott termékeket, azoknak árait, valamint a végösszeget. Ezentúl az admi</w:t>
+      </w:r>
+      <w:r>
+        <w:rPr>
+          <w:rFonts w:ascii="Times New Roman" w:hAnsi="Times New Roman" w:cs="Times New Roman"/>
+          <w:sz w:val="24"/>
+          <w:szCs w:val="24"/>
+        </w:rPr>
+        <w:t>nisztrátoroknak</w:t>
+      </w:r>
+      <w:r>
+        <w:rPr>
+          <w:rFonts w:ascii="Times New Roman" w:hAnsi="Times New Roman" w:cs="Times New Roman"/>
+          <w:sz w:val="24"/>
+          <w:szCs w:val="24"/>
+        </w:rPr>
+        <w:t xml:space="preserve"> is képesnek kell lennie munkájuknak elvégzésére könnyedén, mint például a felhasználók átnézése</w:t>
+      </w:r>
+      <w:r>
+        <w:rPr>
+          <w:rFonts w:ascii="Times New Roman" w:hAnsi="Times New Roman" w:cs="Times New Roman"/>
+          <w:sz w:val="24"/>
+          <w:szCs w:val="24"/>
+        </w:rPr>
+        <w:t xml:space="preserve"> és</w:t>
+      </w:r>
+      <w:r>
+        <w:rPr>
+          <w:rFonts w:ascii="Times New Roman" w:hAnsi="Times New Roman" w:cs="Times New Roman"/>
+          <w:sz w:val="24"/>
+          <w:szCs w:val="24"/>
+        </w:rPr>
+        <w:t xml:space="preserve"> tiltása</w:t>
+      </w:r>
+      <w:r>
+        <w:rPr>
+          <w:rFonts w:ascii="Times New Roman" w:hAnsi="Times New Roman" w:cs="Times New Roman"/>
+          <w:sz w:val="24"/>
+          <w:szCs w:val="24"/>
+        </w:rPr>
+        <w:t xml:space="preserve"> vagy feloldása</w:t>
+      </w:r>
+      <w:r>
+        <w:rPr>
+          <w:rFonts w:ascii="Times New Roman" w:hAnsi="Times New Roman" w:cs="Times New Roman"/>
+          <w:sz w:val="24"/>
+          <w:szCs w:val="24"/>
+        </w:rPr>
+        <w:t>.</w:t>
+      </w:r>
+    </w:p>
+    <w:p>
+      <w:pPr>
+        <w:spacing w:line="360" w:lineRule="auto"/>
+        <w:jc w:val="both"/>
+        <w:rPr>
+          <w:rFonts w:ascii="Times New Roman" w:hAnsi="Times New Roman" w:cs="Times New Roman"/>
+          <w:sz w:val="24"/>
+          <w:szCs w:val="24"/>
+        </w:rPr>
+      </w:pPr>
+      <w:r>
+        <w:rPr>
+          <w:rFonts w:ascii="Times New Roman" w:hAnsi="Times New Roman" w:cs="Times New Roman"/>
+          <w:sz w:val="24"/>
+          <w:szCs w:val="24"/>
+        </w:rPr>
+        <w:t>-n</w:t>
       </w:r>
       <w:r>
         <w:rPr>
@@ -711,6 +949,203 @@
           <w:szCs w:val="24"/>
         </w:rPr>
         <w:t>:</w:t>
+      </w:r>
+      <w:r>
+        <w:rPr>
+          <w:rFonts w:ascii="Times New Roman" w:hAnsi="Times New Roman" w:cs="Times New Roman"/>
+          <w:sz w:val="24"/>
+          <w:szCs w:val="24"/>
+        </w:rPr>
+        <w:t xml:space="preserve"> </w:t>
+      </w:r>
+      <w:r>
+        <w:rPr>
+          <w:rFonts w:ascii="Times New Roman" w:hAnsi="Times New Roman" w:cs="Times New Roman"/>
+          <w:sz w:val="24"/>
+          <w:szCs w:val="24"/>
+        </w:rPr>
+        <w:t>Oldalunk igazán reszponzív, mobilokon, tableteken és asztali gépeken is megfelelő a megjelenése. A belépéshez regisztrációra van szükség, amelynek adatait az adatbázisban tároljuk. Az ott megadott jelszavak „</w:t>
+      </w:r>
+      <w:proofErr w:type="spellStart"/>
+      <w:r>
+        <w:rPr>
+          <w:rFonts w:ascii="Times New Roman" w:hAnsi="Times New Roman" w:cs="Times New Roman"/>
+          <w:sz w:val="24"/>
+          <w:szCs w:val="24"/>
+        </w:rPr>
+        <w:t>hash</w:t>
+      </w:r>
+      <w:r>
+        <w:rPr>
+          <w:rFonts w:ascii="Times New Roman" w:hAnsi="Times New Roman" w:cs="Times New Roman"/>
+          <w:sz w:val="24"/>
+          <w:szCs w:val="24"/>
+        </w:rPr>
+        <w:t>-eljük</w:t>
+      </w:r>
+      <w:proofErr w:type="spellEnd"/>
+      <w:r>
+        <w:rPr>
+          <w:rFonts w:ascii="Times New Roman" w:hAnsi="Times New Roman" w:cs="Times New Roman"/>
+          <w:sz w:val="24"/>
+          <w:szCs w:val="24"/>
+        </w:rPr>
+        <w:t xml:space="preserve">” az adatbázisban, hogy ne lehessen könnyen lemásolható </w:t>
+      </w:r>
+      <w:r>
+        <w:rPr>
+          <w:rFonts w:ascii="Times New Roman" w:hAnsi="Times New Roman" w:cs="Times New Roman"/>
+          <w:sz w:val="24"/>
+          <w:szCs w:val="24"/>
+        </w:rPr>
+        <w:t>azoknak,</w:t>
+      </w:r>
+      <w:r>
+        <w:rPr>
+          <w:rFonts w:ascii="Times New Roman" w:hAnsi="Times New Roman" w:cs="Times New Roman"/>
+          <w:sz w:val="24"/>
+          <w:szCs w:val="24"/>
+        </w:rPr>
+        <w:t xml:space="preserve"> akik hozzáférést szereznek a felhasználói adatok </w:t>
+      </w:r>
+      <w:r>
+        <w:rPr>
+          <w:rFonts w:ascii="Times New Roman" w:hAnsi="Times New Roman" w:cs="Times New Roman"/>
+          <w:sz w:val="24"/>
+          <w:szCs w:val="24"/>
+        </w:rPr>
+        <w:lastRenderedPageBreak/>
+        <w:t xml:space="preserve">megtekintéséhez és így ne tudják mások felhasználni a fiókjukat olyan egyszerűen. Végsősorban pedig minden egyes adminisztrátori lapra szükséges vagy </w:t>
+      </w:r>
+      <w:r>
+        <w:rPr>
+          <w:rFonts w:ascii="Times New Roman" w:hAnsi="Times New Roman" w:cs="Times New Roman"/>
+          <w:sz w:val="24"/>
+          <w:szCs w:val="24"/>
+        </w:rPr>
+        <w:t>adminisztrátori</w:t>
+      </w:r>
+      <w:r>
+        <w:rPr>
+          <w:rFonts w:ascii="Times New Roman" w:hAnsi="Times New Roman" w:cs="Times New Roman"/>
+          <w:sz w:val="24"/>
+          <w:szCs w:val="24"/>
+        </w:rPr>
+        <w:t xml:space="preserve"> vagy tulajdonosi </w:t>
+      </w:r>
+      <w:r>
+        <w:rPr>
+          <w:rFonts w:ascii="Times New Roman" w:hAnsi="Times New Roman" w:cs="Times New Roman"/>
+          <w:sz w:val="24"/>
+          <w:szCs w:val="24"/>
+        </w:rPr>
+        <w:t>jog</w:t>
+      </w:r>
+      <w:r>
+        <w:rPr>
+          <w:rFonts w:ascii="Times New Roman" w:hAnsi="Times New Roman" w:cs="Times New Roman"/>
+          <w:sz w:val="24"/>
+          <w:szCs w:val="24"/>
+        </w:rPr>
+        <w:t>osultság,</w:t>
+      </w:r>
+      <w:r>
+        <w:rPr>
+          <w:rFonts w:ascii="Times New Roman" w:hAnsi="Times New Roman" w:cs="Times New Roman"/>
+          <w:sz w:val="24"/>
+          <w:szCs w:val="24"/>
+        </w:rPr>
+        <w:t xml:space="preserve"> amely szintén az adatbázisban van hozzárendelve a felhasználókhoz, hogy ezzel rendelkeznek e. Sőt,</w:t>
+      </w:r>
+      <w:r>
+        <w:rPr>
+          <w:rFonts w:ascii="Times New Roman" w:hAnsi="Times New Roman" w:cs="Times New Roman"/>
+          <w:sz w:val="24"/>
+          <w:szCs w:val="24"/>
+        </w:rPr>
+        <w:t xml:space="preserve"> </w:t>
+      </w:r>
+      <w:r>
+        <w:rPr>
+          <w:rFonts w:ascii="Times New Roman" w:hAnsi="Times New Roman" w:cs="Times New Roman"/>
+          <w:sz w:val="24"/>
+          <w:szCs w:val="24"/>
+        </w:rPr>
+        <w:t>„session-</w:t>
+      </w:r>
+      <w:proofErr w:type="spellStart"/>
+      <w:r>
+        <w:rPr>
+          <w:rFonts w:ascii="Times New Roman" w:hAnsi="Times New Roman" w:cs="Times New Roman"/>
+          <w:sz w:val="24"/>
+          <w:szCs w:val="24"/>
+        </w:rPr>
+        <w:t>ök</w:t>
+      </w:r>
+      <w:proofErr w:type="spellEnd"/>
+      <w:r>
+        <w:rPr>
+          <w:rFonts w:ascii="Times New Roman" w:hAnsi="Times New Roman" w:cs="Times New Roman"/>
+          <w:sz w:val="24"/>
+          <w:szCs w:val="24"/>
+        </w:rPr>
+        <w:t>” segítségével azt is megoldottuk, hogy ezt a biztonsági sávot ne lehessen kijátszani azzal, hogy valaki azt az oldal</w:t>
+      </w:r>
+      <w:r>
+        <w:rPr>
+          <w:rFonts w:ascii="Times New Roman" w:hAnsi="Times New Roman" w:cs="Times New Roman"/>
+          <w:sz w:val="24"/>
+          <w:szCs w:val="24"/>
+        </w:rPr>
+        <w:t>t</w:t>
+      </w:r>
+      <w:r>
+        <w:rPr>
+          <w:rFonts w:ascii="Times New Roman" w:hAnsi="Times New Roman" w:cs="Times New Roman"/>
+          <w:sz w:val="24"/>
+          <w:szCs w:val="24"/>
+        </w:rPr>
+        <w:t xml:space="preserve"> </w:t>
+      </w:r>
+      <w:r>
+        <w:rPr>
+          <w:rFonts w:ascii="Times New Roman" w:hAnsi="Times New Roman" w:cs="Times New Roman"/>
+          <w:sz w:val="24"/>
+          <w:szCs w:val="24"/>
+        </w:rPr>
+        <w:t xml:space="preserve">direkt </w:t>
+      </w:r>
+      <w:r>
+        <w:rPr>
+          <w:rFonts w:ascii="Times New Roman" w:hAnsi="Times New Roman" w:cs="Times New Roman"/>
+          <w:sz w:val="24"/>
+          <w:szCs w:val="24"/>
+        </w:rPr>
+        <w:t xml:space="preserve">„linkel-i” be, ugyanis a „session” </w:t>
+      </w:r>
+      <w:r>
+        <w:rPr>
+          <w:rFonts w:ascii="Times New Roman" w:hAnsi="Times New Roman" w:cs="Times New Roman"/>
+          <w:sz w:val="24"/>
+          <w:szCs w:val="24"/>
+        </w:rPr>
+        <w:t>elintézi,</w:t>
+      </w:r>
+      <w:r>
+        <w:rPr>
+          <w:rFonts w:ascii="Times New Roman" w:hAnsi="Times New Roman" w:cs="Times New Roman"/>
+          <w:sz w:val="24"/>
+          <w:szCs w:val="24"/>
+        </w:rPr>
+        <w:t xml:space="preserve"> hogy vissza legyen dobva a bejelentkezési oldalra.</w:t>
+      </w:r>
+      <w:r>
+        <w:rPr>
+          <w:rFonts w:ascii="Times New Roman" w:hAnsi="Times New Roman" w:cs="Times New Roman"/>
+          <w:sz w:val="24"/>
+          <w:szCs w:val="24"/>
+        </w:rPr>
+        <w:t xml:space="preserve"> </w:t>
       </w:r>
     </w:p>
     <w:p>
@@ -782,6 +1217,30 @@
           <w:szCs w:val="24"/>
         </w:rPr>
       </w:pPr>
+    </w:p>
+    <w:p>
+      <w:pPr>
+        <w:pStyle w:val="Listaszerbekezds"/>
+        <w:spacing w:line="360" w:lineRule="auto"/>
+        <w:jc w:val="both"/>
+        <w:rPr>
+          <w:rFonts w:ascii="Times New Roman" w:hAnsi="Times New Roman" w:cs="Times New Roman"/>
+          <w:sz w:val="24"/>
+          <w:szCs w:val="24"/>
+        </w:rPr>
+      </w:pPr>
+    </w:p>
+    <w:p>
+      <w:pPr>
+        <w:pStyle w:val="Listaszerbekezds"/>
+        <w:spacing w:line="360" w:lineRule="auto"/>
+        <w:jc w:val="both"/>
+        <w:rPr>
+          <w:rFonts w:ascii="Times New Roman" w:hAnsi="Times New Roman" w:cs="Times New Roman"/>
+          <w:sz w:val="24"/>
+          <w:szCs w:val="24"/>
+        </w:rPr>
+      </w:pPr>
       <w:r>
         <w:rPr>
           <w:rFonts w:ascii="Times New Roman" w:hAnsi="Times New Roman" w:cs="Times New Roman"/>
@@ -789,6 +1248,176 @@
           <w:szCs w:val="24"/>
         </w:rPr>
         <w:t>-adatbázis típusa:</w:t>
+      </w:r>
+      <w:r>
+        <w:rPr>
+          <w:rFonts w:ascii="Times New Roman" w:hAnsi="Times New Roman" w:cs="Times New Roman"/>
+          <w:sz w:val="24"/>
+          <w:szCs w:val="24"/>
+        </w:rPr>
+        <w:t xml:space="preserve"> </w:t>
+      </w:r>
+      <w:r>
+        <w:rPr>
+          <w:rFonts w:ascii="Times New Roman" w:hAnsi="Times New Roman" w:cs="Times New Roman"/>
+          <w:sz w:val="24"/>
+          <w:szCs w:val="24"/>
+        </w:rPr>
+        <w:t>A rendszer relációs adatbázist</w:t>
+      </w:r>
+      <w:r>
+        <w:rPr>
+          <w:rFonts w:ascii="Times New Roman" w:hAnsi="Times New Roman" w:cs="Times New Roman"/>
+          <w:sz w:val="24"/>
+          <w:szCs w:val="24"/>
+        </w:rPr>
+        <w:t xml:space="preserve"> </w:t>
+      </w:r>
+      <w:r>
+        <w:rPr>
+          <w:rFonts w:ascii="Times New Roman" w:hAnsi="Times New Roman" w:cs="Times New Roman"/>
+          <w:sz w:val="24"/>
+          <w:szCs w:val="24"/>
+        </w:rPr>
+        <w:t>használ, amely táblákban tárolja az adatokat.</w:t>
+      </w:r>
+      <w:r>
+        <w:rPr>
+          <w:rFonts w:ascii="Times New Roman" w:hAnsi="Times New Roman" w:cs="Times New Roman"/>
+          <w:sz w:val="24"/>
+          <w:szCs w:val="24"/>
+        </w:rPr>
+        <w:t xml:space="preserve"> </w:t>
+      </w:r>
+      <w:r>
+        <w:rPr>
+          <w:rFonts w:ascii="Times New Roman" w:hAnsi="Times New Roman" w:cs="Times New Roman"/>
+          <w:sz w:val="24"/>
+          <w:szCs w:val="24"/>
+        </w:rPr>
+        <w:t>Itt a</w:t>
+      </w:r>
+      <w:r>
+        <w:rPr>
+          <w:rFonts w:ascii="Times New Roman" w:hAnsi="Times New Roman" w:cs="Times New Roman"/>
+          <w:sz w:val="24"/>
+          <w:szCs w:val="24"/>
+        </w:rPr>
+        <w:t xml:space="preserve">z adatbázis kezelésére </w:t>
+      </w:r>
+      <w:proofErr w:type="spellStart"/>
+      <w:r>
+        <w:rPr>
+          <w:rFonts w:ascii="Times New Roman" w:hAnsi="Times New Roman" w:cs="Times New Roman"/>
+          <w:sz w:val="24"/>
+          <w:szCs w:val="24"/>
+        </w:rPr>
+        <w:t>MySQL</w:t>
+      </w:r>
+      <w:proofErr w:type="spellEnd"/>
+      <w:r>
+        <w:rPr>
+          <w:rFonts w:ascii="Times New Roman" w:hAnsi="Times New Roman" w:cs="Times New Roman"/>
+          <w:sz w:val="24"/>
+          <w:szCs w:val="24"/>
+        </w:rPr>
+        <w:t xml:space="preserve"> adatbázis-kezelő rendszert </w:t>
+      </w:r>
+      <w:r>
+        <w:rPr>
+          <w:rFonts w:ascii="Times New Roman" w:hAnsi="Times New Roman" w:cs="Times New Roman"/>
+          <w:sz w:val="24"/>
+          <w:szCs w:val="24"/>
+        </w:rPr>
+        <w:t>használtunk fel</w:t>
+      </w:r>
+      <w:r>
+        <w:rPr>
+          <w:rFonts w:ascii="Times New Roman" w:hAnsi="Times New Roman" w:cs="Times New Roman"/>
+          <w:sz w:val="24"/>
+          <w:szCs w:val="24"/>
+        </w:rPr>
+        <w:t>.</w:t>
+      </w:r>
+      <w:r>
+        <w:rPr>
+          <w:rFonts w:ascii="Times New Roman" w:hAnsi="Times New Roman" w:cs="Times New Roman"/>
+          <w:sz w:val="24"/>
+          <w:szCs w:val="24"/>
+        </w:rPr>
+        <w:t xml:space="preserve"> Ez a </w:t>
+      </w:r>
+      <w:r>
+        <w:rPr>
+          <w:rFonts w:ascii="Times New Roman" w:hAnsi="Times New Roman" w:cs="Times New Roman"/>
+          <w:sz w:val="24"/>
+          <w:szCs w:val="24"/>
+        </w:rPr>
+        <w:t>megoldás</w:t>
+      </w:r>
+      <w:r>
+        <w:rPr>
+          <w:rFonts w:ascii="Times New Roman" w:hAnsi="Times New Roman" w:cs="Times New Roman"/>
+          <w:sz w:val="24"/>
+          <w:szCs w:val="24"/>
+        </w:rPr>
+        <w:t xml:space="preserve"> jól strukturált, megbízható és alkalmas a</w:t>
+      </w:r>
+      <w:r>
+        <w:rPr>
+          <w:rFonts w:ascii="Times New Roman" w:hAnsi="Times New Roman" w:cs="Times New Roman"/>
+          <w:sz w:val="24"/>
+          <w:szCs w:val="24"/>
+        </w:rPr>
+        <w:t xml:space="preserve"> felhasználói,</w:t>
+      </w:r>
+      <w:r>
+        <w:rPr>
+          <w:rFonts w:ascii="Times New Roman" w:hAnsi="Times New Roman" w:cs="Times New Roman"/>
+          <w:sz w:val="24"/>
+          <w:szCs w:val="24"/>
+        </w:rPr>
+        <w:t xml:space="preserve"> rendelés</w:t>
+      </w:r>
+      <w:r>
+        <w:rPr>
+          <w:rFonts w:ascii="Times New Roman" w:hAnsi="Times New Roman" w:cs="Times New Roman"/>
+          <w:sz w:val="24"/>
+          <w:szCs w:val="24"/>
+        </w:rPr>
+        <w:t>i és sok más</w:t>
+      </w:r>
+      <w:r>
+        <w:rPr>
+          <w:rFonts w:ascii="Times New Roman" w:hAnsi="Times New Roman" w:cs="Times New Roman"/>
+          <w:sz w:val="24"/>
+          <w:szCs w:val="24"/>
+        </w:rPr>
+        <w:t xml:space="preserve"> egyéb</w:t>
+      </w:r>
+      <w:r>
+        <w:rPr>
+          <w:rFonts w:ascii="Times New Roman" w:hAnsi="Times New Roman" w:cs="Times New Roman"/>
+          <w:sz w:val="24"/>
+          <w:szCs w:val="24"/>
+        </w:rPr>
+        <w:t xml:space="preserve"> adat</w:t>
+      </w:r>
+      <w:r>
+        <w:rPr>
+          <w:rFonts w:ascii="Times New Roman" w:hAnsi="Times New Roman" w:cs="Times New Roman"/>
+          <w:sz w:val="24"/>
+          <w:szCs w:val="24"/>
+        </w:rPr>
+        <w:t>ok igazán hatékony</w:t>
+      </w:r>
+      <w:r>
+        <w:rPr>
+          <w:rFonts w:ascii="Times New Roman" w:hAnsi="Times New Roman" w:cs="Times New Roman"/>
+          <w:sz w:val="24"/>
+          <w:szCs w:val="24"/>
+        </w:rPr>
+        <w:t xml:space="preserve"> kezelésére.</w:t>
       </w:r>
     </w:p>
     <w:p>
@@ -879,8 +1508,6 @@
         </w:rPr>
         <w:t>Felhasználói felület terve</w:t>
       </w:r>
-      <w:bookmarkStart w:id="0" w:name="_GoBack"/>
-      <w:bookmarkEnd w:id="0"/>
     </w:p>
     <w:p>
       <w:pPr>
@@ -939,7 +1566,6 @@
           <w:sz w:val="32"/>
           <w:szCs w:val="32"/>
         </w:rPr>
-        <w:lastRenderedPageBreak/>
         <w:t>Frontend</w:t>
       </w:r>
     </w:p>
@@ -1012,6 +1638,14 @@
         </w:rPr>
         <w:t>-PHP</w:t>
       </w:r>
+      <w:r>
+        <w:rPr>
+          <w:rFonts w:ascii="Times New Roman" w:hAnsi="Times New Roman" w:cs="Times New Roman"/>
+          <w:sz w:val="24"/>
+          <w:szCs w:val="24"/>
+        </w:rPr>
+        <w:t>:</w:t>
+      </w:r>
     </w:p>
     <w:p>
       <w:pPr>
@@ -1060,6 +1694,7 @@
           <w:sz w:val="32"/>
           <w:szCs w:val="32"/>
         </w:rPr>
+        <w:lastRenderedPageBreak/>
         <w:t>Asztali / mobil alkalmazás esetén</w:t>
       </w:r>
     </w:p>
@@ -1369,6 +2004,54 @@
         </w:rPr>
         <w:t xml:space="preserve"> </w:t>
       </w:r>
+      <w:r>
+        <w:rPr>
+          <w:rFonts w:ascii="Times New Roman" w:hAnsi="Times New Roman" w:cs="Times New Roman"/>
+          <w:sz w:val="24"/>
+          <w:szCs w:val="24"/>
+        </w:rPr>
+        <w:t>Feltehetőleg az egyik legvalószínűbb újítás</w:t>
+      </w:r>
+      <w:r>
+        <w:rPr>
+          <w:rFonts w:ascii="Times New Roman" w:hAnsi="Times New Roman" w:cs="Times New Roman"/>
+          <w:sz w:val="24"/>
+          <w:szCs w:val="24"/>
+        </w:rPr>
+        <w:t xml:space="preserve"> valamely modern programozási keretrendszer</w:t>
+      </w:r>
+      <w:r>
+        <w:rPr>
+          <w:rFonts w:ascii="Times New Roman" w:hAnsi="Times New Roman" w:cs="Times New Roman"/>
+          <w:sz w:val="24"/>
+          <w:szCs w:val="24"/>
+        </w:rPr>
+        <w:t xml:space="preserve"> </w:t>
+      </w:r>
+      <w:r>
+        <w:rPr>
+          <w:rFonts w:ascii="Times New Roman" w:hAnsi="Times New Roman" w:cs="Times New Roman"/>
+          <w:sz w:val="24"/>
+          <w:szCs w:val="24"/>
+        </w:rPr>
+        <w:t xml:space="preserve">alkalmazása </w:t>
+      </w:r>
+      <w:r>
+        <w:rPr>
+          <w:rFonts w:ascii="Times New Roman" w:hAnsi="Times New Roman" w:cs="Times New Roman"/>
+          <w:sz w:val="24"/>
+          <w:szCs w:val="24"/>
+        </w:rPr>
+        <w:t xml:space="preserve">lenne, </w:t>
+      </w:r>
+      <w:r>
+        <w:rPr>
+          <w:rFonts w:ascii="Times New Roman" w:hAnsi="Times New Roman" w:cs="Times New Roman"/>
+          <w:sz w:val="24"/>
+          <w:szCs w:val="24"/>
+        </w:rPr>
+        <w:t xml:space="preserve">(pl.: </w:t>
+      </w:r>
       <w:proofErr w:type="spellStart"/>
       <w:r>
         <w:rPr>
@@ -1401,76 +2084,204 @@
           <w:sz w:val="24"/>
           <w:szCs w:val="24"/>
         </w:rPr>
+        <w:t xml:space="preserve"> vagy esetleg a </w:t>
+      </w:r>
+      <w:proofErr w:type="spellStart"/>
+      <w:r>
+        <w:rPr>
+          <w:rFonts w:ascii="Times New Roman" w:hAnsi="Times New Roman" w:cs="Times New Roman"/>
+          <w:sz w:val="24"/>
+          <w:szCs w:val="24"/>
+        </w:rPr>
+        <w:t>j</w:t>
+      </w:r>
+      <w:r>
+        <w:rPr>
+          <w:rFonts w:ascii="Times New Roman" w:hAnsi="Times New Roman" w:cs="Times New Roman"/>
+          <w:sz w:val="24"/>
+          <w:szCs w:val="24"/>
+        </w:rPr>
+        <w:t>Q</w:t>
+      </w:r>
+      <w:r>
+        <w:rPr>
+          <w:rFonts w:ascii="Times New Roman" w:hAnsi="Times New Roman" w:cs="Times New Roman"/>
+          <w:sz w:val="24"/>
+          <w:szCs w:val="24"/>
+        </w:rPr>
+        <w:t>uery</w:t>
+      </w:r>
+      <w:proofErr w:type="spellEnd"/>
+      <w:r>
+        <w:rPr>
+          <w:rFonts w:ascii="Times New Roman" w:hAnsi="Times New Roman" w:cs="Times New Roman"/>
+          <w:sz w:val="24"/>
+          <w:szCs w:val="24"/>
+        </w:rPr>
+        <w:t>).</w:t>
+      </w:r>
+      <w:r>
+        <w:rPr>
+          <w:rFonts w:ascii="Times New Roman" w:hAnsi="Times New Roman" w:cs="Times New Roman"/>
+          <w:sz w:val="24"/>
+          <w:szCs w:val="24"/>
+        </w:rPr>
+        <w:t xml:space="preserve"> </w:t>
+      </w:r>
+      <w:r>
+        <w:rPr>
+          <w:rFonts w:ascii="Times New Roman" w:hAnsi="Times New Roman" w:cs="Times New Roman"/>
+          <w:sz w:val="24"/>
+          <w:szCs w:val="24"/>
+        </w:rPr>
+        <w:t>Ezek</w:t>
+      </w:r>
+      <w:r>
+        <w:rPr>
+          <w:rFonts w:ascii="Times New Roman" w:hAnsi="Times New Roman" w:cs="Times New Roman"/>
+          <w:sz w:val="24"/>
+          <w:szCs w:val="24"/>
+        </w:rPr>
+        <w:t>nek a</w:t>
+      </w:r>
+      <w:r>
+        <w:rPr>
+          <w:rFonts w:ascii="Times New Roman" w:hAnsi="Times New Roman" w:cs="Times New Roman"/>
+          <w:sz w:val="24"/>
+          <w:szCs w:val="24"/>
+        </w:rPr>
+        <w:t xml:space="preserve"> használata végül azért maradt ki a projektből, mert mire elsajátítottuk a szükséges ismereteket</w:t>
+      </w:r>
+      <w:r>
+        <w:rPr>
+          <w:rFonts w:ascii="Times New Roman" w:hAnsi="Times New Roman" w:cs="Times New Roman"/>
+          <w:sz w:val="24"/>
+          <w:szCs w:val="24"/>
+        </w:rPr>
+        <w:t xml:space="preserve"> az óráinkon</w:t>
+      </w:r>
+      <w:r>
+        <w:rPr>
+          <w:rFonts w:ascii="Times New Roman" w:hAnsi="Times New Roman" w:cs="Times New Roman"/>
+          <w:sz w:val="24"/>
+          <w:szCs w:val="24"/>
+        </w:rPr>
+        <w:t xml:space="preserve">, addigra a program alapvető funkcióit már megvalósítottuk, így </w:t>
+      </w:r>
+      <w:r>
+        <w:rPr>
+          <w:rFonts w:ascii="Times New Roman" w:hAnsi="Times New Roman" w:cs="Times New Roman"/>
+          <w:sz w:val="24"/>
+          <w:szCs w:val="24"/>
+        </w:rPr>
+        <w:t>bármelyik</w:t>
+      </w:r>
+      <w:r>
+        <w:rPr>
+          <w:rFonts w:ascii="Times New Roman" w:hAnsi="Times New Roman" w:cs="Times New Roman"/>
+          <w:sz w:val="24"/>
+          <w:szCs w:val="24"/>
+        </w:rPr>
+        <w:t xml:space="preserve"> utólagos beépítése nem volt indokolt</w:t>
+      </w:r>
+      <w:r>
+        <w:rPr>
+          <w:rFonts w:ascii="Times New Roman" w:hAnsi="Times New Roman" w:cs="Times New Roman"/>
+          <w:sz w:val="24"/>
+          <w:szCs w:val="24"/>
+        </w:rPr>
+        <w:t xml:space="preserve"> amikor egyéb részeket még mindig be kellett fejezni</w:t>
+      </w:r>
+      <w:r>
+        <w:rPr>
+          <w:rFonts w:ascii="Times New Roman" w:hAnsi="Times New Roman" w:cs="Times New Roman"/>
+          <w:sz w:val="24"/>
+          <w:szCs w:val="24"/>
+        </w:rPr>
+        <w:t>.</w:t>
+      </w:r>
+    </w:p>
+    <w:p>
+      <w:pPr>
+        <w:spacing w:line="360" w:lineRule="auto"/>
+        <w:jc w:val="both"/>
+        <w:rPr>
+          <w:rFonts w:ascii="Times New Roman" w:hAnsi="Times New Roman" w:cs="Times New Roman"/>
+          <w:sz w:val="24"/>
+          <w:szCs w:val="24"/>
+        </w:rPr>
+      </w:pPr>
+      <w:r>
+        <w:rPr>
+          <w:rFonts w:ascii="Times New Roman" w:hAnsi="Times New Roman" w:cs="Times New Roman"/>
+          <w:sz w:val="24"/>
+          <w:szCs w:val="24"/>
+        </w:rPr>
+        <w:t>-bővítési lehetőségek:</w:t>
+      </w:r>
+      <w:r>
+        <w:rPr>
+          <w:rFonts w:ascii="Times New Roman" w:hAnsi="Times New Roman" w:cs="Times New Roman"/>
+          <w:sz w:val="24"/>
+          <w:szCs w:val="24"/>
+        </w:rPr>
+        <w:t xml:space="preserve"> </w:t>
+      </w:r>
+      <w:r>
+        <w:rPr>
+          <w:rFonts w:ascii="Times New Roman" w:hAnsi="Times New Roman" w:cs="Times New Roman"/>
+          <w:sz w:val="24"/>
+          <w:szCs w:val="24"/>
+        </w:rPr>
+        <w:t xml:space="preserve">A legvalószínűbb bővítés számunkra a pizza kreátor funkció </w:t>
+      </w:r>
+      <w:r>
+        <w:rPr>
+          <w:rFonts w:ascii="Times New Roman" w:hAnsi="Times New Roman" w:cs="Times New Roman"/>
+          <w:sz w:val="24"/>
+          <w:szCs w:val="24"/>
+        </w:rPr>
+        <w:t>lenne,</w:t>
+      </w:r>
+      <w:r>
+        <w:rPr>
+          <w:rFonts w:ascii="Times New Roman" w:hAnsi="Times New Roman" w:cs="Times New Roman"/>
+          <w:sz w:val="24"/>
+          <w:szCs w:val="24"/>
+        </w:rPr>
+        <w:t xml:space="preserve"> amelyet már a vizsgaremek elején terveztük megvalósítani a programban</w:t>
+      </w:r>
+      <w:r>
+        <w:rPr>
+          <w:rFonts w:ascii="Times New Roman" w:hAnsi="Times New Roman" w:cs="Times New Roman"/>
+          <w:sz w:val="24"/>
+          <w:szCs w:val="24"/>
+        </w:rPr>
         <w:t xml:space="preserve">, </w:t>
       </w:r>
-      <w:proofErr w:type="spellStart"/>
-      <w:r>
-        <w:rPr>
-          <w:rFonts w:ascii="Times New Roman" w:hAnsi="Times New Roman" w:cs="Times New Roman"/>
-          <w:sz w:val="24"/>
-          <w:szCs w:val="24"/>
-        </w:rPr>
-        <w:t>j</w:t>
-      </w:r>
-      <w:r>
-        <w:rPr>
-          <w:rFonts w:ascii="Times New Roman" w:hAnsi="Times New Roman" w:cs="Times New Roman"/>
-          <w:sz w:val="24"/>
-          <w:szCs w:val="24"/>
-        </w:rPr>
-        <w:t>Q</w:t>
-      </w:r>
-      <w:r>
-        <w:rPr>
-          <w:rFonts w:ascii="Times New Roman" w:hAnsi="Times New Roman" w:cs="Times New Roman"/>
-          <w:sz w:val="24"/>
-          <w:szCs w:val="24"/>
-        </w:rPr>
-        <w:t>uery</w:t>
-      </w:r>
-      <w:proofErr w:type="spellEnd"/>
-      <w:r>
-        <w:rPr>
-          <w:rFonts w:ascii="Times New Roman" w:hAnsi="Times New Roman" w:cs="Times New Roman"/>
-          <w:sz w:val="24"/>
-          <w:szCs w:val="24"/>
-        </w:rPr>
-        <w:t xml:space="preserve"> vagy valam</w:t>
-      </w:r>
-      <w:r>
-        <w:rPr>
-          <w:rFonts w:ascii="Times New Roman" w:hAnsi="Times New Roman" w:cs="Times New Roman"/>
-          <w:sz w:val="24"/>
-          <w:szCs w:val="24"/>
-        </w:rPr>
-        <w:t>elyik</w:t>
-      </w:r>
-      <w:r>
-        <w:rPr>
-          <w:rFonts w:ascii="Times New Roman" w:hAnsi="Times New Roman" w:cs="Times New Roman"/>
-          <w:sz w:val="24"/>
-          <w:szCs w:val="24"/>
-        </w:rPr>
-        <w:t xml:space="preserve"> egyéb programozási keretrendszer használata</w:t>
-      </w:r>
-    </w:p>
-    <w:p>
-      <w:pPr>
-        <w:spacing w:line="360" w:lineRule="auto"/>
-        <w:jc w:val="both"/>
-        <w:rPr>
-          <w:rFonts w:ascii="Times New Roman" w:hAnsi="Times New Roman" w:cs="Times New Roman"/>
-          <w:sz w:val="24"/>
-          <w:szCs w:val="24"/>
-        </w:rPr>
-      </w:pPr>
-      <w:r>
-        <w:rPr>
-          <w:rFonts w:ascii="Times New Roman" w:hAnsi="Times New Roman" w:cs="Times New Roman"/>
-          <w:sz w:val="24"/>
-          <w:szCs w:val="24"/>
-        </w:rPr>
-        <w:t>-bővítési lehetőségek:</w:t>
+      <w:r>
+        <w:rPr>
+          <w:rFonts w:ascii="Times New Roman" w:hAnsi="Times New Roman" w:cs="Times New Roman"/>
+          <w:sz w:val="24"/>
+          <w:szCs w:val="24"/>
+        </w:rPr>
+        <w:t xml:space="preserve">viszont kimaradt a bonyolultsága miatt, emellett egy másik kiváló opció </w:t>
+      </w:r>
+      <w:r>
+        <w:rPr>
+          <w:rFonts w:ascii="Times New Roman" w:hAnsi="Times New Roman" w:cs="Times New Roman"/>
+          <w:sz w:val="24"/>
+          <w:szCs w:val="24"/>
+        </w:rPr>
+        <w:t>egy újabb lap lenne, ahol a bejelentkezett felhasználóknak lehetőségük lenne arra, hogy állásra jelentkezzenek a pizzériában, például pénztáros, futár vagy szakács pozíciókra</w:t>
+      </w:r>
+      <w:r>
+        <w:rPr>
+          <w:rFonts w:ascii="Times New Roman" w:hAnsi="Times New Roman" w:cs="Times New Roman"/>
+          <w:sz w:val="24"/>
+          <w:szCs w:val="24"/>
+        </w:rPr>
+        <w:t>.</w:t>
       </w:r>
       <w:r>
         <w:rPr>
@@ -1480,54 +2291,7 @@
         </w:rPr>
         <w:t xml:space="preserve"> </w:t>
       </w:r>
-      <w:r>
-        <w:rPr>
-          <w:rFonts w:ascii="Times New Roman" w:hAnsi="Times New Roman" w:cs="Times New Roman"/>
-          <w:sz w:val="24"/>
-          <w:szCs w:val="24"/>
-        </w:rPr>
-        <w:t xml:space="preserve">A legvalószínűbb bővítés számunkra a pizza kreátor funkció </w:t>
-      </w:r>
-      <w:r>
-        <w:rPr>
-          <w:rFonts w:ascii="Times New Roman" w:hAnsi="Times New Roman" w:cs="Times New Roman"/>
-          <w:sz w:val="24"/>
-          <w:szCs w:val="24"/>
-        </w:rPr>
-        <w:t>lenne,</w:t>
-      </w:r>
-      <w:r>
-        <w:rPr>
-          <w:rFonts w:ascii="Times New Roman" w:hAnsi="Times New Roman" w:cs="Times New Roman"/>
-          <w:sz w:val="24"/>
-          <w:szCs w:val="24"/>
-        </w:rPr>
-        <w:t xml:space="preserve"> amelyet már a vizsgaremek elején terveztük megvalósítani a programban</w:t>
-      </w:r>
-      <w:r>
-        <w:rPr>
-          <w:rFonts w:ascii="Times New Roman" w:hAnsi="Times New Roman" w:cs="Times New Roman"/>
-          <w:sz w:val="24"/>
-          <w:szCs w:val="24"/>
-        </w:rPr>
-        <w:t xml:space="preserve">, </w:t>
-      </w:r>
-      <w:r>
-        <w:rPr>
-          <w:rFonts w:ascii="Times New Roman" w:hAnsi="Times New Roman" w:cs="Times New Roman"/>
-          <w:sz w:val="24"/>
-          <w:szCs w:val="24"/>
-        </w:rPr>
-        <w:t xml:space="preserve">viszont kimaradt a bonyolultsága miatt, emellett egy másik kiváló opció </w:t>
-      </w:r>
-      <w:r>
-        <w:rPr>
-          <w:rFonts w:ascii="Times New Roman" w:hAnsi="Times New Roman" w:cs="Times New Roman"/>
-          <w:sz w:val="24"/>
-          <w:szCs w:val="24"/>
-        </w:rPr>
-        <w:t>egy újabb lap lenne, ahol a bejelentkezett felhasználóknak lehetőségük lenne arra, hogy állásra jelentkezzenek a pizzériában, például pénztáros, futár vagy szakács pozíciókra</w:t>
-      </w:r>
+      <w:bookmarkEnd w:id="0"/>
     </w:p>
     <w:sectPr>
       <w:headerReference w:type="default" r:id="rId7"/>

--- a/Dokumentáció.docx
+++ b/Dokumentáció.docx
@@ -13,7 +13,6 @@
           <w:szCs w:val="36"/>
         </w:rPr>
       </w:pPr>
-      <w:bookmarkStart w:id="0" w:name="_GoBack"/>
       <w:r>
         <w:rPr>
           <w:rFonts w:ascii="Times New Roman" w:hAnsi="Times New Roman" w:cs="Times New Roman"/>
@@ -552,15 +551,7 @@
           <w:sz w:val="24"/>
           <w:szCs w:val="24"/>
         </w:rPr>
-        <w:t xml:space="preserve">-bevezetés a programunkhoz: </w:t>
-      </w:r>
-      <w:r>
-        <w:rPr>
-          <w:rFonts w:ascii="Times New Roman" w:hAnsi="Times New Roman" w:cs="Times New Roman"/>
-          <w:sz w:val="24"/>
-          <w:szCs w:val="24"/>
-        </w:rPr>
-        <w:t>A mi csapatunk egy kitalált pizzériának hozott létre egy weboldalt</w:t>
+        <w:t>-bevezetés a programunkhoz: A mi csapatunk egy kitalált pizzériának hozott létre egy weboldalt</w:t>
       </w:r>
       <w:r>
         <w:rPr>
@@ -643,39 +634,7 @@
           <w:sz w:val="24"/>
           <w:szCs w:val="24"/>
         </w:rPr>
-        <w:t xml:space="preserve">A </w:t>
-      </w:r>
-      <w:r>
-        <w:rPr>
-          <w:rFonts w:ascii="Times New Roman" w:hAnsi="Times New Roman" w:cs="Times New Roman"/>
-          <w:sz w:val="24"/>
-          <w:szCs w:val="24"/>
-        </w:rPr>
-        <w:t>vizsgaremekünkkel arra törekedtünk</w:t>
-      </w:r>
-      <w:r>
-        <w:rPr>
-          <w:rFonts w:ascii="Times New Roman" w:hAnsi="Times New Roman" w:cs="Times New Roman"/>
-          <w:sz w:val="24"/>
-          <w:szCs w:val="24"/>
-        </w:rPr>
-        <w:t>, hogy létrehozzunk egy reszponzív pizzéria weboldalt, ahol a felhasználók egy adatbázisban tárolt menü segítségével képesek</w:t>
-      </w:r>
-      <w:r>
-        <w:rPr>
-          <w:rFonts w:ascii="Times New Roman" w:hAnsi="Times New Roman" w:cs="Times New Roman"/>
-          <w:sz w:val="24"/>
-          <w:szCs w:val="24"/>
-        </w:rPr>
-        <w:t xml:space="preserve"> lesznek</w:t>
-      </w:r>
-      <w:r>
-        <w:rPr>
-          <w:rFonts w:ascii="Times New Roman" w:hAnsi="Times New Roman" w:cs="Times New Roman"/>
-          <w:sz w:val="24"/>
-          <w:szCs w:val="24"/>
-        </w:rPr>
-        <w:t xml:space="preserve"> pizzát rendelni otthonról a telefonjuk vagy egyéb eszközük segítségével. </w:t>
+        <w:t xml:space="preserve">A vizsgaremekünkkel arra törekedtünk, hogy létrehozzunk egy reszponzív pizzéria weboldalt, ahol a felhasználók egy adatbázisban tárolt menü segítségével képesek lesznek pizzát rendelni otthonról a telefonjuk vagy egyéb eszközük segítségével. </w:t>
       </w:r>
     </w:p>
     <w:p>
@@ -726,15 +685,7 @@
           <w:sz w:val="24"/>
           <w:szCs w:val="24"/>
         </w:rPr>
-        <w:t>.</w:t>
-      </w:r>
-      <w:r>
-        <w:rPr>
-          <w:rFonts w:ascii="Times New Roman" w:hAnsi="Times New Roman" w:cs="Times New Roman"/>
-          <w:sz w:val="24"/>
-          <w:szCs w:val="24"/>
-        </w:rPr>
-        <w:t xml:space="preserve"> Ezek mellett maga a weboldal kinézete sem lehet ronda, hanem igazán is csábító és kívánatos</w:t>
+        <w:t>. Ezek mellett maga a weboldal kinézete sem lehet ronda, hanem igazán is csábító és kívánatos</w:t>
       </w:r>
       <w:r>
         <w:rPr>
@@ -1229,10 +1180,102 @@
           <w:szCs w:val="24"/>
         </w:rPr>
       </w:pPr>
+      <w:r>
+        <w:rPr>
+          <w:rFonts w:ascii="Times New Roman" w:hAnsi="Times New Roman" w:cs="Times New Roman"/>
+          <w:sz w:val="24"/>
+          <w:szCs w:val="24"/>
+        </w:rPr>
+        <w:t xml:space="preserve">-a használt technológiák és azoknak indoklása: </w:t>
+      </w:r>
     </w:p>
     <w:p>
       <w:pPr>
         <w:pStyle w:val="Listaszerbekezds"/>
+        <w:numPr>
+          <w:ilvl w:val="1"/>
+          <w:numId w:val="1"/>
+        </w:numPr>
+        <w:spacing w:line="360" w:lineRule="auto"/>
+        <w:jc w:val="both"/>
+        <w:rPr>
+          <w:rFonts w:ascii="Times New Roman" w:hAnsi="Times New Roman" w:cs="Times New Roman"/>
+          <w:sz w:val="24"/>
+          <w:szCs w:val="24"/>
+        </w:rPr>
+      </w:pPr>
+      <w:r>
+        <w:rPr>
+          <w:rFonts w:ascii="Times New Roman" w:hAnsi="Times New Roman" w:cs="Times New Roman"/>
+          <w:sz w:val="24"/>
+          <w:szCs w:val="24"/>
+        </w:rPr>
+        <w:t xml:space="preserve">HTML: Elsősorban a projekt megkezdéséhez egyértelműen HTML-t használtunk a weboldal alap felépítésének kialakításához. </w:t>
+      </w:r>
+    </w:p>
+    <w:p>
+      <w:pPr>
+        <w:pStyle w:val="Listaszerbekezds"/>
+        <w:numPr>
+          <w:ilvl w:val="1"/>
+          <w:numId w:val="1"/>
+        </w:numPr>
+        <w:spacing w:line="360" w:lineRule="auto"/>
+        <w:jc w:val="both"/>
+        <w:rPr>
+          <w:rFonts w:ascii="Times New Roman" w:hAnsi="Times New Roman" w:cs="Times New Roman"/>
+          <w:sz w:val="24"/>
+          <w:szCs w:val="24"/>
+        </w:rPr>
+      </w:pPr>
+      <w:r>
+        <w:rPr>
+          <w:rFonts w:ascii="Times New Roman" w:hAnsi="Times New Roman" w:cs="Times New Roman"/>
+          <w:sz w:val="24"/>
+          <w:szCs w:val="24"/>
+        </w:rPr>
+        <w:t>CSS: Ezek után természetesen</w:t>
+      </w:r>
+      <w:r>
+        <w:rPr>
+          <w:rFonts w:ascii="Times New Roman" w:hAnsi="Times New Roman" w:cs="Times New Roman"/>
+          <w:sz w:val="24"/>
+          <w:szCs w:val="24"/>
+        </w:rPr>
+        <w:t xml:space="preserve"> CSS-t alkalmaztunk az alap dizájnhoz, kártyák elhelyezéséhez, gombok formázásához, mint például színváltás amikor felette van a kurzor, valamint a reszponzív felület kialakításához is, </w:t>
+      </w:r>
+      <w:proofErr w:type="spellStart"/>
+      <w:r>
+        <w:rPr>
+          <w:rFonts w:ascii="Times New Roman" w:hAnsi="Times New Roman" w:cs="Times New Roman"/>
+          <w:sz w:val="24"/>
+          <w:szCs w:val="24"/>
+        </w:rPr>
+        <w:t>Bootstrap</w:t>
+      </w:r>
+      <w:proofErr w:type="spellEnd"/>
+      <w:r>
+        <w:rPr>
+          <w:rFonts w:ascii="Times New Roman" w:hAnsi="Times New Roman" w:cs="Times New Roman"/>
+          <w:sz w:val="24"/>
+          <w:szCs w:val="24"/>
+        </w:rPr>
+        <w:t xml:space="preserve"> hiányában. </w:t>
+      </w:r>
+      <w:r>
+        <w:rPr>
+          <w:rFonts w:ascii="Times New Roman" w:hAnsi="Times New Roman" w:cs="Times New Roman"/>
+          <w:sz w:val="24"/>
+          <w:szCs w:val="24"/>
+        </w:rPr>
+        <w:t>Az elején még a CSS egy fájlban volt a HTML-el az egyszerű lemásolásért.</w:t>
+      </w:r>
+      <w:bookmarkStart w:id="0" w:name="_GoBack"/>
+      <w:bookmarkEnd w:id="0"/>
+    </w:p>
+    <w:p>
+      <w:pPr>
+        <w:pStyle w:val="Listaszerbekezds"/>
         <w:spacing w:line="360" w:lineRule="auto"/>
         <w:jc w:val="both"/>
         <w:rPr>
@@ -1255,6 +1298,14 @@
           <w:sz w:val="24"/>
           <w:szCs w:val="24"/>
         </w:rPr>
+        <w:t xml:space="preserve"> A rendszer relációs adatbázist</w:t>
+      </w:r>
+      <w:r>
+        <w:rPr>
+          <w:rFonts w:ascii="Times New Roman" w:hAnsi="Times New Roman" w:cs="Times New Roman"/>
+          <w:sz w:val="24"/>
+          <w:szCs w:val="24"/>
+        </w:rPr>
         <w:t xml:space="preserve"> </w:t>
       </w:r>
       <w:r>
@@ -1263,7 +1314,7 @@
           <w:sz w:val="24"/>
           <w:szCs w:val="24"/>
         </w:rPr>
-        <w:t>A rendszer relációs adatbázist</w:t>
+        <w:t>használ, amely táblákban tárolja az adatokat.</w:t>
       </w:r>
       <w:r>
         <w:rPr>
@@ -1279,7 +1330,121 @@
           <w:sz w:val="24"/>
           <w:szCs w:val="24"/>
         </w:rPr>
-        <w:t>használ, amely táblákban tárolja az adatokat.</w:t>
+        <w:t xml:space="preserve">Itt az adatbázis kezelésére </w:t>
+      </w:r>
+      <w:proofErr w:type="spellStart"/>
+      <w:r>
+        <w:rPr>
+          <w:rFonts w:ascii="Times New Roman" w:hAnsi="Times New Roman" w:cs="Times New Roman"/>
+          <w:sz w:val="24"/>
+          <w:szCs w:val="24"/>
+        </w:rPr>
+        <w:t>MySQL</w:t>
+      </w:r>
+      <w:proofErr w:type="spellEnd"/>
+      <w:r>
+        <w:rPr>
+          <w:rFonts w:ascii="Times New Roman" w:hAnsi="Times New Roman" w:cs="Times New Roman"/>
+          <w:sz w:val="24"/>
+          <w:szCs w:val="24"/>
+        </w:rPr>
+        <w:t xml:space="preserve"> adatbázis-kezelő rendszert </w:t>
+      </w:r>
+      <w:r>
+        <w:rPr>
+          <w:rFonts w:ascii="Times New Roman" w:hAnsi="Times New Roman" w:cs="Times New Roman"/>
+          <w:sz w:val="24"/>
+          <w:szCs w:val="24"/>
+        </w:rPr>
+        <w:t>használtunk fel</w:t>
+      </w:r>
+      <w:r>
+        <w:rPr>
+          <w:rFonts w:ascii="Times New Roman" w:hAnsi="Times New Roman" w:cs="Times New Roman"/>
+          <w:sz w:val="24"/>
+          <w:szCs w:val="24"/>
+        </w:rPr>
+        <w:t>.</w:t>
+      </w:r>
+      <w:r>
+        <w:rPr>
+          <w:rFonts w:ascii="Times New Roman" w:hAnsi="Times New Roman" w:cs="Times New Roman"/>
+          <w:sz w:val="24"/>
+          <w:szCs w:val="24"/>
+        </w:rPr>
+        <w:t xml:space="preserve"> Ez a </w:t>
+      </w:r>
+      <w:r>
+        <w:rPr>
+          <w:rFonts w:ascii="Times New Roman" w:hAnsi="Times New Roman" w:cs="Times New Roman"/>
+          <w:sz w:val="24"/>
+          <w:szCs w:val="24"/>
+        </w:rPr>
+        <w:t>megoldás</w:t>
+      </w:r>
+      <w:r>
+        <w:rPr>
+          <w:rFonts w:ascii="Times New Roman" w:hAnsi="Times New Roman" w:cs="Times New Roman"/>
+          <w:sz w:val="24"/>
+          <w:szCs w:val="24"/>
+        </w:rPr>
+        <w:t xml:space="preserve"> jól strukturált, megbízható és alkalmas a</w:t>
+      </w:r>
+      <w:r>
+        <w:rPr>
+          <w:rFonts w:ascii="Times New Roman" w:hAnsi="Times New Roman" w:cs="Times New Roman"/>
+          <w:sz w:val="24"/>
+          <w:szCs w:val="24"/>
+        </w:rPr>
+        <w:t xml:space="preserve"> felhasználói,</w:t>
+      </w:r>
+      <w:r>
+        <w:rPr>
+          <w:rFonts w:ascii="Times New Roman" w:hAnsi="Times New Roman" w:cs="Times New Roman"/>
+          <w:sz w:val="24"/>
+          <w:szCs w:val="24"/>
+        </w:rPr>
+        <w:t xml:space="preserve"> rendelés</w:t>
+      </w:r>
+      <w:r>
+        <w:rPr>
+          <w:rFonts w:ascii="Times New Roman" w:hAnsi="Times New Roman" w:cs="Times New Roman"/>
+          <w:sz w:val="24"/>
+          <w:szCs w:val="24"/>
+        </w:rPr>
+        <w:t>i és sok más</w:t>
+      </w:r>
+      <w:r>
+        <w:rPr>
+          <w:rFonts w:ascii="Times New Roman" w:hAnsi="Times New Roman" w:cs="Times New Roman"/>
+          <w:sz w:val="24"/>
+          <w:szCs w:val="24"/>
+        </w:rPr>
+        <w:t xml:space="preserve"> egyéb</w:t>
+      </w:r>
+      <w:r>
+        <w:rPr>
+          <w:rFonts w:ascii="Times New Roman" w:hAnsi="Times New Roman" w:cs="Times New Roman"/>
+          <w:sz w:val="24"/>
+          <w:szCs w:val="24"/>
+        </w:rPr>
+        <w:t xml:space="preserve"> adat</w:t>
+      </w:r>
+      <w:r>
+        <w:rPr>
+          <w:rFonts w:ascii="Times New Roman" w:hAnsi="Times New Roman" w:cs="Times New Roman"/>
+          <w:sz w:val="24"/>
+          <w:szCs w:val="24"/>
+        </w:rPr>
+        <w:t>ok igazán hatékony</w:t>
+      </w:r>
+      <w:r>
+        <w:rPr>
+          <w:rFonts w:ascii="Times New Roman" w:hAnsi="Times New Roman" w:cs="Times New Roman"/>
+          <w:sz w:val="24"/>
+          <w:szCs w:val="24"/>
+        </w:rPr>
+        <w:t xml:space="preserve"> kezelésére.</w:t>
       </w:r>
       <w:r>
         <w:rPr>
@@ -1288,136 +1453,6 @@
           <w:szCs w:val="24"/>
         </w:rPr>
         <w:t xml:space="preserve"> </w:t>
-      </w:r>
-      <w:r>
-        <w:rPr>
-          <w:rFonts w:ascii="Times New Roman" w:hAnsi="Times New Roman" w:cs="Times New Roman"/>
-          <w:sz w:val="24"/>
-          <w:szCs w:val="24"/>
-        </w:rPr>
-        <w:t>Itt a</w:t>
-      </w:r>
-      <w:r>
-        <w:rPr>
-          <w:rFonts w:ascii="Times New Roman" w:hAnsi="Times New Roman" w:cs="Times New Roman"/>
-          <w:sz w:val="24"/>
-          <w:szCs w:val="24"/>
-        </w:rPr>
-        <w:t xml:space="preserve">z adatbázis kezelésére </w:t>
-      </w:r>
-      <w:proofErr w:type="spellStart"/>
-      <w:r>
-        <w:rPr>
-          <w:rFonts w:ascii="Times New Roman" w:hAnsi="Times New Roman" w:cs="Times New Roman"/>
-          <w:sz w:val="24"/>
-          <w:szCs w:val="24"/>
-        </w:rPr>
-        <w:t>MySQL</w:t>
-      </w:r>
-      <w:proofErr w:type="spellEnd"/>
-      <w:r>
-        <w:rPr>
-          <w:rFonts w:ascii="Times New Roman" w:hAnsi="Times New Roman" w:cs="Times New Roman"/>
-          <w:sz w:val="24"/>
-          <w:szCs w:val="24"/>
-        </w:rPr>
-        <w:t xml:space="preserve"> adatbázis-kezelő rendszert </w:t>
-      </w:r>
-      <w:r>
-        <w:rPr>
-          <w:rFonts w:ascii="Times New Roman" w:hAnsi="Times New Roman" w:cs="Times New Roman"/>
-          <w:sz w:val="24"/>
-          <w:szCs w:val="24"/>
-        </w:rPr>
-        <w:t>használtunk fel</w:t>
-      </w:r>
-      <w:r>
-        <w:rPr>
-          <w:rFonts w:ascii="Times New Roman" w:hAnsi="Times New Roman" w:cs="Times New Roman"/>
-          <w:sz w:val="24"/>
-          <w:szCs w:val="24"/>
-        </w:rPr>
-        <w:t>.</w:t>
-      </w:r>
-      <w:r>
-        <w:rPr>
-          <w:rFonts w:ascii="Times New Roman" w:hAnsi="Times New Roman" w:cs="Times New Roman"/>
-          <w:sz w:val="24"/>
-          <w:szCs w:val="24"/>
-        </w:rPr>
-        <w:t xml:space="preserve"> Ez a </w:t>
-      </w:r>
-      <w:r>
-        <w:rPr>
-          <w:rFonts w:ascii="Times New Roman" w:hAnsi="Times New Roman" w:cs="Times New Roman"/>
-          <w:sz w:val="24"/>
-          <w:szCs w:val="24"/>
-        </w:rPr>
-        <w:t>megoldás</w:t>
-      </w:r>
-      <w:r>
-        <w:rPr>
-          <w:rFonts w:ascii="Times New Roman" w:hAnsi="Times New Roman" w:cs="Times New Roman"/>
-          <w:sz w:val="24"/>
-          <w:szCs w:val="24"/>
-        </w:rPr>
-        <w:t xml:space="preserve"> jól strukturált, megbízható és alkalmas a</w:t>
-      </w:r>
-      <w:r>
-        <w:rPr>
-          <w:rFonts w:ascii="Times New Roman" w:hAnsi="Times New Roman" w:cs="Times New Roman"/>
-          <w:sz w:val="24"/>
-          <w:szCs w:val="24"/>
-        </w:rPr>
-        <w:t xml:space="preserve"> felhasználói,</w:t>
-      </w:r>
-      <w:r>
-        <w:rPr>
-          <w:rFonts w:ascii="Times New Roman" w:hAnsi="Times New Roman" w:cs="Times New Roman"/>
-          <w:sz w:val="24"/>
-          <w:szCs w:val="24"/>
-        </w:rPr>
-        <w:t xml:space="preserve"> rendelés</w:t>
-      </w:r>
-      <w:r>
-        <w:rPr>
-          <w:rFonts w:ascii="Times New Roman" w:hAnsi="Times New Roman" w:cs="Times New Roman"/>
-          <w:sz w:val="24"/>
-          <w:szCs w:val="24"/>
-        </w:rPr>
-        <w:t>i és sok más</w:t>
-      </w:r>
-      <w:r>
-        <w:rPr>
-          <w:rFonts w:ascii="Times New Roman" w:hAnsi="Times New Roman" w:cs="Times New Roman"/>
-          <w:sz w:val="24"/>
-          <w:szCs w:val="24"/>
-        </w:rPr>
-        <w:t xml:space="preserve"> egyéb</w:t>
-      </w:r>
-      <w:r>
-        <w:rPr>
-          <w:rFonts w:ascii="Times New Roman" w:hAnsi="Times New Roman" w:cs="Times New Roman"/>
-          <w:sz w:val="24"/>
-          <w:szCs w:val="24"/>
-        </w:rPr>
-        <w:t xml:space="preserve"> adat</w:t>
-      </w:r>
-      <w:r>
-        <w:rPr>
-          <w:rFonts w:ascii="Times New Roman" w:hAnsi="Times New Roman" w:cs="Times New Roman"/>
-          <w:sz w:val="24"/>
-          <w:szCs w:val="24"/>
-        </w:rPr>
-        <w:t>ok igazán hatékony</w:t>
-      </w:r>
-      <w:r>
-        <w:rPr>
-          <w:rFonts w:ascii="Times New Roman" w:hAnsi="Times New Roman" w:cs="Times New Roman"/>
-          <w:sz w:val="24"/>
-          <w:szCs w:val="24"/>
-        </w:rPr>
-        <w:t xml:space="preserve"> kezelésére.</w:t>
       </w:r>
     </w:p>
     <w:p>
@@ -1694,604 +1729,611 @@
           <w:sz w:val="32"/>
           <w:szCs w:val="32"/>
         </w:rPr>
+        <w:t>Asztali / mobil alkalmazás esetén</w:t>
+      </w:r>
+    </w:p>
+    <w:p>
+      <w:pPr>
+        <w:pStyle w:val="Listaszerbekezds"/>
+        <w:spacing w:line="360" w:lineRule="auto"/>
+        <w:jc w:val="both"/>
+        <w:rPr>
+          <w:rFonts w:ascii="Times New Roman" w:hAnsi="Times New Roman" w:cs="Times New Roman"/>
+          <w:b/>
+          <w:sz w:val="32"/>
+          <w:szCs w:val="32"/>
+        </w:rPr>
+      </w:pPr>
+    </w:p>
+    <w:p>
+      <w:pPr>
+        <w:spacing w:line="360" w:lineRule="auto"/>
+        <w:jc w:val="both"/>
+        <w:rPr>
+          <w:rFonts w:ascii="Times New Roman" w:hAnsi="Times New Roman" w:cs="Times New Roman"/>
+          <w:b/>
+          <w:sz w:val="32"/>
+          <w:szCs w:val="32"/>
+        </w:rPr>
+      </w:pPr>
+      <w:r>
+        <w:rPr>
+          <w:rFonts w:ascii="Times New Roman" w:hAnsi="Times New Roman" w:cs="Times New Roman"/>
+          <w:b/>
+          <w:sz w:val="32"/>
+          <w:szCs w:val="32"/>
+        </w:rPr>
+        <w:t>5. Verziókezelés</w:t>
+      </w:r>
+    </w:p>
+    <w:p>
+      <w:pPr>
+        <w:spacing w:line="360" w:lineRule="auto"/>
+        <w:jc w:val="both"/>
+        <w:rPr>
+          <w:rFonts w:ascii="Times New Roman" w:hAnsi="Times New Roman" w:cs="Times New Roman"/>
+          <w:sz w:val="24"/>
+          <w:szCs w:val="24"/>
+        </w:rPr>
+      </w:pPr>
+      <w:r>
+        <w:rPr>
+          <w:rFonts w:ascii="Times New Roman" w:hAnsi="Times New Roman" w:cs="Times New Roman"/>
+          <w:sz w:val="24"/>
+          <w:szCs w:val="24"/>
+        </w:rPr>
+        <w:t>-</w:t>
+      </w:r>
+      <w:proofErr w:type="spellStart"/>
+      <w:r>
+        <w:rPr>
+          <w:rFonts w:ascii="Times New Roman" w:hAnsi="Times New Roman" w:cs="Times New Roman"/>
+          <w:sz w:val="24"/>
+          <w:szCs w:val="24"/>
+        </w:rPr>
+        <w:t>Repository</w:t>
+      </w:r>
+      <w:proofErr w:type="spellEnd"/>
+      <w:r>
+        <w:rPr>
+          <w:rFonts w:ascii="Times New Roman" w:hAnsi="Times New Roman" w:cs="Times New Roman"/>
+          <w:sz w:val="24"/>
+          <w:szCs w:val="24"/>
+        </w:rPr>
+        <w:t xml:space="preserve"> link</w:t>
+      </w:r>
+      <w:r>
+        <w:rPr>
+          <w:rFonts w:ascii="Times New Roman" w:hAnsi="Times New Roman" w:cs="Times New Roman"/>
+          <w:sz w:val="24"/>
+          <w:szCs w:val="24"/>
+        </w:rPr>
+        <w:t xml:space="preserve">: </w:t>
+      </w:r>
+      <w:r>
+        <w:rPr>
+          <w:rFonts w:ascii="Times New Roman" w:hAnsi="Times New Roman" w:cs="Times New Roman"/>
+          <w:sz w:val="24"/>
+          <w:szCs w:val="24"/>
+        </w:rPr>
+        <w:t>https://github.com/MarcellRemete/Pizzeria-weboldal</w:t>
+      </w:r>
+    </w:p>
+    <w:p>
+      <w:pPr>
+        <w:spacing w:line="360" w:lineRule="auto"/>
+        <w:jc w:val="both"/>
+        <w:rPr>
+          <w:rFonts w:ascii="Times New Roman" w:hAnsi="Times New Roman" w:cs="Times New Roman"/>
+          <w:b/>
+          <w:sz w:val="32"/>
+          <w:szCs w:val="32"/>
+        </w:rPr>
+      </w:pPr>
+      <w:r>
+        <w:rPr>
+          <w:rFonts w:ascii="Times New Roman" w:hAnsi="Times New Roman" w:cs="Times New Roman"/>
+          <w:b/>
+          <w:sz w:val="32"/>
+          <w:szCs w:val="32"/>
+        </w:rPr>
+        <w:t>6. Tesztelés</w:t>
+      </w:r>
+    </w:p>
+    <w:p>
+      <w:pPr>
+        <w:spacing w:line="360" w:lineRule="auto"/>
+        <w:jc w:val="both"/>
+        <w:rPr>
+          <w:rFonts w:ascii="Times New Roman" w:hAnsi="Times New Roman" w:cs="Times New Roman"/>
+          <w:b/>
+          <w:sz w:val="32"/>
+          <w:szCs w:val="32"/>
+        </w:rPr>
+      </w:pPr>
+      <w:r>
+        <w:rPr>
+          <w:rFonts w:ascii="Times New Roman" w:hAnsi="Times New Roman" w:cs="Times New Roman"/>
+          <w:b/>
+          <w:sz w:val="32"/>
+          <w:szCs w:val="32"/>
+        </w:rPr>
+        <w:t xml:space="preserve">7. </w:t>
+      </w:r>
+      <w:r>
+        <w:rPr>
+          <w:rFonts w:ascii="Times New Roman" w:hAnsi="Times New Roman" w:cs="Times New Roman"/>
+          <w:b/>
+          <w:sz w:val="32"/>
+          <w:szCs w:val="32"/>
+        </w:rPr>
+        <w:t>Üzembe helyezés</w:t>
+      </w:r>
+    </w:p>
+    <w:p>
+      <w:pPr>
+        <w:spacing w:line="360" w:lineRule="auto"/>
+        <w:jc w:val="both"/>
+        <w:rPr>
+          <w:rFonts w:ascii="Times New Roman" w:hAnsi="Times New Roman" w:cs="Times New Roman"/>
+          <w:b/>
+          <w:sz w:val="32"/>
+          <w:szCs w:val="32"/>
+        </w:rPr>
+      </w:pPr>
+      <w:r>
+        <w:rPr>
+          <w:rFonts w:ascii="Times New Roman" w:hAnsi="Times New Roman" w:cs="Times New Roman"/>
+          <w:b/>
+          <w:sz w:val="32"/>
+          <w:szCs w:val="32"/>
+        </w:rPr>
+        <w:t>8.</w:t>
+      </w:r>
+      <w:r>
+        <w:rPr>
+          <w:rFonts w:ascii="Times New Roman" w:hAnsi="Times New Roman" w:cs="Times New Roman"/>
+          <w:b/>
+          <w:sz w:val="32"/>
+          <w:szCs w:val="32"/>
+        </w:rPr>
+        <w:t xml:space="preserve"> </w:t>
+      </w:r>
+      <w:r>
+        <w:rPr>
+          <w:rFonts w:ascii="Times New Roman" w:hAnsi="Times New Roman" w:cs="Times New Roman"/>
+          <w:b/>
+          <w:sz w:val="32"/>
+          <w:szCs w:val="32"/>
+        </w:rPr>
+        <w:t>Felhasználói dokumentáció</w:t>
+      </w:r>
+    </w:p>
+    <w:p>
+      <w:pPr>
+        <w:spacing w:line="360" w:lineRule="auto"/>
+        <w:jc w:val="both"/>
+        <w:rPr>
+          <w:rFonts w:ascii="Times New Roman" w:hAnsi="Times New Roman" w:cs="Times New Roman"/>
+          <w:sz w:val="24"/>
+          <w:szCs w:val="24"/>
+        </w:rPr>
+      </w:pPr>
+      <w:r>
+        <w:rPr>
+          <w:rFonts w:ascii="Times New Roman" w:hAnsi="Times New Roman" w:cs="Times New Roman"/>
+          <w:sz w:val="24"/>
+          <w:szCs w:val="24"/>
+        </w:rPr>
+        <w:t>-</w:t>
+      </w:r>
+      <w:r>
+        <w:rPr>
+          <w:sz w:val="24"/>
+          <w:szCs w:val="24"/>
+        </w:rPr>
+        <w:t xml:space="preserve"> </w:t>
+      </w:r>
+      <w:r>
+        <w:rPr>
+          <w:rFonts w:ascii="Times New Roman" w:hAnsi="Times New Roman" w:cs="Times New Roman"/>
+          <w:sz w:val="24"/>
+          <w:szCs w:val="24"/>
+        </w:rPr>
+        <w:t>Funkciók bemutatása:</w:t>
+      </w:r>
+    </w:p>
+    <w:p>
+      <w:pPr>
+        <w:spacing w:line="360" w:lineRule="auto"/>
+        <w:jc w:val="both"/>
+      </w:pPr>
+      <w:r>
+        <w:rPr>
+          <w:rFonts w:ascii="Times New Roman" w:hAnsi="Times New Roman" w:cs="Times New Roman"/>
+          <w:b/>
+          <w:sz w:val="32"/>
+          <w:szCs w:val="32"/>
+        </w:rPr>
+        <w:t>9.</w:t>
+      </w:r>
+      <w:r>
+        <w:t xml:space="preserve"> </w:t>
+      </w:r>
+      <w:r>
+        <w:rPr>
+          <w:b/>
+          <w:sz w:val="32"/>
+          <w:szCs w:val="32"/>
+        </w:rPr>
+        <w:t>Karbantartás és továbbfejlesztési lehetőségek</w:t>
+      </w:r>
+    </w:p>
+    <w:p>
+      <w:pPr>
+        <w:spacing w:line="360" w:lineRule="auto"/>
+        <w:jc w:val="both"/>
+        <w:rPr>
+          <w:rFonts w:ascii="Times New Roman" w:hAnsi="Times New Roman" w:cs="Times New Roman"/>
+          <w:sz w:val="24"/>
+          <w:szCs w:val="24"/>
+        </w:rPr>
+      </w:pPr>
+      <w:r>
+        <w:rPr>
+          <w:rFonts w:ascii="Times New Roman" w:hAnsi="Times New Roman" w:cs="Times New Roman"/>
+          <w:sz w:val="24"/>
+          <w:szCs w:val="24"/>
+        </w:rPr>
+        <w:t>-</w:t>
+      </w:r>
+      <w:r>
+        <w:rPr>
+          <w:rFonts w:ascii="Times New Roman" w:hAnsi="Times New Roman" w:cs="Times New Roman"/>
+          <w:sz w:val="24"/>
+          <w:szCs w:val="24"/>
+        </w:rPr>
+        <w:t>i</w:t>
+      </w:r>
+      <w:r>
+        <w:rPr>
+          <w:rFonts w:ascii="Times New Roman" w:hAnsi="Times New Roman" w:cs="Times New Roman"/>
+          <w:sz w:val="24"/>
+          <w:szCs w:val="24"/>
+        </w:rPr>
+        <w:t>smert hibák:</w:t>
+      </w:r>
+    </w:p>
+    <w:p>
+      <w:pPr>
+        <w:spacing w:line="360" w:lineRule="auto"/>
+        <w:jc w:val="both"/>
+        <w:rPr>
+          <w:rFonts w:ascii="Times New Roman" w:hAnsi="Times New Roman" w:cs="Times New Roman"/>
+          <w:sz w:val="24"/>
+          <w:szCs w:val="24"/>
+        </w:rPr>
+      </w:pPr>
+      <w:r>
+        <w:rPr>
+          <w:rFonts w:ascii="Times New Roman" w:hAnsi="Times New Roman" w:cs="Times New Roman"/>
+          <w:sz w:val="24"/>
+          <w:szCs w:val="24"/>
+        </w:rPr>
+        <w:t>-fejlesztési javaslatok</w:t>
+      </w:r>
+      <w:r>
+        <w:rPr>
+          <w:rFonts w:ascii="Times New Roman" w:hAnsi="Times New Roman" w:cs="Times New Roman"/>
+          <w:sz w:val="24"/>
+          <w:szCs w:val="24"/>
+        </w:rPr>
+        <w:t>:</w:t>
+      </w:r>
+      <w:r>
+        <w:rPr>
+          <w:rFonts w:ascii="Times New Roman" w:hAnsi="Times New Roman" w:cs="Times New Roman"/>
+          <w:sz w:val="24"/>
+          <w:szCs w:val="24"/>
+        </w:rPr>
+        <w:t xml:space="preserve"> </w:t>
+      </w:r>
+      <w:r>
+        <w:rPr>
+          <w:rFonts w:ascii="Times New Roman" w:hAnsi="Times New Roman" w:cs="Times New Roman"/>
+          <w:sz w:val="24"/>
+          <w:szCs w:val="24"/>
+        </w:rPr>
+        <w:t>Feltehetőleg az egyik legvalószínűbb újítás</w:t>
+      </w:r>
+      <w:r>
+        <w:rPr>
+          <w:rFonts w:ascii="Times New Roman" w:hAnsi="Times New Roman" w:cs="Times New Roman"/>
+          <w:sz w:val="24"/>
+          <w:szCs w:val="24"/>
+        </w:rPr>
+        <w:t xml:space="preserve"> valamely modern programozási keretrendszer</w:t>
+      </w:r>
+      <w:r>
+        <w:rPr>
+          <w:rFonts w:ascii="Times New Roman" w:hAnsi="Times New Roman" w:cs="Times New Roman"/>
+          <w:sz w:val="24"/>
+          <w:szCs w:val="24"/>
+        </w:rPr>
+        <w:t xml:space="preserve"> </w:t>
+      </w:r>
+      <w:r>
+        <w:rPr>
+          <w:rFonts w:ascii="Times New Roman" w:hAnsi="Times New Roman" w:cs="Times New Roman"/>
+          <w:sz w:val="24"/>
+          <w:szCs w:val="24"/>
+        </w:rPr>
+        <w:t xml:space="preserve">alkalmazása </w:t>
+      </w:r>
+      <w:r>
+        <w:rPr>
+          <w:rFonts w:ascii="Times New Roman" w:hAnsi="Times New Roman" w:cs="Times New Roman"/>
+          <w:sz w:val="24"/>
+          <w:szCs w:val="24"/>
+        </w:rPr>
+        <w:t xml:space="preserve">lenne, </w:t>
+      </w:r>
+      <w:r>
+        <w:rPr>
+          <w:rFonts w:ascii="Times New Roman" w:hAnsi="Times New Roman" w:cs="Times New Roman"/>
+          <w:sz w:val="24"/>
+          <w:szCs w:val="24"/>
+        </w:rPr>
+        <w:t xml:space="preserve">(pl.: </w:t>
+      </w:r>
+      <w:proofErr w:type="spellStart"/>
+      <w:r>
+        <w:rPr>
+          <w:rFonts w:ascii="Times New Roman" w:hAnsi="Times New Roman" w:cs="Times New Roman"/>
+          <w:sz w:val="24"/>
+          <w:szCs w:val="24"/>
+        </w:rPr>
+        <w:t>Bootstrap</w:t>
+      </w:r>
+      <w:proofErr w:type="spellEnd"/>
+      <w:r>
+        <w:rPr>
+          <w:rFonts w:ascii="Times New Roman" w:hAnsi="Times New Roman" w:cs="Times New Roman"/>
+          <w:sz w:val="24"/>
+          <w:szCs w:val="24"/>
+        </w:rPr>
+        <w:t>, Vue</w:t>
+      </w:r>
+      <w:r>
+        <w:rPr>
+          <w:rFonts w:ascii="Times New Roman" w:hAnsi="Times New Roman" w:cs="Times New Roman"/>
+          <w:sz w:val="24"/>
+          <w:szCs w:val="24"/>
+        </w:rPr>
+        <w:t>.js</w:t>
+      </w:r>
+      <w:r>
+        <w:rPr>
+          <w:rFonts w:ascii="Times New Roman" w:hAnsi="Times New Roman" w:cs="Times New Roman"/>
+          <w:sz w:val="24"/>
+          <w:szCs w:val="24"/>
+        </w:rPr>
+        <w:t xml:space="preserve"> vagy esetleg a </w:t>
+      </w:r>
+      <w:proofErr w:type="spellStart"/>
+      <w:r>
+        <w:rPr>
+          <w:rFonts w:ascii="Times New Roman" w:hAnsi="Times New Roman" w:cs="Times New Roman"/>
+          <w:sz w:val="24"/>
+          <w:szCs w:val="24"/>
+        </w:rPr>
+        <w:t>j</w:t>
+      </w:r>
+      <w:r>
+        <w:rPr>
+          <w:rFonts w:ascii="Times New Roman" w:hAnsi="Times New Roman" w:cs="Times New Roman"/>
+          <w:sz w:val="24"/>
+          <w:szCs w:val="24"/>
+        </w:rPr>
+        <w:t>Q</w:t>
+      </w:r>
+      <w:r>
+        <w:rPr>
+          <w:rFonts w:ascii="Times New Roman" w:hAnsi="Times New Roman" w:cs="Times New Roman"/>
+          <w:sz w:val="24"/>
+          <w:szCs w:val="24"/>
+        </w:rPr>
+        <w:t>uery</w:t>
+      </w:r>
+      <w:proofErr w:type="spellEnd"/>
+      <w:r>
+        <w:rPr>
+          <w:rFonts w:ascii="Times New Roman" w:hAnsi="Times New Roman" w:cs="Times New Roman"/>
+          <w:sz w:val="24"/>
+          <w:szCs w:val="24"/>
+        </w:rPr>
+        <w:t>).</w:t>
+      </w:r>
+      <w:r>
+        <w:rPr>
+          <w:rFonts w:ascii="Times New Roman" w:hAnsi="Times New Roman" w:cs="Times New Roman"/>
+          <w:sz w:val="24"/>
+          <w:szCs w:val="24"/>
+        </w:rPr>
+        <w:t xml:space="preserve"> </w:t>
+      </w:r>
+      <w:r>
+        <w:rPr>
+          <w:rFonts w:ascii="Times New Roman" w:hAnsi="Times New Roman" w:cs="Times New Roman"/>
+          <w:sz w:val="24"/>
+          <w:szCs w:val="24"/>
+        </w:rPr>
+        <w:t>Ezek</w:t>
+      </w:r>
+      <w:r>
+        <w:rPr>
+          <w:rFonts w:ascii="Times New Roman" w:hAnsi="Times New Roman" w:cs="Times New Roman"/>
+          <w:sz w:val="24"/>
+          <w:szCs w:val="24"/>
+        </w:rPr>
+        <w:t>nek a</w:t>
+      </w:r>
+      <w:r>
+        <w:rPr>
+          <w:rFonts w:ascii="Times New Roman" w:hAnsi="Times New Roman" w:cs="Times New Roman"/>
+          <w:sz w:val="24"/>
+          <w:szCs w:val="24"/>
+        </w:rPr>
+        <w:t xml:space="preserve"> használata végül azért maradt ki a projektből, mert mire elsajátítottuk a szükséges ismereteket</w:t>
+      </w:r>
+      <w:r>
+        <w:rPr>
+          <w:rFonts w:ascii="Times New Roman" w:hAnsi="Times New Roman" w:cs="Times New Roman"/>
+          <w:sz w:val="24"/>
+          <w:szCs w:val="24"/>
+        </w:rPr>
+        <w:t xml:space="preserve"> az óráinkon</w:t>
+      </w:r>
+      <w:r>
+        <w:rPr>
+          <w:rFonts w:ascii="Times New Roman" w:hAnsi="Times New Roman" w:cs="Times New Roman"/>
+          <w:sz w:val="24"/>
+          <w:szCs w:val="24"/>
+        </w:rPr>
+        <w:t xml:space="preserve">, addigra a program alapvető funkcióit már megvalósítottuk, így </w:t>
+      </w:r>
+      <w:r>
+        <w:rPr>
+          <w:rFonts w:ascii="Times New Roman" w:hAnsi="Times New Roman" w:cs="Times New Roman"/>
+          <w:sz w:val="24"/>
+          <w:szCs w:val="24"/>
+        </w:rPr>
+        <w:t>bármelyik</w:t>
+      </w:r>
+      <w:r>
+        <w:rPr>
+          <w:rFonts w:ascii="Times New Roman" w:hAnsi="Times New Roman" w:cs="Times New Roman"/>
+          <w:sz w:val="24"/>
+          <w:szCs w:val="24"/>
+        </w:rPr>
+        <w:t xml:space="preserve"> utólagos beépítése nem volt indokolt</w:t>
+      </w:r>
+      <w:r>
+        <w:rPr>
+          <w:rFonts w:ascii="Times New Roman" w:hAnsi="Times New Roman" w:cs="Times New Roman"/>
+          <w:sz w:val="24"/>
+          <w:szCs w:val="24"/>
+        </w:rPr>
+        <w:t xml:space="preserve"> amikor egyéb részeket még mindig be kellett fejezni</w:t>
+      </w:r>
+      <w:r>
+        <w:rPr>
+          <w:rFonts w:ascii="Times New Roman" w:hAnsi="Times New Roman" w:cs="Times New Roman"/>
+          <w:sz w:val="24"/>
+          <w:szCs w:val="24"/>
+        </w:rPr>
+        <w:t>.</w:t>
+      </w:r>
+    </w:p>
+    <w:p>
+      <w:pPr>
+        <w:spacing w:line="360" w:lineRule="auto"/>
+        <w:jc w:val="both"/>
+        <w:rPr>
+          <w:rFonts w:ascii="Times New Roman" w:hAnsi="Times New Roman" w:cs="Times New Roman"/>
+          <w:sz w:val="24"/>
+          <w:szCs w:val="24"/>
+        </w:rPr>
+      </w:pPr>
+      <w:r>
+        <w:rPr>
+          <w:rFonts w:ascii="Times New Roman" w:hAnsi="Times New Roman" w:cs="Times New Roman"/>
+          <w:sz w:val="24"/>
+          <w:szCs w:val="24"/>
+        </w:rPr>
+        <w:t>-bővítési lehetőségek:</w:t>
+      </w:r>
+      <w:r>
+        <w:rPr>
+          <w:rFonts w:ascii="Times New Roman" w:hAnsi="Times New Roman" w:cs="Times New Roman"/>
+          <w:sz w:val="24"/>
+          <w:szCs w:val="24"/>
+        </w:rPr>
+        <w:t xml:space="preserve"> </w:t>
+      </w:r>
+      <w:r>
+        <w:rPr>
+          <w:rFonts w:ascii="Times New Roman" w:hAnsi="Times New Roman" w:cs="Times New Roman"/>
+          <w:sz w:val="24"/>
+          <w:szCs w:val="24"/>
+        </w:rPr>
+        <w:t xml:space="preserve">A legvalószínűbb bővítés számunkra a pizza kreátor funkció </w:t>
+      </w:r>
+      <w:r>
+        <w:rPr>
+          <w:rFonts w:ascii="Times New Roman" w:hAnsi="Times New Roman" w:cs="Times New Roman"/>
+          <w:sz w:val="24"/>
+          <w:szCs w:val="24"/>
+        </w:rPr>
+        <w:t>lenne,</w:t>
+      </w:r>
+      <w:r>
+        <w:rPr>
+          <w:rFonts w:ascii="Times New Roman" w:hAnsi="Times New Roman" w:cs="Times New Roman"/>
+          <w:sz w:val="24"/>
+          <w:szCs w:val="24"/>
+        </w:rPr>
+        <w:t xml:space="preserve"> amelyet már a vizsgaremek elején terveztük megvalósítani a programban</w:t>
+      </w:r>
+      <w:r>
+        <w:rPr>
+          <w:rFonts w:ascii="Times New Roman" w:hAnsi="Times New Roman" w:cs="Times New Roman"/>
+          <w:sz w:val="24"/>
+          <w:szCs w:val="24"/>
+        </w:rPr>
+        <w:t xml:space="preserve">, </w:t>
+      </w:r>
+      <w:r>
+        <w:rPr>
+          <w:rFonts w:ascii="Times New Roman" w:hAnsi="Times New Roman" w:cs="Times New Roman"/>
+          <w:sz w:val="24"/>
+          <w:szCs w:val="24"/>
+        </w:rPr>
+        <w:t xml:space="preserve">viszont kimaradt a bonyolultsága miatt, emellett egy másik kiváló opció </w:t>
+      </w:r>
+      <w:r>
+        <w:rPr>
+          <w:rFonts w:ascii="Times New Roman" w:hAnsi="Times New Roman" w:cs="Times New Roman"/>
+          <w:sz w:val="24"/>
+          <w:szCs w:val="24"/>
+        </w:rPr>
+        <w:t xml:space="preserve">egy újabb lap lenne, ahol a bejelentkezett </w:t>
+      </w:r>
+      <w:r>
+        <w:rPr>
+          <w:rFonts w:ascii="Times New Roman" w:hAnsi="Times New Roman" w:cs="Times New Roman"/>
+          <w:sz w:val="24"/>
+          <w:szCs w:val="24"/>
+        </w:rPr>
         <w:lastRenderedPageBreak/>
-        <w:t>Asztali / mobil alkalmazás esetén</w:t>
-      </w:r>
-    </w:p>
-    <w:p>
-      <w:pPr>
-        <w:pStyle w:val="Listaszerbekezds"/>
-        <w:spacing w:line="360" w:lineRule="auto"/>
-        <w:jc w:val="both"/>
-        <w:rPr>
-          <w:rFonts w:ascii="Times New Roman" w:hAnsi="Times New Roman" w:cs="Times New Roman"/>
-          <w:b/>
-          <w:sz w:val="32"/>
-          <w:szCs w:val="32"/>
-        </w:rPr>
-      </w:pPr>
-    </w:p>
-    <w:p>
-      <w:pPr>
-        <w:spacing w:line="360" w:lineRule="auto"/>
-        <w:jc w:val="both"/>
-        <w:rPr>
-          <w:rFonts w:ascii="Times New Roman" w:hAnsi="Times New Roman" w:cs="Times New Roman"/>
-          <w:b/>
-          <w:sz w:val="32"/>
-          <w:szCs w:val="32"/>
-        </w:rPr>
-      </w:pPr>
-      <w:r>
-        <w:rPr>
-          <w:rFonts w:ascii="Times New Roman" w:hAnsi="Times New Roman" w:cs="Times New Roman"/>
-          <w:b/>
-          <w:sz w:val="32"/>
-          <w:szCs w:val="32"/>
-        </w:rPr>
-        <w:t>5. Verziókezelés</w:t>
-      </w:r>
-    </w:p>
-    <w:p>
-      <w:pPr>
-        <w:spacing w:line="360" w:lineRule="auto"/>
-        <w:jc w:val="both"/>
-        <w:rPr>
-          <w:rFonts w:ascii="Times New Roman" w:hAnsi="Times New Roman" w:cs="Times New Roman"/>
-          <w:sz w:val="24"/>
-          <w:szCs w:val="24"/>
-        </w:rPr>
-      </w:pPr>
-      <w:r>
-        <w:rPr>
-          <w:rFonts w:ascii="Times New Roman" w:hAnsi="Times New Roman" w:cs="Times New Roman"/>
-          <w:sz w:val="24"/>
-          <w:szCs w:val="24"/>
-        </w:rPr>
-        <w:t>-</w:t>
-      </w:r>
-      <w:proofErr w:type="spellStart"/>
-      <w:r>
-        <w:rPr>
-          <w:rFonts w:ascii="Times New Roman" w:hAnsi="Times New Roman" w:cs="Times New Roman"/>
-          <w:sz w:val="24"/>
-          <w:szCs w:val="24"/>
-        </w:rPr>
-        <w:t>Repository</w:t>
-      </w:r>
-      <w:proofErr w:type="spellEnd"/>
-      <w:r>
-        <w:rPr>
-          <w:rFonts w:ascii="Times New Roman" w:hAnsi="Times New Roman" w:cs="Times New Roman"/>
-          <w:sz w:val="24"/>
-          <w:szCs w:val="24"/>
-        </w:rPr>
-        <w:t xml:space="preserve"> link</w:t>
-      </w:r>
-      <w:r>
-        <w:rPr>
-          <w:rFonts w:ascii="Times New Roman" w:hAnsi="Times New Roman" w:cs="Times New Roman"/>
-          <w:sz w:val="24"/>
-          <w:szCs w:val="24"/>
-        </w:rPr>
-        <w:t xml:space="preserve">: </w:t>
-      </w:r>
-      <w:r>
-        <w:rPr>
-          <w:rFonts w:ascii="Times New Roman" w:hAnsi="Times New Roman" w:cs="Times New Roman"/>
-          <w:sz w:val="24"/>
-          <w:szCs w:val="24"/>
-        </w:rPr>
-        <w:t>https://github.com/MarcellRemete/Pizzeria-weboldal</w:t>
-      </w:r>
-    </w:p>
-    <w:p>
-      <w:pPr>
-        <w:spacing w:line="360" w:lineRule="auto"/>
-        <w:jc w:val="both"/>
-        <w:rPr>
-          <w:rFonts w:ascii="Times New Roman" w:hAnsi="Times New Roman" w:cs="Times New Roman"/>
-          <w:b/>
-          <w:sz w:val="32"/>
-          <w:szCs w:val="32"/>
-        </w:rPr>
-      </w:pPr>
-      <w:r>
-        <w:rPr>
-          <w:rFonts w:ascii="Times New Roman" w:hAnsi="Times New Roman" w:cs="Times New Roman"/>
-          <w:b/>
-          <w:sz w:val="32"/>
-          <w:szCs w:val="32"/>
-        </w:rPr>
-        <w:t>6. Tesztelés</w:t>
-      </w:r>
-    </w:p>
-    <w:p>
-      <w:pPr>
-        <w:spacing w:line="360" w:lineRule="auto"/>
-        <w:jc w:val="both"/>
-        <w:rPr>
-          <w:rFonts w:ascii="Times New Roman" w:hAnsi="Times New Roman" w:cs="Times New Roman"/>
-          <w:b/>
-          <w:sz w:val="32"/>
-          <w:szCs w:val="32"/>
-        </w:rPr>
-      </w:pPr>
-      <w:r>
-        <w:rPr>
-          <w:rFonts w:ascii="Times New Roman" w:hAnsi="Times New Roman" w:cs="Times New Roman"/>
-          <w:b/>
-          <w:sz w:val="32"/>
-          <w:szCs w:val="32"/>
-        </w:rPr>
-        <w:t xml:space="preserve">7. </w:t>
-      </w:r>
-      <w:r>
-        <w:rPr>
-          <w:rFonts w:ascii="Times New Roman" w:hAnsi="Times New Roman" w:cs="Times New Roman"/>
-          <w:b/>
-          <w:sz w:val="32"/>
-          <w:szCs w:val="32"/>
-        </w:rPr>
-        <w:t>Üzembe helyezés</w:t>
-      </w:r>
-    </w:p>
-    <w:p>
-      <w:pPr>
-        <w:spacing w:line="360" w:lineRule="auto"/>
-        <w:jc w:val="both"/>
-        <w:rPr>
-          <w:rFonts w:ascii="Times New Roman" w:hAnsi="Times New Roman" w:cs="Times New Roman"/>
-          <w:b/>
-          <w:sz w:val="32"/>
-          <w:szCs w:val="32"/>
-        </w:rPr>
-      </w:pPr>
-      <w:r>
-        <w:rPr>
-          <w:rFonts w:ascii="Times New Roman" w:hAnsi="Times New Roman" w:cs="Times New Roman"/>
-          <w:b/>
-          <w:sz w:val="32"/>
-          <w:szCs w:val="32"/>
-        </w:rPr>
-        <w:t>8.</w:t>
-      </w:r>
-      <w:r>
-        <w:rPr>
-          <w:rFonts w:ascii="Times New Roman" w:hAnsi="Times New Roman" w:cs="Times New Roman"/>
-          <w:b/>
-          <w:sz w:val="32"/>
-          <w:szCs w:val="32"/>
+        <w:t>felhasználóknak lehetőségük lenne arra, hogy állásra jelentkezzenek a pizzériában, például pénztáros, futár vagy szakács pozíciókra</w:t>
+      </w:r>
+      <w:r>
+        <w:rPr>
+          <w:rFonts w:ascii="Times New Roman" w:hAnsi="Times New Roman" w:cs="Times New Roman"/>
+          <w:sz w:val="24"/>
+          <w:szCs w:val="24"/>
+        </w:rPr>
+        <w:t>.</w:t>
+      </w:r>
+      <w:r>
+        <w:rPr>
+          <w:rFonts w:ascii="Times New Roman" w:hAnsi="Times New Roman" w:cs="Times New Roman"/>
+          <w:sz w:val="24"/>
+          <w:szCs w:val="24"/>
         </w:rPr>
         <w:t xml:space="preserve"> </w:t>
       </w:r>
-      <w:r>
-        <w:rPr>
-          <w:rFonts w:ascii="Times New Roman" w:hAnsi="Times New Roman" w:cs="Times New Roman"/>
-          <w:b/>
-          <w:sz w:val="32"/>
-          <w:szCs w:val="32"/>
-        </w:rPr>
-        <w:t>Felhasználói dokumentáció</w:t>
-      </w:r>
-    </w:p>
-    <w:p>
-      <w:pPr>
-        <w:spacing w:line="360" w:lineRule="auto"/>
-        <w:jc w:val="both"/>
-        <w:rPr>
-          <w:rFonts w:ascii="Times New Roman" w:hAnsi="Times New Roman" w:cs="Times New Roman"/>
-          <w:sz w:val="24"/>
-          <w:szCs w:val="24"/>
-        </w:rPr>
-      </w:pPr>
-      <w:r>
-        <w:rPr>
-          <w:rFonts w:ascii="Times New Roman" w:hAnsi="Times New Roman" w:cs="Times New Roman"/>
-          <w:sz w:val="24"/>
-          <w:szCs w:val="24"/>
-        </w:rPr>
-        <w:t>-</w:t>
-      </w:r>
-      <w:r>
-        <w:rPr>
-          <w:sz w:val="24"/>
-          <w:szCs w:val="24"/>
-        </w:rPr>
-        <w:t xml:space="preserve"> </w:t>
-      </w:r>
-      <w:r>
-        <w:rPr>
-          <w:rFonts w:ascii="Times New Roman" w:hAnsi="Times New Roman" w:cs="Times New Roman"/>
-          <w:sz w:val="24"/>
-          <w:szCs w:val="24"/>
-        </w:rPr>
-        <w:t>Funkciók bemutatása:</w:t>
-      </w:r>
-    </w:p>
-    <w:p>
-      <w:pPr>
-        <w:spacing w:line="360" w:lineRule="auto"/>
-        <w:jc w:val="both"/>
-      </w:pPr>
-      <w:r>
-        <w:rPr>
-          <w:rFonts w:ascii="Times New Roman" w:hAnsi="Times New Roman" w:cs="Times New Roman"/>
-          <w:b/>
-          <w:sz w:val="32"/>
-          <w:szCs w:val="32"/>
-        </w:rPr>
-        <w:t>9.</w:t>
-      </w:r>
-      <w:r>
-        <w:t xml:space="preserve"> </w:t>
-      </w:r>
-      <w:r>
-        <w:rPr>
-          <w:b/>
-          <w:sz w:val="32"/>
-          <w:szCs w:val="32"/>
-        </w:rPr>
-        <w:t>Karbantartás és továbbfejlesztési lehetőségek</w:t>
-      </w:r>
-    </w:p>
-    <w:p>
-      <w:pPr>
-        <w:spacing w:line="360" w:lineRule="auto"/>
-        <w:jc w:val="both"/>
-        <w:rPr>
-          <w:rFonts w:ascii="Times New Roman" w:hAnsi="Times New Roman" w:cs="Times New Roman"/>
-          <w:sz w:val="24"/>
-          <w:szCs w:val="24"/>
-        </w:rPr>
-      </w:pPr>
-      <w:r>
-        <w:rPr>
-          <w:rFonts w:ascii="Times New Roman" w:hAnsi="Times New Roman" w:cs="Times New Roman"/>
-          <w:sz w:val="24"/>
-          <w:szCs w:val="24"/>
-        </w:rPr>
-        <w:t>-</w:t>
-      </w:r>
-      <w:r>
-        <w:rPr>
-          <w:rFonts w:ascii="Times New Roman" w:hAnsi="Times New Roman" w:cs="Times New Roman"/>
-          <w:sz w:val="24"/>
-          <w:szCs w:val="24"/>
-        </w:rPr>
-        <w:t>i</w:t>
-      </w:r>
-      <w:r>
-        <w:rPr>
-          <w:rFonts w:ascii="Times New Roman" w:hAnsi="Times New Roman" w:cs="Times New Roman"/>
-          <w:sz w:val="24"/>
-          <w:szCs w:val="24"/>
-        </w:rPr>
-        <w:t>smert hibák:</w:t>
-      </w:r>
-    </w:p>
-    <w:p>
-      <w:pPr>
-        <w:spacing w:line="360" w:lineRule="auto"/>
-        <w:jc w:val="both"/>
-        <w:rPr>
-          <w:rFonts w:ascii="Times New Roman" w:hAnsi="Times New Roman" w:cs="Times New Roman"/>
-          <w:sz w:val="24"/>
-          <w:szCs w:val="24"/>
-        </w:rPr>
-      </w:pPr>
-      <w:r>
-        <w:rPr>
-          <w:rFonts w:ascii="Times New Roman" w:hAnsi="Times New Roman" w:cs="Times New Roman"/>
-          <w:sz w:val="24"/>
-          <w:szCs w:val="24"/>
-        </w:rPr>
-        <w:t>-fejlesztési javaslatok</w:t>
-      </w:r>
-      <w:r>
-        <w:rPr>
-          <w:rFonts w:ascii="Times New Roman" w:hAnsi="Times New Roman" w:cs="Times New Roman"/>
-          <w:sz w:val="24"/>
-          <w:szCs w:val="24"/>
-        </w:rPr>
-        <w:t>:</w:t>
-      </w:r>
-      <w:r>
-        <w:rPr>
-          <w:rFonts w:ascii="Times New Roman" w:hAnsi="Times New Roman" w:cs="Times New Roman"/>
-          <w:sz w:val="24"/>
-          <w:szCs w:val="24"/>
-        </w:rPr>
-        <w:t xml:space="preserve"> </w:t>
-      </w:r>
-      <w:r>
-        <w:rPr>
-          <w:rFonts w:ascii="Times New Roman" w:hAnsi="Times New Roman" w:cs="Times New Roman"/>
-          <w:sz w:val="24"/>
-          <w:szCs w:val="24"/>
-        </w:rPr>
-        <w:t>Feltehetőleg az egyik legvalószínűbb újítás</w:t>
-      </w:r>
-      <w:r>
-        <w:rPr>
-          <w:rFonts w:ascii="Times New Roman" w:hAnsi="Times New Roman" w:cs="Times New Roman"/>
-          <w:sz w:val="24"/>
-          <w:szCs w:val="24"/>
-        </w:rPr>
-        <w:t xml:space="preserve"> valamely modern programozási keretrendszer</w:t>
-      </w:r>
-      <w:r>
-        <w:rPr>
-          <w:rFonts w:ascii="Times New Roman" w:hAnsi="Times New Roman" w:cs="Times New Roman"/>
-          <w:sz w:val="24"/>
-          <w:szCs w:val="24"/>
-        </w:rPr>
-        <w:t xml:space="preserve"> </w:t>
-      </w:r>
-      <w:r>
-        <w:rPr>
-          <w:rFonts w:ascii="Times New Roman" w:hAnsi="Times New Roman" w:cs="Times New Roman"/>
-          <w:sz w:val="24"/>
-          <w:szCs w:val="24"/>
-        </w:rPr>
-        <w:t xml:space="preserve">alkalmazása </w:t>
-      </w:r>
-      <w:r>
-        <w:rPr>
-          <w:rFonts w:ascii="Times New Roman" w:hAnsi="Times New Roman" w:cs="Times New Roman"/>
-          <w:sz w:val="24"/>
-          <w:szCs w:val="24"/>
-        </w:rPr>
-        <w:t xml:space="preserve">lenne, </w:t>
-      </w:r>
-      <w:r>
-        <w:rPr>
-          <w:rFonts w:ascii="Times New Roman" w:hAnsi="Times New Roman" w:cs="Times New Roman"/>
-          <w:sz w:val="24"/>
-          <w:szCs w:val="24"/>
-        </w:rPr>
-        <w:t xml:space="preserve">(pl.: </w:t>
-      </w:r>
-      <w:proofErr w:type="spellStart"/>
-      <w:r>
-        <w:rPr>
-          <w:rFonts w:ascii="Times New Roman" w:hAnsi="Times New Roman" w:cs="Times New Roman"/>
-          <w:sz w:val="24"/>
-          <w:szCs w:val="24"/>
-        </w:rPr>
-        <w:t>Bootstrap</w:t>
-      </w:r>
-      <w:proofErr w:type="spellEnd"/>
-      <w:r>
-        <w:rPr>
-          <w:rFonts w:ascii="Times New Roman" w:hAnsi="Times New Roman" w:cs="Times New Roman"/>
-          <w:sz w:val="24"/>
-          <w:szCs w:val="24"/>
-        </w:rPr>
-        <w:t>, Vue</w:t>
-      </w:r>
-      <w:r>
-        <w:rPr>
-          <w:rFonts w:ascii="Times New Roman" w:hAnsi="Times New Roman" w:cs="Times New Roman"/>
-          <w:sz w:val="24"/>
-          <w:szCs w:val="24"/>
-        </w:rPr>
-        <w:t>.js</w:t>
-      </w:r>
-      <w:r>
-        <w:rPr>
-          <w:rFonts w:ascii="Times New Roman" w:hAnsi="Times New Roman" w:cs="Times New Roman"/>
-          <w:sz w:val="24"/>
-          <w:szCs w:val="24"/>
-        </w:rPr>
-        <w:t xml:space="preserve"> vagy esetleg a </w:t>
-      </w:r>
-      <w:proofErr w:type="spellStart"/>
-      <w:r>
-        <w:rPr>
-          <w:rFonts w:ascii="Times New Roman" w:hAnsi="Times New Roman" w:cs="Times New Roman"/>
-          <w:sz w:val="24"/>
-          <w:szCs w:val="24"/>
-        </w:rPr>
-        <w:t>j</w:t>
-      </w:r>
-      <w:r>
-        <w:rPr>
-          <w:rFonts w:ascii="Times New Roman" w:hAnsi="Times New Roman" w:cs="Times New Roman"/>
-          <w:sz w:val="24"/>
-          <w:szCs w:val="24"/>
-        </w:rPr>
-        <w:t>Q</w:t>
-      </w:r>
-      <w:r>
-        <w:rPr>
-          <w:rFonts w:ascii="Times New Roman" w:hAnsi="Times New Roman" w:cs="Times New Roman"/>
-          <w:sz w:val="24"/>
-          <w:szCs w:val="24"/>
-        </w:rPr>
-        <w:t>uery</w:t>
-      </w:r>
-      <w:proofErr w:type="spellEnd"/>
-      <w:r>
-        <w:rPr>
-          <w:rFonts w:ascii="Times New Roman" w:hAnsi="Times New Roman" w:cs="Times New Roman"/>
-          <w:sz w:val="24"/>
-          <w:szCs w:val="24"/>
-        </w:rPr>
-        <w:t>).</w:t>
-      </w:r>
-      <w:r>
-        <w:rPr>
-          <w:rFonts w:ascii="Times New Roman" w:hAnsi="Times New Roman" w:cs="Times New Roman"/>
-          <w:sz w:val="24"/>
-          <w:szCs w:val="24"/>
-        </w:rPr>
-        <w:t xml:space="preserve"> </w:t>
-      </w:r>
-      <w:r>
-        <w:rPr>
-          <w:rFonts w:ascii="Times New Roman" w:hAnsi="Times New Roman" w:cs="Times New Roman"/>
-          <w:sz w:val="24"/>
-          <w:szCs w:val="24"/>
-        </w:rPr>
-        <w:t>Ezek</w:t>
-      </w:r>
-      <w:r>
-        <w:rPr>
-          <w:rFonts w:ascii="Times New Roman" w:hAnsi="Times New Roman" w:cs="Times New Roman"/>
-          <w:sz w:val="24"/>
-          <w:szCs w:val="24"/>
-        </w:rPr>
-        <w:t>nek a</w:t>
-      </w:r>
-      <w:r>
-        <w:rPr>
-          <w:rFonts w:ascii="Times New Roman" w:hAnsi="Times New Roman" w:cs="Times New Roman"/>
-          <w:sz w:val="24"/>
-          <w:szCs w:val="24"/>
-        </w:rPr>
-        <w:t xml:space="preserve"> használata végül azért maradt ki a projektből, mert mire elsajátítottuk a szükséges ismereteket</w:t>
-      </w:r>
-      <w:r>
-        <w:rPr>
-          <w:rFonts w:ascii="Times New Roman" w:hAnsi="Times New Roman" w:cs="Times New Roman"/>
-          <w:sz w:val="24"/>
-          <w:szCs w:val="24"/>
-        </w:rPr>
-        <w:t xml:space="preserve"> az óráinkon</w:t>
-      </w:r>
-      <w:r>
-        <w:rPr>
-          <w:rFonts w:ascii="Times New Roman" w:hAnsi="Times New Roman" w:cs="Times New Roman"/>
-          <w:sz w:val="24"/>
-          <w:szCs w:val="24"/>
-        </w:rPr>
-        <w:t xml:space="preserve">, addigra a program alapvető funkcióit már megvalósítottuk, így </w:t>
-      </w:r>
-      <w:r>
-        <w:rPr>
-          <w:rFonts w:ascii="Times New Roman" w:hAnsi="Times New Roman" w:cs="Times New Roman"/>
-          <w:sz w:val="24"/>
-          <w:szCs w:val="24"/>
-        </w:rPr>
-        <w:t>bármelyik</w:t>
-      </w:r>
-      <w:r>
-        <w:rPr>
-          <w:rFonts w:ascii="Times New Roman" w:hAnsi="Times New Roman" w:cs="Times New Roman"/>
-          <w:sz w:val="24"/>
-          <w:szCs w:val="24"/>
-        </w:rPr>
-        <w:t xml:space="preserve"> utólagos beépítése nem volt indokolt</w:t>
-      </w:r>
-      <w:r>
-        <w:rPr>
-          <w:rFonts w:ascii="Times New Roman" w:hAnsi="Times New Roman" w:cs="Times New Roman"/>
-          <w:sz w:val="24"/>
-          <w:szCs w:val="24"/>
-        </w:rPr>
-        <w:t xml:space="preserve"> amikor egyéb részeket még mindig be kellett fejezni</w:t>
-      </w:r>
-      <w:r>
-        <w:rPr>
-          <w:rFonts w:ascii="Times New Roman" w:hAnsi="Times New Roman" w:cs="Times New Roman"/>
-          <w:sz w:val="24"/>
-          <w:szCs w:val="24"/>
-        </w:rPr>
-        <w:t>.</w:t>
-      </w:r>
-    </w:p>
-    <w:p>
-      <w:pPr>
-        <w:spacing w:line="360" w:lineRule="auto"/>
-        <w:jc w:val="both"/>
-        <w:rPr>
-          <w:rFonts w:ascii="Times New Roman" w:hAnsi="Times New Roman" w:cs="Times New Roman"/>
-          <w:sz w:val="24"/>
-          <w:szCs w:val="24"/>
-        </w:rPr>
-      </w:pPr>
-      <w:r>
-        <w:rPr>
-          <w:rFonts w:ascii="Times New Roman" w:hAnsi="Times New Roman" w:cs="Times New Roman"/>
-          <w:sz w:val="24"/>
-          <w:szCs w:val="24"/>
-        </w:rPr>
-        <w:t>-bővítési lehetőségek:</w:t>
-      </w:r>
-      <w:r>
-        <w:rPr>
-          <w:rFonts w:ascii="Times New Roman" w:hAnsi="Times New Roman" w:cs="Times New Roman"/>
-          <w:sz w:val="24"/>
-          <w:szCs w:val="24"/>
-        </w:rPr>
-        <w:t xml:space="preserve"> </w:t>
-      </w:r>
-      <w:r>
-        <w:rPr>
-          <w:rFonts w:ascii="Times New Roman" w:hAnsi="Times New Roman" w:cs="Times New Roman"/>
-          <w:sz w:val="24"/>
-          <w:szCs w:val="24"/>
-        </w:rPr>
-        <w:t xml:space="preserve">A legvalószínűbb bővítés számunkra a pizza kreátor funkció </w:t>
-      </w:r>
-      <w:r>
-        <w:rPr>
-          <w:rFonts w:ascii="Times New Roman" w:hAnsi="Times New Roman" w:cs="Times New Roman"/>
-          <w:sz w:val="24"/>
-          <w:szCs w:val="24"/>
-        </w:rPr>
-        <w:t>lenne,</w:t>
-      </w:r>
-      <w:r>
-        <w:rPr>
-          <w:rFonts w:ascii="Times New Roman" w:hAnsi="Times New Roman" w:cs="Times New Roman"/>
-          <w:sz w:val="24"/>
-          <w:szCs w:val="24"/>
-        </w:rPr>
-        <w:t xml:space="preserve"> amelyet már a vizsgaremek elején terveztük megvalósítani a programban</w:t>
-      </w:r>
-      <w:r>
-        <w:rPr>
-          <w:rFonts w:ascii="Times New Roman" w:hAnsi="Times New Roman" w:cs="Times New Roman"/>
-          <w:sz w:val="24"/>
-          <w:szCs w:val="24"/>
-        </w:rPr>
-        <w:t xml:space="preserve">, </w:t>
-      </w:r>
-      <w:r>
-        <w:rPr>
-          <w:rFonts w:ascii="Times New Roman" w:hAnsi="Times New Roman" w:cs="Times New Roman"/>
-          <w:sz w:val="24"/>
-          <w:szCs w:val="24"/>
-        </w:rPr>
-        <w:t xml:space="preserve">viszont kimaradt a bonyolultsága miatt, emellett egy másik kiváló opció </w:t>
-      </w:r>
-      <w:r>
-        <w:rPr>
-          <w:rFonts w:ascii="Times New Roman" w:hAnsi="Times New Roman" w:cs="Times New Roman"/>
-          <w:sz w:val="24"/>
-          <w:szCs w:val="24"/>
-        </w:rPr>
-        <w:t>egy újabb lap lenne, ahol a bejelentkezett felhasználóknak lehetőségük lenne arra, hogy állásra jelentkezzenek a pizzériában, például pénztáros, futár vagy szakács pozíciókra</w:t>
-      </w:r>
-      <w:r>
-        <w:rPr>
-          <w:rFonts w:ascii="Times New Roman" w:hAnsi="Times New Roman" w:cs="Times New Roman"/>
-          <w:sz w:val="24"/>
-          <w:szCs w:val="24"/>
-        </w:rPr>
-        <w:t>.</w:t>
-      </w:r>
-      <w:r>
-        <w:rPr>
-          <w:rFonts w:ascii="Times New Roman" w:hAnsi="Times New Roman" w:cs="Times New Roman"/>
-          <w:sz w:val="24"/>
-          <w:szCs w:val="24"/>
-        </w:rPr>
-        <w:t xml:space="preserve"> </w:t>
-      </w:r>
-      <w:bookmarkEnd w:id="0"/>
     </w:p>
     <w:sectPr>
       <w:headerReference w:type="default" r:id="rId7"/>
@@ -2482,7 +2524,7 @@
   <w:abstractNum w:abstractNumId="1" w15:restartNumberingAfterBreak="0">
     <w:nsid w:val="27726C87"/>
     <w:multiLevelType w:val="hybridMultilevel"/>
-    <w:tmpl w:val="72BE61DC"/>
+    <w:tmpl w:val="C436DDF2"/>
     <w:lvl w:ilvl="0" w:tplc="040E0001">
       <w:start w:val="1"/>
       <w:numFmt w:val="bullet"/>
@@ -2495,7 +2537,7 @@
         <w:rFonts w:ascii="Symbol" w:hAnsi="Symbol" w:hint="default"/>
       </w:rPr>
     </w:lvl>
-    <w:lvl w:ilvl="1" w:tplc="040E0003" w:tentative="1">
+    <w:lvl w:ilvl="1" w:tplc="040E0003">
       <w:start w:val="1"/>
       <w:numFmt w:val="bullet"/>
       <w:lvlText w:val="o"/>

--- a/Dokumentáció.docx
+++ b/Dokumentáció.docx
@@ -312,26 +312,58 @@
           <w:sz w:val="24"/>
           <w:szCs w:val="24"/>
         </w:rPr>
-        <w:t>-a projekt címe: 1987-es Pizzéria</w:t>
-      </w:r>
-    </w:p>
-    <w:p>
-      <w:pPr>
-        <w:spacing w:line="360" w:lineRule="auto"/>
-        <w:jc w:val="both"/>
-        <w:rPr>
-          <w:rFonts w:ascii="Times New Roman" w:hAnsi="Times New Roman" w:cs="Times New Roman"/>
-          <w:sz w:val="24"/>
-          <w:szCs w:val="24"/>
-        </w:rPr>
-      </w:pPr>
-      <w:r>
-        <w:rPr>
-          <w:rFonts w:ascii="Times New Roman" w:hAnsi="Times New Roman" w:cs="Times New Roman"/>
-          <w:sz w:val="24"/>
-          <w:szCs w:val="24"/>
-        </w:rPr>
-        <w:t xml:space="preserve">-a készítők nevei: </w:t>
+        <w:t>-</w:t>
+      </w:r>
+      <w:r>
+        <w:rPr>
+          <w:rFonts w:ascii="Times New Roman" w:hAnsi="Times New Roman" w:cs="Times New Roman"/>
+          <w:sz w:val="24"/>
+          <w:szCs w:val="24"/>
+        </w:rPr>
+        <w:t>A</w:t>
+      </w:r>
+      <w:r>
+        <w:rPr>
+          <w:rFonts w:ascii="Times New Roman" w:hAnsi="Times New Roman" w:cs="Times New Roman"/>
+          <w:sz w:val="24"/>
+          <w:szCs w:val="24"/>
+        </w:rPr>
+        <w:t xml:space="preserve"> projekt címe: 1987-es Pizzéria</w:t>
+      </w:r>
+    </w:p>
+    <w:p>
+      <w:pPr>
+        <w:spacing w:line="360" w:lineRule="auto"/>
+        <w:jc w:val="both"/>
+        <w:rPr>
+          <w:rFonts w:ascii="Times New Roman" w:hAnsi="Times New Roman" w:cs="Times New Roman"/>
+          <w:sz w:val="24"/>
+          <w:szCs w:val="24"/>
+        </w:rPr>
+      </w:pPr>
+      <w:r>
+        <w:rPr>
+          <w:rFonts w:ascii="Times New Roman" w:hAnsi="Times New Roman" w:cs="Times New Roman"/>
+          <w:sz w:val="24"/>
+          <w:szCs w:val="24"/>
+        </w:rPr>
+        <w:t>-</w:t>
+      </w:r>
+      <w:r>
+        <w:rPr>
+          <w:rFonts w:ascii="Times New Roman" w:hAnsi="Times New Roman" w:cs="Times New Roman"/>
+          <w:sz w:val="24"/>
+          <w:szCs w:val="24"/>
+        </w:rPr>
+        <w:t>A</w:t>
+      </w:r>
+      <w:r>
+        <w:rPr>
+          <w:rFonts w:ascii="Times New Roman" w:hAnsi="Times New Roman" w:cs="Times New Roman"/>
+          <w:sz w:val="24"/>
+          <w:szCs w:val="24"/>
+        </w:rPr>
+        <w:t xml:space="preserve"> készítők nevei: </w:t>
       </w:r>
       <w:r>
         <w:rPr>
@@ -376,26 +408,50 @@
           <w:sz w:val="24"/>
           <w:szCs w:val="24"/>
         </w:rPr>
-        <w:t>-dátum: 2025-2026-os tanév</w:t>
-      </w:r>
-    </w:p>
-    <w:p>
-      <w:pPr>
-        <w:spacing w:line="360" w:lineRule="auto"/>
-        <w:jc w:val="both"/>
-        <w:rPr>
-          <w:rFonts w:ascii="Times New Roman" w:hAnsi="Times New Roman" w:cs="Times New Roman"/>
-          <w:sz w:val="24"/>
-          <w:szCs w:val="24"/>
-        </w:rPr>
-      </w:pPr>
-      <w:r>
-        <w:rPr>
-          <w:rFonts w:ascii="Times New Roman" w:hAnsi="Times New Roman" w:cs="Times New Roman"/>
-          <w:sz w:val="24"/>
-          <w:szCs w:val="24"/>
-        </w:rPr>
-        <w:t>-a</w:t>
+        <w:t>-</w:t>
+      </w:r>
+      <w:r>
+        <w:rPr>
+          <w:rFonts w:ascii="Times New Roman" w:hAnsi="Times New Roman" w:cs="Times New Roman"/>
+          <w:sz w:val="24"/>
+          <w:szCs w:val="24"/>
+        </w:rPr>
+        <w:t>D</w:t>
+      </w:r>
+      <w:r>
+        <w:rPr>
+          <w:rFonts w:ascii="Times New Roman" w:hAnsi="Times New Roman" w:cs="Times New Roman"/>
+          <w:sz w:val="24"/>
+          <w:szCs w:val="24"/>
+        </w:rPr>
+        <w:t>átum: 2025-2026-os tanév</w:t>
+      </w:r>
+    </w:p>
+    <w:p>
+      <w:pPr>
+        <w:spacing w:line="360" w:lineRule="auto"/>
+        <w:jc w:val="both"/>
+        <w:rPr>
+          <w:rFonts w:ascii="Times New Roman" w:hAnsi="Times New Roman" w:cs="Times New Roman"/>
+          <w:sz w:val="24"/>
+          <w:szCs w:val="24"/>
+        </w:rPr>
+      </w:pPr>
+      <w:r>
+        <w:rPr>
+          <w:rFonts w:ascii="Times New Roman" w:hAnsi="Times New Roman" w:cs="Times New Roman"/>
+          <w:sz w:val="24"/>
+          <w:szCs w:val="24"/>
+        </w:rPr>
+        <w:t>-</w:t>
+      </w:r>
+      <w:r>
+        <w:rPr>
+          <w:rFonts w:ascii="Times New Roman" w:hAnsi="Times New Roman" w:cs="Times New Roman"/>
+          <w:sz w:val="24"/>
+          <w:szCs w:val="24"/>
+        </w:rPr>
+        <w:t>A</w:t>
       </w:r>
       <w:r>
         <w:rPr>
@@ -430,7 +486,15 @@
           <w:sz w:val="24"/>
           <w:szCs w:val="24"/>
         </w:rPr>
-        <w:t xml:space="preserve">a </w:t>
+        <w:t>A</w:t>
+      </w:r>
+      <w:r>
+        <w:rPr>
+          <w:rFonts w:ascii="Times New Roman" w:hAnsi="Times New Roman" w:cs="Times New Roman"/>
+          <w:sz w:val="24"/>
+          <w:szCs w:val="24"/>
+        </w:rPr>
+        <w:t xml:space="preserve"> </w:t>
       </w:r>
       <w:r>
         <w:rPr>
@@ -492,7 +556,7 @@
           <w:sz w:val="24"/>
           <w:szCs w:val="24"/>
         </w:rPr>
-        <w:t>a</w:t>
+        <w:t>A</w:t>
       </w:r>
       <w:r>
         <w:rPr>
@@ -551,7 +615,15 @@
           <w:sz w:val="24"/>
           <w:szCs w:val="24"/>
         </w:rPr>
-        <w:t>-bevezetés a programunkhoz: A mi csapatunk egy kitalált pizzériának hozott létre egy weboldalt</w:t>
+        <w:t>-B</w:t>
+      </w:r>
+      <w:r>
+        <w:rPr>
+          <w:rFonts w:ascii="Times New Roman" w:hAnsi="Times New Roman" w:cs="Times New Roman"/>
+          <w:sz w:val="24"/>
+          <w:szCs w:val="24"/>
+        </w:rPr>
+        <w:t>evezetés a programunkhoz: A mi csapatunk egy kitalált pizzériának hozott létre egy weboldalt</w:t>
       </w:r>
       <w:r>
         <w:rPr>
@@ -586,7 +658,23 @@
           <w:sz w:val="24"/>
           <w:szCs w:val="24"/>
         </w:rPr>
-        <w:t>-a felada</w:t>
+        <w:t>-</w:t>
+      </w:r>
+      <w:r>
+        <w:rPr>
+          <w:rFonts w:ascii="Times New Roman" w:hAnsi="Times New Roman" w:cs="Times New Roman"/>
+          <w:sz w:val="24"/>
+          <w:szCs w:val="24"/>
+        </w:rPr>
+        <w:t>A</w:t>
+      </w:r>
+      <w:r>
+        <w:rPr>
+          <w:rFonts w:ascii="Times New Roman" w:hAnsi="Times New Roman" w:cs="Times New Roman"/>
+          <w:sz w:val="24"/>
+          <w:szCs w:val="24"/>
+        </w:rPr>
+        <w:t xml:space="preserve"> felada</w:t>
       </w:r>
       <w:r>
         <w:rPr>
@@ -653,7 +741,23 @@
           <w:sz w:val="24"/>
           <w:szCs w:val="24"/>
         </w:rPr>
-        <w:t>-felhasználói igények</w:t>
+        <w:t>-</w:t>
+      </w:r>
+      <w:r>
+        <w:rPr>
+          <w:rFonts w:ascii="Times New Roman" w:hAnsi="Times New Roman" w:cs="Times New Roman"/>
+          <w:sz w:val="24"/>
+          <w:szCs w:val="24"/>
+        </w:rPr>
+        <w:t>F</w:t>
+      </w:r>
+      <w:r>
+        <w:rPr>
+          <w:rFonts w:ascii="Times New Roman" w:hAnsi="Times New Roman" w:cs="Times New Roman"/>
+          <w:sz w:val="24"/>
+          <w:szCs w:val="24"/>
+        </w:rPr>
+        <w:t>elhasználói igények</w:t>
       </w:r>
       <w:r>
         <w:rPr>
@@ -728,7 +832,15 @@
           <w:sz w:val="24"/>
           <w:szCs w:val="24"/>
         </w:rPr>
-        <w:t>-f</w:t>
+        <w:t>-</w:t>
+      </w:r>
+      <w:r>
+        <w:rPr>
+          <w:rFonts w:ascii="Times New Roman" w:hAnsi="Times New Roman" w:cs="Times New Roman"/>
+          <w:sz w:val="24"/>
+          <w:szCs w:val="24"/>
+        </w:rPr>
+        <w:t>F</w:t>
       </w:r>
       <w:r>
         <w:rPr>
@@ -883,7 +995,15 @@
           <w:sz w:val="24"/>
           <w:szCs w:val="24"/>
         </w:rPr>
-        <w:t>-n</w:t>
+        <w:t>-</w:t>
+      </w:r>
+      <w:r>
+        <w:rPr>
+          <w:rFonts w:ascii="Times New Roman" w:hAnsi="Times New Roman" w:cs="Times New Roman"/>
+          <w:sz w:val="24"/>
+          <w:szCs w:val="24"/>
+        </w:rPr>
+        <w:t>N</w:t>
       </w:r>
       <w:r>
         <w:rPr>
@@ -1168,25 +1288,13 @@
           <w:szCs w:val="24"/>
         </w:rPr>
       </w:pPr>
-    </w:p>
-    <w:p>
-      <w:pPr>
-        <w:pStyle w:val="Listaszerbekezds"/>
-        <w:spacing w:line="360" w:lineRule="auto"/>
-        <w:jc w:val="both"/>
-        <w:rPr>
-          <w:rFonts w:ascii="Times New Roman" w:hAnsi="Times New Roman" w:cs="Times New Roman"/>
-          <w:sz w:val="24"/>
-          <w:szCs w:val="24"/>
-        </w:rPr>
-      </w:pPr>
-      <w:r>
-        <w:rPr>
-          <w:rFonts w:ascii="Times New Roman" w:hAnsi="Times New Roman" w:cs="Times New Roman"/>
-          <w:sz w:val="24"/>
-          <w:szCs w:val="24"/>
-        </w:rPr>
-        <w:t xml:space="preserve">-a használt technológiák és azoknak indoklása: </w:t>
+      <w:r>
+        <w:rPr>
+          <w:rFonts w:ascii="Times New Roman" w:hAnsi="Times New Roman" w:cs="Times New Roman"/>
+          <w:sz w:val="24"/>
+          <w:szCs w:val="24"/>
+        </w:rPr>
+        <w:t>-A kétszemélyű csoportunk feladatbeosztása:</w:t>
       </w:r>
     </w:p>
     <w:p>
@@ -1210,7 +1318,7 @@
           <w:sz w:val="24"/>
           <w:szCs w:val="24"/>
         </w:rPr>
-        <w:t xml:space="preserve">HTML: Elsősorban a projekt megkezdéséhez egyértelműen HTML-t használtunk a weboldal alap felépítésének kialakításához. </w:t>
+        <w:t>Drahovszky Márk:</w:t>
       </w:r>
     </w:p>
     <w:p>
@@ -1234,6 +1342,106 @@
           <w:sz w:val="24"/>
           <w:szCs w:val="24"/>
         </w:rPr>
+        <w:t xml:space="preserve">Remete Marcell Róbert: </w:t>
+      </w:r>
+    </w:p>
+    <w:p>
+      <w:pPr>
+        <w:pStyle w:val="Listaszerbekezds"/>
+        <w:spacing w:line="360" w:lineRule="auto"/>
+        <w:jc w:val="both"/>
+        <w:rPr>
+          <w:rFonts w:ascii="Times New Roman" w:hAnsi="Times New Roman" w:cs="Times New Roman"/>
+          <w:sz w:val="24"/>
+          <w:szCs w:val="24"/>
+        </w:rPr>
+      </w:pPr>
+      <w:r>
+        <w:rPr>
+          <w:rFonts w:ascii="Times New Roman" w:hAnsi="Times New Roman" w:cs="Times New Roman"/>
+          <w:sz w:val="24"/>
+          <w:szCs w:val="24"/>
+        </w:rPr>
+        <w:t>-</w:t>
+      </w:r>
+      <w:r>
+        <w:rPr>
+          <w:rFonts w:ascii="Times New Roman" w:hAnsi="Times New Roman" w:cs="Times New Roman"/>
+          <w:sz w:val="24"/>
+          <w:szCs w:val="24"/>
+        </w:rPr>
+        <w:t>A</w:t>
+      </w:r>
+      <w:r>
+        <w:rPr>
+          <w:rFonts w:ascii="Times New Roman" w:hAnsi="Times New Roman" w:cs="Times New Roman"/>
+          <w:sz w:val="24"/>
+          <w:szCs w:val="24"/>
+        </w:rPr>
+        <w:t xml:space="preserve"> használt technológiák és azoknak</w:t>
+      </w:r>
+      <w:r>
+        <w:rPr>
+          <w:rFonts w:ascii="Times New Roman" w:hAnsi="Times New Roman" w:cs="Times New Roman"/>
+          <w:sz w:val="24"/>
+          <w:szCs w:val="24"/>
+        </w:rPr>
+        <w:t xml:space="preserve"> az</w:t>
+      </w:r>
+      <w:r>
+        <w:rPr>
+          <w:rFonts w:ascii="Times New Roman" w:hAnsi="Times New Roman" w:cs="Times New Roman"/>
+          <w:sz w:val="24"/>
+          <w:szCs w:val="24"/>
+        </w:rPr>
+        <w:t xml:space="preserve"> indoklása: </w:t>
+      </w:r>
+    </w:p>
+    <w:p>
+      <w:pPr>
+        <w:pStyle w:val="Listaszerbekezds"/>
+        <w:numPr>
+          <w:ilvl w:val="1"/>
+          <w:numId w:val="1"/>
+        </w:numPr>
+        <w:spacing w:line="360" w:lineRule="auto"/>
+        <w:jc w:val="both"/>
+        <w:rPr>
+          <w:rFonts w:ascii="Times New Roman" w:hAnsi="Times New Roman" w:cs="Times New Roman"/>
+          <w:sz w:val="24"/>
+          <w:szCs w:val="24"/>
+        </w:rPr>
+      </w:pPr>
+      <w:r>
+        <w:rPr>
+          <w:rFonts w:ascii="Times New Roman" w:hAnsi="Times New Roman" w:cs="Times New Roman"/>
+          <w:sz w:val="24"/>
+          <w:szCs w:val="24"/>
+        </w:rPr>
+        <w:t xml:space="preserve">HTML: Elsősorban a projekt megkezdéséhez egyértelműen HTML-t használtunk a weboldal alap felépítésének kialakításához. </w:t>
+      </w:r>
+    </w:p>
+    <w:p>
+      <w:pPr>
+        <w:pStyle w:val="Listaszerbekezds"/>
+        <w:numPr>
+          <w:ilvl w:val="1"/>
+          <w:numId w:val="1"/>
+        </w:numPr>
+        <w:spacing w:line="360" w:lineRule="auto"/>
+        <w:jc w:val="both"/>
+        <w:rPr>
+          <w:rFonts w:ascii="Times New Roman" w:hAnsi="Times New Roman" w:cs="Times New Roman"/>
+          <w:sz w:val="24"/>
+          <w:szCs w:val="24"/>
+        </w:rPr>
+      </w:pPr>
+      <w:r>
+        <w:rPr>
+          <w:rFonts w:ascii="Times New Roman" w:hAnsi="Times New Roman" w:cs="Times New Roman"/>
+          <w:sz w:val="24"/>
+          <w:szCs w:val="24"/>
+        </w:rPr>
         <w:t>CSS: Ezek után természetesen</w:t>
       </w:r>
       <w:r>
@@ -1242,7 +1450,15 @@
           <w:sz w:val="24"/>
           <w:szCs w:val="24"/>
         </w:rPr>
-        <w:t xml:space="preserve"> CSS-t alkalmaztunk az alap dizájnhoz, kártyák elhelyezéséhez, gombok formázásához, mint például színváltás amikor felette van a kurzor, valamint a reszponzív felület kialakításához is, </w:t>
+        <w:t xml:space="preserve"> CSS-t alkalmaztunk az alap dizájnhoz, kártyák elhelyezéséhez, gombok formázásához, mint például színváltás amikor felette van a kurzor, valamint a reszponzív felület kialakításához is</w:t>
+      </w:r>
+      <w:r>
+        <w:rPr>
+          <w:rFonts w:ascii="Times New Roman" w:hAnsi="Times New Roman" w:cs="Times New Roman"/>
+          <w:sz w:val="24"/>
+          <w:szCs w:val="24"/>
+        </w:rPr>
+        <w:t xml:space="preserve"> azt használtuk az elején mivel akkor még nem ismertük elég jól a </w:t>
       </w:r>
       <w:proofErr w:type="spellStart"/>
       <w:r>
@@ -1260,37 +1476,171 @@
           <w:sz w:val="24"/>
           <w:szCs w:val="24"/>
         </w:rPr>
-        <w:t xml:space="preserve"> hiányában. </w:t>
-      </w:r>
-      <w:r>
-        <w:rPr>
-          <w:rFonts w:ascii="Times New Roman" w:hAnsi="Times New Roman" w:cs="Times New Roman"/>
-          <w:sz w:val="24"/>
-          <w:szCs w:val="24"/>
-        </w:rPr>
-        <w:t>Az elején még a CSS egy fájlban volt a HTML-el az egyszerű lemásolásért.</w:t>
-      </w:r>
-      <w:bookmarkStart w:id="0" w:name="_GoBack"/>
-      <w:bookmarkEnd w:id="0"/>
+        <w:t xml:space="preserve"> </w:t>
+      </w:r>
+      <w:r>
+        <w:rPr>
+          <w:rFonts w:ascii="Times New Roman" w:hAnsi="Times New Roman" w:cs="Times New Roman"/>
+          <w:sz w:val="24"/>
+          <w:szCs w:val="24"/>
+        </w:rPr>
+        <w:t>keretrendszert</w:t>
+      </w:r>
+      <w:r>
+        <w:rPr>
+          <w:rFonts w:ascii="Times New Roman" w:hAnsi="Times New Roman" w:cs="Times New Roman"/>
+          <w:sz w:val="24"/>
+          <w:szCs w:val="24"/>
+        </w:rPr>
+        <w:t xml:space="preserve">. </w:t>
+      </w:r>
+      <w:r>
+        <w:rPr>
+          <w:rFonts w:ascii="Times New Roman" w:hAnsi="Times New Roman" w:cs="Times New Roman"/>
+          <w:sz w:val="24"/>
+          <w:szCs w:val="24"/>
+        </w:rPr>
+        <w:t xml:space="preserve">A </w:t>
+      </w:r>
+      <w:r>
+        <w:rPr>
+          <w:rFonts w:ascii="Times New Roman" w:hAnsi="Times New Roman" w:cs="Times New Roman"/>
+          <w:sz w:val="24"/>
+          <w:szCs w:val="24"/>
+        </w:rPr>
+        <w:t>projekt kezdetekor</w:t>
+      </w:r>
+      <w:r>
+        <w:rPr>
+          <w:rFonts w:ascii="Times New Roman" w:hAnsi="Times New Roman" w:cs="Times New Roman"/>
+          <w:sz w:val="24"/>
+          <w:szCs w:val="24"/>
+        </w:rPr>
+        <w:t xml:space="preserve"> még a CSS egy fájlban volt a </w:t>
+      </w:r>
+      <w:r>
+        <w:rPr>
+          <w:rFonts w:ascii="Times New Roman" w:hAnsi="Times New Roman" w:cs="Times New Roman"/>
+          <w:sz w:val="24"/>
+          <w:szCs w:val="24"/>
+        </w:rPr>
+        <w:t>HTML-lel</w:t>
+      </w:r>
+      <w:r>
+        <w:rPr>
+          <w:rFonts w:ascii="Times New Roman" w:hAnsi="Times New Roman" w:cs="Times New Roman"/>
+          <w:sz w:val="24"/>
+          <w:szCs w:val="24"/>
+        </w:rPr>
+        <w:t>, azért, hogy a kezdetleges kódot könnyebben tudjuk feltölteni és lemásolni a GIT-re, viszont ez nyilvánvalóan változtatásra került a későbbiekben a végleges verzióhoz, ugyanis akkor már ez megkönnyíti a program átláthatóságát, valamint a megadott elvárásokban is így van meghatározva.</w:t>
+      </w:r>
     </w:p>
     <w:p>
       <w:pPr>
         <w:pStyle w:val="Listaszerbekezds"/>
-        <w:spacing w:line="360" w:lineRule="auto"/>
-        <w:jc w:val="both"/>
-        <w:rPr>
-          <w:rFonts w:ascii="Times New Roman" w:hAnsi="Times New Roman" w:cs="Times New Roman"/>
-          <w:sz w:val="24"/>
-          <w:szCs w:val="24"/>
-        </w:rPr>
-      </w:pPr>
-      <w:r>
-        <w:rPr>
-          <w:rFonts w:ascii="Times New Roman" w:hAnsi="Times New Roman" w:cs="Times New Roman"/>
-          <w:sz w:val="24"/>
-          <w:szCs w:val="24"/>
-        </w:rPr>
-        <w:t>-adatbázis típusa:</w:t>
+        <w:numPr>
+          <w:ilvl w:val="1"/>
+          <w:numId w:val="1"/>
+        </w:numPr>
+        <w:spacing w:line="360" w:lineRule="auto"/>
+        <w:jc w:val="both"/>
+        <w:rPr>
+          <w:rFonts w:ascii="Times New Roman" w:hAnsi="Times New Roman" w:cs="Times New Roman"/>
+          <w:sz w:val="24"/>
+          <w:szCs w:val="24"/>
+        </w:rPr>
+      </w:pPr>
+      <w:r>
+        <w:rPr>
+          <w:rFonts w:ascii="Times New Roman" w:hAnsi="Times New Roman" w:cs="Times New Roman"/>
+          <w:sz w:val="24"/>
+          <w:szCs w:val="24"/>
+        </w:rPr>
+        <w:t>Java</w:t>
+      </w:r>
+      <w:r>
+        <w:rPr>
+          <w:rFonts w:ascii="Times New Roman" w:hAnsi="Times New Roman" w:cs="Times New Roman"/>
+          <w:sz w:val="24"/>
+          <w:szCs w:val="24"/>
+        </w:rPr>
+        <w:t>S</w:t>
+      </w:r>
+      <w:r>
+        <w:rPr>
+          <w:rFonts w:ascii="Times New Roman" w:hAnsi="Times New Roman" w:cs="Times New Roman"/>
+          <w:sz w:val="24"/>
+          <w:szCs w:val="24"/>
+        </w:rPr>
+        <w:t>cript:</w:t>
+      </w:r>
+      <w:r>
+        <w:rPr>
+          <w:rFonts w:ascii="Times New Roman" w:hAnsi="Times New Roman" w:cs="Times New Roman"/>
+          <w:sz w:val="24"/>
+          <w:szCs w:val="24"/>
+        </w:rPr>
+        <w:t xml:space="preserve"> </w:t>
+      </w:r>
+    </w:p>
+    <w:p>
+      <w:pPr>
+        <w:pStyle w:val="Listaszerbekezds"/>
+        <w:numPr>
+          <w:ilvl w:val="1"/>
+          <w:numId w:val="1"/>
+        </w:numPr>
+        <w:spacing w:line="360" w:lineRule="auto"/>
+        <w:jc w:val="both"/>
+        <w:rPr>
+          <w:rFonts w:ascii="Times New Roman" w:hAnsi="Times New Roman" w:cs="Times New Roman"/>
+          <w:sz w:val="24"/>
+          <w:szCs w:val="24"/>
+        </w:rPr>
+      </w:pPr>
+      <w:r>
+        <w:rPr>
+          <w:rFonts w:ascii="Times New Roman" w:hAnsi="Times New Roman" w:cs="Times New Roman"/>
+          <w:sz w:val="24"/>
+          <w:szCs w:val="24"/>
+        </w:rPr>
+        <w:t xml:space="preserve">PHP: </w:t>
+      </w:r>
+    </w:p>
+    <w:p>
+      <w:pPr>
+        <w:pStyle w:val="Listaszerbekezds"/>
+        <w:spacing w:line="360" w:lineRule="auto"/>
+        <w:jc w:val="both"/>
+        <w:rPr>
+          <w:rFonts w:ascii="Times New Roman" w:hAnsi="Times New Roman" w:cs="Times New Roman"/>
+          <w:sz w:val="24"/>
+          <w:szCs w:val="24"/>
+        </w:rPr>
+      </w:pPr>
+      <w:r>
+        <w:rPr>
+          <w:rFonts w:ascii="Times New Roman" w:hAnsi="Times New Roman" w:cs="Times New Roman"/>
+          <w:sz w:val="24"/>
+          <w:szCs w:val="24"/>
+        </w:rPr>
+        <w:t>-</w:t>
+      </w:r>
+      <w:r>
+        <w:rPr>
+          <w:rFonts w:ascii="Times New Roman" w:hAnsi="Times New Roman" w:cs="Times New Roman"/>
+          <w:sz w:val="24"/>
+          <w:szCs w:val="24"/>
+        </w:rPr>
+        <w:t>A</w:t>
+      </w:r>
+      <w:r>
+        <w:rPr>
+          <w:rFonts w:ascii="Times New Roman" w:hAnsi="Times New Roman" w:cs="Times New Roman"/>
+          <w:sz w:val="24"/>
+          <w:szCs w:val="24"/>
+        </w:rPr>
+        <w:t>datbázis típusa:</w:t>
       </w:r>
       <w:r>
         <w:rPr>
@@ -1993,7 +2343,7 @@
           <w:sz w:val="24"/>
           <w:szCs w:val="24"/>
         </w:rPr>
-        <w:t>i</w:t>
+        <w:t>I</w:t>
       </w:r>
       <w:r>
         <w:rPr>
@@ -2020,7 +2370,23 @@
           <w:sz w:val="24"/>
           <w:szCs w:val="24"/>
         </w:rPr>
-        <w:t>-fejlesztési javaslatok</w:t>
+        <w:t>-</w:t>
+      </w:r>
+      <w:r>
+        <w:rPr>
+          <w:rFonts w:ascii="Times New Roman" w:hAnsi="Times New Roman" w:cs="Times New Roman"/>
+          <w:sz w:val="24"/>
+          <w:szCs w:val="24"/>
+        </w:rPr>
+        <w:t>F</w:t>
+      </w:r>
+      <w:r>
+        <w:rPr>
+          <w:rFonts w:ascii="Times New Roman" w:hAnsi="Times New Roman" w:cs="Times New Roman"/>
+          <w:sz w:val="24"/>
+          <w:szCs w:val="24"/>
+        </w:rPr>
+        <w:t>ejlesztési javaslatok</w:t>
       </w:r>
       <w:r>
         <w:rPr>
@@ -2052,7 +2418,23 @@
           <w:sz w:val="24"/>
           <w:szCs w:val="24"/>
         </w:rPr>
-        <w:t xml:space="preserve"> valamely modern programozási keretrendszer</w:t>
+        <w:t xml:space="preserve"> valamely</w:t>
+      </w:r>
+      <w:r>
+        <w:rPr>
+          <w:rFonts w:ascii="Times New Roman" w:hAnsi="Times New Roman" w:cs="Times New Roman"/>
+          <w:sz w:val="24"/>
+          <w:szCs w:val="24"/>
+        </w:rPr>
+        <w:t xml:space="preserve"> egyéb </w:t>
+      </w:r>
+      <w:r>
+        <w:rPr>
+          <w:rFonts w:ascii="Times New Roman" w:hAnsi="Times New Roman" w:cs="Times New Roman"/>
+          <w:sz w:val="24"/>
+          <w:szCs w:val="24"/>
+        </w:rPr>
+        <w:t>modern programozási keretrendszer</w:t>
       </w:r>
       <w:r>
         <w:rPr>
@@ -2076,15 +2458,15 @@
           <w:sz w:val="24"/>
           <w:szCs w:val="24"/>
         </w:rPr>
-        <w:t xml:space="preserve">lenne, </w:t>
-      </w:r>
-      <w:r>
-        <w:rPr>
-          <w:rFonts w:ascii="Times New Roman" w:hAnsi="Times New Roman" w:cs="Times New Roman"/>
-          <w:sz w:val="24"/>
-          <w:szCs w:val="24"/>
-        </w:rPr>
-        <w:t xml:space="preserve">(pl.: </w:t>
+        <w:t>lenne</w:t>
+      </w:r>
+      <w:r>
+        <w:rPr>
+          <w:rFonts w:ascii="Times New Roman" w:hAnsi="Times New Roman" w:cs="Times New Roman"/>
+          <w:sz w:val="24"/>
+          <w:szCs w:val="24"/>
+        </w:rPr>
+        <w:t xml:space="preserve"> a </w:t>
       </w:r>
       <w:proofErr w:type="spellStart"/>
       <w:r>
@@ -2102,7 +2484,39 @@
           <w:sz w:val="24"/>
           <w:szCs w:val="24"/>
         </w:rPr>
-        <w:t>, Vue</w:t>
+        <w:t>-en kívül</w:t>
+      </w:r>
+      <w:r>
+        <w:rPr>
+          <w:rFonts w:ascii="Times New Roman" w:hAnsi="Times New Roman" w:cs="Times New Roman"/>
+          <w:sz w:val="24"/>
+          <w:szCs w:val="24"/>
+        </w:rPr>
+        <w:t xml:space="preserve">, </w:t>
+      </w:r>
+      <w:r>
+        <w:rPr>
+          <w:rFonts w:ascii="Times New Roman" w:hAnsi="Times New Roman" w:cs="Times New Roman"/>
+          <w:sz w:val="24"/>
+          <w:szCs w:val="24"/>
+        </w:rPr>
+        <w:t xml:space="preserve">mint például </w:t>
+      </w:r>
+      <w:r>
+        <w:rPr>
+          <w:rFonts w:ascii="Times New Roman" w:hAnsi="Times New Roman" w:cs="Times New Roman"/>
+          <w:sz w:val="24"/>
+          <w:szCs w:val="24"/>
+        </w:rPr>
+        <w:t xml:space="preserve">a </w:t>
+      </w:r>
+      <w:r>
+        <w:rPr>
+          <w:rFonts w:ascii="Times New Roman" w:hAnsi="Times New Roman" w:cs="Times New Roman"/>
+          <w:sz w:val="24"/>
+          <w:szCs w:val="24"/>
+        </w:rPr>
+        <w:t>Vue</w:t>
       </w:r>
       <w:r>
         <w:rPr>
@@ -2152,7 +2566,7 @@
           <w:sz w:val="24"/>
           <w:szCs w:val="24"/>
         </w:rPr>
-        <w:t>).</w:t>
+        <w:t>.</w:t>
       </w:r>
       <w:r>
         <w:rPr>
@@ -2184,7 +2598,16 @@
           <w:sz w:val="24"/>
           <w:szCs w:val="24"/>
         </w:rPr>
-        <w:t xml:space="preserve"> használata végül azért maradt ki a projektből, mert mire elsajátítottuk a szükséges ismereteket</w:t>
+        <w:t xml:space="preserve"> használata végül azért maradt ki a projektből, mert mire </w:t>
+      </w:r>
+      <w:r>
+        <w:rPr>
+          <w:rFonts w:ascii="Times New Roman" w:hAnsi="Times New Roman" w:cs="Times New Roman"/>
+          <w:sz w:val="24"/>
+          <w:szCs w:val="24"/>
+        </w:rPr>
+        <w:lastRenderedPageBreak/>
+        <w:t>elsajátítottuk a szükséges ismereteket</w:t>
       </w:r>
       <w:r>
         <w:rPr>
@@ -2208,7 +2631,7 @@
           <w:sz w:val="24"/>
           <w:szCs w:val="24"/>
         </w:rPr>
-        <w:t>bármelyik</w:t>
+        <w:t>a legtöbbnek az</w:t>
       </w:r>
       <w:r>
         <w:rPr>
@@ -2234,25 +2657,6 @@
         </w:rPr>
         <w:t>.</w:t>
       </w:r>
-    </w:p>
-    <w:p>
-      <w:pPr>
-        <w:spacing w:line="360" w:lineRule="auto"/>
-        <w:jc w:val="both"/>
-        <w:rPr>
-          <w:rFonts w:ascii="Times New Roman" w:hAnsi="Times New Roman" w:cs="Times New Roman"/>
-          <w:sz w:val="24"/>
-          <w:szCs w:val="24"/>
-        </w:rPr>
-      </w:pPr>
-      <w:r>
-        <w:rPr>
-          <w:rFonts w:ascii="Times New Roman" w:hAnsi="Times New Roman" w:cs="Times New Roman"/>
-          <w:sz w:val="24"/>
-          <w:szCs w:val="24"/>
-        </w:rPr>
-        <w:t>-bővítési lehetőségek:</w:t>
-      </w:r>
       <w:r>
         <w:rPr>
           <w:rFonts w:ascii="Times New Roman" w:hAnsi="Times New Roman" w:cs="Times New Roman"/>
@@ -2267,6 +2671,57 @@
           <w:sz w:val="24"/>
           <w:szCs w:val="24"/>
         </w:rPr>
+        <w:t xml:space="preserve">Ezen felül, </w:t>
+      </w:r>
+    </w:p>
+    <w:p>
+      <w:pPr>
+        <w:spacing w:line="360" w:lineRule="auto"/>
+        <w:jc w:val="both"/>
+        <w:rPr>
+          <w:rFonts w:ascii="Times New Roman" w:hAnsi="Times New Roman" w:cs="Times New Roman"/>
+          <w:sz w:val="24"/>
+          <w:szCs w:val="24"/>
+        </w:rPr>
+      </w:pPr>
+      <w:r>
+        <w:rPr>
+          <w:rFonts w:ascii="Times New Roman" w:hAnsi="Times New Roman" w:cs="Times New Roman"/>
+          <w:sz w:val="24"/>
+          <w:szCs w:val="24"/>
+        </w:rPr>
+        <w:t>-</w:t>
+      </w:r>
+      <w:r>
+        <w:rPr>
+          <w:rFonts w:ascii="Times New Roman" w:hAnsi="Times New Roman" w:cs="Times New Roman"/>
+          <w:sz w:val="24"/>
+          <w:szCs w:val="24"/>
+        </w:rPr>
+        <w:t>B</w:t>
+      </w:r>
+      <w:r>
+        <w:rPr>
+          <w:rFonts w:ascii="Times New Roman" w:hAnsi="Times New Roman" w:cs="Times New Roman"/>
+          <w:sz w:val="24"/>
+          <w:szCs w:val="24"/>
+        </w:rPr>
+        <w:t>ővítési lehetőségek:</w:t>
+      </w:r>
+      <w:r>
+        <w:rPr>
+          <w:rFonts w:ascii="Times New Roman" w:hAnsi="Times New Roman" w:cs="Times New Roman"/>
+          <w:sz w:val="24"/>
+          <w:szCs w:val="24"/>
+        </w:rPr>
+        <w:t xml:space="preserve"> </w:t>
+      </w:r>
+      <w:r>
+        <w:rPr>
+          <w:rFonts w:ascii="Times New Roman" w:hAnsi="Times New Roman" w:cs="Times New Roman"/>
+          <w:sz w:val="24"/>
+          <w:szCs w:val="24"/>
+        </w:rPr>
         <w:t xml:space="preserve">A legvalószínűbb bővítés számunkra a pizza kreátor funkció </w:t>
       </w:r>
       <w:r>
@@ -2307,16 +2762,7 @@
           <w:sz w:val="24"/>
           <w:szCs w:val="24"/>
         </w:rPr>
-        <w:t xml:space="preserve">egy újabb lap lenne, ahol a bejelentkezett </w:t>
-      </w:r>
-      <w:r>
-        <w:rPr>
-          <w:rFonts w:ascii="Times New Roman" w:hAnsi="Times New Roman" w:cs="Times New Roman"/>
-          <w:sz w:val="24"/>
-          <w:szCs w:val="24"/>
-        </w:rPr>
-        <w:lastRenderedPageBreak/>
-        <w:t>felhasználóknak lehetőségük lenne arra, hogy állásra jelentkezzenek a pizzériában, például pénztáros, futár vagy szakács pozíciókra</w:t>
+        <w:t>egy újabb lap lenne, ahol a bejelentkezett felhasználóknak lehetőségük lenne arra, hogy állásra jelentkezzenek a pizzériában, például pénztáros, futár vagy szakács pozíciókra</w:t>
       </w:r>
       <w:r>
         <w:rPr>
@@ -2334,6 +2780,16 @@
         </w:rPr>
         <w:t xml:space="preserve"> </w:t>
       </w:r>
+      <w:r>
+        <w:rPr>
+          <w:rFonts w:ascii="Times New Roman" w:hAnsi="Times New Roman" w:cs="Times New Roman"/>
+          <w:sz w:val="24"/>
+          <w:szCs w:val="24"/>
+        </w:rPr>
+        <w:t>További ötletként, a weboldal alján szerepelhetne egy kis értékelési rész ahol a felhasználó értékelhetne egy és öt csillag között.</w:t>
+      </w:r>
+      <w:bookmarkStart w:id="0" w:name="_GoBack"/>
+      <w:bookmarkEnd w:id="0"/>
     </w:p>
     <w:sectPr>
       <w:headerReference w:type="default" r:id="rId7"/>
@@ -2524,7 +2980,7 @@
   <w:abstractNum w:abstractNumId="1" w15:restartNumberingAfterBreak="0">
     <w:nsid w:val="27726C87"/>
     <w:multiLevelType w:val="hybridMultilevel"/>
-    <w:tmpl w:val="C436DDF2"/>
+    <w:tmpl w:val="DB32C034"/>
     <w:lvl w:ilvl="0" w:tplc="040E0001">
       <w:start w:val="1"/>
       <w:numFmt w:val="bullet"/>

--- a/Dokumentáció.docx
+++ b/Dokumentáció.docx
@@ -1,6 +1,6 @@
 
 <file path=word/document.xml><?xml version="1.0" encoding="utf-8"?>
-<w:document xmlns:wpc="http://schemas.microsoft.com/office/word/2010/wordprocessingCanvas" xmlns:cx="http://schemas.microsoft.com/office/drawing/2014/chartex" xmlns:cx1="http://schemas.microsoft.com/office/drawing/2015/9/8/chartex" xmlns:cx2="http://schemas.microsoft.com/office/drawing/2015/10/21/chartex" xmlns:cx3="http://schemas.microsoft.com/office/drawing/2016/5/9/chartex" xmlns:cx4="http://schemas.microsoft.com/office/drawing/2016/5/10/chartex" xmlns:cx5="http://schemas.microsoft.com/office/drawing/2016/5/11/chartex" xmlns:cx6="http://schemas.microsoft.com/office/drawing/2016/5/12/chartex" xmlns:cx7="http://schemas.microsoft.com/office/drawing/2016/5/13/chartex" xmlns:cx8="http://schemas.microsoft.com/office/drawing/2016/5/14/chartex" xmlns:mc="http://schemas.openxmlformats.org/markup-compatibility/2006" xmlns:aink="http://schemas.microsoft.com/office/drawing/2016/ink" xmlns:am3d="http://schemas.microsoft.com/office/drawing/2017/model3d" xmlns:o="urn:schemas-microsoft-com:office:office" xmlns:r="http://schemas.openxmlformats.org/officeDocument/2006/relationships" xmlns:m="http://schemas.openxmlformats.org/officeDocument/2006/math" xmlns:v="urn:schemas-microsoft-com:vml" xmlns:wp14="http://schemas.microsoft.com/office/word/2010/wordprocessingDrawing" xmlns:wp="http://schemas.openxmlformats.org/drawingml/2006/wordprocessingDrawing" xmlns:w10="urn:schemas-microsoft-com:office:word" xmlns:w="http://schemas.openxmlformats.org/wordprocessingml/2006/main" xmlns:w14="http://schemas.microsoft.com/office/word/2010/wordml" xmlns:w15="http://schemas.microsoft.com/office/word/2012/wordml" xmlns:w16cid="http://schemas.microsoft.com/office/word/2016/wordml/cid" xmlns:w16se="http://schemas.microsoft.com/office/word/2015/wordml/symex" xmlns:wpg="http://schemas.microsoft.com/office/word/2010/wordprocessingGroup" xmlns:wpi="http://schemas.microsoft.com/office/word/2010/wordprocessingInk" xmlns:wne="http://schemas.microsoft.com/office/word/2006/wordml" xmlns:wps="http://schemas.microsoft.com/office/word/2010/wordprocessingShape" mc:Ignorable="w14 w15 w16se w16cid wp14">
+<w:document xmlns:wpc="http://schemas.microsoft.com/office/word/2010/wordprocessingCanvas" xmlns:cx="http://schemas.microsoft.com/office/drawing/2014/chartex" xmlns:mc="http://schemas.openxmlformats.org/markup-compatibility/2006" xmlns:o="urn:schemas-microsoft-com:office:office" xmlns:r="http://schemas.openxmlformats.org/officeDocument/2006/relationships" xmlns:m="http://schemas.openxmlformats.org/officeDocument/2006/math" xmlns:v="urn:schemas-microsoft-com:vml" xmlns:wp14="http://schemas.microsoft.com/office/word/2010/wordprocessingDrawing" xmlns:wp="http://schemas.openxmlformats.org/drawingml/2006/wordprocessingDrawing" xmlns:w10="urn:schemas-microsoft-com:office:word" xmlns:w="http://schemas.openxmlformats.org/wordprocessingml/2006/main" xmlns:w14="http://schemas.microsoft.com/office/word/2010/wordml" xmlns:w15="http://schemas.microsoft.com/office/word/2012/wordml" xmlns:w16se="http://schemas.microsoft.com/office/word/2015/wordml/symex" xmlns:wpg="http://schemas.microsoft.com/office/word/2010/wordprocessingGroup" xmlns:wpi="http://schemas.microsoft.com/office/word/2010/wordprocessingInk" xmlns:wne="http://schemas.microsoft.com/office/word/2006/wordml" xmlns:wps="http://schemas.microsoft.com/office/word/2010/wordprocessingShape" mc:Ignorable="w14 w15 w16se wp14">
   <w:body>
     <w:p>
       <w:pPr>
@@ -614,6 +614,7 @@
           <w:rFonts w:ascii="Times New Roman" w:hAnsi="Times New Roman" w:cs="Times New Roman"/>
           <w:sz w:val="24"/>
           <w:szCs w:val="24"/>
+          <w:u w:val="thick"/>
         </w:rPr>
         <w:t>-B</w:t>
       </w:r>
@@ -622,8 +623,9 @@
           <w:rFonts w:ascii="Times New Roman" w:hAnsi="Times New Roman" w:cs="Times New Roman"/>
           <w:sz w:val="24"/>
           <w:szCs w:val="24"/>
-        </w:rPr>
-        <w:t>evezetés a programunkhoz: A mi csapatunk egy kitalált pizzériának hozott létre egy weboldalt</w:t>
+          <w:u w:val="thick"/>
+        </w:rPr>
+        <w:t>evezetés a programunkhoz:</w:t>
       </w:r>
       <w:r>
         <w:rPr>
@@ -639,6 +641,22 @@
           <w:sz w:val="24"/>
           <w:szCs w:val="24"/>
         </w:rPr>
+        <w:t>A mi csapatunk egy kitalált pizzériának hozott létre egy weboldalt</w:t>
+      </w:r>
+      <w:r>
+        <w:rPr>
+          <w:rFonts w:ascii="Times New Roman" w:hAnsi="Times New Roman" w:cs="Times New Roman"/>
+          <w:sz w:val="24"/>
+          <w:szCs w:val="24"/>
+        </w:rPr>
+        <w:t xml:space="preserve"> </w:t>
+      </w:r>
+      <w:r>
+        <w:rPr>
+          <w:rFonts w:ascii="Times New Roman" w:hAnsi="Times New Roman" w:cs="Times New Roman"/>
+          <w:sz w:val="24"/>
+          <w:szCs w:val="24"/>
+        </w:rPr>
         <w:t>pizzák rendeléséhez, emellett egyéb információk átadása erről a fiktív étteremláncról</w:t>
       </w:r>
     </w:p>
@@ -657,6 +675,7 @@
           <w:rFonts w:ascii="Times New Roman" w:hAnsi="Times New Roman" w:cs="Times New Roman"/>
           <w:sz w:val="24"/>
           <w:szCs w:val="24"/>
+          <w:u w:val="thick"/>
         </w:rPr>
         <w:t>-</w:t>
       </w:r>
@@ -665,6 +684,7 @@
           <w:rFonts w:ascii="Times New Roman" w:hAnsi="Times New Roman" w:cs="Times New Roman"/>
           <w:sz w:val="24"/>
           <w:szCs w:val="24"/>
+          <w:u w:val="thick"/>
         </w:rPr>
         <w:t>A</w:t>
       </w:r>
@@ -673,6 +693,7 @@
           <w:rFonts w:ascii="Times New Roman" w:hAnsi="Times New Roman" w:cs="Times New Roman"/>
           <w:sz w:val="24"/>
           <w:szCs w:val="24"/>
+          <w:u w:val="thick"/>
         </w:rPr>
         <w:t xml:space="preserve"> felada</w:t>
       </w:r>
@@ -681,6 +702,7 @@
           <w:rFonts w:ascii="Times New Roman" w:hAnsi="Times New Roman" w:cs="Times New Roman"/>
           <w:sz w:val="24"/>
           <w:szCs w:val="24"/>
+          <w:u w:val="thick"/>
         </w:rPr>
         <w:t>t</w:t>
       </w:r>
@@ -689,6 +711,7 @@
           <w:rFonts w:ascii="Times New Roman" w:hAnsi="Times New Roman" w:cs="Times New Roman"/>
           <w:sz w:val="24"/>
           <w:szCs w:val="24"/>
+          <w:u w:val="thick"/>
         </w:rPr>
         <w:t xml:space="preserve"> </w:t>
       </w:r>
@@ -697,16 +720,9 @@
           <w:rFonts w:ascii="Times New Roman" w:hAnsi="Times New Roman" w:cs="Times New Roman"/>
           <w:sz w:val="24"/>
           <w:szCs w:val="24"/>
-        </w:rPr>
-        <w:t>leírása</w:t>
-      </w:r>
-      <w:r>
-        <w:rPr>
-          <w:rFonts w:ascii="Times New Roman" w:hAnsi="Times New Roman" w:cs="Times New Roman"/>
-          <w:sz w:val="24"/>
-          <w:szCs w:val="24"/>
-        </w:rPr>
-        <w:t>:</w:t>
+          <w:u w:val="thick"/>
+        </w:rPr>
+        <w:t>leírása:</w:t>
       </w:r>
       <w:r>
         <w:rPr>
@@ -740,6 +756,7 @@
           <w:rFonts w:ascii="Times New Roman" w:hAnsi="Times New Roman" w:cs="Times New Roman"/>
           <w:sz w:val="24"/>
           <w:szCs w:val="24"/>
+          <w:u w:val="thick"/>
         </w:rPr>
         <w:t>-</w:t>
       </w:r>
@@ -748,6 +765,7 @@
           <w:rFonts w:ascii="Times New Roman" w:hAnsi="Times New Roman" w:cs="Times New Roman"/>
           <w:sz w:val="24"/>
           <w:szCs w:val="24"/>
+          <w:u w:val="thick"/>
         </w:rPr>
         <w:t>F</w:t>
       </w:r>
@@ -756,6 +774,7 @@
           <w:rFonts w:ascii="Times New Roman" w:hAnsi="Times New Roman" w:cs="Times New Roman"/>
           <w:sz w:val="24"/>
           <w:szCs w:val="24"/>
+          <w:u w:val="thick"/>
         </w:rPr>
         <w:t>elhasználói igények</w:t>
       </w:r>
@@ -764,6 +783,7 @@
           <w:rFonts w:ascii="Times New Roman" w:hAnsi="Times New Roman" w:cs="Times New Roman"/>
           <w:sz w:val="24"/>
           <w:szCs w:val="24"/>
+          <w:u w:val="thick"/>
         </w:rPr>
         <w:t xml:space="preserve">: </w:t>
       </w:r>
@@ -831,6 +851,7 @@
           <w:rFonts w:ascii="Times New Roman" w:hAnsi="Times New Roman" w:cs="Times New Roman"/>
           <w:sz w:val="24"/>
           <w:szCs w:val="24"/>
+          <w:u w:val="thick"/>
         </w:rPr>
         <w:t>-</w:t>
       </w:r>
@@ -839,6 +860,7 @@
           <w:rFonts w:ascii="Times New Roman" w:hAnsi="Times New Roman" w:cs="Times New Roman"/>
           <w:sz w:val="24"/>
           <w:szCs w:val="24"/>
+          <w:u w:val="thick"/>
         </w:rPr>
         <w:t>F</w:t>
       </w:r>
@@ -847,22 +869,16 @@
           <w:rFonts w:ascii="Times New Roman" w:hAnsi="Times New Roman" w:cs="Times New Roman"/>
           <w:sz w:val="24"/>
           <w:szCs w:val="24"/>
-        </w:rPr>
-        <w:t>unkcionális követelmények</w:t>
-      </w:r>
-      <w:r>
-        <w:rPr>
-          <w:rFonts w:ascii="Times New Roman" w:hAnsi="Times New Roman" w:cs="Times New Roman"/>
-          <w:sz w:val="24"/>
-          <w:szCs w:val="24"/>
-        </w:rPr>
-        <w:t>:</w:t>
-      </w:r>
-      <w:r>
-        <w:rPr>
-          <w:rFonts w:ascii="Times New Roman" w:hAnsi="Times New Roman" w:cs="Times New Roman"/>
-          <w:sz w:val="24"/>
-          <w:szCs w:val="24"/>
+          <w:u w:val="thick"/>
+        </w:rPr>
+        <w:t>unkcionális követelmények:</w:t>
+      </w:r>
+      <w:r>
+        <w:rPr>
+          <w:rFonts w:ascii="Times New Roman" w:hAnsi="Times New Roman" w:cs="Times New Roman"/>
+          <w:sz w:val="24"/>
+          <w:szCs w:val="24"/>
+          <w:u w:val="thick"/>
         </w:rPr>
         <w:t xml:space="preserve"> </w:t>
       </w:r>
@@ -994,6 +1010,7 @@
           <w:rFonts w:ascii="Times New Roman" w:hAnsi="Times New Roman" w:cs="Times New Roman"/>
           <w:sz w:val="24"/>
           <w:szCs w:val="24"/>
+          <w:u w:val="thick"/>
         </w:rPr>
         <w:t>-</w:t>
       </w:r>
@@ -1002,6 +1019,7 @@
           <w:rFonts w:ascii="Times New Roman" w:hAnsi="Times New Roman" w:cs="Times New Roman"/>
           <w:sz w:val="24"/>
           <w:szCs w:val="24"/>
+          <w:u w:val="thick"/>
         </w:rPr>
         <w:t>N</w:t>
       </w:r>
@@ -1010,16 +1028,9 @@
           <w:rFonts w:ascii="Times New Roman" w:hAnsi="Times New Roman" w:cs="Times New Roman"/>
           <w:sz w:val="24"/>
           <w:szCs w:val="24"/>
-        </w:rPr>
-        <w:t>em funkcionális követelmények</w:t>
-      </w:r>
-      <w:r>
-        <w:rPr>
-          <w:rFonts w:ascii="Times New Roman" w:hAnsi="Times New Roman" w:cs="Times New Roman"/>
-          <w:sz w:val="24"/>
-          <w:szCs w:val="24"/>
-        </w:rPr>
-        <w:t>:</w:t>
+          <w:u w:val="thick"/>
+        </w:rPr>
+        <w:t>em funkcionális követelmények:</w:t>
       </w:r>
       <w:r>
         <w:rPr>
@@ -1035,16 +1046,7 @@
           <w:sz w:val="24"/>
           <w:szCs w:val="24"/>
         </w:rPr>
-        <w:t>Oldalunk igazán reszponzív, mobilokon, tableteken és asztali gépeken is megfelelő a megjelenése. A belépéshez regisztrációra van szükség, amelynek adatait az adatbázisban tároljuk. Az ott megadott jelszavak „</w:t>
-      </w:r>
-      <w:proofErr w:type="spellStart"/>
-      <w:r>
-        <w:rPr>
-          <w:rFonts w:ascii="Times New Roman" w:hAnsi="Times New Roman" w:cs="Times New Roman"/>
-          <w:sz w:val="24"/>
-          <w:szCs w:val="24"/>
-        </w:rPr>
-        <w:t>hash</w:t>
+        <w:t>Oldalunk igazán reszponzív, mobilokon, tableteken és asztali gépeken is megfelelő a megjelenése. A belépéshez regisztrációra van szükség, amelynek adatait az adatbázisban tároljuk. Az ott megadott jelszavak „hash</w:t>
       </w:r>
       <w:r>
         <w:rPr>
@@ -1054,7 +1056,6 @@
         </w:rPr>
         <w:t>-eljük</w:t>
       </w:r>
-      <w:proofErr w:type="spellEnd"/>
       <w:r>
         <w:rPr>
           <w:rFonts w:ascii="Times New Roman" w:hAnsi="Times New Roman" w:cs="Times New Roman"/>
@@ -1142,18 +1143,8 @@
           <w:sz w:val="24"/>
           <w:szCs w:val="24"/>
         </w:rPr>
-        <w:t>„session-</w:t>
-      </w:r>
-      <w:proofErr w:type="spellStart"/>
-      <w:r>
-        <w:rPr>
-          <w:rFonts w:ascii="Times New Roman" w:hAnsi="Times New Roman" w:cs="Times New Roman"/>
-          <w:sz w:val="24"/>
-          <w:szCs w:val="24"/>
-        </w:rPr>
-        <w:t>ök</w:t>
-      </w:r>
-      <w:proofErr w:type="spellEnd"/>
+        <w:t>néhány „session</w:t>
+      </w:r>
       <w:r>
         <w:rPr>
           <w:rFonts w:ascii="Times New Roman" w:hAnsi="Times New Roman" w:cs="Times New Roman"/>
@@ -1184,15 +1175,15 @@
           <w:sz w:val="24"/>
           <w:szCs w:val="24"/>
         </w:rPr>
-        <w:t xml:space="preserve">direkt </w:t>
-      </w:r>
-      <w:r>
-        <w:rPr>
-          <w:rFonts w:ascii="Times New Roman" w:hAnsi="Times New Roman" w:cs="Times New Roman"/>
-          <w:sz w:val="24"/>
-          <w:szCs w:val="24"/>
-        </w:rPr>
-        <w:t xml:space="preserve">„linkel-i” be, ugyanis a „session” </w:t>
+        <w:t xml:space="preserve">„direct </w:t>
+      </w:r>
+      <w:r>
+        <w:rPr>
+          <w:rFonts w:ascii="Times New Roman" w:hAnsi="Times New Roman" w:cs="Times New Roman"/>
+          <w:sz w:val="24"/>
+          <w:szCs w:val="24"/>
+        </w:rPr>
+        <w:t xml:space="preserve">linkel-i” be, ugyanis a „session” </w:t>
       </w:r>
       <w:r>
         <w:rPr>
@@ -1286,13 +1277,15 @@
           <w:rFonts w:ascii="Times New Roman" w:hAnsi="Times New Roman" w:cs="Times New Roman"/>
           <w:sz w:val="24"/>
           <w:szCs w:val="24"/>
-        </w:rPr>
-      </w:pPr>
-      <w:r>
-        <w:rPr>
-          <w:rFonts w:ascii="Times New Roman" w:hAnsi="Times New Roman" w:cs="Times New Roman"/>
-          <w:sz w:val="24"/>
-          <w:szCs w:val="24"/>
+          <w:u w:val="thick"/>
+        </w:rPr>
+      </w:pPr>
+      <w:r>
+        <w:rPr>
+          <w:rFonts w:ascii="Times New Roman" w:hAnsi="Times New Roman" w:cs="Times New Roman"/>
+          <w:sz w:val="24"/>
+          <w:szCs w:val="24"/>
+          <w:u w:val="thick"/>
         </w:rPr>
         <w:t>-A kétszemélyű csoportunk feladatbeosztása:</w:t>
       </w:r>
@@ -1318,7 +1311,55 @@
           <w:sz w:val="24"/>
           <w:szCs w:val="24"/>
         </w:rPr>
-        <w:t>Drahovszky Márk:</w:t>
+        <w:t xml:space="preserve">Remete Marcell Róbert: </w:t>
+      </w:r>
+      <w:r>
+        <w:rPr>
+          <w:rFonts w:ascii="Times New Roman" w:hAnsi="Times New Roman" w:cs="Times New Roman"/>
+          <w:sz w:val="24"/>
+          <w:szCs w:val="24"/>
+        </w:rPr>
+        <w:t xml:space="preserve">Ő volt a kettőnk között a kiválasztott csoportvezető, aki kitalálta magára a vizsgaremekünk témájára az ötletet, vagyis, hogy egy pizzéria weboldalt készítsünk. Már az elején létrehozta a főbb ötleteket és jó pár kezdetleges tervrajzot is készített a weboldal egyes részeihez. Ezeken kívül, kialakította a HTML és CSS végső verzióját, valamint ő készítette el az egész </w:t>
+      </w:r>
+      <w:r>
+        <w:rPr>
+          <w:rFonts w:ascii="Times New Roman" w:hAnsi="Times New Roman" w:cs="Times New Roman"/>
+          <w:sz w:val="24"/>
+          <w:szCs w:val="24"/>
+        </w:rPr>
+        <w:t>JavaScript</w:t>
+      </w:r>
+      <w:r>
+        <w:rPr>
+          <w:rFonts w:ascii="Times New Roman" w:hAnsi="Times New Roman" w:cs="Times New Roman"/>
+          <w:sz w:val="24"/>
+          <w:szCs w:val="24"/>
+        </w:rPr>
+        <w:t xml:space="preserve">-et. Az adatbázishoz pedig ugyanúgy ő készítette el a tervrajzot </w:t>
+      </w:r>
+      <w:r>
+        <w:rPr>
+          <w:rFonts w:ascii="Times New Roman" w:hAnsi="Times New Roman" w:cs="Times New Roman"/>
+          <w:sz w:val="24"/>
+          <w:szCs w:val="24"/>
+        </w:rPr>
+        <w:t>Excelben</w:t>
+      </w:r>
+      <w:r>
+        <w:rPr>
+          <w:rFonts w:ascii="Times New Roman" w:hAnsi="Times New Roman" w:cs="Times New Roman"/>
+          <w:sz w:val="24"/>
+          <w:szCs w:val="24"/>
+        </w:rPr>
+        <w:t>.</w:t>
+      </w:r>
+      <w:r>
+        <w:rPr>
+          <w:rFonts w:ascii="Times New Roman" w:hAnsi="Times New Roman" w:cs="Times New Roman"/>
+          <w:sz w:val="24"/>
+          <w:szCs w:val="24"/>
+        </w:rPr>
+        <w:t xml:space="preserve"> A PPT-hez ő hajtotta végre a legtöbb munkát.</w:t>
       </w:r>
     </w:p>
     <w:p>
@@ -1342,7 +1383,39 @@
           <w:sz w:val="24"/>
           <w:szCs w:val="24"/>
         </w:rPr>
-        <w:t xml:space="preserve">Remete Marcell Róbert: </w:t>
+        <w:t>Drahovszky Márk:</w:t>
+      </w:r>
+      <w:r>
+        <w:rPr>
+          <w:rFonts w:ascii="Times New Roman" w:hAnsi="Times New Roman" w:cs="Times New Roman"/>
+          <w:sz w:val="24"/>
+          <w:szCs w:val="24"/>
+        </w:rPr>
+        <w:t xml:space="preserve"> A Remete Marcell Róbert által készített tervrajzok segítségével  létrehozta a HTML és a CSS alap struktúráját és tartalmát.</w:t>
+      </w:r>
+      <w:r>
+        <w:rPr>
+          <w:rFonts w:ascii="Times New Roman" w:hAnsi="Times New Roman" w:cs="Times New Roman"/>
+          <w:sz w:val="24"/>
+          <w:szCs w:val="24"/>
+        </w:rPr>
+        <w:t xml:space="preserve"> Ezeken követően az adatbázis egészét is megvalósította a csoportvezető által megadott elvárásoknak megfelelően.</w:t>
+      </w:r>
+      <w:r>
+        <w:rPr>
+          <w:rFonts w:ascii="Times New Roman" w:hAnsi="Times New Roman" w:cs="Times New Roman"/>
+          <w:sz w:val="24"/>
+          <w:szCs w:val="24"/>
+        </w:rPr>
+        <w:t xml:space="preserve"> A tanórák által nyújtott gyakorlat segítségével </w:t>
+      </w:r>
+      <w:r>
+        <w:rPr>
+          <w:rFonts w:ascii="Times New Roman" w:hAnsi="Times New Roman" w:cs="Times New Roman"/>
+          <w:sz w:val="24"/>
+          <w:szCs w:val="24"/>
+        </w:rPr>
+        <w:t>pedig saját magától létrehozta a projekt PHP részét, mint például az összekötést az adatbázissal, a REST API-t, a bejelentkezési folyamatokat, admin felületet és egyebeket. Végül pedig ennek a vizsgaremek dokumentációnak a nagy részét is ő írta meg.</w:t>
       </w:r>
     </w:p>
     <w:p>
@@ -1354,13 +1427,15 @@
           <w:rFonts w:ascii="Times New Roman" w:hAnsi="Times New Roman" w:cs="Times New Roman"/>
           <w:sz w:val="24"/>
           <w:szCs w:val="24"/>
-        </w:rPr>
-      </w:pPr>
-      <w:r>
-        <w:rPr>
-          <w:rFonts w:ascii="Times New Roman" w:hAnsi="Times New Roman" w:cs="Times New Roman"/>
-          <w:sz w:val="24"/>
-          <w:szCs w:val="24"/>
+          <w:u w:val="thick"/>
+        </w:rPr>
+      </w:pPr>
+      <w:r>
+        <w:rPr>
+          <w:rFonts w:ascii="Times New Roman" w:hAnsi="Times New Roman" w:cs="Times New Roman"/>
+          <w:sz w:val="24"/>
+          <w:szCs w:val="24"/>
+          <w:u w:val="thick"/>
         </w:rPr>
         <w:t>-</w:t>
       </w:r>
@@ -1369,6 +1444,7 @@
           <w:rFonts w:ascii="Times New Roman" w:hAnsi="Times New Roman" w:cs="Times New Roman"/>
           <w:sz w:val="24"/>
           <w:szCs w:val="24"/>
+          <w:u w:val="thick"/>
         </w:rPr>
         <w:t>A</w:t>
       </w:r>
@@ -1377,6 +1453,7 @@
           <w:rFonts w:ascii="Times New Roman" w:hAnsi="Times New Roman" w:cs="Times New Roman"/>
           <w:sz w:val="24"/>
           <w:szCs w:val="24"/>
+          <w:u w:val="thick"/>
         </w:rPr>
         <w:t xml:space="preserve"> használt technológiák és azoknak</w:t>
       </w:r>
@@ -1385,6 +1462,7 @@
           <w:rFonts w:ascii="Times New Roman" w:hAnsi="Times New Roman" w:cs="Times New Roman"/>
           <w:sz w:val="24"/>
           <w:szCs w:val="24"/>
+          <w:u w:val="thick"/>
         </w:rPr>
         <w:t xml:space="preserve"> az</w:t>
       </w:r>
@@ -1393,6 +1471,7 @@
           <w:rFonts w:ascii="Times New Roman" w:hAnsi="Times New Roman" w:cs="Times New Roman"/>
           <w:sz w:val="24"/>
           <w:szCs w:val="24"/>
+          <w:u w:val="thick"/>
         </w:rPr>
         <w:t xml:space="preserve"> indoklása: </w:t>
       </w:r>
@@ -1460,23 +1539,13 @@
         </w:rPr>
         <w:t xml:space="preserve"> azt használtuk az elején mivel akkor még nem ismertük elég jól a </w:t>
       </w:r>
-      <w:proofErr w:type="spellStart"/>
-      <w:r>
-        <w:rPr>
-          <w:rFonts w:ascii="Times New Roman" w:hAnsi="Times New Roman" w:cs="Times New Roman"/>
-          <w:sz w:val="24"/>
-          <w:szCs w:val="24"/>
-        </w:rPr>
-        <w:t>Bootstrap</w:t>
-      </w:r>
-      <w:proofErr w:type="spellEnd"/>
-      <w:r>
-        <w:rPr>
-          <w:rFonts w:ascii="Times New Roman" w:hAnsi="Times New Roman" w:cs="Times New Roman"/>
-          <w:sz w:val="24"/>
-          <w:szCs w:val="24"/>
-        </w:rPr>
-        <w:t xml:space="preserve"> </w:t>
+      <w:r>
+        <w:rPr>
+          <w:rFonts w:ascii="Times New Roman" w:hAnsi="Times New Roman" w:cs="Times New Roman"/>
+          <w:sz w:val="24"/>
+          <w:szCs w:val="24"/>
+        </w:rPr>
+        <w:t xml:space="preserve">Bootstrap </w:t>
       </w:r>
       <w:r>
         <w:rPr>
@@ -1508,6 +1577,7 @@
           <w:sz w:val="24"/>
           <w:szCs w:val="24"/>
         </w:rPr>
+        <w:lastRenderedPageBreak/>
         <w:t>projekt kezdetekor</w:t>
       </w:r>
       <w:r>
@@ -1623,6 +1693,7 @@
           <w:rFonts w:ascii="Times New Roman" w:hAnsi="Times New Roman" w:cs="Times New Roman"/>
           <w:sz w:val="24"/>
           <w:szCs w:val="24"/>
+          <w:u w:val="thick"/>
         </w:rPr>
         <w:t>-</w:t>
       </w:r>
@@ -1631,6 +1702,7 @@
           <w:rFonts w:ascii="Times New Roman" w:hAnsi="Times New Roman" w:cs="Times New Roman"/>
           <w:sz w:val="24"/>
           <w:szCs w:val="24"/>
+          <w:u w:val="thick"/>
         </w:rPr>
         <w:t>A</w:t>
       </w:r>
@@ -1639,6 +1711,7 @@
           <w:rFonts w:ascii="Times New Roman" w:hAnsi="Times New Roman" w:cs="Times New Roman"/>
           <w:sz w:val="24"/>
           <w:szCs w:val="24"/>
+          <w:u w:val="thick"/>
         </w:rPr>
         <w:t>datbázis típusa:</w:t>
       </w:r>
@@ -1680,25 +1753,7 @@
           <w:sz w:val="24"/>
           <w:szCs w:val="24"/>
         </w:rPr>
-        <w:t xml:space="preserve">Itt az adatbázis kezelésére </w:t>
-      </w:r>
-      <w:proofErr w:type="spellStart"/>
-      <w:r>
-        <w:rPr>
-          <w:rFonts w:ascii="Times New Roman" w:hAnsi="Times New Roman" w:cs="Times New Roman"/>
-          <w:sz w:val="24"/>
-          <w:szCs w:val="24"/>
-        </w:rPr>
-        <w:t>MySQL</w:t>
-      </w:r>
-      <w:proofErr w:type="spellEnd"/>
-      <w:r>
-        <w:rPr>
-          <w:rFonts w:ascii="Times New Roman" w:hAnsi="Times New Roman" w:cs="Times New Roman"/>
-          <w:sz w:val="24"/>
-          <w:szCs w:val="24"/>
-        </w:rPr>
-        <w:t xml:space="preserve"> adatbázis-kezelő rendszert </w:t>
+        <w:t xml:space="preserve">Itt az adatbázis kezelésére MySQL adatbázis-kezelő rendszert </w:t>
       </w:r>
       <w:r>
         <w:rPr>
@@ -1901,6 +1956,114 @@
         <w:jc w:val="both"/>
         <w:rPr>
           <w:rFonts w:ascii="Times New Roman" w:hAnsi="Times New Roman" w:cs="Times New Roman"/>
+          <w:sz w:val="24"/>
+          <w:szCs w:val="24"/>
+        </w:rPr>
+      </w:pPr>
+      <w:r>
+        <w:rPr>
+          <w:rFonts w:ascii="Times New Roman" w:hAnsi="Times New Roman" w:cs="Times New Roman"/>
+          <w:sz w:val="24"/>
+          <w:szCs w:val="24"/>
+          <w:u w:val="thick"/>
+        </w:rPr>
+        <w:t xml:space="preserve">-Wireframe/képernyőtervek: </w:t>
+      </w:r>
+      <w:r>
+        <w:rPr>
+          <w:rFonts w:ascii="Times New Roman" w:hAnsi="Times New Roman" w:cs="Times New Roman"/>
+          <w:sz w:val="24"/>
+          <w:szCs w:val="24"/>
+        </w:rPr>
+        <w:t>A fő</w:t>
+      </w:r>
+      <w:r>
+        <w:rPr>
+          <w:rFonts w:ascii="Times New Roman" w:hAnsi="Times New Roman" w:cs="Times New Roman"/>
+          <w:sz w:val="24"/>
+          <w:szCs w:val="24"/>
+        </w:rPr>
+        <w:t xml:space="preserve"> </w:t>
+      </w:r>
+      <w:r>
+        <w:rPr>
+          <w:rFonts w:ascii="Times New Roman" w:hAnsi="Times New Roman" w:cs="Times New Roman"/>
+          <w:sz w:val="24"/>
+          <w:szCs w:val="24"/>
+        </w:rPr>
+        <w:t>oldal legtetején először is láthatjuk a fejlécet ahol szerepel a pizzéria neve, mint egy lógó, valamint egy navbar belső linkeléshez, hogy a felhasználó könnyebben tudjon tájékozódni az oldalon, végül pedig ott található a kosár gomb is ahol majd át tudja nézni a vásárló a rendeléseit vásárlás elött ha belekattint. Ezután lefelé menet következik a header elem, ahol a weboldal főcíme szerepel, valamint az étteremnek a mottója. A lejjebbi „A mi történetünk” résznél olvasni lehet a piz</w:t>
+      </w:r>
+      <w:r>
+        <w:rPr>
+          <w:rFonts w:ascii="Times New Roman" w:hAnsi="Times New Roman" w:cs="Times New Roman"/>
+          <w:sz w:val="24"/>
+          <w:szCs w:val="24"/>
+        </w:rPr>
+        <w:t>zéria kitalált eredetéről és má</w:t>
+      </w:r>
+      <w:r>
+        <w:rPr>
+          <w:rFonts w:ascii="Times New Roman" w:hAnsi="Times New Roman" w:cs="Times New Roman"/>
+          <w:sz w:val="24"/>
+          <w:szCs w:val="24"/>
+        </w:rPr>
+        <w:t xml:space="preserve">s egyéb információkról. </w:t>
+      </w:r>
+      <w:r>
+        <w:rPr>
+          <w:rFonts w:ascii="Times New Roman" w:hAnsi="Times New Roman" w:cs="Times New Roman"/>
+          <w:sz w:val="24"/>
+          <w:szCs w:val="24"/>
+        </w:rPr>
+        <w:t xml:space="preserve">Tovább haladva elérjük a különleges ajánlat részt, ahol a naponta random kiválasztott pizzának van a helye. Ez alatt pedig meg lehet találni a teljes étlapot, mind képpel, névvel, árral és alapanyag információval ellátva mint a különleges ajánlatnál. </w:t>
+      </w:r>
+      <w:r>
+        <w:rPr>
+          <w:rFonts w:ascii="Times New Roman" w:hAnsi="Times New Roman" w:cs="Times New Roman"/>
+          <w:sz w:val="24"/>
+          <w:szCs w:val="24"/>
+        </w:rPr>
+        <w:t>Végül pedig legalul a footer részben meg lehet találni a copyright, vagyis a szerzői jogi adatokat, mint például, hogy melyik évben került szerzői jogi védelem alá és az adott név. Fontos megjegyzendő, hogy mint minden más az oldalon, ez nem tényleges hivatalos levédettség.</w:t>
+      </w:r>
+    </w:p>
+    <w:p>
+      <w:pPr>
+        <w:pStyle w:val="Listaszerbekezds"/>
+        <w:spacing w:line="360" w:lineRule="auto"/>
+        <w:jc w:val="both"/>
+        <w:rPr>
+          <w:rFonts w:ascii="Times New Roman" w:hAnsi="Times New Roman" w:cs="Times New Roman"/>
+          <w:sz w:val="24"/>
+          <w:szCs w:val="24"/>
+          <w:u w:val="thick"/>
+        </w:rPr>
+      </w:pPr>
+      <w:r>
+        <w:rPr>
+          <w:rFonts w:ascii="Times New Roman" w:hAnsi="Times New Roman" w:cs="Times New Roman"/>
+          <w:sz w:val="24"/>
+          <w:szCs w:val="24"/>
+          <w:u w:val="thick"/>
+        </w:rPr>
+        <w:t>-Reszponzív működés bemutatása:</w:t>
+      </w:r>
+      <w:r>
+        <w:rPr>
+          <w:rFonts w:ascii="Times New Roman" w:hAnsi="Times New Roman" w:cs="Times New Roman"/>
+          <w:sz w:val="24"/>
+          <w:szCs w:val="24"/>
+          <w:u w:val="thick"/>
+        </w:rPr>
+        <w:t xml:space="preserve"> </w:t>
+      </w:r>
+    </w:p>
+    <w:p>
+      <w:pPr>
+        <w:pStyle w:val="Listaszerbekezds"/>
+        <w:spacing w:line="360" w:lineRule="auto"/>
+        <w:jc w:val="both"/>
+        <w:rPr>
+          <w:rFonts w:ascii="Times New Roman" w:hAnsi="Times New Roman" w:cs="Times New Roman"/>
           <w:b/>
           <w:sz w:val="28"/>
           <w:szCs w:val="28"/>
@@ -1940,17 +2103,18 @@
         <w:rPr>
           <w:rFonts w:ascii="Times New Roman" w:hAnsi="Times New Roman" w:cs="Times New Roman"/>
           <w:b/>
-          <w:sz w:val="32"/>
-          <w:szCs w:val="32"/>
-        </w:rPr>
-      </w:pPr>
-      <w:r>
-        <w:rPr>
-          <w:rFonts w:ascii="Times New Roman" w:hAnsi="Times New Roman" w:cs="Times New Roman"/>
-          <w:b/>
-          <w:sz w:val="32"/>
-          <w:szCs w:val="32"/>
-        </w:rPr>
+          <w:sz w:val="28"/>
+          <w:szCs w:val="28"/>
+        </w:rPr>
+      </w:pPr>
+      <w:r>
+        <w:rPr>
+          <w:rFonts w:ascii="Times New Roman" w:hAnsi="Times New Roman" w:cs="Times New Roman"/>
+          <w:b/>
+          <w:sz w:val="28"/>
+          <w:szCs w:val="28"/>
+        </w:rPr>
+        <w:lastRenderedPageBreak/>
         <w:t>Frontend</w:t>
       </w:r>
     </w:p>
@@ -1979,47 +2143,49 @@
         <w:rPr>
           <w:rFonts w:ascii="Times New Roman" w:hAnsi="Times New Roman" w:cs="Times New Roman"/>
           <w:b/>
+          <w:sz w:val="28"/>
+          <w:szCs w:val="28"/>
+        </w:rPr>
+      </w:pPr>
+      <w:r>
+        <w:rPr>
+          <w:rFonts w:ascii="Times New Roman" w:hAnsi="Times New Roman" w:cs="Times New Roman"/>
+          <w:b/>
+          <w:sz w:val="28"/>
+          <w:szCs w:val="28"/>
+        </w:rPr>
+        <w:t>Backend</w:t>
+      </w:r>
+    </w:p>
+    <w:p>
+      <w:pPr>
+        <w:pStyle w:val="Listaszerbekezds"/>
+        <w:rPr>
+          <w:rFonts w:ascii="Times New Roman" w:hAnsi="Times New Roman" w:cs="Times New Roman"/>
+          <w:b/>
           <w:sz w:val="32"/>
           <w:szCs w:val="32"/>
         </w:rPr>
       </w:pPr>
-      <w:r>
-        <w:rPr>
-          <w:rFonts w:ascii="Times New Roman" w:hAnsi="Times New Roman" w:cs="Times New Roman"/>
-          <w:b/>
-          <w:sz w:val="32"/>
-          <w:szCs w:val="32"/>
-        </w:rPr>
-        <w:t>Backend</w:t>
-      </w:r>
     </w:p>
     <w:p>
       <w:pPr>
         <w:pStyle w:val="Listaszerbekezds"/>
-        <w:rPr>
-          <w:rFonts w:ascii="Times New Roman" w:hAnsi="Times New Roman" w:cs="Times New Roman"/>
-          <w:b/>
-          <w:sz w:val="32"/>
-          <w:szCs w:val="32"/>
-        </w:rPr>
-      </w:pPr>
-    </w:p>
-    <w:p>
-      <w:pPr>
-        <w:pStyle w:val="Listaszerbekezds"/>
-        <w:spacing w:line="360" w:lineRule="auto"/>
-        <w:jc w:val="both"/>
-        <w:rPr>
-          <w:rFonts w:ascii="Times New Roman" w:hAnsi="Times New Roman" w:cs="Times New Roman"/>
-          <w:sz w:val="24"/>
-          <w:szCs w:val="24"/>
-        </w:rPr>
-      </w:pPr>
-      <w:r>
-        <w:rPr>
-          <w:rFonts w:ascii="Times New Roman" w:hAnsi="Times New Roman" w:cs="Times New Roman"/>
-          <w:sz w:val="24"/>
-          <w:szCs w:val="24"/>
+        <w:spacing w:line="360" w:lineRule="auto"/>
+        <w:jc w:val="both"/>
+        <w:rPr>
+          <w:rFonts w:ascii="Times New Roman" w:hAnsi="Times New Roman" w:cs="Times New Roman"/>
+          <w:sz w:val="24"/>
+          <w:szCs w:val="24"/>
+          <w:u w:val="thick"/>
+        </w:rPr>
+      </w:pPr>
+      <w:r>
+        <w:rPr>
+          <w:rFonts w:ascii="Times New Roman" w:hAnsi="Times New Roman" w:cs="Times New Roman"/>
+          <w:sz w:val="24"/>
+          <w:szCs w:val="24"/>
+          <w:u w:val="thick"/>
         </w:rPr>
         <w:t>-PHP</w:t>
       </w:r>
@@ -2028,6 +2194,7 @@
           <w:rFonts w:ascii="Times New Roman" w:hAnsi="Times New Roman" w:cs="Times New Roman"/>
           <w:sz w:val="24"/>
           <w:szCs w:val="24"/>
+          <w:u w:val="thick"/>
         </w:rPr>
         <w:t>:</w:t>
       </w:r>
@@ -2068,32 +2235,397 @@
         <w:rPr>
           <w:rFonts w:ascii="Times New Roman" w:hAnsi="Times New Roman" w:cs="Times New Roman"/>
           <w:b/>
+          <w:sz w:val="28"/>
+          <w:szCs w:val="28"/>
+        </w:rPr>
+      </w:pPr>
+      <w:r>
+        <w:rPr>
+          <w:rFonts w:ascii="Times New Roman" w:hAnsi="Times New Roman" w:cs="Times New Roman"/>
+          <w:b/>
+          <w:sz w:val="28"/>
+          <w:szCs w:val="28"/>
+        </w:rPr>
+        <w:t>Asztali / mobil alkalmazás esetén</w:t>
+      </w:r>
+    </w:p>
+    <w:p>
+      <w:pPr>
+        <w:pStyle w:val="Listaszerbekezds"/>
+        <w:spacing w:line="360" w:lineRule="auto"/>
+        <w:jc w:val="both"/>
+        <w:rPr>
+          <w:rFonts w:ascii="Times New Roman" w:hAnsi="Times New Roman" w:cs="Times New Roman"/>
+          <w:b/>
           <w:sz w:val="32"/>
           <w:szCs w:val="32"/>
         </w:rPr>
       </w:pPr>
-      <w:r>
+    </w:p>
+    <w:p>
+      <w:pPr>
+        <w:spacing w:line="360" w:lineRule="auto"/>
+        <w:jc w:val="both"/>
         <w:rPr>
           <w:rFonts w:ascii="Times New Roman" w:hAnsi="Times New Roman" w:cs="Times New Roman"/>
           <w:b/>
           <w:sz w:val="32"/>
           <w:szCs w:val="32"/>
         </w:rPr>
-        <w:t>Asztali / mobil alkalmazás esetén</w:t>
-      </w:r>
-    </w:p>
-    <w:p>
-      <w:pPr>
-        <w:pStyle w:val="Listaszerbekezds"/>
-        <w:spacing w:line="360" w:lineRule="auto"/>
-        <w:jc w:val="both"/>
+      </w:pPr>
+      <w:r>
         <w:rPr>
           <w:rFonts w:ascii="Times New Roman" w:hAnsi="Times New Roman" w:cs="Times New Roman"/>
           <w:b/>
           <w:sz w:val="32"/>
           <w:szCs w:val="32"/>
         </w:rPr>
-      </w:pPr>
+        <w:t>5. Verziókezelés</w:t>
+      </w:r>
+    </w:p>
+    <w:p>
+      <w:pPr>
+        <w:spacing w:line="360" w:lineRule="auto"/>
+        <w:jc w:val="both"/>
+        <w:rPr>
+          <w:rFonts w:ascii="Times New Roman" w:hAnsi="Times New Roman" w:cs="Times New Roman"/>
+          <w:b/>
+          <w:i/>
+          <w:sz w:val="24"/>
+          <w:szCs w:val="24"/>
+        </w:rPr>
+      </w:pPr>
+      <w:r>
+        <w:rPr>
+          <w:rStyle w:val="Kiemels"/>
+          <w:rFonts w:ascii="Times New Roman" w:hAnsi="Times New Roman" w:cs="Times New Roman"/>
+          <w:i w:val="0"/>
+          <w:color w:val="0A0A0A"/>
+          <w:sz w:val="24"/>
+          <w:szCs w:val="24"/>
+          <w:u w:val="thick"/>
+          <w:shd w:val="clear" w:color="auto" w:fill="FFFFFF"/>
+        </w:rPr>
+        <w:t>A GIT használata:</w:t>
+      </w:r>
+      <w:r>
+        <w:rPr>
+          <w:rStyle w:val="Kiemels"/>
+          <w:rFonts w:ascii="Times New Roman" w:hAnsi="Times New Roman" w:cs="Times New Roman"/>
+          <w:i w:val="0"/>
+          <w:color w:val="0A0A0A"/>
+          <w:sz w:val="24"/>
+          <w:szCs w:val="24"/>
+          <w:shd w:val="clear" w:color="auto" w:fill="FFFFFF"/>
+        </w:rPr>
+        <w:t xml:space="preserve"> A fejlesztés során Git ve</w:t>
+      </w:r>
+      <w:r>
+        <w:rPr>
+          <w:rStyle w:val="Kiemels"/>
+          <w:rFonts w:ascii="Times New Roman" w:hAnsi="Times New Roman" w:cs="Times New Roman"/>
+          <w:i w:val="0"/>
+          <w:color w:val="0A0A0A"/>
+          <w:sz w:val="24"/>
+          <w:szCs w:val="24"/>
+          <w:shd w:val="clear" w:color="auto" w:fill="FFFFFF"/>
+        </w:rPr>
+        <w:t>rziókezelő rendszert alkalmaztunk</w:t>
+      </w:r>
+      <w:r>
+        <w:rPr>
+          <w:rStyle w:val="Kiemels"/>
+          <w:rFonts w:ascii="Times New Roman" w:hAnsi="Times New Roman" w:cs="Times New Roman"/>
+          <w:i w:val="0"/>
+          <w:color w:val="0A0A0A"/>
+          <w:sz w:val="24"/>
+          <w:szCs w:val="24"/>
+          <w:shd w:val="clear" w:color="auto" w:fill="FFFFFF"/>
+        </w:rPr>
+        <w:t>, amely lehetővé tette a forrá</w:t>
+      </w:r>
+      <w:r>
+        <w:rPr>
+          <w:rStyle w:val="Kiemels"/>
+          <w:rFonts w:ascii="Times New Roman" w:hAnsi="Times New Roman" w:cs="Times New Roman"/>
+          <w:i w:val="0"/>
+          <w:color w:val="0A0A0A"/>
+          <w:sz w:val="24"/>
+          <w:szCs w:val="24"/>
+          <w:shd w:val="clear" w:color="auto" w:fill="FFFFFF"/>
+        </w:rPr>
+        <w:t>skód folytonos módosításainak</w:t>
+      </w:r>
+      <w:r>
+        <w:rPr>
+          <w:rStyle w:val="Kiemels"/>
+          <w:rFonts w:ascii="Times New Roman" w:hAnsi="Times New Roman" w:cs="Times New Roman"/>
+          <w:i w:val="0"/>
+          <w:color w:val="0A0A0A"/>
+          <w:sz w:val="24"/>
+          <w:szCs w:val="24"/>
+          <w:shd w:val="clear" w:color="auto" w:fill="FFFFFF"/>
+        </w:rPr>
+        <w:t xml:space="preserve"> rögzítését és a korábbi állapotokhoz való visszatérést </w:t>
+      </w:r>
+      <w:r>
+        <w:rPr>
+          <w:rStyle w:val="Kiemels"/>
+          <w:rFonts w:ascii="Times New Roman" w:hAnsi="Times New Roman" w:cs="Times New Roman"/>
+          <w:i w:val="0"/>
+          <w:color w:val="0A0A0A"/>
+          <w:sz w:val="24"/>
+          <w:szCs w:val="24"/>
+          <w:shd w:val="clear" w:color="auto" w:fill="FFFFFF"/>
+        </w:rPr>
+        <w:t xml:space="preserve">bármilyen </w:t>
+      </w:r>
+      <w:r>
+        <w:rPr>
+          <w:rStyle w:val="Kiemels"/>
+          <w:rFonts w:ascii="Times New Roman" w:hAnsi="Times New Roman" w:cs="Times New Roman"/>
+          <w:i w:val="0"/>
+          <w:color w:val="0A0A0A"/>
+          <w:sz w:val="24"/>
+          <w:szCs w:val="24"/>
+          <w:shd w:val="clear" w:color="auto" w:fill="FFFFFF"/>
+        </w:rPr>
+        <w:t>hiba eseté</w:t>
+      </w:r>
+      <w:r>
+        <w:rPr>
+          <w:rStyle w:val="Kiemels"/>
+          <w:rFonts w:ascii="Times New Roman" w:hAnsi="Times New Roman" w:cs="Times New Roman"/>
+          <w:i w:val="0"/>
+          <w:color w:val="0A0A0A"/>
+          <w:sz w:val="24"/>
+          <w:szCs w:val="24"/>
+          <w:shd w:val="clear" w:color="auto" w:fill="FFFFFF"/>
+        </w:rPr>
+        <w:t>n. Ezt alkalmaztuk mind a különböző programokra</w:t>
+      </w:r>
+      <w:r>
+        <w:rPr>
+          <w:rStyle w:val="Kiemels"/>
+          <w:rFonts w:ascii="Times New Roman" w:hAnsi="Times New Roman" w:cs="Times New Roman"/>
+          <w:i w:val="0"/>
+          <w:color w:val="0A0A0A"/>
+          <w:sz w:val="24"/>
+          <w:szCs w:val="24"/>
+          <w:shd w:val="clear" w:color="auto" w:fill="FFFFFF"/>
+        </w:rPr>
+        <w:t>, ami később</w:t>
+      </w:r>
+      <w:r>
+        <w:rPr>
+          <w:rStyle w:val="Kiemels"/>
+          <w:rFonts w:ascii="Times New Roman" w:hAnsi="Times New Roman" w:cs="Times New Roman"/>
+          <w:i w:val="0"/>
+          <w:color w:val="0A0A0A"/>
+          <w:sz w:val="24"/>
+          <w:szCs w:val="24"/>
+          <w:shd w:val="clear" w:color="auto" w:fill="FFFFFF"/>
+        </w:rPr>
+        <w:t xml:space="preserve"> egy</w:t>
+      </w:r>
+      <w:r>
+        <w:rPr>
+          <w:rStyle w:val="Kiemels"/>
+          <w:rFonts w:ascii="Times New Roman" w:hAnsi="Times New Roman" w:cs="Times New Roman"/>
+          <w:i w:val="0"/>
+          <w:color w:val="0A0A0A"/>
+          <w:sz w:val="24"/>
+          <w:szCs w:val="24"/>
+          <w:shd w:val="clear" w:color="auto" w:fill="FFFFFF"/>
+        </w:rPr>
+        <w:t xml:space="preserve"> tömörített mappa formájában történt már</w:t>
+      </w:r>
+      <w:r>
+        <w:rPr>
+          <w:rStyle w:val="Kiemels"/>
+          <w:rFonts w:ascii="Times New Roman" w:hAnsi="Times New Roman" w:cs="Times New Roman"/>
+          <w:i w:val="0"/>
+          <w:color w:val="0A0A0A"/>
+          <w:sz w:val="24"/>
+          <w:szCs w:val="24"/>
+          <w:shd w:val="clear" w:color="auto" w:fill="FFFFFF"/>
+        </w:rPr>
+        <w:t xml:space="preserve">, erre a dokumentációra, az adatbázisra, valamint csak simán a weboldalon használt képekre, a képes és </w:t>
+      </w:r>
+      <w:r>
+        <w:rPr>
+          <w:rStyle w:val="Kiemels"/>
+          <w:rFonts w:ascii="Times New Roman" w:hAnsi="Times New Roman" w:cs="Times New Roman"/>
+          <w:i w:val="0"/>
+          <w:color w:val="0A0A0A"/>
+          <w:sz w:val="24"/>
+          <w:szCs w:val="24"/>
+          <w:shd w:val="clear" w:color="auto" w:fill="FFFFFF"/>
+        </w:rPr>
+        <w:t>Excel</w:t>
+      </w:r>
+      <w:r>
+        <w:rPr>
+          <w:rStyle w:val="Kiemels"/>
+          <w:rFonts w:ascii="Times New Roman" w:hAnsi="Times New Roman" w:cs="Times New Roman"/>
+          <w:i w:val="0"/>
+          <w:color w:val="0A0A0A"/>
+          <w:sz w:val="24"/>
+          <w:szCs w:val="24"/>
+          <w:shd w:val="clear" w:color="auto" w:fill="FFFFFF"/>
+        </w:rPr>
+        <w:t xml:space="preserve">-es tervrajzokra, meg a PPT-re is. </w:t>
+      </w:r>
+    </w:p>
+    <w:p>
+      <w:pPr>
+        <w:spacing w:line="360" w:lineRule="auto"/>
+        <w:jc w:val="both"/>
+        <w:rPr>
+          <w:rFonts w:ascii="Times New Roman" w:hAnsi="Times New Roman" w:cs="Times New Roman"/>
+          <w:sz w:val="24"/>
+          <w:szCs w:val="24"/>
+        </w:rPr>
+      </w:pPr>
+      <w:r>
+        <w:rPr>
+          <w:rFonts w:ascii="Times New Roman" w:hAnsi="Times New Roman" w:cs="Times New Roman"/>
+          <w:sz w:val="24"/>
+          <w:szCs w:val="24"/>
+          <w:u w:val="thick"/>
+        </w:rPr>
+        <w:t>-Repository link</w:t>
+      </w:r>
+      <w:r>
+        <w:rPr>
+          <w:rFonts w:ascii="Times New Roman" w:hAnsi="Times New Roman" w:cs="Times New Roman"/>
+          <w:sz w:val="24"/>
+          <w:szCs w:val="24"/>
+          <w:u w:val="thick"/>
+        </w:rPr>
+        <w:t>:</w:t>
+      </w:r>
+      <w:r>
+        <w:rPr>
+          <w:rFonts w:ascii="Times New Roman" w:hAnsi="Times New Roman" w:cs="Times New Roman"/>
+          <w:sz w:val="24"/>
+          <w:szCs w:val="24"/>
+        </w:rPr>
+        <w:t xml:space="preserve"> </w:t>
+      </w:r>
+      <w:hyperlink r:id="rId7" w:history="1">
+        <w:r>
+          <w:rPr>
+            <w:rStyle w:val="Hiperhivatkozs"/>
+            <w:rFonts w:ascii="Times New Roman" w:hAnsi="Times New Roman" w:cs="Times New Roman"/>
+            <w:sz w:val="24"/>
+            <w:szCs w:val="24"/>
+          </w:rPr>
+          <w:t>https://github.com/MarcellRemete/Pizzeria-weboldal</w:t>
+        </w:r>
+      </w:hyperlink>
+    </w:p>
+    <w:p>
+      <w:pPr>
+        <w:spacing w:line="360" w:lineRule="auto"/>
+        <w:jc w:val="both"/>
+        <w:rPr>
+          <w:rFonts w:ascii="Times New Roman" w:hAnsi="Times New Roman" w:cs="Times New Roman"/>
+          <w:sz w:val="24"/>
+          <w:szCs w:val="24"/>
+          <w:u w:val="thick"/>
+        </w:rPr>
+      </w:pPr>
+      <w:r>
+        <w:rPr>
+          <w:rFonts w:ascii="Times New Roman" w:hAnsi="Times New Roman" w:cs="Times New Roman"/>
+          <w:sz w:val="24"/>
+          <w:szCs w:val="24"/>
+          <w:u w:val="thick"/>
+        </w:rPr>
+        <w:t>Commit-stratégia rövid leírása:</w:t>
+      </w:r>
+      <w:r>
+        <w:rPr>
+          <w:rFonts w:ascii="Times New Roman" w:hAnsi="Times New Roman" w:cs="Times New Roman"/>
+          <w:sz w:val="24"/>
+          <w:szCs w:val="24"/>
+          <w:u w:val="thick"/>
+        </w:rPr>
+        <w:t xml:space="preserve"> </w:t>
+      </w:r>
+      <w:r>
+        <w:rPr>
+          <w:rStyle w:val="Kiemels"/>
+          <w:rFonts w:ascii="Times New Roman" w:hAnsi="Times New Roman" w:cs="Times New Roman"/>
+          <w:i w:val="0"/>
+          <w:color w:val="0A0A0A"/>
+          <w:sz w:val="24"/>
+          <w:szCs w:val="24"/>
+          <w:shd w:val="clear" w:color="auto" w:fill="FFFFFF"/>
+        </w:rPr>
+        <w:t>Gyakran változtatások után mindig commit-oltuk az új verziót, amikor úgy éreztük, hogy ideje lenne már felrakni, ezen alkalmakkor egyből a main branch-re is tettük</w:t>
+      </w:r>
+      <w:r>
+        <w:rPr>
+          <w:rStyle w:val="Kiemels"/>
+          <w:rFonts w:ascii="Times New Roman" w:hAnsi="Times New Roman" w:cs="Times New Roman"/>
+          <w:i w:val="0"/>
+          <w:color w:val="0A0A0A"/>
+          <w:sz w:val="24"/>
+          <w:szCs w:val="24"/>
+          <w:shd w:val="clear" w:color="auto" w:fill="FFFFFF"/>
+        </w:rPr>
+        <w:t>,</w:t>
+      </w:r>
+      <w:r>
+        <w:rPr>
+          <w:rStyle w:val="Kiemels"/>
+          <w:rFonts w:ascii="Times New Roman" w:hAnsi="Times New Roman" w:cs="Times New Roman"/>
+          <w:i w:val="0"/>
+          <w:color w:val="0A0A0A"/>
+          <w:sz w:val="24"/>
+          <w:szCs w:val="24"/>
+          <w:shd w:val="clear" w:color="auto" w:fill="FFFFFF"/>
+        </w:rPr>
+        <w:t xml:space="preserve"> amikor tudtuk, hogy a másik nem dolgozik azon a bizonyos részen. Magát a branch részeket nem is használtük emiatt, részben azért mert csak két emberrel kevesebb szükséget láttunk erre, valamint azért is</w:t>
+      </w:r>
+      <w:r>
+        <w:rPr>
+          <w:rStyle w:val="Kiemels"/>
+          <w:rFonts w:ascii="Times New Roman" w:hAnsi="Times New Roman" w:cs="Times New Roman"/>
+          <w:i w:val="0"/>
+          <w:color w:val="0A0A0A"/>
+          <w:sz w:val="24"/>
+          <w:szCs w:val="24"/>
+          <w:shd w:val="clear" w:color="auto" w:fill="FFFFFF"/>
+        </w:rPr>
+        <w:t>,</w:t>
+      </w:r>
+      <w:r>
+        <w:rPr>
+          <w:rStyle w:val="Kiemels"/>
+          <w:rFonts w:ascii="Times New Roman" w:hAnsi="Times New Roman" w:cs="Times New Roman"/>
+          <w:i w:val="0"/>
+          <w:color w:val="0A0A0A"/>
+          <w:sz w:val="24"/>
+          <w:szCs w:val="24"/>
+          <w:shd w:val="clear" w:color="auto" w:fill="FFFFFF"/>
+        </w:rPr>
+        <w:t xml:space="preserve"> mert annyira nem éreztük magunkat kényelmesen magával a GIT-el úgy egyáltalán még.</w:t>
+      </w:r>
+      <w:r>
+        <w:rPr>
+          <w:rStyle w:val="Kiemels"/>
+          <w:rFonts w:ascii="Times New Roman" w:hAnsi="Times New Roman" w:cs="Times New Roman"/>
+          <w:i w:val="0"/>
+          <w:color w:val="0A0A0A"/>
+          <w:sz w:val="24"/>
+          <w:szCs w:val="24"/>
+          <w:shd w:val="clear" w:color="auto" w:fill="FFFFFF"/>
+        </w:rPr>
+        <w:t xml:space="preserve"> Viszont, ha a jövőben megint ilyen fajta feladatot kellene végrehajtanunk, akkor már feltehetőleg ez nem lenne akadály. </w:t>
+      </w:r>
     </w:p>
     <w:p>
       <w:pPr>
@@ -2113,60 +2645,423 @@
           <w:sz w:val="32"/>
           <w:szCs w:val="32"/>
         </w:rPr>
-        <w:t>5. Verziókezelés</w:t>
-      </w:r>
-    </w:p>
-    <w:p>
-      <w:pPr>
-        <w:spacing w:line="360" w:lineRule="auto"/>
-        <w:jc w:val="both"/>
-        <w:rPr>
-          <w:rFonts w:ascii="Times New Roman" w:hAnsi="Times New Roman" w:cs="Times New Roman"/>
-          <w:sz w:val="24"/>
-          <w:szCs w:val="24"/>
-        </w:rPr>
-      </w:pPr>
-      <w:r>
-        <w:rPr>
-          <w:rFonts w:ascii="Times New Roman" w:hAnsi="Times New Roman" w:cs="Times New Roman"/>
-          <w:sz w:val="24"/>
-          <w:szCs w:val="24"/>
+        <w:t>6. Tesztelés</w:t>
+      </w:r>
+    </w:p>
+    <w:p>
+      <w:pPr>
+        <w:spacing w:line="360" w:lineRule="auto"/>
+        <w:jc w:val="both"/>
+        <w:rPr>
+          <w:rFonts w:ascii="Times New Roman" w:hAnsi="Times New Roman" w:cs="Times New Roman"/>
+          <w:sz w:val="24"/>
+          <w:szCs w:val="24"/>
+        </w:rPr>
+      </w:pPr>
+      <w:r>
+        <w:rPr>
+          <w:rFonts w:ascii="Times New Roman" w:hAnsi="Times New Roman" w:cs="Times New Roman"/>
+          <w:sz w:val="24"/>
+          <w:szCs w:val="24"/>
+          <w:u w:val="thick"/>
         </w:rPr>
         <w:t>-</w:t>
       </w:r>
-      <w:proofErr w:type="spellStart"/>
-      <w:r>
-        <w:rPr>
-          <w:rFonts w:ascii="Times New Roman" w:hAnsi="Times New Roman" w:cs="Times New Roman"/>
-          <w:sz w:val="24"/>
-          <w:szCs w:val="24"/>
-        </w:rPr>
-        <w:t>Repository</w:t>
-      </w:r>
-      <w:proofErr w:type="spellEnd"/>
-      <w:r>
-        <w:rPr>
-          <w:rFonts w:ascii="Times New Roman" w:hAnsi="Times New Roman" w:cs="Times New Roman"/>
-          <w:sz w:val="24"/>
-          <w:szCs w:val="24"/>
-        </w:rPr>
-        <w:t xml:space="preserve"> link</w:t>
-      </w:r>
-      <w:r>
-        <w:rPr>
-          <w:rFonts w:ascii="Times New Roman" w:hAnsi="Times New Roman" w:cs="Times New Roman"/>
-          <w:sz w:val="24"/>
-          <w:szCs w:val="24"/>
-        </w:rPr>
-        <w:t xml:space="preserve">: </w:t>
-      </w:r>
-      <w:r>
-        <w:rPr>
-          <w:rFonts w:ascii="Times New Roman" w:hAnsi="Times New Roman" w:cs="Times New Roman"/>
-          <w:sz w:val="24"/>
-          <w:szCs w:val="24"/>
-        </w:rPr>
-        <w:t>https://github.com/MarcellRemete/Pizzeria-weboldal</w:t>
+      <w:r>
+        <w:rPr>
+          <w:rFonts w:ascii="Times New Roman" w:hAnsi="Times New Roman" w:cs="Times New Roman"/>
+          <w:sz w:val="24"/>
+          <w:szCs w:val="24"/>
+          <w:u w:val="thick"/>
+        </w:rPr>
+        <w:t>Egységtesztelés:</w:t>
+      </w:r>
+      <w:r>
+        <w:rPr>
+          <w:rFonts w:ascii="Times New Roman" w:hAnsi="Times New Roman" w:cs="Times New Roman"/>
+          <w:sz w:val="24"/>
+          <w:szCs w:val="24"/>
+        </w:rPr>
+        <w:t xml:space="preserve"> A Unit Teszt során </w:t>
+      </w:r>
+      <w:r>
+        <w:rPr>
+          <w:rFonts w:ascii="Times New Roman" w:hAnsi="Times New Roman" w:cs="Times New Roman"/>
+          <w:sz w:val="24"/>
+          <w:szCs w:val="24"/>
+        </w:rPr>
+        <w:t>leellenőriztük, hogy a bizonyos részek maguktól is lefutnak a nagyobb programon kívül, például, mint az összárnak a kiszámítása</w:t>
+      </w:r>
+      <w:r>
+        <w:rPr>
+          <w:rFonts w:ascii="Times New Roman" w:hAnsi="Times New Roman" w:cs="Times New Roman"/>
+          <w:sz w:val="24"/>
+          <w:szCs w:val="24"/>
+        </w:rPr>
+        <w:t xml:space="preserve"> és kiírtatása</w:t>
+      </w:r>
+      <w:r>
+        <w:rPr>
+          <w:rFonts w:ascii="Times New Roman" w:hAnsi="Times New Roman" w:cs="Times New Roman"/>
+          <w:sz w:val="24"/>
+          <w:szCs w:val="24"/>
+        </w:rPr>
+        <w:t>.</w:t>
+      </w:r>
+    </w:p>
+    <w:p>
+      <w:pPr>
+        <w:shd w:val="clear" w:color="auto" w:fill="FFFFFF"/>
+        <w:spacing w:after="180" w:line="360" w:lineRule="atLeast"/>
+        <w:rPr>
+          <w:rFonts w:ascii="Times New Roman" w:eastAsia="Times New Roman" w:hAnsi="Times New Roman" w:cs="Times New Roman"/>
+          <w:color w:val="0A0A0A"/>
+          <w:sz w:val="24"/>
+          <w:szCs w:val="24"/>
+          <w:lang w:eastAsia="hu-HU"/>
+        </w:rPr>
+      </w:pPr>
+      <w:r>
+        <w:rPr>
+          <w:rFonts w:ascii="Times New Roman" w:eastAsia="Times New Roman" w:hAnsi="Times New Roman" w:cs="Times New Roman"/>
+          <w:bCs/>
+          <w:color w:val="0A0A0A"/>
+          <w:sz w:val="24"/>
+          <w:szCs w:val="24"/>
+          <w:u w:val="thick"/>
+          <w:lang w:eastAsia="hu-HU"/>
+        </w:rPr>
+        <w:t>-Integrációs teszt</w:t>
+      </w:r>
+      <w:r>
+        <w:rPr>
+          <w:rFonts w:ascii="Times New Roman" w:eastAsia="Times New Roman" w:hAnsi="Times New Roman" w:cs="Times New Roman"/>
+          <w:bCs/>
+          <w:color w:val="0A0A0A"/>
+          <w:sz w:val="24"/>
+          <w:szCs w:val="24"/>
+          <w:u w:val="thick"/>
+          <w:lang w:eastAsia="hu-HU"/>
+        </w:rPr>
+        <w:t>elés</w:t>
+      </w:r>
+      <w:r>
+        <w:rPr>
+          <w:rFonts w:ascii="Times New Roman" w:eastAsia="Times New Roman" w:hAnsi="Times New Roman" w:cs="Times New Roman"/>
+          <w:bCs/>
+          <w:color w:val="0A0A0A"/>
+          <w:sz w:val="24"/>
+          <w:szCs w:val="24"/>
+          <w:u w:val="thick"/>
+          <w:lang w:eastAsia="hu-HU"/>
+        </w:rPr>
+        <w:t>:</w:t>
+      </w:r>
+      <w:r>
+        <w:rPr>
+          <w:rFonts w:ascii="Times New Roman" w:eastAsia="Times New Roman" w:hAnsi="Times New Roman" w:cs="Times New Roman"/>
+          <w:color w:val="0A0A0A"/>
+          <w:sz w:val="24"/>
+          <w:szCs w:val="24"/>
+          <w:lang w:eastAsia="hu-HU"/>
+        </w:rPr>
+        <w:t> Ellenőriztük</w:t>
+      </w:r>
+      <w:r>
+        <w:rPr>
+          <w:rFonts w:ascii="Times New Roman" w:eastAsia="Times New Roman" w:hAnsi="Times New Roman" w:cs="Times New Roman"/>
+          <w:color w:val="0A0A0A"/>
+          <w:sz w:val="24"/>
+          <w:szCs w:val="24"/>
+          <w:lang w:eastAsia="hu-HU"/>
+        </w:rPr>
+        <w:t>, hogy a</w:t>
+      </w:r>
+      <w:r>
+        <w:rPr>
+          <w:rFonts w:ascii="Times New Roman" w:eastAsia="Times New Roman" w:hAnsi="Times New Roman" w:cs="Times New Roman"/>
+          <w:color w:val="0A0A0A"/>
+          <w:sz w:val="24"/>
+          <w:szCs w:val="24"/>
+          <w:lang w:eastAsia="hu-HU"/>
+        </w:rPr>
+        <w:t xml:space="preserve"> frontend</w:t>
+      </w:r>
+      <w:r>
+        <w:rPr>
+          <w:rFonts w:ascii="Times New Roman" w:eastAsia="Times New Roman" w:hAnsi="Times New Roman" w:cs="Times New Roman"/>
+          <w:color w:val="0A0A0A"/>
+          <w:sz w:val="24"/>
+          <w:szCs w:val="24"/>
+          <w:lang w:eastAsia="hu-HU"/>
+        </w:rPr>
+        <w:t> </w:t>
+      </w:r>
+      <w:r>
+        <w:rPr>
+          <w:rFonts w:ascii="Times New Roman" w:eastAsia="Times New Roman" w:hAnsi="Times New Roman" w:cs="Times New Roman"/>
+          <w:bCs/>
+          <w:color w:val="0A0A0A"/>
+          <w:sz w:val="24"/>
+          <w:szCs w:val="24"/>
+          <w:lang w:eastAsia="hu-HU"/>
+        </w:rPr>
+        <w:t>HTML űrlap</w:t>
+      </w:r>
+      <w:r>
+        <w:rPr>
+          <w:rFonts w:ascii="Times New Roman" w:eastAsia="Times New Roman" w:hAnsi="Times New Roman" w:cs="Times New Roman"/>
+          <w:color w:val="0A0A0A"/>
+          <w:sz w:val="24"/>
+          <w:szCs w:val="24"/>
+          <w:lang w:eastAsia="hu-HU"/>
+        </w:rPr>
+        <w:t xml:space="preserve"> adatai helyesen érkeznek</w:t>
+      </w:r>
+      <w:r>
+        <w:rPr>
+          <w:rFonts w:ascii="Times New Roman" w:eastAsia="Times New Roman" w:hAnsi="Times New Roman" w:cs="Times New Roman"/>
+          <w:color w:val="0A0A0A"/>
+          <w:sz w:val="24"/>
+          <w:szCs w:val="24"/>
+          <w:lang w:eastAsia="hu-HU"/>
+        </w:rPr>
+        <w:t xml:space="preserve"> meg a </w:t>
+      </w:r>
+      <w:r>
+        <w:rPr>
+          <w:rFonts w:ascii="Times New Roman" w:eastAsia="Times New Roman" w:hAnsi="Times New Roman" w:cs="Times New Roman"/>
+          <w:color w:val="0A0A0A"/>
+          <w:sz w:val="24"/>
+          <w:szCs w:val="24"/>
+          <w:lang w:eastAsia="hu-HU"/>
+        </w:rPr>
+        <w:t xml:space="preserve">backend </w:t>
+      </w:r>
+      <w:r>
+        <w:rPr>
+          <w:rFonts w:ascii="Times New Roman" w:eastAsia="Times New Roman" w:hAnsi="Times New Roman" w:cs="Times New Roman"/>
+          <w:bCs/>
+          <w:color w:val="0A0A0A"/>
+          <w:sz w:val="24"/>
+          <w:szCs w:val="24"/>
+          <w:lang w:eastAsia="hu-HU"/>
+        </w:rPr>
+        <w:t>PHP feldolgozóhoz</w:t>
+      </w:r>
+      <w:r>
+        <w:rPr>
+          <w:rFonts w:ascii="Times New Roman" w:eastAsia="Times New Roman" w:hAnsi="Times New Roman" w:cs="Times New Roman"/>
+          <w:color w:val="0A0A0A"/>
+          <w:sz w:val="24"/>
+          <w:szCs w:val="24"/>
+          <w:lang w:eastAsia="hu-HU"/>
+        </w:rPr>
+        <w:t> </w:t>
+      </w:r>
+      <w:r>
+        <w:rPr>
+          <w:rFonts w:ascii="Times New Roman" w:eastAsia="Times New Roman" w:hAnsi="Times New Roman" w:cs="Times New Roman"/>
+          <w:color w:val="0A0A0A"/>
+          <w:sz w:val="24"/>
+          <w:szCs w:val="24"/>
+          <w:lang w:eastAsia="hu-HU"/>
+        </w:rPr>
+        <w:t>és onnan bekerülnek</w:t>
+      </w:r>
+      <w:r>
+        <w:rPr>
+          <w:rFonts w:ascii="Times New Roman" w:eastAsia="Times New Roman" w:hAnsi="Times New Roman" w:cs="Times New Roman"/>
+          <w:color w:val="0A0A0A"/>
+          <w:sz w:val="24"/>
+          <w:szCs w:val="24"/>
+          <w:lang w:eastAsia="hu-HU"/>
+        </w:rPr>
+        <w:t xml:space="preserve"> az </w:t>
+      </w:r>
+      <w:r>
+        <w:rPr>
+          <w:rFonts w:ascii="Times New Roman" w:eastAsia="Times New Roman" w:hAnsi="Times New Roman" w:cs="Times New Roman"/>
+          <w:bCs/>
+          <w:color w:val="0A0A0A"/>
+          <w:sz w:val="24"/>
+          <w:szCs w:val="24"/>
+          <w:lang w:eastAsia="hu-HU"/>
+        </w:rPr>
+        <w:t>SQ</w:t>
+      </w:r>
+      <w:r>
+        <w:rPr>
+          <w:rFonts w:ascii="Times New Roman" w:eastAsia="Times New Roman" w:hAnsi="Times New Roman" w:cs="Times New Roman"/>
+          <w:bCs/>
+          <w:color w:val="0A0A0A"/>
+          <w:sz w:val="24"/>
+          <w:szCs w:val="24"/>
+          <w:lang w:eastAsia="hu-HU"/>
+        </w:rPr>
+        <w:t>L adatbázisunkba</w:t>
+      </w:r>
+      <w:r>
+        <w:rPr>
+          <w:rFonts w:ascii="Times New Roman" w:eastAsia="Times New Roman" w:hAnsi="Times New Roman" w:cs="Times New Roman"/>
+          <w:color w:val="0A0A0A"/>
+          <w:sz w:val="24"/>
+          <w:szCs w:val="24"/>
+          <w:lang w:eastAsia="hu-HU"/>
+        </w:rPr>
+        <w:t>.</w:t>
+      </w:r>
+    </w:p>
+    <w:p>
+      <w:pPr>
+        <w:spacing w:line="360" w:lineRule="auto"/>
+        <w:jc w:val="both"/>
+        <w:rPr>
+          <w:rFonts w:ascii="Times New Roman" w:hAnsi="Times New Roman" w:cs="Times New Roman"/>
+          <w:sz w:val="24"/>
+          <w:szCs w:val="24"/>
+        </w:rPr>
+      </w:pPr>
+      <w:r>
+        <w:rPr>
+          <w:rFonts w:ascii="Times New Roman" w:hAnsi="Times New Roman" w:cs="Times New Roman"/>
+          <w:sz w:val="24"/>
+          <w:szCs w:val="24"/>
+          <w:u w:val="thick"/>
+        </w:rPr>
+        <w:lastRenderedPageBreak/>
+        <w:t>-Rendszertesztelés:</w:t>
+      </w:r>
+      <w:r>
+        <w:rPr>
+          <w:rFonts w:ascii="Times New Roman" w:hAnsi="Times New Roman" w:cs="Times New Roman"/>
+          <w:sz w:val="24"/>
+          <w:szCs w:val="24"/>
+        </w:rPr>
+        <w:t xml:space="preserve"> Biztosítani tudjuk, hogy </w:t>
+      </w:r>
+      <w:r>
+        <w:rPr>
+          <w:rFonts w:ascii="Times New Roman" w:hAnsi="Times New Roman" w:cs="Times New Roman"/>
+          <w:sz w:val="24"/>
+          <w:szCs w:val="24"/>
+        </w:rPr>
+        <w:t xml:space="preserve">a program </w:t>
+      </w:r>
+      <w:r>
+        <w:rPr>
+          <w:rFonts w:ascii="Times New Roman" w:hAnsi="Times New Roman" w:cs="Times New Roman"/>
+          <w:sz w:val="24"/>
+          <w:szCs w:val="24"/>
+        </w:rPr>
+        <w:t>működésé</w:t>
+      </w:r>
+      <w:r>
+        <w:rPr>
+          <w:rFonts w:ascii="Times New Roman" w:hAnsi="Times New Roman" w:cs="Times New Roman"/>
+          <w:sz w:val="24"/>
+          <w:szCs w:val="24"/>
+        </w:rPr>
+        <w:t xml:space="preserve"> végig le </w:t>
+      </w:r>
+      <w:r>
+        <w:rPr>
+          <w:rFonts w:ascii="Times New Roman" w:hAnsi="Times New Roman" w:cs="Times New Roman"/>
+          <w:sz w:val="24"/>
+          <w:szCs w:val="24"/>
+        </w:rPr>
+        <w:t>lett</w:t>
+      </w:r>
+      <w:r>
+        <w:rPr>
+          <w:rFonts w:ascii="Times New Roman" w:hAnsi="Times New Roman" w:cs="Times New Roman"/>
+          <w:sz w:val="24"/>
+          <w:szCs w:val="24"/>
+        </w:rPr>
+        <w:t xml:space="preserve"> tesztelve a kezdettől a végéig. Az oldal elején </w:t>
+      </w:r>
+      <w:r>
+        <w:rPr>
+          <w:rFonts w:ascii="Times New Roman" w:hAnsi="Times New Roman" w:cs="Times New Roman"/>
+          <w:sz w:val="24"/>
+          <w:szCs w:val="24"/>
+        </w:rPr>
+        <w:t xml:space="preserve">a regisztrációnál megbizonyosodtunk arról, hogy az új felhasználók adatai igenis bekerülnek az adatbázisunkba, hash-elt jelszóval. Ezek után, visszalépve, megbizonyosodtunk arról, hogy a régi és az új adatok is működnek bejelentkezéshez az oldal fő részére. Ott azon belül végig teszteltünk minden rendeltetést, a fejléc által biztosított navigáció működésétől a pizzák kiválasztásáig és megrendeléséig, mind a navigáció, a kosárhoz való hozzáadás,  az árak összeadása és a megrendelés is kiválóan működött, mint, ahogyan az annak kell. </w:t>
+      </w:r>
+    </w:p>
+    <w:p>
+      <w:pPr>
+        <w:spacing w:line="360" w:lineRule="auto"/>
+        <w:jc w:val="both"/>
+        <w:rPr>
+          <w:rFonts w:ascii="Times New Roman" w:hAnsi="Times New Roman" w:cs="Times New Roman"/>
+          <w:sz w:val="24"/>
+          <w:szCs w:val="24"/>
+          <w:u w:val="thick"/>
+        </w:rPr>
+      </w:pPr>
+      <w:r>
+        <w:rPr>
+          <w:rFonts w:ascii="Times New Roman" w:hAnsi="Times New Roman" w:cs="Times New Roman"/>
+          <w:sz w:val="24"/>
+          <w:szCs w:val="24"/>
+          <w:u w:val="thick"/>
+        </w:rPr>
+        <w:t>-</w:t>
+      </w:r>
+      <w:r>
+        <w:rPr>
+          <w:rFonts w:ascii="Times New Roman" w:hAnsi="Times New Roman" w:cs="Times New Roman"/>
+          <w:sz w:val="24"/>
+          <w:szCs w:val="24"/>
+          <w:u w:val="thick"/>
+        </w:rPr>
+        <w:t>A t</w:t>
+      </w:r>
+      <w:r>
+        <w:rPr>
+          <w:rFonts w:ascii="Times New Roman" w:hAnsi="Times New Roman" w:cs="Times New Roman"/>
+          <w:sz w:val="24"/>
+          <w:szCs w:val="24"/>
+          <w:u w:val="thick"/>
+        </w:rPr>
+        <w:t>esztelési táblázat:</w:t>
+      </w:r>
+    </w:p>
+    <w:p>
+      <w:pPr>
+        <w:spacing w:line="360" w:lineRule="auto"/>
+        <w:jc w:val="both"/>
+        <w:rPr>
+          <w:rFonts w:ascii="Times New Roman" w:hAnsi="Times New Roman" w:cs="Times New Roman"/>
+          <w:sz w:val="24"/>
+          <w:szCs w:val="24"/>
+        </w:rPr>
+      </w:pPr>
+      <w:r>
+        <w:rPr>
+          <w:rFonts w:ascii="Times New Roman" w:hAnsi="Times New Roman" w:cs="Times New Roman"/>
+          <w:sz w:val="24"/>
+          <w:szCs w:val="24"/>
+          <w:u w:val="thick"/>
+        </w:rPr>
+        <w:t>-Hibajegy/Bug Report:</w:t>
+      </w:r>
+      <w:r>
+        <w:rPr>
+          <w:rFonts w:ascii="Times New Roman" w:hAnsi="Times New Roman" w:cs="Times New Roman"/>
+          <w:sz w:val="24"/>
+          <w:szCs w:val="24"/>
+        </w:rPr>
+        <w:t xml:space="preserve"> </w:t>
+      </w:r>
+      <w:r>
+        <w:rPr>
+          <w:rFonts w:ascii="Times New Roman" w:hAnsi="Times New Roman" w:cs="Times New Roman"/>
+          <w:sz w:val="24"/>
+          <w:szCs w:val="24"/>
+        </w:rPr>
+        <w:t>Tudomásunk szerint minden jól működik és ezért nincs itt semmi bejelenteni való dolgunk.</w:t>
       </w:r>
     </w:p>
     <w:p>
@@ -2187,29 +3082,569 @@
           <w:sz w:val="32"/>
           <w:szCs w:val="32"/>
         </w:rPr>
-        <w:t>6. Tesztelés</w:t>
-      </w:r>
-    </w:p>
-    <w:p>
-      <w:pPr>
-        <w:spacing w:line="360" w:lineRule="auto"/>
-        <w:jc w:val="both"/>
+        <w:t xml:space="preserve">7. </w:t>
+      </w:r>
+      <w:r>
         <w:rPr>
           <w:rFonts w:ascii="Times New Roman" w:hAnsi="Times New Roman" w:cs="Times New Roman"/>
           <w:b/>
           <w:sz w:val="32"/>
           <w:szCs w:val="32"/>
         </w:rPr>
-      </w:pPr>
-      <w:r>
+        <w:t>Üzembe helyezés</w:t>
+      </w:r>
+    </w:p>
+    <w:p>
+      <w:pPr>
+        <w:pStyle w:val="Listaszerbekezds"/>
+        <w:numPr>
+          <w:ilvl w:val="0"/>
+          <w:numId w:val="2"/>
+        </w:numPr>
+        <w:spacing w:line="360" w:lineRule="auto"/>
+        <w:jc w:val="both"/>
+        <w:rPr>
+          <w:rFonts w:ascii="Times New Roman" w:hAnsi="Times New Roman" w:cs="Times New Roman"/>
+          <w:b/>
+          <w:sz w:val="28"/>
+          <w:szCs w:val="28"/>
+        </w:rPr>
+      </w:pPr>
+      <w:r>
+        <w:rPr>
+          <w:rFonts w:ascii="Times New Roman" w:hAnsi="Times New Roman" w:cs="Times New Roman"/>
+          <w:b/>
+          <w:sz w:val="28"/>
+          <w:szCs w:val="28"/>
+        </w:rPr>
+        <w:t>A s</w:t>
+      </w:r>
+      <w:r>
+        <w:rPr>
+          <w:rFonts w:ascii="Times New Roman" w:hAnsi="Times New Roman" w:cs="Times New Roman"/>
+          <w:b/>
+          <w:sz w:val="28"/>
+          <w:szCs w:val="28"/>
+        </w:rPr>
+        <w:t>zükséges szoftverek:</w:t>
+      </w:r>
+    </w:p>
+    <w:p>
+      <w:pPr>
+        <w:pStyle w:val="Listaszerbekezds"/>
+        <w:spacing w:line="360" w:lineRule="auto"/>
+        <w:jc w:val="both"/>
+        <w:rPr>
+          <w:rFonts w:ascii="Times New Roman" w:hAnsi="Times New Roman" w:cs="Times New Roman"/>
+          <w:sz w:val="24"/>
+          <w:szCs w:val="24"/>
+        </w:rPr>
+      </w:pPr>
+      <w:r>
+        <w:rPr>
+          <w:rFonts w:ascii="Times New Roman" w:hAnsi="Times New Roman" w:cs="Times New Roman"/>
+          <w:sz w:val="24"/>
+          <w:szCs w:val="24"/>
+          <w:u w:val="thick"/>
+        </w:rPr>
+        <w:t>-Webszerver csomag:</w:t>
+      </w:r>
+      <w:r>
+        <w:rPr>
+          <w:rFonts w:ascii="Times New Roman" w:hAnsi="Times New Roman" w:cs="Times New Roman"/>
+          <w:sz w:val="24"/>
+          <w:szCs w:val="24"/>
+        </w:rPr>
+        <w:t xml:space="preserve"> A feladat</w:t>
+      </w:r>
+      <w:r>
+        <w:rPr>
+          <w:rFonts w:ascii="Times New Roman" w:hAnsi="Times New Roman" w:cs="Times New Roman"/>
+          <w:sz w:val="24"/>
+          <w:szCs w:val="24"/>
+        </w:rPr>
+        <w:t xml:space="preserve">ok végrehajtásához és teszteléséhez XAMPP-ot használtunk, hogy ez tárolja az Apache-ot és a PHP-kat, szóval MAMP vagy WAMP használatát nem ajánljuk, ugyanis kavarodást okozhat. </w:t>
+      </w:r>
+    </w:p>
+    <w:p>
+      <w:pPr>
+        <w:pStyle w:val="Listaszerbekezds"/>
+        <w:spacing w:line="360" w:lineRule="auto"/>
+        <w:jc w:val="both"/>
+        <w:rPr>
+          <w:rFonts w:ascii="Times New Roman" w:hAnsi="Times New Roman" w:cs="Times New Roman"/>
+          <w:sz w:val="24"/>
+          <w:szCs w:val="24"/>
+        </w:rPr>
+      </w:pPr>
+      <w:r>
+        <w:rPr>
+          <w:rFonts w:ascii="Times New Roman" w:hAnsi="Times New Roman" w:cs="Times New Roman"/>
+          <w:sz w:val="24"/>
+          <w:szCs w:val="24"/>
+          <w:u w:val="thick"/>
+        </w:rPr>
+        <w:t>-Adatbázis kezelő:</w:t>
+      </w:r>
+      <w:r>
+        <w:rPr>
+          <w:rFonts w:ascii="Times New Roman" w:hAnsi="Times New Roman" w:cs="Times New Roman"/>
+          <w:sz w:val="24"/>
+          <w:szCs w:val="24"/>
+        </w:rPr>
+        <w:t xml:space="preserve"> </w:t>
+      </w:r>
+      <w:r>
+        <w:rPr>
+          <w:rFonts w:ascii="Times New Roman" w:hAnsi="Times New Roman" w:cs="Times New Roman"/>
+          <w:sz w:val="24"/>
+          <w:szCs w:val="24"/>
+        </w:rPr>
+        <w:t>Ehhez természetesen csak a phpMyAdmin-t tudjuk ajánlani a MySQL kezeléséhez.</w:t>
+      </w:r>
+    </w:p>
+    <w:p>
+      <w:pPr>
+        <w:pStyle w:val="Listaszerbekezds"/>
+        <w:spacing w:line="360" w:lineRule="auto"/>
+        <w:jc w:val="both"/>
+        <w:rPr>
+          <w:rFonts w:ascii="Times New Roman" w:hAnsi="Times New Roman" w:cs="Times New Roman"/>
+          <w:sz w:val="24"/>
+          <w:szCs w:val="24"/>
+        </w:rPr>
+      </w:pPr>
+      <w:r>
+        <w:rPr>
+          <w:rFonts w:ascii="Times New Roman" w:hAnsi="Times New Roman" w:cs="Times New Roman"/>
+          <w:sz w:val="24"/>
+          <w:szCs w:val="24"/>
+          <w:u w:val="thick"/>
+        </w:rPr>
+        <w:t>-Böngésző:</w:t>
+      </w:r>
+      <w:r>
+        <w:rPr>
+          <w:rFonts w:ascii="Times New Roman" w:hAnsi="Times New Roman" w:cs="Times New Roman"/>
+          <w:sz w:val="24"/>
+          <w:szCs w:val="24"/>
+        </w:rPr>
+        <w:t xml:space="preserve"> </w:t>
+      </w:r>
+      <w:r>
+        <w:rPr>
+          <w:rFonts w:ascii="Times New Roman" w:hAnsi="Times New Roman" w:cs="Times New Roman"/>
+          <w:sz w:val="24"/>
+          <w:szCs w:val="24"/>
+        </w:rPr>
+        <w:t>A tesztjeink során a Microsoft Edge használatát vettük igénybe</w:t>
+      </w:r>
+      <w:r>
+        <w:rPr>
+          <w:rFonts w:ascii="Times New Roman" w:hAnsi="Times New Roman" w:cs="Times New Roman"/>
+          <w:sz w:val="24"/>
+          <w:szCs w:val="24"/>
+        </w:rPr>
+        <w:t>, de feltehetően ugyanúgy működne Google Chrome vagy akár Firefox</w:t>
+      </w:r>
+      <w:r>
+        <w:rPr>
+          <w:rFonts w:ascii="Times New Roman" w:hAnsi="Times New Roman" w:cs="Times New Roman"/>
+          <w:sz w:val="24"/>
+          <w:szCs w:val="24"/>
+        </w:rPr>
+        <w:t xml:space="preserve"> keresőmotornak a</w:t>
+      </w:r>
+      <w:r>
+        <w:rPr>
+          <w:rFonts w:ascii="Times New Roman" w:hAnsi="Times New Roman" w:cs="Times New Roman"/>
+          <w:sz w:val="24"/>
+          <w:szCs w:val="24"/>
+        </w:rPr>
+        <w:t xml:space="preserve"> használatával is.</w:t>
+      </w:r>
+    </w:p>
+    <w:p>
+      <w:pPr>
+        <w:pStyle w:val="Listaszerbekezds"/>
+        <w:spacing w:line="360" w:lineRule="auto"/>
+        <w:jc w:val="both"/>
+        <w:rPr>
+          <w:rFonts w:ascii="Times New Roman" w:hAnsi="Times New Roman" w:cs="Times New Roman"/>
+          <w:sz w:val="24"/>
+          <w:szCs w:val="24"/>
+        </w:rPr>
+      </w:pPr>
+      <w:r>
+        <w:rPr>
+          <w:rFonts w:ascii="Times New Roman" w:hAnsi="Times New Roman" w:cs="Times New Roman"/>
+          <w:sz w:val="24"/>
+          <w:szCs w:val="24"/>
+          <w:u w:val="thick"/>
+        </w:rPr>
+        <w:t>-</w:t>
+      </w:r>
+      <w:r>
+        <w:rPr>
+          <w:rFonts w:ascii="Times New Roman" w:hAnsi="Times New Roman" w:cs="Times New Roman"/>
+          <w:sz w:val="24"/>
+          <w:szCs w:val="24"/>
+          <w:u w:val="thick"/>
+        </w:rPr>
+        <w:t>Szövegszerkesztő:</w:t>
+      </w:r>
+      <w:r>
+        <w:rPr>
+          <w:rFonts w:ascii="Times New Roman" w:hAnsi="Times New Roman" w:cs="Times New Roman"/>
+          <w:sz w:val="24"/>
+          <w:szCs w:val="24"/>
+        </w:rPr>
+        <w:t xml:space="preserve"> </w:t>
+      </w:r>
+      <w:r>
+        <w:rPr>
+          <w:rFonts w:ascii="Times New Roman" w:hAnsi="Times New Roman" w:cs="Times New Roman"/>
+          <w:sz w:val="24"/>
+          <w:szCs w:val="24"/>
+        </w:rPr>
+        <w:t>VS Code vagy Notepad++ egyáltalán nem volt használva a tesztek során, szóval ezt inkább kerülendőnek tekintenénk ha lehetséges, ugyanis nem tudjuk garantálni, hogy mennyire jól futnak ezeken az alternatívákon.</w:t>
+      </w:r>
+    </w:p>
+    <w:p>
+      <w:pPr>
+        <w:pStyle w:val="Listaszerbekezds"/>
+        <w:numPr>
+          <w:ilvl w:val="0"/>
+          <w:numId w:val="2"/>
+        </w:numPr>
+        <w:spacing w:line="360" w:lineRule="auto"/>
+        <w:jc w:val="both"/>
+        <w:rPr>
+          <w:rFonts w:ascii="Times New Roman" w:hAnsi="Times New Roman" w:cs="Times New Roman"/>
+          <w:b/>
+          <w:sz w:val="28"/>
+          <w:szCs w:val="28"/>
+        </w:rPr>
+      </w:pPr>
+      <w:r>
+        <w:rPr>
+          <w:rFonts w:ascii="Times New Roman" w:hAnsi="Times New Roman" w:cs="Times New Roman"/>
+          <w:b/>
+          <w:sz w:val="28"/>
+          <w:szCs w:val="28"/>
+        </w:rPr>
+        <w:t>A környezeti beállítások:</w:t>
+      </w:r>
+    </w:p>
+    <w:p>
+      <w:pPr>
+        <w:spacing w:line="360" w:lineRule="auto"/>
+        <w:ind w:left="708"/>
+        <w:jc w:val="both"/>
+        <w:rPr>
+          <w:rFonts w:ascii="Times New Roman" w:hAnsi="Times New Roman" w:cs="Times New Roman"/>
+          <w:sz w:val="24"/>
+          <w:szCs w:val="24"/>
+        </w:rPr>
+      </w:pPr>
+      <w:r>
+        <w:rPr>
+          <w:rFonts w:ascii="Times New Roman" w:hAnsi="Times New Roman" w:cs="Times New Roman"/>
+          <w:sz w:val="24"/>
+          <w:szCs w:val="24"/>
+          <w:u w:val="thick"/>
+        </w:rPr>
+        <w:t>-Fájlok átmásolása:</w:t>
+      </w:r>
+      <w:r>
+        <w:rPr>
+          <w:rFonts w:ascii="Times New Roman" w:hAnsi="Times New Roman" w:cs="Times New Roman"/>
+          <w:sz w:val="24"/>
+          <w:szCs w:val="24"/>
+        </w:rPr>
+        <w:t xml:space="preserve"> </w:t>
+      </w:r>
+      <w:r>
+        <w:rPr>
+          <w:rFonts w:ascii="Times New Roman" w:hAnsi="Times New Roman" w:cs="Times New Roman"/>
+          <w:sz w:val="24"/>
+          <w:szCs w:val="24"/>
+        </w:rPr>
+        <w:t xml:space="preserve">A </w:t>
+      </w:r>
+      <w:r>
+        <w:rPr>
+          <w:rFonts w:ascii="Times New Roman" w:hAnsi="Times New Roman" w:cs="Times New Roman"/>
+          <w:sz w:val="24"/>
+          <w:szCs w:val="24"/>
+        </w:rPr>
+        <w:t xml:space="preserve">korábban megadott Github link segítségével megtalálhatják az összes szükséges dolgot. Itt sajnálatosan elég sok minden van, amit lehet kicsit nehéz navigálni olyannak, aki nem dolgozott ennek a készítésében, de a lényeg az, hogy először is le kell tölteni a .zip mappát, aminek a kommentje elárulja, hogy az kell, mert az a végleges programnak a tartalmazója. Ezen felül le is kell másolni a megadott .sql mappát ami szintén mutatja majd, hogy az a végleges verzió. Ezt követően a mellékelt </w:t>
+      </w:r>
+      <w:r>
+        <w:rPr>
+          <w:rFonts w:ascii="Times New Roman" w:hAnsi="Times New Roman" w:cs="Times New Roman"/>
+          <w:sz w:val="24"/>
+          <w:szCs w:val="24"/>
+        </w:rPr>
+        <w:lastRenderedPageBreak/>
+        <w:t>adatbázist be kell importálni</w:t>
+      </w:r>
+      <w:r>
+        <w:rPr>
+          <w:rFonts w:ascii="Times New Roman" w:hAnsi="Times New Roman" w:cs="Times New Roman"/>
+          <w:sz w:val="24"/>
+          <w:szCs w:val="24"/>
+        </w:rPr>
+        <w:t xml:space="preserve"> majd</w:t>
+      </w:r>
+      <w:r>
+        <w:rPr>
+          <w:rFonts w:ascii="Times New Roman" w:hAnsi="Times New Roman" w:cs="Times New Roman"/>
+          <w:sz w:val="24"/>
+          <w:szCs w:val="24"/>
+        </w:rPr>
+        <w:t xml:space="preserve"> egy phpMyAdmin felületére és azonos nevet kell megadni az adatbázisnak, ami csak egyszerűen nem más, mint csak „pizzeria”. A többi fájl, mint például a CSS és PHP beillesztése se kéne, hogy nagy bonyodalom legyen</w:t>
+      </w:r>
+      <w:r>
+        <w:rPr>
+          <w:rFonts w:ascii="Times New Roman" w:hAnsi="Times New Roman" w:cs="Times New Roman"/>
+          <w:sz w:val="24"/>
+          <w:szCs w:val="24"/>
+        </w:rPr>
+        <w:t>, a megragadott fájlokat csak meg kell ragadni és be kell helyezni a webes Windows mappába. Bővebben, a fájlkezelő</w:t>
+      </w:r>
+      <w:r>
+        <w:rPr>
+          <w:rFonts w:ascii="Times New Roman" w:hAnsi="Times New Roman" w:cs="Times New Roman"/>
+          <w:sz w:val="24"/>
+          <w:szCs w:val="24"/>
+        </w:rPr>
+        <w:t>ben</w:t>
+      </w:r>
+      <w:r>
+        <w:rPr>
+          <w:rFonts w:ascii="Times New Roman" w:hAnsi="Times New Roman" w:cs="Times New Roman"/>
+          <w:sz w:val="24"/>
+          <w:szCs w:val="24"/>
+        </w:rPr>
+        <w:t xml:space="preserve"> </w:t>
+      </w:r>
+      <w:r>
+        <w:rPr>
+          <w:rFonts w:ascii="Times New Roman" w:hAnsi="Times New Roman" w:cs="Times New Roman"/>
+          <w:sz w:val="24"/>
+          <w:szCs w:val="24"/>
+        </w:rPr>
+        <w:t>először</w:t>
+      </w:r>
+      <w:r>
+        <w:rPr>
+          <w:rFonts w:ascii="Times New Roman" w:hAnsi="Times New Roman" w:cs="Times New Roman"/>
+          <w:sz w:val="24"/>
+          <w:szCs w:val="24"/>
+        </w:rPr>
+        <w:t xml:space="preserve"> is alul kiválasztjuk az „Ez a gép” fülecskét, majd a Windows (C:) részt. Ezek után meg kell keresni a xampp mappáját, m</w:t>
+      </w:r>
+      <w:r>
+        <w:rPr>
+          <w:rFonts w:ascii="Times New Roman" w:hAnsi="Times New Roman" w:cs="Times New Roman"/>
+          <w:sz w:val="24"/>
+          <w:szCs w:val="24"/>
+        </w:rPr>
+        <w:t>aj</w:t>
+      </w:r>
+      <w:r>
+        <w:rPr>
+          <w:rFonts w:ascii="Times New Roman" w:hAnsi="Times New Roman" w:cs="Times New Roman"/>
+          <w:sz w:val="24"/>
+          <w:szCs w:val="24"/>
+        </w:rPr>
+        <w:t>d ráadásul még azon belül is meg kell találni és belemenni az htdocs mappáb</w:t>
+      </w:r>
+      <w:r>
+        <w:rPr>
+          <w:rFonts w:ascii="Times New Roman" w:hAnsi="Times New Roman" w:cs="Times New Roman"/>
+          <w:sz w:val="24"/>
+          <w:szCs w:val="24"/>
+        </w:rPr>
+        <w:t xml:space="preserve">a. A vizsgaremekünk mappáját itt ezen belül kell majd elhelyezni. Azon a mappán belül már feltehetőleg nem lesz más mappa, csak a programok és esetleg hozzájuk tartozó, megjelenítendő képek. Ugyan elvárt lenne ezeket jobban szétválasztani, szerintünk az nem vitatható, hogy ez meg tudja könnyíteni a dolgokat és technikailag ugyan lehet, hogy macerás lenne, de simán meg lehetne ezt változtatni, ha arra akadna esetleg szükség valami oknál fogva, szóval nagy kár belőle nem eshet, mindkét módszernek megvan az előnye és a hátránya. </w:t>
+      </w:r>
+    </w:p>
+    <w:p>
+      <w:pPr>
+        <w:pStyle w:val="Listaszerbekezds"/>
+        <w:spacing w:line="360" w:lineRule="auto"/>
+        <w:jc w:val="both"/>
+        <w:rPr>
+          <w:rFonts w:ascii="Times New Roman" w:hAnsi="Times New Roman" w:cs="Times New Roman"/>
+          <w:sz w:val="24"/>
+          <w:szCs w:val="24"/>
+        </w:rPr>
+      </w:pPr>
+      <w:r>
+        <w:rPr>
+          <w:rFonts w:ascii="Times New Roman" w:hAnsi="Times New Roman" w:cs="Times New Roman"/>
+          <w:sz w:val="24"/>
+          <w:szCs w:val="24"/>
+          <w:u w:val="thick"/>
+        </w:rPr>
+        <w:t>-</w:t>
+      </w:r>
+      <w:r>
+        <w:rPr>
+          <w:rFonts w:ascii="Times New Roman" w:hAnsi="Times New Roman" w:cs="Times New Roman"/>
+          <w:sz w:val="24"/>
+          <w:szCs w:val="24"/>
+          <w:u w:val="thick"/>
+        </w:rPr>
+        <w:t>A működtetési ú</w:t>
+      </w:r>
+      <w:r>
+        <w:rPr>
+          <w:rFonts w:ascii="Times New Roman" w:hAnsi="Times New Roman" w:cs="Times New Roman"/>
+          <w:sz w:val="24"/>
+          <w:szCs w:val="24"/>
+          <w:u w:val="thick"/>
+        </w:rPr>
+        <w:t>tmutató lépésről lépésre:</w:t>
+      </w:r>
+      <w:r>
+        <w:rPr>
+          <w:rFonts w:ascii="Times New Roman" w:hAnsi="Times New Roman" w:cs="Times New Roman"/>
+          <w:sz w:val="24"/>
+          <w:szCs w:val="24"/>
+        </w:rPr>
+        <w:t xml:space="preserve"> </w:t>
+      </w:r>
+      <w:r>
+        <w:rPr>
+          <w:rFonts w:ascii="Times New Roman" w:hAnsi="Times New Roman" w:cs="Times New Roman"/>
+          <w:sz w:val="24"/>
+          <w:szCs w:val="24"/>
+        </w:rPr>
+        <w:t>Legelső sorban, a legfontosabb teendő az nem más</w:t>
+      </w:r>
+      <w:r>
+        <w:rPr>
+          <w:rFonts w:ascii="Times New Roman" w:hAnsi="Times New Roman" w:cs="Times New Roman"/>
+          <w:sz w:val="24"/>
+          <w:szCs w:val="24"/>
+        </w:rPr>
+        <w:t>,</w:t>
+      </w:r>
+      <w:r>
+        <w:rPr>
+          <w:rFonts w:ascii="Times New Roman" w:hAnsi="Times New Roman" w:cs="Times New Roman"/>
+          <w:sz w:val="24"/>
+          <w:szCs w:val="24"/>
+        </w:rPr>
+        <w:t xml:space="preserve"> mint a XAMPP Control Panel elindítása. Ott, azon belül, mindenféleképpen be kell kapcsolni a</w:t>
+      </w:r>
+      <w:r>
+        <w:rPr>
+          <w:rFonts w:ascii="Times New Roman" w:hAnsi="Times New Roman" w:cs="Times New Roman"/>
+          <w:sz w:val="24"/>
+          <w:szCs w:val="24"/>
+        </w:rPr>
+        <w:t xml:space="preserve">z Apache modult. A MySQL elindítása nem nagyon szükséges, viszont nem árthat azt is aktiválni, majd a mellette lévő, felülről második Admin gombra rányomni, hogy megnyissa az adatbázist, amelyet úgy is be kellett másolni oda ez elött és így ennek a segítségével a program akár még jobban is átláthatóbb. Ezt követően, a megadott böngészőbe, például az </w:t>
+      </w:r>
+      <w:bookmarkStart w:id="0" w:name="_GoBack"/>
+      <w:bookmarkEnd w:id="0"/>
+      <w:r>
+        <w:rPr>
+          <w:rFonts w:ascii="Times New Roman" w:hAnsi="Times New Roman" w:cs="Times New Roman"/>
+          <w:sz w:val="24"/>
+          <w:szCs w:val="24"/>
+        </w:rPr>
+        <w:t>előbb</w:t>
+      </w:r>
+      <w:r>
+        <w:rPr>
+          <w:rFonts w:ascii="Times New Roman" w:hAnsi="Times New Roman" w:cs="Times New Roman"/>
+          <w:sz w:val="24"/>
+          <w:szCs w:val="24"/>
+        </w:rPr>
+        <w:t xml:space="preserve"> megadott Microsoft Edge-be, be kell illeszteni az alábbi</w:t>
+      </w:r>
+      <w:r>
+        <w:rPr>
+          <w:rFonts w:ascii="Times New Roman" w:hAnsi="Times New Roman" w:cs="Times New Roman"/>
+          <w:sz w:val="24"/>
+          <w:szCs w:val="24"/>
+        </w:rPr>
+        <w:t xml:space="preserve"> </w:t>
+      </w:r>
+      <w:r>
+        <w:rPr>
+          <w:rFonts w:ascii="Times New Roman" w:hAnsi="Times New Roman" w:cs="Times New Roman"/>
+          <w:sz w:val="24"/>
+          <w:szCs w:val="24"/>
+        </w:rPr>
+        <w:t>címet:</w:t>
+      </w:r>
+      <w:r>
+        <w:rPr>
+          <w:rFonts w:ascii="Times New Roman" w:hAnsi="Times New Roman" w:cs="Times New Roman"/>
+          <w:sz w:val="24"/>
+          <w:szCs w:val="24"/>
+        </w:rPr>
+        <w:t xml:space="preserve"> ”</w:t>
+      </w:r>
+      <w:r>
+        <w:rPr>
+          <w:rFonts w:ascii="Times New Roman" w:hAnsi="Times New Roman" w:cs="Times New Roman"/>
+          <w:sz w:val="24"/>
+          <w:szCs w:val="24"/>
+        </w:rPr>
+        <w:t>http://localhost/pizzeria</w:t>
+      </w:r>
+      <w:r>
+        <w:t>/index.php</w:t>
+      </w:r>
+      <w:r>
+        <w:rPr>
+          <w:rFonts w:ascii="Times New Roman" w:hAnsi="Times New Roman" w:cs="Times New Roman"/>
+          <w:sz w:val="24"/>
+          <w:szCs w:val="24"/>
+        </w:rPr>
+        <w:t>”</w:t>
+      </w:r>
+      <w:r>
+        <w:rPr>
+          <w:rFonts w:ascii="Times New Roman" w:hAnsi="Times New Roman" w:cs="Times New Roman"/>
+          <w:sz w:val="24"/>
+          <w:szCs w:val="24"/>
+        </w:rPr>
+        <w:t xml:space="preserve"> </w:t>
+      </w:r>
+      <w:r>
+        <w:rPr>
+          <w:rFonts w:ascii="Times New Roman" w:hAnsi="Times New Roman" w:cs="Times New Roman"/>
+          <w:sz w:val="24"/>
+          <w:szCs w:val="24"/>
+        </w:rPr>
+        <w:t>a program elejének a megtekintéshez. Itt ki lehet próbálni a regisztrációt, vagy akár használhat egy korábbi bejelentkezést, mint például a felhasználónév: ”Charlotte Emily” és a jelszó: ”Carryemall6”</w:t>
+      </w:r>
+      <w:r>
+        <w:rPr>
+          <w:rFonts w:ascii="Times New Roman" w:hAnsi="Times New Roman" w:cs="Times New Roman"/>
+          <w:sz w:val="24"/>
+          <w:szCs w:val="24"/>
+        </w:rPr>
+        <w:t>. Ezek után, ha semmi nem megy félre, a főoldalon kéne, hogy találja magát. Ha esetleg inkább kihagyná a bejelentkezést, vagy valamiért az adatbázisos bejelentkezés nem használható, akkor ezt a címet használja, hogy egyből a főoldalon kezdje el az ellenőrzési folyamatot: ”http://localhost/pizzeria/noname_pizzaM.php”.</w:t>
+      </w:r>
+    </w:p>
+    <w:p>
+      <w:pPr>
+        <w:spacing w:line="360" w:lineRule="auto"/>
+        <w:jc w:val="both"/>
         <w:rPr>
           <w:rFonts w:ascii="Times New Roman" w:hAnsi="Times New Roman" w:cs="Times New Roman"/>
           <w:b/>
           <w:sz w:val="32"/>
           <w:szCs w:val="32"/>
         </w:rPr>
-        <w:t xml:space="preserve">7. </w:t>
-      </w:r>
+      </w:pPr>
       <w:r>
         <w:rPr>
           <w:rFonts w:ascii="Times New Roman" w:hAnsi="Times New Roman" w:cs="Times New Roman"/>
@@ -2217,20 +3652,17 @@
           <w:sz w:val="32"/>
           <w:szCs w:val="32"/>
         </w:rPr>
-        <w:t>Üzembe helyezés</w:t>
-      </w:r>
-    </w:p>
-    <w:p>
-      <w:pPr>
-        <w:spacing w:line="360" w:lineRule="auto"/>
-        <w:jc w:val="both"/>
+        <w:t>8.</w:t>
+      </w:r>
+      <w:r>
         <w:rPr>
           <w:rFonts w:ascii="Times New Roman" w:hAnsi="Times New Roman" w:cs="Times New Roman"/>
           <w:b/>
           <w:sz w:val="32"/>
           <w:szCs w:val="32"/>
         </w:rPr>
-      </w:pPr>
+        <w:t xml:space="preserve"> </w:t>
+      </w:r>
       <w:r>
         <w:rPr>
           <w:rFonts w:ascii="Times New Roman" w:hAnsi="Times New Roman" w:cs="Times New Roman"/>
@@ -2238,8 +3670,61 @@
           <w:sz w:val="32"/>
           <w:szCs w:val="32"/>
         </w:rPr>
-        <w:t>8.</w:t>
-      </w:r>
+        <w:t>Felhasználói dokumentáció</w:t>
+      </w:r>
+    </w:p>
+    <w:p>
+      <w:pPr>
+        <w:spacing w:line="360" w:lineRule="auto"/>
+        <w:jc w:val="both"/>
+        <w:rPr>
+          <w:rFonts w:ascii="Times New Roman" w:hAnsi="Times New Roman" w:cs="Times New Roman"/>
+          <w:sz w:val="24"/>
+          <w:szCs w:val="24"/>
+          <w:u w:val="thick"/>
+        </w:rPr>
+      </w:pPr>
+      <w:r>
+        <w:rPr>
+          <w:rFonts w:ascii="Times New Roman" w:hAnsi="Times New Roman" w:cs="Times New Roman"/>
+          <w:sz w:val="24"/>
+          <w:szCs w:val="24"/>
+          <w:u w:val="thick"/>
+        </w:rPr>
+        <w:t>-</w:t>
+      </w:r>
+      <w:r>
+        <w:rPr>
+          <w:sz w:val="24"/>
+          <w:szCs w:val="24"/>
+          <w:u w:val="thick"/>
+        </w:rPr>
+        <w:t xml:space="preserve"> </w:t>
+      </w:r>
+      <w:r>
+        <w:rPr>
+          <w:rFonts w:ascii="Times New Roman" w:hAnsi="Times New Roman" w:cs="Times New Roman"/>
+          <w:sz w:val="24"/>
+          <w:szCs w:val="24"/>
+          <w:u w:val="thick"/>
+        </w:rPr>
+        <w:t>Funkciók bemutatása:</w:t>
+      </w:r>
+      <w:r>
+        <w:rPr>
+          <w:rFonts w:ascii="Times New Roman" w:hAnsi="Times New Roman" w:cs="Times New Roman"/>
+          <w:sz w:val="24"/>
+          <w:szCs w:val="24"/>
+          <w:u w:val="thick"/>
+        </w:rPr>
+        <w:t xml:space="preserve"> </w:t>
+      </w:r>
+    </w:p>
+    <w:p>
+      <w:pPr>
+        <w:spacing w:line="360" w:lineRule="auto"/>
+        <w:jc w:val="both"/>
+      </w:pPr>
       <w:r>
         <w:rPr>
           <w:rFonts w:ascii="Times New Roman" w:hAnsi="Times New Roman" w:cs="Times New Roman"/>
@@ -2247,38 +3732,109 @@
           <w:sz w:val="32"/>
           <w:szCs w:val="32"/>
         </w:rPr>
+        <w:t>9.</w:t>
+      </w:r>
+      <w:r>
         <w:t xml:space="preserve"> </w:t>
       </w:r>
       <w:r>
         <w:rPr>
-          <w:rFonts w:ascii="Times New Roman" w:hAnsi="Times New Roman" w:cs="Times New Roman"/>
           <w:b/>
           <w:sz w:val="32"/>
           <w:szCs w:val="32"/>
         </w:rPr>
-        <w:t>Felhasználói dokumentáció</w:t>
-      </w:r>
-    </w:p>
-    <w:p>
-      <w:pPr>
-        <w:spacing w:line="360" w:lineRule="auto"/>
-        <w:jc w:val="both"/>
-        <w:rPr>
-          <w:rFonts w:ascii="Times New Roman" w:hAnsi="Times New Roman" w:cs="Times New Roman"/>
-          <w:sz w:val="24"/>
-          <w:szCs w:val="24"/>
-        </w:rPr>
-      </w:pPr>
-      <w:r>
-        <w:rPr>
-          <w:rFonts w:ascii="Times New Roman" w:hAnsi="Times New Roman" w:cs="Times New Roman"/>
-          <w:sz w:val="24"/>
-          <w:szCs w:val="24"/>
-        </w:rPr>
+        <w:t>Karbantartás és továbbfejlesztési lehetőségek</w:t>
+      </w:r>
+    </w:p>
+    <w:p>
+      <w:pPr>
+        <w:spacing w:line="360" w:lineRule="auto"/>
+        <w:jc w:val="both"/>
+        <w:rPr>
+          <w:rFonts w:ascii="Times New Roman" w:hAnsi="Times New Roman" w:cs="Times New Roman"/>
+          <w:sz w:val="24"/>
+          <w:szCs w:val="24"/>
+          <w:u w:val="thick"/>
+        </w:rPr>
+      </w:pPr>
+      <w:r>
+        <w:rPr>
+          <w:rFonts w:ascii="Times New Roman" w:hAnsi="Times New Roman" w:cs="Times New Roman"/>
+          <w:sz w:val="24"/>
+          <w:szCs w:val="24"/>
+          <w:u w:val="thick"/>
+        </w:rPr>
+        <w:lastRenderedPageBreak/>
         <w:t>-</w:t>
       </w:r>
       <w:r>
         <w:rPr>
+          <w:rFonts w:ascii="Times New Roman" w:hAnsi="Times New Roman" w:cs="Times New Roman"/>
+          <w:sz w:val="24"/>
+          <w:szCs w:val="24"/>
+          <w:u w:val="thick"/>
+        </w:rPr>
+        <w:t>I</w:t>
+      </w:r>
+      <w:r>
+        <w:rPr>
+          <w:rFonts w:ascii="Times New Roman" w:hAnsi="Times New Roman" w:cs="Times New Roman"/>
+          <w:sz w:val="24"/>
+          <w:szCs w:val="24"/>
+          <w:u w:val="thick"/>
+        </w:rPr>
+        <w:t>smert hibák:</w:t>
+      </w:r>
+    </w:p>
+    <w:p>
+      <w:pPr>
+        <w:spacing w:line="360" w:lineRule="auto"/>
+        <w:jc w:val="both"/>
+        <w:rPr>
+          <w:rFonts w:ascii="Times New Roman" w:hAnsi="Times New Roman" w:cs="Times New Roman"/>
+          <w:sz w:val="24"/>
+          <w:szCs w:val="24"/>
+        </w:rPr>
+      </w:pPr>
+      <w:r>
+        <w:rPr>
+          <w:rFonts w:ascii="Times New Roman" w:hAnsi="Times New Roman" w:cs="Times New Roman"/>
+          <w:sz w:val="24"/>
+          <w:szCs w:val="24"/>
+          <w:u w:val="thick"/>
+        </w:rPr>
+        <w:t>-</w:t>
+      </w:r>
+      <w:r>
+        <w:rPr>
+          <w:rFonts w:ascii="Times New Roman" w:hAnsi="Times New Roman" w:cs="Times New Roman"/>
+          <w:sz w:val="24"/>
+          <w:szCs w:val="24"/>
+          <w:u w:val="thick"/>
+        </w:rPr>
+        <w:t>F</w:t>
+      </w:r>
+      <w:r>
+        <w:rPr>
+          <w:rFonts w:ascii="Times New Roman" w:hAnsi="Times New Roman" w:cs="Times New Roman"/>
+          <w:sz w:val="24"/>
+          <w:szCs w:val="24"/>
+          <w:u w:val="thick"/>
+        </w:rPr>
+        <w:t>ejlesztési javaslatok</w:t>
+      </w:r>
+      <w:r>
+        <w:rPr>
+          <w:rFonts w:ascii="Times New Roman" w:hAnsi="Times New Roman" w:cs="Times New Roman"/>
+          <w:sz w:val="24"/>
+          <w:szCs w:val="24"/>
+          <w:u w:val="thick"/>
+        </w:rPr>
+        <w:t>:</w:t>
+      </w:r>
+      <w:r>
+        <w:rPr>
+          <w:rFonts w:ascii="Times New Roman" w:hAnsi="Times New Roman" w:cs="Times New Roman"/>
           <w:sz w:val="24"/>
           <w:szCs w:val="24"/>
         </w:rPr>
@@ -2290,50 +3846,473 @@
           <w:sz w:val="24"/>
           <w:szCs w:val="24"/>
         </w:rPr>
-        <w:t>Funkciók bemutatása:</w:t>
-      </w:r>
-    </w:p>
-    <w:p>
-      <w:pPr>
-        <w:spacing w:line="360" w:lineRule="auto"/>
-        <w:jc w:val="both"/>
-      </w:pPr>
-      <w:r>
-        <w:rPr>
-          <w:rFonts w:ascii="Times New Roman" w:hAnsi="Times New Roman" w:cs="Times New Roman"/>
-          <w:b/>
-          <w:sz w:val="32"/>
-          <w:szCs w:val="32"/>
-        </w:rPr>
-        <w:t>9.</w:t>
-      </w:r>
-      <w:r>
+        <w:t>Feltehetőleg az egyik legvalószínűbb újítás</w:t>
+      </w:r>
+      <w:r>
+        <w:rPr>
+          <w:rFonts w:ascii="Times New Roman" w:hAnsi="Times New Roman" w:cs="Times New Roman"/>
+          <w:sz w:val="24"/>
+          <w:szCs w:val="24"/>
+        </w:rPr>
+        <w:t xml:space="preserve"> valamely</w:t>
+      </w:r>
+      <w:r>
+        <w:rPr>
+          <w:rFonts w:ascii="Times New Roman" w:hAnsi="Times New Roman" w:cs="Times New Roman"/>
+          <w:sz w:val="24"/>
+          <w:szCs w:val="24"/>
+        </w:rPr>
+        <w:t xml:space="preserve"> egyéb </w:t>
+      </w:r>
+      <w:r>
+        <w:rPr>
+          <w:rFonts w:ascii="Times New Roman" w:hAnsi="Times New Roman" w:cs="Times New Roman"/>
+          <w:sz w:val="24"/>
+          <w:szCs w:val="24"/>
+        </w:rPr>
+        <w:t>modern programozási keretrendszer</w:t>
+      </w:r>
+      <w:r>
+        <w:rPr>
+          <w:rFonts w:ascii="Times New Roman" w:hAnsi="Times New Roman" w:cs="Times New Roman"/>
+          <w:sz w:val="24"/>
+          <w:szCs w:val="24"/>
+        </w:rPr>
         <w:t xml:space="preserve"> </w:t>
       </w:r>
       <w:r>
         <w:rPr>
-          <w:b/>
-          <w:sz w:val="32"/>
-          <w:szCs w:val="32"/>
-        </w:rPr>
-        <w:t>Karbantartás és továbbfejlesztési lehetőségek</w:t>
-      </w:r>
-    </w:p>
-    <w:p>
-      <w:pPr>
-        <w:spacing w:line="360" w:lineRule="auto"/>
-        <w:jc w:val="both"/>
-        <w:rPr>
-          <w:rFonts w:ascii="Times New Roman" w:hAnsi="Times New Roman" w:cs="Times New Roman"/>
-          <w:sz w:val="24"/>
-          <w:szCs w:val="24"/>
-        </w:rPr>
-      </w:pPr>
-      <w:r>
-        <w:rPr>
-          <w:rFonts w:ascii="Times New Roman" w:hAnsi="Times New Roman" w:cs="Times New Roman"/>
-          <w:sz w:val="24"/>
-          <w:szCs w:val="24"/>
+          <w:rFonts w:ascii="Times New Roman" w:hAnsi="Times New Roman" w:cs="Times New Roman"/>
+          <w:sz w:val="24"/>
+          <w:szCs w:val="24"/>
+        </w:rPr>
+        <w:t xml:space="preserve">alkalmazása </w:t>
+      </w:r>
+      <w:r>
+        <w:rPr>
+          <w:rFonts w:ascii="Times New Roman" w:hAnsi="Times New Roman" w:cs="Times New Roman"/>
+          <w:sz w:val="24"/>
+          <w:szCs w:val="24"/>
+        </w:rPr>
+        <w:t>lenne</w:t>
+      </w:r>
+      <w:r>
+        <w:rPr>
+          <w:rFonts w:ascii="Times New Roman" w:hAnsi="Times New Roman" w:cs="Times New Roman"/>
+          <w:sz w:val="24"/>
+          <w:szCs w:val="24"/>
+        </w:rPr>
+        <w:t xml:space="preserve"> a Bootstrap-en kívül</w:t>
+      </w:r>
+      <w:r>
+        <w:rPr>
+          <w:rFonts w:ascii="Times New Roman" w:hAnsi="Times New Roman" w:cs="Times New Roman"/>
+          <w:sz w:val="24"/>
+          <w:szCs w:val="24"/>
+        </w:rPr>
+        <w:t xml:space="preserve">, </w:t>
+      </w:r>
+      <w:r>
+        <w:rPr>
+          <w:rFonts w:ascii="Times New Roman" w:hAnsi="Times New Roman" w:cs="Times New Roman"/>
+          <w:sz w:val="24"/>
+          <w:szCs w:val="24"/>
+        </w:rPr>
+        <w:t xml:space="preserve">mint például </w:t>
+      </w:r>
+      <w:r>
+        <w:rPr>
+          <w:rFonts w:ascii="Times New Roman" w:hAnsi="Times New Roman" w:cs="Times New Roman"/>
+          <w:sz w:val="24"/>
+          <w:szCs w:val="24"/>
+        </w:rPr>
+        <w:t xml:space="preserve">a </w:t>
+      </w:r>
+      <w:r>
+        <w:rPr>
+          <w:rFonts w:ascii="Times New Roman" w:hAnsi="Times New Roman" w:cs="Times New Roman"/>
+          <w:sz w:val="24"/>
+          <w:szCs w:val="24"/>
+        </w:rPr>
+        <w:t>Vue</w:t>
+      </w:r>
+      <w:r>
+        <w:rPr>
+          <w:rFonts w:ascii="Times New Roman" w:hAnsi="Times New Roman" w:cs="Times New Roman"/>
+          <w:sz w:val="24"/>
+          <w:szCs w:val="24"/>
+        </w:rPr>
+        <w:t>.js</w:t>
+      </w:r>
+      <w:r>
+        <w:rPr>
+          <w:rFonts w:ascii="Times New Roman" w:hAnsi="Times New Roman" w:cs="Times New Roman"/>
+          <w:sz w:val="24"/>
+          <w:szCs w:val="24"/>
+        </w:rPr>
+        <w:t xml:space="preserve"> vagy esetleg a </w:t>
+      </w:r>
+      <w:r>
+        <w:rPr>
+          <w:rFonts w:ascii="Times New Roman" w:hAnsi="Times New Roman" w:cs="Times New Roman"/>
+          <w:sz w:val="24"/>
+          <w:szCs w:val="24"/>
+        </w:rPr>
+        <w:t>j</w:t>
+      </w:r>
+      <w:r>
+        <w:rPr>
+          <w:rFonts w:ascii="Times New Roman" w:hAnsi="Times New Roman" w:cs="Times New Roman"/>
+          <w:sz w:val="24"/>
+          <w:szCs w:val="24"/>
+        </w:rPr>
+        <w:t>Q</w:t>
+      </w:r>
+      <w:r>
+        <w:rPr>
+          <w:rFonts w:ascii="Times New Roman" w:hAnsi="Times New Roman" w:cs="Times New Roman"/>
+          <w:sz w:val="24"/>
+          <w:szCs w:val="24"/>
+        </w:rPr>
+        <w:t>uery</w:t>
+      </w:r>
+      <w:r>
+        <w:rPr>
+          <w:rFonts w:ascii="Times New Roman" w:hAnsi="Times New Roman" w:cs="Times New Roman"/>
+          <w:sz w:val="24"/>
+          <w:szCs w:val="24"/>
+        </w:rPr>
+        <w:t>.</w:t>
+      </w:r>
+      <w:r>
+        <w:rPr>
+          <w:rFonts w:ascii="Times New Roman" w:hAnsi="Times New Roman" w:cs="Times New Roman"/>
+          <w:sz w:val="24"/>
+          <w:szCs w:val="24"/>
+        </w:rPr>
+        <w:t xml:space="preserve"> </w:t>
+      </w:r>
+      <w:r>
+        <w:rPr>
+          <w:rFonts w:ascii="Times New Roman" w:hAnsi="Times New Roman" w:cs="Times New Roman"/>
+          <w:sz w:val="24"/>
+          <w:szCs w:val="24"/>
+        </w:rPr>
+        <w:t>Ezek</w:t>
+      </w:r>
+      <w:r>
+        <w:rPr>
+          <w:rFonts w:ascii="Times New Roman" w:hAnsi="Times New Roman" w:cs="Times New Roman"/>
+          <w:sz w:val="24"/>
+          <w:szCs w:val="24"/>
+        </w:rPr>
+        <w:t>nek a</w:t>
+      </w:r>
+      <w:r>
+        <w:rPr>
+          <w:rFonts w:ascii="Times New Roman" w:hAnsi="Times New Roman" w:cs="Times New Roman"/>
+          <w:sz w:val="24"/>
+          <w:szCs w:val="24"/>
+        </w:rPr>
+        <w:t xml:space="preserve"> használata végül azért maradt ki a projektből, mert mire elsajátítottuk a szükséges ismereteket</w:t>
+      </w:r>
+      <w:r>
+        <w:rPr>
+          <w:rFonts w:ascii="Times New Roman" w:hAnsi="Times New Roman" w:cs="Times New Roman"/>
+          <w:sz w:val="24"/>
+          <w:szCs w:val="24"/>
+        </w:rPr>
+        <w:t xml:space="preserve"> az óráinkon</w:t>
+      </w:r>
+      <w:r>
+        <w:rPr>
+          <w:rFonts w:ascii="Times New Roman" w:hAnsi="Times New Roman" w:cs="Times New Roman"/>
+          <w:sz w:val="24"/>
+          <w:szCs w:val="24"/>
+        </w:rPr>
+        <w:t xml:space="preserve">, addigra a program alapvető funkcióit már megvalósítottuk, így </w:t>
+      </w:r>
+      <w:r>
+        <w:rPr>
+          <w:rFonts w:ascii="Times New Roman" w:hAnsi="Times New Roman" w:cs="Times New Roman"/>
+          <w:sz w:val="24"/>
+          <w:szCs w:val="24"/>
+        </w:rPr>
+        <w:t>a legtöbbnek az</w:t>
+      </w:r>
+      <w:r>
+        <w:rPr>
+          <w:rFonts w:ascii="Times New Roman" w:hAnsi="Times New Roman" w:cs="Times New Roman"/>
+          <w:sz w:val="24"/>
+          <w:szCs w:val="24"/>
+        </w:rPr>
+        <w:t xml:space="preserve"> utólagos beépítése nem volt indokolt</w:t>
+      </w:r>
+      <w:r>
+        <w:rPr>
+          <w:rFonts w:ascii="Times New Roman" w:hAnsi="Times New Roman" w:cs="Times New Roman"/>
+          <w:sz w:val="24"/>
+          <w:szCs w:val="24"/>
+        </w:rPr>
+        <w:t xml:space="preserve"> amikor egyéb részeket még mindig be kellett fejezni</w:t>
+      </w:r>
+      <w:r>
+        <w:rPr>
+          <w:rFonts w:ascii="Times New Roman" w:hAnsi="Times New Roman" w:cs="Times New Roman"/>
+          <w:sz w:val="24"/>
+          <w:szCs w:val="24"/>
+        </w:rPr>
+        <w:t>.</w:t>
+      </w:r>
+      <w:r>
+        <w:rPr>
+          <w:rFonts w:ascii="Times New Roman" w:hAnsi="Times New Roman" w:cs="Times New Roman"/>
+          <w:sz w:val="24"/>
+          <w:szCs w:val="24"/>
+        </w:rPr>
+        <w:t xml:space="preserve"> </w:t>
+      </w:r>
+      <w:r>
+        <w:rPr>
+          <w:rFonts w:ascii="Times New Roman" w:hAnsi="Times New Roman" w:cs="Times New Roman"/>
+          <w:sz w:val="24"/>
+          <w:szCs w:val="24"/>
+        </w:rPr>
+        <w:t xml:space="preserve">Ezen felül, </w:t>
+      </w:r>
+      <w:r>
+        <w:rPr>
+          <w:rFonts w:ascii="Times New Roman" w:hAnsi="Times New Roman" w:cs="Times New Roman"/>
+          <w:sz w:val="24"/>
+          <w:szCs w:val="24"/>
+        </w:rPr>
+        <w:t>javasolt lenne a környezeti változók (</w:t>
+      </w:r>
+      <w:r>
+        <w:rPr>
+          <w:rFonts w:ascii="Times New Roman" w:hAnsi="Times New Roman" w:cs="Times New Roman"/>
+          <w:sz w:val="24"/>
+          <w:szCs w:val="24"/>
+        </w:rPr>
+        <w:t xml:space="preserve">vagyis </w:t>
+      </w:r>
+      <w:r>
+        <w:rPr>
+          <w:rFonts w:ascii="Times New Roman" w:hAnsi="Times New Roman" w:cs="Times New Roman"/>
+          <w:sz w:val="24"/>
+          <w:szCs w:val="24"/>
+        </w:rPr>
+        <w:t xml:space="preserve">.env) bevezetése az érzékeny, adatbázisban lévő hitelesítő adatok kezelésére a biztonságos kezelés érdekében. </w:t>
+      </w:r>
+      <w:r>
+        <w:rPr>
+          <w:rStyle w:val="Kiemels"/>
+          <w:rFonts w:ascii="Times New Roman" w:hAnsi="Times New Roman" w:cs="Times New Roman"/>
+          <w:i w:val="0"/>
+          <w:color w:val="0A0A0A"/>
+          <w:sz w:val="24"/>
+          <w:szCs w:val="24"/>
+          <w:shd w:val="clear" w:color="auto" w:fill="FFFFFF"/>
+        </w:rPr>
+        <w:t xml:space="preserve">Ez elkülönítené a </w:t>
+      </w:r>
+      <w:r>
+        <w:rPr>
+          <w:rStyle w:val="Kiemels"/>
+          <w:rFonts w:ascii="Times New Roman" w:hAnsi="Times New Roman" w:cs="Times New Roman"/>
+          <w:i w:val="0"/>
+          <w:color w:val="0A0A0A"/>
+          <w:sz w:val="24"/>
+          <w:szCs w:val="24"/>
+          <w:shd w:val="clear" w:color="auto" w:fill="FFFFFF"/>
+        </w:rPr>
+        <w:t xml:space="preserve">jelszavakat és hasonlókat </w:t>
+      </w:r>
+      <w:r>
+        <w:rPr>
+          <w:rStyle w:val="Kiemels"/>
+          <w:rFonts w:ascii="Times New Roman" w:hAnsi="Times New Roman" w:cs="Times New Roman"/>
+          <w:i w:val="0"/>
+          <w:color w:val="0A0A0A"/>
+          <w:sz w:val="24"/>
+          <w:szCs w:val="24"/>
+          <w:shd w:val="clear" w:color="auto" w:fill="FFFFFF"/>
+        </w:rPr>
+        <w:t>a forráskódtól, növelné a biztonságot és megkönnyítené a szoftver telepítését különböző szerver</w:t>
+      </w:r>
+      <w:r>
+        <w:rPr>
+          <w:rStyle w:val="Kiemels"/>
+          <w:rFonts w:ascii="Times New Roman" w:hAnsi="Times New Roman" w:cs="Times New Roman"/>
+          <w:i w:val="0"/>
+          <w:color w:val="0A0A0A"/>
+          <w:sz w:val="24"/>
+          <w:szCs w:val="24"/>
+          <w:shd w:val="clear" w:color="auto" w:fill="FFFFFF"/>
+        </w:rPr>
+        <w:t xml:space="preserve"> </w:t>
+      </w:r>
+      <w:r>
+        <w:rPr>
+          <w:rStyle w:val="Kiemels"/>
+          <w:rFonts w:ascii="Times New Roman" w:hAnsi="Times New Roman" w:cs="Times New Roman"/>
+          <w:i w:val="0"/>
+          <w:color w:val="0A0A0A"/>
+          <w:sz w:val="24"/>
+          <w:szCs w:val="24"/>
+          <w:shd w:val="clear" w:color="auto" w:fill="FFFFFF"/>
+        </w:rPr>
+        <w:t>környezettekbe</w:t>
+      </w:r>
+      <w:r>
+        <w:rPr>
+          <w:rStyle w:val="Kiemels"/>
+          <w:rFonts w:ascii="Times New Roman" w:hAnsi="Times New Roman" w:cs="Times New Roman"/>
+          <w:i w:val="0"/>
+          <w:color w:val="0A0A0A"/>
+          <w:sz w:val="24"/>
+          <w:szCs w:val="24"/>
+          <w:shd w:val="clear" w:color="auto" w:fill="FFFFFF"/>
+        </w:rPr>
+        <w:t>, ugyanis ez még egy alapvető biztonsági követelmények is számít</w:t>
+      </w:r>
+      <w:r>
+        <w:rPr>
+          <w:rStyle w:val="Kiemels"/>
+          <w:rFonts w:ascii="Times New Roman" w:hAnsi="Times New Roman" w:cs="Times New Roman"/>
+          <w:i w:val="0"/>
+          <w:color w:val="0A0A0A"/>
+          <w:sz w:val="24"/>
+          <w:szCs w:val="24"/>
+          <w:shd w:val="clear" w:color="auto" w:fill="FFFFFF"/>
+        </w:rPr>
+        <w:t>.</w:t>
+      </w:r>
+      <w:r>
+        <w:rPr>
+          <w:rStyle w:val="Kiemels"/>
+          <w:rFonts w:ascii="Times New Roman" w:hAnsi="Times New Roman" w:cs="Times New Roman"/>
+          <w:i w:val="0"/>
+          <w:color w:val="0A0A0A"/>
+          <w:sz w:val="24"/>
+          <w:szCs w:val="24"/>
+          <w:shd w:val="clear" w:color="auto" w:fill="FFFFFF"/>
+        </w:rPr>
+        <w:t xml:space="preserve"> Ez azért kimaradt a mi </w:t>
+      </w:r>
+      <w:r>
+        <w:rPr>
+          <w:rStyle w:val="Kiemels"/>
+          <w:rFonts w:ascii="Times New Roman" w:hAnsi="Times New Roman" w:cs="Times New Roman"/>
+          <w:i w:val="0"/>
+          <w:color w:val="0A0A0A"/>
+          <w:sz w:val="24"/>
+          <w:szCs w:val="24"/>
+          <w:shd w:val="clear" w:color="auto" w:fill="FFFFFF"/>
+        </w:rPr>
+        <w:t>programunkból,</w:t>
+      </w:r>
+      <w:r>
+        <w:rPr>
+          <w:rStyle w:val="Kiemels"/>
+          <w:rFonts w:ascii="Times New Roman" w:hAnsi="Times New Roman" w:cs="Times New Roman"/>
+          <w:i w:val="0"/>
+          <w:color w:val="0A0A0A"/>
+          <w:sz w:val="24"/>
+          <w:szCs w:val="24"/>
+          <w:shd w:val="clear" w:color="auto" w:fill="FFFFFF"/>
+        </w:rPr>
+        <w:t xml:space="preserve"> mert ez sokkal nagyobb bonyodalmat </w:t>
+      </w:r>
+      <w:r>
+        <w:rPr>
+          <w:rStyle w:val="Kiemels"/>
+          <w:rFonts w:ascii="Times New Roman" w:hAnsi="Times New Roman" w:cs="Times New Roman"/>
+          <w:i w:val="0"/>
+          <w:color w:val="0A0A0A"/>
+          <w:sz w:val="24"/>
+          <w:szCs w:val="24"/>
+          <w:shd w:val="clear" w:color="auto" w:fill="FFFFFF"/>
+        </w:rPr>
+        <w:t>okozna,</w:t>
+      </w:r>
+      <w:r>
+        <w:rPr>
+          <w:rStyle w:val="Kiemels"/>
+          <w:rFonts w:ascii="Times New Roman" w:hAnsi="Times New Roman" w:cs="Times New Roman"/>
+          <w:i w:val="0"/>
+          <w:color w:val="0A0A0A"/>
+          <w:sz w:val="24"/>
+          <w:szCs w:val="24"/>
+          <w:shd w:val="clear" w:color="auto" w:fill="FFFFFF"/>
+        </w:rPr>
+        <w:t xml:space="preserve"> mint sok más órákon megtanult anyag, a követelményekben nem szerepelt és mi </w:t>
+      </w:r>
+      <w:r>
+        <w:rPr>
+          <w:rStyle w:val="Kiemels"/>
+          <w:rFonts w:ascii="Times New Roman" w:hAnsi="Times New Roman" w:cs="Times New Roman"/>
+          <w:i w:val="0"/>
+          <w:color w:val="0A0A0A"/>
+          <w:sz w:val="24"/>
+          <w:szCs w:val="24"/>
+          <w:shd w:val="clear" w:color="auto" w:fill="FFFFFF"/>
+        </w:rPr>
+        <w:t xml:space="preserve">csak úgyis kitalált felhasználói adatokkal dolgozunk a </w:t>
+      </w:r>
+      <w:r>
+        <w:rPr>
+          <w:rStyle w:val="Kiemels"/>
+          <w:rFonts w:ascii="Times New Roman" w:hAnsi="Times New Roman" w:cs="Times New Roman"/>
+          <w:i w:val="0"/>
+          <w:color w:val="0A0A0A"/>
+          <w:sz w:val="24"/>
+          <w:szCs w:val="24"/>
+          <w:shd w:val="clear" w:color="auto" w:fill="FFFFFF"/>
+        </w:rPr>
+        <w:t>pizzériás programunkban</w:t>
+      </w:r>
+      <w:r>
+        <w:rPr>
+          <w:rStyle w:val="Kiemels"/>
+          <w:rFonts w:ascii="Times New Roman" w:hAnsi="Times New Roman" w:cs="Times New Roman"/>
+          <w:i w:val="0"/>
+          <w:color w:val="0A0A0A"/>
+          <w:sz w:val="24"/>
+          <w:szCs w:val="24"/>
+          <w:shd w:val="clear" w:color="auto" w:fill="FFFFFF"/>
+        </w:rPr>
+        <w:t>.</w:t>
+      </w:r>
+      <w:r>
+        <w:rPr>
+          <w:rStyle w:val="Kiemels"/>
+          <w:rFonts w:ascii="Times New Roman" w:hAnsi="Times New Roman" w:cs="Times New Roman"/>
+          <w:i w:val="0"/>
+          <w:color w:val="0A0A0A"/>
+          <w:sz w:val="24"/>
+          <w:szCs w:val="24"/>
+          <w:shd w:val="clear" w:color="auto" w:fill="FFFFFF"/>
+        </w:rPr>
+        <w:t xml:space="preserve"> </w:t>
+      </w:r>
+    </w:p>
+    <w:p>
+      <w:pPr>
+        <w:spacing w:line="360" w:lineRule="auto"/>
+        <w:jc w:val="both"/>
+        <w:rPr>
+          <w:rFonts w:ascii="Times New Roman" w:hAnsi="Times New Roman" w:cs="Times New Roman"/>
+          <w:sz w:val="24"/>
+          <w:szCs w:val="24"/>
+        </w:rPr>
+      </w:pPr>
+      <w:r>
+        <w:rPr>
+          <w:rFonts w:ascii="Times New Roman" w:hAnsi="Times New Roman" w:cs="Times New Roman"/>
+          <w:sz w:val="24"/>
+          <w:szCs w:val="24"/>
+          <w:u w:val="thick"/>
         </w:rPr>
         <w:t>-</w:t>
       </w:r>
@@ -2342,59 +4321,18 @@
           <w:rFonts w:ascii="Times New Roman" w:hAnsi="Times New Roman" w:cs="Times New Roman"/>
           <w:sz w:val="24"/>
           <w:szCs w:val="24"/>
-        </w:rPr>
-        <w:t>I</w:t>
-      </w:r>
-      <w:r>
-        <w:rPr>
-          <w:rFonts w:ascii="Times New Roman" w:hAnsi="Times New Roman" w:cs="Times New Roman"/>
-          <w:sz w:val="24"/>
-          <w:szCs w:val="24"/>
-        </w:rPr>
-        <w:t>smert hibák:</w:t>
-      </w:r>
-    </w:p>
-    <w:p>
-      <w:pPr>
-        <w:spacing w:line="360" w:lineRule="auto"/>
-        <w:jc w:val="both"/>
-        <w:rPr>
-          <w:rFonts w:ascii="Times New Roman" w:hAnsi="Times New Roman" w:cs="Times New Roman"/>
-          <w:sz w:val="24"/>
-          <w:szCs w:val="24"/>
-        </w:rPr>
-      </w:pPr>
-      <w:r>
-        <w:rPr>
-          <w:rFonts w:ascii="Times New Roman" w:hAnsi="Times New Roman" w:cs="Times New Roman"/>
-          <w:sz w:val="24"/>
-          <w:szCs w:val="24"/>
-        </w:rPr>
-        <w:t>-</w:t>
-      </w:r>
-      <w:r>
-        <w:rPr>
-          <w:rFonts w:ascii="Times New Roman" w:hAnsi="Times New Roman" w:cs="Times New Roman"/>
-          <w:sz w:val="24"/>
-          <w:szCs w:val="24"/>
-        </w:rPr>
-        <w:t>F</w:t>
-      </w:r>
-      <w:r>
-        <w:rPr>
-          <w:rFonts w:ascii="Times New Roman" w:hAnsi="Times New Roman" w:cs="Times New Roman"/>
-          <w:sz w:val="24"/>
-          <w:szCs w:val="24"/>
-        </w:rPr>
-        <w:t>ejlesztési javaslatok</w:t>
-      </w:r>
-      <w:r>
-        <w:rPr>
-          <w:rFonts w:ascii="Times New Roman" w:hAnsi="Times New Roman" w:cs="Times New Roman"/>
-          <w:sz w:val="24"/>
-          <w:szCs w:val="24"/>
-        </w:rPr>
-        <w:t>:</w:t>
+          <w:u w:val="thick"/>
+        </w:rPr>
+        <w:t>B</w:t>
+      </w:r>
+      <w:r>
+        <w:rPr>
+          <w:rFonts w:ascii="Times New Roman" w:hAnsi="Times New Roman" w:cs="Times New Roman"/>
+          <w:sz w:val="24"/>
+          <w:szCs w:val="24"/>
+          <w:u w:val="thick"/>
+        </w:rPr>
+        <w:t>ővítési lehetőségek:</w:t>
       </w:r>
       <w:r>
         <w:rPr>
@@ -2410,31 +4348,55 @@
           <w:sz w:val="24"/>
           <w:szCs w:val="24"/>
         </w:rPr>
-        <w:t>Feltehetőleg az egyik legvalószínűbb újítás</w:t>
-      </w:r>
-      <w:r>
-        <w:rPr>
-          <w:rFonts w:ascii="Times New Roman" w:hAnsi="Times New Roman" w:cs="Times New Roman"/>
-          <w:sz w:val="24"/>
-          <w:szCs w:val="24"/>
-        </w:rPr>
-        <w:t xml:space="preserve"> valamely</w:t>
-      </w:r>
-      <w:r>
-        <w:rPr>
-          <w:rFonts w:ascii="Times New Roman" w:hAnsi="Times New Roman" w:cs="Times New Roman"/>
-          <w:sz w:val="24"/>
-          <w:szCs w:val="24"/>
-        </w:rPr>
-        <w:t xml:space="preserve"> egyéb </w:t>
-      </w:r>
-      <w:r>
-        <w:rPr>
-          <w:rFonts w:ascii="Times New Roman" w:hAnsi="Times New Roman" w:cs="Times New Roman"/>
-          <w:sz w:val="24"/>
-          <w:szCs w:val="24"/>
-        </w:rPr>
-        <w:t>modern programozási keretrendszer</w:t>
+        <w:t xml:space="preserve">A legvalószínűbb bővítés számunkra a pizza kreátor funkció </w:t>
+      </w:r>
+      <w:r>
+        <w:rPr>
+          <w:rFonts w:ascii="Times New Roman" w:hAnsi="Times New Roman" w:cs="Times New Roman"/>
+          <w:sz w:val="24"/>
+          <w:szCs w:val="24"/>
+        </w:rPr>
+        <w:t>lenne,</w:t>
+      </w:r>
+      <w:r>
+        <w:rPr>
+          <w:rFonts w:ascii="Times New Roman" w:hAnsi="Times New Roman" w:cs="Times New Roman"/>
+          <w:sz w:val="24"/>
+          <w:szCs w:val="24"/>
+        </w:rPr>
+        <w:t xml:space="preserve"> amelyet már a vizsgaremek elején terveztük megvalósítani a programban</w:t>
+      </w:r>
+      <w:r>
+        <w:rPr>
+          <w:rFonts w:ascii="Times New Roman" w:hAnsi="Times New Roman" w:cs="Times New Roman"/>
+          <w:sz w:val="24"/>
+          <w:szCs w:val="24"/>
+        </w:rPr>
+        <w:t xml:space="preserve">, </w:t>
+      </w:r>
+      <w:r>
+        <w:rPr>
+          <w:rFonts w:ascii="Times New Roman" w:hAnsi="Times New Roman" w:cs="Times New Roman"/>
+          <w:sz w:val="24"/>
+          <w:szCs w:val="24"/>
+        </w:rPr>
+        <w:t xml:space="preserve">viszont kimaradt a bonyolultsága miatt, emellett egy másik kiváló opció </w:t>
+      </w:r>
+      <w:r>
+        <w:rPr>
+          <w:rFonts w:ascii="Times New Roman" w:hAnsi="Times New Roman" w:cs="Times New Roman"/>
+          <w:sz w:val="24"/>
+          <w:szCs w:val="24"/>
+        </w:rPr>
+        <w:t>egy újabb lap lenne, ahol a bejelentkezett felhasználóknak lehetőségük lenne arra, hogy állásra jelentkezzenek a pizzériában, például pénztáros, futár vagy szakács pozíciókra</w:t>
+      </w:r>
+      <w:r>
+        <w:rPr>
+          <w:rFonts w:ascii="Times New Roman" w:hAnsi="Times New Roman" w:cs="Times New Roman"/>
+          <w:sz w:val="24"/>
+          <w:szCs w:val="24"/>
+        </w:rPr>
+        <w:t>.</w:t>
       </w:r>
       <w:r>
         <w:rPr>
@@ -2450,349 +4412,36 @@
           <w:sz w:val="24"/>
           <w:szCs w:val="24"/>
         </w:rPr>
-        <w:t xml:space="preserve">alkalmazása </w:t>
-      </w:r>
-      <w:r>
-        <w:rPr>
-          <w:rFonts w:ascii="Times New Roman" w:hAnsi="Times New Roman" w:cs="Times New Roman"/>
-          <w:sz w:val="24"/>
-          <w:szCs w:val="24"/>
-        </w:rPr>
-        <w:t>lenne</w:t>
-      </w:r>
-      <w:r>
-        <w:rPr>
-          <w:rFonts w:ascii="Times New Roman" w:hAnsi="Times New Roman" w:cs="Times New Roman"/>
-          <w:sz w:val="24"/>
-          <w:szCs w:val="24"/>
-        </w:rPr>
-        <w:t xml:space="preserve"> a </w:t>
-      </w:r>
-      <w:proofErr w:type="spellStart"/>
-      <w:r>
-        <w:rPr>
-          <w:rFonts w:ascii="Times New Roman" w:hAnsi="Times New Roman" w:cs="Times New Roman"/>
-          <w:sz w:val="24"/>
-          <w:szCs w:val="24"/>
-        </w:rPr>
-        <w:t>Bootstrap</w:t>
-      </w:r>
-      <w:proofErr w:type="spellEnd"/>
-      <w:r>
-        <w:rPr>
-          <w:rFonts w:ascii="Times New Roman" w:hAnsi="Times New Roman" w:cs="Times New Roman"/>
-          <w:sz w:val="24"/>
-          <w:szCs w:val="24"/>
-        </w:rPr>
-        <w:t>-en kívül</w:t>
-      </w:r>
-      <w:r>
-        <w:rPr>
-          <w:rFonts w:ascii="Times New Roman" w:hAnsi="Times New Roman" w:cs="Times New Roman"/>
-          <w:sz w:val="24"/>
-          <w:szCs w:val="24"/>
-        </w:rPr>
-        <w:t xml:space="preserve">, </w:t>
-      </w:r>
-      <w:r>
-        <w:rPr>
-          <w:rFonts w:ascii="Times New Roman" w:hAnsi="Times New Roman" w:cs="Times New Roman"/>
-          <w:sz w:val="24"/>
-          <w:szCs w:val="24"/>
-        </w:rPr>
-        <w:t xml:space="preserve">mint például </w:t>
-      </w:r>
-      <w:r>
-        <w:rPr>
-          <w:rFonts w:ascii="Times New Roman" w:hAnsi="Times New Roman" w:cs="Times New Roman"/>
-          <w:sz w:val="24"/>
-          <w:szCs w:val="24"/>
-        </w:rPr>
-        <w:t xml:space="preserve">a </w:t>
-      </w:r>
-      <w:r>
-        <w:rPr>
-          <w:rFonts w:ascii="Times New Roman" w:hAnsi="Times New Roman" w:cs="Times New Roman"/>
-          <w:sz w:val="24"/>
-          <w:szCs w:val="24"/>
-        </w:rPr>
-        <w:t>Vue</w:t>
-      </w:r>
-      <w:r>
-        <w:rPr>
-          <w:rFonts w:ascii="Times New Roman" w:hAnsi="Times New Roman" w:cs="Times New Roman"/>
-          <w:sz w:val="24"/>
-          <w:szCs w:val="24"/>
-        </w:rPr>
-        <w:t>.js</w:t>
-      </w:r>
-      <w:r>
-        <w:rPr>
-          <w:rFonts w:ascii="Times New Roman" w:hAnsi="Times New Roman" w:cs="Times New Roman"/>
-          <w:sz w:val="24"/>
-          <w:szCs w:val="24"/>
-        </w:rPr>
-        <w:t xml:space="preserve"> vagy esetleg a </w:t>
-      </w:r>
-      <w:proofErr w:type="spellStart"/>
-      <w:r>
-        <w:rPr>
-          <w:rFonts w:ascii="Times New Roman" w:hAnsi="Times New Roman" w:cs="Times New Roman"/>
-          <w:sz w:val="24"/>
-          <w:szCs w:val="24"/>
-        </w:rPr>
-        <w:t>j</w:t>
-      </w:r>
-      <w:r>
-        <w:rPr>
-          <w:rFonts w:ascii="Times New Roman" w:hAnsi="Times New Roman" w:cs="Times New Roman"/>
-          <w:sz w:val="24"/>
-          <w:szCs w:val="24"/>
-        </w:rPr>
-        <w:t>Q</w:t>
-      </w:r>
-      <w:r>
-        <w:rPr>
-          <w:rFonts w:ascii="Times New Roman" w:hAnsi="Times New Roman" w:cs="Times New Roman"/>
-          <w:sz w:val="24"/>
-          <w:szCs w:val="24"/>
-        </w:rPr>
-        <w:t>uery</w:t>
-      </w:r>
-      <w:proofErr w:type="spellEnd"/>
-      <w:r>
-        <w:rPr>
-          <w:rFonts w:ascii="Times New Roman" w:hAnsi="Times New Roman" w:cs="Times New Roman"/>
-          <w:sz w:val="24"/>
-          <w:szCs w:val="24"/>
-        </w:rPr>
-        <w:t>.</w:t>
-      </w:r>
-      <w:r>
-        <w:rPr>
-          <w:rFonts w:ascii="Times New Roman" w:hAnsi="Times New Roman" w:cs="Times New Roman"/>
-          <w:sz w:val="24"/>
-          <w:szCs w:val="24"/>
-        </w:rPr>
-        <w:t xml:space="preserve"> </w:t>
-      </w:r>
-      <w:r>
-        <w:rPr>
-          <w:rFonts w:ascii="Times New Roman" w:hAnsi="Times New Roman" w:cs="Times New Roman"/>
-          <w:sz w:val="24"/>
-          <w:szCs w:val="24"/>
-        </w:rPr>
-        <w:t>Ezek</w:t>
-      </w:r>
-      <w:r>
-        <w:rPr>
-          <w:rFonts w:ascii="Times New Roman" w:hAnsi="Times New Roman" w:cs="Times New Roman"/>
-          <w:sz w:val="24"/>
-          <w:szCs w:val="24"/>
-        </w:rPr>
-        <w:t>nek a</w:t>
-      </w:r>
-      <w:r>
-        <w:rPr>
-          <w:rFonts w:ascii="Times New Roman" w:hAnsi="Times New Roman" w:cs="Times New Roman"/>
-          <w:sz w:val="24"/>
-          <w:szCs w:val="24"/>
-        </w:rPr>
-        <w:t xml:space="preserve"> használata végül azért maradt ki a projektből, mert mire </w:t>
-      </w:r>
-      <w:r>
-        <w:rPr>
-          <w:rFonts w:ascii="Times New Roman" w:hAnsi="Times New Roman" w:cs="Times New Roman"/>
-          <w:sz w:val="24"/>
-          <w:szCs w:val="24"/>
-        </w:rPr>
-        <w:lastRenderedPageBreak/>
-        <w:t>elsajátítottuk a szükséges ismereteket</w:t>
-      </w:r>
-      <w:r>
-        <w:rPr>
-          <w:rFonts w:ascii="Times New Roman" w:hAnsi="Times New Roman" w:cs="Times New Roman"/>
-          <w:sz w:val="24"/>
-          <w:szCs w:val="24"/>
-        </w:rPr>
-        <w:t xml:space="preserve"> az óráinkon</w:t>
-      </w:r>
-      <w:r>
-        <w:rPr>
-          <w:rFonts w:ascii="Times New Roman" w:hAnsi="Times New Roman" w:cs="Times New Roman"/>
-          <w:sz w:val="24"/>
-          <w:szCs w:val="24"/>
-        </w:rPr>
-        <w:t xml:space="preserve">, addigra a program alapvető funkcióit már megvalósítottuk, így </w:t>
-      </w:r>
-      <w:r>
-        <w:rPr>
-          <w:rFonts w:ascii="Times New Roman" w:hAnsi="Times New Roman" w:cs="Times New Roman"/>
-          <w:sz w:val="24"/>
-          <w:szCs w:val="24"/>
-        </w:rPr>
-        <w:t>a legtöbbnek az</w:t>
-      </w:r>
-      <w:r>
-        <w:rPr>
-          <w:rFonts w:ascii="Times New Roman" w:hAnsi="Times New Roman" w:cs="Times New Roman"/>
-          <w:sz w:val="24"/>
-          <w:szCs w:val="24"/>
-        </w:rPr>
-        <w:t xml:space="preserve"> utólagos beépítése nem volt indokolt</w:t>
-      </w:r>
-      <w:r>
-        <w:rPr>
-          <w:rFonts w:ascii="Times New Roman" w:hAnsi="Times New Roman" w:cs="Times New Roman"/>
-          <w:sz w:val="24"/>
-          <w:szCs w:val="24"/>
-        </w:rPr>
-        <w:t xml:space="preserve"> amikor egyéb részeket még mindig be kellett fejezni</w:t>
-      </w:r>
-      <w:r>
-        <w:rPr>
-          <w:rFonts w:ascii="Times New Roman" w:hAnsi="Times New Roman" w:cs="Times New Roman"/>
-          <w:sz w:val="24"/>
-          <w:szCs w:val="24"/>
-        </w:rPr>
-        <w:t>.</w:t>
-      </w:r>
-      <w:r>
-        <w:rPr>
-          <w:rFonts w:ascii="Times New Roman" w:hAnsi="Times New Roman" w:cs="Times New Roman"/>
-          <w:sz w:val="24"/>
-          <w:szCs w:val="24"/>
-        </w:rPr>
-        <w:t xml:space="preserve"> </w:t>
-      </w:r>
-      <w:r>
-        <w:rPr>
-          <w:rFonts w:ascii="Times New Roman" w:hAnsi="Times New Roman" w:cs="Times New Roman"/>
-          <w:sz w:val="24"/>
-          <w:szCs w:val="24"/>
-        </w:rPr>
-        <w:t xml:space="preserve">Ezen felül, </w:t>
-      </w:r>
-    </w:p>
-    <w:p>
-      <w:pPr>
-        <w:spacing w:line="360" w:lineRule="auto"/>
-        <w:jc w:val="both"/>
-        <w:rPr>
-          <w:rFonts w:ascii="Times New Roman" w:hAnsi="Times New Roman" w:cs="Times New Roman"/>
-          <w:sz w:val="24"/>
-          <w:szCs w:val="24"/>
-        </w:rPr>
-      </w:pPr>
-      <w:r>
-        <w:rPr>
-          <w:rFonts w:ascii="Times New Roman" w:hAnsi="Times New Roman" w:cs="Times New Roman"/>
-          <w:sz w:val="24"/>
-          <w:szCs w:val="24"/>
-        </w:rPr>
-        <w:t>-</w:t>
-      </w:r>
-      <w:r>
-        <w:rPr>
-          <w:rFonts w:ascii="Times New Roman" w:hAnsi="Times New Roman" w:cs="Times New Roman"/>
-          <w:sz w:val="24"/>
-          <w:szCs w:val="24"/>
-        </w:rPr>
-        <w:t>B</w:t>
-      </w:r>
-      <w:r>
-        <w:rPr>
-          <w:rFonts w:ascii="Times New Roman" w:hAnsi="Times New Roman" w:cs="Times New Roman"/>
-          <w:sz w:val="24"/>
-          <w:szCs w:val="24"/>
-        </w:rPr>
-        <w:t>ővítési lehetőségek:</w:t>
-      </w:r>
-      <w:r>
-        <w:rPr>
-          <w:rFonts w:ascii="Times New Roman" w:hAnsi="Times New Roman" w:cs="Times New Roman"/>
-          <w:sz w:val="24"/>
-          <w:szCs w:val="24"/>
-        </w:rPr>
-        <w:t xml:space="preserve"> </w:t>
-      </w:r>
-      <w:r>
-        <w:rPr>
-          <w:rFonts w:ascii="Times New Roman" w:hAnsi="Times New Roman" w:cs="Times New Roman"/>
-          <w:sz w:val="24"/>
-          <w:szCs w:val="24"/>
-        </w:rPr>
-        <w:t xml:space="preserve">A legvalószínűbb bővítés számunkra a pizza kreátor funkció </w:t>
-      </w:r>
-      <w:r>
-        <w:rPr>
-          <w:rFonts w:ascii="Times New Roman" w:hAnsi="Times New Roman" w:cs="Times New Roman"/>
-          <w:sz w:val="24"/>
-          <w:szCs w:val="24"/>
-        </w:rPr>
-        <w:t>lenne,</w:t>
-      </w:r>
-      <w:r>
-        <w:rPr>
-          <w:rFonts w:ascii="Times New Roman" w:hAnsi="Times New Roman" w:cs="Times New Roman"/>
-          <w:sz w:val="24"/>
-          <w:szCs w:val="24"/>
-        </w:rPr>
-        <w:t xml:space="preserve"> amelyet már a vizsgaremek elején terveztük megvalósítani a programban</w:t>
-      </w:r>
-      <w:r>
-        <w:rPr>
-          <w:rFonts w:ascii="Times New Roman" w:hAnsi="Times New Roman" w:cs="Times New Roman"/>
-          <w:sz w:val="24"/>
-          <w:szCs w:val="24"/>
-        </w:rPr>
-        <w:t xml:space="preserve">, </w:t>
-      </w:r>
-      <w:r>
-        <w:rPr>
-          <w:rFonts w:ascii="Times New Roman" w:hAnsi="Times New Roman" w:cs="Times New Roman"/>
-          <w:sz w:val="24"/>
-          <w:szCs w:val="24"/>
-        </w:rPr>
-        <w:t xml:space="preserve">viszont kimaradt a bonyolultsága miatt, emellett egy másik kiváló opció </w:t>
-      </w:r>
-      <w:r>
-        <w:rPr>
-          <w:rFonts w:ascii="Times New Roman" w:hAnsi="Times New Roman" w:cs="Times New Roman"/>
-          <w:sz w:val="24"/>
-          <w:szCs w:val="24"/>
-        </w:rPr>
-        <w:t>egy újabb lap lenne, ahol a bejelentkezett felhasználóknak lehetőségük lenne arra, hogy állásra jelentkezzenek a pizzériában, például pénztáros, futár vagy szakács pozíciókra</w:t>
-      </w:r>
-      <w:r>
-        <w:rPr>
-          <w:rFonts w:ascii="Times New Roman" w:hAnsi="Times New Roman" w:cs="Times New Roman"/>
-          <w:sz w:val="24"/>
-          <w:szCs w:val="24"/>
-        </w:rPr>
-        <w:t>.</w:t>
-      </w:r>
-      <w:r>
-        <w:rPr>
-          <w:rFonts w:ascii="Times New Roman" w:hAnsi="Times New Roman" w:cs="Times New Roman"/>
-          <w:sz w:val="24"/>
-          <w:szCs w:val="24"/>
-        </w:rPr>
-        <w:t xml:space="preserve"> </w:t>
-      </w:r>
-      <w:r>
-        <w:rPr>
-          <w:rFonts w:ascii="Times New Roman" w:hAnsi="Times New Roman" w:cs="Times New Roman"/>
-          <w:sz w:val="24"/>
-          <w:szCs w:val="24"/>
-        </w:rPr>
-        <w:t>További ötletként, a weboldal alján szerepelhetne egy kis értékelési rész ahol a felhasználó értékelhetne egy és öt csillag között.</w:t>
-      </w:r>
-      <w:bookmarkStart w:id="0" w:name="_GoBack"/>
-      <w:bookmarkEnd w:id="0"/>
+        <w:t>További ötletként, a weboldal alján szerepelhetne</w:t>
+      </w:r>
+      <w:r>
+        <w:rPr>
+          <w:rFonts w:ascii="Times New Roman" w:hAnsi="Times New Roman" w:cs="Times New Roman"/>
+          <w:sz w:val="24"/>
+          <w:szCs w:val="24"/>
+        </w:rPr>
+        <w:t>,</w:t>
+      </w:r>
+      <w:r>
+        <w:rPr>
+          <w:rFonts w:ascii="Times New Roman" w:hAnsi="Times New Roman" w:cs="Times New Roman"/>
+          <w:sz w:val="24"/>
+          <w:szCs w:val="24"/>
+        </w:rPr>
+        <w:t xml:space="preserve"> egy kis értékelési rész ahol a felhasználó ér</w:t>
+      </w:r>
+      <w:r>
+        <w:rPr>
+          <w:rFonts w:ascii="Times New Roman" w:hAnsi="Times New Roman" w:cs="Times New Roman"/>
+          <w:sz w:val="24"/>
+          <w:szCs w:val="24"/>
+        </w:rPr>
+        <w:t>tékelhetné az oldalt és visszajelzést is küldhetne az étteremnek, hogy mi tetszett és mi nem tetszett nekik vagy a kiszállított pizza minőségével vagy magával a pizzéria weboldalával.</w:t>
+      </w:r>
     </w:p>
     <w:sectPr>
-      <w:headerReference w:type="default" r:id="rId7"/>
+      <w:headerReference w:type="default" r:id="rId8"/>
+      <w:footerReference w:type="default" r:id="rId9"/>
       <w:pgSz w:w="11906" w:h="16838"/>
       <w:pgMar w:top="1417" w:right="1417" w:bottom="1417" w:left="1417" w:header="708" w:footer="708" w:gutter="0"/>
       <w:cols w:space="708"/>
@@ -2803,7 +4452,7 @@
 </file>
 
 <file path=word/endnotes.xml><?xml version="1.0" encoding="utf-8"?>
-<w:endnotes xmlns:wpc="http://schemas.microsoft.com/office/word/2010/wordprocessingCanvas" xmlns:cx="http://schemas.microsoft.com/office/drawing/2014/chartex" xmlns:cx1="http://schemas.microsoft.com/office/drawing/2015/9/8/chartex" xmlns:cx2="http://schemas.microsoft.com/office/drawing/2015/10/21/chartex" xmlns:cx3="http://schemas.microsoft.com/office/drawing/2016/5/9/chartex" xmlns:cx4="http://schemas.microsoft.com/office/drawing/2016/5/10/chartex" xmlns:cx5="http://schemas.microsoft.com/office/drawing/2016/5/11/chartex" xmlns:cx6="http://schemas.microsoft.com/office/drawing/2016/5/12/chartex" xmlns:cx7="http://schemas.microsoft.com/office/drawing/2016/5/13/chartex" xmlns:cx8="http://schemas.microsoft.com/office/drawing/2016/5/14/chartex" xmlns:mc="http://schemas.openxmlformats.org/markup-compatibility/2006" xmlns:aink="http://schemas.microsoft.com/office/drawing/2016/ink" xmlns:am3d="http://schemas.microsoft.com/office/drawing/2017/model3d" xmlns:o="urn:schemas-microsoft-com:office:office" xmlns:r="http://schemas.openxmlformats.org/officeDocument/2006/relationships" xmlns:m="http://schemas.openxmlformats.org/officeDocument/2006/math" xmlns:v="urn:schemas-microsoft-com:vml" xmlns:wp14="http://schemas.microsoft.com/office/word/2010/wordprocessingDrawing" xmlns:wp="http://schemas.openxmlformats.org/drawingml/2006/wordprocessingDrawing" xmlns:w10="urn:schemas-microsoft-com:office:word" xmlns:w="http://schemas.openxmlformats.org/wordprocessingml/2006/main" xmlns:w14="http://schemas.microsoft.com/office/word/2010/wordml" xmlns:w15="http://schemas.microsoft.com/office/word/2012/wordml" xmlns:w16cid="http://schemas.microsoft.com/office/word/2016/wordml/cid" xmlns:w16se="http://schemas.microsoft.com/office/word/2015/wordml/symex" xmlns:wpg="http://schemas.microsoft.com/office/word/2010/wordprocessingGroup" xmlns:wpi="http://schemas.microsoft.com/office/word/2010/wordprocessingInk" xmlns:wne="http://schemas.microsoft.com/office/word/2006/wordml" xmlns:wps="http://schemas.microsoft.com/office/word/2010/wordprocessingShape" mc:Ignorable="w14 w15 w16se w16cid wp14">
+<w:endnotes xmlns:wpc="http://schemas.microsoft.com/office/word/2010/wordprocessingCanvas" xmlns:cx="http://schemas.microsoft.com/office/drawing/2014/chartex" xmlns:mc="http://schemas.openxmlformats.org/markup-compatibility/2006" xmlns:o="urn:schemas-microsoft-com:office:office" xmlns:r="http://schemas.openxmlformats.org/officeDocument/2006/relationships" xmlns:m="http://schemas.openxmlformats.org/officeDocument/2006/math" xmlns:v="urn:schemas-microsoft-com:vml" xmlns:wp14="http://schemas.microsoft.com/office/word/2010/wordprocessingDrawing" xmlns:wp="http://schemas.openxmlformats.org/drawingml/2006/wordprocessingDrawing" xmlns:w10="urn:schemas-microsoft-com:office:word" xmlns:w="http://schemas.openxmlformats.org/wordprocessingml/2006/main" xmlns:w14="http://schemas.microsoft.com/office/word/2010/wordml" xmlns:w15="http://schemas.microsoft.com/office/word/2012/wordml" xmlns:w16se="http://schemas.microsoft.com/office/word/2015/wordml/symex" xmlns:wpg="http://schemas.microsoft.com/office/word/2010/wordprocessingGroup" xmlns:wpi="http://schemas.microsoft.com/office/word/2010/wordprocessingInk" xmlns:wne="http://schemas.microsoft.com/office/word/2006/wordml" xmlns:wps="http://schemas.microsoft.com/office/word/2010/wordprocessingShape" mc:Ignorable="w14 w15 w16se wp14">
   <w:endnote w:type="separator" w:id="-1">
     <w:p>
       <w:pPr>
@@ -2827,8 +4476,53 @@
 </w:endnotes>
 </file>
 
+<file path=word/footer1.xml><?xml version="1.0" encoding="utf-8"?>
+<w:ftr xmlns:wpc="http://schemas.microsoft.com/office/word/2010/wordprocessingCanvas" xmlns:cx="http://schemas.microsoft.com/office/drawing/2014/chartex" xmlns:mc="http://schemas.openxmlformats.org/markup-compatibility/2006" xmlns:o="urn:schemas-microsoft-com:office:office" xmlns:r="http://schemas.openxmlformats.org/officeDocument/2006/relationships" xmlns:m="http://schemas.openxmlformats.org/officeDocument/2006/math" xmlns:v="urn:schemas-microsoft-com:vml" xmlns:wp14="http://schemas.microsoft.com/office/word/2010/wordprocessingDrawing" xmlns:wp="http://schemas.openxmlformats.org/drawingml/2006/wordprocessingDrawing" xmlns:w10="urn:schemas-microsoft-com:office:word" xmlns:w="http://schemas.openxmlformats.org/wordprocessingml/2006/main" xmlns:w14="http://schemas.microsoft.com/office/word/2010/wordml" xmlns:w15="http://schemas.microsoft.com/office/word/2012/wordml" xmlns:w16se="http://schemas.microsoft.com/office/word/2015/wordml/symex" xmlns:wpg="http://schemas.microsoft.com/office/word/2010/wordprocessingGroup" xmlns:wpi="http://schemas.microsoft.com/office/word/2010/wordprocessingInk" xmlns:wne="http://schemas.microsoft.com/office/word/2006/wordml" xmlns:wps="http://schemas.microsoft.com/office/word/2010/wordprocessingShape" mc:Ignorable="w14 w15 w16se wp14">
+  <w:sdt>
+    <w:sdtPr>
+      <w:id w:val="-587841028"/>
+      <w:docPartObj>
+        <w:docPartGallery w:val="Page Numbers (Bottom of Page)"/>
+        <w:docPartUnique/>
+      </w:docPartObj>
+    </w:sdtPr>
+    <w:sdtContent>
+      <w:p>
+        <w:pPr>
+          <w:pStyle w:val="llb"/>
+          <w:jc w:val="center"/>
+        </w:pPr>
+        <w:r>
+          <w:fldChar w:fldCharType="begin"/>
+        </w:r>
+        <w:r>
+          <w:instrText>PAGE   \* MERGEFORMAT</w:instrText>
+        </w:r>
+        <w:r>
+          <w:fldChar w:fldCharType="separate"/>
+        </w:r>
+        <w:r>
+          <w:rPr>
+            <w:noProof/>
+          </w:rPr>
+          <w:t>8</w:t>
+        </w:r>
+        <w:r>
+          <w:fldChar w:fldCharType="end"/>
+        </w:r>
+      </w:p>
+    </w:sdtContent>
+  </w:sdt>
+  <w:p>
+    <w:pPr>
+      <w:pStyle w:val="llb"/>
+    </w:pPr>
+  </w:p>
+</w:ftr>
+</file>
+
 <file path=word/footnotes.xml><?xml version="1.0" encoding="utf-8"?>
-<w:footnotes xmlns:wpc="http://schemas.microsoft.com/office/word/2010/wordprocessingCanvas" xmlns:cx="http://schemas.microsoft.com/office/drawing/2014/chartex" xmlns:cx1="http://schemas.microsoft.com/office/drawing/2015/9/8/chartex" xmlns:cx2="http://schemas.microsoft.com/office/drawing/2015/10/21/chartex" xmlns:cx3="http://schemas.microsoft.com/office/drawing/2016/5/9/chartex" xmlns:cx4="http://schemas.microsoft.com/office/drawing/2016/5/10/chartex" xmlns:cx5="http://schemas.microsoft.com/office/drawing/2016/5/11/chartex" xmlns:cx6="http://schemas.microsoft.com/office/drawing/2016/5/12/chartex" xmlns:cx7="http://schemas.microsoft.com/office/drawing/2016/5/13/chartex" xmlns:cx8="http://schemas.microsoft.com/office/drawing/2016/5/14/chartex" xmlns:mc="http://schemas.openxmlformats.org/markup-compatibility/2006" xmlns:aink="http://schemas.microsoft.com/office/drawing/2016/ink" xmlns:am3d="http://schemas.microsoft.com/office/drawing/2017/model3d" xmlns:o="urn:schemas-microsoft-com:office:office" xmlns:r="http://schemas.openxmlformats.org/officeDocument/2006/relationships" xmlns:m="http://schemas.openxmlformats.org/officeDocument/2006/math" xmlns:v="urn:schemas-microsoft-com:vml" xmlns:wp14="http://schemas.microsoft.com/office/word/2010/wordprocessingDrawing" xmlns:wp="http://schemas.openxmlformats.org/drawingml/2006/wordprocessingDrawing" xmlns:w10="urn:schemas-microsoft-com:office:word" xmlns:w="http://schemas.openxmlformats.org/wordprocessingml/2006/main" xmlns:w14="http://schemas.microsoft.com/office/word/2010/wordml" xmlns:w15="http://schemas.microsoft.com/office/word/2012/wordml" xmlns:w16cid="http://schemas.microsoft.com/office/word/2016/wordml/cid" xmlns:w16se="http://schemas.microsoft.com/office/word/2015/wordml/symex" xmlns:wpg="http://schemas.microsoft.com/office/word/2010/wordprocessingGroup" xmlns:wpi="http://schemas.microsoft.com/office/word/2010/wordprocessingInk" xmlns:wne="http://schemas.microsoft.com/office/word/2006/wordml" xmlns:wps="http://schemas.microsoft.com/office/word/2010/wordprocessingShape" mc:Ignorable="w14 w15 w16se w16cid wp14">
+<w:footnotes xmlns:wpc="http://schemas.microsoft.com/office/word/2010/wordprocessingCanvas" xmlns:cx="http://schemas.microsoft.com/office/drawing/2014/chartex" xmlns:mc="http://schemas.openxmlformats.org/markup-compatibility/2006" xmlns:o="urn:schemas-microsoft-com:office:office" xmlns:r="http://schemas.openxmlformats.org/officeDocument/2006/relationships" xmlns:m="http://schemas.openxmlformats.org/officeDocument/2006/math" xmlns:v="urn:schemas-microsoft-com:vml" xmlns:wp14="http://schemas.microsoft.com/office/word/2010/wordprocessingDrawing" xmlns:wp="http://schemas.openxmlformats.org/drawingml/2006/wordprocessingDrawing" xmlns:w10="urn:schemas-microsoft-com:office:word" xmlns:w="http://schemas.openxmlformats.org/wordprocessingml/2006/main" xmlns:w14="http://schemas.microsoft.com/office/word/2010/wordml" xmlns:w15="http://schemas.microsoft.com/office/word/2012/wordml" xmlns:w16se="http://schemas.microsoft.com/office/word/2015/wordml/symex" xmlns:wpg="http://schemas.microsoft.com/office/word/2010/wordprocessingGroup" xmlns:wpi="http://schemas.microsoft.com/office/word/2010/wordprocessingInk" xmlns:wne="http://schemas.microsoft.com/office/word/2006/wordml" xmlns:wps="http://schemas.microsoft.com/office/word/2010/wordprocessingShape" mc:Ignorable="w14 w15 w16se wp14">
   <w:footnote w:type="separator" w:id="-1">
     <w:p>
       <w:pPr>
@@ -2853,7 +4547,16 @@
 </file>
 
 <file path=word/header1.xml><?xml version="1.0" encoding="utf-8"?>
-<w:hdr xmlns:wpc="http://schemas.microsoft.com/office/word/2010/wordprocessingCanvas" xmlns:cx="http://schemas.microsoft.com/office/drawing/2014/chartex" xmlns:cx1="http://schemas.microsoft.com/office/drawing/2015/9/8/chartex" xmlns:cx2="http://schemas.microsoft.com/office/drawing/2015/10/21/chartex" xmlns:cx3="http://schemas.microsoft.com/office/drawing/2016/5/9/chartex" xmlns:cx4="http://schemas.microsoft.com/office/drawing/2016/5/10/chartex" xmlns:cx5="http://schemas.microsoft.com/office/drawing/2016/5/11/chartex" xmlns:cx6="http://schemas.microsoft.com/office/drawing/2016/5/12/chartex" xmlns:cx7="http://schemas.microsoft.com/office/drawing/2016/5/13/chartex" xmlns:cx8="http://schemas.microsoft.com/office/drawing/2016/5/14/chartex" xmlns:mc="http://schemas.openxmlformats.org/markup-compatibility/2006" xmlns:aink="http://schemas.microsoft.com/office/drawing/2016/ink" xmlns:am3d="http://schemas.microsoft.com/office/drawing/2017/model3d" xmlns:o="urn:schemas-microsoft-com:office:office" xmlns:r="http://schemas.openxmlformats.org/officeDocument/2006/relationships" xmlns:m="http://schemas.openxmlformats.org/officeDocument/2006/math" xmlns:v="urn:schemas-microsoft-com:vml" xmlns:wp14="http://schemas.microsoft.com/office/word/2010/wordprocessingDrawing" xmlns:wp="http://schemas.openxmlformats.org/drawingml/2006/wordprocessingDrawing" xmlns:w10="urn:schemas-microsoft-com:office:word" xmlns:w="http://schemas.openxmlformats.org/wordprocessingml/2006/main" xmlns:w14="http://schemas.microsoft.com/office/word/2010/wordml" xmlns:w15="http://schemas.microsoft.com/office/word/2012/wordml" xmlns:w16cid="http://schemas.microsoft.com/office/word/2016/wordml/cid" xmlns:w16se="http://schemas.microsoft.com/office/word/2015/wordml/symex" xmlns:wpg="http://schemas.microsoft.com/office/word/2010/wordprocessingGroup" xmlns:wpi="http://schemas.microsoft.com/office/word/2010/wordprocessingInk" xmlns:wne="http://schemas.microsoft.com/office/word/2006/wordml" xmlns:wps="http://schemas.microsoft.com/office/word/2010/wordprocessingShape" mc:Ignorable="w14 w15 w16se w16cid wp14">
+<w:hdr xmlns:wpc="http://schemas.microsoft.com/office/word/2010/wordprocessingCanvas" xmlns:cx="http://schemas.microsoft.com/office/drawing/2014/chartex" xmlns:mc="http://schemas.openxmlformats.org/markup-compatibility/2006" xmlns:o="urn:schemas-microsoft-com:office:office" xmlns:r="http://schemas.openxmlformats.org/officeDocument/2006/relationships" xmlns:m="http://schemas.openxmlformats.org/officeDocument/2006/math" xmlns:v="urn:schemas-microsoft-com:vml" xmlns:wp14="http://schemas.microsoft.com/office/word/2010/wordprocessingDrawing" xmlns:wp="http://schemas.openxmlformats.org/drawingml/2006/wordprocessingDrawing" xmlns:w10="urn:schemas-microsoft-com:office:word" xmlns:w="http://schemas.openxmlformats.org/wordprocessingml/2006/main" xmlns:w14="http://schemas.microsoft.com/office/word/2010/wordml" xmlns:w15="http://schemas.microsoft.com/office/word/2012/wordml" xmlns:w16se="http://schemas.microsoft.com/office/word/2015/wordml/symex" xmlns:wpg="http://schemas.microsoft.com/office/word/2010/wordprocessingGroup" xmlns:wpi="http://schemas.microsoft.com/office/word/2010/wordprocessingInk" xmlns:wne="http://schemas.microsoft.com/office/word/2006/wordml" xmlns:wps="http://schemas.microsoft.com/office/word/2010/wordprocessingShape" mc:Ignorable="w14 w15 w16se wp14">
+  <w:p>
+    <w:pPr>
+      <w:pStyle w:val="lfej"/>
+      <w:jc w:val="center"/>
+    </w:pPr>
+    <w:r>
+      <w:t>BGSZC Szily Kálmán Technikum és Kollégium</w:t>
+    </w:r>
+  </w:p>
   <w:p>
     <w:pPr>
       <w:pStyle w:val="lfej"/>
@@ -2863,11 +4566,160 @@
 </file>
 
 <file path=word/numbering.xml><?xml version="1.0" encoding="utf-8"?>
-<w:numbering xmlns:wpc="http://schemas.microsoft.com/office/word/2010/wordprocessingCanvas" xmlns:cx="http://schemas.microsoft.com/office/drawing/2014/chartex" xmlns:cx1="http://schemas.microsoft.com/office/drawing/2015/9/8/chartex" xmlns:cx2="http://schemas.microsoft.com/office/drawing/2015/10/21/chartex" xmlns:cx3="http://schemas.microsoft.com/office/drawing/2016/5/9/chartex" xmlns:cx4="http://schemas.microsoft.com/office/drawing/2016/5/10/chartex" xmlns:cx5="http://schemas.microsoft.com/office/drawing/2016/5/11/chartex" xmlns:cx6="http://schemas.microsoft.com/office/drawing/2016/5/12/chartex" xmlns:cx7="http://schemas.microsoft.com/office/drawing/2016/5/13/chartex" xmlns:cx8="http://schemas.microsoft.com/office/drawing/2016/5/14/chartex" xmlns:mc="http://schemas.openxmlformats.org/markup-compatibility/2006" xmlns:aink="http://schemas.microsoft.com/office/drawing/2016/ink" xmlns:am3d="http://schemas.microsoft.com/office/drawing/2017/model3d" xmlns:o="urn:schemas-microsoft-com:office:office" xmlns:r="http://schemas.openxmlformats.org/officeDocument/2006/relationships" xmlns:m="http://schemas.openxmlformats.org/officeDocument/2006/math" xmlns:v="urn:schemas-microsoft-com:vml" xmlns:wp14="http://schemas.microsoft.com/office/word/2010/wordprocessingDrawing" xmlns:wp="http://schemas.openxmlformats.org/drawingml/2006/wordprocessingDrawing" xmlns:w10="urn:schemas-microsoft-com:office:word" xmlns:w="http://schemas.openxmlformats.org/wordprocessingml/2006/main" xmlns:w14="http://schemas.microsoft.com/office/word/2010/wordml" xmlns:w15="http://schemas.microsoft.com/office/word/2012/wordml" xmlns:w16cid="http://schemas.microsoft.com/office/word/2016/wordml/cid" xmlns:w16se="http://schemas.microsoft.com/office/word/2015/wordml/symex" xmlns:wpg="http://schemas.microsoft.com/office/word/2010/wordprocessingGroup" xmlns:wpi="http://schemas.microsoft.com/office/word/2010/wordprocessingInk" xmlns:wne="http://schemas.microsoft.com/office/word/2006/wordml" xmlns:wps="http://schemas.microsoft.com/office/word/2010/wordprocessingShape" mc:Ignorable="w14 w15 w16se w16cid wp14">
+<w:numbering xmlns:wpc="http://schemas.microsoft.com/office/word/2010/wordprocessingCanvas" xmlns:cx="http://schemas.microsoft.com/office/drawing/2014/chartex" xmlns:mc="http://schemas.openxmlformats.org/markup-compatibility/2006" xmlns:o="urn:schemas-microsoft-com:office:office" xmlns:r="http://schemas.openxmlformats.org/officeDocument/2006/relationships" xmlns:m="http://schemas.openxmlformats.org/officeDocument/2006/math" xmlns:v="urn:schemas-microsoft-com:vml" xmlns:wp14="http://schemas.microsoft.com/office/word/2010/wordprocessingDrawing" xmlns:wp="http://schemas.openxmlformats.org/drawingml/2006/wordprocessingDrawing" xmlns:w10="urn:schemas-microsoft-com:office:word" xmlns:w="http://schemas.openxmlformats.org/wordprocessingml/2006/main" xmlns:w14="http://schemas.microsoft.com/office/word/2010/wordml" xmlns:w15="http://schemas.microsoft.com/office/word/2012/wordml" xmlns:w16se="http://schemas.microsoft.com/office/word/2015/wordml/symex" xmlns:wpg="http://schemas.microsoft.com/office/word/2010/wordprocessingGroup" xmlns:wpi="http://schemas.microsoft.com/office/word/2010/wordprocessingInk" xmlns:wne="http://schemas.microsoft.com/office/word/2006/wordml" xmlns:wps="http://schemas.microsoft.com/office/word/2010/wordprocessingShape" mc:Ignorable="w14 w15 w16se wp14">
   <w:abstractNum w:abstractNumId="0" w15:restartNumberingAfterBreak="0">
+    <w:nsid w:val="066E5FD0"/>
+    <w:multiLevelType w:val="multilevel"/>
+    <w:tmpl w:val="D91815EA"/>
+    <w:lvl w:ilvl="0">
+      <w:start w:val="1"/>
+      <w:numFmt w:val="bullet"/>
+      <w:lvlText w:val=""/>
+      <w:lvlJc w:val="left"/>
+      <w:pPr>
+        <w:tabs>
+          <w:tab w:val="num" w:pos="720"/>
+        </w:tabs>
+        <w:ind w:left="720" w:hanging="360"/>
+      </w:pPr>
+      <w:rPr>
+        <w:rFonts w:ascii="Symbol" w:hAnsi="Symbol" w:hint="default"/>
+        <w:sz w:val="20"/>
+      </w:rPr>
+    </w:lvl>
+    <w:lvl w:ilvl="1" w:tentative="1">
+      <w:start w:val="1"/>
+      <w:numFmt w:val="bullet"/>
+      <w:lvlText w:val="o"/>
+      <w:lvlJc w:val="left"/>
+      <w:pPr>
+        <w:tabs>
+          <w:tab w:val="num" w:pos="1440"/>
+        </w:tabs>
+        <w:ind w:left="1440" w:hanging="360"/>
+      </w:pPr>
+      <w:rPr>
+        <w:rFonts w:ascii="Courier New" w:hAnsi="Courier New" w:hint="default"/>
+        <w:sz w:val="20"/>
+      </w:rPr>
+    </w:lvl>
+    <w:lvl w:ilvl="2" w:tentative="1">
+      <w:start w:val="1"/>
+      <w:numFmt w:val="bullet"/>
+      <w:lvlText w:val=""/>
+      <w:lvlJc w:val="left"/>
+      <w:pPr>
+        <w:tabs>
+          <w:tab w:val="num" w:pos="2160"/>
+        </w:tabs>
+        <w:ind w:left="2160" w:hanging="360"/>
+      </w:pPr>
+      <w:rPr>
+        <w:rFonts w:ascii="Wingdings" w:hAnsi="Wingdings" w:hint="default"/>
+        <w:sz w:val="20"/>
+      </w:rPr>
+    </w:lvl>
+    <w:lvl w:ilvl="3" w:tentative="1">
+      <w:start w:val="1"/>
+      <w:numFmt w:val="bullet"/>
+      <w:lvlText w:val=""/>
+      <w:lvlJc w:val="left"/>
+      <w:pPr>
+        <w:tabs>
+          <w:tab w:val="num" w:pos="2880"/>
+        </w:tabs>
+        <w:ind w:left="2880" w:hanging="360"/>
+      </w:pPr>
+      <w:rPr>
+        <w:rFonts w:ascii="Wingdings" w:hAnsi="Wingdings" w:hint="default"/>
+        <w:sz w:val="20"/>
+      </w:rPr>
+    </w:lvl>
+    <w:lvl w:ilvl="4" w:tentative="1">
+      <w:start w:val="1"/>
+      <w:numFmt w:val="bullet"/>
+      <w:lvlText w:val=""/>
+      <w:lvlJc w:val="left"/>
+      <w:pPr>
+        <w:tabs>
+          <w:tab w:val="num" w:pos="3600"/>
+        </w:tabs>
+        <w:ind w:left="3600" w:hanging="360"/>
+      </w:pPr>
+      <w:rPr>
+        <w:rFonts w:ascii="Wingdings" w:hAnsi="Wingdings" w:hint="default"/>
+        <w:sz w:val="20"/>
+      </w:rPr>
+    </w:lvl>
+    <w:lvl w:ilvl="5" w:tentative="1">
+      <w:start w:val="1"/>
+      <w:numFmt w:val="bullet"/>
+      <w:lvlText w:val=""/>
+      <w:lvlJc w:val="left"/>
+      <w:pPr>
+        <w:tabs>
+          <w:tab w:val="num" w:pos="4320"/>
+        </w:tabs>
+        <w:ind w:left="4320" w:hanging="360"/>
+      </w:pPr>
+      <w:rPr>
+        <w:rFonts w:ascii="Wingdings" w:hAnsi="Wingdings" w:hint="default"/>
+        <w:sz w:val="20"/>
+      </w:rPr>
+    </w:lvl>
+    <w:lvl w:ilvl="6" w:tentative="1">
+      <w:start w:val="1"/>
+      <w:numFmt w:val="bullet"/>
+      <w:lvlText w:val=""/>
+      <w:lvlJc w:val="left"/>
+      <w:pPr>
+        <w:tabs>
+          <w:tab w:val="num" w:pos="5040"/>
+        </w:tabs>
+        <w:ind w:left="5040" w:hanging="360"/>
+      </w:pPr>
+      <w:rPr>
+        <w:rFonts w:ascii="Wingdings" w:hAnsi="Wingdings" w:hint="default"/>
+        <w:sz w:val="20"/>
+      </w:rPr>
+    </w:lvl>
+    <w:lvl w:ilvl="7" w:tentative="1">
+      <w:start w:val="1"/>
+      <w:numFmt w:val="bullet"/>
+      <w:lvlText w:val=""/>
+      <w:lvlJc w:val="left"/>
+      <w:pPr>
+        <w:tabs>
+          <w:tab w:val="num" w:pos="5760"/>
+        </w:tabs>
+        <w:ind w:left="5760" w:hanging="360"/>
+      </w:pPr>
+      <w:rPr>
+        <w:rFonts w:ascii="Wingdings" w:hAnsi="Wingdings" w:hint="default"/>
+        <w:sz w:val="20"/>
+      </w:rPr>
+    </w:lvl>
+    <w:lvl w:ilvl="8" w:tentative="1">
+      <w:start w:val="1"/>
+      <w:numFmt w:val="bullet"/>
+      <w:lvlText w:val=""/>
+      <w:lvlJc w:val="left"/>
+      <w:pPr>
+        <w:tabs>
+          <w:tab w:val="num" w:pos="6480"/>
+        </w:tabs>
+        <w:ind w:left="6480" w:hanging="360"/>
+      </w:pPr>
+      <w:rPr>
+        <w:rFonts w:ascii="Wingdings" w:hAnsi="Wingdings" w:hint="default"/>
+        <w:sz w:val="20"/>
+      </w:rPr>
+    </w:lvl>
+  </w:abstractNum>
+  <w:abstractNum w:abstractNumId="1" w15:restartNumberingAfterBreak="0">
     <w:nsid w:val="12B42C45"/>
     <w:multiLevelType w:val="hybridMultilevel"/>
-    <w:tmpl w:val="3C9A4990"/>
+    <w:tmpl w:val="0934795C"/>
     <w:lvl w:ilvl="0" w:tplc="040E0001">
       <w:start w:val="1"/>
       <w:numFmt w:val="bullet"/>
@@ -2977,7 +4829,7 @@
       </w:rPr>
     </w:lvl>
   </w:abstractNum>
-  <w:abstractNum w:abstractNumId="1" w15:restartNumberingAfterBreak="0">
+  <w:abstractNum w:abstractNumId="2" w15:restartNumberingAfterBreak="0">
     <w:nsid w:val="27726C87"/>
     <w:multiLevelType w:val="hybridMultilevel"/>
     <w:tmpl w:val="DB32C034"/>
@@ -3091,16 +4943,19 @@
     </w:lvl>
   </w:abstractNum>
   <w:num w:numId="1">
+    <w:abstractNumId w:val="2"/>
+  </w:num>
+  <w:num w:numId="2">
     <w:abstractNumId w:val="1"/>
   </w:num>
-  <w:num w:numId="2">
+  <w:num w:numId="3">
     <w:abstractNumId w:val="0"/>
   </w:num>
 </w:numbering>
 </file>
 
 <file path=word/styles.xml><?xml version="1.0" encoding="utf-8"?>
-<w:styles xmlns:mc="http://schemas.openxmlformats.org/markup-compatibility/2006" xmlns:r="http://schemas.openxmlformats.org/officeDocument/2006/relationships" xmlns:w="http://schemas.openxmlformats.org/wordprocessingml/2006/main" xmlns:w14="http://schemas.microsoft.com/office/word/2010/wordml" xmlns:w15="http://schemas.microsoft.com/office/word/2012/wordml" xmlns:w16cid="http://schemas.microsoft.com/office/word/2016/wordml/cid" xmlns:w16se="http://schemas.microsoft.com/office/word/2015/wordml/symex" mc:Ignorable="w14 w15 w16se w16cid">
+<w:styles xmlns:mc="http://schemas.openxmlformats.org/markup-compatibility/2006" xmlns:r="http://schemas.openxmlformats.org/officeDocument/2006/relationships" xmlns:w="http://schemas.openxmlformats.org/wordprocessingml/2006/main" xmlns:w14="http://schemas.microsoft.com/office/word/2010/wordml" xmlns:w15="http://schemas.microsoft.com/office/word/2012/wordml" xmlns:w16se="http://schemas.microsoft.com/office/word/2015/wordml/symex" mc:Ignorable="w14 w15 w16se">
   <w:docDefaults>
     <w:rPrDefault>
       <w:rPr>
@@ -3116,7 +4971,7 @@
       </w:pPr>
     </w:pPrDefault>
   </w:docDefaults>
-  <w:latentStyles w:defLockedState="0" w:defUIPriority="99" w:defSemiHidden="0" w:defUnhideWhenUsed="0" w:defQFormat="0" w:count="375">
+  <w:latentStyles w:defLockedState="0" w:defUIPriority="99" w:defSemiHidden="0" w:defUnhideWhenUsed="0" w:defQFormat="0" w:count="371">
     <w:lsdException w:name="Normal" w:uiPriority="0" w:qFormat="1"/>
     <w:lsdException w:name="heading 1" w:uiPriority="9" w:qFormat="1"/>
     <w:lsdException w:name="heading 2" w:semiHidden="1" w:uiPriority="9" w:unhideWhenUsed="1" w:qFormat="1"/>
@@ -3488,10 +5343,6 @@
     <w:lsdException w:name="List Table 5 Dark Accent 6" w:uiPriority="50"/>
     <w:lsdException w:name="List Table 6 Colorful Accent 6" w:uiPriority="51"/>
     <w:lsdException w:name="List Table 7 Colorful Accent 6" w:uiPriority="52"/>
-    <w:lsdException w:name="Mention" w:semiHidden="1" w:unhideWhenUsed="1"/>
-    <w:lsdException w:name="Smart Hyperlink" w:semiHidden="1" w:unhideWhenUsed="1"/>
-    <w:lsdException w:name="Hashtag" w:semiHidden="1" w:unhideWhenUsed="1"/>
-    <w:lsdException w:name="Unresolved Mention" w:semiHidden="1" w:unhideWhenUsed="1"/>
   </w:latentStyles>
   <w:style w:type="paragraph" w:default="1" w:styleId="Norml">
     <w:name w:val="Normal"/>
@@ -3579,7 +5430,570 @@
     <w:uiPriority w:val="99"/>
     <w:rsid w:val="00A47FA1"/>
   </w:style>
+  <w:style w:type="character" w:styleId="Kiemels">
+    <w:name w:val="Emphasis"/>
+    <w:basedOn w:val="Bekezdsalapbettpusa"/>
+    <w:uiPriority w:val="20"/>
+    <w:qFormat/>
+    <w:rsid w:val="00005169"/>
+    <w:rPr>
+      <w:i/>
+      <w:iCs/>
+    </w:rPr>
+  </w:style>
+  <w:style w:type="character" w:styleId="Hiperhivatkozs">
+    <w:name w:val="Hyperlink"/>
+    <w:basedOn w:val="Bekezdsalapbettpusa"/>
+    <w:uiPriority w:val="99"/>
+    <w:unhideWhenUsed/>
+    <w:rsid w:val="00340622"/>
+    <w:rPr>
+      <w:color w:val="0563C1" w:themeColor="hyperlink"/>
+      <w:u w:val="single"/>
+    </w:rPr>
+  </w:style>
+  <w:style w:type="character" w:customStyle="1" w:styleId="t286pc">
+    <w:name w:val="t286pc"/>
+    <w:basedOn w:val="Bekezdsalapbettpusa"/>
+    <w:rsid w:val="00AE058B"/>
+  </w:style>
+  <w:style w:type="character" w:styleId="Kiemels2">
+    <w:name w:val="Strong"/>
+    <w:basedOn w:val="Bekezdsalapbettpusa"/>
+    <w:uiPriority w:val="22"/>
+    <w:qFormat/>
+    <w:rsid w:val="00AE058B"/>
+    <w:rPr>
+      <w:b/>
+      <w:bCs/>
+    </w:rPr>
+  </w:style>
 </w:styles>
+</file>
+
+<file path=word/glossary/document.xml><?xml version="1.0" encoding="utf-8"?>
+<w:glossaryDocument xmlns:wpc="http://schemas.microsoft.com/office/word/2010/wordprocessingCanvas" xmlns:cx="http://schemas.microsoft.com/office/drawing/2014/chartex" xmlns:mc="http://schemas.openxmlformats.org/markup-compatibility/2006" xmlns:o="urn:schemas-microsoft-com:office:office" xmlns:r="http://schemas.openxmlformats.org/officeDocument/2006/relationships" xmlns:m="http://schemas.openxmlformats.org/officeDocument/2006/math" xmlns:v="urn:schemas-microsoft-com:vml" xmlns:wp14="http://schemas.microsoft.com/office/word/2010/wordprocessingDrawing" xmlns:wp="http://schemas.openxmlformats.org/drawingml/2006/wordprocessingDrawing" xmlns:w10="urn:schemas-microsoft-com:office:word" xmlns:w="http://schemas.openxmlformats.org/wordprocessingml/2006/main" xmlns:w14="http://schemas.microsoft.com/office/word/2010/wordml" xmlns:w15="http://schemas.microsoft.com/office/word/2012/wordml" xmlns:w16se="http://schemas.microsoft.com/office/word/2015/wordml/symex" xmlns:wpg="http://schemas.microsoft.com/office/word/2010/wordprocessingGroup" xmlns:wpi="http://schemas.microsoft.com/office/word/2010/wordprocessingInk" xmlns:wne="http://schemas.microsoft.com/office/word/2006/wordml" xmlns:wps="http://schemas.microsoft.com/office/word/2010/wordprocessingShape" mc:Ignorable="w14 w15 w16se wp14"/>
+</file>
+
+<file path=word/glossary/fontTable.xml><?xml version="1.0" encoding="utf-8"?>
+<w:fonts xmlns:mc="http://schemas.openxmlformats.org/markup-compatibility/2006" xmlns:r="http://schemas.openxmlformats.org/officeDocument/2006/relationships" xmlns:w="http://schemas.openxmlformats.org/wordprocessingml/2006/main" xmlns:w14="http://schemas.microsoft.com/office/word/2010/wordml" xmlns:w15="http://schemas.microsoft.com/office/word/2012/wordml" xmlns:w16se="http://schemas.microsoft.com/office/word/2015/wordml/symex" mc:Ignorable="w14 w15 w16se">
+  <w:font w:name="Symbol">
+    <w:panose1 w:val="05050102010706020507"/>
+    <w:charset w:val="02"/>
+    <w:family w:val="roman"/>
+    <w:pitch w:val="variable"/>
+    <w:sig w:usb0="00000000" w:usb1="10000000" w:usb2="00000000" w:usb3="00000000" w:csb0="80000000" w:csb1="00000000"/>
+  </w:font>
+  <w:font w:name="Times New Roman">
+    <w:panose1 w:val="02020603050405020304"/>
+    <w:charset w:val="00"/>
+    <w:family w:val="roman"/>
+    <w:pitch w:val="variable"/>
+    <w:sig w:usb0="E0002EFF" w:usb1="C000785B" w:usb2="00000009" w:usb3="00000000" w:csb0="000001FF" w:csb1="00000000"/>
+  </w:font>
+  <w:font w:name="Courier New">
+    <w:panose1 w:val="02070309020205020404"/>
+    <w:charset w:val="EE"/>
+    <w:family w:val="modern"/>
+    <w:pitch w:val="fixed"/>
+    <w:sig w:usb0="E0002EFF" w:usb1="C0007843" w:usb2="00000009" w:usb3="00000000" w:csb0="000001FF" w:csb1="00000000"/>
+  </w:font>
+  <w:font w:name="Wingdings">
+    <w:panose1 w:val="05000000000000000000"/>
+    <w:charset w:val="02"/>
+    <w:family w:val="auto"/>
+    <w:pitch w:val="variable"/>
+    <w:sig w:usb0="00000000" w:usb1="10000000" w:usb2="00000000" w:usb3="00000000" w:csb0="80000000" w:csb1="00000000"/>
+  </w:font>
+  <w:font w:name="Calibri">
+    <w:panose1 w:val="020F0502020204030204"/>
+    <w:charset w:val="EE"/>
+    <w:family w:val="swiss"/>
+    <w:pitch w:val="variable"/>
+    <w:sig w:usb0="E4002EFF" w:usb1="C200247B" w:usb2="00000009" w:usb3="00000000" w:csb0="000001FF" w:csb1="00000000"/>
+  </w:font>
+  <w:font w:name="Calibri Light">
+    <w:panose1 w:val="020F0302020204030204"/>
+    <w:charset w:val="EE"/>
+    <w:family w:val="swiss"/>
+    <w:pitch w:val="variable"/>
+    <w:sig w:usb0="E4002EFF" w:usb1="C200247B" w:usb2="00000009" w:usb3="00000000" w:csb0="000001FF" w:csb1="00000000"/>
+  </w:font>
+</w:fonts>
+</file>
+
+<file path=word/glossary/settings.xml><?xml version="1.0" encoding="utf-8"?>
+<w:settings xmlns:mc="http://schemas.openxmlformats.org/markup-compatibility/2006" xmlns:o="urn:schemas-microsoft-com:office:office" xmlns:r="http://schemas.openxmlformats.org/officeDocument/2006/relationships" xmlns:m="http://schemas.openxmlformats.org/officeDocument/2006/math" xmlns:v="urn:schemas-microsoft-com:vml" xmlns:w10="urn:schemas-microsoft-com:office:word" xmlns:w="http://schemas.openxmlformats.org/wordprocessingml/2006/main" xmlns:w14="http://schemas.microsoft.com/office/word/2010/wordml" xmlns:w15="http://schemas.microsoft.com/office/word/2012/wordml" xmlns:w16se="http://schemas.microsoft.com/office/word/2015/wordml/symex" xmlns:sl="http://schemas.openxmlformats.org/schemaLibrary/2006/main" mc:Ignorable="w14 w15 w16se">
+  <w:view w:val="normal"/>
+  <w:defaultTabStop w:val="708"/>
+  <w:hyphenationZone w:val="425"/>
+  <w:characterSpacingControl w:val="doNotCompress"/>
+  <w:compat>
+    <w:useFELayout/>
+    <w:compatSetting w:name="compatibilityMode" w:uri="http://schemas.microsoft.com/office/word" w:val="15"/>
+    <w:compatSetting w:name="overrideTableStyleFontSizeAndJustification" w:uri="http://schemas.microsoft.com/office/word" w:val="1"/>
+    <w:compatSetting w:name="enableOpenTypeFeatures" w:uri="http://schemas.microsoft.com/office/word" w:val="1"/>
+    <w:compatSetting w:name="doNotFlipMirrorIndents" w:uri="http://schemas.microsoft.com/office/word" w:val="1"/>
+    <w:compatSetting w:name="differentiateMultirowTableHeaders" w:uri="http://schemas.microsoft.com/office/word" w:val="1"/>
+  </w:compat>
+  <w:rsids>
+    <w:rsidRoot w:val="00757AC7"/>
+    <w:rsid w:val="00757AC7"/>
+  </w:rsids>
+  <m:mathPr>
+    <m:mathFont m:val="Cambria Math"/>
+    <m:brkBin m:val="before"/>
+    <m:brkBinSub m:val="--"/>
+    <m:smallFrac m:val="0"/>
+    <m:dispDef/>
+    <m:lMargin m:val="0"/>
+    <m:rMargin m:val="0"/>
+    <m:defJc m:val="centerGroup"/>
+    <m:wrapIndent m:val="1440"/>
+    <m:intLim m:val="subSup"/>
+    <m:naryLim m:val="undOvr"/>
+  </m:mathPr>
+  <w:themeFontLang w:val="hu-HU"/>
+  <w:clrSchemeMapping w:bg1="light1" w:t1="dark1" w:bg2="light2" w:t2="dark2" w:accent1="accent1" w:accent2="accent2" w:accent3="accent3" w:accent4="accent4" w:accent5="accent5" w:accent6="accent6" w:hyperlink="hyperlink" w:followedHyperlink="followedHyperlink"/>
+  <w:decimalSymbol w:val=","/>
+  <w:listSeparator w:val=";"/>
+  <w15:chartTrackingRefBased/>
+</w:settings>
+</file>
+
+<file path=word/glossary/styles.xml><?xml version="1.0" encoding="utf-8"?>
+<w:styles xmlns:mc="http://schemas.openxmlformats.org/markup-compatibility/2006" xmlns:r="http://schemas.openxmlformats.org/officeDocument/2006/relationships" xmlns:w="http://schemas.openxmlformats.org/wordprocessingml/2006/main" xmlns:w14="http://schemas.microsoft.com/office/word/2010/wordml" xmlns:w15="http://schemas.microsoft.com/office/word/2012/wordml" xmlns:w16se="http://schemas.microsoft.com/office/word/2015/wordml/symex" mc:Ignorable="w14 w15 w16se">
+  <w:docDefaults>
+    <w:rPrDefault>
+      <w:rPr>
+        <w:rFonts w:asciiTheme="minorHAnsi" w:eastAsiaTheme="minorEastAsia" w:hAnsiTheme="minorHAnsi" w:cstheme="minorBidi"/>
+        <w:sz w:val="22"/>
+        <w:szCs w:val="22"/>
+        <w:lang w:val="hu-HU" w:eastAsia="hu-HU" w:bidi="ar-SA"/>
+      </w:rPr>
+    </w:rPrDefault>
+    <w:pPrDefault>
+      <w:pPr>
+        <w:spacing w:after="160" w:line="259" w:lineRule="auto"/>
+      </w:pPr>
+    </w:pPrDefault>
+  </w:docDefaults>
+  <w:latentStyles w:defLockedState="0" w:defUIPriority="99" w:defSemiHidden="0" w:defUnhideWhenUsed="0" w:defQFormat="0" w:count="371">
+    <w:lsdException w:name="Normal" w:uiPriority="0" w:qFormat="1"/>
+    <w:lsdException w:name="heading 1" w:uiPriority="9" w:qFormat="1"/>
+    <w:lsdException w:name="heading 2" w:semiHidden="1" w:uiPriority="9" w:unhideWhenUsed="1" w:qFormat="1"/>
+    <w:lsdException w:name="heading 3" w:semiHidden="1" w:uiPriority="9" w:unhideWhenUsed="1" w:qFormat="1"/>
+    <w:lsdException w:name="heading 4" w:semiHidden="1" w:uiPriority="9" w:unhideWhenUsed="1" w:qFormat="1"/>
+    <w:lsdException w:name="heading 5" w:semiHidden="1" w:uiPriority="9" w:unhideWhenUsed="1" w:qFormat="1"/>
+    <w:lsdException w:name="heading 6" w:semiHidden="1" w:uiPriority="9" w:unhideWhenUsed="1" w:qFormat="1"/>
+    <w:lsdException w:name="heading 7" w:semiHidden="1" w:uiPriority="9" w:unhideWhenUsed="1" w:qFormat="1"/>
+    <w:lsdException w:name="heading 8" w:semiHidden="1" w:uiPriority="9" w:unhideWhenUsed="1" w:qFormat="1"/>
+    <w:lsdException w:name="heading 9" w:semiHidden="1" w:uiPriority="9" w:unhideWhenUsed="1" w:qFormat="1"/>
+    <w:lsdException w:name="index 1" w:semiHidden="1" w:unhideWhenUsed="1"/>
+    <w:lsdException w:name="index 2" w:semiHidden="1" w:unhideWhenUsed="1"/>
+    <w:lsdException w:name="index 3" w:semiHidden="1" w:unhideWhenUsed="1"/>
+    <w:lsdException w:name="index 4" w:semiHidden="1" w:unhideWhenUsed="1"/>
+    <w:lsdException w:name="index 5" w:semiHidden="1" w:unhideWhenUsed="1"/>
+    <w:lsdException w:name="index 6" w:semiHidden="1" w:unhideWhenUsed="1"/>
+    <w:lsdException w:name="index 7" w:semiHidden="1" w:unhideWhenUsed="1"/>
+    <w:lsdException w:name="index 8" w:semiHidden="1" w:unhideWhenUsed="1"/>
+    <w:lsdException w:name="index 9" w:semiHidden="1" w:unhideWhenUsed="1"/>
+    <w:lsdException w:name="toc 1" w:semiHidden="1" w:uiPriority="39" w:unhideWhenUsed="1"/>
+    <w:lsdException w:name="toc 2" w:semiHidden="1" w:uiPriority="39" w:unhideWhenUsed="1"/>
+    <w:lsdException w:name="toc 3" w:semiHidden="1" w:uiPriority="39" w:unhideWhenUsed="1"/>
+    <w:lsdException w:name="toc 4" w:semiHidden="1" w:uiPriority="39" w:unhideWhenUsed="1"/>
+    <w:lsdException w:name="toc 5" w:semiHidden="1" w:uiPriority="39" w:unhideWhenUsed="1"/>
+    <w:lsdException w:name="toc 6" w:semiHidden="1" w:uiPriority="39" w:unhideWhenUsed="1"/>
+    <w:lsdException w:name="toc 7" w:semiHidden="1" w:uiPriority="39" w:unhideWhenUsed="1"/>
+    <w:lsdException w:name="toc 8" w:semiHidden="1" w:uiPriority="39" w:unhideWhenUsed="1"/>
+    <w:lsdException w:name="toc 9" w:semiHidden="1" w:uiPriority="39" w:unhideWhenUsed="1"/>
+    <w:lsdException w:name="Normal Indent" w:semiHidden="1" w:unhideWhenUsed="1"/>
+    <w:lsdException w:name="footnote text" w:semiHidden="1" w:unhideWhenUsed="1"/>
+    <w:lsdException w:name="annotation text" w:semiHidden="1" w:unhideWhenUsed="1"/>
+    <w:lsdException w:name="header" w:semiHidden="1" w:unhideWhenUsed="1"/>
+    <w:lsdException w:name="footer" w:semiHidden="1" w:unhideWhenUsed="1"/>
+    <w:lsdException w:name="index heading" w:semiHidden="1" w:unhideWhenUsed="1"/>
+    <w:lsdException w:name="caption" w:semiHidden="1" w:uiPriority="35" w:unhideWhenUsed="1" w:qFormat="1"/>
+    <w:lsdException w:name="table of figures" w:semiHidden="1" w:unhideWhenUsed="1"/>
+    <w:lsdException w:name="envelope address" w:semiHidden="1" w:unhideWhenUsed="1"/>
+    <w:lsdException w:name="envelope return" w:semiHidden="1" w:unhideWhenUsed="1"/>
+    <w:lsdException w:name="footnote reference" w:semiHidden="1" w:unhideWhenUsed="1"/>
+    <w:lsdException w:name="annotation reference" w:semiHidden="1" w:unhideWhenUsed="1"/>
+    <w:lsdException w:name="line number" w:semiHidden="1" w:unhideWhenUsed="1"/>
+    <w:lsdException w:name="page number" w:semiHidden="1" w:unhideWhenUsed="1"/>
+    <w:lsdException w:name="endnote reference" w:semiHidden="1" w:unhideWhenUsed="1"/>
+    <w:lsdException w:name="endnote text" w:semiHidden="1" w:unhideWhenUsed="1"/>
+    <w:lsdException w:name="table of authorities" w:semiHidden="1" w:unhideWhenUsed="1"/>
+    <w:lsdException w:name="macro" w:semiHidden="1" w:unhideWhenUsed="1"/>
+    <w:lsdException w:name="toa heading" w:semiHidden="1" w:unhideWhenUsed="1"/>
+    <w:lsdException w:name="List" w:semiHidden="1" w:unhideWhenUsed="1"/>
+    <w:lsdException w:name="List Bullet" w:semiHidden="1" w:unhideWhenUsed="1"/>
+    <w:lsdException w:name="List Number" w:semiHidden="1" w:unhideWhenUsed="1"/>
+    <w:lsdException w:name="List 2" w:semiHidden="1" w:unhideWhenUsed="1"/>
+    <w:lsdException w:name="List 3" w:semiHidden="1" w:unhideWhenUsed="1"/>
+    <w:lsdException w:name="List 4" w:semiHidden="1" w:unhideWhenUsed="1"/>
+    <w:lsdException w:name="List 5" w:semiHidden="1" w:unhideWhenUsed="1"/>
+    <w:lsdException w:name="List Bullet 2" w:semiHidden="1" w:unhideWhenUsed="1"/>
+    <w:lsdException w:name="List Bullet 3" w:semiHidden="1" w:unhideWhenUsed="1"/>
+    <w:lsdException w:name="List Bullet 4" w:semiHidden="1" w:unhideWhenUsed="1"/>
+    <w:lsdException w:name="List Bullet 5" w:semiHidden="1" w:unhideWhenUsed="1"/>
+    <w:lsdException w:name="List Number 2" w:semiHidden="1" w:unhideWhenUsed="1"/>
+    <w:lsdException w:name="List Number 3" w:semiHidden="1" w:unhideWhenUsed="1"/>
+    <w:lsdException w:name="List Number 4" w:semiHidden="1" w:unhideWhenUsed="1"/>
+    <w:lsdException w:name="List Number 5" w:semiHidden="1" w:unhideWhenUsed="1"/>
+    <w:lsdException w:name="Title" w:uiPriority="10" w:qFormat="1"/>
+    <w:lsdException w:name="Closing" w:semiHidden="1" w:unhideWhenUsed="1"/>
+    <w:lsdException w:name="Signature" w:semiHidden="1" w:unhideWhenUsed="1"/>
+    <w:lsdException w:name="Default Paragraph Font" w:semiHidden="1" w:uiPriority="1" w:unhideWhenUsed="1"/>
+    <w:lsdException w:name="Body Text" w:semiHidden="1" w:unhideWhenUsed="1"/>
+    <w:lsdException w:name="Body Text Indent" w:semiHidden="1" w:unhideWhenUsed="1"/>
+    <w:lsdException w:name="List Continue" w:semiHidden="1" w:unhideWhenUsed="1"/>
+    <w:lsdException w:name="List Continue 2" w:semiHidden="1" w:unhideWhenUsed="1"/>
+    <w:lsdException w:name="List Continue 3" w:semiHidden="1" w:unhideWhenUsed="1"/>
+    <w:lsdException w:name="List Continue 4" w:semiHidden="1" w:unhideWhenUsed="1"/>
+    <w:lsdException w:name="List Continue 5" w:semiHidden="1" w:unhideWhenUsed="1"/>
+    <w:lsdException w:name="Message Header" w:semiHidden="1" w:unhideWhenUsed="1"/>
+    <w:lsdException w:name="Subtitle" w:uiPriority="11" w:qFormat="1"/>
+    <w:lsdException w:name="Salutation" w:semiHidden="1" w:unhideWhenUsed="1"/>
+    <w:lsdException w:name="Date" w:semiHidden="1" w:unhideWhenUsed="1"/>
+    <w:lsdException w:name="Body Text First Indent" w:semiHidden="1" w:unhideWhenUsed="1"/>
+    <w:lsdException w:name="Body Text First Indent 2" w:semiHidden="1" w:unhideWhenUsed="1"/>
+    <w:lsdException w:name="Note Heading" w:semiHidden="1" w:unhideWhenUsed="1"/>
+    <w:lsdException w:name="Body Text 2" w:semiHidden="1" w:unhideWhenUsed="1"/>
+    <w:lsdException w:name="Body Text 3" w:semiHidden="1" w:unhideWhenUsed="1"/>
+    <w:lsdException w:name="Body Text Indent 2" w:semiHidden="1" w:unhideWhenUsed="1"/>
+    <w:lsdException w:name="Body Text Indent 3" w:semiHidden="1" w:unhideWhenUsed="1"/>
+    <w:lsdException w:name="Block Text" w:semiHidden="1" w:unhideWhenUsed="1"/>
+    <w:lsdException w:name="Hyperlink" w:semiHidden="1" w:unhideWhenUsed="1"/>
+    <w:lsdException w:name="FollowedHyperlink" w:semiHidden="1" w:unhideWhenUsed="1"/>
+    <w:lsdException w:name="Strong" w:uiPriority="22" w:qFormat="1"/>
+    <w:lsdException w:name="Emphasis" w:uiPriority="20" w:qFormat="1"/>
+    <w:lsdException w:name="Document Map" w:semiHidden="1" w:unhideWhenUsed="1"/>
+    <w:lsdException w:name="Plain Text" w:semiHidden="1" w:unhideWhenUsed="1"/>
+    <w:lsdException w:name="E-mail Signature" w:semiHidden="1" w:unhideWhenUsed="1"/>
+    <w:lsdException w:name="HTML Top of Form" w:semiHidden="1" w:unhideWhenUsed="1"/>
+    <w:lsdException w:name="HTML Bottom of Form" w:semiHidden="1" w:unhideWhenUsed="1"/>
+    <w:lsdException w:name="Normal (Web)" w:semiHidden="1" w:unhideWhenUsed="1"/>
+    <w:lsdException w:name="HTML Acronym" w:semiHidden="1" w:unhideWhenUsed="1"/>
+    <w:lsdException w:name="HTML Address" w:semiHidden="1" w:unhideWhenUsed="1"/>
+    <w:lsdException w:name="HTML Cite" w:semiHidden="1" w:unhideWhenUsed="1"/>
+    <w:lsdException w:name="HTML Code" w:semiHidden="1" w:unhideWhenUsed="1"/>
+    <w:lsdException w:name="HTML Definition" w:semiHidden="1" w:unhideWhenUsed="1"/>
+    <w:lsdException w:name="HTML Keyboard" w:semiHidden="1" w:unhideWhenUsed="1"/>
+    <w:lsdException w:name="HTML Preformatted" w:semiHidden="1" w:unhideWhenUsed="1"/>
+    <w:lsdException w:name="HTML Sample" w:semiHidden="1" w:unhideWhenUsed="1"/>
+    <w:lsdException w:name="HTML Typewriter" w:semiHidden="1" w:unhideWhenUsed="1"/>
+    <w:lsdException w:name="HTML Variable" w:semiHidden="1" w:unhideWhenUsed="1"/>
+    <w:lsdException w:name="Normal Table" w:semiHidden="1" w:unhideWhenUsed="1"/>
+    <w:lsdException w:name="annotation subject" w:semiHidden="1" w:unhideWhenUsed="1"/>
+    <w:lsdException w:name="No List" w:semiHidden="1" w:unhideWhenUsed="1"/>
+    <w:lsdException w:name="Outline List 1" w:semiHidden="1" w:unhideWhenUsed="1"/>
+    <w:lsdException w:name="Outline List 2" w:semiHidden="1" w:unhideWhenUsed="1"/>
+    <w:lsdException w:name="Outline List 3" w:semiHidden="1" w:unhideWhenUsed="1"/>
+    <w:lsdException w:name="Table Simple 1" w:semiHidden="1" w:unhideWhenUsed="1"/>
+    <w:lsdException w:name="Table Simple 2" w:semiHidden="1" w:unhideWhenUsed="1"/>
+    <w:lsdException w:name="Table Simple 3" w:semiHidden="1" w:unhideWhenUsed="1"/>
+    <w:lsdException w:name="Table Classic 1" w:semiHidden="1" w:unhideWhenUsed="1"/>
+    <w:lsdException w:name="Table Classic 2" w:semiHidden="1" w:unhideWhenUsed="1"/>
+    <w:lsdException w:name="Table Classic 3" w:semiHidden="1" w:unhideWhenUsed="1"/>
+    <w:lsdException w:name="Table Classic 4" w:semiHidden="1" w:unhideWhenUsed="1"/>
+    <w:lsdException w:name="Table Colorful 1" w:semiHidden="1" w:unhideWhenUsed="1"/>
+    <w:lsdException w:name="Table Colorful 2" w:semiHidden="1" w:unhideWhenUsed="1"/>
+    <w:lsdException w:name="Table Colorful 3" w:semiHidden="1" w:unhideWhenUsed="1"/>
+    <w:lsdException w:name="Table Columns 1" w:semiHidden="1" w:unhideWhenUsed="1"/>
+    <w:lsdException w:name="Table Columns 2" w:semiHidden="1" w:unhideWhenUsed="1"/>
+    <w:lsdException w:name="Table Columns 3" w:semiHidden="1" w:unhideWhenUsed="1"/>
+    <w:lsdException w:name="Table Columns 4" w:semiHidden="1" w:unhideWhenUsed="1"/>
+    <w:lsdException w:name="Table Columns 5" w:semiHidden="1" w:unhideWhenUsed="1"/>
+    <w:lsdException w:name="Table Grid 1" w:semiHidden="1" w:unhideWhenUsed="1"/>
+    <w:lsdException w:name="Table Grid 2" w:semiHidden="1" w:unhideWhenUsed="1"/>
+    <w:lsdException w:name="Table Grid 3" w:semiHidden="1" w:unhideWhenUsed="1"/>
+    <w:lsdException w:name="Table Grid 4" w:semiHidden="1" w:unhideWhenUsed="1"/>
+    <w:lsdException w:name="Table Grid 5" w:semiHidden="1" w:unhideWhenUsed="1"/>
+    <w:lsdException w:name="Table Grid 6" w:semiHidden="1" w:unhideWhenUsed="1"/>
+    <w:lsdException w:name="Table Grid 7" w:semiHidden="1" w:unhideWhenUsed="1"/>
+    <w:lsdException w:name="Table Grid 8" w:semiHidden="1" w:unhideWhenUsed="1"/>
+    <w:lsdException w:name="Table List 1" w:semiHidden="1" w:unhideWhenUsed="1"/>
+    <w:lsdException w:name="Table List 2" w:semiHidden="1" w:unhideWhenUsed="1"/>
+    <w:lsdException w:name="Table List 3" w:semiHidden="1" w:unhideWhenUsed="1"/>
+    <w:lsdException w:name="Table List 4" w:semiHidden="1" w:unhideWhenUsed="1"/>
+    <w:lsdException w:name="Table List 5" w:semiHidden="1" w:unhideWhenUsed="1"/>
+    <w:lsdException w:name="Table List 6" w:semiHidden="1" w:unhideWhenUsed="1"/>
+    <w:lsdException w:name="Table List 7" w:semiHidden="1" w:unhideWhenUsed="1"/>
+    <w:lsdException w:name="Table List 8" w:semiHidden="1" w:unhideWhenUsed="1"/>
+    <w:lsdException w:name="Table 3D effects 1" w:semiHidden="1" w:unhideWhenUsed="1"/>
+    <w:lsdException w:name="Table 3D effects 2" w:semiHidden="1" w:unhideWhenUsed="1"/>
+    <w:lsdException w:name="Table 3D effects 3" w:semiHidden="1" w:unhideWhenUsed="1"/>
+    <w:lsdException w:name="Table Contemporary" w:semiHidden="1" w:unhideWhenUsed="1"/>
+    <w:lsdException w:name="Table Elegant" w:semiHidden="1" w:unhideWhenUsed="1"/>
+    <w:lsdException w:name="Table Professional" w:semiHidden="1" w:unhideWhenUsed="1"/>
+    <w:lsdException w:name="Table Subtle 1" w:semiHidden="1" w:unhideWhenUsed="1"/>
+    <w:lsdException w:name="Table Subtle 2" w:semiHidden="1" w:unhideWhenUsed="1"/>
+    <w:lsdException w:name="Table Web 1" w:semiHidden="1" w:unhideWhenUsed="1"/>
+    <w:lsdException w:name="Table Web 2" w:semiHidden="1" w:unhideWhenUsed="1"/>
+    <w:lsdException w:name="Table Web 3" w:semiHidden="1" w:unhideWhenUsed="1"/>
+    <w:lsdException w:name="Balloon Text" w:semiHidden="1" w:unhideWhenUsed="1"/>
+    <w:lsdException w:name="Table Grid" w:uiPriority="39"/>
+    <w:lsdException w:name="Table Theme" w:semiHidden="1" w:unhideWhenUsed="1"/>
+    <w:lsdException w:name="Placeholder Text" w:semiHidden="1"/>
+    <w:lsdException w:name="No Spacing" w:uiPriority="1" w:qFormat="1"/>
+    <w:lsdException w:name="Light Shading" w:uiPriority="60"/>
+    <w:lsdException w:name="Light List" w:uiPriority="61"/>
+    <w:lsdException w:name="Light Grid" w:uiPriority="62"/>
+    <w:lsdException w:name="Medium Shading 1" w:uiPriority="63"/>
+    <w:lsdException w:name="Medium Shading 2" w:uiPriority="64"/>
+    <w:lsdException w:name="Medium List 1" w:uiPriority="65"/>
+    <w:lsdException w:name="Medium List 2" w:uiPriority="66"/>
+    <w:lsdException w:name="Medium Grid 1" w:uiPriority="67"/>
+    <w:lsdException w:name="Medium Grid 2" w:uiPriority="68"/>
+    <w:lsdException w:name="Medium Grid 3" w:uiPriority="69"/>
+    <w:lsdException w:name="Dark List" w:uiPriority="70"/>
+    <w:lsdException w:name="Colorful Shading" w:uiPriority="71"/>
+    <w:lsdException w:name="Colorful List" w:uiPriority="72"/>
+    <w:lsdException w:name="Colorful Grid" w:uiPriority="73"/>
+    <w:lsdException w:name="Light Shading Accent 1" w:uiPriority="60"/>
+    <w:lsdException w:name="Light List Accent 1" w:uiPriority="61"/>
+    <w:lsdException w:name="Light Grid Accent 1" w:uiPriority="62"/>
+    <w:lsdException w:name="Medium Shading 1 Accent 1" w:uiPriority="63"/>
+    <w:lsdException w:name="Medium Shading 2 Accent 1" w:uiPriority="64"/>
+    <w:lsdException w:name="Medium List 1 Accent 1" w:uiPriority="65"/>
+    <w:lsdException w:name="Revision" w:semiHidden="1"/>
+    <w:lsdException w:name="List Paragraph" w:uiPriority="34" w:qFormat="1"/>
+    <w:lsdException w:name="Quote" w:uiPriority="29" w:qFormat="1"/>
+    <w:lsdException w:name="Intense Quote" w:uiPriority="30" w:qFormat="1"/>
+    <w:lsdException w:name="Medium List 2 Accent 1" w:uiPriority="66"/>
+    <w:lsdException w:name="Medium Grid 1 Accent 1" w:uiPriority="67"/>
+    <w:lsdException w:name="Medium Grid 2 Accent 1" w:uiPriority="68"/>
+    <w:lsdException w:name="Medium Grid 3 Accent 1" w:uiPriority="69"/>
+    <w:lsdException w:name="Dark List Accent 1" w:uiPriority="70"/>
+    <w:lsdException w:name="Colorful Shading Accent 1" w:uiPriority="71"/>
+    <w:lsdException w:name="Colorful List Accent 1" w:uiPriority="72"/>
+    <w:lsdException w:name="Colorful Grid Accent 1" w:uiPriority="73"/>
+    <w:lsdException w:name="Light Shading Accent 2" w:uiPriority="60"/>
+    <w:lsdException w:name="Light List Accent 2" w:uiPriority="61"/>
+    <w:lsdException w:name="Light Grid Accent 2" w:uiPriority="62"/>
+    <w:lsdException w:name="Medium Shading 1 Accent 2" w:uiPriority="63"/>
+    <w:lsdException w:name="Medium Shading 2 Accent 2" w:uiPriority="64"/>
+    <w:lsdException w:name="Medium List 1 Accent 2" w:uiPriority="65"/>
+    <w:lsdException w:name="Medium List 2 Accent 2" w:uiPriority="66"/>
+    <w:lsdException w:name="Medium Grid 1 Accent 2" w:uiPriority="67"/>
+    <w:lsdException w:name="Medium Grid 2 Accent 2" w:uiPriority="68"/>
+    <w:lsdException w:name="Medium Grid 3 Accent 2" w:uiPriority="69"/>
+    <w:lsdException w:name="Dark List Accent 2" w:uiPriority="70"/>
+    <w:lsdException w:name="Colorful Shading Accent 2" w:uiPriority="71"/>
+    <w:lsdException w:name="Colorful List Accent 2" w:uiPriority="72"/>
+    <w:lsdException w:name="Colorful Grid Accent 2" w:uiPriority="73"/>
+    <w:lsdException w:name="Light Shading Accent 3" w:uiPriority="60"/>
+    <w:lsdException w:name="Light List Accent 3" w:uiPriority="61"/>
+    <w:lsdException w:name="Light Grid Accent 3" w:uiPriority="62"/>
+    <w:lsdException w:name="Medium Shading 1 Accent 3" w:uiPriority="63"/>
+    <w:lsdException w:name="Medium Shading 2 Accent 3" w:uiPriority="64"/>
+    <w:lsdException w:name="Medium List 1 Accent 3" w:uiPriority="65"/>
+    <w:lsdException w:name="Medium List 2 Accent 3" w:uiPriority="66"/>
+    <w:lsdException w:name="Medium Grid 1 Accent 3" w:uiPriority="67"/>
+    <w:lsdException w:name="Medium Grid 2 Accent 3" w:uiPriority="68"/>
+    <w:lsdException w:name="Medium Grid 3 Accent 3" w:uiPriority="69"/>
+    <w:lsdException w:name="Dark List Accent 3" w:uiPriority="70"/>
+    <w:lsdException w:name="Colorful Shading Accent 3" w:uiPriority="71"/>
+    <w:lsdException w:name="Colorful List Accent 3" w:uiPriority="72"/>
+    <w:lsdException w:name="Colorful Grid Accent 3" w:uiPriority="73"/>
+    <w:lsdException w:name="Light Shading Accent 4" w:uiPriority="60"/>
+    <w:lsdException w:name="Light List Accent 4" w:uiPriority="61"/>
+    <w:lsdException w:name="Light Grid Accent 4" w:uiPriority="62"/>
+    <w:lsdException w:name="Medium Shading 1 Accent 4" w:uiPriority="63"/>
+    <w:lsdException w:name="Medium Shading 2 Accent 4" w:uiPriority="64"/>
+    <w:lsdException w:name="Medium List 1 Accent 4" w:uiPriority="65"/>
+    <w:lsdException w:name="Medium List 2 Accent 4" w:uiPriority="66"/>
+    <w:lsdException w:name="Medium Grid 1 Accent 4" w:uiPriority="67"/>
+    <w:lsdException w:name="Medium Grid 2 Accent 4" w:uiPriority="68"/>
+    <w:lsdException w:name="Medium Grid 3 Accent 4" w:uiPriority="69"/>
+    <w:lsdException w:name="Dark List Accent 4" w:uiPriority="70"/>
+    <w:lsdException w:name="Colorful Shading Accent 4" w:uiPriority="71"/>
+    <w:lsdException w:name="Colorful List Accent 4" w:uiPriority="72"/>
+    <w:lsdException w:name="Colorful Grid Accent 4" w:uiPriority="73"/>
+    <w:lsdException w:name="Light Shading Accent 5" w:uiPriority="60"/>
+    <w:lsdException w:name="Light List Accent 5" w:uiPriority="61"/>
+    <w:lsdException w:name="Light Grid Accent 5" w:uiPriority="62"/>
+    <w:lsdException w:name="Medium Shading 1 Accent 5" w:uiPriority="63"/>
+    <w:lsdException w:name="Medium Shading 2 Accent 5" w:uiPriority="64"/>
+    <w:lsdException w:name="Medium List 1 Accent 5" w:uiPriority="65"/>
+    <w:lsdException w:name="Medium List 2 Accent 5" w:uiPriority="66"/>
+    <w:lsdException w:name="Medium Grid 1 Accent 5" w:uiPriority="67"/>
+    <w:lsdException w:name="Medium Grid 2 Accent 5" w:uiPriority="68"/>
+    <w:lsdException w:name="Medium Grid 3 Accent 5" w:uiPriority="69"/>
+    <w:lsdException w:name="Dark List Accent 5" w:uiPriority="70"/>
+    <w:lsdException w:name="Colorful Shading Accent 5" w:uiPriority="71"/>
+    <w:lsdException w:name="Colorful List Accent 5" w:uiPriority="72"/>
+    <w:lsdException w:name="Colorful Grid Accent 5" w:uiPriority="73"/>
+    <w:lsdException w:name="Light Shading Accent 6" w:uiPriority="60"/>
+    <w:lsdException w:name="Light List Accent 6" w:uiPriority="61"/>
+    <w:lsdException w:name="Light Grid Accent 6" w:uiPriority="62"/>
+    <w:lsdException w:name="Medium Shading 1 Accent 6" w:uiPriority="63"/>
+    <w:lsdException w:name="Medium Shading 2 Accent 6" w:uiPriority="64"/>
+    <w:lsdException w:name="Medium List 1 Accent 6" w:uiPriority="65"/>
+    <w:lsdException w:name="Medium List 2 Accent 6" w:uiPriority="66"/>
+    <w:lsdException w:name="Medium Grid 1 Accent 6" w:uiPriority="67"/>
+    <w:lsdException w:name="Medium Grid 2 Accent 6" w:uiPriority="68"/>
+    <w:lsdException w:name="Medium Grid 3 Accent 6" w:uiPriority="69"/>
+    <w:lsdException w:name="Dark List Accent 6" w:uiPriority="70"/>
+    <w:lsdException w:name="Colorful Shading Accent 6" w:uiPriority="71"/>
+    <w:lsdException w:name="Colorful List Accent 6" w:uiPriority="72"/>
+    <w:lsdException w:name="Colorful Grid Accent 6" w:uiPriority="73"/>
+    <w:lsdException w:name="Subtle Emphasis" w:uiPriority="19" w:qFormat="1"/>
+    <w:lsdException w:name="Intense Emphasis" w:uiPriority="21" w:qFormat="1"/>
+    <w:lsdException w:name="Subtle Reference" w:uiPriority="31" w:qFormat="1"/>
+    <w:lsdException w:name="Intense Reference" w:uiPriority="32" w:qFormat="1"/>
+    <w:lsdException w:name="Book Title" w:uiPriority="33" w:qFormat="1"/>
+    <w:lsdException w:name="Bibliography" w:semiHidden="1" w:uiPriority="37" w:unhideWhenUsed="1"/>
+    <w:lsdException w:name="TOC Heading" w:semiHidden="1" w:uiPriority="39" w:unhideWhenUsed="1" w:qFormat="1"/>
+    <w:lsdException w:name="Plain Table 1" w:uiPriority="41"/>
+    <w:lsdException w:name="Plain Table 2" w:uiPriority="42"/>
+    <w:lsdException w:name="Plain Table 3" w:uiPriority="43"/>
+    <w:lsdException w:name="Plain Table 4" w:uiPriority="44"/>
+    <w:lsdException w:name="Plain Table 5" w:uiPriority="45"/>
+    <w:lsdException w:name="Grid Table Light" w:uiPriority="40"/>
+    <w:lsdException w:name="Grid Table 1 Light" w:uiPriority="46"/>
+    <w:lsdException w:name="Grid Table 2" w:uiPriority="47"/>
+    <w:lsdException w:name="Grid Table 3" w:uiPriority="48"/>
+    <w:lsdException w:name="Grid Table 4" w:uiPriority="49"/>
+    <w:lsdException w:name="Grid Table 5 Dark" w:uiPriority="50"/>
+    <w:lsdException w:name="Grid Table 6 Colorful" w:uiPriority="51"/>
+    <w:lsdException w:name="Grid Table 7 Colorful" w:uiPriority="52"/>
+    <w:lsdException w:name="Grid Table 1 Light Accent 1" w:uiPriority="46"/>
+    <w:lsdException w:name="Grid Table 2 Accent 1" w:uiPriority="47"/>
+    <w:lsdException w:name="Grid Table 3 Accent 1" w:uiPriority="48"/>
+    <w:lsdException w:name="Grid Table 4 Accent 1" w:uiPriority="49"/>
+    <w:lsdException w:name="Grid Table 5 Dark Accent 1" w:uiPriority="50"/>
+    <w:lsdException w:name="Grid Table 6 Colorful Accent 1" w:uiPriority="51"/>
+    <w:lsdException w:name="Grid Table 7 Colorful Accent 1" w:uiPriority="52"/>
+    <w:lsdException w:name="Grid Table 1 Light Accent 2" w:uiPriority="46"/>
+    <w:lsdException w:name="Grid Table 2 Accent 2" w:uiPriority="47"/>
+    <w:lsdException w:name="Grid Table 3 Accent 2" w:uiPriority="48"/>
+    <w:lsdException w:name="Grid Table 4 Accent 2" w:uiPriority="49"/>
+    <w:lsdException w:name="Grid Table 5 Dark Accent 2" w:uiPriority="50"/>
+    <w:lsdException w:name="Grid Table 6 Colorful Accent 2" w:uiPriority="51"/>
+    <w:lsdException w:name="Grid Table 7 Colorful Accent 2" w:uiPriority="52"/>
+    <w:lsdException w:name="Grid Table 1 Light Accent 3" w:uiPriority="46"/>
+    <w:lsdException w:name="Grid Table 2 Accent 3" w:uiPriority="47"/>
+    <w:lsdException w:name="Grid Table 3 Accent 3" w:uiPriority="48"/>
+    <w:lsdException w:name="Grid Table 4 Accent 3" w:uiPriority="49"/>
+    <w:lsdException w:name="Grid Table 5 Dark Accent 3" w:uiPriority="50"/>
+    <w:lsdException w:name="Grid Table 6 Colorful Accent 3" w:uiPriority="51"/>
+    <w:lsdException w:name="Grid Table 7 Colorful Accent 3" w:uiPriority="52"/>
+    <w:lsdException w:name="Grid Table 1 Light Accent 4" w:uiPriority="46"/>
+    <w:lsdException w:name="Grid Table 2 Accent 4" w:uiPriority="47"/>
+    <w:lsdException w:name="Grid Table 3 Accent 4" w:uiPriority="48"/>
+    <w:lsdException w:name="Grid Table 4 Accent 4" w:uiPriority="49"/>
+    <w:lsdException w:name="Grid Table 5 Dark Accent 4" w:uiPriority="50"/>
+    <w:lsdException w:name="Grid Table 6 Colorful Accent 4" w:uiPriority="51"/>
+    <w:lsdException w:name="Grid Table 7 Colorful Accent 4" w:uiPriority="52"/>
+    <w:lsdException w:name="Grid Table 1 Light Accent 5" w:uiPriority="46"/>
+    <w:lsdException w:name="Grid Table 2 Accent 5" w:uiPriority="47"/>
+    <w:lsdException w:name="Grid Table 3 Accent 5" w:uiPriority="48"/>
+    <w:lsdException w:name="Grid Table 4 Accent 5" w:uiPriority="49"/>
+    <w:lsdException w:name="Grid Table 5 Dark Accent 5" w:uiPriority="50"/>
+    <w:lsdException w:name="Grid Table 6 Colorful Accent 5" w:uiPriority="51"/>
+    <w:lsdException w:name="Grid Table 7 Colorful Accent 5" w:uiPriority="52"/>
+    <w:lsdException w:name="Grid Table 1 Light Accent 6" w:uiPriority="46"/>
+    <w:lsdException w:name="Grid Table 2 Accent 6" w:uiPriority="47"/>
+    <w:lsdException w:name="Grid Table 3 Accent 6" w:uiPriority="48"/>
+    <w:lsdException w:name="Grid Table 4 Accent 6" w:uiPriority="49"/>
+    <w:lsdException w:name="Grid Table 5 Dark Accent 6" w:uiPriority="50"/>
+    <w:lsdException w:name="Grid Table 6 Colorful Accent 6" w:uiPriority="51"/>
+    <w:lsdException w:name="Grid Table 7 Colorful Accent 6" w:uiPriority="52"/>
+    <w:lsdException w:name="List Table 1 Light" w:uiPriority="46"/>
+    <w:lsdException w:name="List Table 2" w:uiPriority="47"/>
+    <w:lsdException w:name="List Table 3" w:uiPriority="48"/>
+    <w:lsdException w:name="List Table 4" w:uiPriority="49"/>
+    <w:lsdException w:name="List Table 5 Dark" w:uiPriority="50"/>
+    <w:lsdException w:name="List Table 6 Colorful" w:uiPriority="51"/>
+    <w:lsdException w:name="List Table 7 Colorful" w:uiPriority="52"/>
+    <w:lsdException w:name="List Table 1 Light Accent 1" w:uiPriority="46"/>
+    <w:lsdException w:name="List Table 2 Accent 1" w:uiPriority="47"/>
+    <w:lsdException w:name="List Table 3 Accent 1" w:uiPriority="48"/>
+    <w:lsdException w:name="List Table 4 Accent 1" w:uiPriority="49"/>
+    <w:lsdException w:name="List Table 5 Dark Accent 1" w:uiPriority="50"/>
+    <w:lsdException w:name="List Table 6 Colorful Accent 1" w:uiPriority="51"/>
+    <w:lsdException w:name="List Table 7 Colorful Accent 1" w:uiPriority="52"/>
+    <w:lsdException w:name="List Table 1 Light Accent 2" w:uiPriority="46"/>
+    <w:lsdException w:name="List Table 2 Accent 2" w:uiPriority="47"/>
+    <w:lsdException w:name="List Table 3 Accent 2" w:uiPriority="48"/>
+    <w:lsdException w:name="List Table 4 Accent 2" w:uiPriority="49"/>
+    <w:lsdException w:name="List Table 5 Dark Accent 2" w:uiPriority="50"/>
+    <w:lsdException w:name="List Table 6 Colorful Accent 2" w:uiPriority="51"/>
+    <w:lsdException w:name="List Table 7 Colorful Accent 2" w:uiPriority="52"/>
+    <w:lsdException w:name="List Table 1 Light Accent 3" w:uiPriority="46"/>
+    <w:lsdException w:name="List Table 2 Accent 3" w:uiPriority="47"/>
+    <w:lsdException w:name="List Table 3 Accent 3" w:uiPriority="48"/>
+    <w:lsdException w:name="List Table 4 Accent 3" w:uiPriority="49"/>
+    <w:lsdException w:name="List Table 5 Dark Accent 3" w:uiPriority="50"/>
+    <w:lsdException w:name="List Table 6 Colorful Accent 3" w:uiPriority="51"/>
+    <w:lsdException w:name="List Table 7 Colorful Accent 3" w:uiPriority="52"/>
+    <w:lsdException w:name="List Table 1 Light Accent 4" w:uiPriority="46"/>
+    <w:lsdException w:name="List Table 2 Accent 4" w:uiPriority="47"/>
+    <w:lsdException w:name="List Table 3 Accent 4" w:uiPriority="48"/>
+    <w:lsdException w:name="List Table 4 Accent 4" w:uiPriority="49"/>
+    <w:lsdException w:name="List Table 5 Dark Accent 4" w:uiPriority="50"/>
+    <w:lsdException w:name="List Table 6 Colorful Accent 4" w:uiPriority="51"/>
+    <w:lsdException w:name="List Table 7 Colorful Accent 4" w:uiPriority="52"/>
+    <w:lsdException w:name="List Table 1 Light Accent 5" w:uiPriority="46"/>
+    <w:lsdException w:name="List Table 2 Accent 5" w:uiPriority="47"/>
+    <w:lsdException w:name="List Table 3 Accent 5" w:uiPriority="48"/>
+    <w:lsdException w:name="List Table 4 Accent 5" w:uiPriority="49"/>
+    <w:lsdException w:name="List Table 5 Dark Accent 5" w:uiPriority="50"/>
+    <w:lsdException w:name="List Table 6 Colorful Accent 5" w:uiPriority="51"/>
+    <w:lsdException w:name="List Table 7 Colorful Accent 5" w:uiPriority="52"/>
+    <w:lsdException w:name="List Table 1 Light Accent 6" w:uiPriority="46"/>
+    <w:lsdException w:name="List Table 2 Accent 6" w:uiPriority="47"/>
+    <w:lsdException w:name="List Table 3 Accent 6" w:uiPriority="48"/>
+    <w:lsdException w:name="List Table 4 Accent 6" w:uiPriority="49"/>
+    <w:lsdException w:name="List Table 5 Dark Accent 6" w:uiPriority="50"/>
+    <w:lsdException w:name="List Table 6 Colorful Accent 6" w:uiPriority="51"/>
+    <w:lsdException w:name="List Table 7 Colorful Accent 6" w:uiPriority="52"/>
+  </w:latentStyles>
+  <w:style w:type="paragraph" w:default="1" w:styleId="Norml">
+    <w:name w:val="Normal"/>
+    <w:qFormat/>
+  </w:style>
+  <w:style w:type="character" w:default="1" w:styleId="Bekezdsalapbettpusa">
+    <w:name w:val="Default Paragraph Font"/>
+    <w:uiPriority w:val="1"/>
+    <w:semiHidden/>
+    <w:unhideWhenUsed/>
+  </w:style>
+  <w:style w:type="table" w:default="1" w:styleId="Normltblzat">
+    <w:name w:val="Normal Table"/>
+    <w:uiPriority w:val="99"/>
+    <w:semiHidden/>
+    <w:unhideWhenUsed/>
+    <w:tblPr>
+      <w:tblInd w:w="0" w:type="dxa"/>
+      <w:tblCellMar>
+        <w:top w:w="0" w:type="dxa"/>
+        <w:left w:w="108" w:type="dxa"/>
+        <w:bottom w:w="0" w:type="dxa"/>
+        <w:right w:w="108" w:type="dxa"/>
+      </w:tblCellMar>
+    </w:tblPr>
+  </w:style>
+  <w:style w:type="numbering" w:default="1" w:styleId="Nemlista">
+    <w:name w:val="No List"/>
+    <w:uiPriority w:val="99"/>
+    <w:semiHidden/>
+    <w:unhideWhenUsed/>
+  </w:style>
+  <w:style w:type="paragraph" w:customStyle="1" w:styleId="9F26E1D66EEE4D12ABA76378A4DDD82A">
+    <w:name w:val="9F26E1D66EEE4D12ABA76378A4DDD82A"/>
+    <w:rsid w:val="00757AC7"/>
+  </w:style>
+</w:styles>
+</file>
+
+<file path=word/glossary/webSettings.xml><?xml version="1.0" encoding="utf-8"?>
+<w:webSettings xmlns:mc="http://schemas.openxmlformats.org/markup-compatibility/2006" xmlns:r="http://schemas.openxmlformats.org/officeDocument/2006/relationships" xmlns:w="http://schemas.openxmlformats.org/wordprocessingml/2006/main" xmlns:w14="http://schemas.microsoft.com/office/word/2010/wordml" xmlns:w15="http://schemas.microsoft.com/office/word/2012/wordml" xmlns:w16se="http://schemas.microsoft.com/office/word/2015/wordml/symex" mc:Ignorable="w14 w15 w16se">
+  <w:optimizeForBrowser/>
+  <w:allowPNG/>
+</w:webSettings>
 </file>
 
 <file path=word/theme/theme1.xml><?xml version="1.0" encoding="utf-8"?>

--- a/Dokumentáció.docx
+++ b/Dokumentáció.docx
@@ -1399,15 +1399,47 @@
           <w:sz w:val="24"/>
           <w:szCs w:val="24"/>
         </w:rPr>
-        <w:t xml:space="preserve"> Ezeken követően az adatbázis egészét is megvalósította a csoportvezető által megadott elvárásoknak megfelelően.</w:t>
-      </w:r>
-      <w:r>
-        <w:rPr>
-          <w:rFonts w:ascii="Times New Roman" w:hAnsi="Times New Roman" w:cs="Times New Roman"/>
-          <w:sz w:val="24"/>
-          <w:szCs w:val="24"/>
-        </w:rPr>
-        <w:t xml:space="preserve"> A tanórák által nyújtott gyakorlat segítségével </w:t>
+        <w:t xml:space="preserve"> Ezeket</w:t>
+      </w:r>
+      <w:r>
+        <w:rPr>
+          <w:rFonts w:ascii="Times New Roman" w:hAnsi="Times New Roman" w:cs="Times New Roman"/>
+          <w:sz w:val="24"/>
+          <w:szCs w:val="24"/>
+        </w:rPr>
+        <w:t xml:space="preserve"> követően az adatbázis egészét is megvalósította a csoportvezető által megadott elvárásoknak megfelelően</w:t>
+      </w:r>
+      <w:r>
+        <w:rPr>
+          <w:rFonts w:ascii="Times New Roman" w:hAnsi="Times New Roman" w:cs="Times New Roman"/>
+          <w:sz w:val="24"/>
+          <w:szCs w:val="24"/>
+        </w:rPr>
+        <w:t>, sőt még néhány egyéb kiegészítést is biztosított az adminisztrátori oldal megvalósításához egy jogosultság és egy állapot mezővel</w:t>
+      </w:r>
+      <w:r>
+        <w:rPr>
+          <w:rFonts w:ascii="Times New Roman" w:hAnsi="Times New Roman" w:cs="Times New Roman"/>
+          <w:sz w:val="24"/>
+          <w:szCs w:val="24"/>
+        </w:rPr>
+        <w:t>.</w:t>
+      </w:r>
+      <w:r>
+        <w:rPr>
+          <w:rFonts w:ascii="Times New Roman" w:hAnsi="Times New Roman" w:cs="Times New Roman"/>
+          <w:sz w:val="24"/>
+          <w:szCs w:val="24"/>
+        </w:rPr>
+        <w:t xml:space="preserve"> </w:t>
+      </w:r>
+      <w:r>
+        <w:rPr>
+          <w:rFonts w:ascii="Times New Roman" w:hAnsi="Times New Roman" w:cs="Times New Roman"/>
+          <w:sz w:val="24"/>
+          <w:szCs w:val="24"/>
+        </w:rPr>
+        <w:t xml:space="preserve">A tanórák által nyújtott gyakorlat segítségével </w:t>
       </w:r>
       <w:r>
         <w:rPr>
@@ -1537,7 +1569,16 @@
           <w:sz w:val="24"/>
           <w:szCs w:val="24"/>
         </w:rPr>
-        <w:t xml:space="preserve"> azt használtuk az elején mivel akkor még nem ismertük elég jól a </w:t>
+        <w:t xml:space="preserve"> azt használtuk az </w:t>
+      </w:r>
+      <w:r>
+        <w:rPr>
+          <w:rFonts w:ascii="Times New Roman" w:hAnsi="Times New Roman" w:cs="Times New Roman"/>
+          <w:sz w:val="24"/>
+          <w:szCs w:val="24"/>
+        </w:rPr>
+        <w:lastRenderedPageBreak/>
+        <w:t xml:space="preserve">elején mivel akkor még nem ismertük elég jól a </w:t>
       </w:r>
       <w:r>
         <w:rPr>
@@ -1577,7 +1618,6 @@
           <w:sz w:val="24"/>
           <w:szCs w:val="24"/>
         </w:rPr>
-        <w:lastRenderedPageBreak/>
         <w:t>projekt kezdetekor</w:t>
       </w:r>
       <w:r>
@@ -1676,6 +1716,22 @@
         </w:rPr>
         <w:t xml:space="preserve">PHP: </w:t>
       </w:r>
+      <w:r>
+        <w:rPr>
+          <w:rFonts w:ascii="Times New Roman" w:hAnsi="Times New Roman" w:cs="Times New Roman"/>
+          <w:sz w:val="24"/>
+          <w:szCs w:val="24"/>
+        </w:rPr>
+        <w:t>Ugyan a modern munkavilágban a PHP már nem a leggyakoribb eszköz, iskolai és vizsga elváráson felül attól még fontos alaptudásnak számít a programozási világban</w:t>
+      </w:r>
+      <w:r>
+        <w:rPr>
+          <w:rFonts w:ascii="Times New Roman" w:hAnsi="Times New Roman" w:cs="Times New Roman"/>
+          <w:sz w:val="24"/>
+          <w:szCs w:val="24"/>
+        </w:rPr>
+        <w:t>, szóval nem is csoda, hogy ez lett választva backend rendszerhez. Sokféle programrész létrehozására hasznos volt, mint például a programunk adatbázissal való összekötésére, valamint annak a segítségével a felhasználói fiókok kezelésére, plusz a felhasználói és adminisztrációi oldalak elkülönítésére, valamint állapot ellenőrzése az aktív és kitiltott felhasználók fiókjai között.</w:t>
+      </w:r>
     </w:p>
     <w:p>
       <w:pPr>
@@ -2015,7 +2071,16 @@
           <w:sz w:val="24"/>
           <w:szCs w:val="24"/>
         </w:rPr>
-        <w:t xml:space="preserve">Tovább haladva elérjük a különleges ajánlat részt, ahol a naponta random kiválasztott pizzának van a helye. Ez alatt pedig meg lehet találni a teljes étlapot, mind képpel, névvel, árral és alapanyag információval ellátva mint a különleges ajánlatnál. </w:t>
+        <w:t xml:space="preserve">Tovább haladva elérjük a különleges ajánlat részt, ahol a naponta random kiválasztott pizzának van a helye. Ez alatt pedig meg lehet találni a teljes étlapot, mind képpel, névvel, árral és alapanyag </w:t>
+      </w:r>
+      <w:r>
+        <w:rPr>
+          <w:rFonts w:ascii="Times New Roman" w:hAnsi="Times New Roman" w:cs="Times New Roman"/>
+          <w:sz w:val="24"/>
+          <w:szCs w:val="24"/>
+        </w:rPr>
+        <w:lastRenderedPageBreak/>
+        <w:t xml:space="preserve">információval ellátva mint a különleges ajánlatnál. </w:t>
       </w:r>
       <w:r>
         <w:rPr>
@@ -2114,8 +2179,134 @@
           <w:sz w:val="28"/>
           <w:szCs w:val="28"/>
         </w:rPr>
-        <w:lastRenderedPageBreak/>
         <w:t>Frontend</w:t>
+      </w:r>
+    </w:p>
+    <w:p>
+      <w:pPr>
+        <w:pStyle w:val="Listaszerbekezds"/>
+        <w:spacing w:line="360" w:lineRule="auto"/>
+        <w:jc w:val="both"/>
+        <w:rPr>
+          <w:rFonts w:ascii="Times New Roman" w:hAnsi="Times New Roman" w:cs="Times New Roman"/>
+          <w:sz w:val="24"/>
+          <w:szCs w:val="24"/>
+          <w:u w:val="single"/>
+        </w:rPr>
+      </w:pPr>
+      <w:r>
+        <w:rPr>
+          <w:rFonts w:ascii="Times New Roman" w:hAnsi="Times New Roman" w:cs="Times New Roman"/>
+          <w:sz w:val="24"/>
+          <w:szCs w:val="24"/>
+          <w:u w:val="single"/>
+        </w:rPr>
+        <w:t>-HTML5 szerkezet:</w:t>
+      </w:r>
+    </w:p>
+    <w:p>
+      <w:pPr>
+        <w:pStyle w:val="Listaszerbekezds"/>
+        <w:spacing w:line="360" w:lineRule="auto"/>
+        <w:jc w:val="both"/>
+        <w:rPr>
+          <w:rFonts w:ascii="Times New Roman" w:hAnsi="Times New Roman" w:cs="Times New Roman"/>
+          <w:sz w:val="24"/>
+          <w:szCs w:val="24"/>
+          <w:u w:val="single"/>
+        </w:rPr>
+      </w:pPr>
+    </w:p>
+    <w:p>
+      <w:pPr>
+        <w:pStyle w:val="Listaszerbekezds"/>
+        <w:spacing w:line="360" w:lineRule="auto"/>
+        <w:jc w:val="both"/>
+        <w:rPr>
+          <w:rFonts w:ascii="Times New Roman" w:hAnsi="Times New Roman" w:cs="Times New Roman"/>
+          <w:sz w:val="24"/>
+          <w:szCs w:val="24"/>
+          <w:u w:val="single"/>
+        </w:rPr>
+      </w:pPr>
+      <w:r>
+        <w:rPr>
+          <w:rFonts w:ascii="Times New Roman" w:hAnsi="Times New Roman" w:cs="Times New Roman"/>
+          <w:sz w:val="24"/>
+          <w:szCs w:val="24"/>
+          <w:u w:val="single"/>
+        </w:rPr>
+        <w:t>-CSS és reszponzivitás:</w:t>
+      </w:r>
+    </w:p>
+    <w:p>
+      <w:pPr>
+        <w:pStyle w:val="Listaszerbekezds"/>
+        <w:spacing w:line="360" w:lineRule="auto"/>
+        <w:jc w:val="both"/>
+        <w:rPr>
+          <w:rFonts w:ascii="Times New Roman" w:hAnsi="Times New Roman" w:cs="Times New Roman"/>
+          <w:sz w:val="24"/>
+          <w:szCs w:val="24"/>
+          <w:u w:val="single"/>
+        </w:rPr>
+      </w:pPr>
+    </w:p>
+    <w:p>
+      <w:pPr>
+        <w:pStyle w:val="Listaszerbekezds"/>
+        <w:spacing w:line="360" w:lineRule="auto"/>
+        <w:jc w:val="both"/>
+        <w:rPr>
+          <w:rFonts w:ascii="Times New Roman" w:hAnsi="Times New Roman" w:cs="Times New Roman"/>
+          <w:sz w:val="24"/>
+          <w:szCs w:val="24"/>
+          <w:u w:val="single"/>
+        </w:rPr>
+      </w:pPr>
+      <w:r>
+        <w:rPr>
+          <w:rFonts w:ascii="Times New Roman" w:hAnsi="Times New Roman" w:cs="Times New Roman"/>
+          <w:sz w:val="24"/>
+          <w:szCs w:val="24"/>
+          <w:u w:val="single"/>
+        </w:rPr>
+        <w:t>-JavaScripts funkciók:</w:t>
+      </w:r>
+    </w:p>
+    <w:p>
+      <w:pPr>
+        <w:pStyle w:val="Listaszerbekezds"/>
+        <w:spacing w:line="360" w:lineRule="auto"/>
+        <w:jc w:val="both"/>
+        <w:rPr>
+          <w:rFonts w:ascii="Times New Roman" w:hAnsi="Times New Roman" w:cs="Times New Roman"/>
+          <w:sz w:val="24"/>
+          <w:szCs w:val="24"/>
+          <w:u w:val="single"/>
+        </w:rPr>
+      </w:pPr>
+    </w:p>
+    <w:p>
+      <w:pPr>
+        <w:pStyle w:val="Listaszerbekezds"/>
+        <w:spacing w:line="360" w:lineRule="auto"/>
+        <w:jc w:val="both"/>
+        <w:rPr>
+          <w:rFonts w:ascii="Times New Roman" w:hAnsi="Times New Roman" w:cs="Times New Roman"/>
+          <w:sz w:val="24"/>
+          <w:szCs w:val="24"/>
+          <w:u w:val="single"/>
+        </w:rPr>
+      </w:pPr>
+      <w:r>
+        <w:rPr>
+          <w:rFonts w:ascii="Times New Roman" w:hAnsi="Times New Roman" w:cs="Times New Roman"/>
+          <w:sz w:val="24"/>
+          <w:szCs w:val="24"/>
+          <w:u w:val="single"/>
+        </w:rPr>
+        <w:t>-Eseménykezelés:</w:t>
       </w:r>
     </w:p>
     <w:p>
@@ -2198,6 +2389,38 @@
         </w:rPr>
         <w:t>:</w:t>
       </w:r>
+      <w:r>
+        <w:rPr>
+          <w:rFonts w:ascii="Times New Roman" w:hAnsi="Times New Roman" w:cs="Times New Roman"/>
+          <w:sz w:val="24"/>
+          <w:szCs w:val="24"/>
+        </w:rPr>
+        <w:t xml:space="preserve"> Ez a bizonyos</w:t>
+      </w:r>
+      <w:r>
+        <w:rPr>
+          <w:rFonts w:ascii="Times New Roman" w:hAnsi="Times New Roman" w:cs="Times New Roman"/>
+          <w:sz w:val="24"/>
+          <w:szCs w:val="24"/>
+        </w:rPr>
+        <w:t xml:space="preserve"> projektmunkánk rengeteg különböző PHP elemből/fájlból áll össze a teljes működéshez. Először is, a legelső teendő az az volt, hogy össze kössük az adatbázisunkat a programinkkal, amely egy egyszerű dbcon.php fájlal valósult meg. Itt csak röviden be kellett illeszteni egy gyakori kódot, amit még akár w3schools-ról is le lehet másolni, csak néhány változó változtatására kell figyelni, mint például arra, hogy a mi esetünkben a felhasználó „root” legyen, jelszó beállításra pedig meg itt nem volt szükség, szóval az ott üresen maradt és persze természetesen meg kell adni a pontos adatbázis nevet. </w:t>
+      </w:r>
+      <w:r>
+        <w:rPr>
+          <w:rFonts w:ascii="Times New Roman" w:hAnsi="Times New Roman" w:cs="Times New Roman"/>
+          <w:sz w:val="24"/>
+          <w:szCs w:val="24"/>
+        </w:rPr>
+        <w:t>Ezek után pedig, végre lett hajtva egy kis gyors echo teszt, ami során kiírattunk egy szöveget if függvény segítségével, vagyis csak akkor írta ki azt a tesztelési szöveget, ha az összekötődés az adatbázissal tényleg megvalósult. Miután ezt böngészőn keresztül leellenőriztük, mindenképpen ki kellett kommentálni azt a végső kiíratást, vagy ha annyira nem érdekelt, ki is törölhettük volna, azért mert az belezavarna a végső programunkba.</w:t>
+      </w:r>
+      <w:r>
+        <w:rPr>
+          <w:rFonts w:ascii="Times New Roman" w:hAnsi="Times New Roman" w:cs="Times New Roman"/>
+          <w:sz w:val="24"/>
+          <w:szCs w:val="24"/>
+        </w:rPr>
+        <w:t xml:space="preserve"> </w:t>
+      </w:r>
     </w:p>
     <w:p>
       <w:pPr>
@@ -2482,6 +2705,7 @@
         <w:spacing w:line="360" w:lineRule="auto"/>
         <w:jc w:val="both"/>
         <w:rPr>
+          <w:rStyle w:val="Hiperhivatkozs"/>
           <w:rFonts w:ascii="Times New Roman" w:hAnsi="Times New Roman" w:cs="Times New Roman"/>
           <w:sz w:val="24"/>
           <w:szCs w:val="24"/>
@@ -2524,6 +2748,44 @@
           <w:t>https://github.com/MarcellRemete/Pizzeria-weboldal</w:t>
         </w:r>
       </w:hyperlink>
+      <w:r>
+        <w:rPr>
+          <w:rStyle w:val="Hiperhivatkozs"/>
+          <w:rFonts w:ascii="Times New Roman" w:hAnsi="Times New Roman" w:cs="Times New Roman"/>
+          <w:sz w:val="24"/>
+          <w:szCs w:val="24"/>
+        </w:rPr>
+        <w:t xml:space="preserve"> </w:t>
+      </w:r>
+    </w:p>
+    <w:p>
+      <w:pPr>
+        <w:spacing w:line="360" w:lineRule="auto"/>
+        <w:jc w:val="both"/>
+        <w:rPr>
+          <w:rFonts w:ascii="Times New Roman" w:hAnsi="Times New Roman" w:cs="Times New Roman"/>
+          <w:sz w:val="24"/>
+          <w:szCs w:val="24"/>
+        </w:rPr>
+      </w:pPr>
+      <w:r>
+        <w:rPr>
+          <w:rFonts w:ascii="Times New Roman" w:hAnsi="Times New Roman" w:cs="Times New Roman"/>
+          <w:sz w:val="24"/>
+          <w:szCs w:val="24"/>
+        </w:rPr>
+        <w:t>Ennek a link</w:t>
+      </w:r>
+      <w:bookmarkStart w:id="0" w:name="_GoBack"/>
+      <w:bookmarkEnd w:id="0"/>
+      <w:r>
+        <w:rPr>
+          <w:rFonts w:ascii="Times New Roman" w:hAnsi="Times New Roman" w:cs="Times New Roman"/>
+          <w:sz w:val="24"/>
+          <w:szCs w:val="24"/>
+        </w:rPr>
+        <w:t>nek a használatával meg fogja tudni tekinteni a Github oldalunkat, amin fent lesz minden, amit csináltunk a tanév során. Kicsit lehet, el lehet, ott veszi a sok mappa és fájl között, viszont a címek és kommentek feltehetően nagy segítségek lesznek majd az áttekintési folyamat során.</w:t>
+      </w:r>
     </w:p>
     <w:p>
       <w:pPr>
@@ -2707,6 +2969,14 @@
           <w:szCs w:val="24"/>
         </w:rPr>
         <w:t>.</w:t>
+      </w:r>
+      <w:r>
+        <w:rPr>
+          <w:rFonts w:ascii="Times New Roman" w:hAnsi="Times New Roman" w:cs="Times New Roman"/>
+          <w:sz w:val="24"/>
+          <w:szCs w:val="24"/>
+        </w:rPr>
+        <w:t xml:space="preserve"> </w:t>
       </w:r>
     </w:p>
     <w:p>
@@ -2929,64 +3199,72 @@
           <w:szCs w:val="24"/>
           <w:u w:val="thick"/>
         </w:rPr>
+        <w:t>-Rendszertesztelés:</w:t>
+      </w:r>
+      <w:r>
+        <w:rPr>
+          <w:rFonts w:ascii="Times New Roman" w:hAnsi="Times New Roman" w:cs="Times New Roman"/>
+          <w:sz w:val="24"/>
+          <w:szCs w:val="24"/>
+        </w:rPr>
+        <w:t xml:space="preserve"> Biztosítani tudjuk, hogy </w:t>
+      </w:r>
+      <w:r>
+        <w:rPr>
+          <w:rFonts w:ascii="Times New Roman" w:hAnsi="Times New Roman" w:cs="Times New Roman"/>
+          <w:sz w:val="24"/>
+          <w:szCs w:val="24"/>
+        </w:rPr>
+        <w:t xml:space="preserve">a program </w:t>
+      </w:r>
+      <w:r>
+        <w:rPr>
+          <w:rFonts w:ascii="Times New Roman" w:hAnsi="Times New Roman" w:cs="Times New Roman"/>
+          <w:sz w:val="24"/>
+          <w:szCs w:val="24"/>
+        </w:rPr>
+        <w:t>működésé</w:t>
+      </w:r>
+      <w:r>
+        <w:rPr>
+          <w:rFonts w:ascii="Times New Roman" w:hAnsi="Times New Roman" w:cs="Times New Roman"/>
+          <w:sz w:val="24"/>
+          <w:szCs w:val="24"/>
+        </w:rPr>
+        <w:t xml:space="preserve"> végig le </w:t>
+      </w:r>
+      <w:r>
+        <w:rPr>
+          <w:rFonts w:ascii="Times New Roman" w:hAnsi="Times New Roman" w:cs="Times New Roman"/>
+          <w:sz w:val="24"/>
+          <w:szCs w:val="24"/>
+        </w:rPr>
+        <w:t>lett</w:t>
+      </w:r>
+      <w:r>
+        <w:rPr>
+          <w:rFonts w:ascii="Times New Roman" w:hAnsi="Times New Roman" w:cs="Times New Roman"/>
+          <w:sz w:val="24"/>
+          <w:szCs w:val="24"/>
+        </w:rPr>
+        <w:t xml:space="preserve"> tesztelve a kezdettől a végéig. Az oldal elején </w:t>
+      </w:r>
+      <w:r>
+        <w:rPr>
+          <w:rFonts w:ascii="Times New Roman" w:hAnsi="Times New Roman" w:cs="Times New Roman"/>
+          <w:sz w:val="24"/>
+          <w:szCs w:val="24"/>
+        </w:rPr>
+        <w:t xml:space="preserve">a regisztrációnál megbizonyosodtunk arról, hogy az új </w:t>
+      </w:r>
+      <w:r>
+        <w:rPr>
+          <w:rFonts w:ascii="Times New Roman" w:hAnsi="Times New Roman" w:cs="Times New Roman"/>
+          <w:sz w:val="24"/>
+          <w:szCs w:val="24"/>
+        </w:rPr>
         <w:lastRenderedPageBreak/>
-        <w:t>-Rendszertesztelés:</w:t>
-      </w:r>
-      <w:r>
-        <w:rPr>
-          <w:rFonts w:ascii="Times New Roman" w:hAnsi="Times New Roman" w:cs="Times New Roman"/>
-          <w:sz w:val="24"/>
-          <w:szCs w:val="24"/>
-        </w:rPr>
-        <w:t xml:space="preserve"> Biztosítani tudjuk, hogy </w:t>
-      </w:r>
-      <w:r>
-        <w:rPr>
-          <w:rFonts w:ascii="Times New Roman" w:hAnsi="Times New Roman" w:cs="Times New Roman"/>
-          <w:sz w:val="24"/>
-          <w:szCs w:val="24"/>
-        </w:rPr>
-        <w:t xml:space="preserve">a program </w:t>
-      </w:r>
-      <w:r>
-        <w:rPr>
-          <w:rFonts w:ascii="Times New Roman" w:hAnsi="Times New Roman" w:cs="Times New Roman"/>
-          <w:sz w:val="24"/>
-          <w:szCs w:val="24"/>
-        </w:rPr>
-        <w:t>működésé</w:t>
-      </w:r>
-      <w:r>
-        <w:rPr>
-          <w:rFonts w:ascii="Times New Roman" w:hAnsi="Times New Roman" w:cs="Times New Roman"/>
-          <w:sz w:val="24"/>
-          <w:szCs w:val="24"/>
-        </w:rPr>
-        <w:t xml:space="preserve"> végig le </w:t>
-      </w:r>
-      <w:r>
-        <w:rPr>
-          <w:rFonts w:ascii="Times New Roman" w:hAnsi="Times New Roman" w:cs="Times New Roman"/>
-          <w:sz w:val="24"/>
-          <w:szCs w:val="24"/>
-        </w:rPr>
-        <w:t>lett</w:t>
-      </w:r>
-      <w:r>
-        <w:rPr>
-          <w:rFonts w:ascii="Times New Roman" w:hAnsi="Times New Roman" w:cs="Times New Roman"/>
-          <w:sz w:val="24"/>
-          <w:szCs w:val="24"/>
-        </w:rPr>
-        <w:t xml:space="preserve"> tesztelve a kezdettől a végéig. Az oldal elején </w:t>
-      </w:r>
-      <w:r>
-        <w:rPr>
-          <w:rFonts w:ascii="Times New Roman" w:hAnsi="Times New Roman" w:cs="Times New Roman"/>
-          <w:sz w:val="24"/>
-          <w:szCs w:val="24"/>
-        </w:rPr>
-        <w:t xml:space="preserve">a regisztrációnál megbizonyosodtunk arról, hogy az új felhasználók adatai igenis bekerülnek az adatbázisunkba, hash-elt jelszóval. Ezek után, visszalépve, megbizonyosodtunk arról, hogy a régi és az új adatok is működnek bejelentkezéshez az oldal fő részére. Ott azon belül végig teszteltünk minden rendeltetést, a fejléc által biztosított navigáció működésétől a pizzák kiválasztásáig és megrendeléséig, mind a navigáció, a kosárhoz való hozzáadás,  az árak összeadása és a megrendelés is kiválóan működött, mint, ahogyan az annak kell. </w:t>
+        <w:t xml:space="preserve">felhasználók adatai igenis bekerülnek az adatbázisunkba, hash-elt jelszóval. Ezek után, visszalépve, megbizonyosodtunk arról, hogy a régi és az új adatok is működnek bejelentkezéshez az oldal fő részére. Ott azon belül végig teszteltünk minden rendeltetést, a fejléc által biztosított navigáció működésétől a pizzák kiválasztásáig és megrendeléséig, mind a navigáció, a kosárhoz való hozzáadás,  az árak összeadása és a megrendelés is kiválóan működött, mint, ahogyan az annak kell. </w:t>
       </w:r>
     </w:p>
     <w:p>
@@ -3378,7 +3656,23 @@
           <w:sz w:val="24"/>
           <w:szCs w:val="24"/>
         </w:rPr>
-        <w:t xml:space="preserve">korábban megadott Github link segítségével megtalálhatják az összes szükséges dolgot. Itt sajnálatosan elég sok minden van, amit lehet kicsit nehéz navigálni olyannak, aki nem dolgozott ennek a készítésében, de a lényeg az, hogy először is le kell tölteni a .zip mappát, aminek a kommentje elárulja, hogy az kell, mert az a végleges programnak a tartalmazója. Ezen felül le is kell másolni a megadott .sql mappát ami szintén mutatja majd, hogy az a végleges verzió. Ezt követően a mellékelt </w:t>
+        <w:t>korábban megadott Github link segítségével megtalálhatják az összes szükséges dolgot. Itt sajnálatosan elég sok minden van, amit lehet kicsit nehéz navigálni olyannak, aki nem dolgozott ennek a készítésében, de a lényeg az, hogy először is le kell tölteni a .zip mappát, aminek a kommentje elárulja, hogy az kell, mert az a végleges programnak a tartalmazója. Ezen felül le is kell másolni a megadott .sql mappát ami szintén mutatja majd, hogy az a végleges verzió. Ezt követően a mellékelt adatbázist be kell importálni</w:t>
+      </w:r>
+      <w:r>
+        <w:rPr>
+          <w:rFonts w:ascii="Times New Roman" w:hAnsi="Times New Roman" w:cs="Times New Roman"/>
+          <w:sz w:val="24"/>
+          <w:szCs w:val="24"/>
+        </w:rPr>
+        <w:t xml:space="preserve"> majd</w:t>
+      </w:r>
+      <w:r>
+        <w:rPr>
+          <w:rFonts w:ascii="Times New Roman" w:hAnsi="Times New Roman" w:cs="Times New Roman"/>
+          <w:sz w:val="24"/>
+          <w:szCs w:val="24"/>
+        </w:rPr>
+        <w:t xml:space="preserve"> egy phpMyAdmin felületére és azonos nevet kell megadni az adatbázisnak, ami csak egyszerűen nem más, mint csak „pizzeria”. A többi </w:t>
       </w:r>
       <w:r>
         <w:rPr>
@@ -3387,23 +3681,7 @@
           <w:szCs w:val="24"/>
         </w:rPr>
         <w:lastRenderedPageBreak/>
-        <w:t>adatbázist be kell importálni</w:t>
-      </w:r>
-      <w:r>
-        <w:rPr>
-          <w:rFonts w:ascii="Times New Roman" w:hAnsi="Times New Roman" w:cs="Times New Roman"/>
-          <w:sz w:val="24"/>
-          <w:szCs w:val="24"/>
-        </w:rPr>
-        <w:t xml:space="preserve"> majd</w:t>
-      </w:r>
-      <w:r>
-        <w:rPr>
-          <w:rFonts w:ascii="Times New Roman" w:hAnsi="Times New Roman" w:cs="Times New Roman"/>
-          <w:sz w:val="24"/>
-          <w:szCs w:val="24"/>
-        </w:rPr>
-        <w:t xml:space="preserve"> egy phpMyAdmin felületére és azonos nevet kell megadni az adatbázisnak, ami csak egyszerűen nem más, mint csak „pizzeria”. A többi fájl, mint például a CSS és PHP beillesztése se kéne, hogy nagy bonyodalom legyen</w:t>
+        <w:t>fájl, mint például a CSS és PHP beillesztése se kéne, hogy nagy bonyodalom legyen</w:t>
       </w:r>
       <w:r>
         <w:rPr>
@@ -3548,8 +3826,6 @@
         </w:rPr>
         <w:t xml:space="preserve">z Apache modult. A MySQL elindítása nem nagyon szükséges, viszont nem árthat azt is aktiválni, majd a mellette lévő, felülről második Admin gombra rányomni, hogy megnyissa az adatbázist, amelyet úgy is be kellett másolni oda ez elött és így ennek a segítségével a program akár még jobban is átláthatóbb. Ezt követően, a megadott böngészőbe, például az </w:t>
       </w:r>
-      <w:bookmarkStart w:id="0" w:name="_GoBack"/>
-      <w:bookmarkEnd w:id="0"/>
       <w:r>
         <w:rPr>
           <w:rFonts w:ascii="Times New Roman" w:hAnsi="Times New Roman" w:cs="Times New Roman"/>
@@ -3588,15 +3864,7 @@
           <w:sz w:val="24"/>
           <w:szCs w:val="24"/>
         </w:rPr>
-        <w:t xml:space="preserve"> ”</w:t>
-      </w:r>
-      <w:r>
-        <w:rPr>
-          <w:rFonts w:ascii="Times New Roman" w:hAnsi="Times New Roman" w:cs="Times New Roman"/>
-          <w:sz w:val="24"/>
-          <w:szCs w:val="24"/>
-        </w:rPr>
-        <w:t>http://localhost/pizzeria</w:t>
+        <w:t xml:space="preserve"> ”http://localhost/pizzeria</w:t>
       </w:r>
       <w:r>
         <w:t>/index.php</w:t>
@@ -3764,45 +4032,45 @@
           <w:szCs w:val="24"/>
           <w:u w:val="thick"/>
         </w:rPr>
+        <w:t>-</w:t>
+      </w:r>
+      <w:r>
+        <w:rPr>
+          <w:rFonts w:ascii="Times New Roman" w:hAnsi="Times New Roman" w:cs="Times New Roman"/>
+          <w:sz w:val="24"/>
+          <w:szCs w:val="24"/>
+          <w:u w:val="thick"/>
+        </w:rPr>
+        <w:t>I</w:t>
+      </w:r>
+      <w:r>
+        <w:rPr>
+          <w:rFonts w:ascii="Times New Roman" w:hAnsi="Times New Roman" w:cs="Times New Roman"/>
+          <w:sz w:val="24"/>
+          <w:szCs w:val="24"/>
+          <w:u w:val="thick"/>
+        </w:rPr>
+        <w:t>smert hibák:</w:t>
+      </w:r>
+    </w:p>
+    <w:p>
+      <w:pPr>
+        <w:spacing w:line="360" w:lineRule="auto"/>
+        <w:jc w:val="both"/>
+        <w:rPr>
+          <w:rFonts w:ascii="Times New Roman" w:hAnsi="Times New Roman" w:cs="Times New Roman"/>
+          <w:sz w:val="24"/>
+          <w:szCs w:val="24"/>
+        </w:rPr>
+      </w:pPr>
+      <w:r>
+        <w:rPr>
+          <w:rFonts w:ascii="Times New Roman" w:hAnsi="Times New Roman" w:cs="Times New Roman"/>
+          <w:sz w:val="24"/>
+          <w:szCs w:val="24"/>
+          <w:u w:val="thick"/>
+        </w:rPr>
         <w:lastRenderedPageBreak/>
-        <w:t>-</w:t>
-      </w:r>
-      <w:r>
-        <w:rPr>
-          <w:rFonts w:ascii="Times New Roman" w:hAnsi="Times New Roman" w:cs="Times New Roman"/>
-          <w:sz w:val="24"/>
-          <w:szCs w:val="24"/>
-          <w:u w:val="thick"/>
-        </w:rPr>
-        <w:t>I</w:t>
-      </w:r>
-      <w:r>
-        <w:rPr>
-          <w:rFonts w:ascii="Times New Roman" w:hAnsi="Times New Roman" w:cs="Times New Roman"/>
-          <w:sz w:val="24"/>
-          <w:szCs w:val="24"/>
-          <w:u w:val="thick"/>
-        </w:rPr>
-        <w:t>smert hibák:</w:t>
-      </w:r>
-    </w:p>
-    <w:p>
-      <w:pPr>
-        <w:spacing w:line="360" w:lineRule="auto"/>
-        <w:jc w:val="both"/>
-        <w:rPr>
-          <w:rFonts w:ascii="Times New Roman" w:hAnsi="Times New Roman" w:cs="Times New Roman"/>
-          <w:sz w:val="24"/>
-          <w:szCs w:val="24"/>
-        </w:rPr>
-      </w:pPr>
-      <w:r>
-        <w:rPr>
-          <w:rFonts w:ascii="Times New Roman" w:hAnsi="Times New Roman" w:cs="Times New Roman"/>
-          <w:sz w:val="24"/>
-          <w:szCs w:val="24"/>
-          <w:u w:val="thick"/>
-        </w:rPr>
         <w:t>-</w:t>
       </w:r>
       <w:r>
@@ -4505,7 +4773,7 @@
           <w:rPr>
             <w:noProof/>
           </w:rPr>
-          <w:t>8</w:t>
+          <w:t>9</w:t>
         </w:r>
         <w:r>
           <w:fldChar w:fldCharType="end"/>
@@ -5471,531 +5739,6 @@
 </w:styles>
 </file>
 
-<file path=word/glossary/document.xml><?xml version="1.0" encoding="utf-8"?>
-<w:glossaryDocument xmlns:wpc="http://schemas.microsoft.com/office/word/2010/wordprocessingCanvas" xmlns:cx="http://schemas.microsoft.com/office/drawing/2014/chartex" xmlns:mc="http://schemas.openxmlformats.org/markup-compatibility/2006" xmlns:o="urn:schemas-microsoft-com:office:office" xmlns:r="http://schemas.openxmlformats.org/officeDocument/2006/relationships" xmlns:m="http://schemas.openxmlformats.org/officeDocument/2006/math" xmlns:v="urn:schemas-microsoft-com:vml" xmlns:wp14="http://schemas.microsoft.com/office/word/2010/wordprocessingDrawing" xmlns:wp="http://schemas.openxmlformats.org/drawingml/2006/wordprocessingDrawing" xmlns:w10="urn:schemas-microsoft-com:office:word" xmlns:w="http://schemas.openxmlformats.org/wordprocessingml/2006/main" xmlns:w14="http://schemas.microsoft.com/office/word/2010/wordml" xmlns:w15="http://schemas.microsoft.com/office/word/2012/wordml" xmlns:w16se="http://schemas.microsoft.com/office/word/2015/wordml/symex" xmlns:wpg="http://schemas.microsoft.com/office/word/2010/wordprocessingGroup" xmlns:wpi="http://schemas.microsoft.com/office/word/2010/wordprocessingInk" xmlns:wne="http://schemas.microsoft.com/office/word/2006/wordml" xmlns:wps="http://schemas.microsoft.com/office/word/2010/wordprocessingShape" mc:Ignorable="w14 w15 w16se wp14"/>
-</file>
-
-<file path=word/glossary/fontTable.xml><?xml version="1.0" encoding="utf-8"?>
-<w:fonts xmlns:mc="http://schemas.openxmlformats.org/markup-compatibility/2006" xmlns:r="http://schemas.openxmlformats.org/officeDocument/2006/relationships" xmlns:w="http://schemas.openxmlformats.org/wordprocessingml/2006/main" xmlns:w14="http://schemas.microsoft.com/office/word/2010/wordml" xmlns:w15="http://schemas.microsoft.com/office/word/2012/wordml" xmlns:w16se="http://schemas.microsoft.com/office/word/2015/wordml/symex" mc:Ignorable="w14 w15 w16se">
-  <w:font w:name="Symbol">
-    <w:panose1 w:val="05050102010706020507"/>
-    <w:charset w:val="02"/>
-    <w:family w:val="roman"/>
-    <w:pitch w:val="variable"/>
-    <w:sig w:usb0="00000000" w:usb1="10000000" w:usb2="00000000" w:usb3="00000000" w:csb0="80000000" w:csb1="00000000"/>
-  </w:font>
-  <w:font w:name="Times New Roman">
-    <w:panose1 w:val="02020603050405020304"/>
-    <w:charset w:val="00"/>
-    <w:family w:val="roman"/>
-    <w:pitch w:val="variable"/>
-    <w:sig w:usb0="E0002EFF" w:usb1="C000785B" w:usb2="00000009" w:usb3="00000000" w:csb0="000001FF" w:csb1="00000000"/>
-  </w:font>
-  <w:font w:name="Courier New">
-    <w:panose1 w:val="02070309020205020404"/>
-    <w:charset w:val="EE"/>
-    <w:family w:val="modern"/>
-    <w:pitch w:val="fixed"/>
-    <w:sig w:usb0="E0002EFF" w:usb1="C0007843" w:usb2="00000009" w:usb3="00000000" w:csb0="000001FF" w:csb1="00000000"/>
-  </w:font>
-  <w:font w:name="Wingdings">
-    <w:panose1 w:val="05000000000000000000"/>
-    <w:charset w:val="02"/>
-    <w:family w:val="auto"/>
-    <w:pitch w:val="variable"/>
-    <w:sig w:usb0="00000000" w:usb1="10000000" w:usb2="00000000" w:usb3="00000000" w:csb0="80000000" w:csb1="00000000"/>
-  </w:font>
-  <w:font w:name="Calibri">
-    <w:panose1 w:val="020F0502020204030204"/>
-    <w:charset w:val="EE"/>
-    <w:family w:val="swiss"/>
-    <w:pitch w:val="variable"/>
-    <w:sig w:usb0="E4002EFF" w:usb1="C200247B" w:usb2="00000009" w:usb3="00000000" w:csb0="000001FF" w:csb1="00000000"/>
-  </w:font>
-  <w:font w:name="Calibri Light">
-    <w:panose1 w:val="020F0302020204030204"/>
-    <w:charset w:val="EE"/>
-    <w:family w:val="swiss"/>
-    <w:pitch w:val="variable"/>
-    <w:sig w:usb0="E4002EFF" w:usb1="C200247B" w:usb2="00000009" w:usb3="00000000" w:csb0="000001FF" w:csb1="00000000"/>
-  </w:font>
-</w:fonts>
-</file>
-
-<file path=word/glossary/settings.xml><?xml version="1.0" encoding="utf-8"?>
-<w:settings xmlns:mc="http://schemas.openxmlformats.org/markup-compatibility/2006" xmlns:o="urn:schemas-microsoft-com:office:office" xmlns:r="http://schemas.openxmlformats.org/officeDocument/2006/relationships" xmlns:m="http://schemas.openxmlformats.org/officeDocument/2006/math" xmlns:v="urn:schemas-microsoft-com:vml" xmlns:w10="urn:schemas-microsoft-com:office:word" xmlns:w="http://schemas.openxmlformats.org/wordprocessingml/2006/main" xmlns:w14="http://schemas.microsoft.com/office/word/2010/wordml" xmlns:w15="http://schemas.microsoft.com/office/word/2012/wordml" xmlns:w16se="http://schemas.microsoft.com/office/word/2015/wordml/symex" xmlns:sl="http://schemas.openxmlformats.org/schemaLibrary/2006/main" mc:Ignorable="w14 w15 w16se">
-  <w:view w:val="normal"/>
-  <w:defaultTabStop w:val="708"/>
-  <w:hyphenationZone w:val="425"/>
-  <w:characterSpacingControl w:val="doNotCompress"/>
-  <w:compat>
-    <w:useFELayout/>
-    <w:compatSetting w:name="compatibilityMode" w:uri="http://schemas.microsoft.com/office/word" w:val="15"/>
-    <w:compatSetting w:name="overrideTableStyleFontSizeAndJustification" w:uri="http://schemas.microsoft.com/office/word" w:val="1"/>
-    <w:compatSetting w:name="enableOpenTypeFeatures" w:uri="http://schemas.microsoft.com/office/word" w:val="1"/>
-    <w:compatSetting w:name="doNotFlipMirrorIndents" w:uri="http://schemas.microsoft.com/office/word" w:val="1"/>
-    <w:compatSetting w:name="differentiateMultirowTableHeaders" w:uri="http://schemas.microsoft.com/office/word" w:val="1"/>
-  </w:compat>
-  <w:rsids>
-    <w:rsidRoot w:val="00757AC7"/>
-    <w:rsid w:val="00757AC7"/>
-  </w:rsids>
-  <m:mathPr>
-    <m:mathFont m:val="Cambria Math"/>
-    <m:brkBin m:val="before"/>
-    <m:brkBinSub m:val="--"/>
-    <m:smallFrac m:val="0"/>
-    <m:dispDef/>
-    <m:lMargin m:val="0"/>
-    <m:rMargin m:val="0"/>
-    <m:defJc m:val="centerGroup"/>
-    <m:wrapIndent m:val="1440"/>
-    <m:intLim m:val="subSup"/>
-    <m:naryLim m:val="undOvr"/>
-  </m:mathPr>
-  <w:themeFontLang w:val="hu-HU"/>
-  <w:clrSchemeMapping w:bg1="light1" w:t1="dark1" w:bg2="light2" w:t2="dark2" w:accent1="accent1" w:accent2="accent2" w:accent3="accent3" w:accent4="accent4" w:accent5="accent5" w:accent6="accent6" w:hyperlink="hyperlink" w:followedHyperlink="followedHyperlink"/>
-  <w:decimalSymbol w:val=","/>
-  <w:listSeparator w:val=";"/>
-  <w15:chartTrackingRefBased/>
-</w:settings>
-</file>
-
-<file path=word/glossary/styles.xml><?xml version="1.0" encoding="utf-8"?>
-<w:styles xmlns:mc="http://schemas.openxmlformats.org/markup-compatibility/2006" xmlns:r="http://schemas.openxmlformats.org/officeDocument/2006/relationships" xmlns:w="http://schemas.openxmlformats.org/wordprocessingml/2006/main" xmlns:w14="http://schemas.microsoft.com/office/word/2010/wordml" xmlns:w15="http://schemas.microsoft.com/office/word/2012/wordml" xmlns:w16se="http://schemas.microsoft.com/office/word/2015/wordml/symex" mc:Ignorable="w14 w15 w16se">
-  <w:docDefaults>
-    <w:rPrDefault>
-      <w:rPr>
-        <w:rFonts w:asciiTheme="minorHAnsi" w:eastAsiaTheme="minorEastAsia" w:hAnsiTheme="minorHAnsi" w:cstheme="minorBidi"/>
-        <w:sz w:val="22"/>
-        <w:szCs w:val="22"/>
-        <w:lang w:val="hu-HU" w:eastAsia="hu-HU" w:bidi="ar-SA"/>
-      </w:rPr>
-    </w:rPrDefault>
-    <w:pPrDefault>
-      <w:pPr>
-        <w:spacing w:after="160" w:line="259" w:lineRule="auto"/>
-      </w:pPr>
-    </w:pPrDefault>
-  </w:docDefaults>
-  <w:latentStyles w:defLockedState="0" w:defUIPriority="99" w:defSemiHidden="0" w:defUnhideWhenUsed="0" w:defQFormat="0" w:count="371">
-    <w:lsdException w:name="Normal" w:uiPriority="0" w:qFormat="1"/>
-    <w:lsdException w:name="heading 1" w:uiPriority="9" w:qFormat="1"/>
-    <w:lsdException w:name="heading 2" w:semiHidden="1" w:uiPriority="9" w:unhideWhenUsed="1" w:qFormat="1"/>
-    <w:lsdException w:name="heading 3" w:semiHidden="1" w:uiPriority="9" w:unhideWhenUsed="1" w:qFormat="1"/>
-    <w:lsdException w:name="heading 4" w:semiHidden="1" w:uiPriority="9" w:unhideWhenUsed="1" w:qFormat="1"/>
-    <w:lsdException w:name="heading 5" w:semiHidden="1" w:uiPriority="9" w:unhideWhenUsed="1" w:qFormat="1"/>
-    <w:lsdException w:name="heading 6" w:semiHidden="1" w:uiPriority="9" w:unhideWhenUsed="1" w:qFormat="1"/>
-    <w:lsdException w:name="heading 7" w:semiHidden="1" w:uiPriority="9" w:unhideWhenUsed="1" w:qFormat="1"/>
-    <w:lsdException w:name="heading 8" w:semiHidden="1" w:uiPriority="9" w:unhideWhenUsed="1" w:qFormat="1"/>
-    <w:lsdException w:name="heading 9" w:semiHidden="1" w:uiPriority="9" w:unhideWhenUsed="1" w:qFormat="1"/>
-    <w:lsdException w:name="index 1" w:semiHidden="1" w:unhideWhenUsed="1"/>
-    <w:lsdException w:name="index 2" w:semiHidden="1" w:unhideWhenUsed="1"/>
-    <w:lsdException w:name="index 3" w:semiHidden="1" w:unhideWhenUsed="1"/>
-    <w:lsdException w:name="index 4" w:semiHidden="1" w:unhideWhenUsed="1"/>
-    <w:lsdException w:name="index 5" w:semiHidden="1" w:unhideWhenUsed="1"/>
-    <w:lsdException w:name="index 6" w:semiHidden="1" w:unhideWhenUsed="1"/>
-    <w:lsdException w:name="index 7" w:semiHidden="1" w:unhideWhenUsed="1"/>
-    <w:lsdException w:name="index 8" w:semiHidden="1" w:unhideWhenUsed="1"/>
-    <w:lsdException w:name="index 9" w:semiHidden="1" w:unhideWhenUsed="1"/>
-    <w:lsdException w:name="toc 1" w:semiHidden="1" w:uiPriority="39" w:unhideWhenUsed="1"/>
-    <w:lsdException w:name="toc 2" w:semiHidden="1" w:uiPriority="39" w:unhideWhenUsed="1"/>
-    <w:lsdException w:name="toc 3" w:semiHidden="1" w:uiPriority="39" w:unhideWhenUsed="1"/>
-    <w:lsdException w:name="toc 4" w:semiHidden="1" w:uiPriority="39" w:unhideWhenUsed="1"/>
-    <w:lsdException w:name="toc 5" w:semiHidden="1" w:uiPriority="39" w:unhideWhenUsed="1"/>
-    <w:lsdException w:name="toc 6" w:semiHidden="1" w:uiPriority="39" w:unhideWhenUsed="1"/>
-    <w:lsdException w:name="toc 7" w:semiHidden="1" w:uiPriority="39" w:unhideWhenUsed="1"/>
-    <w:lsdException w:name="toc 8" w:semiHidden="1" w:uiPriority="39" w:unhideWhenUsed="1"/>
-    <w:lsdException w:name="toc 9" w:semiHidden="1" w:uiPriority="39" w:unhideWhenUsed="1"/>
-    <w:lsdException w:name="Normal Indent" w:semiHidden="1" w:unhideWhenUsed="1"/>
-    <w:lsdException w:name="footnote text" w:semiHidden="1" w:unhideWhenUsed="1"/>
-    <w:lsdException w:name="annotation text" w:semiHidden="1" w:unhideWhenUsed="1"/>
-    <w:lsdException w:name="header" w:semiHidden="1" w:unhideWhenUsed="1"/>
-    <w:lsdException w:name="footer" w:semiHidden="1" w:unhideWhenUsed="1"/>
-    <w:lsdException w:name="index heading" w:semiHidden="1" w:unhideWhenUsed="1"/>
-    <w:lsdException w:name="caption" w:semiHidden="1" w:uiPriority="35" w:unhideWhenUsed="1" w:qFormat="1"/>
-    <w:lsdException w:name="table of figures" w:semiHidden="1" w:unhideWhenUsed="1"/>
-    <w:lsdException w:name="envelope address" w:semiHidden="1" w:unhideWhenUsed="1"/>
-    <w:lsdException w:name="envelope return" w:semiHidden="1" w:unhideWhenUsed="1"/>
-    <w:lsdException w:name="footnote reference" w:semiHidden="1" w:unhideWhenUsed="1"/>
-    <w:lsdException w:name="annotation reference" w:semiHidden="1" w:unhideWhenUsed="1"/>
-    <w:lsdException w:name="line number" w:semiHidden="1" w:unhideWhenUsed="1"/>
-    <w:lsdException w:name="page number" w:semiHidden="1" w:unhideWhenUsed="1"/>
-    <w:lsdException w:name="endnote reference" w:semiHidden="1" w:unhideWhenUsed="1"/>
-    <w:lsdException w:name="endnote text" w:semiHidden="1" w:unhideWhenUsed="1"/>
-    <w:lsdException w:name="table of authorities" w:semiHidden="1" w:unhideWhenUsed="1"/>
-    <w:lsdException w:name="macro" w:semiHidden="1" w:unhideWhenUsed="1"/>
-    <w:lsdException w:name="toa heading" w:semiHidden="1" w:unhideWhenUsed="1"/>
-    <w:lsdException w:name="List" w:semiHidden="1" w:unhideWhenUsed="1"/>
-    <w:lsdException w:name="List Bullet" w:semiHidden="1" w:unhideWhenUsed="1"/>
-    <w:lsdException w:name="List Number" w:semiHidden="1" w:unhideWhenUsed="1"/>
-    <w:lsdException w:name="List 2" w:semiHidden="1" w:unhideWhenUsed="1"/>
-    <w:lsdException w:name="List 3" w:semiHidden="1" w:unhideWhenUsed="1"/>
-    <w:lsdException w:name="List 4" w:semiHidden="1" w:unhideWhenUsed="1"/>
-    <w:lsdException w:name="List 5" w:semiHidden="1" w:unhideWhenUsed="1"/>
-    <w:lsdException w:name="List Bullet 2" w:semiHidden="1" w:unhideWhenUsed="1"/>
-    <w:lsdException w:name="List Bullet 3" w:semiHidden="1" w:unhideWhenUsed="1"/>
-    <w:lsdException w:name="List Bullet 4" w:semiHidden="1" w:unhideWhenUsed="1"/>
-    <w:lsdException w:name="List Bullet 5" w:semiHidden="1" w:unhideWhenUsed="1"/>
-    <w:lsdException w:name="List Number 2" w:semiHidden="1" w:unhideWhenUsed="1"/>
-    <w:lsdException w:name="List Number 3" w:semiHidden="1" w:unhideWhenUsed="1"/>
-    <w:lsdException w:name="List Number 4" w:semiHidden="1" w:unhideWhenUsed="1"/>
-    <w:lsdException w:name="List Number 5" w:semiHidden="1" w:unhideWhenUsed="1"/>
-    <w:lsdException w:name="Title" w:uiPriority="10" w:qFormat="1"/>
-    <w:lsdException w:name="Closing" w:semiHidden="1" w:unhideWhenUsed="1"/>
-    <w:lsdException w:name="Signature" w:semiHidden="1" w:unhideWhenUsed="1"/>
-    <w:lsdException w:name="Default Paragraph Font" w:semiHidden="1" w:uiPriority="1" w:unhideWhenUsed="1"/>
-    <w:lsdException w:name="Body Text" w:semiHidden="1" w:unhideWhenUsed="1"/>
-    <w:lsdException w:name="Body Text Indent" w:semiHidden="1" w:unhideWhenUsed="1"/>
-    <w:lsdException w:name="List Continue" w:semiHidden="1" w:unhideWhenUsed="1"/>
-    <w:lsdException w:name="List Continue 2" w:semiHidden="1" w:unhideWhenUsed="1"/>
-    <w:lsdException w:name="List Continue 3" w:semiHidden="1" w:unhideWhenUsed="1"/>
-    <w:lsdException w:name="List Continue 4" w:semiHidden="1" w:unhideWhenUsed="1"/>
-    <w:lsdException w:name="List Continue 5" w:semiHidden="1" w:unhideWhenUsed="1"/>
-    <w:lsdException w:name="Message Header" w:semiHidden="1" w:unhideWhenUsed="1"/>
-    <w:lsdException w:name="Subtitle" w:uiPriority="11" w:qFormat="1"/>
-    <w:lsdException w:name="Salutation" w:semiHidden="1" w:unhideWhenUsed="1"/>
-    <w:lsdException w:name="Date" w:semiHidden="1" w:unhideWhenUsed="1"/>
-    <w:lsdException w:name="Body Text First Indent" w:semiHidden="1" w:unhideWhenUsed="1"/>
-    <w:lsdException w:name="Body Text First Indent 2" w:semiHidden="1" w:unhideWhenUsed="1"/>
-    <w:lsdException w:name="Note Heading" w:semiHidden="1" w:unhideWhenUsed="1"/>
-    <w:lsdException w:name="Body Text 2" w:semiHidden="1" w:unhideWhenUsed="1"/>
-    <w:lsdException w:name="Body Text 3" w:semiHidden="1" w:unhideWhenUsed="1"/>
-    <w:lsdException w:name="Body Text Indent 2" w:semiHidden="1" w:unhideWhenUsed="1"/>
-    <w:lsdException w:name="Body Text Indent 3" w:semiHidden="1" w:unhideWhenUsed="1"/>
-    <w:lsdException w:name="Block Text" w:semiHidden="1" w:unhideWhenUsed="1"/>
-    <w:lsdException w:name="Hyperlink" w:semiHidden="1" w:unhideWhenUsed="1"/>
-    <w:lsdException w:name="FollowedHyperlink" w:semiHidden="1" w:unhideWhenUsed="1"/>
-    <w:lsdException w:name="Strong" w:uiPriority="22" w:qFormat="1"/>
-    <w:lsdException w:name="Emphasis" w:uiPriority="20" w:qFormat="1"/>
-    <w:lsdException w:name="Document Map" w:semiHidden="1" w:unhideWhenUsed="1"/>
-    <w:lsdException w:name="Plain Text" w:semiHidden="1" w:unhideWhenUsed="1"/>
-    <w:lsdException w:name="E-mail Signature" w:semiHidden="1" w:unhideWhenUsed="1"/>
-    <w:lsdException w:name="HTML Top of Form" w:semiHidden="1" w:unhideWhenUsed="1"/>
-    <w:lsdException w:name="HTML Bottom of Form" w:semiHidden="1" w:unhideWhenUsed="1"/>
-    <w:lsdException w:name="Normal (Web)" w:semiHidden="1" w:unhideWhenUsed="1"/>
-    <w:lsdException w:name="HTML Acronym" w:semiHidden="1" w:unhideWhenUsed="1"/>
-    <w:lsdException w:name="HTML Address" w:semiHidden="1" w:unhideWhenUsed="1"/>
-    <w:lsdException w:name="HTML Cite" w:semiHidden="1" w:unhideWhenUsed="1"/>
-    <w:lsdException w:name="HTML Code" w:semiHidden="1" w:unhideWhenUsed="1"/>
-    <w:lsdException w:name="HTML Definition" w:semiHidden="1" w:unhideWhenUsed="1"/>
-    <w:lsdException w:name="HTML Keyboard" w:semiHidden="1" w:unhideWhenUsed="1"/>
-    <w:lsdException w:name="HTML Preformatted" w:semiHidden="1" w:unhideWhenUsed="1"/>
-    <w:lsdException w:name="HTML Sample" w:semiHidden="1" w:unhideWhenUsed="1"/>
-    <w:lsdException w:name="HTML Typewriter" w:semiHidden="1" w:unhideWhenUsed="1"/>
-    <w:lsdException w:name="HTML Variable" w:semiHidden="1" w:unhideWhenUsed="1"/>
-    <w:lsdException w:name="Normal Table" w:semiHidden="1" w:unhideWhenUsed="1"/>
-    <w:lsdException w:name="annotation subject" w:semiHidden="1" w:unhideWhenUsed="1"/>
-    <w:lsdException w:name="No List" w:semiHidden="1" w:unhideWhenUsed="1"/>
-    <w:lsdException w:name="Outline List 1" w:semiHidden="1" w:unhideWhenUsed="1"/>
-    <w:lsdException w:name="Outline List 2" w:semiHidden="1" w:unhideWhenUsed="1"/>
-    <w:lsdException w:name="Outline List 3" w:semiHidden="1" w:unhideWhenUsed="1"/>
-    <w:lsdException w:name="Table Simple 1" w:semiHidden="1" w:unhideWhenUsed="1"/>
-    <w:lsdException w:name="Table Simple 2" w:semiHidden="1" w:unhideWhenUsed="1"/>
-    <w:lsdException w:name="Table Simple 3" w:semiHidden="1" w:unhideWhenUsed="1"/>
-    <w:lsdException w:name="Table Classic 1" w:semiHidden="1" w:unhideWhenUsed="1"/>
-    <w:lsdException w:name="Table Classic 2" w:semiHidden="1" w:unhideWhenUsed="1"/>
-    <w:lsdException w:name="Table Classic 3" w:semiHidden="1" w:unhideWhenUsed="1"/>
-    <w:lsdException w:name="Table Classic 4" w:semiHidden="1" w:unhideWhenUsed="1"/>
-    <w:lsdException w:name="Table Colorful 1" w:semiHidden="1" w:unhideWhenUsed="1"/>
-    <w:lsdException w:name="Table Colorful 2" w:semiHidden="1" w:unhideWhenUsed="1"/>
-    <w:lsdException w:name="Table Colorful 3" w:semiHidden="1" w:unhideWhenUsed="1"/>
-    <w:lsdException w:name="Table Columns 1" w:semiHidden="1" w:unhideWhenUsed="1"/>
-    <w:lsdException w:name="Table Columns 2" w:semiHidden="1" w:unhideWhenUsed="1"/>
-    <w:lsdException w:name="Table Columns 3" w:semiHidden="1" w:unhideWhenUsed="1"/>
-    <w:lsdException w:name="Table Columns 4" w:semiHidden="1" w:unhideWhenUsed="1"/>
-    <w:lsdException w:name="Table Columns 5" w:semiHidden="1" w:unhideWhenUsed="1"/>
-    <w:lsdException w:name="Table Grid 1" w:semiHidden="1" w:unhideWhenUsed="1"/>
-    <w:lsdException w:name="Table Grid 2" w:semiHidden="1" w:unhideWhenUsed="1"/>
-    <w:lsdException w:name="Table Grid 3" w:semiHidden="1" w:unhideWhenUsed="1"/>
-    <w:lsdException w:name="Table Grid 4" w:semiHidden="1" w:unhideWhenUsed="1"/>
-    <w:lsdException w:name="Table Grid 5" w:semiHidden="1" w:unhideWhenUsed="1"/>
-    <w:lsdException w:name="Table Grid 6" w:semiHidden="1" w:unhideWhenUsed="1"/>
-    <w:lsdException w:name="Table Grid 7" w:semiHidden="1" w:unhideWhenUsed="1"/>
-    <w:lsdException w:name="Table Grid 8" w:semiHidden="1" w:unhideWhenUsed="1"/>
-    <w:lsdException w:name="Table List 1" w:semiHidden="1" w:unhideWhenUsed="1"/>
-    <w:lsdException w:name="Table List 2" w:semiHidden="1" w:unhideWhenUsed="1"/>
-    <w:lsdException w:name="Table List 3" w:semiHidden="1" w:unhideWhenUsed="1"/>
-    <w:lsdException w:name="Table List 4" w:semiHidden="1" w:unhideWhenUsed="1"/>
-    <w:lsdException w:name="Table List 5" w:semiHidden="1" w:unhideWhenUsed="1"/>
-    <w:lsdException w:name="Table List 6" w:semiHidden="1" w:unhideWhenUsed="1"/>
-    <w:lsdException w:name="Table List 7" w:semiHidden="1" w:unhideWhenUsed="1"/>
-    <w:lsdException w:name="Table List 8" w:semiHidden="1" w:unhideWhenUsed="1"/>
-    <w:lsdException w:name="Table 3D effects 1" w:semiHidden="1" w:unhideWhenUsed="1"/>
-    <w:lsdException w:name="Table 3D effects 2" w:semiHidden="1" w:unhideWhenUsed="1"/>
-    <w:lsdException w:name="Table 3D effects 3" w:semiHidden="1" w:unhideWhenUsed="1"/>
-    <w:lsdException w:name="Table Contemporary" w:semiHidden="1" w:unhideWhenUsed="1"/>
-    <w:lsdException w:name="Table Elegant" w:semiHidden="1" w:unhideWhenUsed="1"/>
-    <w:lsdException w:name="Table Professional" w:semiHidden="1" w:unhideWhenUsed="1"/>
-    <w:lsdException w:name="Table Subtle 1" w:semiHidden="1" w:unhideWhenUsed="1"/>
-    <w:lsdException w:name="Table Subtle 2" w:semiHidden="1" w:unhideWhenUsed="1"/>
-    <w:lsdException w:name="Table Web 1" w:semiHidden="1" w:unhideWhenUsed="1"/>
-    <w:lsdException w:name="Table Web 2" w:semiHidden="1" w:unhideWhenUsed="1"/>
-    <w:lsdException w:name="Table Web 3" w:semiHidden="1" w:unhideWhenUsed="1"/>
-    <w:lsdException w:name="Balloon Text" w:semiHidden="1" w:unhideWhenUsed="1"/>
-    <w:lsdException w:name="Table Grid" w:uiPriority="39"/>
-    <w:lsdException w:name="Table Theme" w:semiHidden="1" w:unhideWhenUsed="1"/>
-    <w:lsdException w:name="Placeholder Text" w:semiHidden="1"/>
-    <w:lsdException w:name="No Spacing" w:uiPriority="1" w:qFormat="1"/>
-    <w:lsdException w:name="Light Shading" w:uiPriority="60"/>
-    <w:lsdException w:name="Light List" w:uiPriority="61"/>
-    <w:lsdException w:name="Light Grid" w:uiPriority="62"/>
-    <w:lsdException w:name="Medium Shading 1" w:uiPriority="63"/>
-    <w:lsdException w:name="Medium Shading 2" w:uiPriority="64"/>
-    <w:lsdException w:name="Medium List 1" w:uiPriority="65"/>
-    <w:lsdException w:name="Medium List 2" w:uiPriority="66"/>
-    <w:lsdException w:name="Medium Grid 1" w:uiPriority="67"/>
-    <w:lsdException w:name="Medium Grid 2" w:uiPriority="68"/>
-    <w:lsdException w:name="Medium Grid 3" w:uiPriority="69"/>
-    <w:lsdException w:name="Dark List" w:uiPriority="70"/>
-    <w:lsdException w:name="Colorful Shading" w:uiPriority="71"/>
-    <w:lsdException w:name="Colorful List" w:uiPriority="72"/>
-    <w:lsdException w:name="Colorful Grid" w:uiPriority="73"/>
-    <w:lsdException w:name="Light Shading Accent 1" w:uiPriority="60"/>
-    <w:lsdException w:name="Light List Accent 1" w:uiPriority="61"/>
-    <w:lsdException w:name="Light Grid Accent 1" w:uiPriority="62"/>
-    <w:lsdException w:name="Medium Shading 1 Accent 1" w:uiPriority="63"/>
-    <w:lsdException w:name="Medium Shading 2 Accent 1" w:uiPriority="64"/>
-    <w:lsdException w:name="Medium List 1 Accent 1" w:uiPriority="65"/>
-    <w:lsdException w:name="Revision" w:semiHidden="1"/>
-    <w:lsdException w:name="List Paragraph" w:uiPriority="34" w:qFormat="1"/>
-    <w:lsdException w:name="Quote" w:uiPriority="29" w:qFormat="1"/>
-    <w:lsdException w:name="Intense Quote" w:uiPriority="30" w:qFormat="1"/>
-    <w:lsdException w:name="Medium List 2 Accent 1" w:uiPriority="66"/>
-    <w:lsdException w:name="Medium Grid 1 Accent 1" w:uiPriority="67"/>
-    <w:lsdException w:name="Medium Grid 2 Accent 1" w:uiPriority="68"/>
-    <w:lsdException w:name="Medium Grid 3 Accent 1" w:uiPriority="69"/>
-    <w:lsdException w:name="Dark List Accent 1" w:uiPriority="70"/>
-    <w:lsdException w:name="Colorful Shading Accent 1" w:uiPriority="71"/>
-    <w:lsdException w:name="Colorful List Accent 1" w:uiPriority="72"/>
-    <w:lsdException w:name="Colorful Grid Accent 1" w:uiPriority="73"/>
-    <w:lsdException w:name="Light Shading Accent 2" w:uiPriority="60"/>
-    <w:lsdException w:name="Light List Accent 2" w:uiPriority="61"/>
-    <w:lsdException w:name="Light Grid Accent 2" w:uiPriority="62"/>
-    <w:lsdException w:name="Medium Shading 1 Accent 2" w:uiPriority="63"/>
-    <w:lsdException w:name="Medium Shading 2 Accent 2" w:uiPriority="64"/>
-    <w:lsdException w:name="Medium List 1 Accent 2" w:uiPriority="65"/>
-    <w:lsdException w:name="Medium List 2 Accent 2" w:uiPriority="66"/>
-    <w:lsdException w:name="Medium Grid 1 Accent 2" w:uiPriority="67"/>
-    <w:lsdException w:name="Medium Grid 2 Accent 2" w:uiPriority="68"/>
-    <w:lsdException w:name="Medium Grid 3 Accent 2" w:uiPriority="69"/>
-    <w:lsdException w:name="Dark List Accent 2" w:uiPriority="70"/>
-    <w:lsdException w:name="Colorful Shading Accent 2" w:uiPriority="71"/>
-    <w:lsdException w:name="Colorful List Accent 2" w:uiPriority="72"/>
-    <w:lsdException w:name="Colorful Grid Accent 2" w:uiPriority="73"/>
-    <w:lsdException w:name="Light Shading Accent 3" w:uiPriority="60"/>
-    <w:lsdException w:name="Light List Accent 3" w:uiPriority="61"/>
-    <w:lsdException w:name="Light Grid Accent 3" w:uiPriority="62"/>
-    <w:lsdException w:name="Medium Shading 1 Accent 3" w:uiPriority="63"/>
-    <w:lsdException w:name="Medium Shading 2 Accent 3" w:uiPriority="64"/>
-    <w:lsdException w:name="Medium List 1 Accent 3" w:uiPriority="65"/>
-    <w:lsdException w:name="Medium List 2 Accent 3" w:uiPriority="66"/>
-    <w:lsdException w:name="Medium Grid 1 Accent 3" w:uiPriority="67"/>
-    <w:lsdException w:name="Medium Grid 2 Accent 3" w:uiPriority="68"/>
-    <w:lsdException w:name="Medium Grid 3 Accent 3" w:uiPriority="69"/>
-    <w:lsdException w:name="Dark List Accent 3" w:uiPriority="70"/>
-    <w:lsdException w:name="Colorful Shading Accent 3" w:uiPriority="71"/>
-    <w:lsdException w:name="Colorful List Accent 3" w:uiPriority="72"/>
-    <w:lsdException w:name="Colorful Grid Accent 3" w:uiPriority="73"/>
-    <w:lsdException w:name="Light Shading Accent 4" w:uiPriority="60"/>
-    <w:lsdException w:name="Light List Accent 4" w:uiPriority="61"/>
-    <w:lsdException w:name="Light Grid Accent 4" w:uiPriority="62"/>
-    <w:lsdException w:name="Medium Shading 1 Accent 4" w:uiPriority="63"/>
-    <w:lsdException w:name="Medium Shading 2 Accent 4" w:uiPriority="64"/>
-    <w:lsdException w:name="Medium List 1 Accent 4" w:uiPriority="65"/>
-    <w:lsdException w:name="Medium List 2 Accent 4" w:uiPriority="66"/>
-    <w:lsdException w:name="Medium Grid 1 Accent 4" w:uiPriority="67"/>
-    <w:lsdException w:name="Medium Grid 2 Accent 4" w:uiPriority="68"/>
-    <w:lsdException w:name="Medium Grid 3 Accent 4" w:uiPriority="69"/>
-    <w:lsdException w:name="Dark List Accent 4" w:uiPriority="70"/>
-    <w:lsdException w:name="Colorful Shading Accent 4" w:uiPriority="71"/>
-    <w:lsdException w:name="Colorful List Accent 4" w:uiPriority="72"/>
-    <w:lsdException w:name="Colorful Grid Accent 4" w:uiPriority="73"/>
-    <w:lsdException w:name="Light Shading Accent 5" w:uiPriority="60"/>
-    <w:lsdException w:name="Light List Accent 5" w:uiPriority="61"/>
-    <w:lsdException w:name="Light Grid Accent 5" w:uiPriority="62"/>
-    <w:lsdException w:name="Medium Shading 1 Accent 5" w:uiPriority="63"/>
-    <w:lsdException w:name="Medium Shading 2 Accent 5" w:uiPriority="64"/>
-    <w:lsdException w:name="Medium List 1 Accent 5" w:uiPriority="65"/>
-    <w:lsdException w:name="Medium List 2 Accent 5" w:uiPriority="66"/>
-    <w:lsdException w:name="Medium Grid 1 Accent 5" w:uiPriority="67"/>
-    <w:lsdException w:name="Medium Grid 2 Accent 5" w:uiPriority="68"/>
-    <w:lsdException w:name="Medium Grid 3 Accent 5" w:uiPriority="69"/>
-    <w:lsdException w:name="Dark List Accent 5" w:uiPriority="70"/>
-    <w:lsdException w:name="Colorful Shading Accent 5" w:uiPriority="71"/>
-    <w:lsdException w:name="Colorful List Accent 5" w:uiPriority="72"/>
-    <w:lsdException w:name="Colorful Grid Accent 5" w:uiPriority="73"/>
-    <w:lsdException w:name="Light Shading Accent 6" w:uiPriority="60"/>
-    <w:lsdException w:name="Light List Accent 6" w:uiPriority="61"/>
-    <w:lsdException w:name="Light Grid Accent 6" w:uiPriority="62"/>
-    <w:lsdException w:name="Medium Shading 1 Accent 6" w:uiPriority="63"/>
-    <w:lsdException w:name="Medium Shading 2 Accent 6" w:uiPriority="64"/>
-    <w:lsdException w:name="Medium List 1 Accent 6" w:uiPriority="65"/>
-    <w:lsdException w:name="Medium List 2 Accent 6" w:uiPriority="66"/>
-    <w:lsdException w:name="Medium Grid 1 Accent 6" w:uiPriority="67"/>
-    <w:lsdException w:name="Medium Grid 2 Accent 6" w:uiPriority="68"/>
-    <w:lsdException w:name="Medium Grid 3 Accent 6" w:uiPriority="69"/>
-    <w:lsdException w:name="Dark List Accent 6" w:uiPriority="70"/>
-    <w:lsdException w:name="Colorful Shading Accent 6" w:uiPriority="71"/>
-    <w:lsdException w:name="Colorful List Accent 6" w:uiPriority="72"/>
-    <w:lsdException w:name="Colorful Grid Accent 6" w:uiPriority="73"/>
-    <w:lsdException w:name="Subtle Emphasis" w:uiPriority="19" w:qFormat="1"/>
-    <w:lsdException w:name="Intense Emphasis" w:uiPriority="21" w:qFormat="1"/>
-    <w:lsdException w:name="Subtle Reference" w:uiPriority="31" w:qFormat="1"/>
-    <w:lsdException w:name="Intense Reference" w:uiPriority="32" w:qFormat="1"/>
-    <w:lsdException w:name="Book Title" w:uiPriority="33" w:qFormat="1"/>
-    <w:lsdException w:name="Bibliography" w:semiHidden="1" w:uiPriority="37" w:unhideWhenUsed="1"/>
-    <w:lsdException w:name="TOC Heading" w:semiHidden="1" w:uiPriority="39" w:unhideWhenUsed="1" w:qFormat="1"/>
-    <w:lsdException w:name="Plain Table 1" w:uiPriority="41"/>
-    <w:lsdException w:name="Plain Table 2" w:uiPriority="42"/>
-    <w:lsdException w:name="Plain Table 3" w:uiPriority="43"/>
-    <w:lsdException w:name="Plain Table 4" w:uiPriority="44"/>
-    <w:lsdException w:name="Plain Table 5" w:uiPriority="45"/>
-    <w:lsdException w:name="Grid Table Light" w:uiPriority="40"/>
-    <w:lsdException w:name="Grid Table 1 Light" w:uiPriority="46"/>
-    <w:lsdException w:name="Grid Table 2" w:uiPriority="47"/>
-    <w:lsdException w:name="Grid Table 3" w:uiPriority="48"/>
-    <w:lsdException w:name="Grid Table 4" w:uiPriority="49"/>
-    <w:lsdException w:name="Grid Table 5 Dark" w:uiPriority="50"/>
-    <w:lsdException w:name="Grid Table 6 Colorful" w:uiPriority="51"/>
-    <w:lsdException w:name="Grid Table 7 Colorful" w:uiPriority="52"/>
-    <w:lsdException w:name="Grid Table 1 Light Accent 1" w:uiPriority="46"/>
-    <w:lsdException w:name="Grid Table 2 Accent 1" w:uiPriority="47"/>
-    <w:lsdException w:name="Grid Table 3 Accent 1" w:uiPriority="48"/>
-    <w:lsdException w:name="Grid Table 4 Accent 1" w:uiPriority="49"/>
-    <w:lsdException w:name="Grid Table 5 Dark Accent 1" w:uiPriority="50"/>
-    <w:lsdException w:name="Grid Table 6 Colorful Accent 1" w:uiPriority="51"/>
-    <w:lsdException w:name="Grid Table 7 Colorful Accent 1" w:uiPriority="52"/>
-    <w:lsdException w:name="Grid Table 1 Light Accent 2" w:uiPriority="46"/>
-    <w:lsdException w:name="Grid Table 2 Accent 2" w:uiPriority="47"/>
-    <w:lsdException w:name="Grid Table 3 Accent 2" w:uiPriority="48"/>
-    <w:lsdException w:name="Grid Table 4 Accent 2" w:uiPriority="49"/>
-    <w:lsdException w:name="Grid Table 5 Dark Accent 2" w:uiPriority="50"/>
-    <w:lsdException w:name="Grid Table 6 Colorful Accent 2" w:uiPriority="51"/>
-    <w:lsdException w:name="Grid Table 7 Colorful Accent 2" w:uiPriority="52"/>
-    <w:lsdException w:name="Grid Table 1 Light Accent 3" w:uiPriority="46"/>
-    <w:lsdException w:name="Grid Table 2 Accent 3" w:uiPriority="47"/>
-    <w:lsdException w:name="Grid Table 3 Accent 3" w:uiPriority="48"/>
-    <w:lsdException w:name="Grid Table 4 Accent 3" w:uiPriority="49"/>
-    <w:lsdException w:name="Grid Table 5 Dark Accent 3" w:uiPriority="50"/>
-    <w:lsdException w:name="Grid Table 6 Colorful Accent 3" w:uiPriority="51"/>
-    <w:lsdException w:name="Grid Table 7 Colorful Accent 3" w:uiPriority="52"/>
-    <w:lsdException w:name="Grid Table 1 Light Accent 4" w:uiPriority="46"/>
-    <w:lsdException w:name="Grid Table 2 Accent 4" w:uiPriority="47"/>
-    <w:lsdException w:name="Grid Table 3 Accent 4" w:uiPriority="48"/>
-    <w:lsdException w:name="Grid Table 4 Accent 4" w:uiPriority="49"/>
-    <w:lsdException w:name="Grid Table 5 Dark Accent 4" w:uiPriority="50"/>
-    <w:lsdException w:name="Grid Table 6 Colorful Accent 4" w:uiPriority="51"/>
-    <w:lsdException w:name="Grid Table 7 Colorful Accent 4" w:uiPriority="52"/>
-    <w:lsdException w:name="Grid Table 1 Light Accent 5" w:uiPriority="46"/>
-    <w:lsdException w:name="Grid Table 2 Accent 5" w:uiPriority="47"/>
-    <w:lsdException w:name="Grid Table 3 Accent 5" w:uiPriority="48"/>
-    <w:lsdException w:name="Grid Table 4 Accent 5" w:uiPriority="49"/>
-    <w:lsdException w:name="Grid Table 5 Dark Accent 5" w:uiPriority="50"/>
-    <w:lsdException w:name="Grid Table 6 Colorful Accent 5" w:uiPriority="51"/>
-    <w:lsdException w:name="Grid Table 7 Colorful Accent 5" w:uiPriority="52"/>
-    <w:lsdException w:name="Grid Table 1 Light Accent 6" w:uiPriority="46"/>
-    <w:lsdException w:name="Grid Table 2 Accent 6" w:uiPriority="47"/>
-    <w:lsdException w:name="Grid Table 3 Accent 6" w:uiPriority="48"/>
-    <w:lsdException w:name="Grid Table 4 Accent 6" w:uiPriority="49"/>
-    <w:lsdException w:name="Grid Table 5 Dark Accent 6" w:uiPriority="50"/>
-    <w:lsdException w:name="Grid Table 6 Colorful Accent 6" w:uiPriority="51"/>
-    <w:lsdException w:name="Grid Table 7 Colorful Accent 6" w:uiPriority="52"/>
-    <w:lsdException w:name="List Table 1 Light" w:uiPriority="46"/>
-    <w:lsdException w:name="List Table 2" w:uiPriority="47"/>
-    <w:lsdException w:name="List Table 3" w:uiPriority="48"/>
-    <w:lsdException w:name="List Table 4" w:uiPriority="49"/>
-    <w:lsdException w:name="List Table 5 Dark" w:uiPriority="50"/>
-    <w:lsdException w:name="List Table 6 Colorful" w:uiPriority="51"/>
-    <w:lsdException w:name="List Table 7 Colorful" w:uiPriority="52"/>
-    <w:lsdException w:name="List Table 1 Light Accent 1" w:uiPriority="46"/>
-    <w:lsdException w:name="List Table 2 Accent 1" w:uiPriority="47"/>
-    <w:lsdException w:name="List Table 3 Accent 1" w:uiPriority="48"/>
-    <w:lsdException w:name="List Table 4 Accent 1" w:uiPriority="49"/>
-    <w:lsdException w:name="List Table 5 Dark Accent 1" w:uiPriority="50"/>
-    <w:lsdException w:name="List Table 6 Colorful Accent 1" w:uiPriority="51"/>
-    <w:lsdException w:name="List Table 7 Colorful Accent 1" w:uiPriority="52"/>
-    <w:lsdException w:name="List Table 1 Light Accent 2" w:uiPriority="46"/>
-    <w:lsdException w:name="List Table 2 Accent 2" w:uiPriority="47"/>
-    <w:lsdException w:name="List Table 3 Accent 2" w:uiPriority="48"/>
-    <w:lsdException w:name="List Table 4 Accent 2" w:uiPriority="49"/>
-    <w:lsdException w:name="List Table 5 Dark Accent 2" w:uiPriority="50"/>
-    <w:lsdException w:name="List Table 6 Colorful Accent 2" w:uiPriority="51"/>
-    <w:lsdException w:name="List Table 7 Colorful Accent 2" w:uiPriority="52"/>
-    <w:lsdException w:name="List Table 1 Light Accent 3" w:uiPriority="46"/>
-    <w:lsdException w:name="List Table 2 Accent 3" w:uiPriority="47"/>
-    <w:lsdException w:name="List Table 3 Accent 3" w:uiPriority="48"/>
-    <w:lsdException w:name="List Table 4 Accent 3" w:uiPriority="49"/>
-    <w:lsdException w:name="List Table 5 Dark Accent 3" w:uiPriority="50"/>
-    <w:lsdException w:name="List Table 6 Colorful Accent 3" w:uiPriority="51"/>
-    <w:lsdException w:name="List Table 7 Colorful Accent 3" w:uiPriority="52"/>
-    <w:lsdException w:name="List Table 1 Light Accent 4" w:uiPriority="46"/>
-    <w:lsdException w:name="List Table 2 Accent 4" w:uiPriority="47"/>
-    <w:lsdException w:name="List Table 3 Accent 4" w:uiPriority="48"/>
-    <w:lsdException w:name="List Table 4 Accent 4" w:uiPriority="49"/>
-    <w:lsdException w:name="List Table 5 Dark Accent 4" w:uiPriority="50"/>
-    <w:lsdException w:name="List Table 6 Colorful Accent 4" w:uiPriority="51"/>
-    <w:lsdException w:name="List Table 7 Colorful Accent 4" w:uiPriority="52"/>
-    <w:lsdException w:name="List Table 1 Light Accent 5" w:uiPriority="46"/>
-    <w:lsdException w:name="List Table 2 Accent 5" w:uiPriority="47"/>
-    <w:lsdException w:name="List Table 3 Accent 5" w:uiPriority="48"/>
-    <w:lsdException w:name="List Table 4 Accent 5" w:uiPriority="49"/>
-    <w:lsdException w:name="List Table 5 Dark Accent 5" w:uiPriority="50"/>
-    <w:lsdException w:name="List Table 6 Colorful Accent 5" w:uiPriority="51"/>
-    <w:lsdException w:name="List Table 7 Colorful Accent 5" w:uiPriority="52"/>
-    <w:lsdException w:name="List Table 1 Light Accent 6" w:uiPriority="46"/>
-    <w:lsdException w:name="List Table 2 Accent 6" w:uiPriority="47"/>
-    <w:lsdException w:name="List Table 3 Accent 6" w:uiPriority="48"/>
-    <w:lsdException w:name="List Table 4 Accent 6" w:uiPriority="49"/>
-    <w:lsdException w:name="List Table 5 Dark Accent 6" w:uiPriority="50"/>
-    <w:lsdException w:name="List Table 6 Colorful Accent 6" w:uiPriority="51"/>
-    <w:lsdException w:name="List Table 7 Colorful Accent 6" w:uiPriority="52"/>
-  </w:latentStyles>
-  <w:style w:type="paragraph" w:default="1" w:styleId="Norml">
-    <w:name w:val="Normal"/>
-    <w:qFormat/>
-  </w:style>
-  <w:style w:type="character" w:default="1" w:styleId="Bekezdsalapbettpusa">
-    <w:name w:val="Default Paragraph Font"/>
-    <w:uiPriority w:val="1"/>
-    <w:semiHidden/>
-    <w:unhideWhenUsed/>
-  </w:style>
-  <w:style w:type="table" w:default="1" w:styleId="Normltblzat">
-    <w:name w:val="Normal Table"/>
-    <w:uiPriority w:val="99"/>
-    <w:semiHidden/>
-    <w:unhideWhenUsed/>
-    <w:tblPr>
-      <w:tblInd w:w="0" w:type="dxa"/>
-      <w:tblCellMar>
-        <w:top w:w="0" w:type="dxa"/>
-        <w:left w:w="108" w:type="dxa"/>
-        <w:bottom w:w="0" w:type="dxa"/>
-        <w:right w:w="108" w:type="dxa"/>
-      </w:tblCellMar>
-    </w:tblPr>
-  </w:style>
-  <w:style w:type="numbering" w:default="1" w:styleId="Nemlista">
-    <w:name w:val="No List"/>
-    <w:uiPriority w:val="99"/>
-    <w:semiHidden/>
-    <w:unhideWhenUsed/>
-  </w:style>
-  <w:style w:type="paragraph" w:customStyle="1" w:styleId="9F26E1D66EEE4D12ABA76378A4DDD82A">
-    <w:name w:val="9F26E1D66EEE4D12ABA76378A4DDD82A"/>
-    <w:rsid w:val="00757AC7"/>
-  </w:style>
-</w:styles>
-</file>
-
-<file path=word/glossary/webSettings.xml><?xml version="1.0" encoding="utf-8"?>
-<w:webSettings xmlns:mc="http://schemas.openxmlformats.org/markup-compatibility/2006" xmlns:r="http://schemas.openxmlformats.org/officeDocument/2006/relationships" xmlns:w="http://schemas.openxmlformats.org/wordprocessingml/2006/main" xmlns:w14="http://schemas.microsoft.com/office/word/2010/wordml" xmlns:w15="http://schemas.microsoft.com/office/word/2012/wordml" xmlns:w16se="http://schemas.microsoft.com/office/word/2015/wordml/symex" mc:Ignorable="w14 w15 w16se">
-  <w:optimizeForBrowser/>
-  <w:allowPNG/>
-</w:webSettings>
-</file>
-
 <file path=word/theme/theme1.xml><?xml version="1.0" encoding="utf-8"?>
 <a:theme xmlns:a="http://schemas.openxmlformats.org/drawingml/2006/main" name="Office-téma">
   <a:themeElements>

--- a/Dokumentáció.docx
+++ b/Dokumentáció.docx
@@ -347,6 +347,26 @@
           <w:sz w:val="24"/>
           <w:szCs w:val="24"/>
         </w:rPr>
+        <w:t>-A projekt témája: Egy pizzéria weboldal, vagyis egyféle webshop</w:t>
+      </w:r>
+    </w:p>
+    <w:p>
+      <w:pPr>
+        <w:spacing w:line="360" w:lineRule="auto"/>
+        <w:jc w:val="both"/>
+        <w:rPr>
+          <w:rFonts w:ascii="Times New Roman" w:hAnsi="Times New Roman" w:cs="Times New Roman"/>
+          <w:i/>
+          <w:sz w:val="24"/>
+          <w:szCs w:val="24"/>
+        </w:rPr>
+      </w:pPr>
+      <w:r>
+        <w:rPr>
+          <w:rFonts w:ascii="Times New Roman" w:hAnsi="Times New Roman" w:cs="Times New Roman"/>
+          <w:sz w:val="24"/>
+          <w:szCs w:val="24"/>
+        </w:rPr>
         <w:t>-</w:t>
       </w:r>
       <w:r>
@@ -390,6 +410,34 @@
           <w:szCs w:val="24"/>
         </w:rPr>
         <w:t>Remete Marcell Róbert</w:t>
+      </w:r>
+    </w:p>
+    <w:p>
+      <w:pPr>
+        <w:spacing w:line="360" w:lineRule="auto"/>
+        <w:jc w:val="both"/>
+        <w:rPr>
+          <w:rFonts w:ascii="Times New Roman" w:hAnsi="Times New Roman" w:cs="Times New Roman"/>
+          <w:sz w:val="24"/>
+          <w:szCs w:val="24"/>
+        </w:rPr>
+      </w:pPr>
+      <w:r>
+        <w:rPr>
+          <w:rFonts w:ascii="Times New Roman" w:hAnsi="Times New Roman" w:cs="Times New Roman"/>
+          <w:sz w:val="24"/>
+          <w:szCs w:val="24"/>
+        </w:rPr>
+        <w:t xml:space="preserve">-A konzulens tanár: </w:t>
+      </w:r>
+      <w:r>
+        <w:rPr>
+          <w:rFonts w:ascii="Times New Roman" w:hAnsi="Times New Roman" w:cs="Times New Roman"/>
+          <w:i/>
+          <w:sz w:val="24"/>
+          <w:szCs w:val="24"/>
+        </w:rPr>
+        <w:t>Richárd Győrössy</w:t>
       </w:r>
     </w:p>
     <w:p>
@@ -635,19 +683,86 @@
         </w:rPr>
         <w:t xml:space="preserve"> </w:t>
       </w:r>
-      <w:r>
-        <w:rPr>
-          <w:rFonts w:ascii="Times New Roman" w:hAnsi="Times New Roman" w:cs="Times New Roman"/>
-          <w:sz w:val="24"/>
-          <w:szCs w:val="24"/>
-        </w:rPr>
-        <w:t>A mi csapatunk egy kitalált pizzériának hozott létre egy weboldalt</w:t>
-      </w:r>
-      <w:r>
-        <w:rPr>
-          <w:rFonts w:ascii="Times New Roman" w:hAnsi="Times New Roman" w:cs="Times New Roman"/>
-          <w:sz w:val="24"/>
-          <w:szCs w:val="24"/>
+    </w:p>
+    <w:p>
+      <w:pPr>
+        <w:pStyle w:val="NormlWeb"/>
+        <w:jc w:val="both"/>
+      </w:pPr>
+      <w:r>
+        <w:t>A mi kétszemélyes csoportunk egy kitalált pizzériának hozott létre egy weboldalt, amelynek célja a pizzák online rendelésének megvalósítása, valamint a felhasználók számára hasznos információk biztosítása volt erről a fiktív étteremláncról. A webalkalmazás lehetőséget nyújt a kínálat áttekintésére, az egyes pizzák részletes megismerésére, valamint azok egyszerű és gyors kosárba helyezésére.</w:t>
+      </w:r>
+    </w:p>
+    <w:p>
+      <w:pPr>
+        <w:pStyle w:val="NormlWeb"/>
+        <w:jc w:val="both"/>
+      </w:pPr>
+      <w:r>
+        <w:t>A fejlesztés során törekedtünk egy modern, felhasználóbarát felület kialakítására, amely reszponzív megjelenésének köszönhetően különböző eszközökön, például asztali számítógépeken, tableteken és mobiltelefonokon egyaránt jól használható. Az alkalmazás nemcsak a rendelési folyamatot támogatja, hanem bemutatja az étterem történetét és egyedi jellegét is, ezáltal teljesebb élményt tud nyújtani a felhasználóknak a számára.</w:t>
+      </w:r>
+    </w:p>
+    <w:p>
+      <w:pPr>
+        <w:pStyle w:val="NormlWeb"/>
+        <w:jc w:val="both"/>
+      </w:pPr>
+      <w:r>
+        <w:t>A projekt célja az volt, hogy egy valósághoz közeli, működőképes webes rendszert hozzunk létre, amely ötvözi a frontend, backend és egyéb technológiákat, valamint, hogy bemutasson néhány modern webfejlesztési megoldást, amelyet tanultunk az évek során.</w:t>
+      </w:r>
+    </w:p>
+    <w:p>
+      <w:pPr>
+        <w:spacing w:line="360" w:lineRule="auto"/>
+        <w:jc w:val="both"/>
+        <w:rPr>
+          <w:rFonts w:ascii="Times New Roman" w:hAnsi="Times New Roman" w:cs="Times New Roman"/>
+          <w:sz w:val="24"/>
+          <w:szCs w:val="24"/>
+        </w:rPr>
+      </w:pPr>
+      <w:r>
+        <w:rPr>
+          <w:rFonts w:ascii="Times New Roman" w:hAnsi="Times New Roman" w:cs="Times New Roman"/>
+          <w:sz w:val="24"/>
+          <w:szCs w:val="24"/>
+          <w:u w:val="thick"/>
+        </w:rPr>
+        <w:t>-</w:t>
+      </w:r>
+      <w:r>
+        <w:rPr>
+          <w:rFonts w:ascii="Times New Roman" w:hAnsi="Times New Roman" w:cs="Times New Roman"/>
+          <w:sz w:val="24"/>
+          <w:szCs w:val="24"/>
+          <w:u w:val="thick"/>
+        </w:rPr>
+        <w:t>A</w:t>
+      </w:r>
+      <w:r>
+        <w:rPr>
+          <w:rFonts w:ascii="Times New Roman" w:hAnsi="Times New Roman" w:cs="Times New Roman"/>
+          <w:sz w:val="24"/>
+          <w:szCs w:val="24"/>
+          <w:u w:val="thick"/>
+        </w:rPr>
+        <w:t xml:space="preserve"> felada</w:t>
+      </w:r>
+      <w:r>
+        <w:rPr>
+          <w:rFonts w:ascii="Times New Roman" w:hAnsi="Times New Roman" w:cs="Times New Roman"/>
+          <w:sz w:val="24"/>
+          <w:szCs w:val="24"/>
+          <w:u w:val="thick"/>
+        </w:rPr>
+        <w:t>t</w:t>
+      </w:r>
+      <w:r>
+        <w:rPr>
+          <w:rFonts w:ascii="Times New Roman" w:hAnsi="Times New Roman" w:cs="Times New Roman"/>
+          <w:sz w:val="24"/>
+          <w:szCs w:val="24"/>
+          <w:u w:val="thick"/>
         </w:rPr>
         <w:t xml:space="preserve"> </w:t>
       </w:r>
@@ -656,27 +771,65 @@
           <w:rFonts w:ascii="Times New Roman" w:hAnsi="Times New Roman" w:cs="Times New Roman"/>
           <w:sz w:val="24"/>
           <w:szCs w:val="24"/>
-        </w:rPr>
-        <w:t>pizzák rendeléséhez, emellett egyéb információk átadása erről a fiktív étteremláncról</w:t>
-      </w:r>
-    </w:p>
-    <w:p>
-      <w:pPr>
-        <w:spacing w:line="360" w:lineRule="auto"/>
-        <w:jc w:val="both"/>
-        <w:rPr>
-          <w:rFonts w:ascii="Times New Roman" w:hAnsi="Times New Roman" w:cs="Times New Roman"/>
-          <w:sz w:val="24"/>
-          <w:szCs w:val="24"/>
-        </w:rPr>
-      </w:pPr>
-      <w:r>
-        <w:rPr>
-          <w:rFonts w:ascii="Times New Roman" w:hAnsi="Times New Roman" w:cs="Times New Roman"/>
-          <w:sz w:val="24"/>
-          <w:szCs w:val="24"/>
-          <w:u w:val="thick"/>
-        </w:rPr>
+          <w:u w:val="thick"/>
+        </w:rPr>
+        <w:t>leírása:</w:t>
+      </w:r>
+      <w:r>
+        <w:rPr>
+          <w:rFonts w:ascii="Times New Roman" w:hAnsi="Times New Roman" w:cs="Times New Roman"/>
+          <w:sz w:val="24"/>
+          <w:szCs w:val="24"/>
+        </w:rPr>
+        <w:t xml:space="preserve"> </w:t>
+      </w:r>
+    </w:p>
+    <w:p>
+      <w:pPr>
+        <w:spacing w:line="360" w:lineRule="auto"/>
+        <w:jc w:val="both"/>
+        <w:rPr>
+          <w:rFonts w:ascii="Times New Roman" w:hAnsi="Times New Roman" w:cs="Times New Roman"/>
+          <w:sz w:val="24"/>
+          <w:szCs w:val="24"/>
+        </w:rPr>
+      </w:pPr>
+      <w:r>
+        <w:rPr>
+          <w:rFonts w:ascii="Times New Roman" w:hAnsi="Times New Roman" w:cs="Times New Roman"/>
+          <w:sz w:val="24"/>
+          <w:szCs w:val="24"/>
+        </w:rPr>
+        <w:t>Mint ahogyan valamennyire átadtuk az előző részben, a</w:t>
+      </w:r>
+      <w:r>
+        <w:rPr>
+          <w:rFonts w:ascii="Times New Roman" w:hAnsi="Times New Roman" w:cs="Times New Roman"/>
+          <w:sz w:val="24"/>
+          <w:szCs w:val="24"/>
+        </w:rPr>
+        <w:t xml:space="preserve"> vizsgaremekünkkel arra törekedtünk, hogy létrehozzunk egy reszponzív pizzéria weboldalt, ahol a felhasználók egy adatbázisban tárolt menü segítségével képesek lesznek pizzát rendelni otthonról a telefonjuk vagy egyéb eszközük segítségével. </w:t>
+      </w:r>
+    </w:p>
+    <w:p>
+      <w:pPr>
+        <w:spacing w:line="360" w:lineRule="auto"/>
+        <w:jc w:val="both"/>
+        <w:rPr>
+          <w:rFonts w:ascii="Times New Roman" w:hAnsi="Times New Roman" w:cs="Times New Roman"/>
+          <w:sz w:val="24"/>
+          <w:szCs w:val="24"/>
+          <w:u w:val="thick"/>
+        </w:rPr>
+      </w:pPr>
+      <w:r>
+        <w:rPr>
+          <w:rFonts w:ascii="Times New Roman" w:hAnsi="Times New Roman" w:cs="Times New Roman"/>
+          <w:sz w:val="24"/>
+          <w:szCs w:val="24"/>
+          <w:u w:val="thick"/>
+        </w:rPr>
+        <w:lastRenderedPageBreak/>
         <w:t>-</w:t>
       </w:r>
       <w:r>
@@ -686,32 +839,66 @@
           <w:szCs w:val="24"/>
           <w:u w:val="thick"/>
         </w:rPr>
-        <w:t>A</w:t>
-      </w:r>
-      <w:r>
-        <w:rPr>
-          <w:rFonts w:ascii="Times New Roman" w:hAnsi="Times New Roman" w:cs="Times New Roman"/>
-          <w:sz w:val="24"/>
-          <w:szCs w:val="24"/>
-          <w:u w:val="thick"/>
-        </w:rPr>
-        <w:t xml:space="preserve"> felada</w:t>
-      </w:r>
-      <w:r>
-        <w:rPr>
-          <w:rFonts w:ascii="Times New Roman" w:hAnsi="Times New Roman" w:cs="Times New Roman"/>
-          <w:sz w:val="24"/>
-          <w:szCs w:val="24"/>
-          <w:u w:val="thick"/>
-        </w:rPr>
-        <w:t>t</w:t>
-      </w:r>
-      <w:r>
-        <w:rPr>
-          <w:rFonts w:ascii="Times New Roman" w:hAnsi="Times New Roman" w:cs="Times New Roman"/>
-          <w:sz w:val="24"/>
-          <w:szCs w:val="24"/>
-          <w:u w:val="thick"/>
+        <w:t>F</w:t>
+      </w:r>
+      <w:r>
+        <w:rPr>
+          <w:rFonts w:ascii="Times New Roman" w:hAnsi="Times New Roman" w:cs="Times New Roman"/>
+          <w:sz w:val="24"/>
+          <w:szCs w:val="24"/>
+          <w:u w:val="thick"/>
+        </w:rPr>
+        <w:t>elhasználói igények</w:t>
+      </w:r>
+      <w:r>
+        <w:rPr>
+          <w:rFonts w:ascii="Times New Roman" w:hAnsi="Times New Roman" w:cs="Times New Roman"/>
+          <w:sz w:val="24"/>
+          <w:szCs w:val="24"/>
+          <w:u w:val="thick"/>
+        </w:rPr>
+        <w:t>:</w:t>
+      </w:r>
+    </w:p>
+    <w:p>
+      <w:pPr>
+        <w:spacing w:line="360" w:lineRule="auto"/>
+        <w:jc w:val="both"/>
+        <w:rPr>
+          <w:rFonts w:ascii="Times New Roman" w:hAnsi="Times New Roman" w:cs="Times New Roman"/>
+          <w:sz w:val="24"/>
+          <w:szCs w:val="24"/>
+        </w:rPr>
+      </w:pPr>
+      <w:r>
+        <w:rPr>
+          <w:rFonts w:ascii="Times New Roman" w:hAnsi="Times New Roman" w:cs="Times New Roman"/>
+          <w:sz w:val="24"/>
+          <w:szCs w:val="24"/>
+        </w:rPr>
+        <w:t>Szándékunk ezzel a rendszerrel, hogy minden egyes vevő rendelési folyamata egyszerű és igazán könnyen átlátható legyen</w:t>
+      </w:r>
+      <w:r>
+        <w:rPr>
+          <w:rFonts w:ascii="Times New Roman" w:hAnsi="Times New Roman" w:cs="Times New Roman"/>
+          <w:sz w:val="24"/>
+          <w:szCs w:val="24"/>
+        </w:rPr>
+        <w:t>. Tisztában kell tudnia lenni az összetevőkkel és az árakkal, valamint egyértelmű visszajelzéseket is kapjon a programunktól</w:t>
+      </w:r>
+      <w:r>
+        <w:rPr>
+          <w:rFonts w:ascii="Times New Roman" w:hAnsi="Times New Roman" w:cs="Times New Roman"/>
+          <w:sz w:val="24"/>
+          <w:szCs w:val="24"/>
+        </w:rPr>
+        <w:t>. Ezek mellett maga a weboldal kinézete sem lehet ronda, hanem igazán is csábító és kívánatos</w:t>
+      </w:r>
+      <w:r>
+        <w:rPr>
+          <w:rFonts w:ascii="Times New Roman" w:hAnsi="Times New Roman" w:cs="Times New Roman"/>
+          <w:sz w:val="24"/>
+          <w:szCs w:val="24"/>
         </w:rPr>
         <w:t xml:space="preserve"> </w:t>
       </w:r>
@@ -720,9 +907,216 @@
           <w:rFonts w:ascii="Times New Roman" w:hAnsi="Times New Roman" w:cs="Times New Roman"/>
           <w:sz w:val="24"/>
           <w:szCs w:val="24"/>
-          <w:u w:val="thick"/>
-        </w:rPr>
-        <w:t>leírása:</w:t>
+        </w:rPr>
+        <w:t>a kuncsaft számára</w:t>
+      </w:r>
+      <w:r>
+        <w:rPr>
+          <w:rFonts w:ascii="Times New Roman" w:hAnsi="Times New Roman" w:cs="Times New Roman"/>
+          <w:sz w:val="24"/>
+          <w:szCs w:val="24"/>
+        </w:rPr>
+        <w:t>.</w:t>
+      </w:r>
+    </w:p>
+    <w:p>
+      <w:pPr>
+        <w:spacing w:line="360" w:lineRule="auto"/>
+        <w:jc w:val="both"/>
+        <w:rPr>
+          <w:rFonts w:ascii="Times New Roman" w:hAnsi="Times New Roman" w:cs="Times New Roman"/>
+          <w:sz w:val="24"/>
+          <w:szCs w:val="24"/>
+          <w:u w:val="thick"/>
+        </w:rPr>
+      </w:pPr>
+      <w:r>
+        <w:rPr>
+          <w:rFonts w:ascii="Times New Roman" w:hAnsi="Times New Roman" w:cs="Times New Roman"/>
+          <w:sz w:val="24"/>
+          <w:szCs w:val="24"/>
+          <w:u w:val="thick"/>
+        </w:rPr>
+        <w:t>-</w:t>
+      </w:r>
+      <w:r>
+        <w:rPr>
+          <w:rFonts w:ascii="Times New Roman" w:hAnsi="Times New Roman" w:cs="Times New Roman"/>
+          <w:sz w:val="24"/>
+          <w:szCs w:val="24"/>
+          <w:u w:val="thick"/>
+        </w:rPr>
+        <w:t>F</w:t>
+      </w:r>
+      <w:r>
+        <w:rPr>
+          <w:rFonts w:ascii="Times New Roman" w:hAnsi="Times New Roman" w:cs="Times New Roman"/>
+          <w:sz w:val="24"/>
+          <w:szCs w:val="24"/>
+          <w:u w:val="thick"/>
+        </w:rPr>
+        <w:t>unkcionális követelmények:</w:t>
+      </w:r>
+    </w:p>
+    <w:p>
+      <w:pPr>
+        <w:spacing w:line="360" w:lineRule="auto"/>
+        <w:jc w:val="both"/>
+        <w:rPr>
+          <w:rFonts w:ascii="Times New Roman" w:hAnsi="Times New Roman" w:cs="Times New Roman"/>
+          <w:sz w:val="24"/>
+          <w:szCs w:val="24"/>
+        </w:rPr>
+      </w:pPr>
+      <w:r>
+        <w:rPr>
+          <w:rFonts w:ascii="Times New Roman" w:hAnsi="Times New Roman" w:cs="Times New Roman"/>
+          <w:sz w:val="24"/>
+          <w:szCs w:val="24"/>
+        </w:rPr>
+        <w:t xml:space="preserve">A rendszer által </w:t>
+      </w:r>
+      <w:r>
+        <w:rPr>
+          <w:rFonts w:ascii="Times New Roman" w:hAnsi="Times New Roman" w:cs="Times New Roman"/>
+          <w:sz w:val="24"/>
+          <w:szCs w:val="24"/>
+        </w:rPr>
+        <w:t>megjelenített</w:t>
+      </w:r>
+      <w:r>
+        <w:rPr>
+          <w:rFonts w:ascii="Times New Roman" w:hAnsi="Times New Roman" w:cs="Times New Roman"/>
+          <w:sz w:val="24"/>
+          <w:szCs w:val="24"/>
+        </w:rPr>
+        <w:t xml:space="preserve"> étlapon, a felhasználó</w:t>
+      </w:r>
+      <w:r>
+        <w:rPr>
+          <w:rFonts w:ascii="Times New Roman" w:hAnsi="Times New Roman" w:cs="Times New Roman"/>
+          <w:sz w:val="24"/>
+          <w:szCs w:val="24"/>
+        </w:rPr>
+        <w:t xml:space="preserve"> képes kosárba helyezni rendeléseit</w:t>
+      </w:r>
+      <w:r>
+        <w:rPr>
+          <w:rFonts w:ascii="Times New Roman" w:hAnsi="Times New Roman" w:cs="Times New Roman"/>
+          <w:sz w:val="24"/>
+          <w:szCs w:val="24"/>
+        </w:rPr>
+        <w:t>,</w:t>
+      </w:r>
+      <w:r>
+        <w:rPr>
+          <w:rFonts w:ascii="Times New Roman" w:hAnsi="Times New Roman" w:cs="Times New Roman"/>
+          <w:sz w:val="24"/>
+          <w:szCs w:val="24"/>
+        </w:rPr>
+        <w:t xml:space="preserve"> ahol a végső rendelés elött át lehet </w:t>
+      </w:r>
+      <w:r>
+        <w:rPr>
+          <w:rFonts w:ascii="Times New Roman" w:hAnsi="Times New Roman" w:cs="Times New Roman"/>
+          <w:sz w:val="24"/>
+          <w:szCs w:val="24"/>
+        </w:rPr>
+        <w:t>még egyszer</w:t>
+      </w:r>
+      <w:r>
+        <w:rPr>
+          <w:rFonts w:ascii="Times New Roman" w:hAnsi="Times New Roman" w:cs="Times New Roman"/>
+          <w:sz w:val="24"/>
+          <w:szCs w:val="24"/>
+        </w:rPr>
+        <w:t xml:space="preserve"> nézni a kiválasztott termékeket, azoknak árait, valamint a végösszeget. Ezentúl az admi</w:t>
+      </w:r>
+      <w:r>
+        <w:rPr>
+          <w:rFonts w:ascii="Times New Roman" w:hAnsi="Times New Roman" w:cs="Times New Roman"/>
+          <w:sz w:val="24"/>
+          <w:szCs w:val="24"/>
+        </w:rPr>
+        <w:t>nisztrátoroknak</w:t>
+      </w:r>
+      <w:r>
+        <w:rPr>
+          <w:rFonts w:ascii="Times New Roman" w:hAnsi="Times New Roman" w:cs="Times New Roman"/>
+          <w:sz w:val="24"/>
+          <w:szCs w:val="24"/>
+        </w:rPr>
+        <w:t xml:space="preserve"> is képesnek kell lennie munkájuknak elvégzésére könnyedén, mint például a felhasználók átnézése</w:t>
+      </w:r>
+      <w:r>
+        <w:rPr>
+          <w:rFonts w:ascii="Times New Roman" w:hAnsi="Times New Roman" w:cs="Times New Roman"/>
+          <w:sz w:val="24"/>
+          <w:szCs w:val="24"/>
+        </w:rPr>
+        <w:t xml:space="preserve"> és</w:t>
+      </w:r>
+      <w:r>
+        <w:rPr>
+          <w:rFonts w:ascii="Times New Roman" w:hAnsi="Times New Roman" w:cs="Times New Roman"/>
+          <w:sz w:val="24"/>
+          <w:szCs w:val="24"/>
+        </w:rPr>
+        <w:t xml:space="preserve"> tiltása</w:t>
+      </w:r>
+      <w:r>
+        <w:rPr>
+          <w:rFonts w:ascii="Times New Roman" w:hAnsi="Times New Roman" w:cs="Times New Roman"/>
+          <w:sz w:val="24"/>
+          <w:szCs w:val="24"/>
+        </w:rPr>
+        <w:t xml:space="preserve"> vagy feloldása</w:t>
+      </w:r>
+      <w:r>
+        <w:rPr>
+          <w:rFonts w:ascii="Times New Roman" w:hAnsi="Times New Roman" w:cs="Times New Roman"/>
+          <w:sz w:val="24"/>
+          <w:szCs w:val="24"/>
+        </w:rPr>
+        <w:t>.</w:t>
+      </w:r>
+    </w:p>
+    <w:p>
+      <w:pPr>
+        <w:spacing w:line="360" w:lineRule="auto"/>
+        <w:jc w:val="both"/>
+        <w:rPr>
+          <w:rFonts w:ascii="Times New Roman" w:hAnsi="Times New Roman" w:cs="Times New Roman"/>
+          <w:sz w:val="24"/>
+          <w:szCs w:val="24"/>
+        </w:rPr>
+      </w:pPr>
+      <w:r>
+        <w:rPr>
+          <w:rFonts w:ascii="Times New Roman" w:hAnsi="Times New Roman" w:cs="Times New Roman"/>
+          <w:sz w:val="24"/>
+          <w:szCs w:val="24"/>
+          <w:u w:val="thick"/>
+        </w:rPr>
+        <w:t>-</w:t>
+      </w:r>
+      <w:r>
+        <w:rPr>
+          <w:rFonts w:ascii="Times New Roman" w:hAnsi="Times New Roman" w:cs="Times New Roman"/>
+          <w:sz w:val="24"/>
+          <w:szCs w:val="24"/>
+          <w:u w:val="thick"/>
+        </w:rPr>
+        <w:t>N</w:t>
+      </w:r>
+      <w:r>
+        <w:rPr>
+          <w:rFonts w:ascii="Times New Roman" w:hAnsi="Times New Roman" w:cs="Times New Roman"/>
+          <w:sz w:val="24"/>
+          <w:szCs w:val="24"/>
+          <w:u w:val="thick"/>
+        </w:rPr>
+        <w:t>em funkcionális követelmények:</w:t>
       </w:r>
       <w:r>
         <w:rPr>
@@ -732,314 +1126,17 @@
         </w:rPr>
         <w:t xml:space="preserve"> </w:t>
       </w:r>
-      <w:r>
-        <w:rPr>
-          <w:rFonts w:ascii="Times New Roman" w:hAnsi="Times New Roman" w:cs="Times New Roman"/>
-          <w:sz w:val="24"/>
-          <w:szCs w:val="24"/>
-        </w:rPr>
-        <w:t xml:space="preserve">A vizsgaremekünkkel arra törekedtünk, hogy létrehozzunk egy reszponzív pizzéria weboldalt, ahol a felhasználók egy adatbázisban tárolt menü segítségével képesek lesznek pizzát rendelni otthonról a telefonjuk vagy egyéb eszközük segítségével. </w:t>
-      </w:r>
-    </w:p>
-    <w:p>
-      <w:pPr>
-        <w:spacing w:line="360" w:lineRule="auto"/>
-        <w:jc w:val="both"/>
-        <w:rPr>
-          <w:rFonts w:ascii="Times New Roman" w:hAnsi="Times New Roman" w:cs="Times New Roman"/>
-          <w:sz w:val="24"/>
-          <w:szCs w:val="24"/>
-        </w:rPr>
-      </w:pPr>
-      <w:r>
-        <w:rPr>
-          <w:rFonts w:ascii="Times New Roman" w:hAnsi="Times New Roman" w:cs="Times New Roman"/>
-          <w:sz w:val="24"/>
-          <w:szCs w:val="24"/>
-          <w:u w:val="thick"/>
-        </w:rPr>
-        <w:t>-</w:t>
-      </w:r>
-      <w:r>
-        <w:rPr>
-          <w:rFonts w:ascii="Times New Roman" w:hAnsi="Times New Roman" w:cs="Times New Roman"/>
-          <w:sz w:val="24"/>
-          <w:szCs w:val="24"/>
-          <w:u w:val="thick"/>
-        </w:rPr>
-        <w:t>F</w:t>
-      </w:r>
-      <w:r>
-        <w:rPr>
-          <w:rFonts w:ascii="Times New Roman" w:hAnsi="Times New Roman" w:cs="Times New Roman"/>
-          <w:sz w:val="24"/>
-          <w:szCs w:val="24"/>
-          <w:u w:val="thick"/>
-        </w:rPr>
-        <w:t>elhasználói igények</w:t>
-      </w:r>
-      <w:r>
-        <w:rPr>
-          <w:rFonts w:ascii="Times New Roman" w:hAnsi="Times New Roman" w:cs="Times New Roman"/>
-          <w:sz w:val="24"/>
-          <w:szCs w:val="24"/>
-          <w:u w:val="thick"/>
-        </w:rPr>
-        <w:t xml:space="preserve">: </w:t>
-      </w:r>
-      <w:r>
-        <w:rPr>
-          <w:rFonts w:ascii="Times New Roman" w:hAnsi="Times New Roman" w:cs="Times New Roman"/>
-          <w:sz w:val="24"/>
-          <w:szCs w:val="24"/>
-        </w:rPr>
-        <w:t>Szándékunk ezzel a rendszerrel, hogy minden egyes vevő rendelési folyamata egyszerű és igazán könnyen átlátható legyen</w:t>
-      </w:r>
-      <w:r>
-        <w:rPr>
-          <w:rFonts w:ascii="Times New Roman" w:hAnsi="Times New Roman" w:cs="Times New Roman"/>
-          <w:sz w:val="24"/>
-          <w:szCs w:val="24"/>
-        </w:rPr>
-        <w:t>. Tisztában kell tudnia lenni az összetevőkkel és az árakkal, valamint egyértelmű visszajelzéseket is kapjon a programunktól</w:t>
-      </w:r>
-      <w:r>
-        <w:rPr>
-          <w:rFonts w:ascii="Times New Roman" w:hAnsi="Times New Roman" w:cs="Times New Roman"/>
-          <w:sz w:val="24"/>
-          <w:szCs w:val="24"/>
-        </w:rPr>
-        <w:t>. Ezek mellett maga a weboldal kinézete sem lehet ronda, hanem igazán is csábító és kívánatos</w:t>
-      </w:r>
-      <w:r>
-        <w:rPr>
-          <w:rFonts w:ascii="Times New Roman" w:hAnsi="Times New Roman" w:cs="Times New Roman"/>
-          <w:sz w:val="24"/>
-          <w:szCs w:val="24"/>
-        </w:rPr>
-        <w:t xml:space="preserve"> </w:t>
-      </w:r>
-      <w:r>
-        <w:rPr>
-          <w:rFonts w:ascii="Times New Roman" w:hAnsi="Times New Roman" w:cs="Times New Roman"/>
-          <w:sz w:val="24"/>
-          <w:szCs w:val="24"/>
-        </w:rPr>
-        <w:t>a kuncsaft számára</w:t>
-      </w:r>
-      <w:r>
-        <w:rPr>
-          <w:rFonts w:ascii="Times New Roman" w:hAnsi="Times New Roman" w:cs="Times New Roman"/>
-          <w:sz w:val="24"/>
-          <w:szCs w:val="24"/>
-        </w:rPr>
-        <w:t>.</w:t>
-      </w:r>
-    </w:p>
-    <w:p>
-      <w:pPr>
-        <w:spacing w:line="360" w:lineRule="auto"/>
-        <w:jc w:val="both"/>
-        <w:rPr>
-          <w:rFonts w:ascii="Times New Roman" w:hAnsi="Times New Roman" w:cs="Times New Roman"/>
-          <w:sz w:val="24"/>
-          <w:szCs w:val="24"/>
-        </w:rPr>
-      </w:pPr>
-      <w:r>
-        <w:rPr>
-          <w:rFonts w:ascii="Times New Roman" w:hAnsi="Times New Roman" w:cs="Times New Roman"/>
-          <w:sz w:val="24"/>
-          <w:szCs w:val="24"/>
-          <w:u w:val="thick"/>
-        </w:rPr>
-        <w:t>-</w:t>
-      </w:r>
-      <w:r>
-        <w:rPr>
-          <w:rFonts w:ascii="Times New Roman" w:hAnsi="Times New Roman" w:cs="Times New Roman"/>
-          <w:sz w:val="24"/>
-          <w:szCs w:val="24"/>
-          <w:u w:val="thick"/>
-        </w:rPr>
-        <w:t>F</w:t>
-      </w:r>
-      <w:r>
-        <w:rPr>
-          <w:rFonts w:ascii="Times New Roman" w:hAnsi="Times New Roman" w:cs="Times New Roman"/>
-          <w:sz w:val="24"/>
-          <w:szCs w:val="24"/>
-          <w:u w:val="thick"/>
-        </w:rPr>
-        <w:t>unkcionális követelmények:</w:t>
-      </w:r>
-      <w:r>
-        <w:rPr>
-          <w:rFonts w:ascii="Times New Roman" w:hAnsi="Times New Roman" w:cs="Times New Roman"/>
-          <w:sz w:val="24"/>
-          <w:szCs w:val="24"/>
-          <w:u w:val="thick"/>
-        </w:rPr>
-        <w:t xml:space="preserve"> </w:t>
-      </w:r>
-      <w:r>
-        <w:rPr>
-          <w:rFonts w:ascii="Times New Roman" w:hAnsi="Times New Roman" w:cs="Times New Roman"/>
-          <w:sz w:val="24"/>
-          <w:szCs w:val="24"/>
-        </w:rPr>
-        <w:t xml:space="preserve">A rendszer által </w:t>
-      </w:r>
-      <w:r>
-        <w:rPr>
-          <w:rFonts w:ascii="Times New Roman" w:hAnsi="Times New Roman" w:cs="Times New Roman"/>
-          <w:sz w:val="24"/>
-          <w:szCs w:val="24"/>
-        </w:rPr>
-        <w:t>megjelenített</w:t>
-      </w:r>
-      <w:r>
-        <w:rPr>
-          <w:rFonts w:ascii="Times New Roman" w:hAnsi="Times New Roman" w:cs="Times New Roman"/>
-          <w:sz w:val="24"/>
-          <w:szCs w:val="24"/>
-        </w:rPr>
-        <w:t xml:space="preserve"> étlapon, a felhasználó</w:t>
-      </w:r>
-      <w:r>
-        <w:rPr>
-          <w:rFonts w:ascii="Times New Roman" w:hAnsi="Times New Roman" w:cs="Times New Roman"/>
-          <w:sz w:val="24"/>
-          <w:szCs w:val="24"/>
-        </w:rPr>
-        <w:t xml:space="preserve"> képes kosárba helyezni rendeléseit</w:t>
-      </w:r>
-      <w:r>
-        <w:rPr>
-          <w:rFonts w:ascii="Times New Roman" w:hAnsi="Times New Roman" w:cs="Times New Roman"/>
-          <w:sz w:val="24"/>
-          <w:szCs w:val="24"/>
-        </w:rPr>
-        <w:t>,</w:t>
-      </w:r>
-      <w:r>
-        <w:rPr>
-          <w:rFonts w:ascii="Times New Roman" w:hAnsi="Times New Roman" w:cs="Times New Roman"/>
-          <w:sz w:val="24"/>
-          <w:szCs w:val="24"/>
-        </w:rPr>
-        <w:t xml:space="preserve"> ahol a végső rendelés elött át lehet </w:t>
-      </w:r>
-      <w:r>
-        <w:rPr>
-          <w:rFonts w:ascii="Times New Roman" w:hAnsi="Times New Roman" w:cs="Times New Roman"/>
-          <w:sz w:val="24"/>
-          <w:szCs w:val="24"/>
-        </w:rPr>
-        <w:t>még egyszer</w:t>
-      </w:r>
-      <w:r>
-        <w:rPr>
-          <w:rFonts w:ascii="Times New Roman" w:hAnsi="Times New Roman" w:cs="Times New Roman"/>
-          <w:sz w:val="24"/>
-          <w:szCs w:val="24"/>
-        </w:rPr>
-        <w:t xml:space="preserve"> nézni a kiválasztott termékeket, azoknak árait, valamint a végösszeget. Ezentúl az admi</w:t>
-      </w:r>
-      <w:r>
-        <w:rPr>
-          <w:rFonts w:ascii="Times New Roman" w:hAnsi="Times New Roman" w:cs="Times New Roman"/>
-          <w:sz w:val="24"/>
-          <w:szCs w:val="24"/>
-        </w:rPr>
-        <w:t>nisztrátoroknak</w:t>
-      </w:r>
-      <w:r>
-        <w:rPr>
-          <w:rFonts w:ascii="Times New Roman" w:hAnsi="Times New Roman" w:cs="Times New Roman"/>
-          <w:sz w:val="24"/>
-          <w:szCs w:val="24"/>
-        </w:rPr>
-        <w:t xml:space="preserve"> is képesnek kell lennie munkájuknak elvégzésére könnyedén, mint például a felhasználók átnézése</w:t>
-      </w:r>
-      <w:r>
-        <w:rPr>
-          <w:rFonts w:ascii="Times New Roman" w:hAnsi="Times New Roman" w:cs="Times New Roman"/>
-          <w:sz w:val="24"/>
-          <w:szCs w:val="24"/>
-        </w:rPr>
-        <w:t xml:space="preserve"> és</w:t>
-      </w:r>
-      <w:r>
-        <w:rPr>
-          <w:rFonts w:ascii="Times New Roman" w:hAnsi="Times New Roman" w:cs="Times New Roman"/>
-          <w:sz w:val="24"/>
-          <w:szCs w:val="24"/>
-        </w:rPr>
-        <w:t xml:space="preserve"> tiltása</w:t>
-      </w:r>
-      <w:r>
-        <w:rPr>
-          <w:rFonts w:ascii="Times New Roman" w:hAnsi="Times New Roman" w:cs="Times New Roman"/>
-          <w:sz w:val="24"/>
-          <w:szCs w:val="24"/>
-        </w:rPr>
-        <w:t xml:space="preserve"> vagy feloldása</w:t>
-      </w:r>
-      <w:r>
-        <w:rPr>
-          <w:rFonts w:ascii="Times New Roman" w:hAnsi="Times New Roman" w:cs="Times New Roman"/>
-          <w:sz w:val="24"/>
-          <w:szCs w:val="24"/>
-        </w:rPr>
-        <w:t>.</w:t>
-      </w:r>
-    </w:p>
-    <w:p>
-      <w:pPr>
-        <w:spacing w:line="360" w:lineRule="auto"/>
-        <w:jc w:val="both"/>
-        <w:rPr>
-          <w:rFonts w:ascii="Times New Roman" w:hAnsi="Times New Roman" w:cs="Times New Roman"/>
-          <w:sz w:val="24"/>
-          <w:szCs w:val="24"/>
-        </w:rPr>
-      </w:pPr>
-      <w:r>
-        <w:rPr>
-          <w:rFonts w:ascii="Times New Roman" w:hAnsi="Times New Roman" w:cs="Times New Roman"/>
-          <w:sz w:val="24"/>
-          <w:szCs w:val="24"/>
-          <w:u w:val="thick"/>
-        </w:rPr>
-        <w:t>-</w:t>
-      </w:r>
-      <w:r>
-        <w:rPr>
-          <w:rFonts w:ascii="Times New Roman" w:hAnsi="Times New Roman" w:cs="Times New Roman"/>
-          <w:sz w:val="24"/>
-          <w:szCs w:val="24"/>
-          <w:u w:val="thick"/>
-        </w:rPr>
-        <w:t>N</w:t>
-      </w:r>
-      <w:r>
-        <w:rPr>
-          <w:rFonts w:ascii="Times New Roman" w:hAnsi="Times New Roman" w:cs="Times New Roman"/>
-          <w:sz w:val="24"/>
-          <w:szCs w:val="24"/>
-          <w:u w:val="thick"/>
-        </w:rPr>
-        <w:t>em funkcionális követelmények:</w:t>
-      </w:r>
-      <w:r>
-        <w:rPr>
-          <w:rFonts w:ascii="Times New Roman" w:hAnsi="Times New Roman" w:cs="Times New Roman"/>
-          <w:sz w:val="24"/>
-          <w:szCs w:val="24"/>
-        </w:rPr>
-        <w:t xml:space="preserve"> </w:t>
-      </w:r>
+    </w:p>
+    <w:p>
+      <w:pPr>
+        <w:spacing w:line="360" w:lineRule="auto"/>
+        <w:jc w:val="both"/>
+        <w:rPr>
+          <w:rFonts w:ascii="Times New Roman" w:hAnsi="Times New Roman" w:cs="Times New Roman"/>
+          <w:sz w:val="24"/>
+          <w:szCs w:val="24"/>
+        </w:rPr>
+      </w:pPr>
       <w:r>
         <w:rPr>
           <w:rFonts w:ascii="Times New Roman" w:hAnsi="Times New Roman" w:cs="Times New Roman"/>
@@ -1078,16 +1175,7 @@
           <w:sz w:val="24"/>
           <w:szCs w:val="24"/>
         </w:rPr>
-        <w:t xml:space="preserve"> akik hozzáférést szereznek a felhasználói adatok </w:t>
-      </w:r>
-      <w:r>
-        <w:rPr>
-          <w:rFonts w:ascii="Times New Roman" w:hAnsi="Times New Roman" w:cs="Times New Roman"/>
-          <w:sz w:val="24"/>
-          <w:szCs w:val="24"/>
-        </w:rPr>
-        <w:lastRenderedPageBreak/>
-        <w:t xml:space="preserve">megtekintéséhez és így ne tudják mások felhasználni a fiókjukat olyan egyszerűen. Végsősorban pedig minden egyes adminisztrátori lapra szükséges vagy </w:t>
+        <w:t xml:space="preserve"> akik hozzáférést szereznek a felhasználói adatok megtekintéséhez és így ne tudják mások felhasználni a fiókjukat olyan egyszerűen. Végsősorban pedig minden egyes adminisztrátori lapra szükséges vagy </w:t>
       </w:r>
       <w:r>
         <w:rPr>
@@ -1327,6 +1415,7 @@
           <w:sz w:val="24"/>
           <w:szCs w:val="24"/>
         </w:rPr>
+        <w:lastRenderedPageBreak/>
         <w:t>JavaScript</w:t>
       </w:r>
       <w:r>
@@ -1569,16 +1658,7 @@
           <w:sz w:val="24"/>
           <w:szCs w:val="24"/>
         </w:rPr>
-        <w:t xml:space="preserve"> azt használtuk az </w:t>
-      </w:r>
-      <w:r>
-        <w:rPr>
-          <w:rFonts w:ascii="Times New Roman" w:hAnsi="Times New Roman" w:cs="Times New Roman"/>
-          <w:sz w:val="24"/>
-          <w:szCs w:val="24"/>
-        </w:rPr>
-        <w:lastRenderedPageBreak/>
-        <w:t xml:space="preserve">elején mivel akkor még nem ismertük elég jól a </w:t>
+        <w:t xml:space="preserve"> azt használtuk az elején mivel akkor még nem ismertük elég jól a </w:t>
       </w:r>
       <w:r>
         <w:rPr>
@@ -1777,7 +1857,28 @@
           <w:sz w:val="24"/>
           <w:szCs w:val="24"/>
         </w:rPr>
-        <w:t xml:space="preserve"> A rendszer relációs adatbázist</w:t>
+        <w:t xml:space="preserve"> </w:t>
+      </w:r>
+    </w:p>
+    <w:p>
+      <w:pPr>
+        <w:pStyle w:val="Listaszerbekezds"/>
+        <w:spacing w:line="360" w:lineRule="auto"/>
+        <w:jc w:val="both"/>
+        <w:rPr>
+          <w:rFonts w:ascii="Times New Roman" w:hAnsi="Times New Roman" w:cs="Times New Roman"/>
+          <w:sz w:val="24"/>
+          <w:szCs w:val="24"/>
+        </w:rPr>
+      </w:pPr>
+      <w:r>
+        <w:rPr>
+          <w:rFonts w:ascii="Times New Roman" w:hAnsi="Times New Roman" w:cs="Times New Roman"/>
+          <w:sz w:val="24"/>
+          <w:szCs w:val="24"/>
+        </w:rPr>
+        <w:lastRenderedPageBreak/>
+        <w:t>A rendszer relációs adatbázist</w:t>
       </w:r>
       <w:r>
         <w:rPr>
@@ -2014,17 +2115,30 @@
           <w:rFonts w:ascii="Times New Roman" w:hAnsi="Times New Roman" w:cs="Times New Roman"/>
           <w:sz w:val="24"/>
           <w:szCs w:val="24"/>
-        </w:rPr>
-      </w:pPr>
-      <w:r>
-        <w:rPr>
-          <w:rFonts w:ascii="Times New Roman" w:hAnsi="Times New Roman" w:cs="Times New Roman"/>
-          <w:sz w:val="24"/>
-          <w:szCs w:val="24"/>
-          <w:u w:val="thick"/>
-        </w:rPr>
-        <w:t xml:space="preserve">-Wireframe/képernyőtervek: </w:t>
-      </w:r>
+          <w:u w:val="thick"/>
+        </w:rPr>
+      </w:pPr>
+      <w:r>
+        <w:rPr>
+          <w:rFonts w:ascii="Times New Roman" w:hAnsi="Times New Roman" w:cs="Times New Roman"/>
+          <w:sz w:val="24"/>
+          <w:szCs w:val="24"/>
+          <w:u w:val="thick"/>
+        </w:rPr>
+        <w:t>-Wireframe/képernyőtervek:</w:t>
+      </w:r>
+    </w:p>
+    <w:p>
+      <w:pPr>
+        <w:pStyle w:val="Listaszerbekezds"/>
+        <w:spacing w:line="360" w:lineRule="auto"/>
+        <w:jc w:val="both"/>
+        <w:rPr>
+          <w:rFonts w:ascii="Times New Roman" w:hAnsi="Times New Roman" w:cs="Times New Roman"/>
+          <w:sz w:val="24"/>
+          <w:szCs w:val="24"/>
+        </w:rPr>
+      </w:pPr>
       <w:r>
         <w:rPr>
           <w:rFonts w:ascii="Times New Roman" w:hAnsi="Times New Roman" w:cs="Times New Roman"/>
@@ -2047,15 +2161,91 @@
           <w:sz w:val="24"/>
           <w:szCs w:val="24"/>
         </w:rPr>
-        <w:t>oldal legtetején először is láthatjuk a fejlécet ahol szerepel a pizzéria neve, mint egy lógó, valamint egy navbar belső linkeléshez, hogy a felhasználó könnyebben tudjon tájékozódni az oldalon, végül pedig ott található a kosár gomb is ahol majd át tudja nézni a vásárló a rendeléseit vásárlás elött ha belekattint. Ezután lefelé menet következik a header elem, ahol a weboldal főcíme szerepel, valamint az étteremnek a mottója. A lejjebbi „A mi történetünk” résznél olvasni lehet a piz</w:t>
-      </w:r>
-      <w:r>
-        <w:rPr>
-          <w:rFonts w:ascii="Times New Roman" w:hAnsi="Times New Roman" w:cs="Times New Roman"/>
-          <w:sz w:val="24"/>
-          <w:szCs w:val="24"/>
-        </w:rPr>
-        <w:t>zéria kitalált eredetéről és má</w:t>
+        <w:t xml:space="preserve">oldal legtetején először is </w:t>
+      </w:r>
+      <w:r>
+        <w:rPr>
+          <w:rFonts w:ascii="Times New Roman" w:hAnsi="Times New Roman" w:cs="Times New Roman"/>
+          <w:sz w:val="24"/>
+          <w:szCs w:val="24"/>
+        </w:rPr>
+        <w:t>láthatjuk,</w:t>
+      </w:r>
+      <w:r>
+        <w:rPr>
+          <w:rFonts w:ascii="Times New Roman" w:hAnsi="Times New Roman" w:cs="Times New Roman"/>
+          <w:sz w:val="24"/>
+          <w:szCs w:val="24"/>
+        </w:rPr>
+        <w:t xml:space="preserve"> a fejlécet ahol szerepel a pizzéria neve, </w:t>
+      </w:r>
+      <w:r>
+        <w:rPr>
+          <w:rFonts w:ascii="Times New Roman" w:hAnsi="Times New Roman" w:cs="Times New Roman"/>
+          <w:sz w:val="24"/>
+          <w:szCs w:val="24"/>
+        </w:rPr>
+        <w:t>úgy,</w:t>
+      </w:r>
+      <w:r>
+        <w:rPr>
+          <w:rFonts w:ascii="Times New Roman" w:hAnsi="Times New Roman" w:cs="Times New Roman"/>
+          <w:sz w:val="24"/>
+          <w:szCs w:val="24"/>
+        </w:rPr>
+        <w:t xml:space="preserve"> </w:t>
+      </w:r>
+      <w:r>
+        <w:rPr>
+          <w:rFonts w:ascii="Times New Roman" w:hAnsi="Times New Roman" w:cs="Times New Roman"/>
+          <w:sz w:val="24"/>
+          <w:szCs w:val="24"/>
+        </w:rPr>
+        <w:t xml:space="preserve">mint egy lógó, valamint egy navbar belső linkeléshez, hogy a felhasználó könnyebben tudjon tájékozódni az oldalon, végül pedig ott található a kosár gomb is ahol majd át tudja nézni a vásárló a rendeléseit vásárlás elött ha belekattint. </w:t>
+      </w:r>
+    </w:p>
+    <w:p>
+      <w:pPr>
+        <w:pStyle w:val="Listaszerbekezds"/>
+        <w:spacing w:line="360" w:lineRule="auto"/>
+        <w:jc w:val="both"/>
+        <w:rPr>
+          <w:rFonts w:ascii="Times New Roman" w:hAnsi="Times New Roman" w:cs="Times New Roman"/>
+          <w:sz w:val="24"/>
+          <w:szCs w:val="24"/>
+        </w:rPr>
+      </w:pPr>
+      <w:r>
+        <w:rPr>
+          <w:rFonts w:ascii="Times New Roman" w:hAnsi="Times New Roman" w:cs="Times New Roman"/>
+          <w:sz w:val="24"/>
+          <w:szCs w:val="24"/>
+        </w:rPr>
+        <w:t>Ezután lefelé menet következik a header elem, ahol a weboldal főcíme szerepel, valamint az étteremnek a mottója. A lejjebbi „A mi történetünk” résznél olvasni lehet a piz</w:t>
+      </w:r>
+      <w:r>
+        <w:rPr>
+          <w:rFonts w:ascii="Times New Roman" w:hAnsi="Times New Roman" w:cs="Times New Roman"/>
+          <w:sz w:val="24"/>
+          <w:szCs w:val="24"/>
+        </w:rPr>
+        <w:t xml:space="preserve">zéria </w:t>
+      </w:r>
+      <w:r>
+        <w:rPr>
+          <w:rFonts w:ascii="Times New Roman" w:hAnsi="Times New Roman" w:cs="Times New Roman"/>
+          <w:sz w:val="24"/>
+          <w:szCs w:val="24"/>
+        </w:rPr>
+        <w:t>ki talált</w:t>
+      </w:r>
+      <w:r>
+        <w:rPr>
+          <w:rFonts w:ascii="Times New Roman" w:hAnsi="Times New Roman" w:cs="Times New Roman"/>
+          <w:sz w:val="24"/>
+          <w:szCs w:val="24"/>
+        </w:rPr>
+        <w:t xml:space="preserve"> eredetéről és má</w:t>
       </w:r>
       <w:r>
         <w:rPr>
@@ -2065,30 +2255,117 @@
         </w:rPr>
         <w:t xml:space="preserve">s egyéb információkról. </w:t>
       </w:r>
-      <w:r>
-        <w:rPr>
-          <w:rFonts w:ascii="Times New Roman" w:hAnsi="Times New Roman" w:cs="Times New Roman"/>
-          <w:sz w:val="24"/>
-          <w:szCs w:val="24"/>
-        </w:rPr>
-        <w:t xml:space="preserve">Tovább haladva elérjük a különleges ajánlat részt, ahol a naponta random kiválasztott pizzának van a helye. Ez alatt pedig meg lehet találni a teljes étlapot, mind képpel, névvel, árral és alapanyag </w:t>
-      </w:r>
-      <w:r>
-        <w:rPr>
-          <w:rFonts w:ascii="Times New Roman" w:hAnsi="Times New Roman" w:cs="Times New Roman"/>
-          <w:sz w:val="24"/>
-          <w:szCs w:val="24"/>
-        </w:rPr>
-        <w:lastRenderedPageBreak/>
-        <w:t xml:space="preserve">információval ellátva mint a különleges ajánlatnál. </w:t>
-      </w:r>
-      <w:r>
-        <w:rPr>
-          <w:rFonts w:ascii="Times New Roman" w:hAnsi="Times New Roman" w:cs="Times New Roman"/>
-          <w:sz w:val="24"/>
-          <w:szCs w:val="24"/>
-        </w:rPr>
-        <w:t>Végül pedig legalul a footer részben meg lehet találni a copyright, vagyis a szerzői jogi adatokat, mint például, hogy melyik évben került szerzői jogi védelem alá és az adott név. Fontos megjegyzendő, hogy mint minden más az oldalon, ez nem tényleges hivatalos levédettség.</w:t>
+    </w:p>
+    <w:p>
+      <w:pPr>
+        <w:pStyle w:val="Listaszerbekezds"/>
+        <w:spacing w:line="360" w:lineRule="auto"/>
+        <w:jc w:val="both"/>
+        <w:rPr>
+          <w:rFonts w:ascii="Times New Roman" w:hAnsi="Times New Roman" w:cs="Times New Roman"/>
+          <w:sz w:val="24"/>
+          <w:szCs w:val="24"/>
+        </w:rPr>
+      </w:pPr>
+      <w:r>
+        <w:rPr>
+          <w:rFonts w:ascii="Times New Roman" w:hAnsi="Times New Roman" w:cs="Times New Roman"/>
+          <w:sz w:val="24"/>
+          <w:szCs w:val="24"/>
+        </w:rPr>
+        <w:t xml:space="preserve">Tovább haladva elérjük a különleges ajánlat részt, ahol a naponta random kiválasztott pizzának van a helye. </w:t>
+      </w:r>
+    </w:p>
+    <w:p>
+      <w:pPr>
+        <w:pStyle w:val="Listaszerbekezds"/>
+        <w:spacing w:line="360" w:lineRule="auto"/>
+        <w:jc w:val="both"/>
+        <w:rPr>
+          <w:rFonts w:ascii="Times New Roman" w:hAnsi="Times New Roman" w:cs="Times New Roman"/>
+          <w:sz w:val="24"/>
+          <w:szCs w:val="24"/>
+        </w:rPr>
+      </w:pPr>
+      <w:r>
+        <w:rPr>
+          <w:rFonts w:ascii="Times New Roman" w:hAnsi="Times New Roman" w:cs="Times New Roman"/>
+          <w:sz w:val="24"/>
+          <w:szCs w:val="24"/>
+        </w:rPr>
+        <w:t>Ez alatt pedig meg lehet találni a teljes étlapot, mind képpel, névvel, árral és alapanyag információval ellátva</w:t>
+      </w:r>
+      <w:r>
+        <w:rPr>
+          <w:rFonts w:ascii="Times New Roman" w:hAnsi="Times New Roman" w:cs="Times New Roman"/>
+          <w:sz w:val="24"/>
+          <w:szCs w:val="24"/>
+        </w:rPr>
+        <w:t xml:space="preserve"> ugyanúgy,</w:t>
+      </w:r>
+      <w:r>
+        <w:rPr>
+          <w:rFonts w:ascii="Times New Roman" w:hAnsi="Times New Roman" w:cs="Times New Roman"/>
+          <w:sz w:val="24"/>
+          <w:szCs w:val="24"/>
+        </w:rPr>
+        <w:t xml:space="preserve"> mint a különleges ajánlatnál. </w:t>
+      </w:r>
+    </w:p>
+    <w:p>
+      <w:pPr>
+        <w:pStyle w:val="Listaszerbekezds"/>
+        <w:spacing w:line="360" w:lineRule="auto"/>
+        <w:jc w:val="both"/>
+        <w:rPr>
+          <w:rFonts w:ascii="Times New Roman" w:hAnsi="Times New Roman" w:cs="Times New Roman"/>
+          <w:sz w:val="24"/>
+          <w:szCs w:val="24"/>
+        </w:rPr>
+      </w:pPr>
+      <w:r>
+        <w:rPr>
+          <w:rFonts w:ascii="Times New Roman" w:hAnsi="Times New Roman" w:cs="Times New Roman"/>
+          <w:sz w:val="24"/>
+          <w:szCs w:val="24"/>
+        </w:rPr>
+        <w:t xml:space="preserve">Végül pedig legalul a footer részben meg lehet találni a copyright, vagyis a szerzői jogi adatokat, mint például, hogy melyik évben került szerzői jogi védelem alá és az adott </w:t>
+      </w:r>
+      <w:r>
+        <w:rPr>
+          <w:rFonts w:ascii="Times New Roman" w:hAnsi="Times New Roman" w:cs="Times New Roman"/>
+          <w:sz w:val="24"/>
+          <w:szCs w:val="24"/>
+        </w:rPr>
+        <w:t xml:space="preserve">érintés alatt lévő </w:t>
+      </w:r>
+      <w:r>
+        <w:rPr>
+          <w:rFonts w:ascii="Times New Roman" w:hAnsi="Times New Roman" w:cs="Times New Roman"/>
+          <w:sz w:val="24"/>
+          <w:szCs w:val="24"/>
+        </w:rPr>
+        <w:t xml:space="preserve">név. </w:t>
+      </w:r>
+    </w:p>
+    <w:p>
+      <w:pPr>
+        <w:pStyle w:val="Listaszerbekezds"/>
+        <w:spacing w:line="360" w:lineRule="auto"/>
+        <w:jc w:val="both"/>
+        <w:rPr>
+          <w:rFonts w:ascii="Times New Roman" w:hAnsi="Times New Roman" w:cs="Times New Roman"/>
+          <w:sz w:val="24"/>
+          <w:szCs w:val="24"/>
+        </w:rPr>
+      </w:pPr>
+      <w:r>
+        <w:rPr>
+          <w:rFonts w:ascii="Times New Roman" w:hAnsi="Times New Roman" w:cs="Times New Roman"/>
+          <w:sz w:val="24"/>
+          <w:szCs w:val="24"/>
+        </w:rPr>
+        <w:t>Fontos megjegyzendő, hogy mint minden más az oldalon, ez nem tényleges hivatalos levédettség.</w:t>
       </w:r>
     </w:p>
     <w:p>
@@ -2236,6 +2513,7 @@
           <w:szCs w:val="24"/>
           <w:u w:val="single"/>
         </w:rPr>
+        <w:lastRenderedPageBreak/>
         <w:t>-CSS és reszponzivitás:</w:t>
       </w:r>
     </w:p>
@@ -2368,17 +2646,25 @@
           <w:rFonts w:ascii="Times New Roman" w:hAnsi="Times New Roman" w:cs="Times New Roman"/>
           <w:sz w:val="24"/>
           <w:szCs w:val="24"/>
-          <w:u w:val="thick"/>
-        </w:rPr>
-      </w:pPr>
-      <w:r>
-        <w:rPr>
-          <w:rFonts w:ascii="Times New Roman" w:hAnsi="Times New Roman" w:cs="Times New Roman"/>
-          <w:sz w:val="24"/>
-          <w:szCs w:val="24"/>
-          <w:u w:val="thick"/>
-        </w:rPr>
-        <w:t>-PHP</w:t>
+        </w:rPr>
+      </w:pPr>
+      <w:r>
+        <w:rPr>
+          <w:rFonts w:ascii="Times New Roman" w:hAnsi="Times New Roman" w:cs="Times New Roman"/>
+          <w:sz w:val="24"/>
+          <w:szCs w:val="24"/>
+          <w:u w:val="thick"/>
+        </w:rPr>
+        <w:t>-</w:t>
+      </w:r>
+      <w:r>
+        <w:rPr>
+          <w:rFonts w:ascii="Times New Roman" w:hAnsi="Times New Roman" w:cs="Times New Roman"/>
+          <w:sz w:val="24"/>
+          <w:szCs w:val="24"/>
+          <w:u w:val="thick"/>
+        </w:rPr>
+        <w:t>PHP</w:t>
       </w:r>
       <w:r>
         <w:rPr>
@@ -2395,7 +2681,28 @@
           <w:sz w:val="24"/>
           <w:szCs w:val="24"/>
         </w:rPr>
-        <w:t xml:space="preserve"> Ez a bizonyos</w:t>
+        <w:t xml:space="preserve"> </w:t>
+      </w:r>
+    </w:p>
+    <w:p>
+      <w:pPr>
+        <w:pStyle w:val="Listaszerbekezds"/>
+        <w:spacing w:line="360" w:lineRule="auto"/>
+        <w:jc w:val="both"/>
+        <w:rPr>
+          <w:rFonts w:ascii="Times New Roman" w:hAnsi="Times New Roman" w:cs="Times New Roman"/>
+          <w:sz w:val="24"/>
+          <w:szCs w:val="24"/>
+          <w:u w:val="thick"/>
+        </w:rPr>
+      </w:pPr>
+      <w:r>
+        <w:rPr>
+          <w:rFonts w:ascii="Times New Roman" w:hAnsi="Times New Roman" w:cs="Times New Roman"/>
+          <w:sz w:val="24"/>
+          <w:szCs w:val="24"/>
+        </w:rPr>
+        <w:t>Ez a bizonyos</w:t>
       </w:r>
       <w:r>
         <w:rPr>
@@ -2411,7 +2718,25 @@
           <w:sz w:val="24"/>
           <w:szCs w:val="24"/>
         </w:rPr>
-        <w:t>Ezek után pedig, végre lett hajtva egy kis gyors echo teszt, ami során kiírattunk egy szöveget if függvény segítségével, vagyis csak akkor írta ki azt a tesztelési szöveget, ha az összekötődés az adatbázissal tényleg megvalósult. Miután ezt böngészőn keresztül leellenőriztük, mindenképpen ki kellett kommentálni azt a végső kiíratást, vagy ha annyira nem érdekelt, ki is törölhettük volna, azért mert az belezavarna a végső programunkba.</w:t>
+        <w:t xml:space="preserve">Ezek után pedig, végre lett hajtva egy kis gyors echo teszt, ami során kiírattunk egy szöveget if függvény segítségével, vagyis csak akkor írta ki azt a tesztelési szöveget, ha az összekötődés az adatbázissal tényleg megvalósult. Miután ezt böngészőn keresztül leellenőriztük, mindenképpen ki kellett </w:t>
+      </w:r>
+      <w:proofErr w:type="gramStart"/>
+      <w:r>
+        <w:rPr>
+          <w:rFonts w:ascii="Times New Roman" w:hAnsi="Times New Roman" w:cs="Times New Roman"/>
+          <w:sz w:val="24"/>
+          <w:szCs w:val="24"/>
+        </w:rPr>
+        <w:t>kommentálni</w:t>
+      </w:r>
+      <w:proofErr w:type="gramEnd"/>
+      <w:r>
+        <w:rPr>
+          <w:rFonts w:ascii="Times New Roman" w:hAnsi="Times New Roman" w:cs="Times New Roman"/>
+          <w:sz w:val="24"/>
+          <w:szCs w:val="24"/>
+        </w:rPr>
+        <w:t xml:space="preserve"> azt a végső kiíratást, vagy ha annyira nem érdekelt, ki is törölhettük volna, azért mert az belezavarna a végső programunkba.</w:t>
       </w:r>
       <w:r>
         <w:rPr>
@@ -2421,30 +2746,6 @@
         </w:rPr>
         <w:t xml:space="preserve"> </w:t>
       </w:r>
-    </w:p>
-    <w:p>
-      <w:pPr>
-        <w:pStyle w:val="Listaszerbekezds"/>
-        <w:rPr>
-          <w:rFonts w:ascii="Times New Roman" w:hAnsi="Times New Roman" w:cs="Times New Roman"/>
-          <w:b/>
-          <w:sz w:val="32"/>
-          <w:szCs w:val="32"/>
-        </w:rPr>
-      </w:pPr>
-    </w:p>
-    <w:p>
-      <w:pPr>
-        <w:pStyle w:val="Listaszerbekezds"/>
-        <w:spacing w:line="360" w:lineRule="auto"/>
-        <w:jc w:val="both"/>
-        <w:rPr>
-          <w:rFonts w:ascii="Times New Roman" w:hAnsi="Times New Roman" w:cs="Times New Roman"/>
-          <w:b/>
-          <w:sz w:val="32"/>
-          <w:szCs w:val="32"/>
-        </w:rPr>
-      </w:pPr>
     </w:p>
     <w:p>
       <w:pPr>
@@ -2474,7 +2775,34 @@
     </w:p>
     <w:p>
       <w:pPr>
-        <w:pStyle w:val="Listaszerbekezds"/>
+        <w:pStyle w:val="NormlWeb"/>
+        <w:ind w:left="720"/>
+        <w:jc w:val="both"/>
+      </w:pPr>
+      <w:r>
+        <w:t>A fejlesztés során a hangsúly a webes alkalmazások kialakításán volt és így ezért nem készült külön asztali vagy mobil alkalmazás, a rendszer teljes egészében webes környezetben került megvalósításra. Mint, ahogy korábban el lett magyarázva, a frontend HTML, CSS és JavaScript technológiákkal készült, míg a backend oldalon PHP nyelvet használtunk. A felhasználók azonosítása session alapú megoldással történik, amely biztosította, hogy csak bejelentkezett felhasználók férjenek hozzá az alkalmazáshoz.</w:t>
+      </w:r>
+      <w:r>
+        <w:t xml:space="preserve"> Emellett sok más PHP rendszer még kiváltotta ezt, például a POST, prepare, bind_param és egyéb részek.</w:t>
+      </w:r>
+      <w:r>
+        <w:t xml:space="preserve"> Az alkalmazás reszponzív kialakításának köszönhetően </w:t>
+      </w:r>
+      <w:r>
+        <w:t xml:space="preserve">ez </w:t>
+      </w:r>
+      <w:r>
+        <w:t>mobil eszközökön is haszn</w:t>
+      </w:r>
+      <w:r>
+        <w:t>álható, így részben kiváltja a</w:t>
+      </w:r>
+      <w:r>
+        <w:t xml:space="preserve"> külön mobilalkalmazás szükségességét.</w:t>
+      </w:r>
+    </w:p>
+    <w:p>
+      <w:pPr>
         <w:spacing w:line="360" w:lineRule="auto"/>
         <w:jc w:val="both"/>
         <w:rPr>
@@ -2484,6 +2812,8 @@
           <w:szCs w:val="32"/>
         </w:rPr>
       </w:pPr>
+      <w:bookmarkStart w:id="0" w:name="_GoBack"/>
+      <w:bookmarkEnd w:id="0"/>
     </w:p>
     <w:p>
       <w:pPr>
@@ -2503,7 +2833,48 @@
           <w:sz w:val="32"/>
           <w:szCs w:val="32"/>
         </w:rPr>
+        <w:lastRenderedPageBreak/>
         <w:t>5. Verziókezelés</w:t>
+      </w:r>
+    </w:p>
+    <w:p>
+      <w:pPr>
+        <w:spacing w:line="360" w:lineRule="auto"/>
+        <w:jc w:val="both"/>
+        <w:rPr>
+          <w:rStyle w:val="Kiemels"/>
+          <w:rFonts w:ascii="Times New Roman" w:hAnsi="Times New Roman" w:cs="Times New Roman"/>
+          <w:i w:val="0"/>
+          <w:color w:val="0A0A0A"/>
+          <w:sz w:val="24"/>
+          <w:szCs w:val="24"/>
+          <w:shd w:val="clear" w:color="auto" w:fill="FFFFFF"/>
+        </w:rPr>
+      </w:pPr>
+      <w:r>
+        <w:rPr>
+          <w:rStyle w:val="Kiemels"/>
+          <w:rFonts w:ascii="Times New Roman" w:hAnsi="Times New Roman" w:cs="Times New Roman"/>
+          <w:i w:val="0"/>
+          <w:color w:val="0A0A0A"/>
+          <w:sz w:val="24"/>
+          <w:szCs w:val="24"/>
+          <w:u w:val="thick"/>
+          <w:shd w:val="clear" w:color="auto" w:fill="FFFFFF"/>
+        </w:rPr>
+        <w:t>A GIT használata:</w:t>
+      </w:r>
+      <w:r>
+        <w:rPr>
+          <w:rStyle w:val="Kiemels"/>
+          <w:rFonts w:ascii="Times New Roman" w:hAnsi="Times New Roman" w:cs="Times New Roman"/>
+          <w:i w:val="0"/>
+          <w:color w:val="0A0A0A"/>
+          <w:sz w:val="24"/>
+          <w:szCs w:val="24"/>
+          <w:shd w:val="clear" w:color="auto" w:fill="FFFFFF"/>
+        </w:rPr>
+        <w:t xml:space="preserve"> </w:t>
       </w:r>
     </w:p>
     <w:p>
@@ -2526,22 +2897,9 @@
           <w:color w:val="0A0A0A"/>
           <w:sz w:val="24"/>
           <w:szCs w:val="24"/>
-          <w:u w:val="thick"/>
           <w:shd w:val="clear" w:color="auto" w:fill="FFFFFF"/>
         </w:rPr>
-        <w:t>A GIT használata:</w:t>
-      </w:r>
-      <w:r>
-        <w:rPr>
-          <w:rStyle w:val="Kiemels"/>
-          <w:rFonts w:ascii="Times New Roman" w:hAnsi="Times New Roman" w:cs="Times New Roman"/>
-          <w:i w:val="0"/>
-          <w:color w:val="0A0A0A"/>
-          <w:sz w:val="24"/>
-          <w:szCs w:val="24"/>
-          <w:shd w:val="clear" w:color="auto" w:fill="FFFFFF"/>
-        </w:rPr>
-        <w:t xml:space="preserve"> A fejlesztés során Git ve</w:t>
+        <w:t>A fejlesztés során Git ve</w:t>
       </w:r>
       <w:r>
         <w:rPr>
@@ -2774,17 +3132,7 @@
           <w:sz w:val="24"/>
           <w:szCs w:val="24"/>
         </w:rPr>
-        <w:t>Ennek a link</w:t>
-      </w:r>
-      <w:bookmarkStart w:id="0" w:name="_GoBack"/>
-      <w:bookmarkEnd w:id="0"/>
-      <w:r>
-        <w:rPr>
-          <w:rFonts w:ascii="Times New Roman" w:hAnsi="Times New Roman" w:cs="Times New Roman"/>
-          <w:sz w:val="24"/>
-          <w:szCs w:val="24"/>
-        </w:rPr>
-        <w:t>nek a használatával meg fogja tudni tekinteni a Github oldalunkat, amin fent lesz minden, amit csináltunk a tanév során. Kicsit lehet, el lehet, ott veszi a sok mappa és fájl között, viszont a címek és kommentek feltehetően nagy segítségek lesznek majd az áttekintési folyamat során.</w:t>
+        <w:t>Ennek a linknek a használatával meg fogja tudni tekinteni a Github oldalunkat, amin fent lesz minden, amit csináltunk a tanév során. Kicsit lehet, el lehet, ott veszi a sok mappa és fájl között, viszont a címek és kommentek feltehetően nagy segítségek lesznek majd az áttekintési folyamat során.</w:t>
       </w:r>
     </w:p>
     <w:p>
@@ -2807,16 +3155,11 @@
         </w:rPr>
         <w:t>Commit-stratégia rövid leírása:</w:t>
       </w:r>
-      <w:r>
-        <w:rPr>
-          <w:rFonts w:ascii="Times New Roman" w:hAnsi="Times New Roman" w:cs="Times New Roman"/>
-          <w:sz w:val="24"/>
-          <w:szCs w:val="24"/>
-          <w:u w:val="thick"/>
-        </w:rPr>
-        <w:t xml:space="preserve"> </w:t>
-      </w:r>
-      <w:r>
+    </w:p>
+    <w:p>
+      <w:pPr>
+        <w:spacing w:line="360" w:lineRule="auto"/>
+        <w:jc w:val="both"/>
         <w:rPr>
           <w:rStyle w:val="Kiemels"/>
           <w:rFonts w:ascii="Times New Roman" w:hAnsi="Times New Roman" w:cs="Times New Roman"/>
@@ -2826,8 +3169,7 @@
           <w:szCs w:val="24"/>
           <w:shd w:val="clear" w:color="auto" w:fill="FFFFFF"/>
         </w:rPr>
-        <w:t>Gyakran változtatások után mindig commit-oltuk az új verziót, amikor úgy éreztük, hogy ideje lenne már felrakni, ezen alkalmakkor egyből a main branch-re is tettük</w:t>
-      </w:r>
+      </w:pPr>
       <w:r>
         <w:rPr>
           <w:rStyle w:val="Kiemels"/>
@@ -2838,7 +3180,7 @@
           <w:szCs w:val="24"/>
           <w:shd w:val="clear" w:color="auto" w:fill="FFFFFF"/>
         </w:rPr>
-        <w:t>,</w:t>
+        <w:t>Gyakran változtatások után mindig commit-oltuk az új verziót, amikor úgy éreztük, hogy ideje lenne már felrakni, ezen alkalmakkor egyből a main branch-re is tettük</w:t>
       </w:r>
       <w:r>
         <w:rPr>
@@ -2850,7 +3192,7 @@
           <w:szCs w:val="24"/>
           <w:shd w:val="clear" w:color="auto" w:fill="FFFFFF"/>
         </w:rPr>
-        <w:t xml:space="preserve"> amikor tudtuk, hogy a másik nem dolgozik azon a bizonyos részen. Magát a branch részeket nem is használtük emiatt, részben azért mert csak két emberrel kevesebb szükséget láttunk erre, valamint azért is</w:t>
+        <w:t>,</w:t>
       </w:r>
       <w:r>
         <w:rPr>
@@ -2862,7 +3204,7 @@
           <w:szCs w:val="24"/>
           <w:shd w:val="clear" w:color="auto" w:fill="FFFFFF"/>
         </w:rPr>
-        <w:t>,</w:t>
+        <w:t xml:space="preserve"> amikor tudtuk, hogy a másik nem dolgozik azon a bizonyos részen. Magát a branch részeket nem is használtük emiatt, részben azért mert csak két emberrel kevesebb szükséget láttunk erre, valamint azért is</w:t>
       </w:r>
       <w:r>
         <w:rPr>
@@ -2874,7 +3216,7 @@
           <w:szCs w:val="24"/>
           <w:shd w:val="clear" w:color="auto" w:fill="FFFFFF"/>
         </w:rPr>
-        <w:t xml:space="preserve"> mert annyira nem éreztük magunkat kényelmesen magával a GIT-el úgy egyáltalán még.</w:t>
+        <w:t>,</w:t>
       </w:r>
       <w:r>
         <w:rPr>
@@ -2886,8 +3228,32 @@
           <w:szCs w:val="24"/>
           <w:shd w:val="clear" w:color="auto" w:fill="FFFFFF"/>
         </w:rPr>
+        <w:t xml:space="preserve"> mert annyira nem éreztük magunkat kényelmesen magával a GIT-el úgy egyáltalán még.</w:t>
+      </w:r>
+      <w:r>
+        <w:rPr>
+          <w:rStyle w:val="Kiemels"/>
+          <w:rFonts w:ascii="Times New Roman" w:hAnsi="Times New Roman" w:cs="Times New Roman"/>
+          <w:i w:val="0"/>
+          <w:color w:val="0A0A0A"/>
+          <w:sz w:val="24"/>
+          <w:szCs w:val="24"/>
+          <w:shd w:val="clear" w:color="auto" w:fill="FFFFFF"/>
+        </w:rPr>
         <w:t xml:space="preserve"> Viszont, ha a jövőben megint ilyen fajta feladatot kellene végrehajtanunk, akkor már feltehetőleg ez nem lenne akadály. </w:t>
       </w:r>
+    </w:p>
+    <w:p>
+      <w:pPr>
+        <w:spacing w:line="360" w:lineRule="auto"/>
+        <w:jc w:val="both"/>
+        <w:rPr>
+          <w:rFonts w:ascii="Times New Roman" w:hAnsi="Times New Roman" w:cs="Times New Roman"/>
+          <w:sz w:val="24"/>
+          <w:szCs w:val="24"/>
+          <w:u w:val="thick"/>
+        </w:rPr>
+      </w:pPr>
     </w:p>
     <w:p>
       <w:pPr>
@@ -2944,7 +3310,58 @@
           <w:sz w:val="24"/>
           <w:szCs w:val="24"/>
         </w:rPr>
-        <w:t xml:space="preserve"> A Unit Teszt során </w:t>
+        <w:t xml:space="preserve"> </w:t>
+      </w:r>
+    </w:p>
+    <w:p>
+      <w:pPr>
+        <w:spacing w:line="360" w:lineRule="auto"/>
+        <w:jc w:val="both"/>
+        <w:rPr>
+          <w:rFonts w:ascii="Times New Roman" w:hAnsi="Times New Roman" w:cs="Times New Roman"/>
+          <w:sz w:val="24"/>
+          <w:szCs w:val="24"/>
+        </w:rPr>
+      </w:pPr>
+      <w:r>
+        <w:rPr>
+          <w:rFonts w:ascii="Times New Roman" w:hAnsi="Times New Roman" w:cs="Times New Roman"/>
+          <w:sz w:val="24"/>
+          <w:szCs w:val="24"/>
+        </w:rPr>
+        <w:t>A</w:t>
+      </w:r>
+      <w:r>
+        <w:rPr>
+          <w:rFonts w:ascii="Times New Roman" w:hAnsi="Times New Roman" w:cs="Times New Roman"/>
+          <w:sz w:val="24"/>
+          <w:szCs w:val="24"/>
+        </w:rPr>
+        <w:t>(</w:t>
+      </w:r>
+      <w:r>
+        <w:rPr>
+          <w:rFonts w:ascii="Times New Roman" w:hAnsi="Times New Roman" w:cs="Times New Roman"/>
+          <w:sz w:val="24"/>
+          <w:szCs w:val="24"/>
+        </w:rPr>
+        <w:t>z</w:t>
+      </w:r>
+      <w:r>
+        <w:rPr>
+          <w:rFonts w:ascii="Times New Roman" w:hAnsi="Times New Roman" w:cs="Times New Roman"/>
+          <w:sz w:val="24"/>
+          <w:szCs w:val="24"/>
+        </w:rPr>
+        <w:t>)</w:t>
+      </w:r>
+      <w:r>
+        <w:rPr>
+          <w:rFonts w:ascii="Times New Roman" w:hAnsi="Times New Roman" w:cs="Times New Roman"/>
+          <w:sz w:val="24"/>
+          <w:szCs w:val="24"/>
+        </w:rPr>
+        <w:t xml:space="preserve"> Unit Teszt során </w:t>
       </w:r>
       <w:r>
         <w:rPr>
@@ -3035,7 +3452,30 @@
           <w:szCs w:val="24"/>
           <w:lang w:eastAsia="hu-HU"/>
         </w:rPr>
-        <w:t> Ellenőriztük</w:t>
+        <w:t> </w:t>
+      </w:r>
+    </w:p>
+    <w:p>
+      <w:pPr>
+        <w:shd w:val="clear" w:color="auto" w:fill="FFFFFF"/>
+        <w:spacing w:after="180" w:line="360" w:lineRule="atLeast"/>
+        <w:rPr>
+          <w:rFonts w:ascii="Times New Roman" w:eastAsia="Times New Roman" w:hAnsi="Times New Roman" w:cs="Times New Roman"/>
+          <w:color w:val="0A0A0A"/>
+          <w:sz w:val="24"/>
+          <w:szCs w:val="24"/>
+          <w:lang w:eastAsia="hu-HU"/>
+        </w:rPr>
+      </w:pPr>
+      <w:r>
+        <w:rPr>
+          <w:rFonts w:ascii="Times New Roman" w:eastAsia="Times New Roman" w:hAnsi="Times New Roman" w:cs="Times New Roman"/>
+          <w:color w:val="0A0A0A"/>
+          <w:sz w:val="24"/>
+          <w:szCs w:val="24"/>
+          <w:lang w:eastAsia="hu-HU"/>
+        </w:rPr>
+        <w:t>Ellenőriztük</w:t>
       </w:r>
       <w:r>
         <w:rPr>
@@ -3199,6 +3639,7 @@
           <w:szCs w:val="24"/>
           <w:u w:val="thick"/>
         </w:rPr>
+        <w:lastRenderedPageBreak/>
         <w:t>-Rendszertesztelés:</w:t>
       </w:r>
       <w:r>
@@ -3207,7 +3648,26 @@
           <w:sz w:val="24"/>
           <w:szCs w:val="24"/>
         </w:rPr>
-        <w:t xml:space="preserve"> Biztosítani tudjuk, hogy </w:t>
+        <w:t xml:space="preserve"> </w:t>
+      </w:r>
+    </w:p>
+    <w:p>
+      <w:pPr>
+        <w:spacing w:line="360" w:lineRule="auto"/>
+        <w:jc w:val="both"/>
+        <w:rPr>
+          <w:rFonts w:ascii="Times New Roman" w:hAnsi="Times New Roman" w:cs="Times New Roman"/>
+          <w:sz w:val="24"/>
+          <w:szCs w:val="24"/>
+        </w:rPr>
+      </w:pPr>
+      <w:r>
+        <w:rPr>
+          <w:rFonts w:ascii="Times New Roman" w:hAnsi="Times New Roman" w:cs="Times New Roman"/>
+          <w:sz w:val="24"/>
+          <w:szCs w:val="24"/>
+        </w:rPr>
+        <w:t xml:space="preserve">Biztosítani tudjuk, hogy </w:t>
       </w:r>
       <w:r>
         <w:rPr>
@@ -3255,16 +3715,7 @@
           <w:sz w:val="24"/>
           <w:szCs w:val="24"/>
         </w:rPr>
-        <w:t xml:space="preserve">a regisztrációnál megbizonyosodtunk arról, hogy az új </w:t>
-      </w:r>
-      <w:r>
-        <w:rPr>
-          <w:rFonts w:ascii="Times New Roman" w:hAnsi="Times New Roman" w:cs="Times New Roman"/>
-          <w:sz w:val="24"/>
-          <w:szCs w:val="24"/>
-        </w:rPr>
-        <w:lastRenderedPageBreak/>
-        <w:t xml:space="preserve">felhasználók adatai igenis bekerülnek az adatbázisunkba, hash-elt jelszóval. Ezek után, visszalépve, megbizonyosodtunk arról, hogy a régi és az új adatok is működnek bejelentkezéshez az oldal fő részére. Ott azon belül végig teszteltünk minden rendeltetést, a fejléc által biztosított navigáció működésétől a pizzák kiválasztásáig és megrendeléséig, mind a navigáció, a kosárhoz való hozzáadás,  az árak összeadása és a megrendelés is kiválóan működött, mint, ahogyan az annak kell. </w:t>
+        <w:t xml:space="preserve">a regisztrációnál megbizonyosodtunk arról, hogy az új felhasználók adatai igenis bekerülnek az adatbázisunkba, hash-elt jelszóval. Ezek után, visszalépve, megbizonyosodtunk arról, hogy a régi és az új adatok is működnek bejelentkezéshez az oldal fő részére. Ott azon belül végig teszteltünk minden rendeltetést, a fejléc által biztosított navigáció működésétől a pizzák kiválasztásáig és megrendeléséig, mind a navigáció, a kosárhoz való hozzáadás,  az árak összeadása és a megrendelés is kiválóan működött, mint, ahogyan az annak kell. </w:t>
       </w:r>
     </w:p>
     <w:p>
@@ -3333,14 +3784,94 @@
         </w:rPr>
         <w:t xml:space="preserve"> </w:t>
       </w:r>
-      <w:r>
-        <w:rPr>
-          <w:rFonts w:ascii="Times New Roman" w:hAnsi="Times New Roman" w:cs="Times New Roman"/>
-          <w:sz w:val="24"/>
-          <w:szCs w:val="24"/>
-        </w:rPr>
-        <w:t>Tudomásunk szerint minden jól működik és ezért nincs itt semmi bejelenteni való dolgunk.</w:t>
-      </w:r>
+    </w:p>
+    <w:p>
+      <w:pPr>
+        <w:spacing w:line="360" w:lineRule="auto"/>
+        <w:jc w:val="both"/>
+        <w:rPr>
+          <w:rFonts w:ascii="Times New Roman" w:hAnsi="Times New Roman" w:cs="Times New Roman"/>
+          <w:sz w:val="24"/>
+          <w:szCs w:val="24"/>
+        </w:rPr>
+      </w:pPr>
+      <w:r>
+        <w:rPr>
+          <w:rFonts w:ascii="Times New Roman" w:hAnsi="Times New Roman" w:cs="Times New Roman"/>
+          <w:sz w:val="24"/>
+          <w:szCs w:val="24"/>
+        </w:rPr>
+        <w:t>Tudomásunk szerint minden</w:t>
+      </w:r>
+      <w:r>
+        <w:rPr>
+          <w:rFonts w:ascii="Times New Roman" w:hAnsi="Times New Roman" w:cs="Times New Roman"/>
+          <w:sz w:val="24"/>
+          <w:szCs w:val="24"/>
+        </w:rPr>
+        <w:t xml:space="preserve"> alap és főbb rész</w:t>
+      </w:r>
+      <w:r>
+        <w:rPr>
+          <w:rFonts w:ascii="Times New Roman" w:hAnsi="Times New Roman" w:cs="Times New Roman"/>
+          <w:sz w:val="24"/>
+          <w:szCs w:val="24"/>
+        </w:rPr>
+        <w:t xml:space="preserve"> jól működik és ezért nincs itt semmi bejelenteni való dolgunk.</w:t>
+      </w:r>
+      <w:r>
+        <w:rPr>
+          <w:rFonts w:ascii="Times New Roman" w:hAnsi="Times New Roman" w:cs="Times New Roman"/>
+          <w:sz w:val="24"/>
+          <w:szCs w:val="24"/>
+        </w:rPr>
+        <w:t xml:space="preserve"> A kisebb </w:t>
+      </w:r>
+      <w:proofErr w:type="gramStart"/>
+      <w:r>
+        <w:rPr>
+          <w:rFonts w:ascii="Times New Roman" w:hAnsi="Times New Roman" w:cs="Times New Roman"/>
+          <w:sz w:val="24"/>
+          <w:szCs w:val="24"/>
+        </w:rPr>
+        <w:t>problémákról</w:t>
+      </w:r>
+      <w:proofErr w:type="gramEnd"/>
+      <w:r>
+        <w:rPr>
+          <w:rFonts w:ascii="Times New Roman" w:hAnsi="Times New Roman" w:cs="Times New Roman"/>
+          <w:sz w:val="24"/>
+          <w:szCs w:val="24"/>
+        </w:rPr>
+        <w:t xml:space="preserve"> olvashat a „</w:t>
+      </w:r>
+      <w:r>
+        <w:rPr>
+          <w:rFonts w:ascii="Times New Roman" w:hAnsi="Times New Roman" w:cs="Times New Roman"/>
+          <w:sz w:val="24"/>
+          <w:szCs w:val="24"/>
+        </w:rPr>
+        <w:t>Karbantartás és továbbfejlesztési lehetőségek</w:t>
+      </w:r>
+      <w:r>
+        <w:rPr>
+          <w:rFonts w:ascii="Times New Roman" w:hAnsi="Times New Roman" w:cs="Times New Roman"/>
+          <w:sz w:val="24"/>
+          <w:szCs w:val="24"/>
+        </w:rPr>
+        <w:t>” résznél, amelyik a kilencedik fejezetben található.</w:t>
+      </w:r>
+    </w:p>
+    <w:p>
+      <w:pPr>
+        <w:spacing w:line="360" w:lineRule="auto"/>
+        <w:jc w:val="both"/>
+        <w:rPr>
+          <w:rFonts w:ascii="Times New Roman" w:hAnsi="Times New Roman" w:cs="Times New Roman"/>
+          <w:sz w:val="24"/>
+          <w:szCs w:val="24"/>
+        </w:rPr>
+      </w:pPr>
     </w:p>
     <w:p>
       <w:pPr>
@@ -3433,7 +3964,27 @@
           <w:sz w:val="24"/>
           <w:szCs w:val="24"/>
         </w:rPr>
-        <w:t xml:space="preserve"> A feladat</w:t>
+        <w:t xml:space="preserve"> </w:t>
+      </w:r>
+    </w:p>
+    <w:p>
+      <w:pPr>
+        <w:pStyle w:val="Listaszerbekezds"/>
+        <w:spacing w:line="360" w:lineRule="auto"/>
+        <w:jc w:val="both"/>
+        <w:rPr>
+          <w:rFonts w:ascii="Times New Roman" w:hAnsi="Times New Roman" w:cs="Times New Roman"/>
+          <w:sz w:val="24"/>
+          <w:szCs w:val="24"/>
+        </w:rPr>
+      </w:pPr>
+      <w:r>
+        <w:rPr>
+          <w:rFonts w:ascii="Times New Roman" w:hAnsi="Times New Roman" w:cs="Times New Roman"/>
+          <w:sz w:val="24"/>
+          <w:szCs w:val="24"/>
+        </w:rPr>
+        <w:t>A feladat</w:t>
       </w:r>
       <w:r>
         <w:rPr>
@@ -3472,6 +4023,18 @@
         </w:rPr>
         <w:t xml:space="preserve"> </w:t>
       </w:r>
+    </w:p>
+    <w:p>
+      <w:pPr>
+        <w:pStyle w:val="Listaszerbekezds"/>
+        <w:spacing w:line="360" w:lineRule="auto"/>
+        <w:jc w:val="both"/>
+        <w:rPr>
+          <w:rFonts w:ascii="Times New Roman" w:hAnsi="Times New Roman" w:cs="Times New Roman"/>
+          <w:sz w:val="24"/>
+          <w:szCs w:val="24"/>
+        </w:rPr>
+      </w:pPr>
       <w:r>
         <w:rPr>
           <w:rFonts w:ascii="Times New Roman" w:hAnsi="Times New Roman" w:cs="Times New Roman"/>
@@ -3509,6 +4072,18 @@
         </w:rPr>
         <w:t xml:space="preserve"> </w:t>
       </w:r>
+    </w:p>
+    <w:p>
+      <w:pPr>
+        <w:pStyle w:val="Listaszerbekezds"/>
+        <w:spacing w:line="360" w:lineRule="auto"/>
+        <w:jc w:val="both"/>
+        <w:rPr>
+          <w:rFonts w:ascii="Times New Roman" w:hAnsi="Times New Roman" w:cs="Times New Roman"/>
+          <w:sz w:val="24"/>
+          <w:szCs w:val="24"/>
+        </w:rPr>
+      </w:pPr>
       <w:r>
         <w:rPr>
           <w:rFonts w:ascii="Times New Roman" w:hAnsi="Times New Roman" w:cs="Times New Roman"/>
@@ -3523,23 +4098,33 @@
           <w:sz w:val="24"/>
           <w:szCs w:val="24"/>
         </w:rPr>
-        <w:t>, de feltehetően ugyanúgy működne Google Chrome vagy akár Firefox</w:t>
-      </w:r>
-      <w:r>
-        <w:rPr>
-          <w:rFonts w:ascii="Times New Roman" w:hAnsi="Times New Roman" w:cs="Times New Roman"/>
-          <w:sz w:val="24"/>
-          <w:szCs w:val="24"/>
-        </w:rPr>
-        <w:t xml:space="preserve"> keresőmotornak a</w:t>
-      </w:r>
-      <w:r>
-        <w:rPr>
-          <w:rFonts w:ascii="Times New Roman" w:hAnsi="Times New Roman" w:cs="Times New Roman"/>
-          <w:sz w:val="24"/>
-          <w:szCs w:val="24"/>
-        </w:rPr>
-        <w:t xml:space="preserve"> használatával is.</w:t>
+        <w:t xml:space="preserve">, de feltehetően ugyanúgy működne Google Chrome vagy akár </w:t>
+      </w:r>
+      <w:proofErr w:type="spellStart"/>
+      <w:r>
+        <w:rPr>
+          <w:rFonts w:ascii="Times New Roman" w:hAnsi="Times New Roman" w:cs="Times New Roman"/>
+          <w:sz w:val="24"/>
+          <w:szCs w:val="24"/>
+        </w:rPr>
+        <w:t>Firefox</w:t>
+      </w:r>
+      <w:proofErr w:type="spellEnd"/>
+      <w:r>
+        <w:rPr>
+          <w:rFonts w:ascii="Times New Roman" w:hAnsi="Times New Roman" w:cs="Times New Roman"/>
+          <w:sz w:val="24"/>
+          <w:szCs w:val="24"/>
+        </w:rPr>
+        <w:t xml:space="preserve"> keresőmotornak az alkalmazásával</w:t>
+      </w:r>
+      <w:r>
+        <w:rPr>
+          <w:rFonts w:ascii="Times New Roman" w:hAnsi="Times New Roman" w:cs="Times New Roman"/>
+          <w:sz w:val="24"/>
+          <w:szCs w:val="24"/>
+        </w:rPr>
+        <w:t xml:space="preserve"> is.</w:t>
       </w:r>
     </w:p>
     <w:p>
@@ -3579,13 +4164,79 @@
         </w:rPr>
         <w:t xml:space="preserve"> </w:t>
       </w:r>
-      <w:r>
-        <w:rPr>
-          <w:rFonts w:ascii="Times New Roman" w:hAnsi="Times New Roman" w:cs="Times New Roman"/>
-          <w:sz w:val="24"/>
-          <w:szCs w:val="24"/>
-        </w:rPr>
-        <w:t>VS Code vagy Notepad++ egyáltalán nem volt használva a tesztek során, szóval ezt inkább kerülendőnek tekintenénk ha lehetséges, ugyanis nem tudjuk garantálni, hogy mennyire jól futnak ezeken az alternatívákon.</w:t>
+    </w:p>
+    <w:p>
+      <w:pPr>
+        <w:pStyle w:val="Listaszerbekezds"/>
+        <w:spacing w:line="360" w:lineRule="auto"/>
+        <w:jc w:val="both"/>
+        <w:rPr>
+          <w:rFonts w:ascii="Times New Roman" w:hAnsi="Times New Roman" w:cs="Times New Roman"/>
+          <w:sz w:val="24"/>
+          <w:szCs w:val="24"/>
+        </w:rPr>
+      </w:pPr>
+      <w:r>
+        <w:rPr>
+          <w:rFonts w:ascii="Times New Roman" w:hAnsi="Times New Roman" w:cs="Times New Roman"/>
+          <w:sz w:val="24"/>
+          <w:szCs w:val="24"/>
+        </w:rPr>
+        <w:t xml:space="preserve">VS </w:t>
+      </w:r>
+      <w:proofErr w:type="spellStart"/>
+      <w:r>
+        <w:rPr>
+          <w:rFonts w:ascii="Times New Roman" w:hAnsi="Times New Roman" w:cs="Times New Roman"/>
+          <w:sz w:val="24"/>
+          <w:szCs w:val="24"/>
+        </w:rPr>
+        <w:t>Code</w:t>
+      </w:r>
+      <w:proofErr w:type="spellEnd"/>
+      <w:r>
+        <w:rPr>
+          <w:rFonts w:ascii="Times New Roman" w:hAnsi="Times New Roman" w:cs="Times New Roman"/>
+          <w:sz w:val="24"/>
+          <w:szCs w:val="24"/>
+        </w:rPr>
+        <w:t xml:space="preserve"> vagy </w:t>
+      </w:r>
+      <w:proofErr w:type="spellStart"/>
+      <w:r>
+        <w:rPr>
+          <w:rFonts w:ascii="Times New Roman" w:hAnsi="Times New Roman" w:cs="Times New Roman"/>
+          <w:sz w:val="24"/>
+          <w:szCs w:val="24"/>
+        </w:rPr>
+        <w:t>Notepad</w:t>
+      </w:r>
+      <w:proofErr w:type="spellEnd"/>
+      <w:r>
+        <w:rPr>
+          <w:rFonts w:ascii="Times New Roman" w:hAnsi="Times New Roman" w:cs="Times New Roman"/>
+          <w:sz w:val="24"/>
+          <w:szCs w:val="24"/>
+        </w:rPr>
+        <w:t xml:space="preserve">++ egyáltalán nem volt használva a tesztek során, szóval ezt inkább kerülendőnek </w:t>
+      </w:r>
+      <w:proofErr w:type="gramStart"/>
+      <w:r>
+        <w:rPr>
+          <w:rFonts w:ascii="Times New Roman" w:hAnsi="Times New Roman" w:cs="Times New Roman"/>
+          <w:sz w:val="24"/>
+          <w:szCs w:val="24"/>
+        </w:rPr>
+        <w:t>tekintenénk</w:t>
+      </w:r>
+      <w:proofErr w:type="gramEnd"/>
+      <w:r>
+        <w:rPr>
+          <w:rFonts w:ascii="Times New Roman" w:hAnsi="Times New Roman" w:cs="Times New Roman"/>
+          <w:sz w:val="24"/>
+          <w:szCs w:val="24"/>
+        </w:rPr>
+        <w:t xml:space="preserve"> ha lehetséges, ugyanis nem tudjuk garantálni, hogy mennyire jól futnak ezeken az alternatívákon.</w:t>
       </w:r>
     </w:p>
     <w:p>
@@ -3611,6 +4262,7 @@
           <w:sz w:val="28"/>
           <w:szCs w:val="28"/>
         </w:rPr>
+        <w:lastRenderedPageBreak/>
         <w:t>A környezeti beállítások:</w:t>
       </w:r>
     </w:p>
@@ -3632,7 +4284,27 @@
           <w:szCs w:val="24"/>
           <w:u w:val="thick"/>
         </w:rPr>
-        <w:t>-Fájlok átmásolása:</w:t>
+        <w:t>-</w:t>
+      </w:r>
+      <w:proofErr w:type="gramStart"/>
+      <w:r>
+        <w:rPr>
+          <w:rFonts w:ascii="Times New Roman" w:hAnsi="Times New Roman" w:cs="Times New Roman"/>
+          <w:sz w:val="24"/>
+          <w:szCs w:val="24"/>
+          <w:u w:val="thick"/>
+        </w:rPr>
+        <w:t>Fájlok</w:t>
+      </w:r>
+      <w:proofErr w:type="gramEnd"/>
+      <w:r>
+        <w:rPr>
+          <w:rFonts w:ascii="Times New Roman" w:hAnsi="Times New Roman" w:cs="Times New Roman"/>
+          <w:sz w:val="24"/>
+          <w:szCs w:val="24"/>
+          <w:u w:val="thick"/>
+        </w:rPr>
+        <w:t xml:space="preserve"> átmásolása:</w:t>
       </w:r>
       <w:r>
         <w:rPr>
@@ -3642,6 +4314,18 @@
         </w:rPr>
         <w:t xml:space="preserve"> </w:t>
       </w:r>
+    </w:p>
+    <w:p>
+      <w:pPr>
+        <w:spacing w:line="360" w:lineRule="auto"/>
+        <w:ind w:left="708"/>
+        <w:jc w:val="both"/>
+        <w:rPr>
+          <w:rFonts w:ascii="Times New Roman" w:hAnsi="Times New Roman" w:cs="Times New Roman"/>
+          <w:sz w:val="24"/>
+          <w:szCs w:val="24"/>
+        </w:rPr>
+      </w:pPr>
       <w:r>
         <w:rPr>
           <w:rFonts w:ascii="Times New Roman" w:hAnsi="Times New Roman" w:cs="Times New Roman"/>
@@ -3656,7 +4340,43 @@
           <w:sz w:val="24"/>
           <w:szCs w:val="24"/>
         </w:rPr>
-        <w:t>korábban megadott Github link segítségével megtalálhatják az összes szükséges dolgot. Itt sajnálatosan elég sok minden van, amit lehet kicsit nehéz navigálni olyannak, aki nem dolgozott ennek a készítésében, de a lényeg az, hogy először is le kell tölteni a .zip mappát, aminek a kommentje elárulja, hogy az kell, mert az a végleges programnak a tartalmazója. Ezen felül le is kell másolni a megadott .sql mappát ami szintén mutatja majd, hogy az a végleges verzió. Ezt követően a mellékelt adatbázist be kell importálni</w:t>
+        <w:t xml:space="preserve">korábban megadott </w:t>
+      </w:r>
+      <w:proofErr w:type="spellStart"/>
+      <w:r>
+        <w:rPr>
+          <w:rFonts w:ascii="Times New Roman" w:hAnsi="Times New Roman" w:cs="Times New Roman"/>
+          <w:sz w:val="24"/>
+          <w:szCs w:val="24"/>
+        </w:rPr>
+        <w:t>Github</w:t>
+      </w:r>
+      <w:proofErr w:type="spellEnd"/>
+      <w:r>
+        <w:rPr>
+          <w:rFonts w:ascii="Times New Roman" w:hAnsi="Times New Roman" w:cs="Times New Roman"/>
+          <w:sz w:val="24"/>
+          <w:szCs w:val="24"/>
+        </w:rPr>
+        <w:t xml:space="preserve"> </w:t>
+      </w:r>
+      <w:proofErr w:type="gramStart"/>
+      <w:r>
+        <w:rPr>
+          <w:rFonts w:ascii="Times New Roman" w:hAnsi="Times New Roman" w:cs="Times New Roman"/>
+          <w:sz w:val="24"/>
+          <w:szCs w:val="24"/>
+        </w:rPr>
+        <w:t>link</w:t>
+      </w:r>
+      <w:proofErr w:type="gramEnd"/>
+      <w:r>
+        <w:rPr>
+          <w:rFonts w:ascii="Times New Roman" w:hAnsi="Times New Roman" w:cs="Times New Roman"/>
+          <w:sz w:val="24"/>
+          <w:szCs w:val="24"/>
+        </w:rPr>
+        <w:t xml:space="preserve"> segítségével megtalálhatják az összes szükséges dolgot. Itt sajnálatosan elég sok minden van, amit lehet kicsit nehéz navigálni olyannak, aki nem dolgozott ennek a készítésében, de a lényeg az, hogy először is le kell tölteni a .zip mappát, aminek a kommentje elárulja, hogy az kell, mert az a végleges programnak a tartalmazója. Ezen felül le is kell másolni a megadott .sql mappát ami szintén mutatja majd, hogy az a végleges verzió. Ezt követően a mellékelt adatbázist be kell importálni</w:t>
       </w:r>
       <w:r>
         <w:rPr>
@@ -3672,7 +4392,237 @@
           <w:sz w:val="24"/>
           <w:szCs w:val="24"/>
         </w:rPr>
-        <w:t xml:space="preserve"> egy phpMyAdmin felületére és azonos nevet kell megadni az adatbázisnak, ami csak egyszerűen nem más, mint csak „pizzeria”. A többi </w:t>
+        <w:t xml:space="preserve"> egy phpMyAdmin felületére és azonos nevet kell megadni az adatbázisnak, ami csak egyszerűen nem más, mint csak „pizzeria”. A többi fájl, mint például a CSS és PHP beillesztése se kéne, hogy nagy bonyodalom legyen</w:t>
+      </w:r>
+      <w:r>
+        <w:rPr>
+          <w:rFonts w:ascii="Times New Roman" w:hAnsi="Times New Roman" w:cs="Times New Roman"/>
+          <w:sz w:val="24"/>
+          <w:szCs w:val="24"/>
+        </w:rPr>
+        <w:t>, a megragadott fájlokat csak meg kell ragadni és be kell helyezni a webes Windows mappába. Bővebben, a fájlkezelő</w:t>
+      </w:r>
+      <w:r>
+        <w:rPr>
+          <w:rFonts w:ascii="Times New Roman" w:hAnsi="Times New Roman" w:cs="Times New Roman"/>
+          <w:sz w:val="24"/>
+          <w:szCs w:val="24"/>
+        </w:rPr>
+        <w:t>ben</w:t>
+      </w:r>
+      <w:r>
+        <w:rPr>
+          <w:rFonts w:ascii="Times New Roman" w:hAnsi="Times New Roman" w:cs="Times New Roman"/>
+          <w:sz w:val="24"/>
+          <w:szCs w:val="24"/>
+        </w:rPr>
+        <w:t xml:space="preserve"> </w:t>
+      </w:r>
+      <w:r>
+        <w:rPr>
+          <w:rFonts w:ascii="Times New Roman" w:hAnsi="Times New Roman" w:cs="Times New Roman"/>
+          <w:sz w:val="24"/>
+          <w:szCs w:val="24"/>
+        </w:rPr>
+        <w:t>először</w:t>
+      </w:r>
+      <w:r>
+        <w:rPr>
+          <w:rFonts w:ascii="Times New Roman" w:hAnsi="Times New Roman" w:cs="Times New Roman"/>
+          <w:sz w:val="24"/>
+          <w:szCs w:val="24"/>
+        </w:rPr>
+        <w:t xml:space="preserve"> is alul kiválasztjuk az „Ez a gép” fülecskét, majd a Windows (C:) részt. Ezek után meg kell keresni a xampp mappáját, m</w:t>
+      </w:r>
+      <w:r>
+        <w:rPr>
+          <w:rFonts w:ascii="Times New Roman" w:hAnsi="Times New Roman" w:cs="Times New Roman"/>
+          <w:sz w:val="24"/>
+          <w:szCs w:val="24"/>
+        </w:rPr>
+        <w:t>aj</w:t>
+      </w:r>
+      <w:r>
+        <w:rPr>
+          <w:rFonts w:ascii="Times New Roman" w:hAnsi="Times New Roman" w:cs="Times New Roman"/>
+          <w:sz w:val="24"/>
+          <w:szCs w:val="24"/>
+        </w:rPr>
+        <w:t>d ráadásul még azon belül is meg kell találni és belemenni az htdocs mappáb</w:t>
+      </w:r>
+      <w:r>
+        <w:rPr>
+          <w:rFonts w:ascii="Times New Roman" w:hAnsi="Times New Roman" w:cs="Times New Roman"/>
+          <w:sz w:val="24"/>
+          <w:szCs w:val="24"/>
+        </w:rPr>
+        <w:t xml:space="preserve">a. A vizsgaremekünk mappáját itt ezen belül kell majd elhelyezni. Azon a mappán belül már feltehetőleg nem lesz más mappa, csak a programok és esetleg hozzájuk tartozó, megjelenítendő képek. Ugyan elvárt lenne ezeket jobban szétválasztani, szerintünk az nem vitatható, hogy ez meg tudja könnyíteni a dolgokat és technikailag ugyan lehet, hogy macerás lenne, de simán meg lehetne ezt változtatni, ha arra akadna esetleg szükség valami oknál fogva, szóval nagy kár belőle nem eshet, mindkét módszernek megvan az előnye és a hátránya. </w:t>
+      </w:r>
+    </w:p>
+    <w:p>
+      <w:pPr>
+        <w:pStyle w:val="Listaszerbekezds"/>
+        <w:spacing w:line="360" w:lineRule="auto"/>
+        <w:jc w:val="both"/>
+        <w:rPr>
+          <w:rFonts w:ascii="Times New Roman" w:hAnsi="Times New Roman" w:cs="Times New Roman"/>
+          <w:sz w:val="24"/>
+          <w:szCs w:val="24"/>
+        </w:rPr>
+      </w:pPr>
+      <w:r>
+        <w:rPr>
+          <w:rFonts w:ascii="Times New Roman" w:hAnsi="Times New Roman" w:cs="Times New Roman"/>
+          <w:sz w:val="24"/>
+          <w:szCs w:val="24"/>
+          <w:u w:val="thick"/>
+        </w:rPr>
+        <w:t>-</w:t>
+      </w:r>
+      <w:r>
+        <w:rPr>
+          <w:rFonts w:ascii="Times New Roman" w:hAnsi="Times New Roman" w:cs="Times New Roman"/>
+          <w:sz w:val="24"/>
+          <w:szCs w:val="24"/>
+          <w:u w:val="thick"/>
+        </w:rPr>
+        <w:t>A működtetési ú</w:t>
+      </w:r>
+      <w:r>
+        <w:rPr>
+          <w:rFonts w:ascii="Times New Roman" w:hAnsi="Times New Roman" w:cs="Times New Roman"/>
+          <w:sz w:val="24"/>
+          <w:szCs w:val="24"/>
+          <w:u w:val="thick"/>
+        </w:rPr>
+        <w:t>tmutató:</w:t>
+      </w:r>
+      <w:r>
+        <w:rPr>
+          <w:rFonts w:ascii="Times New Roman" w:hAnsi="Times New Roman" w:cs="Times New Roman"/>
+          <w:sz w:val="24"/>
+          <w:szCs w:val="24"/>
+        </w:rPr>
+        <w:t xml:space="preserve"> </w:t>
+      </w:r>
+    </w:p>
+    <w:p>
+      <w:pPr>
+        <w:pStyle w:val="Listaszerbekezds"/>
+        <w:spacing w:line="360" w:lineRule="auto"/>
+        <w:jc w:val="both"/>
+        <w:rPr>
+          <w:rFonts w:ascii="Times New Roman" w:hAnsi="Times New Roman" w:cs="Times New Roman"/>
+          <w:sz w:val="24"/>
+          <w:szCs w:val="24"/>
+        </w:rPr>
+      </w:pPr>
+      <w:r>
+        <w:rPr>
+          <w:rFonts w:ascii="Times New Roman" w:hAnsi="Times New Roman" w:cs="Times New Roman"/>
+          <w:sz w:val="24"/>
+          <w:szCs w:val="24"/>
+        </w:rPr>
+        <w:t>Legelső sorban, a legfontosabb teendő az nem más</w:t>
+      </w:r>
+      <w:r>
+        <w:rPr>
+          <w:rFonts w:ascii="Times New Roman" w:hAnsi="Times New Roman" w:cs="Times New Roman"/>
+          <w:sz w:val="24"/>
+          <w:szCs w:val="24"/>
+        </w:rPr>
+        <w:t>,</w:t>
+      </w:r>
+      <w:r>
+        <w:rPr>
+          <w:rFonts w:ascii="Times New Roman" w:hAnsi="Times New Roman" w:cs="Times New Roman"/>
+          <w:sz w:val="24"/>
+          <w:szCs w:val="24"/>
+        </w:rPr>
+        <w:t xml:space="preserve"> mint a XAMPP Control Panel elindítása. Ott, azon belül, mindenféleképpen be kell kapcsolni a</w:t>
+      </w:r>
+      <w:r>
+        <w:rPr>
+          <w:rFonts w:ascii="Times New Roman" w:hAnsi="Times New Roman" w:cs="Times New Roman"/>
+          <w:sz w:val="24"/>
+          <w:szCs w:val="24"/>
+        </w:rPr>
+        <w:t xml:space="preserve">z Apache modult. A MySQL elindítása nem nagyon szükséges, viszont nem árthat azt is aktiválni, majd a mellette lévő, felülről második Admin gombra rányomni, hogy megnyissa az adatbázist, amelyet úgy is be kellett másolni oda ez elött és így ennek a segítségével a program akár még jobban is átláthatóbb. Ezt követően, a megadott böngészőbe, például az </w:t>
+      </w:r>
+      <w:r>
+        <w:rPr>
+          <w:rFonts w:ascii="Times New Roman" w:hAnsi="Times New Roman" w:cs="Times New Roman"/>
+          <w:sz w:val="24"/>
+          <w:szCs w:val="24"/>
+        </w:rPr>
+        <w:t>előbb</w:t>
+      </w:r>
+      <w:r>
+        <w:rPr>
+          <w:rFonts w:ascii="Times New Roman" w:hAnsi="Times New Roman" w:cs="Times New Roman"/>
+          <w:sz w:val="24"/>
+          <w:szCs w:val="24"/>
+        </w:rPr>
+        <w:t xml:space="preserve"> megadott Microsoft Edge-be, be kell illeszteni az alábbi</w:t>
+      </w:r>
+      <w:r>
+        <w:rPr>
+          <w:rFonts w:ascii="Times New Roman" w:hAnsi="Times New Roman" w:cs="Times New Roman"/>
+          <w:sz w:val="24"/>
+          <w:szCs w:val="24"/>
+        </w:rPr>
+        <w:t xml:space="preserve"> </w:t>
+      </w:r>
+      <w:r>
+        <w:rPr>
+          <w:rFonts w:ascii="Times New Roman" w:hAnsi="Times New Roman" w:cs="Times New Roman"/>
+          <w:sz w:val="24"/>
+          <w:szCs w:val="24"/>
+        </w:rPr>
+        <w:t>címet:</w:t>
+      </w:r>
+      <w:r>
+        <w:rPr>
+          <w:rFonts w:ascii="Times New Roman" w:hAnsi="Times New Roman" w:cs="Times New Roman"/>
+          <w:sz w:val="24"/>
+          <w:szCs w:val="24"/>
+        </w:rPr>
+        <w:t xml:space="preserve"> ”http://localhost/pizzeria</w:t>
+      </w:r>
+      <w:r>
+        <w:t>/index.php</w:t>
+      </w:r>
+      <w:r>
+        <w:rPr>
+          <w:rFonts w:ascii="Times New Roman" w:hAnsi="Times New Roman" w:cs="Times New Roman"/>
+          <w:sz w:val="24"/>
+          <w:szCs w:val="24"/>
+        </w:rPr>
+        <w:t>”</w:t>
+      </w:r>
+      <w:r>
+        <w:rPr>
+          <w:rFonts w:ascii="Times New Roman" w:hAnsi="Times New Roman" w:cs="Times New Roman"/>
+          <w:sz w:val="24"/>
+          <w:szCs w:val="24"/>
+        </w:rPr>
+        <w:t xml:space="preserve"> </w:t>
+      </w:r>
+      <w:r>
+        <w:rPr>
+          <w:rFonts w:ascii="Times New Roman" w:hAnsi="Times New Roman" w:cs="Times New Roman"/>
+          <w:sz w:val="24"/>
+          <w:szCs w:val="24"/>
+        </w:rPr>
+        <w:t>a program elejének a megtekintéshez. Itt ki lehet próbálni a regisztrációt, vagy akár használhat egy korábbi bejelentkezést, mint például a felhasználónév: ”Charlotte Emily” és a jelszó: ”Carryemall6”</w:t>
+      </w:r>
+      <w:r>
+        <w:rPr>
+          <w:rFonts w:ascii="Times New Roman" w:hAnsi="Times New Roman" w:cs="Times New Roman"/>
+          <w:sz w:val="24"/>
+          <w:szCs w:val="24"/>
+        </w:rPr>
+        <w:t xml:space="preserve">. Ezek után, ha semmi </w:t>
       </w:r>
       <w:r>
         <w:rPr>
@@ -3681,71 +4631,7 @@
           <w:szCs w:val="24"/>
         </w:rPr>
         <w:lastRenderedPageBreak/>
-        <w:t>fájl, mint például a CSS és PHP beillesztése se kéne, hogy nagy bonyodalom legyen</w:t>
-      </w:r>
-      <w:r>
-        <w:rPr>
-          <w:rFonts w:ascii="Times New Roman" w:hAnsi="Times New Roman" w:cs="Times New Roman"/>
-          <w:sz w:val="24"/>
-          <w:szCs w:val="24"/>
-        </w:rPr>
-        <w:t>, a megragadott fájlokat csak meg kell ragadni és be kell helyezni a webes Windows mappába. Bővebben, a fájlkezelő</w:t>
-      </w:r>
-      <w:r>
-        <w:rPr>
-          <w:rFonts w:ascii="Times New Roman" w:hAnsi="Times New Roman" w:cs="Times New Roman"/>
-          <w:sz w:val="24"/>
-          <w:szCs w:val="24"/>
-        </w:rPr>
-        <w:t>ben</w:t>
-      </w:r>
-      <w:r>
-        <w:rPr>
-          <w:rFonts w:ascii="Times New Roman" w:hAnsi="Times New Roman" w:cs="Times New Roman"/>
-          <w:sz w:val="24"/>
-          <w:szCs w:val="24"/>
-        </w:rPr>
-        <w:t xml:space="preserve"> </w:t>
-      </w:r>
-      <w:r>
-        <w:rPr>
-          <w:rFonts w:ascii="Times New Roman" w:hAnsi="Times New Roman" w:cs="Times New Roman"/>
-          <w:sz w:val="24"/>
-          <w:szCs w:val="24"/>
-        </w:rPr>
-        <w:t>először</w:t>
-      </w:r>
-      <w:r>
-        <w:rPr>
-          <w:rFonts w:ascii="Times New Roman" w:hAnsi="Times New Roman" w:cs="Times New Roman"/>
-          <w:sz w:val="24"/>
-          <w:szCs w:val="24"/>
-        </w:rPr>
-        <w:t xml:space="preserve"> is alul kiválasztjuk az „Ez a gép” fülecskét, majd a Windows (C:) részt. Ezek után meg kell keresni a xampp mappáját, m</w:t>
-      </w:r>
-      <w:r>
-        <w:rPr>
-          <w:rFonts w:ascii="Times New Roman" w:hAnsi="Times New Roman" w:cs="Times New Roman"/>
-          <w:sz w:val="24"/>
-          <w:szCs w:val="24"/>
-        </w:rPr>
-        <w:t>aj</w:t>
-      </w:r>
-      <w:r>
-        <w:rPr>
-          <w:rFonts w:ascii="Times New Roman" w:hAnsi="Times New Roman" w:cs="Times New Roman"/>
-          <w:sz w:val="24"/>
-          <w:szCs w:val="24"/>
-        </w:rPr>
-        <w:t>d ráadásul még azon belül is meg kell találni és belemenni az htdocs mappáb</w:t>
-      </w:r>
-      <w:r>
-        <w:rPr>
-          <w:rFonts w:ascii="Times New Roman" w:hAnsi="Times New Roman" w:cs="Times New Roman"/>
-          <w:sz w:val="24"/>
-          <w:szCs w:val="24"/>
-        </w:rPr>
-        <w:t xml:space="preserve">a. A vizsgaremekünk mappáját itt ezen belül kell majd elhelyezni. Azon a mappán belül már feltehetőleg nem lesz más mappa, csak a programok és esetleg hozzájuk tartozó, megjelenítendő képek. Ugyan elvárt lenne ezeket jobban szétválasztani, szerintünk az nem vitatható, hogy ez meg tudja könnyíteni a dolgokat és technikailag ugyan lehet, hogy macerás lenne, de simán meg lehetne ezt változtatni, ha arra akadna esetleg szükség valami oknál fogva, szóval nagy kár belőle nem eshet, mindkét módszernek megvan az előnye és a hátránya. </w:t>
+        <w:t>nem megy félre, a főoldalon kéne, hogy találja magát. Ha esetleg inkább kihagyná a bejelentkezést, vagy valamiért az adatbázisos bejelentkezés nem használható, akkor ezt a címet használja, hogy egyből a főoldalon kezdje el az ellenőrzési folyamatot: ”http://localhost/pizzeria/noname_pizzaM.php”.</w:t>
       </w:r>
     </w:p>
     <w:p>
@@ -3759,148 +4645,6 @@
           <w:szCs w:val="24"/>
         </w:rPr>
       </w:pPr>
-      <w:r>
-        <w:rPr>
-          <w:rFonts w:ascii="Times New Roman" w:hAnsi="Times New Roman" w:cs="Times New Roman"/>
-          <w:sz w:val="24"/>
-          <w:szCs w:val="24"/>
-          <w:u w:val="thick"/>
-        </w:rPr>
-        <w:t>-</w:t>
-      </w:r>
-      <w:r>
-        <w:rPr>
-          <w:rFonts w:ascii="Times New Roman" w:hAnsi="Times New Roman" w:cs="Times New Roman"/>
-          <w:sz w:val="24"/>
-          <w:szCs w:val="24"/>
-          <w:u w:val="thick"/>
-        </w:rPr>
-        <w:t>A működtetési ú</w:t>
-      </w:r>
-      <w:r>
-        <w:rPr>
-          <w:rFonts w:ascii="Times New Roman" w:hAnsi="Times New Roman" w:cs="Times New Roman"/>
-          <w:sz w:val="24"/>
-          <w:szCs w:val="24"/>
-          <w:u w:val="thick"/>
-        </w:rPr>
-        <w:t>tmutató lépésről lépésre:</w:t>
-      </w:r>
-      <w:r>
-        <w:rPr>
-          <w:rFonts w:ascii="Times New Roman" w:hAnsi="Times New Roman" w:cs="Times New Roman"/>
-          <w:sz w:val="24"/>
-          <w:szCs w:val="24"/>
-        </w:rPr>
-        <w:t xml:space="preserve"> </w:t>
-      </w:r>
-      <w:r>
-        <w:rPr>
-          <w:rFonts w:ascii="Times New Roman" w:hAnsi="Times New Roman" w:cs="Times New Roman"/>
-          <w:sz w:val="24"/>
-          <w:szCs w:val="24"/>
-        </w:rPr>
-        <w:t>Legelső sorban, a legfontosabb teendő az nem más</w:t>
-      </w:r>
-      <w:r>
-        <w:rPr>
-          <w:rFonts w:ascii="Times New Roman" w:hAnsi="Times New Roman" w:cs="Times New Roman"/>
-          <w:sz w:val="24"/>
-          <w:szCs w:val="24"/>
-        </w:rPr>
-        <w:t>,</w:t>
-      </w:r>
-      <w:r>
-        <w:rPr>
-          <w:rFonts w:ascii="Times New Roman" w:hAnsi="Times New Roman" w:cs="Times New Roman"/>
-          <w:sz w:val="24"/>
-          <w:szCs w:val="24"/>
-        </w:rPr>
-        <w:t xml:space="preserve"> mint a XAMPP Control Panel elindítása. Ott, azon belül, mindenféleképpen be kell kapcsolni a</w:t>
-      </w:r>
-      <w:r>
-        <w:rPr>
-          <w:rFonts w:ascii="Times New Roman" w:hAnsi="Times New Roman" w:cs="Times New Roman"/>
-          <w:sz w:val="24"/>
-          <w:szCs w:val="24"/>
-        </w:rPr>
-        <w:t xml:space="preserve">z Apache modult. A MySQL elindítása nem nagyon szükséges, viszont nem árthat azt is aktiválni, majd a mellette lévő, felülről második Admin gombra rányomni, hogy megnyissa az adatbázist, amelyet úgy is be kellett másolni oda ez elött és így ennek a segítségével a program akár még jobban is átláthatóbb. Ezt követően, a megadott böngészőbe, például az </w:t>
-      </w:r>
-      <w:r>
-        <w:rPr>
-          <w:rFonts w:ascii="Times New Roman" w:hAnsi="Times New Roman" w:cs="Times New Roman"/>
-          <w:sz w:val="24"/>
-          <w:szCs w:val="24"/>
-        </w:rPr>
-        <w:t>előbb</w:t>
-      </w:r>
-      <w:r>
-        <w:rPr>
-          <w:rFonts w:ascii="Times New Roman" w:hAnsi="Times New Roman" w:cs="Times New Roman"/>
-          <w:sz w:val="24"/>
-          <w:szCs w:val="24"/>
-        </w:rPr>
-        <w:t xml:space="preserve"> megadott Microsoft Edge-be, be kell illeszteni az alábbi</w:t>
-      </w:r>
-      <w:r>
-        <w:rPr>
-          <w:rFonts w:ascii="Times New Roman" w:hAnsi="Times New Roman" w:cs="Times New Roman"/>
-          <w:sz w:val="24"/>
-          <w:szCs w:val="24"/>
-        </w:rPr>
-        <w:t xml:space="preserve"> </w:t>
-      </w:r>
-      <w:r>
-        <w:rPr>
-          <w:rFonts w:ascii="Times New Roman" w:hAnsi="Times New Roman" w:cs="Times New Roman"/>
-          <w:sz w:val="24"/>
-          <w:szCs w:val="24"/>
-        </w:rPr>
-        <w:t>címet:</w:t>
-      </w:r>
-      <w:r>
-        <w:rPr>
-          <w:rFonts w:ascii="Times New Roman" w:hAnsi="Times New Roman" w:cs="Times New Roman"/>
-          <w:sz w:val="24"/>
-          <w:szCs w:val="24"/>
-        </w:rPr>
-        <w:t xml:space="preserve"> ”http://localhost/pizzeria</w:t>
-      </w:r>
-      <w:r>
-        <w:t>/index.php</w:t>
-      </w:r>
-      <w:r>
-        <w:rPr>
-          <w:rFonts w:ascii="Times New Roman" w:hAnsi="Times New Roman" w:cs="Times New Roman"/>
-          <w:sz w:val="24"/>
-          <w:szCs w:val="24"/>
-        </w:rPr>
-        <w:t>”</w:t>
-      </w:r>
-      <w:r>
-        <w:rPr>
-          <w:rFonts w:ascii="Times New Roman" w:hAnsi="Times New Roman" w:cs="Times New Roman"/>
-          <w:sz w:val="24"/>
-          <w:szCs w:val="24"/>
-        </w:rPr>
-        <w:t xml:space="preserve"> </w:t>
-      </w:r>
-      <w:r>
-        <w:rPr>
-          <w:rFonts w:ascii="Times New Roman" w:hAnsi="Times New Roman" w:cs="Times New Roman"/>
-          <w:sz w:val="24"/>
-          <w:szCs w:val="24"/>
-        </w:rPr>
-        <w:t>a program elejének a megtekintéshez. Itt ki lehet próbálni a regisztrációt, vagy akár használhat egy korábbi bejelentkezést, mint például a felhasználónév: ”Charlotte Emily” és a jelszó: ”Carryemall6”</w:t>
-      </w:r>
-      <w:r>
-        <w:rPr>
-          <w:rFonts w:ascii="Times New Roman" w:hAnsi="Times New Roman" w:cs="Times New Roman"/>
-          <w:sz w:val="24"/>
-          <w:szCs w:val="24"/>
-        </w:rPr>
-        <w:t>. Ezek után, ha semmi nem megy félre, a főoldalon kéne, hogy találja magát. Ha esetleg inkább kihagyná a bejelentkezést, vagy valamiért az adatbázisos bejelentkezés nem használható, akkor ezt a címet használja, hogy egyből a főoldalon kezdje el az ellenőrzési folyamatot: ”http://localhost/pizzeria/noname_pizzaM.php”.</w:t>
-      </w:r>
     </w:p>
     <w:p>
       <w:pPr>
@@ -3949,6 +4693,425 @@
           <w:rFonts w:ascii="Times New Roman" w:hAnsi="Times New Roman" w:cs="Times New Roman"/>
           <w:sz w:val="24"/>
           <w:szCs w:val="24"/>
+        </w:rPr>
+      </w:pPr>
+      <w:r>
+        <w:rPr>
+          <w:rFonts w:ascii="Times New Roman" w:hAnsi="Times New Roman" w:cs="Times New Roman"/>
+          <w:sz w:val="24"/>
+          <w:szCs w:val="24"/>
+          <w:u w:val="single"/>
+        </w:rPr>
+        <w:t>-A program használata lépésről lépésre:</w:t>
+      </w:r>
+      <w:r>
+        <w:rPr>
+          <w:rFonts w:ascii="Times New Roman" w:hAnsi="Times New Roman" w:cs="Times New Roman"/>
+          <w:sz w:val="24"/>
+          <w:szCs w:val="24"/>
+        </w:rPr>
+        <w:t xml:space="preserve"> </w:t>
+      </w:r>
+    </w:p>
+    <w:p>
+      <w:pPr>
+        <w:spacing w:line="360" w:lineRule="auto"/>
+        <w:jc w:val="both"/>
+        <w:rPr>
+          <w:rFonts w:ascii="Times New Roman" w:hAnsi="Times New Roman" w:cs="Times New Roman"/>
+          <w:sz w:val="24"/>
+          <w:szCs w:val="24"/>
+        </w:rPr>
+      </w:pPr>
+      <w:r>
+        <w:rPr>
+          <w:rFonts w:ascii="Times New Roman" w:hAnsi="Times New Roman" w:cs="Times New Roman"/>
+          <w:sz w:val="24"/>
+          <w:szCs w:val="24"/>
+        </w:rPr>
+        <w:t xml:space="preserve">Amikor először belép </w:t>
+      </w:r>
+      <w:r>
+        <w:rPr>
+          <w:rFonts w:ascii="Times New Roman" w:hAnsi="Times New Roman" w:cs="Times New Roman"/>
+          <w:sz w:val="24"/>
+          <w:szCs w:val="24"/>
+        </w:rPr>
+        <w:t xml:space="preserve">az előoldalra akkor kettő külön funkció fog majd várni használatra. Az a két lehetőség nem más, mint a belépés/bejelentkezés, valamint a regisztráció. </w:t>
+      </w:r>
+    </w:p>
+    <w:p>
+      <w:pPr>
+        <w:spacing w:line="360" w:lineRule="auto"/>
+        <w:jc w:val="both"/>
+        <w:rPr>
+          <w:rFonts w:ascii="Times New Roman" w:hAnsi="Times New Roman" w:cs="Times New Roman"/>
+          <w:sz w:val="24"/>
+          <w:szCs w:val="24"/>
+        </w:rPr>
+      </w:pPr>
+      <w:r>
+        <w:rPr>
+          <w:rFonts w:ascii="Times New Roman" w:hAnsi="Times New Roman" w:cs="Times New Roman"/>
+          <w:sz w:val="24"/>
+          <w:szCs w:val="24"/>
+        </w:rPr>
+        <w:t>Feltéve, hogy új felhasználó és még nem látogatta meg az oldalt, először nem a bejelentkezésre, hanem a regisztráció oldalra kell átterelődni. Amikor átlép, látni lehet majd, hogy szükség lesz megadni egy felhasználónevet, valamint egy bizonyos hosszúságú jelszót. Ezeknek a megadása és rögzítése után, vissza lesz dobva az előző oldalra, ahol már áttérhet a bejelentkezési fázishoz.</w:t>
+      </w:r>
+      <w:r>
+        <w:rPr>
+          <w:rFonts w:ascii="Times New Roman" w:hAnsi="Times New Roman" w:cs="Times New Roman"/>
+          <w:sz w:val="24"/>
+          <w:szCs w:val="24"/>
+        </w:rPr>
+        <w:t xml:space="preserve"> </w:t>
+      </w:r>
+    </w:p>
+    <w:p>
+      <w:pPr>
+        <w:spacing w:line="360" w:lineRule="auto"/>
+        <w:jc w:val="both"/>
+        <w:rPr>
+          <w:rFonts w:ascii="Times New Roman" w:hAnsi="Times New Roman" w:cs="Times New Roman"/>
+          <w:sz w:val="24"/>
+          <w:szCs w:val="24"/>
+        </w:rPr>
+      </w:pPr>
+      <w:r>
+        <w:rPr>
+          <w:rFonts w:ascii="Times New Roman" w:hAnsi="Times New Roman" w:cs="Times New Roman"/>
+          <w:sz w:val="24"/>
+          <w:szCs w:val="24"/>
+        </w:rPr>
+        <w:t xml:space="preserve">Amikor áttér a bejelentkezés oldalhoz akkor észrevehető, hogy ismét ugyan azokat az adatokat kell megadnia. Ezek mellett, vagyis mondhatni alatt, van egy bónusz link, ami egyből át tudja terelni önt gyorsan a regisztrációs részhez, ha esetleg az a rész még kimaradt és ide történt az első kattintás mondhatni. </w:t>
+      </w:r>
+    </w:p>
+    <w:p>
+      <w:pPr>
+        <w:spacing w:line="360" w:lineRule="auto"/>
+        <w:jc w:val="both"/>
+        <w:rPr>
+          <w:rFonts w:ascii="Times New Roman" w:hAnsi="Times New Roman" w:cs="Times New Roman"/>
+          <w:sz w:val="24"/>
+          <w:szCs w:val="24"/>
+        </w:rPr>
+      </w:pPr>
+      <w:r>
+        <w:rPr>
+          <w:rFonts w:ascii="Times New Roman" w:hAnsi="Times New Roman" w:cs="Times New Roman"/>
+          <w:sz w:val="24"/>
+          <w:szCs w:val="24"/>
+        </w:rPr>
+        <w:t xml:space="preserve">Amikor belép a főoldalra akkor igazán sok mindent fog látni a díszes pizzéria oldalon, feltéve, hogy a program letöltésénél nem történt semmi baklövés. Ha esetleg ki szeretne lépni, akkor a kilépés gombot egyből meg tudja találni a fejlécben, nincs szükség a böngésző vissza gombjának a használata visszalépésre. Ezt fel lehet használni, ha esetleg valahogy rossz fiókban, van vagy, az adminisztrációs verzióra szeretne átváltani. Szintén ott a fenti sávban láthatja azt is, hogy a felhasználóneve is ki van írva, amellyel könnyen láthatja, hogy igenis a helyes fiókot használta a belépéshez. </w:t>
+      </w:r>
+      <w:r>
+        <w:rPr>
+          <w:rFonts w:ascii="Times New Roman" w:hAnsi="Times New Roman" w:cs="Times New Roman"/>
+          <w:sz w:val="24"/>
+          <w:szCs w:val="24"/>
+        </w:rPr>
+        <w:t>Tovább haladva</w:t>
+      </w:r>
+      <w:r>
+        <w:rPr>
+          <w:rFonts w:ascii="Times New Roman" w:hAnsi="Times New Roman" w:cs="Times New Roman"/>
+          <w:sz w:val="24"/>
+          <w:szCs w:val="24"/>
+        </w:rPr>
+        <w:t xml:space="preserve"> a </w:t>
+      </w:r>
+      <w:r>
+        <w:rPr>
+          <w:rFonts w:ascii="Times New Roman" w:hAnsi="Times New Roman" w:cs="Times New Roman"/>
+          <w:sz w:val="24"/>
+          <w:szCs w:val="24"/>
+        </w:rPr>
+        <w:t>jobb oldalra, láthatja a fejléceket, amelyek használatával gyorsan ugorhat a főoldal bármely fontos részére, vagyis a legfelső kezdőlapra, a tájékoztatásos részre az étteremről és történetéről, a kiválasztott napi különleges ajánlatra, valamint természetesen az egész teljes étlapra. Végül pedig megtalálhatja a kosarat, de annak a használatára majd csak később térünk vissza.</w:t>
+      </w:r>
+    </w:p>
+    <w:p>
+      <w:pPr>
+        <w:spacing w:line="360" w:lineRule="auto"/>
+        <w:jc w:val="both"/>
+        <w:rPr>
+          <w:rFonts w:ascii="Times New Roman" w:hAnsi="Times New Roman" w:cs="Times New Roman"/>
+          <w:sz w:val="24"/>
+          <w:szCs w:val="24"/>
+        </w:rPr>
+      </w:pPr>
+      <w:r>
+        <w:rPr>
+          <w:rFonts w:ascii="Times New Roman" w:hAnsi="Times New Roman" w:cs="Times New Roman"/>
+          <w:sz w:val="24"/>
+          <w:szCs w:val="24"/>
+        </w:rPr>
+        <w:t>A weboldal fejlécének megtekintése után ahol majd az étterem szlogenjét is elolvashatja a cím alatt</w:t>
+      </w:r>
+      <w:r>
+        <w:rPr>
+          <w:rFonts w:ascii="Times New Roman" w:hAnsi="Times New Roman" w:cs="Times New Roman"/>
+          <w:sz w:val="24"/>
+          <w:szCs w:val="24"/>
+        </w:rPr>
+        <w:t xml:space="preserve"> és elcsodálkozhat a háttérképen.</w:t>
+      </w:r>
+    </w:p>
+    <w:p>
+      <w:pPr>
+        <w:spacing w:line="360" w:lineRule="auto"/>
+        <w:jc w:val="both"/>
+        <w:rPr>
+          <w:rFonts w:ascii="Times New Roman" w:hAnsi="Times New Roman" w:cs="Times New Roman"/>
+          <w:sz w:val="24"/>
+          <w:szCs w:val="24"/>
+        </w:rPr>
+      </w:pPr>
+      <w:r>
+        <w:rPr>
+          <w:rFonts w:ascii="Times New Roman" w:hAnsi="Times New Roman" w:cs="Times New Roman"/>
+          <w:sz w:val="24"/>
+          <w:szCs w:val="24"/>
+        </w:rPr>
+        <w:lastRenderedPageBreak/>
+        <w:t xml:space="preserve">Ezt követőn, amikor legörget az oldalon akkor gyorsan el is olvashatja az ott lévő igazán fontos információkat a pizzéria eredetéről és futtatásáról. Sok más dolog viszont ott nem található még egy képen kívül, mert ott nem az a lényeg, hanem csak egy információ átadás a </w:t>
+      </w:r>
+      <w:r>
+        <w:rPr>
+          <w:rFonts w:ascii="Times New Roman" w:hAnsi="Times New Roman" w:cs="Times New Roman"/>
+          <w:sz w:val="24"/>
+          <w:szCs w:val="24"/>
+        </w:rPr>
+        <w:t>kíváncsiknak</w:t>
+      </w:r>
+      <w:r>
+        <w:rPr>
+          <w:rFonts w:ascii="Times New Roman" w:hAnsi="Times New Roman" w:cs="Times New Roman"/>
+          <w:sz w:val="24"/>
+          <w:szCs w:val="24"/>
+        </w:rPr>
+        <w:t xml:space="preserve"> és érdeklődőknek.</w:t>
+      </w:r>
+    </w:p>
+    <w:p>
+      <w:pPr>
+        <w:spacing w:line="360" w:lineRule="auto"/>
+        <w:jc w:val="both"/>
+        <w:rPr>
+          <w:rFonts w:ascii="Times New Roman" w:hAnsi="Times New Roman" w:cs="Times New Roman"/>
+          <w:sz w:val="24"/>
+          <w:szCs w:val="24"/>
+        </w:rPr>
+      </w:pPr>
+      <w:r>
+        <w:rPr>
+          <w:rFonts w:ascii="Times New Roman" w:hAnsi="Times New Roman" w:cs="Times New Roman"/>
+          <w:sz w:val="24"/>
+          <w:szCs w:val="24"/>
+        </w:rPr>
+        <w:t>Tovább haladva</w:t>
+      </w:r>
+      <w:r>
+        <w:rPr>
+          <w:rFonts w:ascii="Times New Roman" w:hAnsi="Times New Roman" w:cs="Times New Roman"/>
+          <w:sz w:val="24"/>
+          <w:szCs w:val="24"/>
+        </w:rPr>
+        <w:t xml:space="preserve"> viszont</w:t>
+      </w:r>
+      <w:r>
+        <w:rPr>
+          <w:rFonts w:ascii="Times New Roman" w:hAnsi="Times New Roman" w:cs="Times New Roman"/>
+          <w:sz w:val="24"/>
+          <w:szCs w:val="24"/>
+        </w:rPr>
+        <w:t xml:space="preserve"> már áttérünk az igazán fontos részekre. Első sorban láthatja a különleges ajánlatunkat, amit ha akar, már meg is rendelhet a</w:t>
+      </w:r>
+      <w:r>
+        <w:rPr>
+          <w:rFonts w:ascii="Times New Roman" w:hAnsi="Times New Roman" w:cs="Times New Roman"/>
+          <w:sz w:val="24"/>
+          <w:szCs w:val="24"/>
+        </w:rPr>
+        <w:t xml:space="preserve"> saját gombjára</w:t>
+      </w:r>
+      <w:r>
+        <w:rPr>
+          <w:rFonts w:ascii="Times New Roman" w:hAnsi="Times New Roman" w:cs="Times New Roman"/>
+          <w:sz w:val="24"/>
+          <w:szCs w:val="24"/>
+        </w:rPr>
+        <w:t xml:space="preserve"> rákattintva</w:t>
+      </w:r>
+      <w:r>
+        <w:rPr>
+          <w:rFonts w:ascii="Times New Roman" w:hAnsi="Times New Roman" w:cs="Times New Roman"/>
+          <w:sz w:val="24"/>
+          <w:szCs w:val="24"/>
+        </w:rPr>
+        <w:t>, hogy a kosárba kerüljön</w:t>
+      </w:r>
+      <w:r>
+        <w:rPr>
+          <w:rFonts w:ascii="Times New Roman" w:hAnsi="Times New Roman" w:cs="Times New Roman"/>
+          <w:sz w:val="24"/>
+          <w:szCs w:val="24"/>
+        </w:rPr>
+        <w:t>.</w:t>
+      </w:r>
+    </w:p>
+    <w:p>
+      <w:pPr>
+        <w:spacing w:line="360" w:lineRule="auto"/>
+        <w:jc w:val="both"/>
+        <w:rPr>
+          <w:rFonts w:ascii="Times New Roman" w:hAnsi="Times New Roman" w:cs="Times New Roman"/>
+          <w:sz w:val="24"/>
+          <w:szCs w:val="24"/>
+        </w:rPr>
+      </w:pPr>
+      <w:r>
+        <w:rPr>
+          <w:rFonts w:ascii="Times New Roman" w:hAnsi="Times New Roman" w:cs="Times New Roman"/>
+          <w:sz w:val="24"/>
+          <w:szCs w:val="24"/>
+        </w:rPr>
+        <w:t xml:space="preserve">Az alatta lévő teljes menü is ugyan így működik, ahol már bármit kosárba helyezhet a választékból. Hasonlóan a különleges ajánlathoz, el tudja olvasni a pizza fajta nevét, a főbb összetevőket és persze természetesen az árát is. Rendeléskor Egyszerűen meg tudja különböztetni, hogy gomb felett van-e a kurzor és azt is, hogy melyiken, ha az valahogy nem lenne alapból is eléggé világos. </w:t>
+      </w:r>
+      <w:r>
+        <w:rPr>
+          <w:rFonts w:ascii="Times New Roman" w:hAnsi="Times New Roman" w:cs="Times New Roman"/>
+          <w:sz w:val="24"/>
+          <w:szCs w:val="24"/>
+        </w:rPr>
+        <w:t xml:space="preserve">Itt bármelyik menü opciót kiválaszthatja annyi </w:t>
+      </w:r>
+      <w:r>
+        <w:rPr>
+          <w:rFonts w:ascii="Times New Roman" w:hAnsi="Times New Roman" w:cs="Times New Roman"/>
+          <w:sz w:val="24"/>
+          <w:szCs w:val="24"/>
+        </w:rPr>
+        <w:t>alkalommal,</w:t>
+      </w:r>
+      <w:r>
+        <w:rPr>
+          <w:rFonts w:ascii="Times New Roman" w:hAnsi="Times New Roman" w:cs="Times New Roman"/>
+          <w:sz w:val="24"/>
+          <w:szCs w:val="24"/>
+        </w:rPr>
+        <w:t xml:space="preserve"> amennyivel csak szeretné, viszont </w:t>
+      </w:r>
+      <w:r>
+        <w:rPr>
+          <w:rFonts w:ascii="Times New Roman" w:hAnsi="Times New Roman" w:cs="Times New Roman"/>
+          <w:sz w:val="24"/>
+          <w:szCs w:val="24"/>
+        </w:rPr>
+        <w:t>valószerűen</w:t>
+      </w:r>
+      <w:r>
+        <w:rPr>
+          <w:rFonts w:ascii="Times New Roman" w:hAnsi="Times New Roman" w:cs="Times New Roman"/>
+          <w:sz w:val="24"/>
+          <w:szCs w:val="24"/>
+        </w:rPr>
+        <w:t xml:space="preserve"> egy </w:t>
+      </w:r>
+      <w:r>
+        <w:rPr>
+          <w:rFonts w:ascii="Times New Roman" w:hAnsi="Times New Roman" w:cs="Times New Roman"/>
+          <w:sz w:val="24"/>
+          <w:szCs w:val="24"/>
+        </w:rPr>
+        <w:t>hétköznapi</w:t>
+      </w:r>
+      <w:r>
+        <w:rPr>
+          <w:rFonts w:ascii="Times New Roman" w:hAnsi="Times New Roman" w:cs="Times New Roman"/>
+          <w:sz w:val="24"/>
+          <w:szCs w:val="24"/>
+        </w:rPr>
+        <w:t xml:space="preserve"> ember nem rendelne még tíz pizzát se</w:t>
+      </w:r>
+      <w:r>
+        <w:rPr>
+          <w:rFonts w:ascii="Times New Roman" w:hAnsi="Times New Roman" w:cs="Times New Roman"/>
+          <w:sz w:val="24"/>
+          <w:szCs w:val="24"/>
+        </w:rPr>
+        <w:t>m, viszont az opció ott van rá.</w:t>
+      </w:r>
+    </w:p>
+    <w:p>
+      <w:pPr>
+        <w:spacing w:line="360" w:lineRule="auto"/>
+        <w:jc w:val="both"/>
+        <w:rPr>
+          <w:rFonts w:ascii="Times New Roman" w:hAnsi="Times New Roman" w:cs="Times New Roman"/>
+          <w:sz w:val="24"/>
+          <w:szCs w:val="24"/>
+        </w:rPr>
+      </w:pPr>
+      <w:r>
+        <w:rPr>
+          <w:rFonts w:ascii="Times New Roman" w:hAnsi="Times New Roman" w:cs="Times New Roman"/>
+          <w:sz w:val="24"/>
+          <w:szCs w:val="24"/>
+        </w:rPr>
+        <w:t xml:space="preserve">Most pedig a végső rendeléshez vissza is lehet térni az itt korábban megemlített kosár ikonra. Megnyitás elött, könnyen leolvashatja, hogy mennyi pizzát rendelt, nem szükséges feltétlenül azt önnek számon tartania. Ha rákattint az ikonra, akkor láthatja az összes rendelését abban a sorrendben, ahogyan rájuk kattintott a kosárba helyezésnél. Ha esetleg egy jó nagy mennyiségű rendelést ad le, akkor egy görgetési funkció is meg fog jelenni, hogy átnézhesse megrendelt termékeit és ismét azoknak az árát, viszont nem az összetevőket kinézeti okok miatt a felhasználó számára. Ha esetleg meggondolja magát és ki szeretne valamit venni a rendelések közöl, akkor egyszerűen csak rá kell kattintani az egyes kuka ikonokra, hogy kitörölje őket a kosárból, viszont étlapra visszamenőleg ismét egyszerűen vissza is rakhatja, ha meggondolja a meggondolást. A kosár alján, a fizetés gomb fölött, láthatja az összeget, hogy </w:t>
+      </w:r>
+      <w:r>
+        <w:rPr>
+          <w:rFonts w:ascii="Times New Roman" w:hAnsi="Times New Roman" w:cs="Times New Roman"/>
+          <w:sz w:val="24"/>
+          <w:szCs w:val="24"/>
+        </w:rPr>
+        <w:t xml:space="preserve">a pizza rendelései összesen hány Forintba kerülnek. Ez egy mindig frissülő adat, amely bezárás nélkül meg tudja önnek mondani az árat, nem számít, hogy hány hozzáadást vagy levételt hajt végre a rendelési menet során. Végül pedig a rendelési gombra kattintva kapni fog egy </w:t>
+      </w:r>
+      <w:r>
+        <w:rPr>
+          <w:rFonts w:ascii="Times New Roman" w:hAnsi="Times New Roman" w:cs="Times New Roman"/>
+          <w:sz w:val="24"/>
+          <w:szCs w:val="24"/>
+        </w:rPr>
+        <w:t>üzenetet,</w:t>
+      </w:r>
+      <w:r>
+        <w:rPr>
+          <w:rFonts w:ascii="Times New Roman" w:hAnsi="Times New Roman" w:cs="Times New Roman"/>
+          <w:sz w:val="24"/>
+          <w:szCs w:val="24"/>
+        </w:rPr>
+        <w:t xml:space="preserve"> amely tájékoztatni fogja önt, hogy a rendelése el is lett küldve, szóval további cselekvésre már nincs is szükség az oldalon.</w:t>
+      </w:r>
+    </w:p>
+    <w:p>
+      <w:pPr>
+        <w:spacing w:line="360" w:lineRule="auto"/>
+        <w:jc w:val="both"/>
+        <w:rPr>
+          <w:rFonts w:ascii="Times New Roman" w:hAnsi="Times New Roman" w:cs="Times New Roman"/>
+          <w:sz w:val="24"/>
+          <w:szCs w:val="24"/>
+        </w:rPr>
+      </w:pPr>
+      <w:r>
+        <w:rPr>
+          <w:rFonts w:ascii="Times New Roman" w:hAnsi="Times New Roman" w:cs="Times New Roman"/>
+          <w:sz w:val="24"/>
+          <w:szCs w:val="24"/>
+        </w:rPr>
+        <w:t xml:space="preserve">Ezek alatt már csak a szerzői jogosultság található, viszont ez egy egyszerű felhasználó számára nem jelenthet nagy fontosságot. </w:t>
+      </w:r>
+    </w:p>
+    <w:p>
+      <w:pPr>
+        <w:spacing w:line="360" w:lineRule="auto"/>
+        <w:jc w:val="both"/>
+        <w:rPr>
+          <w:rFonts w:ascii="Times New Roman" w:hAnsi="Times New Roman" w:cs="Times New Roman"/>
+          <w:sz w:val="24"/>
+          <w:szCs w:val="24"/>
           <w:u w:val="thick"/>
         </w:rPr>
       </w:pPr>
@@ -3969,14 +5132,25 @@
         </w:rPr>
         <w:t xml:space="preserve"> </w:t>
       </w:r>
-      <w:r>
-        <w:rPr>
-          <w:rFonts w:ascii="Times New Roman" w:hAnsi="Times New Roman" w:cs="Times New Roman"/>
-          <w:sz w:val="24"/>
-          <w:szCs w:val="24"/>
-          <w:u w:val="thick"/>
-        </w:rPr>
-        <w:t>Funkciók bemutatása:</w:t>
+      <w:proofErr w:type="gramStart"/>
+      <w:r>
+        <w:rPr>
+          <w:rFonts w:ascii="Times New Roman" w:hAnsi="Times New Roman" w:cs="Times New Roman"/>
+          <w:sz w:val="24"/>
+          <w:szCs w:val="24"/>
+          <w:u w:val="thick"/>
+        </w:rPr>
+        <w:t>Funkciók</w:t>
+      </w:r>
+      <w:proofErr w:type="gramEnd"/>
+      <w:r>
+        <w:rPr>
+          <w:rFonts w:ascii="Times New Roman" w:hAnsi="Times New Roman" w:cs="Times New Roman"/>
+          <w:sz w:val="24"/>
+          <w:szCs w:val="24"/>
+          <w:u w:val="thick"/>
+        </w:rPr>
+        <w:t xml:space="preserve"> bemutatása:</w:t>
       </w:r>
       <w:r>
         <w:rPr>
@@ -3987,6 +5161,18 @@
         </w:rPr>
         <w:t xml:space="preserve"> </w:t>
       </w:r>
+    </w:p>
+    <w:p>
+      <w:pPr>
+        <w:spacing w:line="360" w:lineRule="auto"/>
+        <w:jc w:val="both"/>
+        <w:rPr>
+          <w:rFonts w:ascii="Times New Roman" w:hAnsi="Times New Roman" w:cs="Times New Roman"/>
+          <w:sz w:val="24"/>
+          <w:szCs w:val="24"/>
+          <w:u w:val="thick"/>
+        </w:rPr>
+      </w:pPr>
     </w:p>
     <w:p>
       <w:pPr>
@@ -4070,7 +5256,6 @@
           <w:szCs w:val="24"/>
           <w:u w:val="thick"/>
         </w:rPr>
-        <w:lastRenderedPageBreak/>
         <w:t>-</w:t>
       </w:r>
       <w:r>
@@ -4108,6 +5293,17 @@
         </w:rPr>
         <w:t xml:space="preserve"> </w:t>
       </w:r>
+    </w:p>
+    <w:p>
+      <w:pPr>
+        <w:spacing w:line="360" w:lineRule="auto"/>
+        <w:jc w:val="both"/>
+        <w:rPr>
+          <w:rFonts w:ascii="Times New Roman" w:hAnsi="Times New Roman" w:cs="Times New Roman"/>
+          <w:sz w:val="24"/>
+          <w:szCs w:val="24"/>
+        </w:rPr>
+      </w:pPr>
       <w:r>
         <w:rPr>
           <w:rFonts w:ascii="Times New Roman" w:hAnsi="Times New Roman" w:cs="Times New Roman"/>
@@ -4314,7 +5510,15 @@
           <w:sz w:val="24"/>
           <w:szCs w:val="24"/>
         </w:rPr>
-        <w:t xml:space="preserve"> utólagos beépítése nem volt indokolt</w:t>
+        <w:t xml:space="preserve"> utólagos beépítése nem volt </w:t>
+      </w:r>
+      <w:r>
+        <w:rPr>
+          <w:rFonts w:ascii="Times New Roman" w:hAnsi="Times New Roman" w:cs="Times New Roman"/>
+          <w:sz w:val="24"/>
+          <w:szCs w:val="24"/>
+        </w:rPr>
+        <w:t>indokolt,</w:t>
       </w:r>
       <w:r>
         <w:rPr>
@@ -4340,39 +5544,11 @@
         </w:rPr>
         <w:t xml:space="preserve"> </w:t>
       </w:r>
-      <w:r>
-        <w:rPr>
-          <w:rFonts w:ascii="Times New Roman" w:hAnsi="Times New Roman" w:cs="Times New Roman"/>
-          <w:sz w:val="24"/>
-          <w:szCs w:val="24"/>
-        </w:rPr>
-        <w:t xml:space="preserve">Ezen felül, </w:t>
-      </w:r>
-      <w:r>
-        <w:rPr>
-          <w:rFonts w:ascii="Times New Roman" w:hAnsi="Times New Roman" w:cs="Times New Roman"/>
-          <w:sz w:val="24"/>
-          <w:szCs w:val="24"/>
-        </w:rPr>
-        <w:t>javasolt lenne a környezeti változók (</w:t>
-      </w:r>
-      <w:r>
-        <w:rPr>
-          <w:rFonts w:ascii="Times New Roman" w:hAnsi="Times New Roman" w:cs="Times New Roman"/>
-          <w:sz w:val="24"/>
-          <w:szCs w:val="24"/>
-        </w:rPr>
-        <w:t xml:space="preserve">vagyis </w:t>
-      </w:r>
-      <w:r>
-        <w:rPr>
-          <w:rFonts w:ascii="Times New Roman" w:hAnsi="Times New Roman" w:cs="Times New Roman"/>
-          <w:sz w:val="24"/>
-          <w:szCs w:val="24"/>
-        </w:rPr>
-        <w:t xml:space="preserve">.env) bevezetése az érzékeny, adatbázisban lévő hitelesítő adatok kezelésére a biztonságos kezelés érdekében. </w:t>
-      </w:r>
-      <w:r>
+    </w:p>
+    <w:p>
+      <w:pPr>
+        <w:spacing w:line="360" w:lineRule="auto"/>
+        <w:jc w:val="both"/>
         <w:rPr>
           <w:rStyle w:val="Kiemels"/>
           <w:rFonts w:ascii="Times New Roman" w:hAnsi="Times New Roman" w:cs="Times New Roman"/>
@@ -4382,7 +5558,38 @@
           <w:szCs w:val="24"/>
           <w:shd w:val="clear" w:color="auto" w:fill="FFFFFF"/>
         </w:rPr>
-        <w:t xml:space="preserve">Ez elkülönítené a </w:t>
+      </w:pPr>
+      <w:r>
+        <w:rPr>
+          <w:rFonts w:ascii="Times New Roman" w:hAnsi="Times New Roman" w:cs="Times New Roman"/>
+          <w:sz w:val="24"/>
+          <w:szCs w:val="24"/>
+        </w:rPr>
+        <w:t xml:space="preserve">Ezen felül, </w:t>
+      </w:r>
+      <w:r>
+        <w:rPr>
+          <w:rFonts w:ascii="Times New Roman" w:hAnsi="Times New Roman" w:cs="Times New Roman"/>
+          <w:sz w:val="24"/>
+          <w:szCs w:val="24"/>
+        </w:rPr>
+        <w:t>javasolt lenne a környezeti változók (</w:t>
+      </w:r>
+      <w:r>
+        <w:rPr>
+          <w:rFonts w:ascii="Times New Roman" w:hAnsi="Times New Roman" w:cs="Times New Roman"/>
+          <w:sz w:val="24"/>
+          <w:szCs w:val="24"/>
+        </w:rPr>
+        <w:t xml:space="preserve">vagyis </w:t>
+      </w:r>
+      <w:r>
+        <w:rPr>
+          <w:rFonts w:ascii="Times New Roman" w:hAnsi="Times New Roman" w:cs="Times New Roman"/>
+          <w:sz w:val="24"/>
+          <w:szCs w:val="24"/>
+        </w:rPr>
+        <w:t xml:space="preserve">.env) bevezetése az érzékeny, adatbázisban lévő hitelesítő adatok kezelésére a biztonságos kezelés érdekében. </w:t>
       </w:r>
       <w:r>
         <w:rPr>
@@ -4394,7 +5601,7 @@
           <w:szCs w:val="24"/>
           <w:shd w:val="clear" w:color="auto" w:fill="FFFFFF"/>
         </w:rPr>
-        <w:t xml:space="preserve">jelszavakat és hasonlókat </w:t>
+        <w:t xml:space="preserve">Ez elkülönítené a </w:t>
       </w:r>
       <w:r>
         <w:rPr>
@@ -4406,7 +5613,7 @@
           <w:szCs w:val="24"/>
           <w:shd w:val="clear" w:color="auto" w:fill="FFFFFF"/>
         </w:rPr>
-        <w:t>a forráskódtól, növelné a biztonságot és megkönnyítené a szoftver telepítését különböző szerver</w:t>
+        <w:t xml:space="preserve">jelszavakat és hasonlókat </w:t>
       </w:r>
       <w:r>
         <w:rPr>
@@ -4418,7 +5625,7 @@
           <w:szCs w:val="24"/>
           <w:shd w:val="clear" w:color="auto" w:fill="FFFFFF"/>
         </w:rPr>
-        <w:t xml:space="preserve"> </w:t>
+        <w:t>a forráskódtól, növelné a biztonságot és megkönnyítené a szoftver telepítését különböző szerver</w:t>
       </w:r>
       <w:r>
         <w:rPr>
@@ -4430,7 +5637,7 @@
           <w:szCs w:val="24"/>
           <w:shd w:val="clear" w:color="auto" w:fill="FFFFFF"/>
         </w:rPr>
-        <w:t>környezettekbe</w:t>
+        <w:t xml:space="preserve"> </w:t>
       </w:r>
       <w:r>
         <w:rPr>
@@ -4442,7 +5649,7 @@
           <w:szCs w:val="24"/>
           <w:shd w:val="clear" w:color="auto" w:fill="FFFFFF"/>
         </w:rPr>
-        <w:t>, ugyanis ez még egy alapvető biztonsági követelmények is számít</w:t>
+        <w:t>környezettekbe</w:t>
       </w:r>
       <w:r>
         <w:rPr>
@@ -4454,7 +5661,7 @@
           <w:szCs w:val="24"/>
           <w:shd w:val="clear" w:color="auto" w:fill="FFFFFF"/>
         </w:rPr>
-        <w:t>.</w:t>
+        <w:t>, ugyanis ez még egy alapvető biztonsági követelmények is számít</w:t>
       </w:r>
       <w:r>
         <w:rPr>
@@ -4466,7 +5673,7 @@
           <w:szCs w:val="24"/>
           <w:shd w:val="clear" w:color="auto" w:fill="FFFFFF"/>
         </w:rPr>
-        <w:t xml:space="preserve"> Ez azért kimaradt a mi </w:t>
+        <w:t>.</w:t>
       </w:r>
       <w:r>
         <w:rPr>
@@ -4478,7 +5685,7 @@
           <w:szCs w:val="24"/>
           <w:shd w:val="clear" w:color="auto" w:fill="FFFFFF"/>
         </w:rPr>
-        <w:t>programunkból,</w:t>
+        <w:t xml:space="preserve"> Ez azért kimaradt a mi </w:t>
       </w:r>
       <w:r>
         <w:rPr>
@@ -4490,7 +5697,7 @@
           <w:szCs w:val="24"/>
           <w:shd w:val="clear" w:color="auto" w:fill="FFFFFF"/>
         </w:rPr>
-        <w:t xml:space="preserve"> mert ez sokkal nagyobb bonyodalmat </w:t>
+        <w:t>programunkból,</w:t>
       </w:r>
       <w:r>
         <w:rPr>
@@ -4502,7 +5709,7 @@
           <w:szCs w:val="24"/>
           <w:shd w:val="clear" w:color="auto" w:fill="FFFFFF"/>
         </w:rPr>
-        <w:t>okozna,</w:t>
+        <w:t xml:space="preserve"> mert ez sokkal nagyobb bonyodalmat </w:t>
       </w:r>
       <w:r>
         <w:rPr>
@@ -4514,7 +5721,7 @@
           <w:szCs w:val="24"/>
           <w:shd w:val="clear" w:color="auto" w:fill="FFFFFF"/>
         </w:rPr>
-        <w:t xml:space="preserve"> mint sok más órákon megtanult anyag, a követelményekben nem szerepelt és mi </w:t>
+        <w:t>okozna,</w:t>
       </w:r>
       <w:r>
         <w:rPr>
@@ -4526,7 +5733,7 @@
           <w:szCs w:val="24"/>
           <w:shd w:val="clear" w:color="auto" w:fill="FFFFFF"/>
         </w:rPr>
-        <w:t xml:space="preserve">csak úgyis kitalált felhasználói adatokkal dolgozunk a </w:t>
+        <w:t xml:space="preserve"> mint sok más órákon megtanult anyag, a követelményekben nem szerepelt és mi </w:t>
       </w:r>
       <w:r>
         <w:rPr>
@@ -4538,7 +5745,7 @@
           <w:szCs w:val="24"/>
           <w:shd w:val="clear" w:color="auto" w:fill="FFFFFF"/>
         </w:rPr>
-        <w:t>pizzériás programunkban</w:t>
+        <w:t xml:space="preserve">csak úgyis kitalált felhasználói adatokkal dolgozunk a </w:t>
       </w:r>
       <w:r>
         <w:rPr>
@@ -4550,7 +5757,7 @@
           <w:szCs w:val="24"/>
           <w:shd w:val="clear" w:color="auto" w:fill="FFFFFF"/>
         </w:rPr>
-        <w:t>.</w:t>
+        <w:t>pizzériás programunkban</w:t>
       </w:r>
       <w:r>
         <w:rPr>
@@ -4562,6 +5769,18 @@
           <w:szCs w:val="24"/>
           <w:shd w:val="clear" w:color="auto" w:fill="FFFFFF"/>
         </w:rPr>
+        <w:t>.</w:t>
+      </w:r>
+      <w:r>
+        <w:rPr>
+          <w:rStyle w:val="Kiemels"/>
+          <w:rFonts w:ascii="Times New Roman" w:hAnsi="Times New Roman" w:cs="Times New Roman"/>
+          <w:i w:val="0"/>
+          <w:color w:val="0A0A0A"/>
+          <w:sz w:val="24"/>
+          <w:szCs w:val="24"/>
+          <w:shd w:val="clear" w:color="auto" w:fill="FFFFFF"/>
+        </w:rPr>
         <w:t xml:space="preserve"> </w:t>
       </w:r>
     </w:p>
@@ -4577,6 +5796,29 @@
       </w:pPr>
       <w:r>
         <w:rPr>
+          <w:rStyle w:val="Kiemels"/>
+          <w:rFonts w:ascii="Times New Roman" w:hAnsi="Times New Roman" w:cs="Times New Roman"/>
+          <w:i w:val="0"/>
+          <w:color w:val="0A0A0A"/>
+          <w:sz w:val="24"/>
+          <w:szCs w:val="24"/>
+          <w:shd w:val="clear" w:color="auto" w:fill="FFFFFF"/>
+        </w:rPr>
+        <w:t>Végül pedig, egy hasznos kiíratási funkció lenne az is, ha a kosárban ahelyett, hogy kiírnánk az összes duplikált rendelést, inkább számoltatnánk azon rendelések darabszámát a programunkban, hogy könnyebben átlátható lehessen a felhasználók számára. Ennek a kimaradási oka részben az időkorlát volt, másrészt a tény, hogy az átlagos felhasználó az feltehetően nem rendelne a weboldalon annyi pizzát, hogy ez egy tényleges probléma legyen az ő számukra.</w:t>
+      </w:r>
+    </w:p>
+    <w:p>
+      <w:pPr>
+        <w:spacing w:line="360" w:lineRule="auto"/>
+        <w:jc w:val="both"/>
+        <w:rPr>
+          <w:rFonts w:ascii="Times New Roman" w:hAnsi="Times New Roman" w:cs="Times New Roman"/>
+          <w:sz w:val="24"/>
+          <w:szCs w:val="24"/>
+        </w:rPr>
+      </w:pPr>
+      <w:r>
+        <w:rPr>
           <w:rFonts w:ascii="Times New Roman" w:hAnsi="Times New Roman" w:cs="Times New Roman"/>
           <w:sz w:val="24"/>
           <w:szCs w:val="24"/>
@@ -4610,6 +5852,17 @@
         </w:rPr>
         <w:t xml:space="preserve"> </w:t>
       </w:r>
+    </w:p>
+    <w:p>
+      <w:pPr>
+        <w:spacing w:line="360" w:lineRule="auto"/>
+        <w:jc w:val="both"/>
+        <w:rPr>
+          <w:rFonts w:ascii="Times New Roman" w:hAnsi="Times New Roman" w:cs="Times New Roman"/>
+          <w:sz w:val="24"/>
+          <w:szCs w:val="24"/>
+        </w:rPr>
+      </w:pPr>
       <w:r>
         <w:rPr>
           <w:rFonts w:ascii="Times New Roman" w:hAnsi="Times New Roman" w:cs="Times New Roman"/>
@@ -4648,15 +5901,66 @@
           <w:sz w:val="24"/>
           <w:szCs w:val="24"/>
         </w:rPr>
-        <w:t xml:space="preserve">viszont kimaradt a bonyolultsága miatt, emellett egy másik kiváló opció </w:t>
-      </w:r>
-      <w:r>
-        <w:rPr>
-          <w:rFonts w:ascii="Times New Roman" w:hAnsi="Times New Roman" w:cs="Times New Roman"/>
-          <w:sz w:val="24"/>
-          <w:szCs w:val="24"/>
-        </w:rPr>
-        <w:t>egy újabb lap lenne, ahol a bejelentkezett felhasználóknak lehetőségük lenne arra, hogy állásra jelentkezzenek a pizzériában, például pénztáros, futár vagy szakács pozíciókra</w:t>
+        <w:t>viszont k</w:t>
+      </w:r>
+      <w:r>
+        <w:rPr>
+          <w:rFonts w:ascii="Times New Roman" w:hAnsi="Times New Roman" w:cs="Times New Roman"/>
+          <w:sz w:val="24"/>
+          <w:szCs w:val="24"/>
+        </w:rPr>
+        <w:t xml:space="preserve">imaradt a bonyolultsága miatt. </w:t>
+      </w:r>
+    </w:p>
+    <w:p>
+      <w:pPr>
+        <w:spacing w:line="360" w:lineRule="auto"/>
+        <w:jc w:val="both"/>
+        <w:rPr>
+          <w:rFonts w:ascii="Times New Roman" w:hAnsi="Times New Roman" w:cs="Times New Roman"/>
+          <w:sz w:val="24"/>
+          <w:szCs w:val="24"/>
+        </w:rPr>
+      </w:pPr>
+      <w:r>
+        <w:rPr>
+          <w:rFonts w:ascii="Times New Roman" w:hAnsi="Times New Roman" w:cs="Times New Roman"/>
+          <w:sz w:val="24"/>
+          <w:szCs w:val="24"/>
+        </w:rPr>
+        <w:t>E</w:t>
+      </w:r>
+      <w:r>
+        <w:rPr>
+          <w:rFonts w:ascii="Times New Roman" w:hAnsi="Times New Roman" w:cs="Times New Roman"/>
+          <w:sz w:val="24"/>
+          <w:szCs w:val="24"/>
+        </w:rPr>
+        <w:t xml:space="preserve">mellett egy másik kiváló opció </w:t>
+      </w:r>
+      <w:r>
+        <w:rPr>
+          <w:rFonts w:ascii="Times New Roman" w:hAnsi="Times New Roman" w:cs="Times New Roman"/>
+          <w:sz w:val="24"/>
+          <w:szCs w:val="24"/>
+        </w:rPr>
+        <w:t>egy újabb lap lenne, ahol a bejelentkezett felhasználóknak lehetőségük lenne arra, hogy állásra jelentkezzenek a pizzériában, például pénztá</w:t>
+      </w:r>
+      <w:r>
+        <w:rPr>
+          <w:rFonts w:ascii="Times New Roman" w:hAnsi="Times New Roman" w:cs="Times New Roman"/>
+          <w:sz w:val="24"/>
+          <w:szCs w:val="24"/>
+        </w:rPr>
+        <w:t>ros, futár vagy szakács pozíciók</w:t>
+      </w:r>
+      <w:r>
+        <w:rPr>
+          <w:rFonts w:ascii="Times New Roman" w:hAnsi="Times New Roman" w:cs="Times New Roman"/>
+          <w:sz w:val="24"/>
+          <w:szCs w:val="24"/>
+        </w:rPr>
+        <w:t>ra</w:t>
       </w:r>
       <w:r>
         <w:rPr>
@@ -4674,12 +5978,24 @@
         </w:rPr>
         <w:t xml:space="preserve"> </w:t>
       </w:r>
-      <w:r>
-        <w:rPr>
-          <w:rFonts w:ascii="Times New Roman" w:hAnsi="Times New Roman" w:cs="Times New Roman"/>
-          <w:sz w:val="24"/>
-          <w:szCs w:val="24"/>
-        </w:rPr>
+    </w:p>
+    <w:p>
+      <w:pPr>
+        <w:spacing w:line="360" w:lineRule="auto"/>
+        <w:jc w:val="both"/>
+        <w:rPr>
+          <w:rFonts w:ascii="Times New Roman" w:hAnsi="Times New Roman" w:cs="Times New Roman"/>
+          <w:sz w:val="24"/>
+          <w:szCs w:val="24"/>
+        </w:rPr>
+      </w:pPr>
+      <w:r>
+        <w:rPr>
+          <w:rFonts w:ascii="Times New Roman" w:hAnsi="Times New Roman" w:cs="Times New Roman"/>
+          <w:sz w:val="24"/>
+          <w:szCs w:val="24"/>
+        </w:rPr>
+        <w:lastRenderedPageBreak/>
         <w:t>További ötletként, a weboldal alján szerepelhetne</w:t>
       </w:r>
       <w:r>
@@ -4773,7 +6089,7 @@
           <w:rPr>
             <w:noProof/>
           </w:rPr>
-          <w:t>9</w:t>
+          <w:t>12</w:t>
         </w:r>
         <w:r>
           <w:fldChar w:fldCharType="end"/>
@@ -5736,6 +7052,23 @@
       <w:bCs/>
     </w:rPr>
   </w:style>
+  <w:style w:type="paragraph" w:styleId="NormlWeb">
+    <w:name w:val="Normal (Web)"/>
+    <w:basedOn w:val="Norml"/>
+    <w:uiPriority w:val="99"/>
+    <w:semiHidden/>
+    <w:unhideWhenUsed/>
+    <w:rsid w:val="004052D6"/>
+    <w:pPr>
+      <w:spacing w:before="100" w:beforeAutospacing="1" w:after="100" w:afterAutospacing="1" w:line="240" w:lineRule="auto"/>
+    </w:pPr>
+    <w:rPr>
+      <w:rFonts w:ascii="Times New Roman" w:eastAsia="Times New Roman" w:hAnsi="Times New Roman" w:cs="Times New Roman"/>
+      <w:sz w:val="24"/>
+      <w:szCs w:val="24"/>
+      <w:lang w:eastAsia="hu-HU"/>
+    </w:rPr>
+  </w:style>
 </w:styles>
 </file>
 

--- a/Dokumentáció.docx
+++ b/Dokumentáció.docx
@@ -1,6 +1,6 @@
 
 <file path=word/document.xml><?xml version="1.0" encoding="utf-8"?>
-<w:document xmlns:wpc="http://schemas.microsoft.com/office/word/2010/wordprocessingCanvas" xmlns:cx="http://schemas.microsoft.com/office/drawing/2014/chartex" xmlns:mc="http://schemas.openxmlformats.org/markup-compatibility/2006" xmlns:o="urn:schemas-microsoft-com:office:office" xmlns:r="http://schemas.openxmlformats.org/officeDocument/2006/relationships" xmlns:m="http://schemas.openxmlformats.org/officeDocument/2006/math" xmlns:v="urn:schemas-microsoft-com:vml" xmlns:wp14="http://schemas.microsoft.com/office/word/2010/wordprocessingDrawing" xmlns:wp="http://schemas.openxmlformats.org/drawingml/2006/wordprocessingDrawing" xmlns:w10="urn:schemas-microsoft-com:office:word" xmlns:w="http://schemas.openxmlformats.org/wordprocessingml/2006/main" xmlns:w14="http://schemas.microsoft.com/office/word/2010/wordml" xmlns:w15="http://schemas.microsoft.com/office/word/2012/wordml" xmlns:w16se="http://schemas.microsoft.com/office/word/2015/wordml/symex" xmlns:wpg="http://schemas.microsoft.com/office/word/2010/wordprocessingGroup" xmlns:wpi="http://schemas.microsoft.com/office/word/2010/wordprocessingInk" xmlns:wne="http://schemas.microsoft.com/office/word/2006/wordml" xmlns:wps="http://schemas.microsoft.com/office/word/2010/wordprocessingShape" mc:Ignorable="w14 w15 w16se wp14">
+<w:document xmlns:wpc="http://schemas.microsoft.com/office/word/2010/wordprocessingCanvas" xmlns:cx="http://schemas.microsoft.com/office/drawing/2014/chartex" xmlns:cx1="http://schemas.microsoft.com/office/drawing/2015/9/8/chartex" xmlns:cx2="http://schemas.microsoft.com/office/drawing/2015/10/21/chartex" xmlns:cx3="http://schemas.microsoft.com/office/drawing/2016/5/9/chartex" xmlns:cx4="http://schemas.microsoft.com/office/drawing/2016/5/10/chartex" xmlns:cx5="http://schemas.microsoft.com/office/drawing/2016/5/11/chartex" xmlns:cx6="http://schemas.microsoft.com/office/drawing/2016/5/12/chartex" xmlns:cx7="http://schemas.microsoft.com/office/drawing/2016/5/13/chartex" xmlns:cx8="http://schemas.microsoft.com/office/drawing/2016/5/14/chartex" xmlns:mc="http://schemas.openxmlformats.org/markup-compatibility/2006" xmlns:aink="http://schemas.microsoft.com/office/drawing/2016/ink" xmlns:am3d="http://schemas.microsoft.com/office/drawing/2017/model3d" xmlns:o="urn:schemas-microsoft-com:office:office" xmlns:oel="http://schemas.microsoft.com/office/2019/extlst" xmlns:r="http://schemas.openxmlformats.org/officeDocument/2006/relationships" xmlns:m="http://schemas.openxmlformats.org/officeDocument/2006/math" xmlns:v="urn:schemas-microsoft-com:vml" xmlns:wp14="http://schemas.microsoft.com/office/word/2010/wordprocessingDrawing" xmlns:wp="http://schemas.openxmlformats.org/drawingml/2006/wordprocessingDrawing" xmlns:w10="urn:schemas-microsoft-com:office:word" xmlns:w="http://schemas.openxmlformats.org/wordprocessingml/2006/main" xmlns:w14="http://schemas.microsoft.com/office/word/2010/wordml" xmlns:w15="http://schemas.microsoft.com/office/word/2012/wordml" xmlns:w16cex="http://schemas.microsoft.com/office/word/2018/wordml/cex" xmlns:w16cid="http://schemas.microsoft.com/office/word/2016/wordml/cid" xmlns:w16="http://schemas.microsoft.com/office/word/2018/wordml" xmlns:w16du="http://schemas.microsoft.com/office/word/2023/wordml/word16du" xmlns:w16sdtdh="http://schemas.microsoft.com/office/word/2020/wordml/sdtdatahash" xmlns:w16sdtfl="http://schemas.microsoft.com/office/word/2024/wordml/sdtformatlock" xmlns:w16se="http://schemas.microsoft.com/office/word/2015/wordml/symex" xmlns:wpg="http://schemas.microsoft.com/office/word/2010/wordprocessingGroup" xmlns:wpi="http://schemas.microsoft.com/office/word/2010/wordprocessingInk" xmlns:wne="http://schemas.microsoft.com/office/word/2006/wordml" xmlns:wps="http://schemas.microsoft.com/office/word/2010/wordprocessingShape" mc:Ignorable="w14 w15 w16se w16cid w16 w16cex w16sdtdh w16sdtfl w16du wp14">
   <w:body>
     <w:p>
       <w:pPr>
@@ -1735,7 +1735,6 @@
         <w:spacing w:line="360" w:lineRule="auto"/>
         <w:jc w:val="both"/>
         <w:rPr>
-          <w:rFonts w:ascii="Times New Roman" w:hAnsi="Times New Roman" w:cs="Times New Roman"/>
           <w:sz w:val="24"/>
           <w:szCs w:val="24"/>
         </w:rPr>
@@ -1771,6 +1770,37 @@
           <w:szCs w:val="24"/>
         </w:rPr>
         <w:t xml:space="preserve"> </w:t>
+      </w:r>
+      <w:r>
+        <w:rPr>
+          <w:sz w:val="24"/>
+          <w:szCs w:val="24"/>
+        </w:rPr>
+        <w:t>A frontend működéséhez elengedhetetlen a JavaScript, amelyet gyakran a weboldal „agyának” is neveznek. Ez a programozási nyelv biztosítja, hogy a felhasználó és a weboldal közötti interakció gördülékeny és dinamikus legyen. A JavaScript felel többek között a bejelentkezési folyamatok kezeléséért, ahol ellenőrzi a felhasználói adatokat, visszajelzést ad a hibákról, és biztonságos módon kommunikál a szerverrel. Emellett kulcsszerepet játszik a rendelések felvételében is, hiszen valós időben képes frissíteni az adatokat, kezelni a kosár tartalmát, valamint biztosítani, hogy a felhasználó minden szükséges információt azonnal megkapjon.</w:t>
+      </w:r>
+      <w:r>
+        <w:rPr>
+          <w:sz w:val="24"/>
+          <w:szCs w:val="24"/>
+        </w:rPr>
+        <w:t xml:space="preserve"> </w:t>
+      </w:r>
+      <w:r>
+        <w:rPr>
+          <w:rFonts w:ascii="Times New Roman" w:hAnsi="Times New Roman" w:cs="Times New Roman"/>
+          <w:sz w:val="24"/>
+          <w:szCs w:val="24"/>
+        </w:rPr>
+        <w:t xml:space="preserve">A JavaScript ezen túlmenően hozzájárul a weboldal folyamatos, úgynevezett „fluid” működéséhez, amely </w:t>
+      </w:r>
+      <w:r>
+        <w:rPr>
+          <w:rFonts w:ascii="Times New Roman" w:hAnsi="Times New Roman" w:cs="Times New Roman"/>
+          <w:sz w:val="24"/>
+          <w:szCs w:val="24"/>
+        </w:rPr>
+        <w:lastRenderedPageBreak/>
+        <w:t>alatt az akadozásmentes, gyors és felhasználóbarát élményt értjük. Segítségével animációk, interaktív elemek és dinamikusan betöltődő tartalmak jeleníthetők meg, amelyek jelentősen növelik a felhasználói élményt. Nem utolsósorban az esztétikus megjelenés kialakításában is fontos szerepet tölt be, hiszen lehetővé teszi az elemek vizuális módosítását és azonnali frissítését a felhasználói műveletek hatására.</w:t>
       </w:r>
     </w:p>
     <w:p>
@@ -1877,7 +1907,6 @@
           <w:sz w:val="24"/>
           <w:szCs w:val="24"/>
         </w:rPr>
-        <w:lastRenderedPageBreak/>
         <w:t>A rendszer relációs adatbázist</w:t>
       </w:r>
       <w:r>
@@ -2273,6 +2302,7 @@
           <w:sz w:val="24"/>
           <w:szCs w:val="24"/>
         </w:rPr>
+        <w:lastRenderedPageBreak/>
         <w:t xml:space="preserve">Tovább haladva elérjük a különleges ajánlat részt, ahol a naponta random kiválasztott pizzának van a helye. </w:t>
       </w:r>
     </w:p>
@@ -2465,12 +2495,19 @@
         <w:spacing w:line="360" w:lineRule="auto"/>
         <w:jc w:val="both"/>
         <w:rPr>
+          <w:sz w:val="24"/>
+          <w:szCs w:val="24"/>
+        </w:rPr>
+      </w:pPr>
+      <w:r>
+        <w:rPr>
           <w:rFonts w:ascii="Times New Roman" w:hAnsi="Times New Roman" w:cs="Times New Roman"/>
           <w:sz w:val="24"/>
           <w:szCs w:val="24"/>
           <w:u w:val="single"/>
         </w:rPr>
-      </w:pPr>
+        <w:t>-HTML5 szerkezet:</w:t>
+      </w:r>
       <w:r>
         <w:rPr>
           <w:rFonts w:ascii="Times New Roman" w:hAnsi="Times New Roman" w:cs="Times New Roman"/>
@@ -2478,7 +2515,94 @@
           <w:szCs w:val="24"/>
           <w:u w:val="single"/>
         </w:rPr>
-        <w:t>-HTML5 szerkezet:</w:t>
+        <w:t xml:space="preserve"> </w:t>
+      </w:r>
+      <w:r>
+        <w:rPr>
+          <w:sz w:val="24"/>
+          <w:szCs w:val="24"/>
+        </w:rPr>
+        <w:t xml:space="preserve">A HTML5 szerkezet a modern weboldalak alapját képezi, mivel meghatározza az oldal felépítését és logikai tagolását. Segítségével a tartalom jól átlátható és könnyen értelmezhető lesz mind a felhasználók, mind a böngészők számára. A HTML5 bevezetésével számos új, szemantikus elem jelent meg, mint például a </w:t>
+      </w:r>
+      <w:proofErr w:type="spellStart"/>
+      <w:r>
+        <w:rPr>
+          <w:sz w:val="24"/>
+          <w:szCs w:val="24"/>
+        </w:rPr>
+        <w:t>header</w:t>
+      </w:r>
+      <w:proofErr w:type="spellEnd"/>
+      <w:r>
+        <w:rPr>
+          <w:sz w:val="24"/>
+          <w:szCs w:val="24"/>
+        </w:rPr>
+        <w:t xml:space="preserve">, </w:t>
+      </w:r>
+      <w:proofErr w:type="spellStart"/>
+      <w:r>
+        <w:rPr>
+          <w:sz w:val="24"/>
+          <w:szCs w:val="24"/>
+        </w:rPr>
+        <w:t>nav</w:t>
+      </w:r>
+      <w:proofErr w:type="spellEnd"/>
+      <w:r>
+        <w:rPr>
+          <w:sz w:val="24"/>
+          <w:szCs w:val="24"/>
+        </w:rPr>
+        <w:t xml:space="preserve">, </w:t>
+      </w:r>
+      <w:proofErr w:type="spellStart"/>
+      <w:r>
+        <w:rPr>
+          <w:sz w:val="24"/>
+          <w:szCs w:val="24"/>
+        </w:rPr>
+        <w:t>section</w:t>
+      </w:r>
+      <w:proofErr w:type="spellEnd"/>
+      <w:r>
+        <w:rPr>
+          <w:sz w:val="24"/>
+          <w:szCs w:val="24"/>
+        </w:rPr>
+        <w:t xml:space="preserve">, </w:t>
+      </w:r>
+      <w:proofErr w:type="spellStart"/>
+      <w:r>
+        <w:rPr>
+          <w:sz w:val="24"/>
+          <w:szCs w:val="24"/>
+        </w:rPr>
+        <w:t>article</w:t>
+      </w:r>
+      <w:proofErr w:type="spellEnd"/>
+      <w:r>
+        <w:rPr>
+          <w:sz w:val="24"/>
+          <w:szCs w:val="24"/>
+        </w:rPr>
+        <w:t xml:space="preserve"> és </w:t>
+      </w:r>
+      <w:proofErr w:type="spellStart"/>
+      <w:r>
+        <w:rPr>
+          <w:sz w:val="24"/>
+          <w:szCs w:val="24"/>
+        </w:rPr>
+        <w:t>footer</w:t>
+      </w:r>
+      <w:proofErr w:type="spellEnd"/>
+      <w:r>
+        <w:rPr>
+          <w:sz w:val="24"/>
+          <w:szCs w:val="24"/>
+        </w:rPr>
+        <w:t>, amelyek segítenek a tartalom jelentésének pontosabb kifejezésében. Ez nemcsak a fejlesztők munkáját könnyíti meg, hanem a keresőmotorok számára is előnyös, mivel jobban értelmezhetik az oldal struktúráját. A jól felépített HTML5 szerkezet hozzájárul a reszponzív megjelenéshez is, így a weboldal különböző eszközökön, például mobiltelefonon vagy táblagépen is megfelelően jelenik meg és működik minden körülmények között.</w:t>
       </w:r>
     </w:p>
     <w:p>
@@ -2490,9 +2614,75 @@
           <w:rFonts w:ascii="Times New Roman" w:hAnsi="Times New Roman" w:cs="Times New Roman"/>
           <w:sz w:val="24"/>
           <w:szCs w:val="24"/>
+        </w:rPr>
+      </w:pPr>
+      <w:r>
+        <w:rPr>
+          <w:rFonts w:ascii="Times New Roman" w:hAnsi="Times New Roman" w:cs="Times New Roman"/>
+          <w:sz w:val="24"/>
+          <w:szCs w:val="24"/>
           <w:u w:val="single"/>
         </w:rPr>
-      </w:pPr>
+        <w:t xml:space="preserve">-CSS és </w:t>
+      </w:r>
+      <w:proofErr w:type="spellStart"/>
+      <w:r>
+        <w:rPr>
+          <w:rFonts w:ascii="Times New Roman" w:hAnsi="Times New Roman" w:cs="Times New Roman"/>
+          <w:sz w:val="24"/>
+          <w:szCs w:val="24"/>
+          <w:u w:val="single"/>
+        </w:rPr>
+        <w:t>reszponzivitás</w:t>
+      </w:r>
+      <w:proofErr w:type="spellEnd"/>
+      <w:r>
+        <w:rPr>
+          <w:rFonts w:ascii="Times New Roman" w:hAnsi="Times New Roman" w:cs="Times New Roman"/>
+          <w:sz w:val="24"/>
+          <w:szCs w:val="24"/>
+          <w:u w:val="single"/>
+        </w:rPr>
+        <w:t>:</w:t>
+      </w:r>
+      <w:r>
+        <w:t xml:space="preserve"> </w:t>
+      </w:r>
+      <w:r>
+        <w:rPr>
+          <w:rFonts w:ascii="Times New Roman" w:hAnsi="Times New Roman" w:cs="Times New Roman"/>
+          <w:sz w:val="24"/>
+          <w:szCs w:val="24"/>
+        </w:rPr>
+        <w:t xml:space="preserve">A </w:t>
+      </w:r>
+      <w:proofErr w:type="spellStart"/>
+      <w:r>
+        <w:rPr>
+          <w:rFonts w:ascii="Times New Roman" w:hAnsi="Times New Roman" w:cs="Times New Roman"/>
+          <w:sz w:val="24"/>
+          <w:szCs w:val="24"/>
+        </w:rPr>
+        <w:t>reszponzivitás</w:t>
+      </w:r>
+      <w:proofErr w:type="spellEnd"/>
+      <w:r>
+        <w:rPr>
+          <w:rFonts w:ascii="Times New Roman" w:hAnsi="Times New Roman" w:cs="Times New Roman"/>
+          <w:sz w:val="24"/>
+          <w:szCs w:val="24"/>
+        </w:rPr>
+        <w:t xml:space="preserve"> és a megjelenés kulcsfontosságú szerepet játszik egy modern weboldal sikerében. A reszponzív kialakítás azt jelenti, hogy a weboldal automatikusan alkalmazkodik a különböző képernyőméretekhez és eszközökhöz, legyen szó asztali számítógépről, laptopról, táblagépről vagy okostelefonról. Ennek köszönhetően a felhasználók minden platformon kényelmesen és hatékonyan tudják használni az oldalt. A megfelelő megjelenés nemcsak esztétikai szempontból fontos, hanem a felhasználói élményt is jelentősen befolyásolja. Az átlátható elrendezés, a jól megválasztott színek, betűtípusok és képek mind hozzájárulnak ahhoz, hogy az oldal könnyen kezelhető és vizuálisan vonzó legyen. A </w:t>
+      </w:r>
+      <w:r>
+        <w:rPr>
+          <w:rFonts w:ascii="Times New Roman" w:hAnsi="Times New Roman" w:cs="Times New Roman"/>
+          <w:sz w:val="24"/>
+          <w:szCs w:val="24"/>
+        </w:rPr>
+        <w:lastRenderedPageBreak/>
+        <w:t>reszponzív design és az igényes megjelenés együtt biztosítják, hogy a weboldal professzionális benyomást keltsen és megfeleljen a mai felhasználói elvárásoknak.</w:t>
+      </w:r>
     </w:p>
     <w:p>
       <w:pPr>
@@ -2503,9 +2693,18 @@
           <w:rFonts w:ascii="Times New Roman" w:hAnsi="Times New Roman" w:cs="Times New Roman"/>
           <w:sz w:val="24"/>
           <w:szCs w:val="24"/>
+        </w:rPr>
+      </w:pPr>
+      <w:r>
+        <w:rPr>
+          <w:rFonts w:ascii="Times New Roman" w:hAnsi="Times New Roman" w:cs="Times New Roman"/>
+          <w:sz w:val="24"/>
+          <w:szCs w:val="24"/>
           <w:u w:val="single"/>
         </w:rPr>
-      </w:pPr>
+        <w:t>-</w:t>
+      </w:r>
+      <w:proofErr w:type="spellStart"/>
       <w:r>
         <w:rPr>
           <w:rFonts w:ascii="Times New Roman" w:hAnsi="Times New Roman" w:cs="Times New Roman"/>
@@ -2513,8 +2712,132 @@
           <w:szCs w:val="24"/>
           <w:u w:val="single"/>
         </w:rPr>
-        <w:lastRenderedPageBreak/>
-        <w:t>-CSS és reszponzivitás:</w:t>
+        <w:t>JavaScripts</w:t>
+      </w:r>
+      <w:proofErr w:type="spellEnd"/>
+      <w:r>
+        <w:rPr>
+          <w:rFonts w:ascii="Times New Roman" w:hAnsi="Times New Roman" w:cs="Times New Roman"/>
+          <w:sz w:val="24"/>
+          <w:szCs w:val="24"/>
+          <w:u w:val="single"/>
+        </w:rPr>
+        <w:t xml:space="preserve"> funkciók</w:t>
+      </w:r>
+      <w:r>
+        <w:rPr>
+          <w:rFonts w:ascii="Times New Roman" w:hAnsi="Times New Roman" w:cs="Times New Roman"/>
+          <w:sz w:val="24"/>
+          <w:szCs w:val="24"/>
+          <w:u w:val="single"/>
+        </w:rPr>
+        <w:t>:</w:t>
+      </w:r>
+      <w:r>
+        <w:rPr>
+          <w:rFonts w:ascii="Times New Roman" w:hAnsi="Times New Roman" w:cs="Times New Roman"/>
+          <w:sz w:val="24"/>
+          <w:szCs w:val="24"/>
+        </w:rPr>
+        <w:t xml:space="preserve">  A</w:t>
+      </w:r>
+      <w:r>
+        <w:rPr>
+          <w:rFonts w:ascii="Times New Roman" w:hAnsi="Times New Roman" w:cs="Times New Roman"/>
+          <w:sz w:val="24"/>
+          <w:szCs w:val="24"/>
+          <w:u w:val="single"/>
+        </w:rPr>
+        <w:t xml:space="preserve"> </w:t>
+      </w:r>
+      <w:proofErr w:type="spellStart"/>
+      <w:r>
+        <w:rPr>
+          <w:rFonts w:ascii="Times New Roman" w:hAnsi="Times New Roman" w:cs="Times New Roman"/>
+          <w:sz w:val="24"/>
+          <w:szCs w:val="24"/>
+          <w:u w:val="single"/>
+        </w:rPr>
+        <w:t>Javascript</w:t>
+      </w:r>
+      <w:proofErr w:type="spellEnd"/>
+      <w:r>
+        <w:rPr>
+          <w:rFonts w:ascii="Times New Roman" w:hAnsi="Times New Roman" w:cs="Times New Roman"/>
+          <w:sz w:val="24"/>
+          <w:szCs w:val="24"/>
+        </w:rPr>
+        <w:t xml:space="preserve"> </w:t>
+      </w:r>
+      <w:proofErr w:type="spellStart"/>
+      <w:r>
+        <w:rPr>
+          <w:rFonts w:ascii="Times New Roman" w:hAnsi="Times New Roman" w:cs="Times New Roman"/>
+          <w:sz w:val="24"/>
+          <w:szCs w:val="24"/>
+        </w:rPr>
+        <w:t>Lenyegében</w:t>
+      </w:r>
+      <w:proofErr w:type="spellEnd"/>
+      <w:r>
+        <w:rPr>
+          <w:rFonts w:ascii="Times New Roman" w:hAnsi="Times New Roman" w:cs="Times New Roman"/>
+          <w:sz w:val="24"/>
+          <w:szCs w:val="24"/>
+        </w:rPr>
+        <w:t xml:space="preserve"> a weboldalunk működéséért felel. Ezek olyan funkciók mint, Rendelések felvétele menü tételek felvétele, aznapi ajánlat kisorsolása, a bejelentkezés és kijelentkezés </w:t>
+      </w:r>
+      <w:proofErr w:type="spellStart"/>
+      <w:r>
+        <w:rPr>
+          <w:rFonts w:ascii="Times New Roman" w:hAnsi="Times New Roman" w:cs="Times New Roman"/>
+          <w:sz w:val="24"/>
+          <w:szCs w:val="24"/>
+        </w:rPr>
+        <w:t>müködése</w:t>
+      </w:r>
+      <w:proofErr w:type="spellEnd"/>
+      <w:r>
+        <w:rPr>
+          <w:rFonts w:ascii="Times New Roman" w:hAnsi="Times New Roman" w:cs="Times New Roman"/>
+          <w:sz w:val="24"/>
+          <w:szCs w:val="24"/>
+        </w:rPr>
+        <w:t>,</w:t>
+      </w:r>
+      <w:r>
+        <w:rPr>
+          <w:rFonts w:ascii="Times New Roman" w:hAnsi="Times New Roman" w:cs="Times New Roman"/>
+          <w:sz w:val="24"/>
+          <w:szCs w:val="24"/>
+        </w:rPr>
+        <w:t xml:space="preserve"> </w:t>
+      </w:r>
+      <w:r>
+        <w:rPr>
+          <w:rFonts w:ascii="Times New Roman" w:hAnsi="Times New Roman" w:cs="Times New Roman"/>
+          <w:sz w:val="24"/>
+          <w:szCs w:val="24"/>
+        </w:rPr>
+        <w:t xml:space="preserve">vagy a megjelenés és animációk működése és a menü </w:t>
+      </w:r>
+      <w:proofErr w:type="spellStart"/>
+      <w:r>
+        <w:rPr>
+          <w:rFonts w:ascii="Times New Roman" w:hAnsi="Times New Roman" w:cs="Times New Roman"/>
+          <w:sz w:val="24"/>
+          <w:szCs w:val="24"/>
+        </w:rPr>
+        <w:t>funkcióji</w:t>
+      </w:r>
+      <w:proofErr w:type="spellEnd"/>
+      <w:r>
+        <w:rPr>
+          <w:rFonts w:ascii="Times New Roman" w:hAnsi="Times New Roman" w:cs="Times New Roman"/>
+          <w:sz w:val="24"/>
+          <w:szCs w:val="24"/>
+        </w:rPr>
+        <w:t>.</w:t>
       </w:r>
     </w:p>
     <w:p>
@@ -2526,65 +2849,32 @@
           <w:rFonts w:ascii="Times New Roman" w:hAnsi="Times New Roman" w:cs="Times New Roman"/>
           <w:sz w:val="24"/>
           <w:szCs w:val="24"/>
+        </w:rPr>
+      </w:pPr>
+      <w:r>
+        <w:rPr>
+          <w:rFonts w:ascii="Times New Roman" w:hAnsi="Times New Roman" w:cs="Times New Roman"/>
+          <w:sz w:val="24"/>
+          <w:szCs w:val="24"/>
           <w:u w:val="single"/>
         </w:rPr>
-      </w:pPr>
-    </w:p>
-    <w:p>
-      <w:pPr>
-        <w:pStyle w:val="Listaszerbekezds"/>
-        <w:spacing w:line="360" w:lineRule="auto"/>
-        <w:jc w:val="both"/>
-        <w:rPr>
-          <w:rFonts w:ascii="Times New Roman" w:hAnsi="Times New Roman" w:cs="Times New Roman"/>
-          <w:sz w:val="24"/>
-          <w:szCs w:val="24"/>
-          <w:u w:val="single"/>
-        </w:rPr>
-      </w:pPr>
-      <w:r>
-        <w:rPr>
-          <w:rFonts w:ascii="Times New Roman" w:hAnsi="Times New Roman" w:cs="Times New Roman"/>
-          <w:sz w:val="24"/>
-          <w:szCs w:val="24"/>
-          <w:u w:val="single"/>
-        </w:rPr>
-        <w:t>-JavaScripts funkciók:</w:t>
-      </w:r>
-    </w:p>
-    <w:p>
-      <w:pPr>
-        <w:pStyle w:val="Listaszerbekezds"/>
-        <w:spacing w:line="360" w:lineRule="auto"/>
-        <w:jc w:val="both"/>
-        <w:rPr>
-          <w:rFonts w:ascii="Times New Roman" w:hAnsi="Times New Roman" w:cs="Times New Roman"/>
-          <w:sz w:val="24"/>
-          <w:szCs w:val="24"/>
-          <w:u w:val="single"/>
-        </w:rPr>
-      </w:pPr>
-    </w:p>
-    <w:p>
-      <w:pPr>
-        <w:pStyle w:val="Listaszerbekezds"/>
-        <w:spacing w:line="360" w:lineRule="auto"/>
-        <w:jc w:val="both"/>
-        <w:rPr>
-          <w:rFonts w:ascii="Times New Roman" w:hAnsi="Times New Roman" w:cs="Times New Roman"/>
-          <w:sz w:val="24"/>
-          <w:szCs w:val="24"/>
-          <w:u w:val="single"/>
-        </w:rPr>
-      </w:pPr>
-      <w:r>
-        <w:rPr>
-          <w:rFonts w:ascii="Times New Roman" w:hAnsi="Times New Roman" w:cs="Times New Roman"/>
-          <w:sz w:val="24"/>
-          <w:szCs w:val="24"/>
-          <w:u w:val="single"/>
-        </w:rPr>
         <w:t>-Eseménykezelés:</w:t>
+      </w:r>
+      <w:r>
+        <w:rPr>
+          <w:rFonts w:ascii="Times New Roman" w:hAnsi="Times New Roman" w:cs="Times New Roman"/>
+          <w:sz w:val="24"/>
+          <w:szCs w:val="24"/>
+        </w:rPr>
+        <w:t xml:space="preserve"> </w:t>
+      </w:r>
+      <w:r>
+        <w:rPr>
+          <w:rFonts w:ascii="Times New Roman" w:hAnsi="Times New Roman" w:cs="Times New Roman"/>
+          <w:sz w:val="24"/>
+          <w:szCs w:val="24"/>
+        </w:rPr>
+        <w:t>Az eseménykezelés lehetővé teszi, hogy a weboldal reagáljon a felhasználói műveletekre, például kattintásra vagy billentyűleütésre. JavaScript segítségével eseményfigyelők hozhatók létre, amelyek adott események bekövetkezésekor műveleteket hajtanak végre. Ez biztosítja az interaktivitást, a gyors visszajelzést és a felhasználóbarát működést minden modern weboldalon.</w:t>
       </w:r>
     </w:p>
     <w:p>
@@ -2718,25 +3008,7 @@
           <w:sz w:val="24"/>
           <w:szCs w:val="24"/>
         </w:rPr>
-        <w:t xml:space="preserve">Ezek után pedig, végre lett hajtva egy kis gyors echo teszt, ami során kiírattunk egy szöveget if függvény segítségével, vagyis csak akkor írta ki azt a tesztelési szöveget, ha az összekötődés az adatbázissal tényleg megvalósult. Miután ezt böngészőn keresztül leellenőriztük, mindenképpen ki kellett </w:t>
-      </w:r>
-      <w:proofErr w:type="gramStart"/>
-      <w:r>
-        <w:rPr>
-          <w:rFonts w:ascii="Times New Roman" w:hAnsi="Times New Roman" w:cs="Times New Roman"/>
-          <w:sz w:val="24"/>
-          <w:szCs w:val="24"/>
-        </w:rPr>
-        <w:t>kommentálni</w:t>
-      </w:r>
-      <w:proofErr w:type="gramEnd"/>
-      <w:r>
-        <w:rPr>
-          <w:rFonts w:ascii="Times New Roman" w:hAnsi="Times New Roman" w:cs="Times New Roman"/>
-          <w:sz w:val="24"/>
-          <w:szCs w:val="24"/>
-        </w:rPr>
-        <w:t xml:space="preserve"> azt a végső kiíratást, vagy ha annyira nem érdekelt, ki is törölhettük volna, azért mert az belezavarna a végső programunkba.</w:t>
+        <w:t>Ezek után pedig, végre lett hajtva egy kis gyors echo teszt, ami során kiírattunk egy szöveget if függvény segítségével, vagyis csak akkor írta ki azt a tesztelési szöveget, ha az összekötődés az adatbázissal tényleg megvalósult. Miután ezt böngészőn keresztül leellenőriztük, mindenképpen ki kellett kommentálni azt a végső kiíratást, vagy ha annyira nem érdekelt, ki is törölhettük volna, azért mert az belezavarna a végső programunkba.</w:t>
       </w:r>
       <w:r>
         <w:rPr>
@@ -2780,7 +3052,11 @@
         <w:jc w:val="both"/>
       </w:pPr>
       <w:r>
-        <w:t>A fejlesztés során a hangsúly a webes alkalmazások kialakításán volt és így ezért nem készült külön asztali vagy mobil alkalmazás, a rendszer teljes egészében webes környezetben került megvalósításra. Mint, ahogy korábban el lett magyarázva, a frontend HTML, CSS és JavaScript technológiákkal készült, míg a backend oldalon PHP nyelvet használtunk. A felhasználók azonosítása session alapú megoldással történik, amely biztosította, hogy csak bejelentkezett felhasználók férjenek hozzá az alkalmazáshoz.</w:t>
+        <w:t xml:space="preserve">A fejlesztés során a hangsúly a webes alkalmazások kialakításán volt és így ezért nem készült külön asztali vagy mobil alkalmazás, a rendszer teljes egészében webes környezetben került megvalósításra. Mint, ahogy korábban el lett magyarázva, a frontend HTML, CSS és JavaScript technológiákkal készült, míg a backend oldalon PHP nyelvet használtunk. A felhasználók azonosítása session alapú megoldással </w:t>
+      </w:r>
+      <w:r>
+        <w:lastRenderedPageBreak/>
+        <w:t>történik, amely biztosította, hogy csak bejelentkezett felhasználók férjenek hozzá az alkalmazáshoz.</w:t>
       </w:r>
       <w:r>
         <w:t xml:space="preserve"> Emellett sok más PHP rendszer még kiváltotta ezt, például a POST, prepare, bind_param és egyéb részek.</w:t>
@@ -2812,8 +3088,6 @@
           <w:szCs w:val="32"/>
         </w:rPr>
       </w:pPr>
-      <w:bookmarkStart w:id="0" w:name="_GoBack"/>
-      <w:bookmarkEnd w:id="0"/>
     </w:p>
     <w:p>
       <w:pPr>
@@ -2833,7 +3107,6 @@
           <w:sz w:val="32"/>
           <w:szCs w:val="32"/>
         </w:rPr>
-        <w:lastRenderedPageBreak/>
         <w:t>5. Verziókezelés</w:t>
       </w:r>
     </w:p>
@@ -3329,6 +3602,7 @@
           <w:sz w:val="24"/>
           <w:szCs w:val="24"/>
         </w:rPr>
+        <w:lastRenderedPageBreak/>
         <w:t>A</w:t>
       </w:r>
       <w:r>
@@ -3639,7 +3913,6 @@
           <w:szCs w:val="24"/>
           <w:u w:val="thick"/>
         </w:rPr>
-        <w:lastRenderedPageBreak/>
         <w:t>-Rendszertesztelés:</w:t>
       </w:r>
       <w:r>
@@ -3825,25 +4098,7 @@
           <w:sz w:val="24"/>
           <w:szCs w:val="24"/>
         </w:rPr>
-        <w:t xml:space="preserve"> A kisebb </w:t>
-      </w:r>
-      <w:proofErr w:type="gramStart"/>
-      <w:r>
-        <w:rPr>
-          <w:rFonts w:ascii="Times New Roman" w:hAnsi="Times New Roman" w:cs="Times New Roman"/>
-          <w:sz w:val="24"/>
-          <w:szCs w:val="24"/>
-        </w:rPr>
-        <w:t>problémákról</w:t>
-      </w:r>
-      <w:proofErr w:type="gramEnd"/>
-      <w:r>
-        <w:rPr>
-          <w:rFonts w:ascii="Times New Roman" w:hAnsi="Times New Roman" w:cs="Times New Roman"/>
-          <w:sz w:val="24"/>
-          <w:szCs w:val="24"/>
-        </w:rPr>
-        <w:t xml:space="preserve"> olvashat a „</w:t>
+        <w:t xml:space="preserve"> A kisebb problémákról olvashat a „</w:t>
       </w:r>
       <w:r>
         <w:rPr>
@@ -4090,6 +4345,7 @@
           <w:sz w:val="24"/>
           <w:szCs w:val="24"/>
         </w:rPr>
+        <w:lastRenderedPageBreak/>
         <w:t>A tesztjeink során a Microsoft Edge használatát vettük igénybe</w:t>
       </w:r>
       <w:r>
@@ -4098,7 +4354,81 @@
           <w:sz w:val="24"/>
           <w:szCs w:val="24"/>
         </w:rPr>
-        <w:t xml:space="preserve">, de feltehetően ugyanúgy működne Google Chrome vagy akár </w:t>
+        <w:t>, de feltehetően ugyanúgy működne Google Chrome vagy akár Firefox</w:t>
+      </w:r>
+      <w:r>
+        <w:rPr>
+          <w:rFonts w:ascii="Times New Roman" w:hAnsi="Times New Roman" w:cs="Times New Roman"/>
+          <w:sz w:val="24"/>
+          <w:szCs w:val="24"/>
+        </w:rPr>
+        <w:t xml:space="preserve"> keresőmotornak az alkalmazásával</w:t>
+      </w:r>
+      <w:r>
+        <w:rPr>
+          <w:rFonts w:ascii="Times New Roman" w:hAnsi="Times New Roman" w:cs="Times New Roman"/>
+          <w:sz w:val="24"/>
+          <w:szCs w:val="24"/>
+        </w:rPr>
+        <w:t xml:space="preserve"> is.</w:t>
+      </w:r>
+    </w:p>
+    <w:p>
+      <w:pPr>
+        <w:pStyle w:val="Listaszerbekezds"/>
+        <w:spacing w:line="360" w:lineRule="auto"/>
+        <w:jc w:val="both"/>
+        <w:rPr>
+          <w:rFonts w:ascii="Times New Roman" w:hAnsi="Times New Roman" w:cs="Times New Roman"/>
+          <w:sz w:val="24"/>
+          <w:szCs w:val="24"/>
+        </w:rPr>
+      </w:pPr>
+      <w:r>
+        <w:rPr>
+          <w:rFonts w:ascii="Times New Roman" w:hAnsi="Times New Roman" w:cs="Times New Roman"/>
+          <w:sz w:val="24"/>
+          <w:szCs w:val="24"/>
+          <w:u w:val="thick"/>
+        </w:rPr>
+        <w:t>-</w:t>
+      </w:r>
+      <w:r>
+        <w:rPr>
+          <w:rFonts w:ascii="Times New Roman" w:hAnsi="Times New Roman" w:cs="Times New Roman"/>
+          <w:sz w:val="24"/>
+          <w:szCs w:val="24"/>
+          <w:u w:val="thick"/>
+        </w:rPr>
+        <w:t>Szövegszerkesztő:</w:t>
+      </w:r>
+      <w:r>
+        <w:rPr>
+          <w:rFonts w:ascii="Times New Roman" w:hAnsi="Times New Roman" w:cs="Times New Roman"/>
+          <w:sz w:val="24"/>
+          <w:szCs w:val="24"/>
+        </w:rPr>
+        <w:t xml:space="preserve"> </w:t>
+      </w:r>
+    </w:p>
+    <w:p>
+      <w:pPr>
+        <w:pStyle w:val="Listaszerbekezds"/>
+        <w:spacing w:line="360" w:lineRule="auto"/>
+        <w:jc w:val="both"/>
+        <w:rPr>
+          <w:rFonts w:ascii="Times New Roman" w:hAnsi="Times New Roman" w:cs="Times New Roman"/>
+          <w:sz w:val="24"/>
+          <w:szCs w:val="24"/>
+        </w:rPr>
+      </w:pPr>
+      <w:r>
+        <w:rPr>
+          <w:rFonts w:ascii="Times New Roman" w:hAnsi="Times New Roman" w:cs="Times New Roman"/>
+          <w:sz w:val="24"/>
+          <w:szCs w:val="24"/>
+        </w:rPr>
+        <w:t xml:space="preserve">VS </w:t>
       </w:r>
       <w:proofErr w:type="spellStart"/>
       <w:r>
@@ -4107,7 +4437,7 @@
           <w:sz w:val="24"/>
           <w:szCs w:val="24"/>
         </w:rPr>
-        <w:t>Firefox</w:t>
+        <w:t>Code</w:t>
       </w:r>
       <w:proofErr w:type="spellEnd"/>
       <w:r>
@@ -4116,73 +4446,7 @@
           <w:sz w:val="24"/>
           <w:szCs w:val="24"/>
         </w:rPr>
-        <w:t xml:space="preserve"> keresőmotornak az alkalmazásával</w:t>
-      </w:r>
-      <w:r>
-        <w:rPr>
-          <w:rFonts w:ascii="Times New Roman" w:hAnsi="Times New Roman" w:cs="Times New Roman"/>
-          <w:sz w:val="24"/>
-          <w:szCs w:val="24"/>
-        </w:rPr>
-        <w:t xml:space="preserve"> is.</w:t>
-      </w:r>
-    </w:p>
-    <w:p>
-      <w:pPr>
-        <w:pStyle w:val="Listaszerbekezds"/>
-        <w:spacing w:line="360" w:lineRule="auto"/>
-        <w:jc w:val="both"/>
-        <w:rPr>
-          <w:rFonts w:ascii="Times New Roman" w:hAnsi="Times New Roman" w:cs="Times New Roman"/>
-          <w:sz w:val="24"/>
-          <w:szCs w:val="24"/>
-        </w:rPr>
-      </w:pPr>
-      <w:r>
-        <w:rPr>
-          <w:rFonts w:ascii="Times New Roman" w:hAnsi="Times New Roman" w:cs="Times New Roman"/>
-          <w:sz w:val="24"/>
-          <w:szCs w:val="24"/>
-          <w:u w:val="thick"/>
-        </w:rPr>
-        <w:t>-</w:t>
-      </w:r>
-      <w:r>
-        <w:rPr>
-          <w:rFonts w:ascii="Times New Roman" w:hAnsi="Times New Roman" w:cs="Times New Roman"/>
-          <w:sz w:val="24"/>
-          <w:szCs w:val="24"/>
-          <w:u w:val="thick"/>
-        </w:rPr>
-        <w:t>Szövegszerkesztő:</w:t>
-      </w:r>
-      <w:r>
-        <w:rPr>
-          <w:rFonts w:ascii="Times New Roman" w:hAnsi="Times New Roman" w:cs="Times New Roman"/>
-          <w:sz w:val="24"/>
-          <w:szCs w:val="24"/>
-        </w:rPr>
-        <w:t xml:space="preserve"> </w:t>
-      </w:r>
-    </w:p>
-    <w:p>
-      <w:pPr>
-        <w:pStyle w:val="Listaszerbekezds"/>
-        <w:spacing w:line="360" w:lineRule="auto"/>
-        <w:jc w:val="both"/>
-        <w:rPr>
-          <w:rFonts w:ascii="Times New Roman" w:hAnsi="Times New Roman" w:cs="Times New Roman"/>
-          <w:sz w:val="24"/>
-          <w:szCs w:val="24"/>
-        </w:rPr>
-      </w:pPr>
-      <w:r>
-        <w:rPr>
-          <w:rFonts w:ascii="Times New Roman" w:hAnsi="Times New Roman" w:cs="Times New Roman"/>
-          <w:sz w:val="24"/>
-          <w:szCs w:val="24"/>
-        </w:rPr>
-        <w:t xml:space="preserve">VS </w:t>
+        <w:t xml:space="preserve"> vagy </w:t>
       </w:r>
       <w:proofErr w:type="spellStart"/>
       <w:r>
@@ -4191,7 +4455,7 @@
           <w:sz w:val="24"/>
           <w:szCs w:val="24"/>
         </w:rPr>
-        <w:t>Code</w:t>
+        <w:t>Notepad</w:t>
       </w:r>
       <w:proofErr w:type="spellEnd"/>
       <w:r>
@@ -4200,43 +4464,7 @@
           <w:sz w:val="24"/>
           <w:szCs w:val="24"/>
         </w:rPr>
-        <w:t xml:space="preserve"> vagy </w:t>
-      </w:r>
-      <w:proofErr w:type="spellStart"/>
-      <w:r>
-        <w:rPr>
-          <w:rFonts w:ascii="Times New Roman" w:hAnsi="Times New Roman" w:cs="Times New Roman"/>
-          <w:sz w:val="24"/>
-          <w:szCs w:val="24"/>
-        </w:rPr>
-        <w:t>Notepad</w:t>
-      </w:r>
-      <w:proofErr w:type="spellEnd"/>
-      <w:r>
-        <w:rPr>
-          <w:rFonts w:ascii="Times New Roman" w:hAnsi="Times New Roman" w:cs="Times New Roman"/>
-          <w:sz w:val="24"/>
-          <w:szCs w:val="24"/>
-        </w:rPr>
-        <w:t xml:space="preserve">++ egyáltalán nem volt használva a tesztek során, szóval ezt inkább kerülendőnek </w:t>
-      </w:r>
-      <w:proofErr w:type="gramStart"/>
-      <w:r>
-        <w:rPr>
-          <w:rFonts w:ascii="Times New Roman" w:hAnsi="Times New Roman" w:cs="Times New Roman"/>
-          <w:sz w:val="24"/>
-          <w:szCs w:val="24"/>
-        </w:rPr>
-        <w:t>tekintenénk</w:t>
-      </w:r>
-      <w:proofErr w:type="gramEnd"/>
-      <w:r>
-        <w:rPr>
-          <w:rFonts w:ascii="Times New Roman" w:hAnsi="Times New Roman" w:cs="Times New Roman"/>
-          <w:sz w:val="24"/>
-          <w:szCs w:val="24"/>
-        </w:rPr>
-        <w:t xml:space="preserve"> ha lehetséges, ugyanis nem tudjuk garantálni, hogy mennyire jól futnak ezeken az alternatívákon.</w:t>
+        <w:t>++ egyáltalán nem volt használva a tesztek során, szóval ezt inkább kerülendőnek tekintenénk ha lehetséges, ugyanis nem tudjuk garantálni, hogy mennyire jól futnak ezeken az alternatívákon.</w:t>
       </w:r>
     </w:p>
     <w:p>
@@ -4262,49 +4490,278 @@
           <w:sz w:val="28"/>
           <w:szCs w:val="28"/>
         </w:rPr>
+        <w:t>A környezeti beállítások:</w:t>
+      </w:r>
+    </w:p>
+    <w:p>
+      <w:pPr>
+        <w:spacing w:line="360" w:lineRule="auto"/>
+        <w:ind w:left="708"/>
+        <w:jc w:val="both"/>
+        <w:rPr>
+          <w:rFonts w:ascii="Times New Roman" w:hAnsi="Times New Roman" w:cs="Times New Roman"/>
+          <w:sz w:val="24"/>
+          <w:szCs w:val="24"/>
+        </w:rPr>
+      </w:pPr>
+      <w:r>
+        <w:rPr>
+          <w:rFonts w:ascii="Times New Roman" w:hAnsi="Times New Roman" w:cs="Times New Roman"/>
+          <w:sz w:val="24"/>
+          <w:szCs w:val="24"/>
+          <w:u w:val="thick"/>
+        </w:rPr>
+        <w:t>-Fájlok átmásolása:</w:t>
+      </w:r>
+      <w:r>
+        <w:rPr>
+          <w:rFonts w:ascii="Times New Roman" w:hAnsi="Times New Roman" w:cs="Times New Roman"/>
+          <w:sz w:val="24"/>
+          <w:szCs w:val="24"/>
+        </w:rPr>
+        <w:t xml:space="preserve"> </w:t>
+      </w:r>
+    </w:p>
+    <w:p>
+      <w:pPr>
+        <w:spacing w:line="360" w:lineRule="auto"/>
+        <w:ind w:left="708"/>
+        <w:jc w:val="both"/>
+        <w:rPr>
+          <w:rFonts w:ascii="Times New Roman" w:hAnsi="Times New Roman" w:cs="Times New Roman"/>
+          <w:sz w:val="24"/>
+          <w:szCs w:val="24"/>
+        </w:rPr>
+      </w:pPr>
+      <w:r>
+        <w:rPr>
+          <w:rFonts w:ascii="Times New Roman" w:hAnsi="Times New Roman" w:cs="Times New Roman"/>
+          <w:sz w:val="24"/>
+          <w:szCs w:val="24"/>
+        </w:rPr>
+        <w:t xml:space="preserve">A </w:t>
+      </w:r>
+      <w:r>
+        <w:rPr>
+          <w:rFonts w:ascii="Times New Roman" w:hAnsi="Times New Roman" w:cs="Times New Roman"/>
+          <w:sz w:val="24"/>
+          <w:szCs w:val="24"/>
+        </w:rPr>
+        <w:t xml:space="preserve">korábban megadott </w:t>
+      </w:r>
+      <w:proofErr w:type="spellStart"/>
+      <w:r>
+        <w:rPr>
+          <w:rFonts w:ascii="Times New Roman" w:hAnsi="Times New Roman" w:cs="Times New Roman"/>
+          <w:sz w:val="24"/>
+          <w:szCs w:val="24"/>
+        </w:rPr>
+        <w:t>Github</w:t>
+      </w:r>
+      <w:proofErr w:type="spellEnd"/>
+      <w:r>
+        <w:rPr>
+          <w:rFonts w:ascii="Times New Roman" w:hAnsi="Times New Roman" w:cs="Times New Roman"/>
+          <w:sz w:val="24"/>
+          <w:szCs w:val="24"/>
+        </w:rPr>
+        <w:t xml:space="preserve"> link segítségével megtalálhatják az összes szükséges dolgot. Itt sajnálatosan elég sok minden van, amit lehet kicsit nehéz navigálni olyannak, aki nem dolgozott ennek a készítésében, de a lényeg az, hogy először is le kell tölteni a .zip mappát, aminek a kommentje elárulja, hogy az kell, mert az a végleges programnak a tartalmazója. Ezen felül le is kell másolni a megadott .sql mappát ami szintén mutatja majd, hogy az a végleges verzió. Ezt követően a mellékelt adatbázist be kell importálni</w:t>
+      </w:r>
+      <w:r>
+        <w:rPr>
+          <w:rFonts w:ascii="Times New Roman" w:hAnsi="Times New Roman" w:cs="Times New Roman"/>
+          <w:sz w:val="24"/>
+          <w:szCs w:val="24"/>
+        </w:rPr>
+        <w:t xml:space="preserve"> majd</w:t>
+      </w:r>
+      <w:r>
+        <w:rPr>
+          <w:rFonts w:ascii="Times New Roman" w:hAnsi="Times New Roman" w:cs="Times New Roman"/>
+          <w:sz w:val="24"/>
+          <w:szCs w:val="24"/>
+        </w:rPr>
+        <w:t xml:space="preserve"> egy phpMyAdmin felületére és azonos nevet kell megadni az adatbázisnak, ami csak egyszerűen nem más, mint csak „pizzeria”. A többi fájl, mint például a CSS és PHP beillesztése se kéne, hogy nagy bonyodalom legyen</w:t>
+      </w:r>
+      <w:r>
+        <w:rPr>
+          <w:rFonts w:ascii="Times New Roman" w:hAnsi="Times New Roman" w:cs="Times New Roman"/>
+          <w:sz w:val="24"/>
+          <w:szCs w:val="24"/>
+        </w:rPr>
+        <w:t>, a megragadott fájlokat csak meg kell ragadni és be kell helyezni a webes Windows mappába. Bővebben, a fájlkezelő</w:t>
+      </w:r>
+      <w:r>
+        <w:rPr>
+          <w:rFonts w:ascii="Times New Roman" w:hAnsi="Times New Roman" w:cs="Times New Roman"/>
+          <w:sz w:val="24"/>
+          <w:szCs w:val="24"/>
+        </w:rPr>
+        <w:t>ben</w:t>
+      </w:r>
+      <w:r>
+        <w:rPr>
+          <w:rFonts w:ascii="Times New Roman" w:hAnsi="Times New Roman" w:cs="Times New Roman"/>
+          <w:sz w:val="24"/>
+          <w:szCs w:val="24"/>
+        </w:rPr>
+        <w:t xml:space="preserve"> </w:t>
+      </w:r>
+      <w:r>
+        <w:rPr>
+          <w:rFonts w:ascii="Times New Roman" w:hAnsi="Times New Roman" w:cs="Times New Roman"/>
+          <w:sz w:val="24"/>
+          <w:szCs w:val="24"/>
+        </w:rPr>
+        <w:t>először</w:t>
+      </w:r>
+      <w:r>
+        <w:rPr>
+          <w:rFonts w:ascii="Times New Roman" w:hAnsi="Times New Roman" w:cs="Times New Roman"/>
+          <w:sz w:val="24"/>
+          <w:szCs w:val="24"/>
+        </w:rPr>
+        <w:t xml:space="preserve"> is alul kiválasztjuk az „Ez a gép” fülecskét, majd a Windows (C:) részt. Ezek után meg kell keresni a xampp mappáját, m</w:t>
+      </w:r>
+      <w:r>
+        <w:rPr>
+          <w:rFonts w:ascii="Times New Roman" w:hAnsi="Times New Roman" w:cs="Times New Roman"/>
+          <w:sz w:val="24"/>
+          <w:szCs w:val="24"/>
+        </w:rPr>
+        <w:t>aj</w:t>
+      </w:r>
+      <w:r>
+        <w:rPr>
+          <w:rFonts w:ascii="Times New Roman" w:hAnsi="Times New Roman" w:cs="Times New Roman"/>
+          <w:sz w:val="24"/>
+          <w:szCs w:val="24"/>
+        </w:rPr>
+        <w:t>d ráadásul még azon belül is meg kell találni és belemenni az htdocs mappáb</w:t>
+      </w:r>
+      <w:r>
+        <w:rPr>
+          <w:rFonts w:ascii="Times New Roman" w:hAnsi="Times New Roman" w:cs="Times New Roman"/>
+          <w:sz w:val="24"/>
+          <w:szCs w:val="24"/>
+        </w:rPr>
+        <w:t xml:space="preserve">a. A vizsgaremekünk mappáját itt ezen belül kell majd elhelyezni. Azon a mappán belül már feltehetőleg nem lesz más mappa, csak a programok és esetleg hozzájuk tartozó, megjelenítendő képek. Ugyan elvárt lenne ezeket jobban szétválasztani, szerintünk az nem vitatható, hogy ez meg tudja könnyíteni a dolgokat és technikailag ugyan lehet, hogy macerás lenne, de simán meg lehetne ezt változtatni, ha arra akadna esetleg szükség valami oknál fogva, szóval nagy kár belőle nem eshet, mindkét módszernek megvan az előnye és a hátránya. </w:t>
+      </w:r>
+    </w:p>
+    <w:p>
+      <w:pPr>
+        <w:pStyle w:val="Listaszerbekezds"/>
+        <w:spacing w:line="360" w:lineRule="auto"/>
+        <w:jc w:val="both"/>
+        <w:rPr>
+          <w:rFonts w:ascii="Times New Roman" w:hAnsi="Times New Roman" w:cs="Times New Roman"/>
+          <w:sz w:val="24"/>
+          <w:szCs w:val="24"/>
+        </w:rPr>
+      </w:pPr>
+      <w:r>
+        <w:rPr>
+          <w:rFonts w:ascii="Times New Roman" w:hAnsi="Times New Roman" w:cs="Times New Roman"/>
+          <w:sz w:val="24"/>
+          <w:szCs w:val="24"/>
+          <w:u w:val="thick"/>
+        </w:rPr>
+        <w:t>-</w:t>
+      </w:r>
+      <w:r>
+        <w:rPr>
+          <w:rFonts w:ascii="Times New Roman" w:hAnsi="Times New Roman" w:cs="Times New Roman"/>
+          <w:sz w:val="24"/>
+          <w:szCs w:val="24"/>
+          <w:u w:val="thick"/>
+        </w:rPr>
+        <w:t>A működtetési ú</w:t>
+      </w:r>
+      <w:r>
+        <w:rPr>
+          <w:rFonts w:ascii="Times New Roman" w:hAnsi="Times New Roman" w:cs="Times New Roman"/>
+          <w:sz w:val="24"/>
+          <w:szCs w:val="24"/>
+          <w:u w:val="thick"/>
+        </w:rPr>
+        <w:t>tmutató:</w:t>
+      </w:r>
+      <w:r>
+        <w:rPr>
+          <w:rFonts w:ascii="Times New Roman" w:hAnsi="Times New Roman" w:cs="Times New Roman"/>
+          <w:sz w:val="24"/>
+          <w:szCs w:val="24"/>
+        </w:rPr>
+        <w:t xml:space="preserve"> </w:t>
+      </w:r>
+    </w:p>
+    <w:p>
+      <w:pPr>
+        <w:pStyle w:val="Listaszerbekezds"/>
+        <w:spacing w:line="360" w:lineRule="auto"/>
+        <w:jc w:val="both"/>
+        <w:rPr>
+          <w:rFonts w:ascii="Times New Roman" w:hAnsi="Times New Roman" w:cs="Times New Roman"/>
+          <w:sz w:val="24"/>
+          <w:szCs w:val="24"/>
+        </w:rPr>
+      </w:pPr>
+      <w:r>
+        <w:rPr>
+          <w:rFonts w:ascii="Times New Roman" w:hAnsi="Times New Roman" w:cs="Times New Roman"/>
+          <w:sz w:val="24"/>
+          <w:szCs w:val="24"/>
+        </w:rPr>
+        <w:t>Legelső sorban, a legfontosabb teendő az nem más</w:t>
+      </w:r>
+      <w:r>
+        <w:rPr>
+          <w:rFonts w:ascii="Times New Roman" w:hAnsi="Times New Roman" w:cs="Times New Roman"/>
+          <w:sz w:val="24"/>
+          <w:szCs w:val="24"/>
+        </w:rPr>
+        <w:t>,</w:t>
+      </w:r>
+      <w:r>
+        <w:rPr>
+          <w:rFonts w:ascii="Times New Roman" w:hAnsi="Times New Roman" w:cs="Times New Roman"/>
+          <w:sz w:val="24"/>
+          <w:szCs w:val="24"/>
+        </w:rPr>
+        <w:t xml:space="preserve"> mint a XAMPP Control Panel elindítása. Ott, azon belül, mindenféleképpen be kell kapcsolni a</w:t>
+      </w:r>
+      <w:r>
+        <w:rPr>
+          <w:rFonts w:ascii="Times New Roman" w:hAnsi="Times New Roman" w:cs="Times New Roman"/>
+          <w:sz w:val="24"/>
+          <w:szCs w:val="24"/>
+        </w:rPr>
+        <w:t xml:space="preserve">z Apache modult. A MySQL elindítása nem nagyon szükséges, viszont nem árthat azt is aktiválni, majd a </w:t>
+      </w:r>
+      <w:r>
+        <w:rPr>
+          <w:rFonts w:ascii="Times New Roman" w:hAnsi="Times New Roman" w:cs="Times New Roman"/>
+          <w:sz w:val="24"/>
+          <w:szCs w:val="24"/>
+        </w:rPr>
         <w:lastRenderedPageBreak/>
-        <w:t>A környezeti beállítások:</w:t>
-      </w:r>
-    </w:p>
-    <w:p>
-      <w:pPr>
-        <w:spacing w:line="360" w:lineRule="auto"/>
-        <w:ind w:left="708"/>
-        <w:jc w:val="both"/>
-        <w:rPr>
-          <w:rFonts w:ascii="Times New Roman" w:hAnsi="Times New Roman" w:cs="Times New Roman"/>
-          <w:sz w:val="24"/>
-          <w:szCs w:val="24"/>
-        </w:rPr>
-      </w:pPr>
-      <w:r>
-        <w:rPr>
-          <w:rFonts w:ascii="Times New Roman" w:hAnsi="Times New Roman" w:cs="Times New Roman"/>
-          <w:sz w:val="24"/>
-          <w:szCs w:val="24"/>
-          <w:u w:val="thick"/>
-        </w:rPr>
-        <w:t>-</w:t>
-      </w:r>
-      <w:proofErr w:type="gramStart"/>
-      <w:r>
-        <w:rPr>
-          <w:rFonts w:ascii="Times New Roman" w:hAnsi="Times New Roman" w:cs="Times New Roman"/>
-          <w:sz w:val="24"/>
-          <w:szCs w:val="24"/>
-          <w:u w:val="thick"/>
-        </w:rPr>
-        <w:t>Fájlok</w:t>
-      </w:r>
-      <w:proofErr w:type="gramEnd"/>
-      <w:r>
-        <w:rPr>
-          <w:rFonts w:ascii="Times New Roman" w:hAnsi="Times New Roman" w:cs="Times New Roman"/>
-          <w:sz w:val="24"/>
-          <w:szCs w:val="24"/>
-          <w:u w:val="thick"/>
-        </w:rPr>
-        <w:t xml:space="preserve"> átmásolása:</w:t>
+        <w:t xml:space="preserve">mellette lévő, felülről második Admin gombra rányomni, hogy megnyissa az adatbázist, amelyet úgy is be kellett másolni oda ez elött és így ennek a segítségével a program akár még jobban is átláthatóbb. Ezt követően, a megadott böngészőbe, például az </w:t>
+      </w:r>
+      <w:r>
+        <w:rPr>
+          <w:rFonts w:ascii="Times New Roman" w:hAnsi="Times New Roman" w:cs="Times New Roman"/>
+          <w:sz w:val="24"/>
+          <w:szCs w:val="24"/>
+        </w:rPr>
+        <w:t>előbb</w:t>
+      </w:r>
+      <w:r>
+        <w:rPr>
+          <w:rFonts w:ascii="Times New Roman" w:hAnsi="Times New Roman" w:cs="Times New Roman"/>
+          <w:sz w:val="24"/>
+          <w:szCs w:val="24"/>
+        </w:rPr>
+        <w:t xml:space="preserve"> megadott Microsoft Edge-be, be kell illeszteni az alábbi</w:t>
       </w:r>
       <w:r>
         <w:rPr>
@@ -4314,44 +4771,33 @@
         </w:rPr>
         <w:t xml:space="preserve"> </w:t>
       </w:r>
-    </w:p>
-    <w:p>
-      <w:pPr>
-        <w:spacing w:line="360" w:lineRule="auto"/>
-        <w:ind w:left="708"/>
-        <w:jc w:val="both"/>
-        <w:rPr>
-          <w:rFonts w:ascii="Times New Roman" w:hAnsi="Times New Roman" w:cs="Times New Roman"/>
-          <w:sz w:val="24"/>
-          <w:szCs w:val="24"/>
-        </w:rPr>
-      </w:pPr>
-      <w:r>
-        <w:rPr>
-          <w:rFonts w:ascii="Times New Roman" w:hAnsi="Times New Roman" w:cs="Times New Roman"/>
-          <w:sz w:val="24"/>
-          <w:szCs w:val="24"/>
-        </w:rPr>
-        <w:t xml:space="preserve">A </w:t>
-      </w:r>
-      <w:r>
-        <w:rPr>
-          <w:rFonts w:ascii="Times New Roman" w:hAnsi="Times New Roman" w:cs="Times New Roman"/>
-          <w:sz w:val="24"/>
-          <w:szCs w:val="24"/>
-        </w:rPr>
-        <w:t xml:space="preserve">korábban megadott </w:t>
-      </w:r>
-      <w:proofErr w:type="spellStart"/>
-      <w:r>
-        <w:rPr>
-          <w:rFonts w:ascii="Times New Roman" w:hAnsi="Times New Roman" w:cs="Times New Roman"/>
-          <w:sz w:val="24"/>
-          <w:szCs w:val="24"/>
-        </w:rPr>
-        <w:t>Github</w:t>
-      </w:r>
-      <w:proofErr w:type="spellEnd"/>
+      <w:r>
+        <w:rPr>
+          <w:rFonts w:ascii="Times New Roman" w:hAnsi="Times New Roman" w:cs="Times New Roman"/>
+          <w:sz w:val="24"/>
+          <w:szCs w:val="24"/>
+        </w:rPr>
+        <w:t>címet:</w:t>
+      </w:r>
+      <w:r>
+        <w:rPr>
+          <w:rFonts w:ascii="Times New Roman" w:hAnsi="Times New Roman" w:cs="Times New Roman"/>
+          <w:sz w:val="24"/>
+          <w:szCs w:val="24"/>
+        </w:rPr>
+        <w:t xml:space="preserve"> ”http://localhost/pizzeria</w:t>
+      </w:r>
+      <w:r>
+        <w:t>/index.php</w:t>
+      </w:r>
+      <w:r>
+        <w:rPr>
+          <w:rFonts w:ascii="Times New Roman" w:hAnsi="Times New Roman" w:cs="Times New Roman"/>
+          <w:sz w:val="24"/>
+          <w:szCs w:val="24"/>
+        </w:rPr>
+        <w:t>”</w:t>
+      </w:r>
       <w:r>
         <w:rPr>
           <w:rFonts w:ascii="Times New Roman" w:hAnsi="Times New Roman" w:cs="Times New Roman"/>
@@ -4360,254 +4806,6 @@
         </w:rPr>
         <w:t xml:space="preserve"> </w:t>
       </w:r>
-      <w:proofErr w:type="gramStart"/>
-      <w:r>
-        <w:rPr>
-          <w:rFonts w:ascii="Times New Roman" w:hAnsi="Times New Roman" w:cs="Times New Roman"/>
-          <w:sz w:val="24"/>
-          <w:szCs w:val="24"/>
-        </w:rPr>
-        <w:t>link</w:t>
-      </w:r>
-      <w:proofErr w:type="gramEnd"/>
-      <w:r>
-        <w:rPr>
-          <w:rFonts w:ascii="Times New Roman" w:hAnsi="Times New Roman" w:cs="Times New Roman"/>
-          <w:sz w:val="24"/>
-          <w:szCs w:val="24"/>
-        </w:rPr>
-        <w:t xml:space="preserve"> segítségével megtalálhatják az összes szükséges dolgot. Itt sajnálatosan elég sok minden van, amit lehet kicsit nehéz navigálni olyannak, aki nem dolgozott ennek a készítésében, de a lényeg az, hogy először is le kell tölteni a .zip mappát, aminek a kommentje elárulja, hogy az kell, mert az a végleges programnak a tartalmazója. Ezen felül le is kell másolni a megadott .sql mappát ami szintén mutatja majd, hogy az a végleges verzió. Ezt követően a mellékelt adatbázist be kell importálni</w:t>
-      </w:r>
-      <w:r>
-        <w:rPr>
-          <w:rFonts w:ascii="Times New Roman" w:hAnsi="Times New Roman" w:cs="Times New Roman"/>
-          <w:sz w:val="24"/>
-          <w:szCs w:val="24"/>
-        </w:rPr>
-        <w:t xml:space="preserve"> majd</w:t>
-      </w:r>
-      <w:r>
-        <w:rPr>
-          <w:rFonts w:ascii="Times New Roman" w:hAnsi="Times New Roman" w:cs="Times New Roman"/>
-          <w:sz w:val="24"/>
-          <w:szCs w:val="24"/>
-        </w:rPr>
-        <w:t xml:space="preserve"> egy phpMyAdmin felületére és azonos nevet kell megadni az adatbázisnak, ami csak egyszerűen nem más, mint csak „pizzeria”. A többi fájl, mint például a CSS és PHP beillesztése se kéne, hogy nagy bonyodalom legyen</w:t>
-      </w:r>
-      <w:r>
-        <w:rPr>
-          <w:rFonts w:ascii="Times New Roman" w:hAnsi="Times New Roman" w:cs="Times New Roman"/>
-          <w:sz w:val="24"/>
-          <w:szCs w:val="24"/>
-        </w:rPr>
-        <w:t>, a megragadott fájlokat csak meg kell ragadni és be kell helyezni a webes Windows mappába. Bővebben, a fájlkezelő</w:t>
-      </w:r>
-      <w:r>
-        <w:rPr>
-          <w:rFonts w:ascii="Times New Roman" w:hAnsi="Times New Roman" w:cs="Times New Roman"/>
-          <w:sz w:val="24"/>
-          <w:szCs w:val="24"/>
-        </w:rPr>
-        <w:t>ben</w:t>
-      </w:r>
-      <w:r>
-        <w:rPr>
-          <w:rFonts w:ascii="Times New Roman" w:hAnsi="Times New Roman" w:cs="Times New Roman"/>
-          <w:sz w:val="24"/>
-          <w:szCs w:val="24"/>
-        </w:rPr>
-        <w:t xml:space="preserve"> </w:t>
-      </w:r>
-      <w:r>
-        <w:rPr>
-          <w:rFonts w:ascii="Times New Roman" w:hAnsi="Times New Roman" w:cs="Times New Roman"/>
-          <w:sz w:val="24"/>
-          <w:szCs w:val="24"/>
-        </w:rPr>
-        <w:t>először</w:t>
-      </w:r>
-      <w:r>
-        <w:rPr>
-          <w:rFonts w:ascii="Times New Roman" w:hAnsi="Times New Roman" w:cs="Times New Roman"/>
-          <w:sz w:val="24"/>
-          <w:szCs w:val="24"/>
-        </w:rPr>
-        <w:t xml:space="preserve"> is alul kiválasztjuk az „Ez a gép” fülecskét, majd a Windows (C:) részt. Ezek után meg kell keresni a xampp mappáját, m</w:t>
-      </w:r>
-      <w:r>
-        <w:rPr>
-          <w:rFonts w:ascii="Times New Roman" w:hAnsi="Times New Roman" w:cs="Times New Roman"/>
-          <w:sz w:val="24"/>
-          <w:szCs w:val="24"/>
-        </w:rPr>
-        <w:t>aj</w:t>
-      </w:r>
-      <w:r>
-        <w:rPr>
-          <w:rFonts w:ascii="Times New Roman" w:hAnsi="Times New Roman" w:cs="Times New Roman"/>
-          <w:sz w:val="24"/>
-          <w:szCs w:val="24"/>
-        </w:rPr>
-        <w:t>d ráadásul még azon belül is meg kell találni és belemenni az htdocs mappáb</w:t>
-      </w:r>
-      <w:r>
-        <w:rPr>
-          <w:rFonts w:ascii="Times New Roman" w:hAnsi="Times New Roman" w:cs="Times New Roman"/>
-          <w:sz w:val="24"/>
-          <w:szCs w:val="24"/>
-        </w:rPr>
-        <w:t xml:space="preserve">a. A vizsgaremekünk mappáját itt ezen belül kell majd elhelyezni. Azon a mappán belül már feltehetőleg nem lesz más mappa, csak a programok és esetleg hozzájuk tartozó, megjelenítendő képek. Ugyan elvárt lenne ezeket jobban szétválasztani, szerintünk az nem vitatható, hogy ez meg tudja könnyíteni a dolgokat és technikailag ugyan lehet, hogy macerás lenne, de simán meg lehetne ezt változtatni, ha arra akadna esetleg szükség valami oknál fogva, szóval nagy kár belőle nem eshet, mindkét módszernek megvan az előnye és a hátránya. </w:t>
-      </w:r>
-    </w:p>
-    <w:p>
-      <w:pPr>
-        <w:pStyle w:val="Listaszerbekezds"/>
-        <w:spacing w:line="360" w:lineRule="auto"/>
-        <w:jc w:val="both"/>
-        <w:rPr>
-          <w:rFonts w:ascii="Times New Roman" w:hAnsi="Times New Roman" w:cs="Times New Roman"/>
-          <w:sz w:val="24"/>
-          <w:szCs w:val="24"/>
-        </w:rPr>
-      </w:pPr>
-      <w:r>
-        <w:rPr>
-          <w:rFonts w:ascii="Times New Roman" w:hAnsi="Times New Roman" w:cs="Times New Roman"/>
-          <w:sz w:val="24"/>
-          <w:szCs w:val="24"/>
-          <w:u w:val="thick"/>
-        </w:rPr>
-        <w:t>-</w:t>
-      </w:r>
-      <w:r>
-        <w:rPr>
-          <w:rFonts w:ascii="Times New Roman" w:hAnsi="Times New Roman" w:cs="Times New Roman"/>
-          <w:sz w:val="24"/>
-          <w:szCs w:val="24"/>
-          <w:u w:val="thick"/>
-        </w:rPr>
-        <w:t>A működtetési ú</w:t>
-      </w:r>
-      <w:r>
-        <w:rPr>
-          <w:rFonts w:ascii="Times New Roman" w:hAnsi="Times New Roman" w:cs="Times New Roman"/>
-          <w:sz w:val="24"/>
-          <w:szCs w:val="24"/>
-          <w:u w:val="thick"/>
-        </w:rPr>
-        <w:t>tmutató:</w:t>
-      </w:r>
-      <w:r>
-        <w:rPr>
-          <w:rFonts w:ascii="Times New Roman" w:hAnsi="Times New Roman" w:cs="Times New Roman"/>
-          <w:sz w:val="24"/>
-          <w:szCs w:val="24"/>
-        </w:rPr>
-        <w:t xml:space="preserve"> </w:t>
-      </w:r>
-    </w:p>
-    <w:p>
-      <w:pPr>
-        <w:pStyle w:val="Listaszerbekezds"/>
-        <w:spacing w:line="360" w:lineRule="auto"/>
-        <w:jc w:val="both"/>
-        <w:rPr>
-          <w:rFonts w:ascii="Times New Roman" w:hAnsi="Times New Roman" w:cs="Times New Roman"/>
-          <w:sz w:val="24"/>
-          <w:szCs w:val="24"/>
-        </w:rPr>
-      </w:pPr>
-      <w:r>
-        <w:rPr>
-          <w:rFonts w:ascii="Times New Roman" w:hAnsi="Times New Roman" w:cs="Times New Roman"/>
-          <w:sz w:val="24"/>
-          <w:szCs w:val="24"/>
-        </w:rPr>
-        <w:t>Legelső sorban, a legfontosabb teendő az nem más</w:t>
-      </w:r>
-      <w:r>
-        <w:rPr>
-          <w:rFonts w:ascii="Times New Roman" w:hAnsi="Times New Roman" w:cs="Times New Roman"/>
-          <w:sz w:val="24"/>
-          <w:szCs w:val="24"/>
-        </w:rPr>
-        <w:t>,</w:t>
-      </w:r>
-      <w:r>
-        <w:rPr>
-          <w:rFonts w:ascii="Times New Roman" w:hAnsi="Times New Roman" w:cs="Times New Roman"/>
-          <w:sz w:val="24"/>
-          <w:szCs w:val="24"/>
-        </w:rPr>
-        <w:t xml:space="preserve"> mint a XAMPP Control Panel elindítása. Ott, azon belül, mindenféleképpen be kell kapcsolni a</w:t>
-      </w:r>
-      <w:r>
-        <w:rPr>
-          <w:rFonts w:ascii="Times New Roman" w:hAnsi="Times New Roman" w:cs="Times New Roman"/>
-          <w:sz w:val="24"/>
-          <w:szCs w:val="24"/>
-        </w:rPr>
-        <w:t xml:space="preserve">z Apache modult. A MySQL elindítása nem nagyon szükséges, viszont nem árthat azt is aktiválni, majd a mellette lévő, felülről második Admin gombra rányomni, hogy megnyissa az adatbázist, amelyet úgy is be kellett másolni oda ez elött és így ennek a segítségével a program akár még jobban is átláthatóbb. Ezt követően, a megadott böngészőbe, például az </w:t>
-      </w:r>
-      <w:r>
-        <w:rPr>
-          <w:rFonts w:ascii="Times New Roman" w:hAnsi="Times New Roman" w:cs="Times New Roman"/>
-          <w:sz w:val="24"/>
-          <w:szCs w:val="24"/>
-        </w:rPr>
-        <w:t>előbb</w:t>
-      </w:r>
-      <w:r>
-        <w:rPr>
-          <w:rFonts w:ascii="Times New Roman" w:hAnsi="Times New Roman" w:cs="Times New Roman"/>
-          <w:sz w:val="24"/>
-          <w:szCs w:val="24"/>
-        </w:rPr>
-        <w:t xml:space="preserve"> megadott Microsoft Edge-be, be kell illeszteni az alábbi</w:t>
-      </w:r>
-      <w:r>
-        <w:rPr>
-          <w:rFonts w:ascii="Times New Roman" w:hAnsi="Times New Roman" w:cs="Times New Roman"/>
-          <w:sz w:val="24"/>
-          <w:szCs w:val="24"/>
-        </w:rPr>
-        <w:t xml:space="preserve"> </w:t>
-      </w:r>
-      <w:r>
-        <w:rPr>
-          <w:rFonts w:ascii="Times New Roman" w:hAnsi="Times New Roman" w:cs="Times New Roman"/>
-          <w:sz w:val="24"/>
-          <w:szCs w:val="24"/>
-        </w:rPr>
-        <w:t>címet:</w:t>
-      </w:r>
-      <w:r>
-        <w:rPr>
-          <w:rFonts w:ascii="Times New Roman" w:hAnsi="Times New Roman" w:cs="Times New Roman"/>
-          <w:sz w:val="24"/>
-          <w:szCs w:val="24"/>
-        </w:rPr>
-        <w:t xml:space="preserve"> ”http://localhost/pizzeria</w:t>
-      </w:r>
-      <w:r>
-        <w:t>/index.php</w:t>
-      </w:r>
-      <w:r>
-        <w:rPr>
-          <w:rFonts w:ascii="Times New Roman" w:hAnsi="Times New Roman" w:cs="Times New Roman"/>
-          <w:sz w:val="24"/>
-          <w:szCs w:val="24"/>
-        </w:rPr>
-        <w:t>”</w:t>
-      </w:r>
-      <w:r>
-        <w:rPr>
-          <w:rFonts w:ascii="Times New Roman" w:hAnsi="Times New Roman" w:cs="Times New Roman"/>
-          <w:sz w:val="24"/>
-          <w:szCs w:val="24"/>
-        </w:rPr>
-        <w:t xml:space="preserve"> </w:t>
-      </w:r>
       <w:r>
         <w:rPr>
           <w:rFonts w:ascii="Times New Roman" w:hAnsi="Times New Roman" w:cs="Times New Roman"/>
@@ -4622,16 +4820,7 @@
           <w:sz w:val="24"/>
           <w:szCs w:val="24"/>
         </w:rPr>
-        <w:t xml:space="preserve">. Ezek után, ha semmi </w:t>
-      </w:r>
-      <w:r>
-        <w:rPr>
-          <w:rFonts w:ascii="Times New Roman" w:hAnsi="Times New Roman" w:cs="Times New Roman"/>
-          <w:sz w:val="24"/>
-          <w:szCs w:val="24"/>
-        </w:rPr>
-        <w:lastRenderedPageBreak/>
-        <w:t>nem megy félre, a főoldalon kéne, hogy találja magát. Ha esetleg inkább kihagyná a bejelentkezést, vagy valamiért az adatbázisos bejelentkezés nem használható, akkor ezt a címet használja, hogy egyből a főoldalon kezdje el az ellenőrzési folyamatot: ”http://localhost/pizzeria/noname_pizzaM.php”.</w:t>
+        <w:t>. Ezek után, ha semmi nem megy félre, a főoldalon kéne, hogy találja magát. Ha esetleg inkább kihagyná a bejelentkezést, vagy valamiért az adatbázisos bejelentkezés nem használható, akkor ezt a címet használja, hogy egyből a főoldalon kezdje el az ellenőrzési folyamatot: ”http://localhost/pizzeria/noname_pizzaM.php”.</w:t>
       </w:r>
     </w:p>
     <w:p>
@@ -4826,7 +5015,16 @@
           <w:sz w:val="24"/>
           <w:szCs w:val="24"/>
         </w:rPr>
-        <w:t>jobb oldalra, láthatja a fejléceket, amelyek használatával gyorsan ugorhat a főoldal bármely fontos részére, vagyis a legfelső kezdőlapra, a tájékoztatásos részre az étteremről és történetéről, a kiválasztott napi különleges ajánlatra, valamint természetesen az egész teljes étlapra. Végül pedig megtalálhatja a kosarat, de annak a használatára majd csak később térünk vissza.</w:t>
+        <w:t xml:space="preserve">jobb oldalra, láthatja a fejléceket, </w:t>
+      </w:r>
+      <w:r>
+        <w:rPr>
+          <w:rFonts w:ascii="Times New Roman" w:hAnsi="Times New Roman" w:cs="Times New Roman"/>
+          <w:sz w:val="24"/>
+          <w:szCs w:val="24"/>
+        </w:rPr>
+        <w:lastRenderedPageBreak/>
+        <w:t>amelyek használatával gyorsan ugorhat a főoldal bármely fontos részére, vagyis a legfelső kezdőlapra, a tájékoztatásos részre az étteremről és történetéről, a kiválasztott napi különleges ajánlatra, valamint természetesen az egész teljes étlapra. Végül pedig megtalálhatja a kosarat, de annak a használatára majd csak később térünk vissza.</w:t>
       </w:r>
     </w:p>
     <w:p>
@@ -4872,201 +5070,209 @@
           <w:sz w:val="24"/>
           <w:szCs w:val="24"/>
         </w:rPr>
+        <w:t xml:space="preserve">Ezt követőn, amikor legörget az oldalon akkor gyorsan el is olvashatja az ott lévő igazán fontos információkat a pizzéria eredetéről és futtatásáról. Sok más dolog viszont ott nem található még egy képen kívül, mert ott nem az a lényeg, hanem csak egy információ átadás a </w:t>
+      </w:r>
+      <w:r>
+        <w:rPr>
+          <w:rFonts w:ascii="Times New Roman" w:hAnsi="Times New Roman" w:cs="Times New Roman"/>
+          <w:sz w:val="24"/>
+          <w:szCs w:val="24"/>
+        </w:rPr>
+        <w:t>kíváncsiknak</w:t>
+      </w:r>
+      <w:r>
+        <w:rPr>
+          <w:rFonts w:ascii="Times New Roman" w:hAnsi="Times New Roman" w:cs="Times New Roman"/>
+          <w:sz w:val="24"/>
+          <w:szCs w:val="24"/>
+        </w:rPr>
+        <w:t xml:space="preserve"> és érdeklődőknek.</w:t>
+      </w:r>
+    </w:p>
+    <w:p>
+      <w:pPr>
+        <w:spacing w:line="360" w:lineRule="auto"/>
+        <w:jc w:val="both"/>
+        <w:rPr>
+          <w:rFonts w:ascii="Times New Roman" w:hAnsi="Times New Roman" w:cs="Times New Roman"/>
+          <w:sz w:val="24"/>
+          <w:szCs w:val="24"/>
+        </w:rPr>
+      </w:pPr>
+      <w:r>
+        <w:rPr>
+          <w:rFonts w:ascii="Times New Roman" w:hAnsi="Times New Roman" w:cs="Times New Roman"/>
+          <w:sz w:val="24"/>
+          <w:szCs w:val="24"/>
+        </w:rPr>
+        <w:t>Tovább haladva</w:t>
+      </w:r>
+      <w:r>
+        <w:rPr>
+          <w:rFonts w:ascii="Times New Roman" w:hAnsi="Times New Roman" w:cs="Times New Roman"/>
+          <w:sz w:val="24"/>
+          <w:szCs w:val="24"/>
+        </w:rPr>
+        <w:t xml:space="preserve"> viszont</w:t>
+      </w:r>
+      <w:r>
+        <w:rPr>
+          <w:rFonts w:ascii="Times New Roman" w:hAnsi="Times New Roman" w:cs="Times New Roman"/>
+          <w:sz w:val="24"/>
+          <w:szCs w:val="24"/>
+        </w:rPr>
+        <w:t xml:space="preserve"> már áttérünk az igazán fontos részekre. Első sorban láthatja a különleges ajánlatunkat, amit ha akar, már meg is rendelhet a</w:t>
+      </w:r>
+      <w:r>
+        <w:rPr>
+          <w:rFonts w:ascii="Times New Roman" w:hAnsi="Times New Roman" w:cs="Times New Roman"/>
+          <w:sz w:val="24"/>
+          <w:szCs w:val="24"/>
+        </w:rPr>
+        <w:t xml:space="preserve"> saját gombjára</w:t>
+      </w:r>
+      <w:r>
+        <w:rPr>
+          <w:rFonts w:ascii="Times New Roman" w:hAnsi="Times New Roman" w:cs="Times New Roman"/>
+          <w:sz w:val="24"/>
+          <w:szCs w:val="24"/>
+        </w:rPr>
+        <w:t xml:space="preserve"> rákattintva</w:t>
+      </w:r>
+      <w:r>
+        <w:rPr>
+          <w:rFonts w:ascii="Times New Roman" w:hAnsi="Times New Roman" w:cs="Times New Roman"/>
+          <w:sz w:val="24"/>
+          <w:szCs w:val="24"/>
+        </w:rPr>
+        <w:t>, hogy a kosárba kerüljön</w:t>
+      </w:r>
+      <w:r>
+        <w:rPr>
+          <w:rFonts w:ascii="Times New Roman" w:hAnsi="Times New Roman" w:cs="Times New Roman"/>
+          <w:sz w:val="24"/>
+          <w:szCs w:val="24"/>
+        </w:rPr>
+        <w:t>.</w:t>
+      </w:r>
+    </w:p>
+    <w:p>
+      <w:pPr>
+        <w:spacing w:line="360" w:lineRule="auto"/>
+        <w:jc w:val="both"/>
+        <w:rPr>
+          <w:rFonts w:ascii="Times New Roman" w:hAnsi="Times New Roman" w:cs="Times New Roman"/>
+          <w:sz w:val="24"/>
+          <w:szCs w:val="24"/>
+        </w:rPr>
+      </w:pPr>
+      <w:r>
+        <w:rPr>
+          <w:rFonts w:ascii="Times New Roman" w:hAnsi="Times New Roman" w:cs="Times New Roman"/>
+          <w:sz w:val="24"/>
+          <w:szCs w:val="24"/>
+        </w:rPr>
+        <w:t xml:space="preserve">Az alatta lévő teljes menü is ugyan így működik, ahol már bármit kosárba helyezhet a választékból. Hasonlóan a különleges ajánlathoz, el tudja olvasni a pizza fajta nevét, a főbb összetevőket és persze természetesen az árát is. Rendeléskor Egyszerűen meg tudja különböztetni, hogy gomb felett van-e a kurzor és azt is, hogy melyiken, ha az valahogy nem lenne alapból is eléggé világos. </w:t>
+      </w:r>
+      <w:r>
+        <w:rPr>
+          <w:rFonts w:ascii="Times New Roman" w:hAnsi="Times New Roman" w:cs="Times New Roman"/>
+          <w:sz w:val="24"/>
+          <w:szCs w:val="24"/>
+        </w:rPr>
+        <w:t xml:space="preserve">Itt bármelyik menü opciót kiválaszthatja annyi </w:t>
+      </w:r>
+      <w:r>
+        <w:rPr>
+          <w:rFonts w:ascii="Times New Roman" w:hAnsi="Times New Roman" w:cs="Times New Roman"/>
+          <w:sz w:val="24"/>
+          <w:szCs w:val="24"/>
+        </w:rPr>
+        <w:t>alkalommal,</w:t>
+      </w:r>
+      <w:r>
+        <w:rPr>
+          <w:rFonts w:ascii="Times New Roman" w:hAnsi="Times New Roman" w:cs="Times New Roman"/>
+          <w:sz w:val="24"/>
+          <w:szCs w:val="24"/>
+        </w:rPr>
+        <w:t xml:space="preserve"> amennyivel csak szeretné, viszont </w:t>
+      </w:r>
+      <w:r>
+        <w:rPr>
+          <w:rFonts w:ascii="Times New Roman" w:hAnsi="Times New Roman" w:cs="Times New Roman"/>
+          <w:sz w:val="24"/>
+          <w:szCs w:val="24"/>
+        </w:rPr>
+        <w:t>valószerűen</w:t>
+      </w:r>
+      <w:r>
+        <w:rPr>
+          <w:rFonts w:ascii="Times New Roman" w:hAnsi="Times New Roman" w:cs="Times New Roman"/>
+          <w:sz w:val="24"/>
+          <w:szCs w:val="24"/>
+        </w:rPr>
+        <w:t xml:space="preserve"> egy </w:t>
+      </w:r>
+      <w:r>
+        <w:rPr>
+          <w:rFonts w:ascii="Times New Roman" w:hAnsi="Times New Roman" w:cs="Times New Roman"/>
+          <w:sz w:val="24"/>
+          <w:szCs w:val="24"/>
+        </w:rPr>
+        <w:t>hétköznapi</w:t>
+      </w:r>
+      <w:r>
+        <w:rPr>
+          <w:rFonts w:ascii="Times New Roman" w:hAnsi="Times New Roman" w:cs="Times New Roman"/>
+          <w:sz w:val="24"/>
+          <w:szCs w:val="24"/>
+        </w:rPr>
+        <w:t xml:space="preserve"> ember nem rendelne még tíz pizzát se</w:t>
+      </w:r>
+      <w:r>
+        <w:rPr>
+          <w:rFonts w:ascii="Times New Roman" w:hAnsi="Times New Roman" w:cs="Times New Roman"/>
+          <w:sz w:val="24"/>
+          <w:szCs w:val="24"/>
+        </w:rPr>
+        <w:t>m, viszont az opció ott van rá.</w:t>
+      </w:r>
+    </w:p>
+    <w:p>
+      <w:pPr>
+        <w:spacing w:line="360" w:lineRule="auto"/>
+        <w:jc w:val="both"/>
+        <w:rPr>
+          <w:rFonts w:ascii="Times New Roman" w:hAnsi="Times New Roman" w:cs="Times New Roman"/>
+          <w:sz w:val="24"/>
+          <w:szCs w:val="24"/>
+        </w:rPr>
+      </w:pPr>
+      <w:r>
+        <w:rPr>
+          <w:rFonts w:ascii="Times New Roman" w:hAnsi="Times New Roman" w:cs="Times New Roman"/>
+          <w:sz w:val="24"/>
+          <w:szCs w:val="24"/>
+        </w:rPr>
+        <w:t xml:space="preserve">Most pedig a végső rendeléshez vissza is lehet térni az itt korábban megemlített kosár ikonra. Megnyitás elött, könnyen leolvashatja, hogy mennyi pizzát rendelt, nem szükséges feltétlenül azt önnek számon tartania. Ha rákattint az ikonra, akkor láthatja az összes rendelését abban a sorrendben, ahogyan rájuk kattintott a kosárba helyezésnél. Ha esetleg egy jó nagy mennyiségű rendelést ad le, akkor egy görgetési funkció is meg fog jelenni, hogy átnézhesse megrendelt termékeit és ismét azoknak az árát, viszont nem az összetevőket kinézeti okok miatt a felhasználó számára. Ha esetleg meggondolja magát és ki szeretne valamit venni a rendelések közöl, akkor egyszerűen csak rá kell kattintani az egyes kuka ikonokra, hogy kitörölje őket a kosárból, viszont étlapra visszamenőleg ismét egyszerűen vissza is rakhatja, ha meggondolja a meggondolást. A kosár alján, a fizetés gomb fölött, láthatja az összeget, hogy </w:t>
+      </w:r>
+      <w:r>
+        <w:rPr>
+          <w:rFonts w:ascii="Times New Roman" w:hAnsi="Times New Roman" w:cs="Times New Roman"/>
+          <w:sz w:val="24"/>
+          <w:szCs w:val="24"/>
+        </w:rPr>
+        <w:t xml:space="preserve">a pizza rendelései összesen hány Forintba kerülnek. Ez egy mindig frissülő adat, amely bezárás nélkül meg tudja önnek mondani az árat, nem számít, hogy hány hozzáadást vagy levételt hajt végre a rendelési </w:t>
+      </w:r>
+      <w:r>
+        <w:rPr>
+          <w:rFonts w:ascii="Times New Roman" w:hAnsi="Times New Roman" w:cs="Times New Roman"/>
+          <w:sz w:val="24"/>
+          <w:szCs w:val="24"/>
+        </w:rPr>
         <w:lastRenderedPageBreak/>
-        <w:t xml:space="preserve">Ezt követőn, amikor legörget az oldalon akkor gyorsan el is olvashatja az ott lévő igazán fontos információkat a pizzéria eredetéről és futtatásáról. Sok más dolog viszont ott nem található még egy képen kívül, mert ott nem az a lényeg, hanem csak egy információ átadás a </w:t>
-      </w:r>
-      <w:r>
-        <w:rPr>
-          <w:rFonts w:ascii="Times New Roman" w:hAnsi="Times New Roman" w:cs="Times New Roman"/>
-          <w:sz w:val="24"/>
-          <w:szCs w:val="24"/>
-        </w:rPr>
-        <w:t>kíváncsiknak</w:t>
-      </w:r>
-      <w:r>
-        <w:rPr>
-          <w:rFonts w:ascii="Times New Roman" w:hAnsi="Times New Roman" w:cs="Times New Roman"/>
-          <w:sz w:val="24"/>
-          <w:szCs w:val="24"/>
-        </w:rPr>
-        <w:t xml:space="preserve"> és érdeklődőknek.</w:t>
-      </w:r>
-    </w:p>
-    <w:p>
-      <w:pPr>
-        <w:spacing w:line="360" w:lineRule="auto"/>
-        <w:jc w:val="both"/>
-        <w:rPr>
-          <w:rFonts w:ascii="Times New Roman" w:hAnsi="Times New Roman" w:cs="Times New Roman"/>
-          <w:sz w:val="24"/>
-          <w:szCs w:val="24"/>
-        </w:rPr>
-      </w:pPr>
-      <w:r>
-        <w:rPr>
-          <w:rFonts w:ascii="Times New Roman" w:hAnsi="Times New Roman" w:cs="Times New Roman"/>
-          <w:sz w:val="24"/>
-          <w:szCs w:val="24"/>
-        </w:rPr>
-        <w:t>Tovább haladva</w:t>
-      </w:r>
-      <w:r>
-        <w:rPr>
-          <w:rFonts w:ascii="Times New Roman" w:hAnsi="Times New Roman" w:cs="Times New Roman"/>
-          <w:sz w:val="24"/>
-          <w:szCs w:val="24"/>
-        </w:rPr>
-        <w:t xml:space="preserve"> viszont</w:t>
-      </w:r>
-      <w:r>
-        <w:rPr>
-          <w:rFonts w:ascii="Times New Roman" w:hAnsi="Times New Roman" w:cs="Times New Roman"/>
-          <w:sz w:val="24"/>
-          <w:szCs w:val="24"/>
-        </w:rPr>
-        <w:t xml:space="preserve"> már áttérünk az igazán fontos részekre. Első sorban láthatja a különleges ajánlatunkat, amit ha akar, már meg is rendelhet a</w:t>
-      </w:r>
-      <w:r>
-        <w:rPr>
-          <w:rFonts w:ascii="Times New Roman" w:hAnsi="Times New Roman" w:cs="Times New Roman"/>
-          <w:sz w:val="24"/>
-          <w:szCs w:val="24"/>
-        </w:rPr>
-        <w:t xml:space="preserve"> saját gombjára</w:t>
-      </w:r>
-      <w:r>
-        <w:rPr>
-          <w:rFonts w:ascii="Times New Roman" w:hAnsi="Times New Roman" w:cs="Times New Roman"/>
-          <w:sz w:val="24"/>
-          <w:szCs w:val="24"/>
-        </w:rPr>
-        <w:t xml:space="preserve"> rákattintva</w:t>
-      </w:r>
-      <w:r>
-        <w:rPr>
-          <w:rFonts w:ascii="Times New Roman" w:hAnsi="Times New Roman" w:cs="Times New Roman"/>
-          <w:sz w:val="24"/>
-          <w:szCs w:val="24"/>
-        </w:rPr>
-        <w:t>, hogy a kosárba kerüljön</w:t>
-      </w:r>
-      <w:r>
-        <w:rPr>
-          <w:rFonts w:ascii="Times New Roman" w:hAnsi="Times New Roman" w:cs="Times New Roman"/>
-          <w:sz w:val="24"/>
-          <w:szCs w:val="24"/>
-        </w:rPr>
-        <w:t>.</w:t>
-      </w:r>
-    </w:p>
-    <w:p>
-      <w:pPr>
-        <w:spacing w:line="360" w:lineRule="auto"/>
-        <w:jc w:val="both"/>
-        <w:rPr>
-          <w:rFonts w:ascii="Times New Roman" w:hAnsi="Times New Roman" w:cs="Times New Roman"/>
-          <w:sz w:val="24"/>
-          <w:szCs w:val="24"/>
-        </w:rPr>
-      </w:pPr>
-      <w:r>
-        <w:rPr>
-          <w:rFonts w:ascii="Times New Roman" w:hAnsi="Times New Roman" w:cs="Times New Roman"/>
-          <w:sz w:val="24"/>
-          <w:szCs w:val="24"/>
-        </w:rPr>
-        <w:t xml:space="preserve">Az alatta lévő teljes menü is ugyan így működik, ahol már bármit kosárba helyezhet a választékból. Hasonlóan a különleges ajánlathoz, el tudja olvasni a pizza fajta nevét, a főbb összetevőket és persze természetesen az árát is. Rendeléskor Egyszerűen meg tudja különböztetni, hogy gomb felett van-e a kurzor és azt is, hogy melyiken, ha az valahogy nem lenne alapból is eléggé világos. </w:t>
-      </w:r>
-      <w:r>
-        <w:rPr>
-          <w:rFonts w:ascii="Times New Roman" w:hAnsi="Times New Roman" w:cs="Times New Roman"/>
-          <w:sz w:val="24"/>
-          <w:szCs w:val="24"/>
-        </w:rPr>
-        <w:t xml:space="preserve">Itt bármelyik menü opciót kiválaszthatja annyi </w:t>
-      </w:r>
-      <w:r>
-        <w:rPr>
-          <w:rFonts w:ascii="Times New Roman" w:hAnsi="Times New Roman" w:cs="Times New Roman"/>
-          <w:sz w:val="24"/>
-          <w:szCs w:val="24"/>
-        </w:rPr>
-        <w:t>alkalommal,</w:t>
-      </w:r>
-      <w:r>
-        <w:rPr>
-          <w:rFonts w:ascii="Times New Roman" w:hAnsi="Times New Roman" w:cs="Times New Roman"/>
-          <w:sz w:val="24"/>
-          <w:szCs w:val="24"/>
-        </w:rPr>
-        <w:t xml:space="preserve"> amennyivel csak szeretné, viszont </w:t>
-      </w:r>
-      <w:r>
-        <w:rPr>
-          <w:rFonts w:ascii="Times New Roman" w:hAnsi="Times New Roman" w:cs="Times New Roman"/>
-          <w:sz w:val="24"/>
-          <w:szCs w:val="24"/>
-        </w:rPr>
-        <w:t>valószerűen</w:t>
-      </w:r>
-      <w:r>
-        <w:rPr>
-          <w:rFonts w:ascii="Times New Roman" w:hAnsi="Times New Roman" w:cs="Times New Roman"/>
-          <w:sz w:val="24"/>
-          <w:szCs w:val="24"/>
-        </w:rPr>
-        <w:t xml:space="preserve"> egy </w:t>
-      </w:r>
-      <w:r>
-        <w:rPr>
-          <w:rFonts w:ascii="Times New Roman" w:hAnsi="Times New Roman" w:cs="Times New Roman"/>
-          <w:sz w:val="24"/>
-          <w:szCs w:val="24"/>
-        </w:rPr>
-        <w:t>hétköznapi</w:t>
-      </w:r>
-      <w:r>
-        <w:rPr>
-          <w:rFonts w:ascii="Times New Roman" w:hAnsi="Times New Roman" w:cs="Times New Roman"/>
-          <w:sz w:val="24"/>
-          <w:szCs w:val="24"/>
-        </w:rPr>
-        <w:t xml:space="preserve"> ember nem rendelne még tíz pizzát se</w:t>
-      </w:r>
-      <w:r>
-        <w:rPr>
-          <w:rFonts w:ascii="Times New Roman" w:hAnsi="Times New Roman" w:cs="Times New Roman"/>
-          <w:sz w:val="24"/>
-          <w:szCs w:val="24"/>
-        </w:rPr>
-        <w:t>m, viszont az opció ott van rá.</w:t>
-      </w:r>
-    </w:p>
-    <w:p>
-      <w:pPr>
-        <w:spacing w:line="360" w:lineRule="auto"/>
-        <w:jc w:val="both"/>
-        <w:rPr>
-          <w:rFonts w:ascii="Times New Roman" w:hAnsi="Times New Roman" w:cs="Times New Roman"/>
-          <w:sz w:val="24"/>
-          <w:szCs w:val="24"/>
-        </w:rPr>
-      </w:pPr>
-      <w:r>
-        <w:rPr>
-          <w:rFonts w:ascii="Times New Roman" w:hAnsi="Times New Roman" w:cs="Times New Roman"/>
-          <w:sz w:val="24"/>
-          <w:szCs w:val="24"/>
-        </w:rPr>
-        <w:t xml:space="preserve">Most pedig a végső rendeléshez vissza is lehet térni az itt korábban megemlített kosár ikonra. Megnyitás elött, könnyen leolvashatja, hogy mennyi pizzát rendelt, nem szükséges feltétlenül azt önnek számon tartania. Ha rákattint az ikonra, akkor láthatja az összes rendelését abban a sorrendben, ahogyan rájuk kattintott a kosárba helyezésnél. Ha esetleg egy jó nagy mennyiségű rendelést ad le, akkor egy görgetési funkció is meg fog jelenni, hogy átnézhesse megrendelt termékeit és ismét azoknak az árát, viszont nem az összetevőket kinézeti okok miatt a felhasználó számára. Ha esetleg meggondolja magát és ki szeretne valamit venni a rendelések közöl, akkor egyszerűen csak rá kell kattintani az egyes kuka ikonokra, hogy kitörölje őket a kosárból, viszont étlapra visszamenőleg ismét egyszerűen vissza is rakhatja, ha meggondolja a meggondolást. A kosár alján, a fizetés gomb fölött, láthatja az összeget, hogy </w:t>
-      </w:r>
-      <w:r>
-        <w:rPr>
-          <w:rFonts w:ascii="Times New Roman" w:hAnsi="Times New Roman" w:cs="Times New Roman"/>
-          <w:sz w:val="24"/>
-          <w:szCs w:val="24"/>
-        </w:rPr>
-        <w:t xml:space="preserve">a pizza rendelései összesen hány Forintba kerülnek. Ez egy mindig frissülő adat, amely bezárás nélkül meg tudja önnek mondani az árat, nem számít, hogy hány hozzáadást vagy levételt hajt végre a rendelési menet során. Végül pedig a rendelési gombra kattintva kapni fog egy </w:t>
+        <w:t xml:space="preserve">menet során. Végül pedig a rendelési gombra kattintva kapni fog egy </w:t>
       </w:r>
       <w:r>
         <w:rPr>
@@ -5132,25 +5338,14 @@
         </w:rPr>
         <w:t xml:space="preserve"> </w:t>
       </w:r>
-      <w:proofErr w:type="gramStart"/>
-      <w:r>
-        <w:rPr>
-          <w:rFonts w:ascii="Times New Roman" w:hAnsi="Times New Roman" w:cs="Times New Roman"/>
-          <w:sz w:val="24"/>
-          <w:szCs w:val="24"/>
-          <w:u w:val="thick"/>
-        </w:rPr>
-        <w:t>Funkciók</w:t>
-      </w:r>
-      <w:proofErr w:type="gramEnd"/>
-      <w:r>
-        <w:rPr>
-          <w:rFonts w:ascii="Times New Roman" w:hAnsi="Times New Roman" w:cs="Times New Roman"/>
-          <w:sz w:val="24"/>
-          <w:szCs w:val="24"/>
-          <w:u w:val="thick"/>
-        </w:rPr>
-        <w:t xml:space="preserve"> bemutatása:</w:t>
+      <w:r>
+        <w:rPr>
+          <w:rFonts w:ascii="Times New Roman" w:hAnsi="Times New Roman" w:cs="Times New Roman"/>
+          <w:sz w:val="24"/>
+          <w:szCs w:val="24"/>
+          <w:u w:val="thick"/>
+        </w:rPr>
+        <w:t>Funkciók bemutatása:</w:t>
       </w:r>
       <w:r>
         <w:rPr>
@@ -5824,6 +6019,7 @@
           <w:szCs w:val="24"/>
           <w:u w:val="thick"/>
         </w:rPr>
+        <w:lastRenderedPageBreak/>
         <w:t>-</w:t>
       </w:r>
       <w:r>
@@ -5995,7 +6191,6 @@
           <w:sz w:val="24"/>
           <w:szCs w:val="24"/>
         </w:rPr>
-        <w:lastRenderedPageBreak/>
         <w:t>További ötletként, a weboldal alján szerepelhetne</w:t>
       </w:r>
       <w:r>
@@ -6036,7 +6231,7 @@
 </file>
 
 <file path=word/endnotes.xml><?xml version="1.0" encoding="utf-8"?>
-<w:endnotes xmlns:wpc="http://schemas.microsoft.com/office/word/2010/wordprocessingCanvas" xmlns:cx="http://schemas.microsoft.com/office/drawing/2014/chartex" xmlns:mc="http://schemas.openxmlformats.org/markup-compatibility/2006" xmlns:o="urn:schemas-microsoft-com:office:office" xmlns:r="http://schemas.openxmlformats.org/officeDocument/2006/relationships" xmlns:m="http://schemas.openxmlformats.org/officeDocument/2006/math" xmlns:v="urn:schemas-microsoft-com:vml" xmlns:wp14="http://schemas.microsoft.com/office/word/2010/wordprocessingDrawing" xmlns:wp="http://schemas.openxmlformats.org/drawingml/2006/wordprocessingDrawing" xmlns:w10="urn:schemas-microsoft-com:office:word" xmlns:w="http://schemas.openxmlformats.org/wordprocessingml/2006/main" xmlns:w14="http://schemas.microsoft.com/office/word/2010/wordml" xmlns:w15="http://schemas.microsoft.com/office/word/2012/wordml" xmlns:w16se="http://schemas.microsoft.com/office/word/2015/wordml/symex" xmlns:wpg="http://schemas.microsoft.com/office/word/2010/wordprocessingGroup" xmlns:wpi="http://schemas.microsoft.com/office/word/2010/wordprocessingInk" xmlns:wne="http://schemas.microsoft.com/office/word/2006/wordml" xmlns:wps="http://schemas.microsoft.com/office/word/2010/wordprocessingShape" mc:Ignorable="w14 w15 w16se wp14">
+<w:endnotes xmlns:wpc="http://schemas.microsoft.com/office/word/2010/wordprocessingCanvas" xmlns:cx="http://schemas.microsoft.com/office/drawing/2014/chartex" xmlns:cx1="http://schemas.microsoft.com/office/drawing/2015/9/8/chartex" xmlns:cx2="http://schemas.microsoft.com/office/drawing/2015/10/21/chartex" xmlns:cx3="http://schemas.microsoft.com/office/drawing/2016/5/9/chartex" xmlns:cx4="http://schemas.microsoft.com/office/drawing/2016/5/10/chartex" xmlns:cx5="http://schemas.microsoft.com/office/drawing/2016/5/11/chartex" xmlns:cx6="http://schemas.microsoft.com/office/drawing/2016/5/12/chartex" xmlns:cx7="http://schemas.microsoft.com/office/drawing/2016/5/13/chartex" xmlns:cx8="http://schemas.microsoft.com/office/drawing/2016/5/14/chartex" xmlns:mc="http://schemas.openxmlformats.org/markup-compatibility/2006" xmlns:aink="http://schemas.microsoft.com/office/drawing/2016/ink" xmlns:am3d="http://schemas.microsoft.com/office/drawing/2017/model3d" xmlns:o="urn:schemas-microsoft-com:office:office" xmlns:oel="http://schemas.microsoft.com/office/2019/extlst" xmlns:r="http://schemas.openxmlformats.org/officeDocument/2006/relationships" xmlns:m="http://schemas.openxmlformats.org/officeDocument/2006/math" xmlns:v="urn:schemas-microsoft-com:vml" xmlns:wp14="http://schemas.microsoft.com/office/word/2010/wordprocessingDrawing" xmlns:wp="http://schemas.openxmlformats.org/drawingml/2006/wordprocessingDrawing" xmlns:w10="urn:schemas-microsoft-com:office:word" xmlns:w="http://schemas.openxmlformats.org/wordprocessingml/2006/main" xmlns:w14="http://schemas.microsoft.com/office/word/2010/wordml" xmlns:w15="http://schemas.microsoft.com/office/word/2012/wordml" xmlns:w16cex="http://schemas.microsoft.com/office/word/2018/wordml/cex" xmlns:w16cid="http://schemas.microsoft.com/office/word/2016/wordml/cid" xmlns:w16="http://schemas.microsoft.com/office/word/2018/wordml" xmlns:w16du="http://schemas.microsoft.com/office/word/2023/wordml/word16du" xmlns:w16sdtdh="http://schemas.microsoft.com/office/word/2020/wordml/sdtdatahash" xmlns:w16sdtfl="http://schemas.microsoft.com/office/word/2024/wordml/sdtformatlock" xmlns:w16se="http://schemas.microsoft.com/office/word/2015/wordml/symex" xmlns:wpg="http://schemas.microsoft.com/office/word/2010/wordprocessingGroup" xmlns:wpi="http://schemas.microsoft.com/office/word/2010/wordprocessingInk" xmlns:wne="http://schemas.microsoft.com/office/word/2006/wordml" xmlns:wps="http://schemas.microsoft.com/office/word/2010/wordprocessingShape" mc:Ignorable="w14 w15 w16se w16cid w16 w16cex w16sdtdh w16sdtfl w16du wp14">
   <w:endnote w:type="separator" w:id="-1">
     <w:p>
       <w:pPr>
@@ -6061,7 +6256,7 @@
 </file>
 
 <file path=word/footer1.xml><?xml version="1.0" encoding="utf-8"?>
-<w:ftr xmlns:wpc="http://schemas.microsoft.com/office/word/2010/wordprocessingCanvas" xmlns:cx="http://schemas.microsoft.com/office/drawing/2014/chartex" xmlns:mc="http://schemas.openxmlformats.org/markup-compatibility/2006" xmlns:o="urn:schemas-microsoft-com:office:office" xmlns:r="http://schemas.openxmlformats.org/officeDocument/2006/relationships" xmlns:m="http://schemas.openxmlformats.org/officeDocument/2006/math" xmlns:v="urn:schemas-microsoft-com:vml" xmlns:wp14="http://schemas.microsoft.com/office/word/2010/wordprocessingDrawing" xmlns:wp="http://schemas.openxmlformats.org/drawingml/2006/wordprocessingDrawing" xmlns:w10="urn:schemas-microsoft-com:office:word" xmlns:w="http://schemas.openxmlformats.org/wordprocessingml/2006/main" xmlns:w14="http://schemas.microsoft.com/office/word/2010/wordml" xmlns:w15="http://schemas.microsoft.com/office/word/2012/wordml" xmlns:w16se="http://schemas.microsoft.com/office/word/2015/wordml/symex" xmlns:wpg="http://schemas.microsoft.com/office/word/2010/wordprocessingGroup" xmlns:wpi="http://schemas.microsoft.com/office/word/2010/wordprocessingInk" xmlns:wne="http://schemas.microsoft.com/office/word/2006/wordml" xmlns:wps="http://schemas.microsoft.com/office/word/2010/wordprocessingShape" mc:Ignorable="w14 w15 w16se wp14">
+<w:ftr xmlns:wpc="http://schemas.microsoft.com/office/word/2010/wordprocessingCanvas" xmlns:cx="http://schemas.microsoft.com/office/drawing/2014/chartex" xmlns:cx1="http://schemas.microsoft.com/office/drawing/2015/9/8/chartex" xmlns:cx2="http://schemas.microsoft.com/office/drawing/2015/10/21/chartex" xmlns:cx3="http://schemas.microsoft.com/office/drawing/2016/5/9/chartex" xmlns:cx4="http://schemas.microsoft.com/office/drawing/2016/5/10/chartex" xmlns:cx5="http://schemas.microsoft.com/office/drawing/2016/5/11/chartex" xmlns:cx6="http://schemas.microsoft.com/office/drawing/2016/5/12/chartex" xmlns:cx7="http://schemas.microsoft.com/office/drawing/2016/5/13/chartex" xmlns:cx8="http://schemas.microsoft.com/office/drawing/2016/5/14/chartex" xmlns:mc="http://schemas.openxmlformats.org/markup-compatibility/2006" xmlns:aink="http://schemas.microsoft.com/office/drawing/2016/ink" xmlns:am3d="http://schemas.microsoft.com/office/drawing/2017/model3d" xmlns:o="urn:schemas-microsoft-com:office:office" xmlns:oel="http://schemas.microsoft.com/office/2019/extlst" xmlns:r="http://schemas.openxmlformats.org/officeDocument/2006/relationships" xmlns:m="http://schemas.openxmlformats.org/officeDocument/2006/math" xmlns:v="urn:schemas-microsoft-com:vml" xmlns:wp14="http://schemas.microsoft.com/office/word/2010/wordprocessingDrawing" xmlns:wp="http://schemas.openxmlformats.org/drawingml/2006/wordprocessingDrawing" xmlns:w10="urn:schemas-microsoft-com:office:word" xmlns:w="http://schemas.openxmlformats.org/wordprocessingml/2006/main" xmlns:w14="http://schemas.microsoft.com/office/word/2010/wordml" xmlns:w15="http://schemas.microsoft.com/office/word/2012/wordml" xmlns:w16cex="http://schemas.microsoft.com/office/word/2018/wordml/cex" xmlns:w16cid="http://schemas.microsoft.com/office/word/2016/wordml/cid" xmlns:w16="http://schemas.microsoft.com/office/word/2018/wordml" xmlns:w16du="http://schemas.microsoft.com/office/word/2023/wordml/word16du" xmlns:w16sdtdh="http://schemas.microsoft.com/office/word/2020/wordml/sdtdatahash" xmlns:w16sdtfl="http://schemas.microsoft.com/office/word/2024/wordml/sdtformatlock" xmlns:w16se="http://schemas.microsoft.com/office/word/2015/wordml/symex" xmlns:wpg="http://schemas.microsoft.com/office/word/2010/wordprocessingGroup" xmlns:wpi="http://schemas.microsoft.com/office/word/2010/wordprocessingInk" xmlns:wne="http://schemas.microsoft.com/office/word/2006/wordml" xmlns:wps="http://schemas.microsoft.com/office/word/2010/wordprocessingShape" mc:Ignorable="w14 w15 w16se w16cid w16 w16cex w16sdtdh w16sdtfl w16du wp14">
   <w:sdt>
     <w:sdtPr>
       <w:id w:val="-587841028"/>
@@ -6106,7 +6301,7 @@
 </file>
 
 <file path=word/footnotes.xml><?xml version="1.0" encoding="utf-8"?>
-<w:footnotes xmlns:wpc="http://schemas.microsoft.com/office/word/2010/wordprocessingCanvas" xmlns:cx="http://schemas.microsoft.com/office/drawing/2014/chartex" xmlns:mc="http://schemas.openxmlformats.org/markup-compatibility/2006" xmlns:o="urn:schemas-microsoft-com:office:office" xmlns:r="http://schemas.openxmlformats.org/officeDocument/2006/relationships" xmlns:m="http://schemas.openxmlformats.org/officeDocument/2006/math" xmlns:v="urn:schemas-microsoft-com:vml" xmlns:wp14="http://schemas.microsoft.com/office/word/2010/wordprocessingDrawing" xmlns:wp="http://schemas.openxmlformats.org/drawingml/2006/wordprocessingDrawing" xmlns:w10="urn:schemas-microsoft-com:office:word" xmlns:w="http://schemas.openxmlformats.org/wordprocessingml/2006/main" xmlns:w14="http://schemas.microsoft.com/office/word/2010/wordml" xmlns:w15="http://schemas.microsoft.com/office/word/2012/wordml" xmlns:w16se="http://schemas.microsoft.com/office/word/2015/wordml/symex" xmlns:wpg="http://schemas.microsoft.com/office/word/2010/wordprocessingGroup" xmlns:wpi="http://schemas.microsoft.com/office/word/2010/wordprocessingInk" xmlns:wne="http://schemas.microsoft.com/office/word/2006/wordml" xmlns:wps="http://schemas.microsoft.com/office/word/2010/wordprocessingShape" mc:Ignorable="w14 w15 w16se wp14">
+<w:footnotes xmlns:wpc="http://schemas.microsoft.com/office/word/2010/wordprocessingCanvas" xmlns:cx="http://schemas.microsoft.com/office/drawing/2014/chartex" xmlns:cx1="http://schemas.microsoft.com/office/drawing/2015/9/8/chartex" xmlns:cx2="http://schemas.microsoft.com/office/drawing/2015/10/21/chartex" xmlns:cx3="http://schemas.microsoft.com/office/drawing/2016/5/9/chartex" xmlns:cx4="http://schemas.microsoft.com/office/drawing/2016/5/10/chartex" xmlns:cx5="http://schemas.microsoft.com/office/drawing/2016/5/11/chartex" xmlns:cx6="http://schemas.microsoft.com/office/drawing/2016/5/12/chartex" xmlns:cx7="http://schemas.microsoft.com/office/drawing/2016/5/13/chartex" xmlns:cx8="http://schemas.microsoft.com/office/drawing/2016/5/14/chartex" xmlns:mc="http://schemas.openxmlformats.org/markup-compatibility/2006" xmlns:aink="http://schemas.microsoft.com/office/drawing/2016/ink" xmlns:am3d="http://schemas.microsoft.com/office/drawing/2017/model3d" xmlns:o="urn:schemas-microsoft-com:office:office" xmlns:oel="http://schemas.microsoft.com/office/2019/extlst" xmlns:r="http://schemas.openxmlformats.org/officeDocument/2006/relationships" xmlns:m="http://schemas.openxmlformats.org/officeDocument/2006/math" xmlns:v="urn:schemas-microsoft-com:vml" xmlns:wp14="http://schemas.microsoft.com/office/word/2010/wordprocessingDrawing" xmlns:wp="http://schemas.openxmlformats.org/drawingml/2006/wordprocessingDrawing" xmlns:w10="urn:schemas-microsoft-com:office:word" xmlns:w="http://schemas.openxmlformats.org/wordprocessingml/2006/main" xmlns:w14="http://schemas.microsoft.com/office/word/2010/wordml" xmlns:w15="http://schemas.microsoft.com/office/word/2012/wordml" xmlns:w16cex="http://schemas.microsoft.com/office/word/2018/wordml/cex" xmlns:w16cid="http://schemas.microsoft.com/office/word/2016/wordml/cid" xmlns:w16="http://schemas.microsoft.com/office/word/2018/wordml" xmlns:w16du="http://schemas.microsoft.com/office/word/2023/wordml/word16du" xmlns:w16sdtdh="http://schemas.microsoft.com/office/word/2020/wordml/sdtdatahash" xmlns:w16sdtfl="http://schemas.microsoft.com/office/word/2024/wordml/sdtformatlock" xmlns:w16se="http://schemas.microsoft.com/office/word/2015/wordml/symex" xmlns:wpg="http://schemas.microsoft.com/office/word/2010/wordprocessingGroup" xmlns:wpi="http://schemas.microsoft.com/office/word/2010/wordprocessingInk" xmlns:wne="http://schemas.microsoft.com/office/word/2006/wordml" xmlns:wps="http://schemas.microsoft.com/office/word/2010/wordprocessingShape" mc:Ignorable="w14 w15 w16se w16cid w16 w16cex w16sdtdh w16sdtfl w16du wp14">
   <w:footnote w:type="separator" w:id="-1">
     <w:p>
       <w:pPr>
@@ -6131,7 +6326,7 @@
 </file>
 
 <file path=word/header1.xml><?xml version="1.0" encoding="utf-8"?>
-<w:hdr xmlns:wpc="http://schemas.microsoft.com/office/word/2010/wordprocessingCanvas" xmlns:cx="http://schemas.microsoft.com/office/drawing/2014/chartex" xmlns:mc="http://schemas.openxmlformats.org/markup-compatibility/2006" xmlns:o="urn:schemas-microsoft-com:office:office" xmlns:r="http://schemas.openxmlformats.org/officeDocument/2006/relationships" xmlns:m="http://schemas.openxmlformats.org/officeDocument/2006/math" xmlns:v="urn:schemas-microsoft-com:vml" xmlns:wp14="http://schemas.microsoft.com/office/word/2010/wordprocessingDrawing" xmlns:wp="http://schemas.openxmlformats.org/drawingml/2006/wordprocessingDrawing" xmlns:w10="urn:schemas-microsoft-com:office:word" xmlns:w="http://schemas.openxmlformats.org/wordprocessingml/2006/main" xmlns:w14="http://schemas.microsoft.com/office/word/2010/wordml" xmlns:w15="http://schemas.microsoft.com/office/word/2012/wordml" xmlns:w16se="http://schemas.microsoft.com/office/word/2015/wordml/symex" xmlns:wpg="http://schemas.microsoft.com/office/word/2010/wordprocessingGroup" xmlns:wpi="http://schemas.microsoft.com/office/word/2010/wordprocessingInk" xmlns:wne="http://schemas.microsoft.com/office/word/2006/wordml" xmlns:wps="http://schemas.microsoft.com/office/word/2010/wordprocessingShape" mc:Ignorable="w14 w15 w16se wp14">
+<w:hdr xmlns:wpc="http://schemas.microsoft.com/office/word/2010/wordprocessingCanvas" xmlns:cx="http://schemas.microsoft.com/office/drawing/2014/chartex" xmlns:cx1="http://schemas.microsoft.com/office/drawing/2015/9/8/chartex" xmlns:cx2="http://schemas.microsoft.com/office/drawing/2015/10/21/chartex" xmlns:cx3="http://schemas.microsoft.com/office/drawing/2016/5/9/chartex" xmlns:cx4="http://schemas.microsoft.com/office/drawing/2016/5/10/chartex" xmlns:cx5="http://schemas.microsoft.com/office/drawing/2016/5/11/chartex" xmlns:cx6="http://schemas.microsoft.com/office/drawing/2016/5/12/chartex" xmlns:cx7="http://schemas.microsoft.com/office/drawing/2016/5/13/chartex" xmlns:cx8="http://schemas.microsoft.com/office/drawing/2016/5/14/chartex" xmlns:mc="http://schemas.openxmlformats.org/markup-compatibility/2006" xmlns:aink="http://schemas.microsoft.com/office/drawing/2016/ink" xmlns:am3d="http://schemas.microsoft.com/office/drawing/2017/model3d" xmlns:o="urn:schemas-microsoft-com:office:office" xmlns:oel="http://schemas.microsoft.com/office/2019/extlst" xmlns:r="http://schemas.openxmlformats.org/officeDocument/2006/relationships" xmlns:m="http://schemas.openxmlformats.org/officeDocument/2006/math" xmlns:v="urn:schemas-microsoft-com:vml" xmlns:wp14="http://schemas.microsoft.com/office/word/2010/wordprocessingDrawing" xmlns:wp="http://schemas.openxmlformats.org/drawingml/2006/wordprocessingDrawing" xmlns:w10="urn:schemas-microsoft-com:office:word" xmlns:w="http://schemas.openxmlformats.org/wordprocessingml/2006/main" xmlns:w14="http://schemas.microsoft.com/office/word/2010/wordml" xmlns:w15="http://schemas.microsoft.com/office/word/2012/wordml" xmlns:w16cex="http://schemas.microsoft.com/office/word/2018/wordml/cex" xmlns:w16cid="http://schemas.microsoft.com/office/word/2016/wordml/cid" xmlns:w16="http://schemas.microsoft.com/office/word/2018/wordml" xmlns:w16du="http://schemas.microsoft.com/office/word/2023/wordml/word16du" xmlns:w16sdtdh="http://schemas.microsoft.com/office/word/2020/wordml/sdtdatahash" xmlns:w16sdtfl="http://schemas.microsoft.com/office/word/2024/wordml/sdtformatlock" xmlns:w16se="http://schemas.microsoft.com/office/word/2015/wordml/symex" xmlns:wpg="http://schemas.microsoft.com/office/word/2010/wordprocessingGroup" xmlns:wpi="http://schemas.microsoft.com/office/word/2010/wordprocessingInk" xmlns:wne="http://schemas.microsoft.com/office/word/2006/wordml" xmlns:wps="http://schemas.microsoft.com/office/word/2010/wordprocessingShape" mc:Ignorable="w14 w15 w16se w16cid w16 w16cex w16sdtdh w16sdtfl w16du wp14">
   <w:p>
     <w:pPr>
       <w:pStyle w:val="lfej"/>
@@ -6150,7 +6345,7 @@
 </file>
 
 <file path=word/numbering.xml><?xml version="1.0" encoding="utf-8"?>
-<w:numbering xmlns:wpc="http://schemas.microsoft.com/office/word/2010/wordprocessingCanvas" xmlns:cx="http://schemas.microsoft.com/office/drawing/2014/chartex" xmlns:mc="http://schemas.openxmlformats.org/markup-compatibility/2006" xmlns:o="urn:schemas-microsoft-com:office:office" xmlns:r="http://schemas.openxmlformats.org/officeDocument/2006/relationships" xmlns:m="http://schemas.openxmlformats.org/officeDocument/2006/math" xmlns:v="urn:schemas-microsoft-com:vml" xmlns:wp14="http://schemas.microsoft.com/office/word/2010/wordprocessingDrawing" xmlns:wp="http://schemas.openxmlformats.org/drawingml/2006/wordprocessingDrawing" xmlns:w10="urn:schemas-microsoft-com:office:word" xmlns:w="http://schemas.openxmlformats.org/wordprocessingml/2006/main" xmlns:w14="http://schemas.microsoft.com/office/word/2010/wordml" xmlns:w15="http://schemas.microsoft.com/office/word/2012/wordml" xmlns:w16se="http://schemas.microsoft.com/office/word/2015/wordml/symex" xmlns:wpg="http://schemas.microsoft.com/office/word/2010/wordprocessingGroup" xmlns:wpi="http://schemas.microsoft.com/office/word/2010/wordprocessingInk" xmlns:wne="http://schemas.microsoft.com/office/word/2006/wordml" xmlns:wps="http://schemas.microsoft.com/office/word/2010/wordprocessingShape" mc:Ignorable="w14 w15 w16se wp14">
+<w:numbering xmlns:wpc="http://schemas.microsoft.com/office/word/2010/wordprocessingCanvas" xmlns:cx="http://schemas.microsoft.com/office/drawing/2014/chartex" xmlns:cx1="http://schemas.microsoft.com/office/drawing/2015/9/8/chartex" xmlns:cx2="http://schemas.microsoft.com/office/drawing/2015/10/21/chartex" xmlns:cx3="http://schemas.microsoft.com/office/drawing/2016/5/9/chartex" xmlns:cx4="http://schemas.microsoft.com/office/drawing/2016/5/10/chartex" xmlns:cx5="http://schemas.microsoft.com/office/drawing/2016/5/11/chartex" xmlns:cx6="http://schemas.microsoft.com/office/drawing/2016/5/12/chartex" xmlns:cx7="http://schemas.microsoft.com/office/drawing/2016/5/13/chartex" xmlns:cx8="http://schemas.microsoft.com/office/drawing/2016/5/14/chartex" xmlns:mc="http://schemas.openxmlformats.org/markup-compatibility/2006" xmlns:aink="http://schemas.microsoft.com/office/drawing/2016/ink" xmlns:am3d="http://schemas.microsoft.com/office/drawing/2017/model3d" xmlns:o="urn:schemas-microsoft-com:office:office" xmlns:oel="http://schemas.microsoft.com/office/2019/extlst" xmlns:r="http://schemas.openxmlformats.org/officeDocument/2006/relationships" xmlns:m="http://schemas.openxmlformats.org/officeDocument/2006/math" xmlns:v="urn:schemas-microsoft-com:vml" xmlns:wp14="http://schemas.microsoft.com/office/word/2010/wordprocessingDrawing" xmlns:wp="http://schemas.openxmlformats.org/drawingml/2006/wordprocessingDrawing" xmlns:w10="urn:schemas-microsoft-com:office:word" xmlns:w="http://schemas.openxmlformats.org/wordprocessingml/2006/main" xmlns:w14="http://schemas.microsoft.com/office/word/2010/wordml" xmlns:w15="http://schemas.microsoft.com/office/word/2012/wordml" xmlns:w16cex="http://schemas.microsoft.com/office/word/2018/wordml/cex" xmlns:w16cid="http://schemas.microsoft.com/office/word/2016/wordml/cid" xmlns:w16="http://schemas.microsoft.com/office/word/2018/wordml" xmlns:w16du="http://schemas.microsoft.com/office/word/2023/wordml/word16du" xmlns:w16sdtdh="http://schemas.microsoft.com/office/word/2020/wordml/sdtdatahash" xmlns:w16sdtfl="http://schemas.microsoft.com/office/word/2024/wordml/sdtformatlock" xmlns:w16se="http://schemas.microsoft.com/office/word/2015/wordml/symex" xmlns:wpg="http://schemas.microsoft.com/office/word/2010/wordprocessingGroup" xmlns:wpi="http://schemas.microsoft.com/office/word/2010/wordprocessingInk" xmlns:wne="http://schemas.microsoft.com/office/word/2006/wordml" xmlns:wps="http://schemas.microsoft.com/office/word/2010/wordprocessingShape" mc:Ignorable="w14 w15 w16se w16cid w16 w16cex w16sdtdh w16sdtfl w16du wp14">
   <w:abstractNum w:abstractNumId="0" w15:restartNumberingAfterBreak="0">
     <w:nsid w:val="066E5FD0"/>
     <w:multiLevelType w:val="multilevel"/>
@@ -6526,20 +6721,20 @@
       </w:rPr>
     </w:lvl>
   </w:abstractNum>
-  <w:num w:numId="1">
+  <w:num w:numId="1" w16cid:durableId="2070766635">
     <w:abstractNumId w:val="2"/>
   </w:num>
-  <w:num w:numId="2">
+  <w:num w:numId="2" w16cid:durableId="2115206533">
     <w:abstractNumId w:val="1"/>
   </w:num>
-  <w:num w:numId="3">
+  <w:num w:numId="3" w16cid:durableId="1674525097">
     <w:abstractNumId w:val="0"/>
   </w:num>
 </w:numbering>
 </file>
 
 <file path=word/styles.xml><?xml version="1.0" encoding="utf-8"?>
-<w:styles xmlns:mc="http://schemas.openxmlformats.org/markup-compatibility/2006" xmlns:r="http://schemas.openxmlformats.org/officeDocument/2006/relationships" xmlns:w="http://schemas.openxmlformats.org/wordprocessingml/2006/main" xmlns:w14="http://schemas.microsoft.com/office/word/2010/wordml" xmlns:w15="http://schemas.microsoft.com/office/word/2012/wordml" xmlns:w16se="http://schemas.microsoft.com/office/word/2015/wordml/symex" mc:Ignorable="w14 w15 w16se">
+<w:styles xmlns:mc="http://schemas.openxmlformats.org/markup-compatibility/2006" xmlns:r="http://schemas.openxmlformats.org/officeDocument/2006/relationships" xmlns:w="http://schemas.openxmlformats.org/wordprocessingml/2006/main" xmlns:w14="http://schemas.microsoft.com/office/word/2010/wordml" xmlns:w15="http://schemas.microsoft.com/office/word/2012/wordml" xmlns:w16cex="http://schemas.microsoft.com/office/word/2018/wordml/cex" xmlns:w16cid="http://schemas.microsoft.com/office/word/2016/wordml/cid" xmlns:w16="http://schemas.microsoft.com/office/word/2018/wordml" xmlns:w16du="http://schemas.microsoft.com/office/word/2023/wordml/word16du" xmlns:w16sdtdh="http://schemas.microsoft.com/office/word/2020/wordml/sdtdatahash" xmlns:w16sdtfl="http://schemas.microsoft.com/office/word/2024/wordml/sdtformatlock" xmlns:w16se="http://schemas.microsoft.com/office/word/2015/wordml/symex" mc:Ignorable="w14 w15 w16se w16cid w16 w16cex w16sdtdh w16sdtfl w16du">
   <w:docDefaults>
     <w:rPrDefault>
       <w:rPr>
@@ -6555,7 +6750,7 @@
       </w:pPr>
     </w:pPrDefault>
   </w:docDefaults>
-  <w:latentStyles w:defLockedState="0" w:defUIPriority="99" w:defSemiHidden="0" w:defUnhideWhenUsed="0" w:defQFormat="0" w:count="371">
+  <w:latentStyles w:defLockedState="0" w:defUIPriority="99" w:defSemiHidden="0" w:defUnhideWhenUsed="0" w:defQFormat="0" w:count="376">
     <w:lsdException w:name="Normal" w:uiPriority="0" w:qFormat="1"/>
     <w:lsdException w:name="heading 1" w:uiPriority="9" w:qFormat="1"/>
     <w:lsdException w:name="heading 2" w:semiHidden="1" w:uiPriority="9" w:unhideWhenUsed="1" w:qFormat="1"/>
@@ -6927,6 +7122,11 @@
     <w:lsdException w:name="List Table 5 Dark Accent 6" w:uiPriority="50"/>
     <w:lsdException w:name="List Table 6 Colorful Accent 6" w:uiPriority="51"/>
     <w:lsdException w:name="List Table 7 Colorful Accent 6" w:uiPriority="52"/>
+    <w:lsdException w:name="Mention" w:semiHidden="1" w:unhideWhenUsed="1"/>
+    <w:lsdException w:name="Smart Hyperlink" w:semiHidden="1" w:unhideWhenUsed="1"/>
+    <w:lsdException w:name="Hashtag" w:semiHidden="1" w:unhideWhenUsed="1"/>
+    <w:lsdException w:name="Unresolved Mention" w:semiHidden="1" w:unhideWhenUsed="1"/>
+    <w:lsdException w:name="Smart Link" w:semiHidden="1" w:unhideWhenUsed="1"/>
   </w:latentStyles>
   <w:style w:type="paragraph" w:default="1" w:styleId="Norml">
     <w:name w:val="Normal"/>
@@ -6935,7 +7135,6 @@
   <w:style w:type="character" w:default="1" w:styleId="Bekezdsalapbettpusa">
     <w:name w:val="Default Paragraph Font"/>
     <w:uiPriority w:val="1"/>
-    <w:semiHidden/>
     <w:unhideWhenUsed/>
   </w:style>
   <w:style w:type="table" w:default="1" w:styleId="Normltblzat">

--- a/Dokumentáció.docx
+++ b/Dokumentáció.docx
@@ -1,6 +1,6 @@
 
 <file path=word/document.xml><?xml version="1.0" encoding="utf-8"?>
-<w:document xmlns:wpc="http://schemas.microsoft.com/office/word/2010/wordprocessingCanvas" xmlns:cx="http://schemas.microsoft.com/office/drawing/2014/chartex" xmlns:cx1="http://schemas.microsoft.com/office/drawing/2015/9/8/chartex" xmlns:cx2="http://schemas.microsoft.com/office/drawing/2015/10/21/chartex" xmlns:cx3="http://schemas.microsoft.com/office/drawing/2016/5/9/chartex" xmlns:cx4="http://schemas.microsoft.com/office/drawing/2016/5/10/chartex" xmlns:cx5="http://schemas.microsoft.com/office/drawing/2016/5/11/chartex" xmlns:cx6="http://schemas.microsoft.com/office/drawing/2016/5/12/chartex" xmlns:cx7="http://schemas.microsoft.com/office/drawing/2016/5/13/chartex" xmlns:cx8="http://schemas.microsoft.com/office/drawing/2016/5/14/chartex" xmlns:mc="http://schemas.openxmlformats.org/markup-compatibility/2006" xmlns:aink="http://schemas.microsoft.com/office/drawing/2016/ink" xmlns:am3d="http://schemas.microsoft.com/office/drawing/2017/model3d" xmlns:o="urn:schemas-microsoft-com:office:office" xmlns:oel="http://schemas.microsoft.com/office/2019/extlst" xmlns:r="http://schemas.openxmlformats.org/officeDocument/2006/relationships" xmlns:m="http://schemas.openxmlformats.org/officeDocument/2006/math" xmlns:v="urn:schemas-microsoft-com:vml" xmlns:wp14="http://schemas.microsoft.com/office/word/2010/wordprocessingDrawing" xmlns:wp="http://schemas.openxmlformats.org/drawingml/2006/wordprocessingDrawing" xmlns:w10="urn:schemas-microsoft-com:office:word" xmlns:w="http://schemas.openxmlformats.org/wordprocessingml/2006/main" xmlns:w14="http://schemas.microsoft.com/office/word/2010/wordml" xmlns:w15="http://schemas.microsoft.com/office/word/2012/wordml" xmlns:w16cex="http://schemas.microsoft.com/office/word/2018/wordml/cex" xmlns:w16cid="http://schemas.microsoft.com/office/word/2016/wordml/cid" xmlns:w16="http://schemas.microsoft.com/office/word/2018/wordml" xmlns:w16du="http://schemas.microsoft.com/office/word/2023/wordml/word16du" xmlns:w16sdtdh="http://schemas.microsoft.com/office/word/2020/wordml/sdtdatahash" xmlns:w16sdtfl="http://schemas.microsoft.com/office/word/2024/wordml/sdtformatlock" xmlns:w16se="http://schemas.microsoft.com/office/word/2015/wordml/symex" xmlns:wpg="http://schemas.microsoft.com/office/word/2010/wordprocessingGroup" xmlns:wpi="http://schemas.microsoft.com/office/word/2010/wordprocessingInk" xmlns:wne="http://schemas.microsoft.com/office/word/2006/wordml" xmlns:wps="http://schemas.microsoft.com/office/word/2010/wordprocessingShape" mc:Ignorable="w14 w15 w16se w16cid w16 w16cex w16sdtdh w16sdtfl w16du wp14">
+<w:document xmlns:wpc="http://schemas.microsoft.com/office/word/2010/wordprocessingCanvas" xmlns:cx="http://schemas.microsoft.com/office/drawing/2014/chartex" xmlns:mc="http://schemas.openxmlformats.org/markup-compatibility/2006" xmlns:o="urn:schemas-microsoft-com:office:office" xmlns:r="http://schemas.openxmlformats.org/officeDocument/2006/relationships" xmlns:m="http://schemas.openxmlformats.org/officeDocument/2006/math" xmlns:v="urn:schemas-microsoft-com:vml" xmlns:wp14="http://schemas.microsoft.com/office/word/2010/wordprocessingDrawing" xmlns:wp="http://schemas.openxmlformats.org/drawingml/2006/wordprocessingDrawing" xmlns:w10="urn:schemas-microsoft-com:office:word" xmlns:w="http://schemas.openxmlformats.org/wordprocessingml/2006/main" xmlns:w14="http://schemas.microsoft.com/office/word/2010/wordml" xmlns:w15="http://schemas.microsoft.com/office/word/2012/wordml" xmlns:w16se="http://schemas.microsoft.com/office/word/2015/wordml/symex" xmlns:wpg="http://schemas.microsoft.com/office/word/2010/wordprocessingGroup" xmlns:wpi="http://schemas.microsoft.com/office/word/2010/wordprocessingInk" xmlns:wne="http://schemas.microsoft.com/office/word/2006/wordml" xmlns:wps="http://schemas.microsoft.com/office/word/2010/wordprocessingShape" mc:Ignorable="w14 w15 w16se wp14">
   <w:body>
     <w:p>
       <w:pPr>
@@ -187,23 +187,33 @@
           <w:sz w:val="24"/>
           <w:szCs w:val="24"/>
         </w:rPr>
-        <w:t>Drahovszky Márk</w:t>
-      </w:r>
-      <w:r>
-        <w:rPr>
-          <w:rFonts w:ascii="Times New Roman" w:hAnsi="Times New Roman" w:cs="Times New Roman"/>
-          <w:sz w:val="24"/>
-          <w:szCs w:val="24"/>
-        </w:rPr>
-        <w:t>,</w:t>
-      </w:r>
-      <w:r>
-        <w:rPr>
-          <w:rFonts w:ascii="Times New Roman" w:hAnsi="Times New Roman" w:cs="Times New Roman"/>
-          <w:sz w:val="24"/>
-          <w:szCs w:val="24"/>
-        </w:rPr>
-        <w:t xml:space="preserve"> Remete Marcell Róbert</w:t>
+        <w:t>Remete Marcell Róbert</w:t>
+      </w:r>
+      <w:r>
+        <w:rPr>
+          <w:rFonts w:ascii="Times New Roman" w:hAnsi="Times New Roman" w:cs="Times New Roman"/>
+          <w:sz w:val="24"/>
+          <w:szCs w:val="24"/>
+        </w:rPr>
+        <w:t xml:space="preserve">, </w:t>
+      </w:r>
+      <w:proofErr w:type="spellStart"/>
+      <w:r>
+        <w:rPr>
+          <w:rFonts w:ascii="Times New Roman" w:hAnsi="Times New Roman" w:cs="Times New Roman"/>
+          <w:sz w:val="24"/>
+          <w:szCs w:val="24"/>
+        </w:rPr>
+        <w:t>Drahovszky</w:t>
+      </w:r>
+      <w:proofErr w:type="spellEnd"/>
+      <w:r>
+        <w:rPr>
+          <w:rFonts w:ascii="Times New Roman" w:hAnsi="Times New Roman" w:cs="Times New Roman"/>
+          <w:sz w:val="24"/>
+          <w:szCs w:val="24"/>
+        </w:rPr>
+        <w:t xml:space="preserve"> Márk</w:t>
       </w:r>
     </w:p>
     <w:p>
@@ -428,7 +438,25 @@
           <w:sz w:val="24"/>
           <w:szCs w:val="24"/>
         </w:rPr>
-        <w:t xml:space="preserve">-A konzulens tanár: </w:t>
+        <w:t xml:space="preserve">-A </w:t>
+      </w:r>
+      <w:proofErr w:type="gramStart"/>
+      <w:r>
+        <w:rPr>
+          <w:rFonts w:ascii="Times New Roman" w:hAnsi="Times New Roman" w:cs="Times New Roman"/>
+          <w:sz w:val="24"/>
+          <w:szCs w:val="24"/>
+        </w:rPr>
+        <w:t>konzulens</w:t>
+      </w:r>
+      <w:proofErr w:type="gramEnd"/>
+      <w:r>
+        <w:rPr>
+          <w:rFonts w:ascii="Times New Roman" w:hAnsi="Times New Roman" w:cs="Times New Roman"/>
+          <w:sz w:val="24"/>
+          <w:szCs w:val="24"/>
+        </w:rPr>
+        <w:t xml:space="preserve"> tanár: </w:t>
       </w:r>
       <w:r>
         <w:rPr>
@@ -458,6 +486,7 @@
         </w:rPr>
         <w:t>-</w:t>
       </w:r>
+      <w:proofErr w:type="gramStart"/>
       <w:r>
         <w:rPr>
           <w:rFonts w:ascii="Times New Roman" w:hAnsi="Times New Roman" w:cs="Times New Roman"/>
@@ -472,7 +501,16 @@
           <w:sz w:val="24"/>
           <w:szCs w:val="24"/>
         </w:rPr>
-        <w:t>átum: 2025-2026-os tanév</w:t>
+        <w:t>átum</w:t>
+      </w:r>
+      <w:proofErr w:type="gramEnd"/>
+      <w:r>
+        <w:rPr>
+          <w:rFonts w:ascii="Times New Roman" w:hAnsi="Times New Roman" w:cs="Times New Roman"/>
+          <w:sz w:val="24"/>
+          <w:szCs w:val="24"/>
+        </w:rPr>
+        <w:t>: 2025-2026-os tanév</w:t>
       </w:r>
     </w:p>
     <w:p>
@@ -612,7 +650,23 @@
           <w:sz w:val="24"/>
           <w:szCs w:val="24"/>
         </w:rPr>
-        <w:t xml:space="preserve"> szakma azonosító száma: 5-0613-12-03</w:t>
+        <w:t xml:space="preserve"> szakma</w:t>
+      </w:r>
+      <w:r>
+        <w:rPr>
+          <w:rFonts w:ascii="Times New Roman" w:hAnsi="Times New Roman" w:cs="Times New Roman"/>
+          <w:sz w:val="24"/>
+          <w:szCs w:val="24"/>
+        </w:rPr>
+        <w:t>i</w:t>
+      </w:r>
+      <w:r>
+        <w:rPr>
+          <w:rFonts w:ascii="Times New Roman" w:hAnsi="Times New Roman" w:cs="Times New Roman"/>
+          <w:sz w:val="24"/>
+          <w:szCs w:val="24"/>
+        </w:rPr>
+        <w:t xml:space="preserve"> azonosító száma: 5-0613-12-03</w:t>
       </w:r>
     </w:p>
     <w:p>
@@ -690,7 +744,15 @@
         <w:jc w:val="both"/>
       </w:pPr>
       <w:r>
-        <w:t>A mi kétszemélyes csoportunk egy kitalált pizzériának hozott létre egy weboldalt, amelynek célja a pizzák online rendelésének megvalósítása, valamint a felhasználók számára hasznos információk biztosítása volt erről a fiktív étteremláncról. A webalkalmazás lehetőséget nyújt a kínálat áttekintésére, az egyes pizzák részletes megismerésére, valamint azok egyszerű és gyors kosárba helyezésére.</w:t>
+        <w:t xml:space="preserve">A mi kétszemélyes csoportunk egy kitalált pizzériának hozott létre egy weboldalt, amelynek célja a pizzák online rendelésének megvalósítása, valamint a felhasználók számára hasznos </w:t>
+      </w:r>
+      <w:proofErr w:type="gramStart"/>
+      <w:r>
+        <w:t>információk</w:t>
+      </w:r>
+      <w:proofErr w:type="gramEnd"/>
+      <w:r>
+        <w:t xml:space="preserve"> biztosítása volt erről a fiktív étteremláncról. A webalkalmazás lehetőséget nyújt a kínálat áttekintésére, az egyes pizzák részletes megismerésére, valamint azok egyszerű és gyors kosárba helyezésére.</w:t>
       </w:r>
     </w:p>
     <w:p>
@@ -939,6 +1001,7 @@
         </w:rPr>
         <w:t>-</w:t>
       </w:r>
+      <w:proofErr w:type="gramStart"/>
       <w:r>
         <w:rPr>
           <w:rFonts w:ascii="Times New Roman" w:hAnsi="Times New Roman" w:cs="Times New Roman"/>
@@ -955,7 +1018,17 @@
           <w:szCs w:val="24"/>
           <w:u w:val="thick"/>
         </w:rPr>
-        <w:t>unkcionális követelmények:</w:t>
+        <w:t>unkcionális</w:t>
+      </w:r>
+      <w:proofErr w:type="gramEnd"/>
+      <w:r>
+        <w:rPr>
+          <w:rFonts w:ascii="Times New Roman" w:hAnsi="Times New Roman" w:cs="Times New Roman"/>
+          <w:sz w:val="24"/>
+          <w:szCs w:val="24"/>
+          <w:u w:val="thick"/>
+        </w:rPr>
+        <w:t xml:space="preserve"> követelmények:</w:t>
       </w:r>
     </w:p>
     <w:p>
@@ -1030,7 +1103,25 @@
           <w:sz w:val="24"/>
           <w:szCs w:val="24"/>
         </w:rPr>
-        <w:t xml:space="preserve"> nézni a kiválasztott termékeket, azoknak árait, valamint a végösszeget. Ezentúl az admi</w:t>
+        <w:t xml:space="preserve"> nézni a kiválasztott termékeket, azoknak árait, valamint a végösszeget. </w:t>
+      </w:r>
+      <w:proofErr w:type="gramStart"/>
+      <w:r>
+        <w:rPr>
+          <w:rFonts w:ascii="Times New Roman" w:hAnsi="Times New Roman" w:cs="Times New Roman"/>
+          <w:sz w:val="24"/>
+          <w:szCs w:val="24"/>
+        </w:rPr>
+        <w:t>Ezentúl</w:t>
+      </w:r>
+      <w:proofErr w:type="gramEnd"/>
+      <w:r>
+        <w:rPr>
+          <w:rFonts w:ascii="Times New Roman" w:hAnsi="Times New Roman" w:cs="Times New Roman"/>
+          <w:sz w:val="24"/>
+          <w:szCs w:val="24"/>
+        </w:rPr>
+        <w:t xml:space="preserve"> az admi</w:t>
       </w:r>
       <w:r>
         <w:rPr>
@@ -1116,7 +1207,27 @@
           <w:szCs w:val="24"/>
           <w:u w:val="thick"/>
         </w:rPr>
-        <w:t>em funkcionális követelmények:</w:t>
+        <w:t xml:space="preserve">em </w:t>
+      </w:r>
+      <w:proofErr w:type="gramStart"/>
+      <w:r>
+        <w:rPr>
+          <w:rFonts w:ascii="Times New Roman" w:hAnsi="Times New Roman" w:cs="Times New Roman"/>
+          <w:sz w:val="24"/>
+          <w:szCs w:val="24"/>
+          <w:u w:val="thick"/>
+        </w:rPr>
+        <w:t>funkcionális</w:t>
+      </w:r>
+      <w:proofErr w:type="gramEnd"/>
+      <w:r>
+        <w:rPr>
+          <w:rFonts w:ascii="Times New Roman" w:hAnsi="Times New Roman" w:cs="Times New Roman"/>
+          <w:sz w:val="24"/>
+          <w:szCs w:val="24"/>
+          <w:u w:val="thick"/>
+        </w:rPr>
+        <w:t xml:space="preserve"> követelmények:</w:t>
       </w:r>
       <w:r>
         <w:rPr>
@@ -1177,6 +1288,7 @@
         </w:rPr>
         <w:t xml:space="preserve"> akik hozzáférést szereznek a felhasználói adatok megtekintéséhez és így ne tudják mások felhasználni a fiókjukat olyan egyszerűen. Végsősorban pedig minden egyes adminisztrátori lapra szükséges vagy </w:t>
       </w:r>
+      <w:proofErr w:type="gramStart"/>
       <w:r>
         <w:rPr>
           <w:rFonts w:ascii="Times New Roman" w:hAnsi="Times New Roman" w:cs="Times New Roman"/>
@@ -1185,6 +1297,7 @@
         </w:rPr>
         <w:t>adminisztrátori</w:t>
       </w:r>
+      <w:proofErr w:type="gramEnd"/>
       <w:r>
         <w:rPr>
           <w:rFonts w:ascii="Times New Roman" w:hAnsi="Times New Roman" w:cs="Times New Roman"/>
@@ -1450,6 +1563,14 @@
         </w:rPr>
         <w:t xml:space="preserve"> A PPT-hez ő hajtotta végre a legtöbb munkát.</w:t>
       </w:r>
+      <w:r>
+        <w:rPr>
+          <w:rFonts w:ascii="Times New Roman" w:hAnsi="Times New Roman" w:cs="Times New Roman"/>
+          <w:sz w:val="24"/>
+          <w:szCs w:val="24"/>
+        </w:rPr>
+        <w:t xml:space="preserve"> Végül pedig ehhez a dokumentációhoz is hozzásegített.</w:t>
+      </w:r>
     </w:p>
     <w:p>
       <w:pPr>
@@ -1480,7 +1601,25 @@
           <w:sz w:val="24"/>
           <w:szCs w:val="24"/>
         </w:rPr>
-        <w:t xml:space="preserve"> A Remete Marcell Róbert által készített tervrajzok segítségével  létrehozta a HTML és a CSS alap struktúráját és tartalmát.</w:t>
+        <w:t xml:space="preserve"> A Remete Marcell Róbert által készített tervrajzok segítségével  létrehozta a HTML és a CSS alap </w:t>
+      </w:r>
+      <w:proofErr w:type="gramStart"/>
+      <w:r>
+        <w:rPr>
+          <w:rFonts w:ascii="Times New Roman" w:hAnsi="Times New Roman" w:cs="Times New Roman"/>
+          <w:sz w:val="24"/>
+          <w:szCs w:val="24"/>
+        </w:rPr>
+        <w:t>struktúráját</w:t>
+      </w:r>
+      <w:proofErr w:type="gramEnd"/>
+      <w:r>
+        <w:rPr>
+          <w:rFonts w:ascii="Times New Roman" w:hAnsi="Times New Roman" w:cs="Times New Roman"/>
+          <w:sz w:val="24"/>
+          <w:szCs w:val="24"/>
+        </w:rPr>
+        <w:t xml:space="preserve"> és tartalmát.</w:t>
       </w:r>
       <w:r>
         <w:rPr>
@@ -1504,7 +1643,25 @@
           <w:sz w:val="24"/>
           <w:szCs w:val="24"/>
         </w:rPr>
-        <w:t>, sőt még néhány egyéb kiegészítést is biztosított az adminisztrátori oldal megvalósításához egy jogosultság és egy állapot mezővel</w:t>
+        <w:t xml:space="preserve">, sőt még néhány egyéb kiegészítést is biztosított az </w:t>
+      </w:r>
+      <w:proofErr w:type="gramStart"/>
+      <w:r>
+        <w:rPr>
+          <w:rFonts w:ascii="Times New Roman" w:hAnsi="Times New Roman" w:cs="Times New Roman"/>
+          <w:sz w:val="24"/>
+          <w:szCs w:val="24"/>
+        </w:rPr>
+        <w:t>adminisztrátori</w:t>
+      </w:r>
+      <w:proofErr w:type="gramEnd"/>
+      <w:r>
+        <w:rPr>
+          <w:rFonts w:ascii="Times New Roman" w:hAnsi="Times New Roman" w:cs="Times New Roman"/>
+          <w:sz w:val="24"/>
+          <w:szCs w:val="24"/>
+        </w:rPr>
+        <w:t xml:space="preserve"> oldal megvalósításához egy jogosultság és egy állapot mezővel</w:t>
       </w:r>
       <w:r>
         <w:rPr>
@@ -1650,7 +1807,25 @@
           <w:sz w:val="24"/>
           <w:szCs w:val="24"/>
         </w:rPr>
-        <w:t xml:space="preserve"> CSS-t alkalmaztunk az alap dizájnhoz, kártyák elhelyezéséhez, gombok formázásához, mint például színváltás amikor felette van a kurzor, valamint a reszponzív felület kialakításához is</w:t>
+        <w:t xml:space="preserve"> CSS-t alkalmaztunk az alap dizájnhoz, kártyák elhelyezéséhez, gombok formázásához, mint például </w:t>
+      </w:r>
+      <w:proofErr w:type="gramStart"/>
+      <w:r>
+        <w:rPr>
+          <w:rFonts w:ascii="Times New Roman" w:hAnsi="Times New Roman" w:cs="Times New Roman"/>
+          <w:sz w:val="24"/>
+          <w:szCs w:val="24"/>
+        </w:rPr>
+        <w:t>színváltás</w:t>
+      </w:r>
+      <w:proofErr w:type="gramEnd"/>
+      <w:r>
+        <w:rPr>
+          <w:rFonts w:ascii="Times New Roman" w:hAnsi="Times New Roman" w:cs="Times New Roman"/>
+          <w:sz w:val="24"/>
+          <w:szCs w:val="24"/>
+        </w:rPr>
+        <w:t xml:space="preserve"> amikor felette van a kurzor, valamint a reszponzív felület kialakításához is</w:t>
       </w:r>
       <w:r>
         <w:rPr>
@@ -1706,7 +1881,25 @@
           <w:sz w:val="24"/>
           <w:szCs w:val="24"/>
         </w:rPr>
-        <w:t xml:space="preserve"> még a CSS egy fájlban volt a </w:t>
+        <w:t xml:space="preserve"> még a CSS egy </w:t>
+      </w:r>
+      <w:proofErr w:type="gramStart"/>
+      <w:r>
+        <w:rPr>
+          <w:rFonts w:ascii="Times New Roman" w:hAnsi="Times New Roman" w:cs="Times New Roman"/>
+          <w:sz w:val="24"/>
+          <w:szCs w:val="24"/>
+        </w:rPr>
+        <w:t>fájlban</w:t>
+      </w:r>
+      <w:proofErr w:type="gramEnd"/>
+      <w:r>
+        <w:rPr>
+          <w:rFonts w:ascii="Times New Roman" w:hAnsi="Times New Roman" w:cs="Times New Roman"/>
+          <w:sz w:val="24"/>
+          <w:szCs w:val="24"/>
+        </w:rPr>
+        <w:t xml:space="preserve"> volt a </w:t>
       </w:r>
       <w:r>
         <w:rPr>
@@ -1776,22 +1969,47 @@
           <w:sz w:val="24"/>
           <w:szCs w:val="24"/>
         </w:rPr>
-        <w:t>A frontend működéséhez elengedhetetlen a JavaScript, amelyet gyakran a weboldal „agyának” is neveznek. Ez a programozási nyelv biztosítja, hogy a felhasználó és a weboldal közötti interakció gördülékeny és dinamikus legyen. A JavaScript felel többek között a bejelentkezési folyamatok kezeléséért, ahol ellenőrzi a felhasználói adatokat, visszajelzést ad a hibákról, és biztonságos módon kommunikál a szerverrel. Emellett kulcsszerepet játszik a rendelések felvételében is, hiszen valós időben képes frissíteni az adatokat, kezelni a kosár tartalmát, valamint biztosítani, hogy a felhasználó minden szükséges információt azonnal megkapjon.</w:t>
-      </w:r>
-      <w:r>
-        <w:rPr>
-          <w:sz w:val="24"/>
-          <w:szCs w:val="24"/>
-        </w:rPr>
-        <w:t xml:space="preserve"> </w:t>
-      </w:r>
-      <w:r>
-        <w:rPr>
-          <w:rFonts w:ascii="Times New Roman" w:hAnsi="Times New Roman" w:cs="Times New Roman"/>
-          <w:sz w:val="24"/>
-          <w:szCs w:val="24"/>
-        </w:rPr>
-        <w:t xml:space="preserve">A JavaScript ezen túlmenően hozzájárul a weboldal folyamatos, úgynevezett „fluid” működéséhez, amely </w:t>
+        <w:t xml:space="preserve">A frontend működéséhez elengedhetetlen a JavaScript, amelyet gyakran a weboldal „agyának” is neveznek. Ez a programozási nyelv biztosítja, hogy a felhasználó és a weboldal közötti </w:t>
+      </w:r>
+      <w:proofErr w:type="gramStart"/>
+      <w:r>
+        <w:rPr>
+          <w:sz w:val="24"/>
+          <w:szCs w:val="24"/>
+        </w:rPr>
+        <w:t>interakció</w:t>
+      </w:r>
+      <w:proofErr w:type="gramEnd"/>
+      <w:r>
+        <w:rPr>
+          <w:sz w:val="24"/>
+          <w:szCs w:val="24"/>
+        </w:rPr>
+        <w:t xml:space="preserve"> gördülékeny és dinamikus legyen. A JavaScript felel többek között a bejelentkezési folyamatok kezeléséért, ahol ellenőrzi a felhasználói adatokat, visszajelzést ad a hibákról, és biztonságos módon kommunikál a szerverrel. Emellett kulcsszerepet játszik a rendelések felvételében is, hiszen valós időben képes frissíteni az adatokat, kezelni a kosár tartalmát, valamint biztosítani, hogy a felhasználó minden szükséges </w:t>
+      </w:r>
+      <w:proofErr w:type="gramStart"/>
+      <w:r>
+        <w:rPr>
+          <w:sz w:val="24"/>
+          <w:szCs w:val="24"/>
+        </w:rPr>
+        <w:t>információt</w:t>
+      </w:r>
+      <w:proofErr w:type="gramEnd"/>
+      <w:r>
+        <w:rPr>
+          <w:sz w:val="24"/>
+          <w:szCs w:val="24"/>
+        </w:rPr>
+        <w:t xml:space="preserve"> azonnal megkapjon. </w:t>
+      </w:r>
+      <w:r>
+        <w:rPr>
+          <w:rFonts w:ascii="Times New Roman" w:hAnsi="Times New Roman" w:cs="Times New Roman"/>
+          <w:sz w:val="24"/>
+          <w:szCs w:val="24"/>
+        </w:rPr>
+        <w:t xml:space="preserve">A JavaScript ezen túlmenően </w:t>
       </w:r>
       <w:r>
         <w:rPr>
@@ -1800,7 +2018,7 @@
           <w:szCs w:val="24"/>
         </w:rPr>
         <w:lastRenderedPageBreak/>
-        <w:t>alatt az akadozásmentes, gyors és felhasználóbarát élményt értjük. Segítségével animációk, interaktív elemek és dinamikusan betöltődő tartalmak jeleníthetők meg, amelyek jelentősen növelik a felhasználói élményt. Nem utolsósorban az esztétikus megjelenés kialakításában is fontos szerepet tölt be, hiszen lehetővé teszi az elemek vizuális módosítását és azonnali frissítését a felhasználói műveletek hatására.</w:t>
+        <w:t>hozzájárul a weboldal folyamatos, úgynevezett „fluid” működéséhez, amely alatt az akadozásmentes, gyors és felhasználóbarát élményt értjük. Segítségével animációk, interaktív elemek és dinamikusan betöltődő tartalmak jeleníthetők meg, amelyek jelentősen növelik a felhasználói élményt. Nem utolsósorban az esztétikus megjelenés kialakításában is fontos szerepet tölt be, hiszen lehetővé teszi az elemek vizuális módosítását és azonnali frissítését a felhasználói műveletek hatására.</w:t>
       </w:r>
     </w:p>
     <w:p>
@@ -1840,7 +2058,25 @@
           <w:sz w:val="24"/>
           <w:szCs w:val="24"/>
         </w:rPr>
-        <w:t>, szóval nem is csoda, hogy ez lett választva backend rendszerhez. Sokféle programrész létrehozására hasznos volt, mint például a programunk adatbázissal való összekötésére, valamint annak a segítségével a felhasználói fiókok kezelésére, plusz a felhasználói és adminisztrációi oldalak elkülönítésére, valamint állapot ellenőrzése az aktív és kitiltott felhasználók fiókjai között.</w:t>
+        <w:t xml:space="preserve">, szóval nem is csoda, hogy ez lett választva backend rendszerhez. Sokféle programrész létrehozására hasznos volt, mint például a programunk adatbázissal való összekötésére, valamint annak a segítségével a felhasználói fiókok kezelésére, plusz a felhasználói és </w:t>
+      </w:r>
+      <w:proofErr w:type="gramStart"/>
+      <w:r>
+        <w:rPr>
+          <w:rFonts w:ascii="Times New Roman" w:hAnsi="Times New Roman" w:cs="Times New Roman"/>
+          <w:sz w:val="24"/>
+          <w:szCs w:val="24"/>
+        </w:rPr>
+        <w:t>adminisztrációi</w:t>
+      </w:r>
+      <w:proofErr w:type="gramEnd"/>
+      <w:r>
+        <w:rPr>
+          <w:rFonts w:ascii="Times New Roman" w:hAnsi="Times New Roman" w:cs="Times New Roman"/>
+          <w:sz w:val="24"/>
+          <w:szCs w:val="24"/>
+        </w:rPr>
+        <w:t xml:space="preserve"> oldalak elkülönítésére, valamint állapot ellenőrzése az aktív és kitiltott felhasználók fiókjai között.</w:t>
       </w:r>
     </w:p>
     <w:p>
@@ -1907,7 +2143,25 @@
           <w:sz w:val="24"/>
           <w:szCs w:val="24"/>
         </w:rPr>
-        <w:t>A rendszer relációs adatbázist</w:t>
+        <w:t xml:space="preserve">A rendszer </w:t>
+      </w:r>
+      <w:proofErr w:type="gramStart"/>
+      <w:r>
+        <w:rPr>
+          <w:rFonts w:ascii="Times New Roman" w:hAnsi="Times New Roman" w:cs="Times New Roman"/>
+          <w:sz w:val="24"/>
+          <w:szCs w:val="24"/>
+        </w:rPr>
+        <w:t>relációs</w:t>
+      </w:r>
+      <w:proofErr w:type="gramEnd"/>
+      <w:r>
+        <w:rPr>
+          <w:rFonts w:ascii="Times New Roman" w:hAnsi="Times New Roman" w:cs="Times New Roman"/>
+          <w:sz w:val="24"/>
+          <w:szCs w:val="24"/>
+        </w:rPr>
+        <w:t xml:space="preserve"> adatbázist</w:t>
       </w:r>
       <w:r>
         <w:rPr>
@@ -2095,6 +2349,49 @@
           <w:szCs w:val="28"/>
         </w:rPr>
       </w:pPr>
+      <w:r>
+        <w:rPr>
+          <w:rFonts w:ascii="Times New Roman" w:hAnsi="Times New Roman" w:cs="Times New Roman"/>
+          <w:b/>
+          <w:sz w:val="28"/>
+          <w:szCs w:val="28"/>
+        </w:rPr>
+        <w:drawing>
+          <wp:inline distT="0" distB="0" distL="0" distR="0" wp14:anchorId="566651FD" wp14:editId="773E48AE">
+            <wp:extent cx="5760720" cy="2189480"/>
+            <wp:effectExtent l="0" t="0" r="0" b="1270"/>
+            <wp:docPr id="1" name="Kép 1"/>
+            <wp:cNvGraphicFramePr>
+              <a:graphicFrameLocks xmlns:a="http://schemas.openxmlformats.org/drawingml/2006/main" noChangeAspect="1"/>
+            </wp:cNvGraphicFramePr>
+            <a:graphic xmlns:a="http://schemas.openxmlformats.org/drawingml/2006/main">
+              <a:graphicData uri="http://schemas.openxmlformats.org/drawingml/2006/picture">
+                <pic:pic xmlns:pic="http://schemas.openxmlformats.org/drawingml/2006/picture">
+                  <pic:nvPicPr>
+                    <pic:cNvPr id="1" name=""/>
+                    <pic:cNvPicPr/>
+                  </pic:nvPicPr>
+                  <pic:blipFill>
+                    <a:blip r:embed="rId7"/>
+                    <a:stretch>
+                      <a:fillRect/>
+                    </a:stretch>
+                  </pic:blipFill>
+                  <pic:spPr>
+                    <a:xfrm>
+                      <a:off x="0" y="0"/>
+                      <a:ext cx="5760720" cy="2189480"/>
+                    </a:xfrm>
+                    <a:prstGeom prst="rect">
+                      <a:avLst/>
+                    </a:prstGeom>
+                  </pic:spPr>
+                </pic:pic>
+              </a:graphicData>
+            </a:graphic>
+          </wp:inline>
+        </w:drawing>
+      </w:r>
     </w:p>
     <w:p>
       <w:pPr>
@@ -2156,6 +2453,8 @@
         </w:rPr>
         <w:t>-Wireframe/képernyőtervek:</w:t>
       </w:r>
+      <w:bookmarkStart w:id="0" w:name="_GoBack"/>
+      <w:bookmarkEnd w:id="0"/>
     </w:p>
     <w:p>
       <w:pPr>
@@ -2174,6 +2473,7 @@
           <w:sz w:val="24"/>
           <w:szCs w:val="24"/>
         </w:rPr>
+        <w:lastRenderedPageBreak/>
         <w:t>A fő</w:t>
       </w:r>
       <w:r>
@@ -2230,7 +2530,25 @@
           <w:sz w:val="24"/>
           <w:szCs w:val="24"/>
         </w:rPr>
-        <w:t xml:space="preserve">mint egy lógó, valamint egy navbar belső linkeléshez, hogy a felhasználó könnyebben tudjon tájékozódni az oldalon, végül pedig ott található a kosár gomb is ahol majd át tudja nézni a vásárló a rendeléseit vásárlás elött ha belekattint. </w:t>
+        <w:t xml:space="preserve">mint egy lógó, valamint egy navbar belső </w:t>
+      </w:r>
+      <w:proofErr w:type="gramStart"/>
+      <w:r>
+        <w:rPr>
+          <w:rFonts w:ascii="Times New Roman" w:hAnsi="Times New Roman" w:cs="Times New Roman"/>
+          <w:sz w:val="24"/>
+          <w:szCs w:val="24"/>
+        </w:rPr>
+        <w:t>linkeléshez</w:t>
+      </w:r>
+      <w:proofErr w:type="gramEnd"/>
+      <w:r>
+        <w:rPr>
+          <w:rFonts w:ascii="Times New Roman" w:hAnsi="Times New Roman" w:cs="Times New Roman"/>
+          <w:sz w:val="24"/>
+          <w:szCs w:val="24"/>
+        </w:rPr>
+        <w:t xml:space="preserve">, hogy a felhasználó könnyebben tudjon tájékozódni az oldalon, végül pedig ott található a kosár gomb is ahol majd át tudja nézni a vásárló a rendeléseit vásárlás elött ha belekattint. </w:t>
       </w:r>
     </w:p>
     <w:p>
@@ -2250,7 +2568,25 @@
           <w:sz w:val="24"/>
           <w:szCs w:val="24"/>
         </w:rPr>
-        <w:t>Ezután lefelé menet következik a header elem, ahol a weboldal főcíme szerepel, valamint az étteremnek a mottója. A lejjebbi „A mi történetünk” résznél olvasni lehet a piz</w:t>
+        <w:t xml:space="preserve">Ezután lefelé menet következik a header elem, ahol a weboldal főcíme szerepel, valamint az étteremnek a </w:t>
+      </w:r>
+      <w:proofErr w:type="gramStart"/>
+      <w:r>
+        <w:rPr>
+          <w:rFonts w:ascii="Times New Roman" w:hAnsi="Times New Roman" w:cs="Times New Roman"/>
+          <w:sz w:val="24"/>
+          <w:szCs w:val="24"/>
+        </w:rPr>
+        <w:t>mottója</w:t>
+      </w:r>
+      <w:proofErr w:type="gramEnd"/>
+      <w:r>
+        <w:rPr>
+          <w:rFonts w:ascii="Times New Roman" w:hAnsi="Times New Roman" w:cs="Times New Roman"/>
+          <w:sz w:val="24"/>
+          <w:szCs w:val="24"/>
+        </w:rPr>
+        <w:t>. A lejjebbi „A mi történetünk” résznél olvasni lehet a piz</w:t>
       </w:r>
       <w:r>
         <w:rPr>
@@ -2282,7 +2618,25 @@
           <w:sz w:val="24"/>
           <w:szCs w:val="24"/>
         </w:rPr>
-        <w:t xml:space="preserve">s egyéb információkról. </w:t>
+        <w:t xml:space="preserve">s egyéb </w:t>
+      </w:r>
+      <w:proofErr w:type="gramStart"/>
+      <w:r>
+        <w:rPr>
+          <w:rFonts w:ascii="Times New Roman" w:hAnsi="Times New Roman" w:cs="Times New Roman"/>
+          <w:sz w:val="24"/>
+          <w:szCs w:val="24"/>
+        </w:rPr>
+        <w:t>információkról</w:t>
+      </w:r>
+      <w:proofErr w:type="gramEnd"/>
+      <w:r>
+        <w:rPr>
+          <w:rFonts w:ascii="Times New Roman" w:hAnsi="Times New Roman" w:cs="Times New Roman"/>
+          <w:sz w:val="24"/>
+          <w:szCs w:val="24"/>
+        </w:rPr>
+        <w:t xml:space="preserve">. </w:t>
       </w:r>
     </w:p>
     <w:p>
@@ -2302,7 +2656,6 @@
           <w:sz w:val="24"/>
           <w:szCs w:val="24"/>
         </w:rPr>
-        <w:lastRenderedPageBreak/>
         <w:t xml:space="preserve">Tovább haladva elérjük a különleges ajánlat részt, ahol a naponta random kiválasztott pizzának van a helye. </w:t>
       </w:r>
     </w:p>
@@ -2323,7 +2676,25 @@
           <w:sz w:val="24"/>
           <w:szCs w:val="24"/>
         </w:rPr>
-        <w:t>Ez alatt pedig meg lehet találni a teljes étlapot, mind képpel, névvel, árral és alapanyag információval ellátva</w:t>
+        <w:t xml:space="preserve">Ez alatt pedig meg lehet találni a teljes étlapot, mind képpel, névvel, árral és alapanyag </w:t>
+      </w:r>
+      <w:proofErr w:type="gramStart"/>
+      <w:r>
+        <w:rPr>
+          <w:rFonts w:ascii="Times New Roman" w:hAnsi="Times New Roman" w:cs="Times New Roman"/>
+          <w:sz w:val="24"/>
+          <w:szCs w:val="24"/>
+        </w:rPr>
+        <w:t>információval</w:t>
+      </w:r>
+      <w:proofErr w:type="gramEnd"/>
+      <w:r>
+        <w:rPr>
+          <w:rFonts w:ascii="Times New Roman" w:hAnsi="Times New Roman" w:cs="Times New Roman"/>
+          <w:sz w:val="24"/>
+          <w:szCs w:val="24"/>
+        </w:rPr>
+        <w:t xml:space="preserve"> ellátva</w:t>
       </w:r>
       <w:r>
         <w:rPr>
@@ -2417,7 +2788,27 @@
           <w:szCs w:val="24"/>
           <w:u w:val="thick"/>
         </w:rPr>
-        <w:t>-Reszponzív működés bemutatása:</w:t>
+        <w:t>-</w:t>
+      </w:r>
+      <w:proofErr w:type="spellStart"/>
+      <w:r>
+        <w:rPr>
+          <w:rFonts w:ascii="Times New Roman" w:hAnsi="Times New Roman" w:cs="Times New Roman"/>
+          <w:sz w:val="24"/>
+          <w:szCs w:val="24"/>
+          <w:u w:val="thick"/>
+        </w:rPr>
+        <w:t>Reszponzív</w:t>
+      </w:r>
+      <w:proofErr w:type="spellEnd"/>
+      <w:r>
+        <w:rPr>
+          <w:rFonts w:ascii="Times New Roman" w:hAnsi="Times New Roman" w:cs="Times New Roman"/>
+          <w:sz w:val="24"/>
+          <w:szCs w:val="24"/>
+          <w:u w:val="thick"/>
+        </w:rPr>
+        <w:t xml:space="preserve"> működés bemutatása:</w:t>
       </w:r>
       <w:r>
         <w:rPr>
@@ -2427,6 +2818,42 @@
           <w:u w:val="thick"/>
         </w:rPr>
         <w:t xml:space="preserve"> </w:t>
+      </w:r>
+    </w:p>
+    <w:p>
+      <w:pPr>
+        <w:pStyle w:val="Listaszerbekezds"/>
+        <w:spacing w:line="360" w:lineRule="auto"/>
+        <w:jc w:val="both"/>
+        <w:rPr>
+          <w:rFonts w:ascii="Times New Roman" w:hAnsi="Times New Roman" w:cs="Times New Roman"/>
+          <w:sz w:val="24"/>
+          <w:szCs w:val="24"/>
+        </w:rPr>
+      </w:pPr>
+      <w:r>
+        <w:rPr>
+          <w:rFonts w:ascii="Times New Roman" w:hAnsi="Times New Roman" w:cs="Times New Roman"/>
+          <w:sz w:val="24"/>
+          <w:szCs w:val="24"/>
+        </w:rPr>
+        <w:t>Ha le</w:t>
+      </w:r>
+      <w:r>
+        <w:rPr>
+          <w:rFonts w:ascii="Times New Roman" w:hAnsi="Times New Roman" w:cs="Times New Roman"/>
+          <w:sz w:val="24"/>
+          <w:szCs w:val="24"/>
+        </w:rPr>
+        <w:t>kicsinyítjük</w:t>
+      </w:r>
+      <w:r>
+        <w:rPr>
+          <w:rFonts w:ascii="Times New Roman" w:hAnsi="Times New Roman" w:cs="Times New Roman"/>
+          <w:sz w:val="24"/>
+          <w:szCs w:val="24"/>
+        </w:rPr>
+        <w:t xml:space="preserve"> az oldal méretét akkor a weboldal is alkalmazkodik. Emellett a Bootstrap5-el elkészített fejléc reszponzivitás egy idő után hamburger menüvé változik, ahol azt le lehet nyitni.</w:t>
       </w:r>
     </w:p>
     <w:p>
@@ -2495,10 +2922,362 @@
         <w:spacing w:line="360" w:lineRule="auto"/>
         <w:jc w:val="both"/>
         <w:rPr>
-          <w:sz w:val="24"/>
-          <w:szCs w:val="24"/>
-        </w:rPr>
-      </w:pPr>
+          <w:rFonts w:ascii="Times New Roman" w:hAnsi="Times New Roman" w:cs="Times New Roman"/>
+          <w:sz w:val="24"/>
+          <w:szCs w:val="24"/>
+          <w:u w:val="thick"/>
+        </w:rPr>
+      </w:pPr>
+      <w:r>
+        <w:rPr>
+          <w:rFonts w:ascii="Times New Roman" w:hAnsi="Times New Roman" w:cs="Times New Roman"/>
+          <w:sz w:val="24"/>
+          <w:szCs w:val="24"/>
+          <w:u w:val="thick"/>
+        </w:rPr>
+        <w:t>-HTML5 szerkezet:</w:t>
+      </w:r>
+      <w:r>
+        <w:rPr>
+          <w:rFonts w:ascii="Times New Roman" w:hAnsi="Times New Roman" w:cs="Times New Roman"/>
+          <w:sz w:val="24"/>
+          <w:szCs w:val="24"/>
+          <w:u w:val="thick"/>
+        </w:rPr>
+        <w:t xml:space="preserve"> </w:t>
+      </w:r>
+    </w:p>
+    <w:p>
+      <w:pPr>
+        <w:pStyle w:val="Listaszerbekezds"/>
+        <w:spacing w:line="360" w:lineRule="auto"/>
+        <w:jc w:val="both"/>
+        <w:rPr>
+          <w:sz w:val="24"/>
+          <w:szCs w:val="24"/>
+        </w:rPr>
+      </w:pPr>
+      <w:r>
+        <w:rPr>
+          <w:sz w:val="24"/>
+          <w:szCs w:val="24"/>
+        </w:rPr>
+        <w:t xml:space="preserve">A HTML5 szerkezet a modern weboldalak alapját képezi, mivel meghatározza az oldal felépítését és logikai tagolását. Segítségével a tartalom jól átlátható és könnyen értelmezhető lesz mind a felhasználók, mind a böngészők számára. A HTML5 bevezetésével számos új, szemantikus elem jelent meg, mint például a </w:t>
+      </w:r>
+      <w:proofErr w:type="spellStart"/>
+      <w:r>
+        <w:rPr>
+          <w:sz w:val="24"/>
+          <w:szCs w:val="24"/>
+        </w:rPr>
+        <w:t>header</w:t>
+      </w:r>
+      <w:proofErr w:type="spellEnd"/>
+      <w:r>
+        <w:rPr>
+          <w:sz w:val="24"/>
+          <w:szCs w:val="24"/>
+        </w:rPr>
+        <w:t xml:space="preserve">, </w:t>
+      </w:r>
+      <w:proofErr w:type="spellStart"/>
+      <w:r>
+        <w:rPr>
+          <w:sz w:val="24"/>
+          <w:szCs w:val="24"/>
+        </w:rPr>
+        <w:t>nav</w:t>
+      </w:r>
+      <w:proofErr w:type="spellEnd"/>
+      <w:r>
+        <w:rPr>
+          <w:sz w:val="24"/>
+          <w:szCs w:val="24"/>
+        </w:rPr>
+        <w:t xml:space="preserve">, </w:t>
+      </w:r>
+      <w:proofErr w:type="spellStart"/>
+      <w:r>
+        <w:rPr>
+          <w:sz w:val="24"/>
+          <w:szCs w:val="24"/>
+        </w:rPr>
+        <w:t>section</w:t>
+      </w:r>
+      <w:proofErr w:type="spellEnd"/>
+      <w:r>
+        <w:rPr>
+          <w:sz w:val="24"/>
+          <w:szCs w:val="24"/>
+        </w:rPr>
+        <w:t xml:space="preserve">, </w:t>
+      </w:r>
+      <w:proofErr w:type="spellStart"/>
+      <w:r>
+        <w:rPr>
+          <w:sz w:val="24"/>
+          <w:szCs w:val="24"/>
+        </w:rPr>
+        <w:t>article</w:t>
+      </w:r>
+      <w:proofErr w:type="spellEnd"/>
+      <w:r>
+        <w:rPr>
+          <w:sz w:val="24"/>
+          <w:szCs w:val="24"/>
+        </w:rPr>
+        <w:t xml:space="preserve"> és </w:t>
+      </w:r>
+      <w:proofErr w:type="spellStart"/>
+      <w:r>
+        <w:rPr>
+          <w:sz w:val="24"/>
+          <w:szCs w:val="24"/>
+        </w:rPr>
+        <w:t>footer</w:t>
+      </w:r>
+      <w:proofErr w:type="spellEnd"/>
+      <w:r>
+        <w:rPr>
+          <w:sz w:val="24"/>
+          <w:szCs w:val="24"/>
+        </w:rPr>
+        <w:t xml:space="preserve">, amelyek segítenek a tartalom jelentésének pontosabb kifejezésében. Ez nemcsak a fejlesztők munkáját könnyíti meg, hanem a keresőmotorok számára is előnyös, mivel jobban értelmezhetik az oldal </w:t>
+      </w:r>
+      <w:proofErr w:type="gramStart"/>
+      <w:r>
+        <w:rPr>
+          <w:sz w:val="24"/>
+          <w:szCs w:val="24"/>
+        </w:rPr>
+        <w:t>struktúráját</w:t>
+      </w:r>
+      <w:proofErr w:type="gramEnd"/>
+      <w:r>
+        <w:rPr>
+          <w:sz w:val="24"/>
+          <w:szCs w:val="24"/>
+        </w:rPr>
+        <w:t xml:space="preserve">. A jól felépített HTML5 szerkezet hozzájárul a reszponzív megjelenéshez is, így a weboldal </w:t>
+      </w:r>
+      <w:r>
+        <w:rPr>
+          <w:sz w:val="24"/>
+          <w:szCs w:val="24"/>
+        </w:rPr>
+        <w:lastRenderedPageBreak/>
+        <w:t>különböző eszközökön, például mobiltelefonon vagy táblagépen is megfelelően jelenik meg és működik minden körülmények között.</w:t>
+      </w:r>
+    </w:p>
+    <w:p>
+      <w:pPr>
+        <w:pStyle w:val="Listaszerbekezds"/>
+        <w:spacing w:line="360" w:lineRule="auto"/>
+        <w:jc w:val="both"/>
+        <w:rPr>
+          <w:u w:val="thick"/>
+        </w:rPr>
+      </w:pPr>
+      <w:r>
+        <w:rPr>
+          <w:rFonts w:ascii="Times New Roman" w:hAnsi="Times New Roman" w:cs="Times New Roman"/>
+          <w:sz w:val="24"/>
+          <w:szCs w:val="24"/>
+          <w:u w:val="thick"/>
+        </w:rPr>
+        <w:t xml:space="preserve">-CSS és </w:t>
+      </w:r>
+      <w:proofErr w:type="spellStart"/>
+      <w:r>
+        <w:rPr>
+          <w:rFonts w:ascii="Times New Roman" w:hAnsi="Times New Roman" w:cs="Times New Roman"/>
+          <w:sz w:val="24"/>
+          <w:szCs w:val="24"/>
+          <w:u w:val="thick"/>
+        </w:rPr>
+        <w:t>reszponzivitás</w:t>
+      </w:r>
+      <w:proofErr w:type="spellEnd"/>
+      <w:r>
+        <w:rPr>
+          <w:rFonts w:ascii="Times New Roman" w:hAnsi="Times New Roman" w:cs="Times New Roman"/>
+          <w:sz w:val="24"/>
+          <w:szCs w:val="24"/>
+          <w:u w:val="thick"/>
+        </w:rPr>
+        <w:t>:</w:t>
+      </w:r>
+      <w:r>
+        <w:rPr>
+          <w:u w:val="thick"/>
+        </w:rPr>
+        <w:t xml:space="preserve"> </w:t>
+      </w:r>
+    </w:p>
+    <w:p>
+      <w:pPr>
+        <w:pStyle w:val="Listaszerbekezds"/>
+        <w:spacing w:line="360" w:lineRule="auto"/>
+        <w:jc w:val="both"/>
+        <w:rPr>
+          <w:rFonts w:ascii="Times New Roman" w:hAnsi="Times New Roman" w:cs="Times New Roman"/>
+          <w:sz w:val="24"/>
+          <w:szCs w:val="24"/>
+        </w:rPr>
+      </w:pPr>
+      <w:r>
+        <w:rPr>
+          <w:rFonts w:ascii="Times New Roman" w:hAnsi="Times New Roman" w:cs="Times New Roman"/>
+          <w:sz w:val="24"/>
+          <w:szCs w:val="24"/>
+        </w:rPr>
+        <w:t xml:space="preserve">A </w:t>
+      </w:r>
+      <w:proofErr w:type="spellStart"/>
+      <w:r>
+        <w:rPr>
+          <w:rFonts w:ascii="Times New Roman" w:hAnsi="Times New Roman" w:cs="Times New Roman"/>
+          <w:sz w:val="24"/>
+          <w:szCs w:val="24"/>
+        </w:rPr>
+        <w:t>reszponzivitás</w:t>
+      </w:r>
+      <w:proofErr w:type="spellEnd"/>
+      <w:r>
+        <w:rPr>
+          <w:rFonts w:ascii="Times New Roman" w:hAnsi="Times New Roman" w:cs="Times New Roman"/>
+          <w:sz w:val="24"/>
+          <w:szCs w:val="24"/>
+        </w:rPr>
+        <w:t xml:space="preserve"> és a megjelenés kulcsfontosságú szerepet játszik egy modern weboldal sikerében. A reszponzív kialakítás azt jelenti, hogy a weboldal </w:t>
+      </w:r>
+      <w:proofErr w:type="gramStart"/>
+      <w:r>
+        <w:rPr>
+          <w:rFonts w:ascii="Times New Roman" w:hAnsi="Times New Roman" w:cs="Times New Roman"/>
+          <w:sz w:val="24"/>
+          <w:szCs w:val="24"/>
+        </w:rPr>
+        <w:t>automatikusan</w:t>
+      </w:r>
+      <w:proofErr w:type="gramEnd"/>
+      <w:r>
+        <w:rPr>
+          <w:rFonts w:ascii="Times New Roman" w:hAnsi="Times New Roman" w:cs="Times New Roman"/>
+          <w:sz w:val="24"/>
+          <w:szCs w:val="24"/>
+        </w:rPr>
+        <w:t xml:space="preserve"> alkalmazkodik a különböző képernyőméretekhez és eszközökhöz, legyen szó asztali számítógépről, laptopról, táblagépről vagy okostelefonról. Ennek köszönhetően a felhasználók minden platformon kényelmesen és hatékonyan tudják használni az oldalt. A megfelelő megjelenés nemcsak esztétikai szempontból fontos, hanem a felhasználói élményt is jelentősen befolyásolja. Az átlátható elrendezés, a jól megválasztott színek, betűtípusok és képek mind hozzájárulnak ahhoz, hogy az oldal könnyen kezelhető és vizuálisan vonzó legyen. A reszponzív design és az igényes megjelenés együtt biztosítják, hogy a weboldal </w:t>
+      </w:r>
+      <w:proofErr w:type="gramStart"/>
+      <w:r>
+        <w:rPr>
+          <w:rFonts w:ascii="Times New Roman" w:hAnsi="Times New Roman" w:cs="Times New Roman"/>
+          <w:sz w:val="24"/>
+          <w:szCs w:val="24"/>
+        </w:rPr>
+        <w:t>professzionális</w:t>
+      </w:r>
+      <w:proofErr w:type="gramEnd"/>
+      <w:r>
+        <w:rPr>
+          <w:rFonts w:ascii="Times New Roman" w:hAnsi="Times New Roman" w:cs="Times New Roman"/>
+          <w:sz w:val="24"/>
+          <w:szCs w:val="24"/>
+        </w:rPr>
+        <w:t xml:space="preserve"> benyomást keltsen és megfeleljen a mai felhasználói elvárásoknak.</w:t>
+      </w:r>
+    </w:p>
+    <w:p>
+      <w:pPr>
+        <w:pStyle w:val="Listaszerbekezds"/>
+        <w:spacing w:line="360" w:lineRule="auto"/>
+        <w:jc w:val="both"/>
+        <w:rPr>
+          <w:rFonts w:ascii="Times New Roman" w:hAnsi="Times New Roman" w:cs="Times New Roman"/>
+          <w:sz w:val="24"/>
+          <w:szCs w:val="24"/>
+          <w:u w:val="thick"/>
+        </w:rPr>
+      </w:pPr>
+      <w:r>
+        <w:rPr>
+          <w:rFonts w:ascii="Times New Roman" w:hAnsi="Times New Roman" w:cs="Times New Roman"/>
+          <w:sz w:val="24"/>
+          <w:szCs w:val="24"/>
+          <w:u w:val="thick"/>
+        </w:rPr>
+        <w:t>-</w:t>
+      </w:r>
+      <w:proofErr w:type="spellStart"/>
+      <w:r>
+        <w:rPr>
+          <w:rFonts w:ascii="Times New Roman" w:hAnsi="Times New Roman" w:cs="Times New Roman"/>
+          <w:sz w:val="24"/>
+          <w:szCs w:val="24"/>
+          <w:u w:val="thick"/>
+        </w:rPr>
+        <w:t>JavaScripts</w:t>
+      </w:r>
+      <w:proofErr w:type="spellEnd"/>
+      <w:r>
+        <w:rPr>
+          <w:rFonts w:ascii="Times New Roman" w:hAnsi="Times New Roman" w:cs="Times New Roman"/>
+          <w:sz w:val="24"/>
+          <w:szCs w:val="24"/>
+          <w:u w:val="thick"/>
+        </w:rPr>
+        <w:t xml:space="preserve"> </w:t>
+      </w:r>
+      <w:proofErr w:type="gramStart"/>
+      <w:r>
+        <w:rPr>
+          <w:rFonts w:ascii="Times New Roman" w:hAnsi="Times New Roman" w:cs="Times New Roman"/>
+          <w:sz w:val="24"/>
+          <w:szCs w:val="24"/>
+          <w:u w:val="thick"/>
+        </w:rPr>
+        <w:t>funkciók</w:t>
+      </w:r>
+      <w:proofErr w:type="gramEnd"/>
+      <w:r>
+        <w:rPr>
+          <w:rFonts w:ascii="Times New Roman" w:hAnsi="Times New Roman" w:cs="Times New Roman"/>
+          <w:sz w:val="24"/>
+          <w:szCs w:val="24"/>
+          <w:u w:val="thick"/>
+        </w:rPr>
+        <w:t>:</w:t>
+      </w:r>
+      <w:r>
+        <w:rPr>
+          <w:rFonts w:ascii="Times New Roman" w:hAnsi="Times New Roman" w:cs="Times New Roman"/>
+          <w:sz w:val="24"/>
+          <w:szCs w:val="24"/>
+          <w:u w:val="thick"/>
+        </w:rPr>
+        <w:t xml:space="preserve">  </w:t>
+      </w:r>
+    </w:p>
+    <w:p>
+      <w:pPr>
+        <w:pStyle w:val="Listaszerbekezds"/>
+        <w:spacing w:line="360" w:lineRule="auto"/>
+        <w:jc w:val="both"/>
+        <w:rPr>
+          <w:rFonts w:ascii="Times New Roman" w:hAnsi="Times New Roman" w:cs="Times New Roman"/>
+          <w:sz w:val="24"/>
+          <w:szCs w:val="24"/>
+        </w:rPr>
+      </w:pPr>
+      <w:r>
+        <w:rPr>
+          <w:rFonts w:ascii="Times New Roman" w:hAnsi="Times New Roman" w:cs="Times New Roman"/>
+          <w:sz w:val="24"/>
+          <w:szCs w:val="24"/>
+        </w:rPr>
+        <w:t>A</w:t>
+      </w:r>
       <w:r>
         <w:rPr>
           <w:rFonts w:ascii="Times New Roman" w:hAnsi="Times New Roman" w:cs="Times New Roman"/>
@@ -2506,8 +3285,9 @@
           <w:szCs w:val="24"/>
           <w:u w:val="single"/>
         </w:rPr>
-        <w:t>-HTML5 szerkezet:</w:t>
-      </w:r>
+        <w:t xml:space="preserve"> </w:t>
+      </w:r>
+      <w:proofErr w:type="spellStart"/>
       <w:r>
         <w:rPr>
           <w:rFonts w:ascii="Times New Roman" w:hAnsi="Times New Roman" w:cs="Times New Roman"/>
@@ -2515,94 +3295,104 @@
           <w:szCs w:val="24"/>
           <w:u w:val="single"/>
         </w:rPr>
+        <w:t>Javascript</w:t>
+      </w:r>
+      <w:proofErr w:type="spellEnd"/>
+      <w:r>
+        <w:rPr>
+          <w:rFonts w:ascii="Times New Roman" w:hAnsi="Times New Roman" w:cs="Times New Roman"/>
+          <w:sz w:val="24"/>
+          <w:szCs w:val="24"/>
+        </w:rPr>
         <w:t xml:space="preserve"> </w:t>
       </w:r>
-      <w:r>
-        <w:rPr>
-          <w:sz w:val="24"/>
-          <w:szCs w:val="24"/>
-        </w:rPr>
-        <w:t xml:space="preserve">A HTML5 szerkezet a modern weboldalak alapját képezi, mivel meghatározza az oldal felépítését és logikai tagolását. Segítségével a tartalom jól átlátható és könnyen értelmezhető lesz mind a felhasználók, mind a böngészők számára. A HTML5 bevezetésével számos új, szemantikus elem jelent meg, mint például a </w:t>
-      </w:r>
       <w:proofErr w:type="spellStart"/>
       <w:r>
         <w:rPr>
-          <w:sz w:val="24"/>
-          <w:szCs w:val="24"/>
-        </w:rPr>
-        <w:t>header</w:t>
+          <w:rFonts w:ascii="Times New Roman" w:hAnsi="Times New Roman" w:cs="Times New Roman"/>
+          <w:sz w:val="24"/>
+          <w:szCs w:val="24"/>
+        </w:rPr>
+        <w:t>Lenyegében</w:t>
       </w:r>
       <w:proofErr w:type="spellEnd"/>
       <w:r>
         <w:rPr>
-          <w:sz w:val="24"/>
-          <w:szCs w:val="24"/>
-        </w:rPr>
-        <w:t xml:space="preserve">, </w:t>
+          <w:rFonts w:ascii="Times New Roman" w:hAnsi="Times New Roman" w:cs="Times New Roman"/>
+          <w:sz w:val="24"/>
+          <w:szCs w:val="24"/>
+        </w:rPr>
+        <w:t xml:space="preserve"> a weboldalunk működéséért felel. Ezek olyan </w:t>
+      </w:r>
+      <w:proofErr w:type="gramStart"/>
+      <w:r>
+        <w:rPr>
+          <w:rFonts w:ascii="Times New Roman" w:hAnsi="Times New Roman" w:cs="Times New Roman"/>
+          <w:sz w:val="24"/>
+          <w:szCs w:val="24"/>
+        </w:rPr>
+        <w:t>funkciók</w:t>
+      </w:r>
+      <w:proofErr w:type="gramEnd"/>
+      <w:r>
+        <w:rPr>
+          <w:rFonts w:ascii="Times New Roman" w:hAnsi="Times New Roman" w:cs="Times New Roman"/>
+          <w:sz w:val="24"/>
+          <w:szCs w:val="24"/>
+        </w:rPr>
+        <w:t xml:space="preserve"> mint, Rendelések felvétele menü tételek felvétele, aznapi ajánlat kisorsolása, a bejelentkezés és kijelentkezés </w:t>
       </w:r>
       <w:proofErr w:type="spellStart"/>
       <w:r>
         <w:rPr>
-          <w:sz w:val="24"/>
-          <w:szCs w:val="24"/>
-        </w:rPr>
-        <w:t>nav</w:t>
+          <w:rFonts w:ascii="Times New Roman" w:hAnsi="Times New Roman" w:cs="Times New Roman"/>
+          <w:sz w:val="24"/>
+          <w:szCs w:val="24"/>
+        </w:rPr>
+        <w:t>müködése</w:t>
       </w:r>
       <w:proofErr w:type="spellEnd"/>
       <w:r>
         <w:rPr>
-          <w:sz w:val="24"/>
-          <w:szCs w:val="24"/>
-        </w:rPr>
-        <w:t xml:space="preserve">, </w:t>
+          <w:rFonts w:ascii="Times New Roman" w:hAnsi="Times New Roman" w:cs="Times New Roman"/>
+          <w:sz w:val="24"/>
+          <w:szCs w:val="24"/>
+        </w:rPr>
+        <w:t>,</w:t>
+      </w:r>
+      <w:r>
+        <w:rPr>
+          <w:rFonts w:ascii="Times New Roman" w:hAnsi="Times New Roman" w:cs="Times New Roman"/>
+          <w:sz w:val="24"/>
+          <w:szCs w:val="24"/>
+        </w:rPr>
+        <w:t xml:space="preserve"> </w:t>
+      </w:r>
+      <w:r>
+        <w:rPr>
+          <w:rFonts w:ascii="Times New Roman" w:hAnsi="Times New Roman" w:cs="Times New Roman"/>
+          <w:sz w:val="24"/>
+          <w:szCs w:val="24"/>
+        </w:rPr>
+        <w:t xml:space="preserve">vagy a megjelenés és animációk működése és a menü </w:t>
       </w:r>
       <w:proofErr w:type="spellStart"/>
       <w:r>
         <w:rPr>
-          <w:sz w:val="24"/>
-          <w:szCs w:val="24"/>
-        </w:rPr>
-        <w:t>section</w:t>
+          <w:rFonts w:ascii="Times New Roman" w:hAnsi="Times New Roman" w:cs="Times New Roman"/>
+          <w:sz w:val="24"/>
+          <w:szCs w:val="24"/>
+        </w:rPr>
+        <w:t>funkcióji</w:t>
       </w:r>
       <w:proofErr w:type="spellEnd"/>
       <w:r>
         <w:rPr>
-          <w:sz w:val="24"/>
-          <w:szCs w:val="24"/>
-        </w:rPr>
-        <w:t xml:space="preserve">, </w:t>
-      </w:r>
-      <w:proofErr w:type="spellStart"/>
-      <w:r>
-        <w:rPr>
-          <w:sz w:val="24"/>
-          <w:szCs w:val="24"/>
-        </w:rPr>
-        <w:t>article</w:t>
-      </w:r>
-      <w:proofErr w:type="spellEnd"/>
-      <w:r>
-        <w:rPr>
-          <w:sz w:val="24"/>
-          <w:szCs w:val="24"/>
-        </w:rPr>
-        <w:t xml:space="preserve"> és </w:t>
-      </w:r>
-      <w:proofErr w:type="spellStart"/>
-      <w:r>
-        <w:rPr>
-          <w:sz w:val="24"/>
-          <w:szCs w:val="24"/>
-        </w:rPr>
-        <w:t>footer</w:t>
-      </w:r>
-      <w:proofErr w:type="spellEnd"/>
-      <w:r>
-        <w:rPr>
-          <w:sz w:val="24"/>
-          <w:szCs w:val="24"/>
-        </w:rPr>
-        <w:t>, amelyek segítenek a tartalom jelentésének pontosabb kifejezésében. Ez nemcsak a fejlesztők munkáját könnyíti meg, hanem a keresőmotorok számára is előnyös, mivel jobban értelmezhetik az oldal struktúráját. A jól felépített HTML5 szerkezet hozzájárul a reszponzív megjelenéshez is, így a weboldal különböző eszközökön, például mobiltelefonon vagy táblagépen is megfelelően jelenik meg és működik minden körülmények között.</w:t>
+          <w:rFonts w:ascii="Times New Roman" w:hAnsi="Times New Roman" w:cs="Times New Roman"/>
+          <w:sz w:val="24"/>
+          <w:szCs w:val="24"/>
+        </w:rPr>
+        <w:t>.</w:t>
       </w:r>
     </w:p>
     <w:p>
@@ -2614,75 +3404,27 @@
           <w:rFonts w:ascii="Times New Roman" w:hAnsi="Times New Roman" w:cs="Times New Roman"/>
           <w:sz w:val="24"/>
           <w:szCs w:val="24"/>
-        </w:rPr>
-      </w:pPr>
-      <w:r>
-        <w:rPr>
-          <w:rFonts w:ascii="Times New Roman" w:hAnsi="Times New Roman" w:cs="Times New Roman"/>
-          <w:sz w:val="24"/>
-          <w:szCs w:val="24"/>
-          <w:u w:val="single"/>
-        </w:rPr>
-        <w:t xml:space="preserve">-CSS és </w:t>
-      </w:r>
-      <w:proofErr w:type="spellStart"/>
-      <w:r>
-        <w:rPr>
-          <w:rFonts w:ascii="Times New Roman" w:hAnsi="Times New Roman" w:cs="Times New Roman"/>
-          <w:sz w:val="24"/>
-          <w:szCs w:val="24"/>
-          <w:u w:val="single"/>
-        </w:rPr>
-        <w:t>reszponzivitás</w:t>
-      </w:r>
-      <w:proofErr w:type="spellEnd"/>
-      <w:r>
-        <w:rPr>
-          <w:rFonts w:ascii="Times New Roman" w:hAnsi="Times New Roman" w:cs="Times New Roman"/>
-          <w:sz w:val="24"/>
-          <w:szCs w:val="24"/>
-          <w:u w:val="single"/>
-        </w:rPr>
-        <w:t>:</w:t>
-      </w:r>
-      <w:r>
+          <w:u w:val="thick"/>
+        </w:rPr>
+      </w:pPr>
+      <w:r>
+        <w:rPr>
+          <w:rFonts w:ascii="Times New Roman" w:hAnsi="Times New Roman" w:cs="Times New Roman"/>
+          <w:sz w:val="24"/>
+          <w:szCs w:val="24"/>
+          <w:u w:val="thick"/>
+        </w:rPr>
+        <w:t>-Eseménykezelés:</w:t>
+      </w:r>
+      <w:r>
+        <w:rPr>
+          <w:rFonts w:ascii="Times New Roman" w:hAnsi="Times New Roman" w:cs="Times New Roman"/>
+          <w:sz w:val="24"/>
+          <w:szCs w:val="24"/>
+          <w:u w:val="thick"/>
+        </w:rPr>
         <w:t xml:space="preserve"> </w:t>
       </w:r>
-      <w:r>
-        <w:rPr>
-          <w:rFonts w:ascii="Times New Roman" w:hAnsi="Times New Roman" w:cs="Times New Roman"/>
-          <w:sz w:val="24"/>
-          <w:szCs w:val="24"/>
-        </w:rPr>
-        <w:t xml:space="preserve">A </w:t>
-      </w:r>
-      <w:proofErr w:type="spellStart"/>
-      <w:r>
-        <w:rPr>
-          <w:rFonts w:ascii="Times New Roman" w:hAnsi="Times New Roman" w:cs="Times New Roman"/>
-          <w:sz w:val="24"/>
-          <w:szCs w:val="24"/>
-        </w:rPr>
-        <w:t>reszponzivitás</w:t>
-      </w:r>
-      <w:proofErr w:type="spellEnd"/>
-      <w:r>
-        <w:rPr>
-          <w:rFonts w:ascii="Times New Roman" w:hAnsi="Times New Roman" w:cs="Times New Roman"/>
-          <w:sz w:val="24"/>
-          <w:szCs w:val="24"/>
-        </w:rPr>
-        <w:t xml:space="preserve"> és a megjelenés kulcsfontosságú szerepet játszik egy modern weboldal sikerében. A reszponzív kialakítás azt jelenti, hogy a weboldal automatikusan alkalmazkodik a különböző képernyőméretekhez és eszközökhöz, legyen szó asztali számítógépről, laptopról, táblagépről vagy okostelefonról. Ennek köszönhetően a felhasználók minden platformon kényelmesen és hatékonyan tudják használni az oldalt. A megfelelő megjelenés nemcsak esztétikai szempontból fontos, hanem a felhasználói élményt is jelentősen befolyásolja. Az átlátható elrendezés, a jól megválasztott színek, betűtípusok és képek mind hozzájárulnak ahhoz, hogy az oldal könnyen kezelhető és vizuálisan vonzó legyen. A </w:t>
-      </w:r>
-      <w:r>
-        <w:rPr>
-          <w:rFonts w:ascii="Times New Roman" w:hAnsi="Times New Roman" w:cs="Times New Roman"/>
-          <w:sz w:val="24"/>
-          <w:szCs w:val="24"/>
-        </w:rPr>
-        <w:lastRenderedPageBreak/>
-        <w:t>reszponzív design és az igényes megjelenés együtt biztosítják, hogy a weboldal professzionális benyomást keltsen és megfeleljen a mai felhasználói elvárásoknak.</w:t>
-      </w:r>
     </w:p>
     <w:p>
       <w:pPr>
@@ -2700,181 +3442,26 @@
           <w:rFonts w:ascii="Times New Roman" w:hAnsi="Times New Roman" w:cs="Times New Roman"/>
           <w:sz w:val="24"/>
           <w:szCs w:val="24"/>
-          <w:u w:val="single"/>
-        </w:rPr>
-        <w:t>-</w:t>
-      </w:r>
-      <w:proofErr w:type="spellStart"/>
-      <w:r>
-        <w:rPr>
-          <w:rFonts w:ascii="Times New Roman" w:hAnsi="Times New Roman" w:cs="Times New Roman"/>
-          <w:sz w:val="24"/>
-          <w:szCs w:val="24"/>
-          <w:u w:val="single"/>
-        </w:rPr>
-        <w:t>JavaScripts</w:t>
-      </w:r>
-      <w:proofErr w:type="spellEnd"/>
-      <w:r>
-        <w:rPr>
-          <w:rFonts w:ascii="Times New Roman" w:hAnsi="Times New Roman" w:cs="Times New Roman"/>
-          <w:sz w:val="24"/>
-          <w:szCs w:val="24"/>
-          <w:u w:val="single"/>
-        </w:rPr>
-        <w:t xml:space="preserve"> funkciók</w:t>
-      </w:r>
-      <w:r>
-        <w:rPr>
-          <w:rFonts w:ascii="Times New Roman" w:hAnsi="Times New Roman" w:cs="Times New Roman"/>
-          <w:sz w:val="24"/>
-          <w:szCs w:val="24"/>
-          <w:u w:val="single"/>
-        </w:rPr>
-        <w:t>:</w:t>
-      </w:r>
-      <w:r>
-        <w:rPr>
-          <w:rFonts w:ascii="Times New Roman" w:hAnsi="Times New Roman" w:cs="Times New Roman"/>
-          <w:sz w:val="24"/>
-          <w:szCs w:val="24"/>
-        </w:rPr>
-        <w:t xml:space="preserve">  A</w:t>
-      </w:r>
-      <w:r>
-        <w:rPr>
-          <w:rFonts w:ascii="Times New Roman" w:hAnsi="Times New Roman" w:cs="Times New Roman"/>
-          <w:sz w:val="24"/>
-          <w:szCs w:val="24"/>
-          <w:u w:val="single"/>
-        </w:rPr>
-        <w:t xml:space="preserve"> </w:t>
-      </w:r>
-      <w:proofErr w:type="spellStart"/>
-      <w:r>
-        <w:rPr>
-          <w:rFonts w:ascii="Times New Roman" w:hAnsi="Times New Roman" w:cs="Times New Roman"/>
-          <w:sz w:val="24"/>
-          <w:szCs w:val="24"/>
-          <w:u w:val="single"/>
-        </w:rPr>
-        <w:t>Javascript</w:t>
-      </w:r>
-      <w:proofErr w:type="spellEnd"/>
-      <w:r>
-        <w:rPr>
-          <w:rFonts w:ascii="Times New Roman" w:hAnsi="Times New Roman" w:cs="Times New Roman"/>
-          <w:sz w:val="24"/>
-          <w:szCs w:val="24"/>
-        </w:rPr>
-        <w:t xml:space="preserve"> </w:t>
-      </w:r>
-      <w:proofErr w:type="spellStart"/>
-      <w:r>
-        <w:rPr>
-          <w:rFonts w:ascii="Times New Roman" w:hAnsi="Times New Roman" w:cs="Times New Roman"/>
-          <w:sz w:val="24"/>
-          <w:szCs w:val="24"/>
-        </w:rPr>
-        <w:t>Lenyegében</w:t>
-      </w:r>
-      <w:proofErr w:type="spellEnd"/>
-      <w:r>
-        <w:rPr>
-          <w:rFonts w:ascii="Times New Roman" w:hAnsi="Times New Roman" w:cs="Times New Roman"/>
-          <w:sz w:val="24"/>
-          <w:szCs w:val="24"/>
-        </w:rPr>
-        <w:t xml:space="preserve"> a weboldalunk működéséért felel. Ezek olyan funkciók mint, Rendelések felvétele menü tételek felvétele, aznapi ajánlat kisorsolása, a bejelentkezés és kijelentkezés </w:t>
-      </w:r>
-      <w:proofErr w:type="spellStart"/>
-      <w:r>
-        <w:rPr>
-          <w:rFonts w:ascii="Times New Roman" w:hAnsi="Times New Roman" w:cs="Times New Roman"/>
-          <w:sz w:val="24"/>
-          <w:szCs w:val="24"/>
-        </w:rPr>
-        <w:t>müködése</w:t>
-      </w:r>
-      <w:proofErr w:type="spellEnd"/>
-      <w:r>
-        <w:rPr>
-          <w:rFonts w:ascii="Times New Roman" w:hAnsi="Times New Roman" w:cs="Times New Roman"/>
-          <w:sz w:val="24"/>
-          <w:szCs w:val="24"/>
-        </w:rPr>
-        <w:t>,</w:t>
-      </w:r>
-      <w:r>
-        <w:rPr>
-          <w:rFonts w:ascii="Times New Roman" w:hAnsi="Times New Roman" w:cs="Times New Roman"/>
-          <w:sz w:val="24"/>
-          <w:szCs w:val="24"/>
-        </w:rPr>
-        <w:t xml:space="preserve"> </w:t>
-      </w:r>
-      <w:r>
-        <w:rPr>
-          <w:rFonts w:ascii="Times New Roman" w:hAnsi="Times New Roman" w:cs="Times New Roman"/>
-          <w:sz w:val="24"/>
-          <w:szCs w:val="24"/>
-        </w:rPr>
-        <w:t xml:space="preserve">vagy a megjelenés és animációk működése és a menü </w:t>
-      </w:r>
-      <w:proofErr w:type="spellStart"/>
-      <w:r>
-        <w:rPr>
-          <w:rFonts w:ascii="Times New Roman" w:hAnsi="Times New Roman" w:cs="Times New Roman"/>
-          <w:sz w:val="24"/>
-          <w:szCs w:val="24"/>
-        </w:rPr>
-        <w:t>funkcióji</w:t>
-      </w:r>
-      <w:proofErr w:type="spellEnd"/>
-      <w:r>
-        <w:rPr>
-          <w:rFonts w:ascii="Times New Roman" w:hAnsi="Times New Roman" w:cs="Times New Roman"/>
-          <w:sz w:val="24"/>
-          <w:szCs w:val="24"/>
-        </w:rPr>
-        <w:t>.</w:t>
-      </w:r>
-    </w:p>
-    <w:p>
-      <w:pPr>
-        <w:pStyle w:val="Listaszerbekezds"/>
-        <w:spacing w:line="360" w:lineRule="auto"/>
-        <w:jc w:val="both"/>
-        <w:rPr>
-          <w:rFonts w:ascii="Times New Roman" w:hAnsi="Times New Roman" w:cs="Times New Roman"/>
-          <w:sz w:val="24"/>
-          <w:szCs w:val="24"/>
-        </w:rPr>
-      </w:pPr>
-      <w:r>
-        <w:rPr>
-          <w:rFonts w:ascii="Times New Roman" w:hAnsi="Times New Roman" w:cs="Times New Roman"/>
-          <w:sz w:val="24"/>
-          <w:szCs w:val="24"/>
-          <w:u w:val="single"/>
-        </w:rPr>
-        <w:t>-Eseménykezelés:</w:t>
-      </w:r>
-      <w:r>
-        <w:rPr>
-          <w:rFonts w:ascii="Times New Roman" w:hAnsi="Times New Roman" w:cs="Times New Roman"/>
-          <w:sz w:val="24"/>
-          <w:szCs w:val="24"/>
-        </w:rPr>
-        <w:t xml:space="preserve"> </w:t>
-      </w:r>
-      <w:r>
-        <w:rPr>
-          <w:rFonts w:ascii="Times New Roman" w:hAnsi="Times New Roman" w:cs="Times New Roman"/>
-          <w:sz w:val="24"/>
-          <w:szCs w:val="24"/>
-        </w:rPr>
-        <w:t>Az eseménykezelés lehetővé teszi, hogy a weboldal reagáljon a felhasználói műveletekre, például kattintásra vagy billentyűleütésre. JavaScript segítségével eseményfigyelők hozhatók létre, amelyek adott események bekövetkezésekor műveleteket hajtanak végre. Ez biztosítja az interaktivitást, a gyors visszajelzést és a felhasználóbarát működést minden modern weboldalon.</w:t>
+        </w:rPr>
+        <w:t xml:space="preserve">Az eseménykezelés lehetővé teszi, hogy a weboldal </w:t>
+      </w:r>
+      <w:proofErr w:type="gramStart"/>
+      <w:r>
+        <w:rPr>
+          <w:rFonts w:ascii="Times New Roman" w:hAnsi="Times New Roman" w:cs="Times New Roman"/>
+          <w:sz w:val="24"/>
+          <w:szCs w:val="24"/>
+        </w:rPr>
+        <w:t>reagáljon</w:t>
+      </w:r>
+      <w:proofErr w:type="gramEnd"/>
+      <w:r>
+        <w:rPr>
+          <w:rFonts w:ascii="Times New Roman" w:hAnsi="Times New Roman" w:cs="Times New Roman"/>
+          <w:sz w:val="24"/>
+          <w:szCs w:val="24"/>
+        </w:rPr>
+        <w:t xml:space="preserve"> a felhasználói műveletekre, például kattintásra vagy billentyűleütésre. JavaScript segítségével eseményfigyelők hozhatók létre, amelyek adott események bekövetkezésekor műveleteket hajtanak végre. Ez biztosítja az interaktivitást, a gyors visszajelzést és a felhasználóbarát működést minden modern weboldalon.</w:t>
       </w:r>
     </w:p>
     <w:p>
@@ -3000,15 +3587,78 @@
           <w:sz w:val="24"/>
           <w:szCs w:val="24"/>
         </w:rPr>
-        <w:t xml:space="preserve"> projektmunkánk rengeteg különböző PHP elemből/fájlból áll össze a teljes működéshez. Először is, a legelső teendő az az volt, hogy össze kössük az adatbázisunkat a programinkkal, amely egy egyszerű dbcon.php fájlal valósult meg. Itt csak röviden be kellett illeszteni egy gyakori kódot, amit még akár w3schools-ról is le lehet másolni, csak néhány változó változtatására kell figyelni, mint például arra, hogy a mi esetünkben a felhasználó „root” legyen, jelszó beállításra pedig meg itt nem volt szükség, szóval az ott üresen maradt és persze természetesen meg kell adni a pontos adatbázis nevet. </w:t>
-      </w:r>
-      <w:r>
-        <w:rPr>
-          <w:rFonts w:ascii="Times New Roman" w:hAnsi="Times New Roman" w:cs="Times New Roman"/>
-          <w:sz w:val="24"/>
-          <w:szCs w:val="24"/>
-        </w:rPr>
-        <w:t>Ezek után pedig, végre lett hajtva egy kis gyors echo teszt, ami során kiírattunk egy szöveget if függvény segítségével, vagyis csak akkor írta ki azt a tesztelési szöveget, ha az összekötődés az adatbázissal tényleg megvalósult. Miután ezt böngészőn keresztül leellenőriztük, mindenképpen ki kellett kommentálni azt a végső kiíratást, vagy ha annyira nem érdekelt, ki is törölhettük volna, azért mert az belezavarna a végső programunkba.</w:t>
+        <w:t xml:space="preserve"> projektmunkánk rengeteg különböző PHP elemből/</w:t>
+      </w:r>
+      <w:proofErr w:type="gramStart"/>
+      <w:r>
+        <w:rPr>
+          <w:rFonts w:ascii="Times New Roman" w:hAnsi="Times New Roman" w:cs="Times New Roman"/>
+          <w:sz w:val="24"/>
+          <w:szCs w:val="24"/>
+        </w:rPr>
+        <w:t>fájlból</w:t>
+      </w:r>
+      <w:proofErr w:type="gramEnd"/>
+      <w:r>
+        <w:rPr>
+          <w:rFonts w:ascii="Times New Roman" w:hAnsi="Times New Roman" w:cs="Times New Roman"/>
+          <w:sz w:val="24"/>
+          <w:szCs w:val="24"/>
+        </w:rPr>
+        <w:t xml:space="preserve"> áll össze a teljes működéshez. Először is, a legelső teendő az az volt, hogy </w:t>
+      </w:r>
+      <w:proofErr w:type="gramStart"/>
+      <w:r>
+        <w:rPr>
+          <w:rFonts w:ascii="Times New Roman" w:hAnsi="Times New Roman" w:cs="Times New Roman"/>
+          <w:sz w:val="24"/>
+          <w:szCs w:val="24"/>
+        </w:rPr>
+        <w:t>össze kössük</w:t>
+      </w:r>
+      <w:proofErr w:type="gramEnd"/>
+      <w:r>
+        <w:rPr>
+          <w:rFonts w:ascii="Times New Roman" w:hAnsi="Times New Roman" w:cs="Times New Roman"/>
+          <w:sz w:val="24"/>
+          <w:szCs w:val="24"/>
+        </w:rPr>
+        <w:t xml:space="preserve"> az adatbázisunkat a programinkkal, amely egy egyszerű dbcon.php fájlal valósult meg. Itt csak röviden be kellett illeszteni egy gyakori kódot, amit még akár w3schools-ról is le </w:t>
+      </w:r>
+      <w:r>
+        <w:rPr>
+          <w:rFonts w:ascii="Times New Roman" w:hAnsi="Times New Roman" w:cs="Times New Roman"/>
+          <w:sz w:val="24"/>
+          <w:szCs w:val="24"/>
+        </w:rPr>
+        <w:lastRenderedPageBreak/>
+        <w:t xml:space="preserve">lehet másolni, csak néhány változó változtatására kell figyelni, mint például arra, hogy a mi esetünkben a felhasználó „root” legyen, jelszó beállításra pedig meg itt nem volt szükség, szóval az ott üresen maradt és persze természetesen meg kell adni a pontos adatbázis nevet. </w:t>
+      </w:r>
+      <w:r>
+        <w:rPr>
+          <w:rFonts w:ascii="Times New Roman" w:hAnsi="Times New Roman" w:cs="Times New Roman"/>
+          <w:sz w:val="24"/>
+          <w:szCs w:val="24"/>
+        </w:rPr>
+        <w:t xml:space="preserve">Ezek után pedig, végre lett hajtva egy kis gyors echo teszt, ami során kiírattunk egy szöveget if függvény segítségével, vagyis csak akkor írta ki azt a tesztelési szöveget, ha az összekötődés az adatbázissal tényleg megvalósult. Miután ezt böngészőn keresztül leellenőriztük, mindenképpen ki kellett </w:t>
+      </w:r>
+      <w:proofErr w:type="gramStart"/>
+      <w:r>
+        <w:rPr>
+          <w:rFonts w:ascii="Times New Roman" w:hAnsi="Times New Roman" w:cs="Times New Roman"/>
+          <w:sz w:val="24"/>
+          <w:szCs w:val="24"/>
+        </w:rPr>
+        <w:t>kommentálni</w:t>
+      </w:r>
+      <w:proofErr w:type="gramEnd"/>
+      <w:r>
+        <w:rPr>
+          <w:rFonts w:ascii="Times New Roman" w:hAnsi="Times New Roman" w:cs="Times New Roman"/>
+          <w:sz w:val="24"/>
+          <w:szCs w:val="24"/>
+        </w:rPr>
+        <w:t xml:space="preserve"> azt a végső kiíratást, vagy ha annyira nem érdekelt, ki is törölhettük volna, azért mert az belezavarna a végső programunkba.</w:t>
       </w:r>
       <w:r>
         <w:rPr>
@@ -3052,11 +3702,7 @@
         <w:jc w:val="both"/>
       </w:pPr>
       <w:r>
-        <w:t xml:space="preserve">A fejlesztés során a hangsúly a webes alkalmazások kialakításán volt és így ezért nem készült külön asztali vagy mobil alkalmazás, a rendszer teljes egészében webes környezetben került megvalósításra. Mint, ahogy korábban el lett magyarázva, a frontend HTML, CSS és JavaScript technológiákkal készült, míg a backend oldalon PHP nyelvet használtunk. A felhasználók azonosítása session alapú megoldással </w:t>
-      </w:r>
-      <w:r>
-        <w:lastRenderedPageBreak/>
-        <w:t>történik, amely biztosította, hogy csak bejelentkezett felhasználók férjenek hozzá az alkalmazáshoz.</w:t>
+        <w:t>A fejlesztés során a hangsúly a webes alkalmazások kialakításán volt és így ezért nem készült külön asztali vagy mobil alkalmazás, a rendszer teljes egészében webes környezetben került megvalósításra. Mint, ahogy korábban el lett magyarázva, a frontend HTML, CSS és JavaScript technológiákkal készült, míg a backend oldalon PHP nyelvet használtunk. A felhasználók azonosítása session alapú megoldással történik, amely biztosította, hogy csak bejelentkezett felhasználók férjenek hozzá az alkalmazáshoz.</w:t>
       </w:r>
       <w:r>
         <w:t xml:space="preserve"> Emellett sok más PHP rendszer még kiváltotta ezt, például a POST, prepare, bind_param és egyéb részek.</w:t>
@@ -3292,8 +3938,9 @@
           <w:szCs w:val="24"/>
           <w:shd w:val="clear" w:color="auto" w:fill="FFFFFF"/>
         </w:rPr>
-        <w:t xml:space="preserve"> tömörített mappa formájában történt már</w:t>
-      </w:r>
+        <w:t xml:space="preserve"> tömörített </w:t>
+      </w:r>
+      <w:proofErr w:type="gramStart"/>
       <w:r>
         <w:rPr>
           <w:rStyle w:val="Kiemels"/>
@@ -3304,8 +3951,9 @@
           <w:szCs w:val="24"/>
           <w:shd w:val="clear" w:color="auto" w:fill="FFFFFF"/>
         </w:rPr>
-        <w:t xml:space="preserve">, erre a dokumentációra, az adatbázisra, valamint csak simán a weboldalon használt képekre, a képes és </w:t>
-      </w:r>
+        <w:t>mappa</w:t>
+      </w:r>
+      <w:proofErr w:type="gramEnd"/>
       <w:r>
         <w:rPr>
           <w:rStyle w:val="Kiemels"/>
@@ -3316,7 +3964,7 @@
           <w:szCs w:val="24"/>
           <w:shd w:val="clear" w:color="auto" w:fill="FFFFFF"/>
         </w:rPr>
-        <w:t>Excel</w:t>
+        <w:t xml:space="preserve"> formájában történt már</w:t>
       </w:r>
       <w:r>
         <w:rPr>
@@ -3328,6 +3976,30 @@
           <w:szCs w:val="24"/>
           <w:shd w:val="clear" w:color="auto" w:fill="FFFFFF"/>
         </w:rPr>
+        <w:t xml:space="preserve">, erre a dokumentációra, az adatbázisra, valamint csak simán a weboldalon használt képekre, a képes és </w:t>
+      </w:r>
+      <w:r>
+        <w:rPr>
+          <w:rStyle w:val="Kiemels"/>
+          <w:rFonts w:ascii="Times New Roman" w:hAnsi="Times New Roman" w:cs="Times New Roman"/>
+          <w:i w:val="0"/>
+          <w:color w:val="0A0A0A"/>
+          <w:sz w:val="24"/>
+          <w:szCs w:val="24"/>
+          <w:shd w:val="clear" w:color="auto" w:fill="FFFFFF"/>
+        </w:rPr>
+        <w:t>Excel</w:t>
+      </w:r>
+      <w:r>
+        <w:rPr>
+          <w:rStyle w:val="Kiemels"/>
+          <w:rFonts w:ascii="Times New Roman" w:hAnsi="Times New Roman" w:cs="Times New Roman"/>
+          <w:i w:val="0"/>
+          <w:color w:val="0A0A0A"/>
+          <w:sz w:val="24"/>
+          <w:szCs w:val="24"/>
+          <w:shd w:val="clear" w:color="auto" w:fill="FFFFFF"/>
+        </w:rPr>
         <w:t xml:space="preserve">-es tervrajzokra, meg a PPT-re is. </w:t>
       </w:r>
     </w:p>
@@ -3349,8 +4021,19 @@
           <w:szCs w:val="24"/>
           <w:u w:val="thick"/>
         </w:rPr>
-        <w:t>-Repository link</w:t>
-      </w:r>
+        <w:t xml:space="preserve">-Repository </w:t>
+      </w:r>
+      <w:proofErr w:type="gramStart"/>
+      <w:r>
+        <w:rPr>
+          <w:rFonts w:ascii="Times New Roman" w:hAnsi="Times New Roman" w:cs="Times New Roman"/>
+          <w:sz w:val="24"/>
+          <w:szCs w:val="24"/>
+          <w:u w:val="thick"/>
+        </w:rPr>
+        <w:t>link</w:t>
+      </w:r>
+      <w:proofErr w:type="gramEnd"/>
       <w:r>
         <w:rPr>
           <w:rFonts w:ascii="Times New Roman" w:hAnsi="Times New Roman" w:cs="Times New Roman"/>
@@ -3368,7 +4051,7 @@
         </w:rPr>
         <w:t xml:space="preserve"> </w:t>
       </w:r>
-      <w:hyperlink r:id="rId7" w:history="1">
+      <w:hyperlink r:id="rId8" w:history="1">
         <w:r>
           <w:rPr>
             <w:rStyle w:val="Hiperhivatkozs"/>
@@ -3405,27 +4088,64 @@
           <w:sz w:val="24"/>
           <w:szCs w:val="24"/>
         </w:rPr>
-        <w:t>Ennek a linknek a használatával meg fogja tudni tekinteni a Github oldalunkat, amin fent lesz minden, amit csináltunk a tanév során. Kicsit lehet, el lehet, ott veszi a sok mappa és fájl között, viszont a címek és kommentek feltehetően nagy segítségek lesznek majd az áttekintési folyamat során.</w:t>
-      </w:r>
-    </w:p>
-    <w:p>
-      <w:pPr>
-        <w:spacing w:line="360" w:lineRule="auto"/>
-        <w:jc w:val="both"/>
-        <w:rPr>
-          <w:rFonts w:ascii="Times New Roman" w:hAnsi="Times New Roman" w:cs="Times New Roman"/>
-          <w:sz w:val="24"/>
-          <w:szCs w:val="24"/>
-          <w:u w:val="thick"/>
-        </w:rPr>
-      </w:pPr>
-      <w:r>
-        <w:rPr>
-          <w:rFonts w:ascii="Times New Roman" w:hAnsi="Times New Roman" w:cs="Times New Roman"/>
-          <w:sz w:val="24"/>
-          <w:szCs w:val="24"/>
-          <w:u w:val="thick"/>
-        </w:rPr>
+        <w:t xml:space="preserve">Ennek a </w:t>
+      </w:r>
+      <w:proofErr w:type="gramStart"/>
+      <w:r>
+        <w:rPr>
+          <w:rFonts w:ascii="Times New Roman" w:hAnsi="Times New Roman" w:cs="Times New Roman"/>
+          <w:sz w:val="24"/>
+          <w:szCs w:val="24"/>
+        </w:rPr>
+        <w:t>linknek</w:t>
+      </w:r>
+      <w:proofErr w:type="gramEnd"/>
+      <w:r>
+        <w:rPr>
+          <w:rFonts w:ascii="Times New Roman" w:hAnsi="Times New Roman" w:cs="Times New Roman"/>
+          <w:sz w:val="24"/>
+          <w:szCs w:val="24"/>
+        </w:rPr>
+        <w:t xml:space="preserve"> a használatával meg fogja tudni tekinteni a Github oldalunkat, amin fent lesz minden, amit csináltunk a tanév során. Kicsit lehet, el lehet, ott veszi a sok </w:t>
+      </w:r>
+      <w:proofErr w:type="gramStart"/>
+      <w:r>
+        <w:rPr>
+          <w:rFonts w:ascii="Times New Roman" w:hAnsi="Times New Roman" w:cs="Times New Roman"/>
+          <w:sz w:val="24"/>
+          <w:szCs w:val="24"/>
+        </w:rPr>
+        <w:t>mappa</w:t>
+      </w:r>
+      <w:proofErr w:type="gramEnd"/>
+      <w:r>
+        <w:rPr>
+          <w:rFonts w:ascii="Times New Roman" w:hAnsi="Times New Roman" w:cs="Times New Roman"/>
+          <w:sz w:val="24"/>
+          <w:szCs w:val="24"/>
+        </w:rPr>
+        <w:t xml:space="preserve"> és fájl között, viszont a címek és kommentek feltehetően nagy segítségek lesznek majd az áttekintési folyamat során.</w:t>
+      </w:r>
+    </w:p>
+    <w:p>
+      <w:pPr>
+        <w:spacing w:line="360" w:lineRule="auto"/>
+        <w:jc w:val="both"/>
+        <w:rPr>
+          <w:rFonts w:ascii="Times New Roman" w:hAnsi="Times New Roman" w:cs="Times New Roman"/>
+          <w:sz w:val="24"/>
+          <w:szCs w:val="24"/>
+          <w:u w:val="thick"/>
+        </w:rPr>
+      </w:pPr>
+      <w:r>
+        <w:rPr>
+          <w:rFonts w:ascii="Times New Roman" w:hAnsi="Times New Roman" w:cs="Times New Roman"/>
+          <w:sz w:val="24"/>
+          <w:szCs w:val="24"/>
+          <w:u w:val="thick"/>
+        </w:rPr>
+        <w:lastRenderedPageBreak/>
         <w:t>Commit-stratégia rövid leírása:</w:t>
       </w:r>
     </w:p>
@@ -3596,13 +4316,13 @@
           <w:szCs w:val="24"/>
         </w:rPr>
       </w:pPr>
-      <w:r>
-        <w:rPr>
-          <w:rFonts w:ascii="Times New Roman" w:hAnsi="Times New Roman" w:cs="Times New Roman"/>
-          <w:sz w:val="24"/>
-          <w:szCs w:val="24"/>
-        </w:rPr>
-        <w:lastRenderedPageBreak/>
+      <w:proofErr w:type="gramStart"/>
+      <w:r>
+        <w:rPr>
+          <w:rFonts w:ascii="Times New Roman" w:hAnsi="Times New Roman" w:cs="Times New Roman"/>
+          <w:sz w:val="24"/>
+          <w:szCs w:val="24"/>
+        </w:rPr>
         <w:t>A</w:t>
       </w:r>
       <w:r>
@@ -3613,6 +4333,7 @@
         </w:rPr>
         <w:t>(</w:t>
       </w:r>
+      <w:proofErr w:type="gramEnd"/>
       <w:r>
         <w:rPr>
           <w:rFonts w:ascii="Times New Roman" w:hAnsi="Times New Roman" w:cs="Times New Roman"/>
@@ -3988,7 +4709,25 @@
           <w:sz w:val="24"/>
           <w:szCs w:val="24"/>
         </w:rPr>
-        <w:t xml:space="preserve">a regisztrációnál megbizonyosodtunk arról, hogy az új felhasználók adatai igenis bekerülnek az adatbázisunkba, hash-elt jelszóval. Ezek után, visszalépve, megbizonyosodtunk arról, hogy a régi és az új adatok is működnek bejelentkezéshez az oldal fő részére. Ott azon belül végig teszteltünk minden rendeltetést, a fejléc által biztosított navigáció működésétől a pizzák kiválasztásáig és megrendeléséig, mind a navigáció, a kosárhoz való hozzáadás,  az árak összeadása és a megrendelés is kiválóan működött, mint, ahogyan az annak kell. </w:t>
+        <w:t xml:space="preserve">a regisztrációnál megbizonyosodtunk arról, hogy az új felhasználók adatai igenis bekerülnek az adatbázisunkba, hash-elt jelszóval. Ezek után, visszalépve, megbizonyosodtunk arról, hogy a régi és az új adatok is működnek bejelentkezéshez az oldal fő részére. Ott azon belül végig teszteltünk minden rendeltetést, a fejléc által biztosított </w:t>
+      </w:r>
+      <w:proofErr w:type="gramStart"/>
+      <w:r>
+        <w:rPr>
+          <w:rFonts w:ascii="Times New Roman" w:hAnsi="Times New Roman" w:cs="Times New Roman"/>
+          <w:sz w:val="24"/>
+          <w:szCs w:val="24"/>
+        </w:rPr>
+        <w:t>navigáció</w:t>
+      </w:r>
+      <w:proofErr w:type="gramEnd"/>
+      <w:r>
+        <w:rPr>
+          <w:rFonts w:ascii="Times New Roman" w:hAnsi="Times New Roman" w:cs="Times New Roman"/>
+          <w:sz w:val="24"/>
+          <w:szCs w:val="24"/>
+        </w:rPr>
+        <w:t xml:space="preserve"> működésétől a pizzák kiválasztásáig és megrendeléséig, mind a navigáció, a kosárhoz való hozzáadás,  az árak összeadása és a megrendelés is kiválóan működött, mint, ahogyan az annak kell. </w:t>
       </w:r>
     </w:p>
     <w:p>
@@ -4098,7 +4837,25 @@
           <w:sz w:val="24"/>
           <w:szCs w:val="24"/>
         </w:rPr>
-        <w:t xml:space="preserve"> A kisebb problémákról olvashat a „</w:t>
+        <w:t xml:space="preserve"> A kisebb </w:t>
+      </w:r>
+      <w:proofErr w:type="gramStart"/>
+      <w:r>
+        <w:rPr>
+          <w:rFonts w:ascii="Times New Roman" w:hAnsi="Times New Roman" w:cs="Times New Roman"/>
+          <w:sz w:val="24"/>
+          <w:szCs w:val="24"/>
+        </w:rPr>
+        <w:t>problémákról</w:t>
+      </w:r>
+      <w:proofErr w:type="gramEnd"/>
+      <w:r>
+        <w:rPr>
+          <w:rFonts w:ascii="Times New Roman" w:hAnsi="Times New Roman" w:cs="Times New Roman"/>
+          <w:sz w:val="24"/>
+          <w:szCs w:val="24"/>
+        </w:rPr>
+        <w:t xml:space="preserve"> olvashat a „</w:t>
       </w:r>
       <w:r>
         <w:rPr>
@@ -4345,7 +5102,6 @@
           <w:sz w:val="24"/>
           <w:szCs w:val="24"/>
         </w:rPr>
-        <w:lastRenderedPageBreak/>
         <w:t>A tesztjeink során a Microsoft Edge használatát vettük igénybe</w:t>
       </w:r>
       <w:r>
@@ -4464,7 +5220,25 @@
           <w:sz w:val="24"/>
           <w:szCs w:val="24"/>
         </w:rPr>
-        <w:t>++ egyáltalán nem volt használva a tesztek során, szóval ezt inkább kerülendőnek tekintenénk ha lehetséges, ugyanis nem tudjuk garantálni, hogy mennyire jól futnak ezeken az alternatívákon.</w:t>
+        <w:t xml:space="preserve">++ egyáltalán nem volt használva a tesztek során, szóval ezt inkább kerülendőnek </w:t>
+      </w:r>
+      <w:proofErr w:type="gramStart"/>
+      <w:r>
+        <w:rPr>
+          <w:rFonts w:ascii="Times New Roman" w:hAnsi="Times New Roman" w:cs="Times New Roman"/>
+          <w:sz w:val="24"/>
+          <w:szCs w:val="24"/>
+        </w:rPr>
+        <w:t>tekintenénk</w:t>
+      </w:r>
+      <w:proofErr w:type="gramEnd"/>
+      <w:r>
+        <w:rPr>
+          <w:rFonts w:ascii="Times New Roman" w:hAnsi="Times New Roman" w:cs="Times New Roman"/>
+          <w:sz w:val="24"/>
+          <w:szCs w:val="24"/>
+        </w:rPr>
+        <w:t xml:space="preserve"> ha lehetséges, ugyanis nem tudjuk garantálni, hogy mennyire jól futnak ezeken az alternatívákon.</w:t>
       </w:r>
     </w:p>
     <w:p>
@@ -4511,7 +5285,27 @@
           <w:szCs w:val="24"/>
           <w:u w:val="thick"/>
         </w:rPr>
-        <w:t>-Fájlok átmásolása:</w:t>
+        <w:t>-</w:t>
+      </w:r>
+      <w:proofErr w:type="gramStart"/>
+      <w:r>
+        <w:rPr>
+          <w:rFonts w:ascii="Times New Roman" w:hAnsi="Times New Roman" w:cs="Times New Roman"/>
+          <w:sz w:val="24"/>
+          <w:szCs w:val="24"/>
+          <w:u w:val="thick"/>
+        </w:rPr>
+        <w:t>Fájlok</w:t>
+      </w:r>
+      <w:proofErr w:type="gramEnd"/>
+      <w:r>
+        <w:rPr>
+          <w:rFonts w:ascii="Times New Roman" w:hAnsi="Times New Roman" w:cs="Times New Roman"/>
+          <w:sz w:val="24"/>
+          <w:szCs w:val="24"/>
+          <w:u w:val="thick"/>
+        </w:rPr>
+        <w:t xml:space="preserve"> átmásolása:</w:t>
       </w:r>
       <w:r>
         <w:rPr>
@@ -4565,8 +5359,72 @@
           <w:sz w:val="24"/>
           <w:szCs w:val="24"/>
         </w:rPr>
-        <w:t xml:space="preserve"> link segítségével megtalálhatják az összes szükséges dolgot. Itt sajnálatosan elég sok minden van, amit lehet kicsit nehéz navigálni olyannak, aki nem dolgozott ennek a készítésében, de a lényeg az, hogy először is le kell tölteni a .zip mappát, aminek a kommentje elárulja, hogy az kell, mert az a végleges programnak a tartalmazója. Ezen felül le is kell másolni a megadott .sql mappát ami szintén mutatja majd, hogy az a végleges verzió. Ezt követően a mellékelt adatbázist be kell importálni</w:t>
-      </w:r>
+        <w:t xml:space="preserve"> </w:t>
+      </w:r>
+      <w:proofErr w:type="gramStart"/>
+      <w:r>
+        <w:rPr>
+          <w:rFonts w:ascii="Times New Roman" w:hAnsi="Times New Roman" w:cs="Times New Roman"/>
+          <w:sz w:val="24"/>
+          <w:szCs w:val="24"/>
+        </w:rPr>
+        <w:t>link</w:t>
+      </w:r>
+      <w:proofErr w:type="gramEnd"/>
+      <w:r>
+        <w:rPr>
+          <w:rFonts w:ascii="Times New Roman" w:hAnsi="Times New Roman" w:cs="Times New Roman"/>
+          <w:sz w:val="24"/>
+          <w:szCs w:val="24"/>
+        </w:rPr>
+        <w:t xml:space="preserve"> segítségével megtalálhatják az összes szükséges dolgot. Itt sajnálatosan elég sok minden van, amit lehet kicsit nehéz </w:t>
+      </w:r>
+      <w:proofErr w:type="gramStart"/>
+      <w:r>
+        <w:rPr>
+          <w:rFonts w:ascii="Times New Roman" w:hAnsi="Times New Roman" w:cs="Times New Roman"/>
+          <w:sz w:val="24"/>
+          <w:szCs w:val="24"/>
+        </w:rPr>
+        <w:t>navigálni</w:t>
+      </w:r>
+      <w:proofErr w:type="gramEnd"/>
+      <w:r>
+        <w:rPr>
+          <w:rFonts w:ascii="Times New Roman" w:hAnsi="Times New Roman" w:cs="Times New Roman"/>
+          <w:sz w:val="24"/>
+          <w:szCs w:val="24"/>
+        </w:rPr>
+        <w:t xml:space="preserve"> olyannak, aki nem dolgozott ennek a készítésében, de a lényeg az, hogy először is le kell tölteni a .zip mappát, aminek a kommentje elárulja, hogy az kell, mert az a végleges programnak a tartalmazója. Ezen felül le is kell másolni a megadott .sql </w:t>
+      </w:r>
+      <w:proofErr w:type="gramStart"/>
+      <w:r>
+        <w:rPr>
+          <w:rFonts w:ascii="Times New Roman" w:hAnsi="Times New Roman" w:cs="Times New Roman"/>
+          <w:sz w:val="24"/>
+          <w:szCs w:val="24"/>
+        </w:rPr>
+        <w:t>mappát</w:t>
+      </w:r>
+      <w:proofErr w:type="gramEnd"/>
+      <w:r>
+        <w:rPr>
+          <w:rFonts w:ascii="Times New Roman" w:hAnsi="Times New Roman" w:cs="Times New Roman"/>
+          <w:sz w:val="24"/>
+          <w:szCs w:val="24"/>
+        </w:rPr>
+        <w:t xml:space="preserve"> ami szintén mutatja majd, hogy az a végleges verzió. Ezt követően a mellékelt adatbázist be kell </w:t>
+      </w:r>
+      <w:proofErr w:type="gramStart"/>
+      <w:r>
+        <w:rPr>
+          <w:rFonts w:ascii="Times New Roman" w:hAnsi="Times New Roman" w:cs="Times New Roman"/>
+          <w:sz w:val="24"/>
+          <w:szCs w:val="24"/>
+        </w:rPr>
+        <w:t>importálni</w:t>
+      </w:r>
+      <w:proofErr w:type="gramEnd"/>
       <w:r>
         <w:rPr>
           <w:rFonts w:ascii="Times New Roman" w:hAnsi="Times New Roman" w:cs="Times New Roman"/>
@@ -4589,7 +5447,25 @@
           <w:sz w:val="24"/>
           <w:szCs w:val="24"/>
         </w:rPr>
-        <w:t>, a megragadott fájlokat csak meg kell ragadni és be kell helyezni a webes Windows mappába. Bővebben, a fájlkezelő</w:t>
+        <w:t xml:space="preserve">, a megragadott fájlokat csak meg kell ragadni és be kell helyezni a webes Windows mappába. Bővebben, a </w:t>
+      </w:r>
+      <w:proofErr w:type="gramStart"/>
+      <w:r>
+        <w:rPr>
+          <w:rFonts w:ascii="Times New Roman" w:hAnsi="Times New Roman" w:cs="Times New Roman"/>
+          <w:sz w:val="24"/>
+          <w:szCs w:val="24"/>
+        </w:rPr>
+        <w:t>fájl</w:t>
+      </w:r>
+      <w:proofErr w:type="gramEnd"/>
+      <w:r>
+        <w:rPr>
+          <w:rFonts w:ascii="Times New Roman" w:hAnsi="Times New Roman" w:cs="Times New Roman"/>
+          <w:sz w:val="24"/>
+          <w:szCs w:val="24"/>
+        </w:rPr>
+        <w:t>kezelő</w:t>
       </w:r>
       <w:r>
         <w:rPr>
@@ -4621,7 +5497,25 @@
           <w:sz w:val="24"/>
           <w:szCs w:val="24"/>
         </w:rPr>
-        <w:t xml:space="preserve"> is alul kiválasztjuk az „Ez a gép” fülecskét, majd a Windows (C:) részt. Ezek után meg kell keresni a xampp mappáját, m</w:t>
+        <w:t xml:space="preserve"> is alul kiválasztjuk az „Ez a gép” fülecskét, majd a Windows (C:) részt. Ezek után meg kell keresni a xampp </w:t>
+      </w:r>
+      <w:proofErr w:type="gramStart"/>
+      <w:r>
+        <w:rPr>
+          <w:rFonts w:ascii="Times New Roman" w:hAnsi="Times New Roman" w:cs="Times New Roman"/>
+          <w:sz w:val="24"/>
+          <w:szCs w:val="24"/>
+        </w:rPr>
+        <w:t>mappáját</w:t>
+      </w:r>
+      <w:proofErr w:type="gramEnd"/>
+      <w:r>
+        <w:rPr>
+          <w:rFonts w:ascii="Times New Roman" w:hAnsi="Times New Roman" w:cs="Times New Roman"/>
+          <w:sz w:val="24"/>
+          <w:szCs w:val="24"/>
+        </w:rPr>
+        <w:t>, m</w:t>
       </w:r>
       <w:r>
         <w:rPr>
@@ -4637,15 +5531,60 @@
           <w:sz w:val="24"/>
           <w:szCs w:val="24"/>
         </w:rPr>
-        <w:t>d ráadásul még azon belül is meg kell találni és belemenni az htdocs mappáb</w:t>
-      </w:r>
-      <w:r>
-        <w:rPr>
-          <w:rFonts w:ascii="Times New Roman" w:hAnsi="Times New Roman" w:cs="Times New Roman"/>
-          <w:sz w:val="24"/>
-          <w:szCs w:val="24"/>
-        </w:rPr>
-        <w:t xml:space="preserve">a. A vizsgaremekünk mappáját itt ezen belül kell majd elhelyezni. Azon a mappán belül már feltehetőleg nem lesz más mappa, csak a programok és esetleg hozzájuk tartozó, megjelenítendő képek. Ugyan elvárt lenne ezeket jobban szétválasztani, szerintünk az nem vitatható, hogy ez meg tudja könnyíteni a dolgokat és technikailag ugyan lehet, hogy macerás lenne, de simán meg lehetne ezt változtatni, ha arra akadna esetleg szükség valami oknál fogva, szóval nagy kár belőle nem eshet, mindkét módszernek megvan az előnye és a hátránya. </w:t>
+        <w:t xml:space="preserve">d ráadásul még azon belül is meg kell </w:t>
+      </w:r>
+      <w:r>
+        <w:rPr>
+          <w:rFonts w:ascii="Times New Roman" w:hAnsi="Times New Roman" w:cs="Times New Roman"/>
+          <w:sz w:val="24"/>
+          <w:szCs w:val="24"/>
+        </w:rPr>
+        <w:lastRenderedPageBreak/>
+        <w:t>találni és belemenni az htdocs mappáb</w:t>
+      </w:r>
+      <w:r>
+        <w:rPr>
+          <w:rFonts w:ascii="Times New Roman" w:hAnsi="Times New Roman" w:cs="Times New Roman"/>
+          <w:sz w:val="24"/>
+          <w:szCs w:val="24"/>
+        </w:rPr>
+        <w:t xml:space="preserve">a. A vizsgaremekünk </w:t>
+      </w:r>
+      <w:proofErr w:type="gramStart"/>
+      <w:r>
+        <w:rPr>
+          <w:rFonts w:ascii="Times New Roman" w:hAnsi="Times New Roman" w:cs="Times New Roman"/>
+          <w:sz w:val="24"/>
+          <w:szCs w:val="24"/>
+        </w:rPr>
+        <w:t>mappáját</w:t>
+      </w:r>
+      <w:proofErr w:type="gramEnd"/>
+      <w:r>
+        <w:rPr>
+          <w:rFonts w:ascii="Times New Roman" w:hAnsi="Times New Roman" w:cs="Times New Roman"/>
+          <w:sz w:val="24"/>
+          <w:szCs w:val="24"/>
+        </w:rPr>
+        <w:t xml:space="preserve"> itt ezen belül kell majd elhelyezni. Azon a </w:t>
+      </w:r>
+      <w:proofErr w:type="gramStart"/>
+      <w:r>
+        <w:rPr>
+          <w:rFonts w:ascii="Times New Roman" w:hAnsi="Times New Roman" w:cs="Times New Roman"/>
+          <w:sz w:val="24"/>
+          <w:szCs w:val="24"/>
+        </w:rPr>
+        <w:t>mappán</w:t>
+      </w:r>
+      <w:proofErr w:type="gramEnd"/>
+      <w:r>
+        <w:rPr>
+          <w:rFonts w:ascii="Times New Roman" w:hAnsi="Times New Roman" w:cs="Times New Roman"/>
+          <w:sz w:val="24"/>
+          <w:szCs w:val="24"/>
+        </w:rPr>
+        <w:t xml:space="preserve"> belül már feltehetőleg nem lesz más mappa, csak a programok és esetleg hozzájuk tartozó, megjelenítendő képek. Ugyan elvárt lenne ezeket jobban szétválasztani, szerintünk az nem vitatható, hogy ez meg tudja könnyíteni a dolgokat és technikailag ugyan lehet, hogy macerás lenne, de simán meg lehetne ezt változtatni, ha arra akadna esetleg szükség valami oknál fogva, szóval nagy kár belőle nem eshet, mindkét módszernek megvan az előnye és a hátránya. </w:t>
       </w:r>
     </w:p>
     <w:p>
@@ -4736,16 +5675,7 @@
           <w:sz w:val="24"/>
           <w:szCs w:val="24"/>
         </w:rPr>
-        <w:t xml:space="preserve">z Apache modult. A MySQL elindítása nem nagyon szükséges, viszont nem árthat azt is aktiválni, majd a </w:t>
-      </w:r>
-      <w:r>
-        <w:rPr>
-          <w:rFonts w:ascii="Times New Roman" w:hAnsi="Times New Roman" w:cs="Times New Roman"/>
-          <w:sz w:val="24"/>
-          <w:szCs w:val="24"/>
-        </w:rPr>
-        <w:lastRenderedPageBreak/>
-        <w:t xml:space="preserve">mellette lévő, felülről második Admin gombra rányomni, hogy megnyissa az adatbázist, amelyet úgy is be kellett másolni oda ez elött és így ennek a segítségével a program akár még jobban is átláthatóbb. Ezt követően, a megadott böngészőbe, például az </w:t>
+        <w:t xml:space="preserve">z Apache modult. A MySQL elindítása nem nagyon szükséges, viszont nem árthat azt is aktiválni, majd a mellette lévő, felülről második Admin gombra rányomni, hogy megnyissa az adatbázist, amelyet úgy is be kellett másolni oda ez elött és így ennek a segítségével a program akár még jobban is átláthatóbb. Ezt követően, a megadott böngészőbe, például az </w:t>
       </w:r>
       <w:r>
         <w:rPr>
@@ -4926,7 +5856,25 @@
           <w:sz w:val="24"/>
           <w:szCs w:val="24"/>
         </w:rPr>
-        <w:t xml:space="preserve">az előoldalra akkor kettő külön funkció fog majd várni használatra. Az a két lehetőség nem más, mint a belépés/bejelentkezés, valamint a regisztráció. </w:t>
+        <w:t xml:space="preserve">az előoldalra akkor kettő külön </w:t>
+      </w:r>
+      <w:proofErr w:type="gramStart"/>
+      <w:r>
+        <w:rPr>
+          <w:rFonts w:ascii="Times New Roman" w:hAnsi="Times New Roman" w:cs="Times New Roman"/>
+          <w:sz w:val="24"/>
+          <w:szCs w:val="24"/>
+        </w:rPr>
+        <w:t>funkció</w:t>
+      </w:r>
+      <w:proofErr w:type="gramEnd"/>
+      <w:r>
+        <w:rPr>
+          <w:rFonts w:ascii="Times New Roman" w:hAnsi="Times New Roman" w:cs="Times New Roman"/>
+          <w:sz w:val="24"/>
+          <w:szCs w:val="24"/>
+        </w:rPr>
+        <w:t xml:space="preserve"> fog majd várni használatra. Az a két lehetőség nem más, mint a belépés/bejelentkezés, valamint a regisztráció. </w:t>
       </w:r>
     </w:p>
     <w:p>
@@ -4972,26 +5920,63 @@
           <w:sz w:val="24"/>
           <w:szCs w:val="24"/>
         </w:rPr>
-        <w:t xml:space="preserve">Amikor áttér a bejelentkezés oldalhoz akkor észrevehető, hogy ismét ugyan azokat az adatokat kell megadnia. Ezek mellett, vagyis mondhatni alatt, van egy bónusz link, ami egyből át tudja terelni önt gyorsan a regisztrációs részhez, ha esetleg az a rész még kimaradt és ide történt az első kattintás mondhatni. </w:t>
-      </w:r>
-    </w:p>
-    <w:p>
-      <w:pPr>
-        <w:spacing w:line="360" w:lineRule="auto"/>
-        <w:jc w:val="both"/>
-        <w:rPr>
-          <w:rFonts w:ascii="Times New Roman" w:hAnsi="Times New Roman" w:cs="Times New Roman"/>
-          <w:sz w:val="24"/>
-          <w:szCs w:val="24"/>
-        </w:rPr>
-      </w:pPr>
-      <w:r>
-        <w:rPr>
-          <w:rFonts w:ascii="Times New Roman" w:hAnsi="Times New Roman" w:cs="Times New Roman"/>
-          <w:sz w:val="24"/>
-          <w:szCs w:val="24"/>
-        </w:rPr>
-        <w:t xml:space="preserve">Amikor belép a főoldalra akkor igazán sok mindent fog látni a díszes pizzéria oldalon, feltéve, hogy a program letöltésénél nem történt semmi baklövés. Ha esetleg ki szeretne lépni, akkor a kilépés gombot egyből meg tudja találni a fejlécben, nincs szükség a böngésző vissza gombjának a használata visszalépésre. Ezt fel lehet használni, ha esetleg valahogy rossz fiókban, van vagy, az adminisztrációs verzióra szeretne átváltani. Szintén ott a fenti sávban láthatja azt is, hogy a felhasználóneve is ki van írva, amellyel könnyen láthatja, hogy igenis a helyes fiókot használta a belépéshez. </w:t>
+        <w:lastRenderedPageBreak/>
+        <w:t xml:space="preserve">Amikor áttér a bejelentkezés oldalhoz akkor észrevehető, hogy ismét ugyan azokat az adatokat kell megadnia. Ezek mellett, vagyis mondhatni alatt, van egy bónusz </w:t>
+      </w:r>
+      <w:proofErr w:type="gramStart"/>
+      <w:r>
+        <w:rPr>
+          <w:rFonts w:ascii="Times New Roman" w:hAnsi="Times New Roman" w:cs="Times New Roman"/>
+          <w:sz w:val="24"/>
+          <w:szCs w:val="24"/>
+        </w:rPr>
+        <w:t>link</w:t>
+      </w:r>
+      <w:proofErr w:type="gramEnd"/>
+      <w:r>
+        <w:rPr>
+          <w:rFonts w:ascii="Times New Roman" w:hAnsi="Times New Roman" w:cs="Times New Roman"/>
+          <w:sz w:val="24"/>
+          <w:szCs w:val="24"/>
+        </w:rPr>
+        <w:t xml:space="preserve">, ami egyből át tudja terelni önt gyorsan a regisztrációs részhez, ha esetleg az a rész még kimaradt és ide történt az első kattintás mondhatni. </w:t>
+      </w:r>
+    </w:p>
+    <w:p>
+      <w:pPr>
+        <w:spacing w:line="360" w:lineRule="auto"/>
+        <w:jc w:val="both"/>
+        <w:rPr>
+          <w:rFonts w:ascii="Times New Roman" w:hAnsi="Times New Roman" w:cs="Times New Roman"/>
+          <w:sz w:val="24"/>
+          <w:szCs w:val="24"/>
+        </w:rPr>
+      </w:pPr>
+      <w:r>
+        <w:rPr>
+          <w:rFonts w:ascii="Times New Roman" w:hAnsi="Times New Roman" w:cs="Times New Roman"/>
+          <w:sz w:val="24"/>
+          <w:szCs w:val="24"/>
+        </w:rPr>
+        <w:t xml:space="preserve">Amikor belép a főoldalra akkor igazán sok mindent fog látni a díszes pizzéria oldalon, feltéve, hogy a program letöltésénél nem történt semmi baklövés. Ha esetleg ki szeretne lépni, akkor a kilépés gombot egyből meg tudja találni a fejlécben, nincs szükség a böngésző vissza gombjának a használata visszalépésre. Ezt fel lehet használni, ha esetleg valahogy rossz fiókban, van vagy, az </w:t>
+      </w:r>
+      <w:proofErr w:type="gramStart"/>
+      <w:r>
+        <w:rPr>
+          <w:rFonts w:ascii="Times New Roman" w:hAnsi="Times New Roman" w:cs="Times New Roman"/>
+          <w:sz w:val="24"/>
+          <w:szCs w:val="24"/>
+        </w:rPr>
+        <w:t>adminisztrációs</w:t>
+      </w:r>
+      <w:proofErr w:type="gramEnd"/>
+      <w:r>
+        <w:rPr>
+          <w:rFonts w:ascii="Times New Roman" w:hAnsi="Times New Roman" w:cs="Times New Roman"/>
+          <w:sz w:val="24"/>
+          <w:szCs w:val="24"/>
+        </w:rPr>
+        <w:t xml:space="preserve"> verzióra szeretne átváltani. Szintén ott a fenti sávban láthatja azt is, hogy a felhasználóneve is ki van írva, amellyel könnyen láthatja, hogy igenis a helyes fiókot használta a belépéshez. </w:t>
       </w:r>
       <w:r>
         <w:rPr>
@@ -5015,8 +6000,267 @@
           <w:sz w:val="24"/>
           <w:szCs w:val="24"/>
         </w:rPr>
-        <w:t xml:space="preserve">jobb oldalra, láthatja a fejléceket, </w:t>
-      </w:r>
+        <w:t>jobb oldalra, láthatja a fejléceket, amelyek használatával gyorsan ugorhat a főoldal bármely fontos részére, vagyis a legfelső kezdőlapra, a tájékoztatásos részre az étteremről és történetéről, a kiválasztott napi különleges ajánlatra, valamint természetesen az egész teljes étlapra. Végül pedig megtalálhatja a kosarat, de annak a használatára majd csak később térünk vissza.</w:t>
+      </w:r>
+    </w:p>
+    <w:p>
+      <w:pPr>
+        <w:spacing w:line="360" w:lineRule="auto"/>
+        <w:jc w:val="both"/>
+        <w:rPr>
+          <w:rFonts w:ascii="Times New Roman" w:hAnsi="Times New Roman" w:cs="Times New Roman"/>
+          <w:sz w:val="24"/>
+          <w:szCs w:val="24"/>
+        </w:rPr>
+      </w:pPr>
+      <w:r>
+        <w:rPr>
+          <w:rFonts w:ascii="Times New Roman" w:hAnsi="Times New Roman" w:cs="Times New Roman"/>
+          <w:sz w:val="24"/>
+          <w:szCs w:val="24"/>
+        </w:rPr>
+        <w:t>A weboldal fejlécének megtekintése után ahol majd az étterem szlogenjét is elolvashatja a cím alatt</w:t>
+      </w:r>
+      <w:r>
+        <w:rPr>
+          <w:rFonts w:ascii="Times New Roman" w:hAnsi="Times New Roman" w:cs="Times New Roman"/>
+          <w:sz w:val="24"/>
+          <w:szCs w:val="24"/>
+        </w:rPr>
+        <w:t xml:space="preserve"> és elcsodálkozhat a háttérképen.</w:t>
+      </w:r>
+    </w:p>
+    <w:p>
+      <w:pPr>
+        <w:spacing w:line="360" w:lineRule="auto"/>
+        <w:jc w:val="both"/>
+        <w:rPr>
+          <w:rFonts w:ascii="Times New Roman" w:hAnsi="Times New Roman" w:cs="Times New Roman"/>
+          <w:sz w:val="24"/>
+          <w:szCs w:val="24"/>
+        </w:rPr>
+      </w:pPr>
+      <w:r>
+        <w:rPr>
+          <w:rFonts w:ascii="Times New Roman" w:hAnsi="Times New Roman" w:cs="Times New Roman"/>
+          <w:sz w:val="24"/>
+          <w:szCs w:val="24"/>
+        </w:rPr>
+        <w:t xml:space="preserve">Ezt követőn, amikor legörget az oldalon akkor gyorsan el is olvashatja az ott lévő igazán fontos </w:t>
+      </w:r>
+      <w:proofErr w:type="gramStart"/>
+      <w:r>
+        <w:rPr>
+          <w:rFonts w:ascii="Times New Roman" w:hAnsi="Times New Roman" w:cs="Times New Roman"/>
+          <w:sz w:val="24"/>
+          <w:szCs w:val="24"/>
+        </w:rPr>
+        <w:t>információkat</w:t>
+      </w:r>
+      <w:proofErr w:type="gramEnd"/>
+      <w:r>
+        <w:rPr>
+          <w:rFonts w:ascii="Times New Roman" w:hAnsi="Times New Roman" w:cs="Times New Roman"/>
+          <w:sz w:val="24"/>
+          <w:szCs w:val="24"/>
+        </w:rPr>
+        <w:t xml:space="preserve"> a pizzéria eredetéről és futtatásáról. Sok más dolog viszont ott nem található még egy képen kívül, mert ott nem az a lényeg, hanem csak egy </w:t>
+      </w:r>
+      <w:proofErr w:type="gramStart"/>
+      <w:r>
+        <w:rPr>
+          <w:rFonts w:ascii="Times New Roman" w:hAnsi="Times New Roman" w:cs="Times New Roman"/>
+          <w:sz w:val="24"/>
+          <w:szCs w:val="24"/>
+        </w:rPr>
+        <w:t>információ</w:t>
+      </w:r>
+      <w:proofErr w:type="gramEnd"/>
+      <w:r>
+        <w:rPr>
+          <w:rFonts w:ascii="Times New Roman" w:hAnsi="Times New Roman" w:cs="Times New Roman"/>
+          <w:sz w:val="24"/>
+          <w:szCs w:val="24"/>
+        </w:rPr>
+        <w:t xml:space="preserve"> átadás a </w:t>
+      </w:r>
+      <w:r>
+        <w:rPr>
+          <w:rFonts w:ascii="Times New Roman" w:hAnsi="Times New Roman" w:cs="Times New Roman"/>
+          <w:sz w:val="24"/>
+          <w:szCs w:val="24"/>
+        </w:rPr>
+        <w:t>kíváncsiknak</w:t>
+      </w:r>
+      <w:r>
+        <w:rPr>
+          <w:rFonts w:ascii="Times New Roman" w:hAnsi="Times New Roman" w:cs="Times New Roman"/>
+          <w:sz w:val="24"/>
+          <w:szCs w:val="24"/>
+        </w:rPr>
+        <w:t xml:space="preserve"> és érdeklődőknek.</w:t>
+      </w:r>
+    </w:p>
+    <w:p>
+      <w:pPr>
+        <w:spacing w:line="360" w:lineRule="auto"/>
+        <w:jc w:val="both"/>
+        <w:rPr>
+          <w:rFonts w:ascii="Times New Roman" w:hAnsi="Times New Roman" w:cs="Times New Roman"/>
+          <w:sz w:val="24"/>
+          <w:szCs w:val="24"/>
+        </w:rPr>
+      </w:pPr>
+      <w:r>
+        <w:rPr>
+          <w:rFonts w:ascii="Times New Roman" w:hAnsi="Times New Roman" w:cs="Times New Roman"/>
+          <w:sz w:val="24"/>
+          <w:szCs w:val="24"/>
+        </w:rPr>
+        <w:t>Tovább haladva</w:t>
+      </w:r>
+      <w:r>
+        <w:rPr>
+          <w:rFonts w:ascii="Times New Roman" w:hAnsi="Times New Roman" w:cs="Times New Roman"/>
+          <w:sz w:val="24"/>
+          <w:szCs w:val="24"/>
+        </w:rPr>
+        <w:t xml:space="preserve"> viszont</w:t>
+      </w:r>
+      <w:r>
+        <w:rPr>
+          <w:rFonts w:ascii="Times New Roman" w:hAnsi="Times New Roman" w:cs="Times New Roman"/>
+          <w:sz w:val="24"/>
+          <w:szCs w:val="24"/>
+        </w:rPr>
+        <w:t xml:space="preserve"> már áttérünk az igazán fontos részekre. Első sorban láthatja a különleges ajánlatunkat, amit ha akar, már meg is rendelhet a</w:t>
+      </w:r>
+      <w:r>
+        <w:rPr>
+          <w:rFonts w:ascii="Times New Roman" w:hAnsi="Times New Roman" w:cs="Times New Roman"/>
+          <w:sz w:val="24"/>
+          <w:szCs w:val="24"/>
+        </w:rPr>
+        <w:t xml:space="preserve"> saját gombjára</w:t>
+      </w:r>
+      <w:r>
+        <w:rPr>
+          <w:rFonts w:ascii="Times New Roman" w:hAnsi="Times New Roman" w:cs="Times New Roman"/>
+          <w:sz w:val="24"/>
+          <w:szCs w:val="24"/>
+        </w:rPr>
+        <w:t xml:space="preserve"> rákattintva</w:t>
+      </w:r>
+      <w:r>
+        <w:rPr>
+          <w:rFonts w:ascii="Times New Roman" w:hAnsi="Times New Roman" w:cs="Times New Roman"/>
+          <w:sz w:val="24"/>
+          <w:szCs w:val="24"/>
+        </w:rPr>
+        <w:t>, hogy a kosárba kerüljön</w:t>
+      </w:r>
+      <w:r>
+        <w:rPr>
+          <w:rFonts w:ascii="Times New Roman" w:hAnsi="Times New Roman" w:cs="Times New Roman"/>
+          <w:sz w:val="24"/>
+          <w:szCs w:val="24"/>
+        </w:rPr>
+        <w:t>.</w:t>
+      </w:r>
+    </w:p>
+    <w:p>
+      <w:pPr>
+        <w:spacing w:line="360" w:lineRule="auto"/>
+        <w:jc w:val="both"/>
+        <w:rPr>
+          <w:rFonts w:ascii="Times New Roman" w:hAnsi="Times New Roman" w:cs="Times New Roman"/>
+          <w:sz w:val="24"/>
+          <w:szCs w:val="24"/>
+        </w:rPr>
+      </w:pPr>
+      <w:r>
+        <w:rPr>
+          <w:rFonts w:ascii="Times New Roman" w:hAnsi="Times New Roman" w:cs="Times New Roman"/>
+          <w:sz w:val="24"/>
+          <w:szCs w:val="24"/>
+        </w:rPr>
+        <w:t xml:space="preserve">Az alatta lévő teljes menü is ugyan így működik, ahol már bármit kosárba helyezhet a választékból. Hasonlóan a különleges ajánlathoz, el tudja olvasni a pizza fajta nevét, a főbb összetevőket és persze természetesen az árát is. Rendeléskor Egyszerűen meg tudja különböztetni, hogy gomb felett van-e a kurzor és azt is, hogy melyiken, ha az valahogy nem lenne alapból is eléggé világos. </w:t>
+      </w:r>
+      <w:r>
+        <w:rPr>
+          <w:rFonts w:ascii="Times New Roman" w:hAnsi="Times New Roman" w:cs="Times New Roman"/>
+          <w:sz w:val="24"/>
+          <w:szCs w:val="24"/>
+        </w:rPr>
+        <w:t xml:space="preserve">Itt bármelyik menü opciót kiválaszthatja annyi </w:t>
+      </w:r>
+      <w:r>
+        <w:rPr>
+          <w:rFonts w:ascii="Times New Roman" w:hAnsi="Times New Roman" w:cs="Times New Roman"/>
+          <w:sz w:val="24"/>
+          <w:szCs w:val="24"/>
+        </w:rPr>
+        <w:t>alkalommal,</w:t>
+      </w:r>
+      <w:r>
+        <w:rPr>
+          <w:rFonts w:ascii="Times New Roman" w:hAnsi="Times New Roman" w:cs="Times New Roman"/>
+          <w:sz w:val="24"/>
+          <w:szCs w:val="24"/>
+        </w:rPr>
+        <w:t xml:space="preserve"> amennyivel csak szeretné, viszont </w:t>
+      </w:r>
+      <w:r>
+        <w:rPr>
+          <w:rFonts w:ascii="Times New Roman" w:hAnsi="Times New Roman" w:cs="Times New Roman"/>
+          <w:sz w:val="24"/>
+          <w:szCs w:val="24"/>
+        </w:rPr>
+        <w:t>valószerűen</w:t>
+      </w:r>
+      <w:r>
+        <w:rPr>
+          <w:rFonts w:ascii="Times New Roman" w:hAnsi="Times New Roman" w:cs="Times New Roman"/>
+          <w:sz w:val="24"/>
+          <w:szCs w:val="24"/>
+        </w:rPr>
+        <w:t xml:space="preserve"> egy </w:t>
+      </w:r>
+      <w:r>
+        <w:rPr>
+          <w:rFonts w:ascii="Times New Roman" w:hAnsi="Times New Roman" w:cs="Times New Roman"/>
+          <w:sz w:val="24"/>
+          <w:szCs w:val="24"/>
+        </w:rPr>
+        <w:t>hétköznapi</w:t>
+      </w:r>
+      <w:r>
+        <w:rPr>
+          <w:rFonts w:ascii="Times New Roman" w:hAnsi="Times New Roman" w:cs="Times New Roman"/>
+          <w:sz w:val="24"/>
+          <w:szCs w:val="24"/>
+        </w:rPr>
+        <w:t xml:space="preserve"> ember nem rendelne még tíz pizzát se</w:t>
+      </w:r>
+      <w:r>
+        <w:rPr>
+          <w:rFonts w:ascii="Times New Roman" w:hAnsi="Times New Roman" w:cs="Times New Roman"/>
+          <w:sz w:val="24"/>
+          <w:szCs w:val="24"/>
+        </w:rPr>
+        <w:t>m, viszont az opció ott van rá.</w:t>
+      </w:r>
+    </w:p>
+    <w:p>
+      <w:pPr>
+        <w:spacing w:line="360" w:lineRule="auto"/>
+        <w:jc w:val="both"/>
+        <w:rPr>
+          <w:rFonts w:ascii="Times New Roman" w:hAnsi="Times New Roman" w:cs="Times New Roman"/>
+          <w:sz w:val="24"/>
+          <w:szCs w:val="24"/>
+        </w:rPr>
+      </w:pPr>
       <w:r>
         <w:rPr>
           <w:rFonts w:ascii="Times New Roman" w:hAnsi="Times New Roman" w:cs="Times New Roman"/>
@@ -5024,255 +6268,33 @@
           <w:szCs w:val="24"/>
         </w:rPr>
         <w:lastRenderedPageBreak/>
-        <w:t>amelyek használatával gyorsan ugorhat a főoldal bármely fontos részére, vagyis a legfelső kezdőlapra, a tájékoztatásos részre az étteremről és történetéről, a kiválasztott napi különleges ajánlatra, valamint természetesen az egész teljes étlapra. Végül pedig megtalálhatja a kosarat, de annak a használatára majd csak később térünk vissza.</w:t>
-      </w:r>
-    </w:p>
-    <w:p>
-      <w:pPr>
-        <w:spacing w:line="360" w:lineRule="auto"/>
-        <w:jc w:val="both"/>
-        <w:rPr>
-          <w:rFonts w:ascii="Times New Roman" w:hAnsi="Times New Roman" w:cs="Times New Roman"/>
-          <w:sz w:val="24"/>
-          <w:szCs w:val="24"/>
-        </w:rPr>
-      </w:pPr>
-      <w:r>
-        <w:rPr>
-          <w:rFonts w:ascii="Times New Roman" w:hAnsi="Times New Roman" w:cs="Times New Roman"/>
-          <w:sz w:val="24"/>
-          <w:szCs w:val="24"/>
-        </w:rPr>
-        <w:t>A weboldal fejlécének megtekintése után ahol majd az étterem szlogenjét is elolvashatja a cím alatt</w:t>
-      </w:r>
-      <w:r>
-        <w:rPr>
-          <w:rFonts w:ascii="Times New Roman" w:hAnsi="Times New Roman" w:cs="Times New Roman"/>
-          <w:sz w:val="24"/>
-          <w:szCs w:val="24"/>
-        </w:rPr>
-        <w:t xml:space="preserve"> és elcsodálkozhat a háttérképen.</w:t>
-      </w:r>
-    </w:p>
-    <w:p>
-      <w:pPr>
-        <w:spacing w:line="360" w:lineRule="auto"/>
-        <w:jc w:val="both"/>
-        <w:rPr>
-          <w:rFonts w:ascii="Times New Roman" w:hAnsi="Times New Roman" w:cs="Times New Roman"/>
-          <w:sz w:val="24"/>
-          <w:szCs w:val="24"/>
-        </w:rPr>
-      </w:pPr>
-      <w:r>
-        <w:rPr>
-          <w:rFonts w:ascii="Times New Roman" w:hAnsi="Times New Roman" w:cs="Times New Roman"/>
-          <w:sz w:val="24"/>
-          <w:szCs w:val="24"/>
-        </w:rPr>
-        <w:t xml:space="preserve">Ezt követőn, amikor legörget az oldalon akkor gyorsan el is olvashatja az ott lévő igazán fontos információkat a pizzéria eredetéről és futtatásáról. Sok más dolog viszont ott nem található még egy képen kívül, mert ott nem az a lényeg, hanem csak egy információ átadás a </w:t>
-      </w:r>
-      <w:r>
-        <w:rPr>
-          <w:rFonts w:ascii="Times New Roman" w:hAnsi="Times New Roman" w:cs="Times New Roman"/>
-          <w:sz w:val="24"/>
-          <w:szCs w:val="24"/>
-        </w:rPr>
-        <w:t>kíváncsiknak</w:t>
-      </w:r>
-      <w:r>
-        <w:rPr>
-          <w:rFonts w:ascii="Times New Roman" w:hAnsi="Times New Roman" w:cs="Times New Roman"/>
-          <w:sz w:val="24"/>
-          <w:szCs w:val="24"/>
-        </w:rPr>
-        <w:t xml:space="preserve"> és érdeklődőknek.</w:t>
-      </w:r>
-    </w:p>
-    <w:p>
-      <w:pPr>
-        <w:spacing w:line="360" w:lineRule="auto"/>
-        <w:jc w:val="both"/>
-        <w:rPr>
-          <w:rFonts w:ascii="Times New Roman" w:hAnsi="Times New Roman" w:cs="Times New Roman"/>
-          <w:sz w:val="24"/>
-          <w:szCs w:val="24"/>
-        </w:rPr>
-      </w:pPr>
-      <w:r>
-        <w:rPr>
-          <w:rFonts w:ascii="Times New Roman" w:hAnsi="Times New Roman" w:cs="Times New Roman"/>
-          <w:sz w:val="24"/>
-          <w:szCs w:val="24"/>
-        </w:rPr>
-        <w:t>Tovább haladva</w:t>
-      </w:r>
-      <w:r>
-        <w:rPr>
-          <w:rFonts w:ascii="Times New Roman" w:hAnsi="Times New Roman" w:cs="Times New Roman"/>
-          <w:sz w:val="24"/>
-          <w:szCs w:val="24"/>
-        </w:rPr>
-        <w:t xml:space="preserve"> viszont</w:t>
-      </w:r>
-      <w:r>
-        <w:rPr>
-          <w:rFonts w:ascii="Times New Roman" w:hAnsi="Times New Roman" w:cs="Times New Roman"/>
-          <w:sz w:val="24"/>
-          <w:szCs w:val="24"/>
-        </w:rPr>
-        <w:t xml:space="preserve"> már áttérünk az igazán fontos részekre. Első sorban láthatja a különleges ajánlatunkat, amit ha akar, már meg is rendelhet a</w:t>
-      </w:r>
-      <w:r>
-        <w:rPr>
-          <w:rFonts w:ascii="Times New Roman" w:hAnsi="Times New Roman" w:cs="Times New Roman"/>
-          <w:sz w:val="24"/>
-          <w:szCs w:val="24"/>
-        </w:rPr>
-        <w:t xml:space="preserve"> saját gombjára</w:t>
-      </w:r>
-      <w:r>
-        <w:rPr>
-          <w:rFonts w:ascii="Times New Roman" w:hAnsi="Times New Roman" w:cs="Times New Roman"/>
-          <w:sz w:val="24"/>
-          <w:szCs w:val="24"/>
-        </w:rPr>
-        <w:t xml:space="preserve"> rákattintva</w:t>
-      </w:r>
-      <w:r>
-        <w:rPr>
-          <w:rFonts w:ascii="Times New Roman" w:hAnsi="Times New Roman" w:cs="Times New Roman"/>
-          <w:sz w:val="24"/>
-          <w:szCs w:val="24"/>
-        </w:rPr>
-        <w:t>, hogy a kosárba kerüljön</w:t>
-      </w:r>
-      <w:r>
-        <w:rPr>
-          <w:rFonts w:ascii="Times New Roman" w:hAnsi="Times New Roman" w:cs="Times New Roman"/>
-          <w:sz w:val="24"/>
-          <w:szCs w:val="24"/>
-        </w:rPr>
-        <w:t>.</w:t>
-      </w:r>
-    </w:p>
-    <w:p>
-      <w:pPr>
-        <w:spacing w:line="360" w:lineRule="auto"/>
-        <w:jc w:val="both"/>
-        <w:rPr>
-          <w:rFonts w:ascii="Times New Roman" w:hAnsi="Times New Roman" w:cs="Times New Roman"/>
-          <w:sz w:val="24"/>
-          <w:szCs w:val="24"/>
-        </w:rPr>
-      </w:pPr>
-      <w:r>
-        <w:rPr>
-          <w:rFonts w:ascii="Times New Roman" w:hAnsi="Times New Roman" w:cs="Times New Roman"/>
-          <w:sz w:val="24"/>
-          <w:szCs w:val="24"/>
-        </w:rPr>
-        <w:t xml:space="preserve">Az alatta lévő teljes menü is ugyan így működik, ahol már bármit kosárba helyezhet a választékból. Hasonlóan a különleges ajánlathoz, el tudja olvasni a pizza fajta nevét, a főbb összetevőket és persze természetesen az árát is. Rendeléskor Egyszerűen meg tudja különböztetni, hogy gomb felett van-e a kurzor és azt is, hogy melyiken, ha az valahogy nem lenne alapból is eléggé világos. </w:t>
-      </w:r>
-      <w:r>
-        <w:rPr>
-          <w:rFonts w:ascii="Times New Roman" w:hAnsi="Times New Roman" w:cs="Times New Roman"/>
-          <w:sz w:val="24"/>
-          <w:szCs w:val="24"/>
-        </w:rPr>
-        <w:t xml:space="preserve">Itt bármelyik menü opciót kiválaszthatja annyi </w:t>
-      </w:r>
-      <w:r>
-        <w:rPr>
-          <w:rFonts w:ascii="Times New Roman" w:hAnsi="Times New Roman" w:cs="Times New Roman"/>
-          <w:sz w:val="24"/>
-          <w:szCs w:val="24"/>
-        </w:rPr>
-        <w:t>alkalommal,</w:t>
-      </w:r>
-      <w:r>
-        <w:rPr>
-          <w:rFonts w:ascii="Times New Roman" w:hAnsi="Times New Roman" w:cs="Times New Roman"/>
-          <w:sz w:val="24"/>
-          <w:szCs w:val="24"/>
-        </w:rPr>
-        <w:t xml:space="preserve"> amennyivel csak szeretné, viszont </w:t>
-      </w:r>
-      <w:r>
-        <w:rPr>
-          <w:rFonts w:ascii="Times New Roman" w:hAnsi="Times New Roman" w:cs="Times New Roman"/>
-          <w:sz w:val="24"/>
-          <w:szCs w:val="24"/>
-        </w:rPr>
-        <w:t>valószerűen</w:t>
-      </w:r>
-      <w:r>
-        <w:rPr>
-          <w:rFonts w:ascii="Times New Roman" w:hAnsi="Times New Roman" w:cs="Times New Roman"/>
-          <w:sz w:val="24"/>
-          <w:szCs w:val="24"/>
-        </w:rPr>
-        <w:t xml:space="preserve"> egy </w:t>
-      </w:r>
-      <w:r>
-        <w:rPr>
-          <w:rFonts w:ascii="Times New Roman" w:hAnsi="Times New Roman" w:cs="Times New Roman"/>
-          <w:sz w:val="24"/>
-          <w:szCs w:val="24"/>
-        </w:rPr>
-        <w:t>hétköznapi</w:t>
-      </w:r>
-      <w:r>
-        <w:rPr>
-          <w:rFonts w:ascii="Times New Roman" w:hAnsi="Times New Roman" w:cs="Times New Roman"/>
-          <w:sz w:val="24"/>
-          <w:szCs w:val="24"/>
-        </w:rPr>
-        <w:t xml:space="preserve"> ember nem rendelne még tíz pizzát se</w:t>
-      </w:r>
-      <w:r>
-        <w:rPr>
-          <w:rFonts w:ascii="Times New Roman" w:hAnsi="Times New Roman" w:cs="Times New Roman"/>
-          <w:sz w:val="24"/>
-          <w:szCs w:val="24"/>
-        </w:rPr>
-        <w:t>m, viszont az opció ott van rá.</w:t>
-      </w:r>
-    </w:p>
-    <w:p>
-      <w:pPr>
-        <w:spacing w:line="360" w:lineRule="auto"/>
-        <w:jc w:val="both"/>
-        <w:rPr>
-          <w:rFonts w:ascii="Times New Roman" w:hAnsi="Times New Roman" w:cs="Times New Roman"/>
-          <w:sz w:val="24"/>
-          <w:szCs w:val="24"/>
-        </w:rPr>
-      </w:pPr>
-      <w:r>
-        <w:rPr>
-          <w:rFonts w:ascii="Times New Roman" w:hAnsi="Times New Roman" w:cs="Times New Roman"/>
-          <w:sz w:val="24"/>
-          <w:szCs w:val="24"/>
-        </w:rPr>
-        <w:t xml:space="preserve">Most pedig a végső rendeléshez vissza is lehet térni az itt korábban megemlített kosár ikonra. Megnyitás elött, könnyen leolvashatja, hogy mennyi pizzát rendelt, nem szükséges feltétlenül azt önnek számon tartania. Ha rákattint az ikonra, akkor láthatja az összes rendelését abban a sorrendben, ahogyan rájuk kattintott a kosárba helyezésnél. Ha esetleg egy jó nagy mennyiségű rendelést ad le, akkor egy görgetési funkció is meg fog jelenni, hogy átnézhesse megrendelt termékeit és ismét azoknak az árát, viszont nem az összetevőket kinézeti okok miatt a felhasználó számára. Ha esetleg meggondolja magát és ki szeretne valamit venni a rendelések közöl, akkor egyszerűen csak rá kell kattintani az egyes kuka ikonokra, hogy kitörölje őket a kosárból, viszont étlapra visszamenőleg ismét egyszerűen vissza is rakhatja, ha meggondolja a meggondolást. A kosár alján, a fizetés gomb fölött, láthatja az összeget, hogy </w:t>
-      </w:r>
-      <w:r>
-        <w:rPr>
-          <w:rFonts w:ascii="Times New Roman" w:hAnsi="Times New Roman" w:cs="Times New Roman"/>
-          <w:sz w:val="24"/>
-          <w:szCs w:val="24"/>
-        </w:rPr>
-        <w:t xml:space="preserve">a pizza rendelései összesen hány Forintba kerülnek. Ez egy mindig frissülő adat, amely bezárás nélkül meg tudja önnek mondani az árat, nem számít, hogy hány hozzáadást vagy levételt hajt végre a rendelési </w:t>
-      </w:r>
-      <w:r>
-        <w:rPr>
-          <w:rFonts w:ascii="Times New Roman" w:hAnsi="Times New Roman" w:cs="Times New Roman"/>
-          <w:sz w:val="24"/>
-          <w:szCs w:val="24"/>
-        </w:rPr>
-        <w:lastRenderedPageBreak/>
-        <w:t xml:space="preserve">menet során. Végül pedig a rendelési gombra kattintva kapni fog egy </w:t>
+        <w:t xml:space="preserve">Most pedig a végső rendeléshez vissza is lehet térni az itt korábban megemlített kosár ikonra. Megnyitás elött, könnyen leolvashatja, hogy mennyi pizzát rendelt, nem szükséges feltétlenül azt önnek számon tartania. Ha rákattint az ikonra, akkor láthatja az összes rendelését abban a sorrendben, ahogyan rájuk kattintott a kosárba helyezésnél. Ha esetleg egy jó nagy mennyiségű rendelést ad le, akkor egy görgetési </w:t>
+      </w:r>
+      <w:proofErr w:type="gramStart"/>
+      <w:r>
+        <w:rPr>
+          <w:rFonts w:ascii="Times New Roman" w:hAnsi="Times New Roman" w:cs="Times New Roman"/>
+          <w:sz w:val="24"/>
+          <w:szCs w:val="24"/>
+        </w:rPr>
+        <w:t>funkció</w:t>
+      </w:r>
+      <w:proofErr w:type="gramEnd"/>
+      <w:r>
+        <w:rPr>
+          <w:rFonts w:ascii="Times New Roman" w:hAnsi="Times New Roman" w:cs="Times New Roman"/>
+          <w:sz w:val="24"/>
+          <w:szCs w:val="24"/>
+        </w:rPr>
+        <w:t xml:space="preserve"> is meg fog jelenni, hogy átnézhesse megrendelt termékeit és ismét azoknak az árát, viszont nem az összetevőket kinézeti okok miatt a felhasználó számára. Ha esetleg meggondolja magát és ki szeretne valamit venni a rendelések közöl, akkor egyszerűen csak rá kell kattintani az egyes kuka ikonokra, hogy kitörölje őket a kosárból, viszont étlapra visszamenőleg ismét egyszerűen vissza is rakhatja, ha meggondolja a meggondolást. A kosár alján, a fizetés gomb fölött, láthatja az összeget, hogy </w:t>
+      </w:r>
+      <w:r>
+        <w:rPr>
+          <w:rFonts w:ascii="Times New Roman" w:hAnsi="Times New Roman" w:cs="Times New Roman"/>
+          <w:sz w:val="24"/>
+          <w:szCs w:val="24"/>
+        </w:rPr>
+        <w:t xml:space="preserve">a pizza rendelései összesen hány Forintba kerülnek. Ez egy mindig frissülő adat, amely bezárás nélkül meg tudja önnek mondani az árat, nem számít, hogy hány hozzáadást vagy levételt hajt végre a rendelési menet során. Végül pedig a rendelési gombra kattintva kapni fog egy </w:t>
       </w:r>
       <w:r>
         <w:rPr>
@@ -5338,14 +6360,25 @@
         </w:rPr>
         <w:t xml:space="preserve"> </w:t>
       </w:r>
-      <w:r>
-        <w:rPr>
-          <w:rFonts w:ascii="Times New Roman" w:hAnsi="Times New Roman" w:cs="Times New Roman"/>
-          <w:sz w:val="24"/>
-          <w:szCs w:val="24"/>
-          <w:u w:val="thick"/>
-        </w:rPr>
-        <w:t>Funkciók bemutatása:</w:t>
+      <w:proofErr w:type="gramStart"/>
+      <w:r>
+        <w:rPr>
+          <w:rFonts w:ascii="Times New Roman" w:hAnsi="Times New Roman" w:cs="Times New Roman"/>
+          <w:sz w:val="24"/>
+          <w:szCs w:val="24"/>
+          <w:u w:val="thick"/>
+        </w:rPr>
+        <w:t>Funkciók</w:t>
+      </w:r>
+      <w:proofErr w:type="gramEnd"/>
+      <w:r>
+        <w:rPr>
+          <w:rFonts w:ascii="Times New Roman" w:hAnsi="Times New Roman" w:cs="Times New Roman"/>
+          <w:sz w:val="24"/>
+          <w:szCs w:val="24"/>
+          <w:u w:val="thick"/>
+        </w:rPr>
+        <w:t xml:space="preserve"> bemutatása:</w:t>
       </w:r>
       <w:r>
         <w:rPr>
@@ -5355,6 +6388,62 @@
           <w:u w:val="thick"/>
         </w:rPr>
         <w:t xml:space="preserve"> </w:t>
+      </w:r>
+    </w:p>
+    <w:p>
+      <w:pPr>
+        <w:spacing w:line="360" w:lineRule="auto"/>
+        <w:jc w:val="both"/>
+        <w:rPr>
+          <w:rFonts w:ascii="Times New Roman" w:hAnsi="Times New Roman" w:cs="Times New Roman"/>
+          <w:sz w:val="24"/>
+          <w:szCs w:val="24"/>
+        </w:rPr>
+      </w:pPr>
+      <w:r>
+        <w:rPr>
+          <w:rFonts w:ascii="Times New Roman" w:hAnsi="Times New Roman" w:cs="Times New Roman"/>
+          <w:sz w:val="24"/>
+          <w:szCs w:val="24"/>
+        </w:rPr>
+        <w:t>Több gomb művelet is van termékek hozzáadásához a kosárba, valamint megrendelési gomb is.</w:t>
+      </w:r>
+    </w:p>
+    <w:p>
+      <w:pPr>
+        <w:spacing w:line="360" w:lineRule="auto"/>
+        <w:jc w:val="both"/>
+        <w:rPr>
+          <w:rFonts w:ascii="Times New Roman" w:hAnsi="Times New Roman" w:cs="Times New Roman"/>
+          <w:sz w:val="24"/>
+          <w:szCs w:val="24"/>
+        </w:rPr>
+      </w:pPr>
+      <w:r>
+        <w:rPr>
+          <w:rFonts w:ascii="Times New Roman" w:hAnsi="Times New Roman" w:cs="Times New Roman"/>
+          <w:sz w:val="24"/>
+          <w:szCs w:val="24"/>
+        </w:rPr>
+        <w:t xml:space="preserve">Ezek mellett van egy </w:t>
+      </w:r>
+      <w:proofErr w:type="gramStart"/>
+      <w:r>
+        <w:rPr>
+          <w:rFonts w:ascii="Times New Roman" w:hAnsi="Times New Roman" w:cs="Times New Roman"/>
+          <w:sz w:val="24"/>
+          <w:szCs w:val="24"/>
+        </w:rPr>
+        <w:t>függvény</w:t>
+      </w:r>
+      <w:proofErr w:type="gramEnd"/>
+      <w:r>
+        <w:rPr>
+          <w:rFonts w:ascii="Times New Roman" w:hAnsi="Times New Roman" w:cs="Times New Roman"/>
+          <w:sz w:val="24"/>
+          <w:szCs w:val="24"/>
+        </w:rPr>
+        <w:t xml:space="preserve"> amely kiszámolja az összeget rendelésnél.</w:t>
       </w:r>
     </w:p>
     <w:p>
@@ -5403,7 +6492,6 @@
           <w:rFonts w:ascii="Times New Roman" w:hAnsi="Times New Roman" w:cs="Times New Roman"/>
           <w:sz w:val="24"/>
           <w:szCs w:val="24"/>
-          <w:u w:val="thick"/>
         </w:rPr>
       </w:pPr>
       <w:r>
@@ -5433,6 +6521,70 @@
         </w:rPr>
         <w:t>smert hibák:</w:t>
       </w:r>
+      <w:r>
+        <w:rPr>
+          <w:rFonts w:ascii="Times New Roman" w:hAnsi="Times New Roman" w:cs="Times New Roman"/>
+          <w:sz w:val="24"/>
+          <w:szCs w:val="24"/>
+        </w:rPr>
+        <w:t xml:space="preserve"> </w:t>
+      </w:r>
+    </w:p>
+    <w:p>
+      <w:pPr>
+        <w:spacing w:line="360" w:lineRule="auto"/>
+        <w:jc w:val="both"/>
+        <w:rPr>
+          <w:rFonts w:ascii="Times New Roman" w:hAnsi="Times New Roman" w:cs="Times New Roman"/>
+          <w:sz w:val="24"/>
+          <w:szCs w:val="24"/>
+          <w:u w:val="thick"/>
+        </w:rPr>
+      </w:pPr>
+      <w:r>
+        <w:rPr>
+          <w:rFonts w:ascii="Times New Roman" w:hAnsi="Times New Roman" w:cs="Times New Roman"/>
+          <w:sz w:val="24"/>
+          <w:szCs w:val="24"/>
+        </w:rPr>
+        <w:t xml:space="preserve">Az adatbázisban az előre megadott </w:t>
+      </w:r>
+      <w:proofErr w:type="gramStart"/>
+      <w:r>
+        <w:rPr>
+          <w:rFonts w:ascii="Times New Roman" w:hAnsi="Times New Roman" w:cs="Times New Roman"/>
+          <w:sz w:val="24"/>
+          <w:szCs w:val="24"/>
+        </w:rPr>
+        <w:t>felhasználók</w:t>
+      </w:r>
+      <w:proofErr w:type="gramEnd"/>
+      <w:r>
+        <w:rPr>
+          <w:rFonts w:ascii="Times New Roman" w:hAnsi="Times New Roman" w:cs="Times New Roman"/>
+          <w:sz w:val="24"/>
+          <w:szCs w:val="24"/>
+        </w:rPr>
+        <w:t xml:space="preserve"> akiknek jelszava nincs </w:t>
+      </w:r>
+      <w:proofErr w:type="spellStart"/>
+      <w:r>
+        <w:rPr>
+          <w:rFonts w:ascii="Times New Roman" w:hAnsi="Times New Roman" w:cs="Times New Roman"/>
+          <w:sz w:val="24"/>
+          <w:szCs w:val="24"/>
+        </w:rPr>
+        <w:t>hash</w:t>
+      </w:r>
+      <w:proofErr w:type="spellEnd"/>
+      <w:r>
+        <w:rPr>
+          <w:rFonts w:ascii="Times New Roman" w:hAnsi="Times New Roman" w:cs="Times New Roman"/>
+          <w:sz w:val="24"/>
+          <w:szCs w:val="24"/>
+        </w:rPr>
+        <w:t>-elve nem tudnak belépni.</w:t>
+      </w:r>
     </w:p>
     <w:p>
       <w:pPr>
@@ -5617,6 +6769,7 @@
           <w:sz w:val="24"/>
           <w:szCs w:val="24"/>
         </w:rPr>
+        <w:lastRenderedPageBreak/>
         <w:t>j</w:t>
       </w:r>
       <w:r>
@@ -5689,7 +6842,25 @@
           <w:sz w:val="24"/>
           <w:szCs w:val="24"/>
         </w:rPr>
-        <w:t xml:space="preserve">, addigra a program alapvető funkcióit már megvalósítottuk, így </w:t>
+        <w:t xml:space="preserve">, addigra a program alapvető </w:t>
+      </w:r>
+      <w:proofErr w:type="gramStart"/>
+      <w:r>
+        <w:rPr>
+          <w:rFonts w:ascii="Times New Roman" w:hAnsi="Times New Roman" w:cs="Times New Roman"/>
+          <w:sz w:val="24"/>
+          <w:szCs w:val="24"/>
+        </w:rPr>
+        <w:t>funkcióit</w:t>
+      </w:r>
+      <w:proofErr w:type="gramEnd"/>
+      <w:r>
+        <w:rPr>
+          <w:rFonts w:ascii="Times New Roman" w:hAnsi="Times New Roman" w:cs="Times New Roman"/>
+          <w:sz w:val="24"/>
+          <w:szCs w:val="24"/>
+        </w:rPr>
+        <w:t xml:space="preserve"> már megvalósítottuk, így </w:t>
       </w:r>
       <w:r>
         <w:rPr>
@@ -5770,6 +6941,7 @@
         </w:rPr>
         <w:t>javasolt lenne a környezeti változók (</w:t>
       </w:r>
+      <w:proofErr w:type="gramStart"/>
       <w:r>
         <w:rPr>
           <w:rFonts w:ascii="Times New Roman" w:hAnsi="Times New Roman" w:cs="Times New Roman"/>
@@ -5784,7 +6956,16 @@
           <w:sz w:val="24"/>
           <w:szCs w:val="24"/>
         </w:rPr>
-        <w:t xml:space="preserve">.env) bevezetése az érzékeny, adatbázisban lévő hitelesítő adatok kezelésére a biztonságos kezelés érdekében. </w:t>
+        <w:t>.env</w:t>
+      </w:r>
+      <w:proofErr w:type="gramEnd"/>
+      <w:r>
+        <w:rPr>
+          <w:rFonts w:ascii="Times New Roman" w:hAnsi="Times New Roman" w:cs="Times New Roman"/>
+          <w:sz w:val="24"/>
+          <w:szCs w:val="24"/>
+        </w:rPr>
+        <w:t xml:space="preserve">) bevezetése az érzékeny, adatbázisban lévő hitelesítő adatok kezelésére a biztonságos kezelés érdekében. </w:t>
       </w:r>
       <w:r>
         <w:rPr>
@@ -5999,27 +7180,78 @@
           <w:szCs w:val="24"/>
           <w:shd w:val="clear" w:color="auto" w:fill="FFFFFF"/>
         </w:rPr>
-        <w:t>Végül pedig, egy hasznos kiíratási funkció lenne az is, ha a kosárban ahelyett, hogy kiírnánk az összes duplikált rendelést, inkább számoltatnánk azon rendelések darabszámát a programunkban, hogy könnyebben átlátható lehessen a felhasználók számára. Ennek a kimaradási oka részben az időkorlát volt, másrészt a tény, hogy az átlagos felhasználó az feltehetően nem rendelne a weboldalon annyi pizzát, hogy ez egy tényleges probléma legyen az ő számukra.</w:t>
-      </w:r>
-    </w:p>
-    <w:p>
-      <w:pPr>
-        <w:spacing w:line="360" w:lineRule="auto"/>
-        <w:jc w:val="both"/>
-        <w:rPr>
-          <w:rFonts w:ascii="Times New Roman" w:hAnsi="Times New Roman" w:cs="Times New Roman"/>
-          <w:sz w:val="24"/>
-          <w:szCs w:val="24"/>
-        </w:rPr>
-      </w:pPr>
-      <w:r>
-        <w:rPr>
-          <w:rFonts w:ascii="Times New Roman" w:hAnsi="Times New Roman" w:cs="Times New Roman"/>
-          <w:sz w:val="24"/>
-          <w:szCs w:val="24"/>
-          <w:u w:val="thick"/>
-        </w:rPr>
-        <w:lastRenderedPageBreak/>
+        <w:t xml:space="preserve">Végül pedig, egy hasznos kiíratási </w:t>
+      </w:r>
+      <w:proofErr w:type="gramStart"/>
+      <w:r>
+        <w:rPr>
+          <w:rStyle w:val="Kiemels"/>
+          <w:rFonts w:ascii="Times New Roman" w:hAnsi="Times New Roman" w:cs="Times New Roman"/>
+          <w:i w:val="0"/>
+          <w:color w:val="0A0A0A"/>
+          <w:sz w:val="24"/>
+          <w:szCs w:val="24"/>
+          <w:shd w:val="clear" w:color="auto" w:fill="FFFFFF"/>
+        </w:rPr>
+        <w:t>funkció</w:t>
+      </w:r>
+      <w:proofErr w:type="gramEnd"/>
+      <w:r>
+        <w:rPr>
+          <w:rStyle w:val="Kiemels"/>
+          <w:rFonts w:ascii="Times New Roman" w:hAnsi="Times New Roman" w:cs="Times New Roman"/>
+          <w:i w:val="0"/>
+          <w:color w:val="0A0A0A"/>
+          <w:sz w:val="24"/>
+          <w:szCs w:val="24"/>
+          <w:shd w:val="clear" w:color="auto" w:fill="FFFFFF"/>
+        </w:rPr>
+        <w:t xml:space="preserve"> lenne az is, ha a kosárban ahelyett, hogy kiírnánk az összes duplikált rendelést, inkább számoltatnánk azon rendelések darabszámát a programunkban, hogy könnyebben átlátható lehessen a felhasználók számára. Ennek a kimaradási oka részben az időkorlát volt, másrészt a tény, hogy az átlagos felhasználó az feltehetően nem rendelne a weboldalon annyi pizzát, hogy ez egy tényleges </w:t>
+      </w:r>
+      <w:proofErr w:type="gramStart"/>
+      <w:r>
+        <w:rPr>
+          <w:rStyle w:val="Kiemels"/>
+          <w:rFonts w:ascii="Times New Roman" w:hAnsi="Times New Roman" w:cs="Times New Roman"/>
+          <w:i w:val="0"/>
+          <w:color w:val="0A0A0A"/>
+          <w:sz w:val="24"/>
+          <w:szCs w:val="24"/>
+          <w:shd w:val="clear" w:color="auto" w:fill="FFFFFF"/>
+        </w:rPr>
+        <w:t>probléma</w:t>
+      </w:r>
+      <w:proofErr w:type="gramEnd"/>
+      <w:r>
+        <w:rPr>
+          <w:rStyle w:val="Kiemels"/>
+          <w:rFonts w:ascii="Times New Roman" w:hAnsi="Times New Roman" w:cs="Times New Roman"/>
+          <w:i w:val="0"/>
+          <w:color w:val="0A0A0A"/>
+          <w:sz w:val="24"/>
+          <w:szCs w:val="24"/>
+          <w:shd w:val="clear" w:color="auto" w:fill="FFFFFF"/>
+        </w:rPr>
+        <w:t xml:space="preserve"> legyen az ő számukra.</w:t>
+      </w:r>
+    </w:p>
+    <w:p>
+      <w:pPr>
+        <w:spacing w:line="360" w:lineRule="auto"/>
+        <w:jc w:val="both"/>
+        <w:rPr>
+          <w:rFonts w:ascii="Times New Roman" w:hAnsi="Times New Roman" w:cs="Times New Roman"/>
+          <w:sz w:val="24"/>
+          <w:szCs w:val="24"/>
+        </w:rPr>
+      </w:pPr>
+      <w:r>
+        <w:rPr>
+          <w:rFonts w:ascii="Times New Roman" w:hAnsi="Times New Roman" w:cs="Times New Roman"/>
+          <w:sz w:val="24"/>
+          <w:szCs w:val="24"/>
+          <w:u w:val="thick"/>
+        </w:rPr>
         <w:t>-</w:t>
       </w:r>
       <w:r>
@@ -6065,7 +7297,25 @@
           <w:sz w:val="24"/>
           <w:szCs w:val="24"/>
         </w:rPr>
-        <w:t xml:space="preserve">A legvalószínűbb bővítés számunkra a pizza kreátor funkció </w:t>
+        <w:t xml:space="preserve">A legvalószínűbb bővítés számunkra a pizza kreátor </w:t>
+      </w:r>
+      <w:proofErr w:type="gramStart"/>
+      <w:r>
+        <w:rPr>
+          <w:rFonts w:ascii="Times New Roman" w:hAnsi="Times New Roman" w:cs="Times New Roman"/>
+          <w:sz w:val="24"/>
+          <w:szCs w:val="24"/>
+        </w:rPr>
+        <w:t>funkció</w:t>
+      </w:r>
+      <w:proofErr w:type="gramEnd"/>
+      <w:r>
+        <w:rPr>
+          <w:rFonts w:ascii="Times New Roman" w:hAnsi="Times New Roman" w:cs="Times New Roman"/>
+          <w:sz w:val="24"/>
+          <w:szCs w:val="24"/>
+        </w:rPr>
+        <w:t xml:space="preserve"> </w:t>
       </w:r>
       <w:r>
         <w:rPr>
@@ -6219,8 +7469,8 @@
       </w:r>
     </w:p>
     <w:sectPr>
-      <w:headerReference w:type="default" r:id="rId8"/>
-      <w:footerReference w:type="default" r:id="rId9"/>
+      <w:headerReference w:type="default" r:id="rId9"/>
+      <w:footerReference w:type="default" r:id="rId10"/>
       <w:pgSz w:w="11906" w:h="16838"/>
       <w:pgMar w:top="1417" w:right="1417" w:bottom="1417" w:left="1417" w:header="708" w:footer="708" w:gutter="0"/>
       <w:cols w:space="708"/>
@@ -6231,7 +7481,7 @@
 </file>
 
 <file path=word/endnotes.xml><?xml version="1.0" encoding="utf-8"?>
-<w:endnotes xmlns:wpc="http://schemas.microsoft.com/office/word/2010/wordprocessingCanvas" xmlns:cx="http://schemas.microsoft.com/office/drawing/2014/chartex" xmlns:cx1="http://schemas.microsoft.com/office/drawing/2015/9/8/chartex" xmlns:cx2="http://schemas.microsoft.com/office/drawing/2015/10/21/chartex" xmlns:cx3="http://schemas.microsoft.com/office/drawing/2016/5/9/chartex" xmlns:cx4="http://schemas.microsoft.com/office/drawing/2016/5/10/chartex" xmlns:cx5="http://schemas.microsoft.com/office/drawing/2016/5/11/chartex" xmlns:cx6="http://schemas.microsoft.com/office/drawing/2016/5/12/chartex" xmlns:cx7="http://schemas.microsoft.com/office/drawing/2016/5/13/chartex" xmlns:cx8="http://schemas.microsoft.com/office/drawing/2016/5/14/chartex" xmlns:mc="http://schemas.openxmlformats.org/markup-compatibility/2006" xmlns:aink="http://schemas.microsoft.com/office/drawing/2016/ink" xmlns:am3d="http://schemas.microsoft.com/office/drawing/2017/model3d" xmlns:o="urn:schemas-microsoft-com:office:office" xmlns:oel="http://schemas.microsoft.com/office/2019/extlst" xmlns:r="http://schemas.openxmlformats.org/officeDocument/2006/relationships" xmlns:m="http://schemas.openxmlformats.org/officeDocument/2006/math" xmlns:v="urn:schemas-microsoft-com:vml" xmlns:wp14="http://schemas.microsoft.com/office/word/2010/wordprocessingDrawing" xmlns:wp="http://schemas.openxmlformats.org/drawingml/2006/wordprocessingDrawing" xmlns:w10="urn:schemas-microsoft-com:office:word" xmlns:w="http://schemas.openxmlformats.org/wordprocessingml/2006/main" xmlns:w14="http://schemas.microsoft.com/office/word/2010/wordml" xmlns:w15="http://schemas.microsoft.com/office/word/2012/wordml" xmlns:w16cex="http://schemas.microsoft.com/office/word/2018/wordml/cex" xmlns:w16cid="http://schemas.microsoft.com/office/word/2016/wordml/cid" xmlns:w16="http://schemas.microsoft.com/office/word/2018/wordml" xmlns:w16du="http://schemas.microsoft.com/office/word/2023/wordml/word16du" xmlns:w16sdtdh="http://schemas.microsoft.com/office/word/2020/wordml/sdtdatahash" xmlns:w16sdtfl="http://schemas.microsoft.com/office/word/2024/wordml/sdtformatlock" xmlns:w16se="http://schemas.microsoft.com/office/word/2015/wordml/symex" xmlns:wpg="http://schemas.microsoft.com/office/word/2010/wordprocessingGroup" xmlns:wpi="http://schemas.microsoft.com/office/word/2010/wordprocessingInk" xmlns:wne="http://schemas.microsoft.com/office/word/2006/wordml" xmlns:wps="http://schemas.microsoft.com/office/word/2010/wordprocessingShape" mc:Ignorable="w14 w15 w16se w16cid w16 w16cex w16sdtdh w16sdtfl w16du wp14">
+<w:endnotes xmlns:wpc="http://schemas.microsoft.com/office/word/2010/wordprocessingCanvas" xmlns:cx="http://schemas.microsoft.com/office/drawing/2014/chartex" xmlns:mc="http://schemas.openxmlformats.org/markup-compatibility/2006" xmlns:o="urn:schemas-microsoft-com:office:office" xmlns:r="http://schemas.openxmlformats.org/officeDocument/2006/relationships" xmlns:m="http://schemas.openxmlformats.org/officeDocument/2006/math" xmlns:v="urn:schemas-microsoft-com:vml" xmlns:wp14="http://schemas.microsoft.com/office/word/2010/wordprocessingDrawing" xmlns:wp="http://schemas.openxmlformats.org/drawingml/2006/wordprocessingDrawing" xmlns:w10="urn:schemas-microsoft-com:office:word" xmlns:w="http://schemas.openxmlformats.org/wordprocessingml/2006/main" xmlns:w14="http://schemas.microsoft.com/office/word/2010/wordml" xmlns:w15="http://schemas.microsoft.com/office/word/2012/wordml" xmlns:w16se="http://schemas.microsoft.com/office/word/2015/wordml/symex" xmlns:wpg="http://schemas.microsoft.com/office/word/2010/wordprocessingGroup" xmlns:wpi="http://schemas.microsoft.com/office/word/2010/wordprocessingInk" xmlns:wne="http://schemas.microsoft.com/office/word/2006/wordml" xmlns:wps="http://schemas.microsoft.com/office/word/2010/wordprocessingShape" mc:Ignorable="w14 w15 w16se wp14">
   <w:endnote w:type="separator" w:id="-1">
     <w:p>
       <w:pPr>
@@ -6256,7 +7506,7 @@
 </file>
 
 <file path=word/footer1.xml><?xml version="1.0" encoding="utf-8"?>
-<w:ftr xmlns:wpc="http://schemas.microsoft.com/office/word/2010/wordprocessingCanvas" xmlns:cx="http://schemas.microsoft.com/office/drawing/2014/chartex" xmlns:cx1="http://schemas.microsoft.com/office/drawing/2015/9/8/chartex" xmlns:cx2="http://schemas.microsoft.com/office/drawing/2015/10/21/chartex" xmlns:cx3="http://schemas.microsoft.com/office/drawing/2016/5/9/chartex" xmlns:cx4="http://schemas.microsoft.com/office/drawing/2016/5/10/chartex" xmlns:cx5="http://schemas.microsoft.com/office/drawing/2016/5/11/chartex" xmlns:cx6="http://schemas.microsoft.com/office/drawing/2016/5/12/chartex" xmlns:cx7="http://schemas.microsoft.com/office/drawing/2016/5/13/chartex" xmlns:cx8="http://schemas.microsoft.com/office/drawing/2016/5/14/chartex" xmlns:mc="http://schemas.openxmlformats.org/markup-compatibility/2006" xmlns:aink="http://schemas.microsoft.com/office/drawing/2016/ink" xmlns:am3d="http://schemas.microsoft.com/office/drawing/2017/model3d" xmlns:o="urn:schemas-microsoft-com:office:office" xmlns:oel="http://schemas.microsoft.com/office/2019/extlst" xmlns:r="http://schemas.openxmlformats.org/officeDocument/2006/relationships" xmlns:m="http://schemas.openxmlformats.org/officeDocument/2006/math" xmlns:v="urn:schemas-microsoft-com:vml" xmlns:wp14="http://schemas.microsoft.com/office/word/2010/wordprocessingDrawing" xmlns:wp="http://schemas.openxmlformats.org/drawingml/2006/wordprocessingDrawing" xmlns:w10="urn:schemas-microsoft-com:office:word" xmlns:w="http://schemas.openxmlformats.org/wordprocessingml/2006/main" xmlns:w14="http://schemas.microsoft.com/office/word/2010/wordml" xmlns:w15="http://schemas.microsoft.com/office/word/2012/wordml" xmlns:w16cex="http://schemas.microsoft.com/office/word/2018/wordml/cex" xmlns:w16cid="http://schemas.microsoft.com/office/word/2016/wordml/cid" xmlns:w16="http://schemas.microsoft.com/office/word/2018/wordml" xmlns:w16du="http://schemas.microsoft.com/office/word/2023/wordml/word16du" xmlns:w16sdtdh="http://schemas.microsoft.com/office/word/2020/wordml/sdtdatahash" xmlns:w16sdtfl="http://schemas.microsoft.com/office/word/2024/wordml/sdtformatlock" xmlns:w16se="http://schemas.microsoft.com/office/word/2015/wordml/symex" xmlns:wpg="http://schemas.microsoft.com/office/word/2010/wordprocessingGroup" xmlns:wpi="http://schemas.microsoft.com/office/word/2010/wordprocessingInk" xmlns:wne="http://schemas.microsoft.com/office/word/2006/wordml" xmlns:wps="http://schemas.microsoft.com/office/word/2010/wordprocessingShape" mc:Ignorable="w14 w15 w16se w16cid w16 w16cex w16sdtdh w16sdtfl w16du wp14">
+<w:ftr xmlns:wpc="http://schemas.microsoft.com/office/word/2010/wordprocessingCanvas" xmlns:cx="http://schemas.microsoft.com/office/drawing/2014/chartex" xmlns:mc="http://schemas.openxmlformats.org/markup-compatibility/2006" xmlns:o="urn:schemas-microsoft-com:office:office" xmlns:r="http://schemas.openxmlformats.org/officeDocument/2006/relationships" xmlns:m="http://schemas.openxmlformats.org/officeDocument/2006/math" xmlns:v="urn:schemas-microsoft-com:vml" xmlns:wp14="http://schemas.microsoft.com/office/word/2010/wordprocessingDrawing" xmlns:wp="http://schemas.openxmlformats.org/drawingml/2006/wordprocessingDrawing" xmlns:w10="urn:schemas-microsoft-com:office:word" xmlns:w="http://schemas.openxmlformats.org/wordprocessingml/2006/main" xmlns:w14="http://schemas.microsoft.com/office/word/2010/wordml" xmlns:w15="http://schemas.microsoft.com/office/word/2012/wordml" xmlns:w16se="http://schemas.microsoft.com/office/word/2015/wordml/symex" xmlns:wpg="http://schemas.microsoft.com/office/word/2010/wordprocessingGroup" xmlns:wpi="http://schemas.microsoft.com/office/word/2010/wordprocessingInk" xmlns:wne="http://schemas.microsoft.com/office/word/2006/wordml" xmlns:wps="http://schemas.microsoft.com/office/word/2010/wordprocessingShape" mc:Ignorable="w14 w15 w16se wp14">
   <w:sdt>
     <w:sdtPr>
       <w:id w:val="-587841028"/>
@@ -6265,6 +7515,7 @@
         <w:docPartUnique/>
       </w:docPartObj>
     </w:sdtPr>
+    <w:sdtEndPr/>
     <w:sdtContent>
       <w:p>
         <w:pPr>
@@ -6284,7 +7535,7 @@
           <w:rPr>
             <w:noProof/>
           </w:rPr>
-          <w:t>12</w:t>
+          <w:t>14</w:t>
         </w:r>
         <w:r>
           <w:fldChar w:fldCharType="end"/>
@@ -6301,7 +7552,7 @@
 </file>
 
 <file path=word/footnotes.xml><?xml version="1.0" encoding="utf-8"?>
-<w:footnotes xmlns:wpc="http://schemas.microsoft.com/office/word/2010/wordprocessingCanvas" xmlns:cx="http://schemas.microsoft.com/office/drawing/2014/chartex" xmlns:cx1="http://schemas.microsoft.com/office/drawing/2015/9/8/chartex" xmlns:cx2="http://schemas.microsoft.com/office/drawing/2015/10/21/chartex" xmlns:cx3="http://schemas.microsoft.com/office/drawing/2016/5/9/chartex" xmlns:cx4="http://schemas.microsoft.com/office/drawing/2016/5/10/chartex" xmlns:cx5="http://schemas.microsoft.com/office/drawing/2016/5/11/chartex" xmlns:cx6="http://schemas.microsoft.com/office/drawing/2016/5/12/chartex" xmlns:cx7="http://schemas.microsoft.com/office/drawing/2016/5/13/chartex" xmlns:cx8="http://schemas.microsoft.com/office/drawing/2016/5/14/chartex" xmlns:mc="http://schemas.openxmlformats.org/markup-compatibility/2006" xmlns:aink="http://schemas.microsoft.com/office/drawing/2016/ink" xmlns:am3d="http://schemas.microsoft.com/office/drawing/2017/model3d" xmlns:o="urn:schemas-microsoft-com:office:office" xmlns:oel="http://schemas.microsoft.com/office/2019/extlst" xmlns:r="http://schemas.openxmlformats.org/officeDocument/2006/relationships" xmlns:m="http://schemas.openxmlformats.org/officeDocument/2006/math" xmlns:v="urn:schemas-microsoft-com:vml" xmlns:wp14="http://schemas.microsoft.com/office/word/2010/wordprocessingDrawing" xmlns:wp="http://schemas.openxmlformats.org/drawingml/2006/wordprocessingDrawing" xmlns:w10="urn:schemas-microsoft-com:office:word" xmlns:w="http://schemas.openxmlformats.org/wordprocessingml/2006/main" xmlns:w14="http://schemas.microsoft.com/office/word/2010/wordml" xmlns:w15="http://schemas.microsoft.com/office/word/2012/wordml" xmlns:w16cex="http://schemas.microsoft.com/office/word/2018/wordml/cex" xmlns:w16cid="http://schemas.microsoft.com/office/word/2016/wordml/cid" xmlns:w16="http://schemas.microsoft.com/office/word/2018/wordml" xmlns:w16du="http://schemas.microsoft.com/office/word/2023/wordml/word16du" xmlns:w16sdtdh="http://schemas.microsoft.com/office/word/2020/wordml/sdtdatahash" xmlns:w16sdtfl="http://schemas.microsoft.com/office/word/2024/wordml/sdtformatlock" xmlns:w16se="http://schemas.microsoft.com/office/word/2015/wordml/symex" xmlns:wpg="http://schemas.microsoft.com/office/word/2010/wordprocessingGroup" xmlns:wpi="http://schemas.microsoft.com/office/word/2010/wordprocessingInk" xmlns:wne="http://schemas.microsoft.com/office/word/2006/wordml" xmlns:wps="http://schemas.microsoft.com/office/word/2010/wordprocessingShape" mc:Ignorable="w14 w15 w16se w16cid w16 w16cex w16sdtdh w16sdtfl w16du wp14">
+<w:footnotes xmlns:wpc="http://schemas.microsoft.com/office/word/2010/wordprocessingCanvas" xmlns:cx="http://schemas.microsoft.com/office/drawing/2014/chartex" xmlns:mc="http://schemas.openxmlformats.org/markup-compatibility/2006" xmlns:o="urn:schemas-microsoft-com:office:office" xmlns:r="http://schemas.openxmlformats.org/officeDocument/2006/relationships" xmlns:m="http://schemas.openxmlformats.org/officeDocument/2006/math" xmlns:v="urn:schemas-microsoft-com:vml" xmlns:wp14="http://schemas.microsoft.com/office/word/2010/wordprocessingDrawing" xmlns:wp="http://schemas.openxmlformats.org/drawingml/2006/wordprocessingDrawing" xmlns:w10="urn:schemas-microsoft-com:office:word" xmlns:w="http://schemas.openxmlformats.org/wordprocessingml/2006/main" xmlns:w14="http://schemas.microsoft.com/office/word/2010/wordml" xmlns:w15="http://schemas.microsoft.com/office/word/2012/wordml" xmlns:w16se="http://schemas.microsoft.com/office/word/2015/wordml/symex" xmlns:wpg="http://schemas.microsoft.com/office/word/2010/wordprocessingGroup" xmlns:wpi="http://schemas.microsoft.com/office/word/2010/wordprocessingInk" xmlns:wne="http://schemas.microsoft.com/office/word/2006/wordml" xmlns:wps="http://schemas.microsoft.com/office/word/2010/wordprocessingShape" mc:Ignorable="w14 w15 w16se wp14">
   <w:footnote w:type="separator" w:id="-1">
     <w:p>
       <w:pPr>
@@ -6326,7 +7577,7 @@
 </file>
 
 <file path=word/header1.xml><?xml version="1.0" encoding="utf-8"?>
-<w:hdr xmlns:wpc="http://schemas.microsoft.com/office/word/2010/wordprocessingCanvas" xmlns:cx="http://schemas.microsoft.com/office/drawing/2014/chartex" xmlns:cx1="http://schemas.microsoft.com/office/drawing/2015/9/8/chartex" xmlns:cx2="http://schemas.microsoft.com/office/drawing/2015/10/21/chartex" xmlns:cx3="http://schemas.microsoft.com/office/drawing/2016/5/9/chartex" xmlns:cx4="http://schemas.microsoft.com/office/drawing/2016/5/10/chartex" xmlns:cx5="http://schemas.microsoft.com/office/drawing/2016/5/11/chartex" xmlns:cx6="http://schemas.microsoft.com/office/drawing/2016/5/12/chartex" xmlns:cx7="http://schemas.microsoft.com/office/drawing/2016/5/13/chartex" xmlns:cx8="http://schemas.microsoft.com/office/drawing/2016/5/14/chartex" xmlns:mc="http://schemas.openxmlformats.org/markup-compatibility/2006" xmlns:aink="http://schemas.microsoft.com/office/drawing/2016/ink" xmlns:am3d="http://schemas.microsoft.com/office/drawing/2017/model3d" xmlns:o="urn:schemas-microsoft-com:office:office" xmlns:oel="http://schemas.microsoft.com/office/2019/extlst" xmlns:r="http://schemas.openxmlformats.org/officeDocument/2006/relationships" xmlns:m="http://schemas.openxmlformats.org/officeDocument/2006/math" xmlns:v="urn:schemas-microsoft-com:vml" xmlns:wp14="http://schemas.microsoft.com/office/word/2010/wordprocessingDrawing" xmlns:wp="http://schemas.openxmlformats.org/drawingml/2006/wordprocessingDrawing" xmlns:w10="urn:schemas-microsoft-com:office:word" xmlns:w="http://schemas.openxmlformats.org/wordprocessingml/2006/main" xmlns:w14="http://schemas.microsoft.com/office/word/2010/wordml" xmlns:w15="http://schemas.microsoft.com/office/word/2012/wordml" xmlns:w16cex="http://schemas.microsoft.com/office/word/2018/wordml/cex" xmlns:w16cid="http://schemas.microsoft.com/office/word/2016/wordml/cid" xmlns:w16="http://schemas.microsoft.com/office/word/2018/wordml" xmlns:w16du="http://schemas.microsoft.com/office/word/2023/wordml/word16du" xmlns:w16sdtdh="http://schemas.microsoft.com/office/word/2020/wordml/sdtdatahash" xmlns:w16sdtfl="http://schemas.microsoft.com/office/word/2024/wordml/sdtformatlock" xmlns:w16se="http://schemas.microsoft.com/office/word/2015/wordml/symex" xmlns:wpg="http://schemas.microsoft.com/office/word/2010/wordprocessingGroup" xmlns:wpi="http://schemas.microsoft.com/office/word/2010/wordprocessingInk" xmlns:wne="http://schemas.microsoft.com/office/word/2006/wordml" xmlns:wps="http://schemas.microsoft.com/office/word/2010/wordprocessingShape" mc:Ignorable="w14 w15 w16se w16cid w16 w16cex w16sdtdh w16sdtfl w16du wp14">
+<w:hdr xmlns:wpc="http://schemas.microsoft.com/office/word/2010/wordprocessingCanvas" xmlns:cx="http://schemas.microsoft.com/office/drawing/2014/chartex" xmlns:mc="http://schemas.openxmlformats.org/markup-compatibility/2006" xmlns:o="urn:schemas-microsoft-com:office:office" xmlns:r="http://schemas.openxmlformats.org/officeDocument/2006/relationships" xmlns:m="http://schemas.openxmlformats.org/officeDocument/2006/math" xmlns:v="urn:schemas-microsoft-com:vml" xmlns:wp14="http://schemas.microsoft.com/office/word/2010/wordprocessingDrawing" xmlns:wp="http://schemas.openxmlformats.org/drawingml/2006/wordprocessingDrawing" xmlns:w10="urn:schemas-microsoft-com:office:word" xmlns:w="http://schemas.openxmlformats.org/wordprocessingml/2006/main" xmlns:w14="http://schemas.microsoft.com/office/word/2010/wordml" xmlns:w15="http://schemas.microsoft.com/office/word/2012/wordml" xmlns:w16se="http://schemas.microsoft.com/office/word/2015/wordml/symex" xmlns:wpg="http://schemas.microsoft.com/office/word/2010/wordprocessingGroup" xmlns:wpi="http://schemas.microsoft.com/office/word/2010/wordprocessingInk" xmlns:wne="http://schemas.microsoft.com/office/word/2006/wordml" xmlns:wps="http://schemas.microsoft.com/office/word/2010/wordprocessingShape" mc:Ignorable="w14 w15 w16se wp14">
   <w:p>
     <w:pPr>
       <w:pStyle w:val="lfej"/>
@@ -6345,7 +7596,7 @@
 </file>
 
 <file path=word/numbering.xml><?xml version="1.0" encoding="utf-8"?>
-<w:numbering xmlns:wpc="http://schemas.microsoft.com/office/word/2010/wordprocessingCanvas" xmlns:cx="http://schemas.microsoft.com/office/drawing/2014/chartex" xmlns:cx1="http://schemas.microsoft.com/office/drawing/2015/9/8/chartex" xmlns:cx2="http://schemas.microsoft.com/office/drawing/2015/10/21/chartex" xmlns:cx3="http://schemas.microsoft.com/office/drawing/2016/5/9/chartex" xmlns:cx4="http://schemas.microsoft.com/office/drawing/2016/5/10/chartex" xmlns:cx5="http://schemas.microsoft.com/office/drawing/2016/5/11/chartex" xmlns:cx6="http://schemas.microsoft.com/office/drawing/2016/5/12/chartex" xmlns:cx7="http://schemas.microsoft.com/office/drawing/2016/5/13/chartex" xmlns:cx8="http://schemas.microsoft.com/office/drawing/2016/5/14/chartex" xmlns:mc="http://schemas.openxmlformats.org/markup-compatibility/2006" xmlns:aink="http://schemas.microsoft.com/office/drawing/2016/ink" xmlns:am3d="http://schemas.microsoft.com/office/drawing/2017/model3d" xmlns:o="urn:schemas-microsoft-com:office:office" xmlns:oel="http://schemas.microsoft.com/office/2019/extlst" xmlns:r="http://schemas.openxmlformats.org/officeDocument/2006/relationships" xmlns:m="http://schemas.openxmlformats.org/officeDocument/2006/math" xmlns:v="urn:schemas-microsoft-com:vml" xmlns:wp14="http://schemas.microsoft.com/office/word/2010/wordprocessingDrawing" xmlns:wp="http://schemas.openxmlformats.org/drawingml/2006/wordprocessingDrawing" xmlns:w10="urn:schemas-microsoft-com:office:word" xmlns:w="http://schemas.openxmlformats.org/wordprocessingml/2006/main" xmlns:w14="http://schemas.microsoft.com/office/word/2010/wordml" xmlns:w15="http://schemas.microsoft.com/office/word/2012/wordml" xmlns:w16cex="http://schemas.microsoft.com/office/word/2018/wordml/cex" xmlns:w16cid="http://schemas.microsoft.com/office/word/2016/wordml/cid" xmlns:w16="http://schemas.microsoft.com/office/word/2018/wordml" xmlns:w16du="http://schemas.microsoft.com/office/word/2023/wordml/word16du" xmlns:w16sdtdh="http://schemas.microsoft.com/office/word/2020/wordml/sdtdatahash" xmlns:w16sdtfl="http://schemas.microsoft.com/office/word/2024/wordml/sdtformatlock" xmlns:w16se="http://schemas.microsoft.com/office/word/2015/wordml/symex" xmlns:wpg="http://schemas.microsoft.com/office/word/2010/wordprocessingGroup" xmlns:wpi="http://schemas.microsoft.com/office/word/2010/wordprocessingInk" xmlns:wne="http://schemas.microsoft.com/office/word/2006/wordml" xmlns:wps="http://schemas.microsoft.com/office/word/2010/wordprocessingShape" mc:Ignorable="w14 w15 w16se w16cid w16 w16cex w16sdtdh w16sdtfl w16du wp14">
+<w:numbering xmlns:wpc="http://schemas.microsoft.com/office/word/2010/wordprocessingCanvas" xmlns:cx="http://schemas.microsoft.com/office/drawing/2014/chartex" xmlns:mc="http://schemas.openxmlformats.org/markup-compatibility/2006" xmlns:o="urn:schemas-microsoft-com:office:office" xmlns:r="http://schemas.openxmlformats.org/officeDocument/2006/relationships" xmlns:m="http://schemas.openxmlformats.org/officeDocument/2006/math" xmlns:v="urn:schemas-microsoft-com:vml" xmlns:wp14="http://schemas.microsoft.com/office/word/2010/wordprocessingDrawing" xmlns:wp="http://schemas.openxmlformats.org/drawingml/2006/wordprocessingDrawing" xmlns:w10="urn:schemas-microsoft-com:office:word" xmlns:w="http://schemas.openxmlformats.org/wordprocessingml/2006/main" xmlns:w14="http://schemas.microsoft.com/office/word/2010/wordml" xmlns:w15="http://schemas.microsoft.com/office/word/2012/wordml" xmlns:w16se="http://schemas.microsoft.com/office/word/2015/wordml/symex" xmlns:wpg="http://schemas.microsoft.com/office/word/2010/wordprocessingGroup" xmlns:wpi="http://schemas.microsoft.com/office/word/2010/wordprocessingInk" xmlns:wne="http://schemas.microsoft.com/office/word/2006/wordml" xmlns:wps="http://schemas.microsoft.com/office/word/2010/wordprocessingShape" mc:Ignorable="w14 w15 w16se wp14">
   <w:abstractNum w:abstractNumId="0" w15:restartNumberingAfterBreak="0">
     <w:nsid w:val="066E5FD0"/>
     <w:multiLevelType w:val="multilevel"/>
@@ -6721,20 +7972,20 @@
       </w:rPr>
     </w:lvl>
   </w:abstractNum>
-  <w:num w:numId="1" w16cid:durableId="2070766635">
+  <w:num w:numId="1">
     <w:abstractNumId w:val="2"/>
   </w:num>
-  <w:num w:numId="2" w16cid:durableId="2115206533">
+  <w:num w:numId="2">
     <w:abstractNumId w:val="1"/>
   </w:num>
-  <w:num w:numId="3" w16cid:durableId="1674525097">
+  <w:num w:numId="3">
     <w:abstractNumId w:val="0"/>
   </w:num>
 </w:numbering>
 </file>
 
 <file path=word/styles.xml><?xml version="1.0" encoding="utf-8"?>
-<w:styles xmlns:mc="http://schemas.openxmlformats.org/markup-compatibility/2006" xmlns:r="http://schemas.openxmlformats.org/officeDocument/2006/relationships" xmlns:w="http://schemas.openxmlformats.org/wordprocessingml/2006/main" xmlns:w14="http://schemas.microsoft.com/office/word/2010/wordml" xmlns:w15="http://schemas.microsoft.com/office/word/2012/wordml" xmlns:w16cex="http://schemas.microsoft.com/office/word/2018/wordml/cex" xmlns:w16cid="http://schemas.microsoft.com/office/word/2016/wordml/cid" xmlns:w16="http://schemas.microsoft.com/office/word/2018/wordml" xmlns:w16du="http://schemas.microsoft.com/office/word/2023/wordml/word16du" xmlns:w16sdtdh="http://schemas.microsoft.com/office/word/2020/wordml/sdtdatahash" xmlns:w16sdtfl="http://schemas.microsoft.com/office/word/2024/wordml/sdtformatlock" xmlns:w16se="http://schemas.microsoft.com/office/word/2015/wordml/symex" mc:Ignorable="w14 w15 w16se w16cid w16 w16cex w16sdtdh w16sdtfl w16du">
+<w:styles xmlns:mc="http://schemas.openxmlformats.org/markup-compatibility/2006" xmlns:r="http://schemas.openxmlformats.org/officeDocument/2006/relationships" xmlns:w="http://schemas.openxmlformats.org/wordprocessingml/2006/main" xmlns:w14="http://schemas.microsoft.com/office/word/2010/wordml" xmlns:w15="http://schemas.microsoft.com/office/word/2012/wordml" xmlns:w16se="http://schemas.microsoft.com/office/word/2015/wordml/symex" mc:Ignorable="w14 w15 w16se">
   <w:docDefaults>
     <w:rPrDefault>
       <w:rPr>
@@ -6750,7 +8001,7 @@
       </w:pPr>
     </w:pPrDefault>
   </w:docDefaults>
-  <w:latentStyles w:defLockedState="0" w:defUIPriority="99" w:defSemiHidden="0" w:defUnhideWhenUsed="0" w:defQFormat="0" w:count="376">
+  <w:latentStyles w:defLockedState="0" w:defUIPriority="99" w:defSemiHidden="0" w:defUnhideWhenUsed="0" w:defQFormat="0" w:count="371">
     <w:lsdException w:name="Normal" w:uiPriority="0" w:qFormat="1"/>
     <w:lsdException w:name="heading 1" w:uiPriority="9" w:qFormat="1"/>
     <w:lsdException w:name="heading 2" w:semiHidden="1" w:uiPriority="9" w:unhideWhenUsed="1" w:qFormat="1"/>
@@ -7122,11 +8373,6 @@
     <w:lsdException w:name="List Table 5 Dark Accent 6" w:uiPriority="50"/>
     <w:lsdException w:name="List Table 6 Colorful Accent 6" w:uiPriority="51"/>
     <w:lsdException w:name="List Table 7 Colorful Accent 6" w:uiPriority="52"/>
-    <w:lsdException w:name="Mention" w:semiHidden="1" w:unhideWhenUsed="1"/>
-    <w:lsdException w:name="Smart Hyperlink" w:semiHidden="1" w:unhideWhenUsed="1"/>
-    <w:lsdException w:name="Hashtag" w:semiHidden="1" w:unhideWhenUsed="1"/>
-    <w:lsdException w:name="Unresolved Mention" w:semiHidden="1" w:unhideWhenUsed="1"/>
-    <w:lsdException w:name="Smart Link" w:semiHidden="1" w:unhideWhenUsed="1"/>
   </w:latentStyles>
   <w:style w:type="paragraph" w:default="1" w:styleId="Norml">
     <w:name w:val="Normal"/>
@@ -7135,6 +8381,7 @@
   <w:style w:type="character" w:default="1" w:styleId="Bekezdsalapbettpusa">
     <w:name w:val="Default Paragraph Font"/>
     <w:uiPriority w:val="1"/>
+    <w:semiHidden/>
     <w:unhideWhenUsed/>
   </w:style>
   <w:style w:type="table" w:default="1" w:styleId="Normltblzat">

--- a/Dokumentáció.docx
+++ b/Dokumentáció.docx
@@ -1,6 +1,6 @@
 
 <file path=word/document.xml><?xml version="1.0" encoding="utf-8"?>
-<w:document xmlns:wpc="http://schemas.microsoft.com/office/word/2010/wordprocessingCanvas" xmlns:cx="http://schemas.microsoft.com/office/drawing/2014/chartex" xmlns:cx1="http://schemas.microsoft.com/office/drawing/2015/9/8/chartex" xmlns:cx2="http://schemas.microsoft.com/office/drawing/2015/10/21/chartex" xmlns:cx3="http://schemas.microsoft.com/office/drawing/2016/5/9/chartex" xmlns:cx4="http://schemas.microsoft.com/office/drawing/2016/5/10/chartex" xmlns:cx5="http://schemas.microsoft.com/office/drawing/2016/5/11/chartex" xmlns:cx6="http://schemas.microsoft.com/office/drawing/2016/5/12/chartex" xmlns:cx7="http://schemas.microsoft.com/office/drawing/2016/5/13/chartex" xmlns:cx8="http://schemas.microsoft.com/office/drawing/2016/5/14/chartex" xmlns:mc="http://schemas.openxmlformats.org/markup-compatibility/2006" xmlns:aink="http://schemas.microsoft.com/office/drawing/2016/ink" xmlns:am3d="http://schemas.microsoft.com/office/drawing/2017/model3d" xmlns:o="urn:schemas-microsoft-com:office:office" xmlns:r="http://schemas.openxmlformats.org/officeDocument/2006/relationships" xmlns:m="http://schemas.openxmlformats.org/officeDocument/2006/math" xmlns:v="urn:schemas-microsoft-com:vml" xmlns:wp14="http://schemas.microsoft.com/office/word/2010/wordprocessingDrawing" xmlns:wp="http://schemas.openxmlformats.org/drawingml/2006/wordprocessingDrawing" xmlns:w10="urn:schemas-microsoft-com:office:word" xmlns:w="http://schemas.openxmlformats.org/wordprocessingml/2006/main" xmlns:w14="http://schemas.microsoft.com/office/word/2010/wordml" xmlns:w15="http://schemas.microsoft.com/office/word/2012/wordml" xmlns:w16cid="http://schemas.microsoft.com/office/word/2016/wordml/cid" xmlns:w16se="http://schemas.microsoft.com/office/word/2015/wordml/symex" xmlns:wpg="http://schemas.microsoft.com/office/word/2010/wordprocessingGroup" xmlns:wpi="http://schemas.microsoft.com/office/word/2010/wordprocessingInk" xmlns:wne="http://schemas.microsoft.com/office/word/2006/wordml" xmlns:wps="http://schemas.microsoft.com/office/word/2010/wordprocessingShape" mc:Ignorable="w14 w15 w16se w16cid wp14">
+<w:document xmlns:wpc="http://schemas.microsoft.com/office/word/2010/wordprocessingCanvas" xmlns:cx="http://schemas.microsoft.com/office/drawing/2014/chartex" xmlns:mc="http://schemas.openxmlformats.org/markup-compatibility/2006" xmlns:o="urn:schemas-microsoft-com:office:office" xmlns:r="http://schemas.openxmlformats.org/officeDocument/2006/relationships" xmlns:m="http://schemas.openxmlformats.org/officeDocument/2006/math" xmlns:v="urn:schemas-microsoft-com:vml" xmlns:wp14="http://schemas.microsoft.com/office/word/2010/wordprocessingDrawing" xmlns:wp="http://schemas.openxmlformats.org/drawingml/2006/wordprocessingDrawing" xmlns:w10="urn:schemas-microsoft-com:office:word" xmlns:w="http://schemas.openxmlformats.org/wordprocessingml/2006/main" xmlns:w14="http://schemas.microsoft.com/office/word/2010/wordml" xmlns:w15="http://schemas.microsoft.com/office/word/2012/wordml" xmlns:w16se="http://schemas.microsoft.com/office/word/2015/wordml/symex" xmlns:wpg="http://schemas.microsoft.com/office/word/2010/wordprocessingGroup" xmlns:wpi="http://schemas.microsoft.com/office/word/2010/wordprocessingInk" xmlns:wne="http://schemas.microsoft.com/office/word/2006/wordml" xmlns:wps="http://schemas.microsoft.com/office/word/2010/wordprocessingShape" mc:Ignorable="w14 w15 w16se wp14">
   <w:body>
     <w:p>
       <w:pPr>
@@ -3378,7 +3378,23 @@
           <w:sz w:val="24"/>
           <w:szCs w:val="24"/>
         </w:rPr>
-        <w:t xml:space="preserve">Ő volt a kettőnk között a kiválasztott csoportvezető, aki kitalálta magára a vizsgaremekünk témájára az ötletet, vagyis, hogy egy pizzéria weboldalt készítsünk. Már az elején létrehozta a főbb ötleteket és jó pár kezdetleges tervrajzot is készített a weboldal egyes részeihez. Ezeken kívül, kialakította a HTML és CSS végső verzióját, valamint ő készítette el az egész </w:t>
+        <w:t>Ő volt a kettőnk között a kiválasztott cso</w:t>
+      </w:r>
+      <w:r>
+        <w:rPr>
+          <w:rFonts w:ascii="Times New Roman" w:hAnsi="Times New Roman" w:cs="Times New Roman"/>
+          <w:sz w:val="24"/>
+          <w:szCs w:val="24"/>
+        </w:rPr>
+        <w:t>portvezető, aki kitalálta magától</w:t>
+      </w:r>
+      <w:r>
+        <w:rPr>
+          <w:rFonts w:ascii="Times New Roman" w:hAnsi="Times New Roman" w:cs="Times New Roman"/>
+          <w:sz w:val="24"/>
+          <w:szCs w:val="24"/>
+        </w:rPr>
+        <w:t xml:space="preserve"> a vizsgaremekünk témájára az ötletet, vagyis, hogy egy pizzéria weboldalt készítsünk. Már az elején létrehozta a főbb ötleteket és jó pár kezdetleges tervrajzot is készített a weboldal egyes részeihez. Ezeken kívül, kialakította a HTML és CSS végső verzióját, valamint ő készítette el az egész </w:t>
       </w:r>
       <w:r>
         <w:rPr>
@@ -3534,7 +3550,71 @@
           <w:sz w:val="24"/>
           <w:szCs w:val="24"/>
         </w:rPr>
-        <w:t>pedig saját magától létrehozta a projekt PHP részét, mint például az összekötést az adatbázissal, a REST API-t, a bejelentkezési folyamatokat, admin felületet és egyebeket. Végül pedig ennek a vizsgaremek dokumentációnak a nagy részét is ő írta meg.</w:t>
+        <w:t xml:space="preserve">pedig saját magától létrehozta a projekt PHP részét, mint például az összekötést az adatbázissal, a REST API-t, a bejelentkezési folyamatokat, admin felületet és egyebeket. Végül pedig ennek a </w:t>
+      </w:r>
+      <w:r>
+        <w:rPr>
+          <w:rFonts w:ascii="Times New Roman" w:hAnsi="Times New Roman" w:cs="Times New Roman"/>
+          <w:sz w:val="24"/>
+          <w:szCs w:val="24"/>
+        </w:rPr>
+        <w:t xml:space="preserve">bizonyos </w:t>
+      </w:r>
+      <w:r>
+        <w:rPr>
+          <w:rFonts w:ascii="Times New Roman" w:hAnsi="Times New Roman" w:cs="Times New Roman"/>
+          <w:sz w:val="24"/>
+          <w:szCs w:val="24"/>
+        </w:rPr>
+        <w:t>vizsgaremek</w:t>
+      </w:r>
+      <w:r>
+        <w:rPr>
+          <w:rFonts w:ascii="Times New Roman" w:hAnsi="Times New Roman" w:cs="Times New Roman"/>
+          <w:sz w:val="24"/>
+          <w:szCs w:val="24"/>
+        </w:rPr>
+        <w:t xml:space="preserve"> dokumentációnak a legtöbb</w:t>
+      </w:r>
+      <w:r>
+        <w:rPr>
+          <w:rFonts w:ascii="Times New Roman" w:hAnsi="Times New Roman" w:cs="Times New Roman"/>
+          <w:sz w:val="24"/>
+          <w:szCs w:val="24"/>
+        </w:rPr>
+        <w:t xml:space="preserve"> részét is ő </w:t>
+      </w:r>
+      <w:r>
+        <w:rPr>
+          <w:rFonts w:ascii="Times New Roman" w:hAnsi="Times New Roman" w:cs="Times New Roman"/>
+          <w:sz w:val="24"/>
+          <w:szCs w:val="24"/>
+        </w:rPr>
+        <w:t>írta,</w:t>
+      </w:r>
+      <w:r>
+        <w:rPr>
+          <w:rFonts w:ascii="Times New Roman" w:hAnsi="Times New Roman" w:cs="Times New Roman"/>
+          <w:sz w:val="24"/>
+          <w:szCs w:val="24"/>
+        </w:rPr>
+        <w:t xml:space="preserve"> meg</w:t>
+      </w:r>
+      <w:r>
+        <w:rPr>
+          <w:rFonts w:ascii="Times New Roman" w:hAnsi="Times New Roman" w:cs="Times New Roman"/>
+          <w:sz w:val="24"/>
+          <w:szCs w:val="24"/>
+        </w:rPr>
+        <w:t xml:space="preserve"> amikor már elég minden megvolt a programból</w:t>
+      </w:r>
+      <w:r>
+        <w:rPr>
+          <w:rFonts w:ascii="Times New Roman" w:hAnsi="Times New Roman" w:cs="Times New Roman"/>
+          <w:sz w:val="24"/>
+          <w:szCs w:val="24"/>
+        </w:rPr>
+        <w:t>.</w:t>
       </w:r>
     </w:p>
     <w:p>
@@ -3651,6 +3731,7 @@
           <w:sz w:val="24"/>
           <w:szCs w:val="24"/>
         </w:rPr>
+        <w:lastRenderedPageBreak/>
         <w:t xml:space="preserve">CSS: </w:t>
       </w:r>
     </w:p>
@@ -3672,7 +3753,6 @@
           <w:sz w:val="24"/>
           <w:szCs w:val="24"/>
         </w:rPr>
-        <w:lastRenderedPageBreak/>
         <w:t>Ezek után természetesen</w:t>
       </w:r>
       <w:r>
@@ -3681,7 +3761,23 @@
           <w:sz w:val="24"/>
           <w:szCs w:val="24"/>
         </w:rPr>
-        <w:t xml:space="preserve"> CSS-t alkalmaztunk az alap dizájnhoz, kártyák elhelyezéséhez, gombok formázásához, mint például színváltás amikor felette van a kurzor, valamint a reszponzív felület kialakításához is</w:t>
+        <w:t xml:space="preserve"> CSS-t alkalmaztunk az alap dizájnhoz, kártyák elhelyezéséhez, gombok formázásához, mint például </w:t>
+      </w:r>
+      <w:r>
+        <w:rPr>
+          <w:rFonts w:ascii="Times New Roman" w:hAnsi="Times New Roman" w:cs="Times New Roman"/>
+          <w:sz w:val="24"/>
+          <w:szCs w:val="24"/>
+        </w:rPr>
+        <w:t>színváltás,</w:t>
+      </w:r>
+      <w:r>
+        <w:rPr>
+          <w:rFonts w:ascii="Times New Roman" w:hAnsi="Times New Roman" w:cs="Times New Roman"/>
+          <w:sz w:val="24"/>
+          <w:szCs w:val="24"/>
+        </w:rPr>
+        <w:t xml:space="preserve"> amikor felette van a kurzor, valamint a reszponzív felület kialakításához is</w:t>
       </w:r>
       <w:r>
         <w:rPr>
@@ -3713,6 +3809,14 @@
           <w:sz w:val="24"/>
           <w:szCs w:val="24"/>
         </w:rPr>
+        <w:t>, viszont ez már megváltozott a projekt vége fele</w:t>
+      </w:r>
+      <w:r>
+        <w:rPr>
+          <w:rFonts w:ascii="Times New Roman" w:hAnsi="Times New Roman" w:cs="Times New Roman"/>
+          <w:sz w:val="24"/>
+          <w:szCs w:val="24"/>
+        </w:rPr>
         <w:t xml:space="preserve">. </w:t>
       </w:r>
       <w:r>
@@ -3737,7 +3841,23 @@
           <w:sz w:val="24"/>
           <w:szCs w:val="24"/>
         </w:rPr>
-        <w:t xml:space="preserve"> még a CSS egy fájlban volt a </w:t>
+        <w:t xml:space="preserve"> még a CSS egy </w:t>
+      </w:r>
+      <w:r>
+        <w:rPr>
+          <w:rFonts w:ascii="Times New Roman" w:hAnsi="Times New Roman" w:cs="Times New Roman"/>
+          <w:sz w:val="24"/>
+          <w:szCs w:val="24"/>
+        </w:rPr>
+        <w:t>állományban</w:t>
+      </w:r>
+      <w:r>
+        <w:rPr>
+          <w:rFonts w:ascii="Times New Roman" w:hAnsi="Times New Roman" w:cs="Times New Roman"/>
+          <w:sz w:val="24"/>
+          <w:szCs w:val="24"/>
+        </w:rPr>
+        <w:t xml:space="preserve"> volt a </w:t>
       </w:r>
       <w:r>
         <w:rPr>
@@ -3754,6 +3874,30 @@
           <w:szCs w:val="24"/>
         </w:rPr>
         <w:t>, azért, hogy a kezdetleges kódot könnyebben tudjuk feltölteni és lemásolni a GIT-re, viszont ez nyilvánvalóan változtatásra került a későbbiekben a végleges verzióhoz, ugyanis akkor már ez megkönnyíti a program átláthatóságát, valamint a megadott elvárásokban is így van meghatározva.</w:t>
+      </w:r>
+      <w:r>
+        <w:rPr>
+          <w:rFonts w:ascii="Times New Roman" w:hAnsi="Times New Roman" w:cs="Times New Roman"/>
+          <w:sz w:val="24"/>
+          <w:szCs w:val="24"/>
+        </w:rPr>
+        <w:t xml:space="preserve"> Rengeteg profi stílus példát vettünk használatba mindenféle programozási oldal segítségével, amely igazán felszépítette munkánkat</w:t>
+      </w:r>
+      <w:r>
+        <w:rPr>
+          <w:rFonts w:ascii="Times New Roman" w:hAnsi="Times New Roman" w:cs="Times New Roman"/>
+          <w:sz w:val="24"/>
+          <w:szCs w:val="24"/>
+        </w:rPr>
+        <w:t>, hogy jobban hasonlítson az elképzeléseinkhez</w:t>
+      </w:r>
+      <w:r>
+        <w:rPr>
+          <w:rFonts w:ascii="Times New Roman" w:hAnsi="Times New Roman" w:cs="Times New Roman"/>
+          <w:sz w:val="24"/>
+          <w:szCs w:val="24"/>
+        </w:rPr>
+        <w:t>. Ezen a részen mindketten bőven részt vettünk, amely meg is látható az elnevezési és egyéb eltéréseken.</w:t>
       </w:r>
     </w:p>
     <w:p>
@@ -3796,14 +3940,6 @@
         </w:rPr>
         <w:t>cript:</w:t>
       </w:r>
-      <w:r>
-        <w:rPr>
-          <w:rFonts w:ascii="Times New Roman" w:hAnsi="Times New Roman" w:cs="Times New Roman"/>
-          <w:sz w:val="24"/>
-          <w:szCs w:val="24"/>
-        </w:rPr>
-        <w:t xml:space="preserve"> </w:t>
-      </w:r>
     </w:p>
     <w:p>
       <w:pPr>
@@ -3853,6 +3989,7 @@
           <w:sz w:val="24"/>
           <w:szCs w:val="24"/>
         </w:rPr>
+        <w:lastRenderedPageBreak/>
         <w:t xml:space="preserve">PHP: </w:t>
       </w:r>
     </w:p>
@@ -3882,16 +4019,7 @@
           <w:sz w:val="24"/>
           <w:szCs w:val="24"/>
         </w:rPr>
-        <w:t xml:space="preserve">, szóval nem is csoda, hogy ez lett választva backend rendszerhez. Sokféle programrész létrehozására hasznos volt, mint például a </w:t>
-      </w:r>
-      <w:r>
-        <w:rPr>
-          <w:rFonts w:ascii="Times New Roman" w:hAnsi="Times New Roman" w:cs="Times New Roman"/>
-          <w:sz w:val="24"/>
-          <w:szCs w:val="24"/>
-        </w:rPr>
-        <w:lastRenderedPageBreak/>
-        <w:t>programunk adatbázissal való összekötésére, valamint annak a segítségével a felhasználói fiókok kezelésére, plusz a felhasználói és adminisztrációi oldalak elkülönítésére, valamint állapot ellenőrzése az aktív és kitiltott felhasználók fiókjai között.</w:t>
+        <w:t>, szóval nem is csoda, hogy ez lett választva backend rendszerhez. Sokféle programrész létrehozására hasznos volt, mint például a programunk adatbázissal való összekötésére, valamint annak a segítségével a felhasználói fiókok kezelésére, plusz a felhasználói és adminisztrációi oldalak elkülönítésére, valamint állapot ellenőrzése az aktív és kitiltott felhasználók fiókjai között.</w:t>
       </w:r>
     </w:p>
     <w:p>
@@ -4073,14 +4201,6 @@
           <w:szCs w:val="24"/>
         </w:rPr>
         <w:t xml:space="preserve"> kezelésére.</w:t>
-      </w:r>
-      <w:r>
-        <w:rPr>
-          <w:rFonts w:ascii="Times New Roman" w:hAnsi="Times New Roman" w:cs="Times New Roman"/>
-          <w:sz w:val="24"/>
-          <w:szCs w:val="24"/>
-        </w:rPr>
-        <w:t xml:space="preserve"> </w:t>
       </w:r>
     </w:p>
     <w:p>
@@ -4092,6 +4212,7 @@
         </w:numPr>
         <w:spacing w:before="480" w:line="360" w:lineRule="auto"/>
         <w:rPr>
+          <w:rFonts w:ascii="Times New Roman" w:hAnsi="Times New Roman" w:cs="Times New Roman"/>
           <w:sz w:val="28"/>
           <w:szCs w:val="28"/>
         </w:rPr>
@@ -4100,8 +4221,10 @@
       <w:r>
         <w:rPr>
           <w:rFonts w:ascii="Times New Roman" w:hAnsi="Times New Roman" w:cs="Times New Roman"/>
+          <w:noProof/>
           <w:sz w:val="28"/>
           <w:szCs w:val="28"/>
+          <w:lang w:eastAsia="hu-HU"/>
         </w:rPr>
         <w:drawing>
           <wp:anchor distT="0" distB="0" distL="114300" distR="114300" simplePos="0" relativeHeight="251658240" behindDoc="0" locked="0" layoutInCell="1" allowOverlap="1" wp14:anchorId="566651FD" wp14:editId="52BB869D">
@@ -4174,13 +4297,16 @@
         <w:pStyle w:val="Kpalrs"/>
         <w:spacing w:before="240" w:line="360" w:lineRule="auto"/>
         <w:jc w:val="both"/>
+      </w:pPr>
+      <w:r>
         <w:rPr>
           <w:rFonts w:ascii="Times New Roman" w:hAnsi="Times New Roman" w:cs="Times New Roman"/>
           <w:b/>
           <w:sz w:val="28"/>
           <w:szCs w:val="28"/>
         </w:rPr>
-      </w:pPr>
+        <w:fldChar w:fldCharType="begin"/>
+      </w:r>
       <w:r>
         <w:rPr>
           <w:rFonts w:ascii="Times New Roman" w:hAnsi="Times New Roman" w:cs="Times New Roman"/>
@@ -4188,7 +4314,7 @@
           <w:sz w:val="28"/>
           <w:szCs w:val="28"/>
         </w:rPr>
-        <w:fldChar w:fldCharType="begin"/>
+        <w:instrText xml:space="preserve"> SEQ ábra \* ARABIC </w:instrText>
       </w:r>
       <w:r>
         <w:rPr>
@@ -4197,18 +4323,9 @@
           <w:sz w:val="28"/>
           <w:szCs w:val="28"/>
         </w:rPr>
-        <w:instrText xml:space="preserve"> SEQ ábra \* ARABIC </w:instrText>
-      </w:r>
-      <w:r>
-        <w:rPr>
-          <w:rFonts w:ascii="Times New Roman" w:hAnsi="Times New Roman" w:cs="Times New Roman"/>
-          <w:b/>
-          <w:sz w:val="28"/>
-          <w:szCs w:val="28"/>
-        </w:rPr>
         <w:fldChar w:fldCharType="separate"/>
       </w:r>
-      <w:bookmarkStart w:id="8" w:name="_Toc225835362"/>
+      <w:bookmarkStart w:id="8" w:name="_Toc226811043"/>
       <w:r>
         <w:rPr>
           <w:rFonts w:ascii="Times New Roman" w:hAnsi="Times New Roman" w:cs="Times New Roman"/>
@@ -4232,6 +4349,115 @@
         <w:t>. ábra Táblák szerkezete és kapcsolataik</w:t>
       </w:r>
       <w:bookmarkEnd w:id="8"/>
+    </w:p>
+    <w:p>
+      <w:pPr>
+        <w:pStyle w:val="Listaszerbekezds"/>
+        <w:spacing w:before="240" w:line="360" w:lineRule="auto"/>
+        <w:ind w:left="567" w:firstLine="567"/>
+        <w:jc w:val="both"/>
+        <w:rPr>
+          <w:rFonts w:ascii="Times New Roman" w:hAnsi="Times New Roman" w:cs="Times New Roman"/>
+          <w:sz w:val="24"/>
+          <w:szCs w:val="24"/>
+        </w:rPr>
+      </w:pPr>
+      <w:r>
+        <w:rPr>
+          <w:rFonts w:ascii="Times New Roman" w:hAnsi="Times New Roman" w:cs="Times New Roman"/>
+          <w:sz w:val="24"/>
+          <w:szCs w:val="24"/>
+        </w:rPr>
+        <w:t>Itt i</w:t>
+      </w:r>
+      <w:r>
+        <w:rPr>
+          <w:rFonts w:ascii="Times New Roman" w:hAnsi="Times New Roman" w:cs="Times New Roman"/>
+          <w:sz w:val="24"/>
+          <w:szCs w:val="24"/>
+        </w:rPr>
+        <w:t>gazán elszállt a képzel</w:t>
+      </w:r>
+      <w:r>
+        <w:rPr>
+          <w:rFonts w:ascii="Times New Roman" w:hAnsi="Times New Roman" w:cs="Times New Roman"/>
+          <w:sz w:val="24"/>
+          <w:szCs w:val="24"/>
+        </w:rPr>
+        <w:t>etünk az elején</w:t>
+      </w:r>
+      <w:r>
+        <w:rPr>
+          <w:rFonts w:ascii="Times New Roman" w:hAnsi="Times New Roman" w:cs="Times New Roman"/>
+          <w:sz w:val="24"/>
+          <w:szCs w:val="24"/>
+        </w:rPr>
+        <w:t xml:space="preserve">, mint például </w:t>
+      </w:r>
+      <w:r>
+        <w:rPr>
+          <w:rFonts w:ascii="Times New Roman" w:hAnsi="Times New Roman" w:cs="Times New Roman"/>
+          <w:sz w:val="24"/>
+          <w:szCs w:val="24"/>
+        </w:rPr>
+        <w:t xml:space="preserve">a </w:t>
+      </w:r>
+      <w:r>
+        <w:rPr>
+          <w:rFonts w:ascii="Times New Roman" w:hAnsi="Times New Roman" w:cs="Times New Roman"/>
+          <w:sz w:val="24"/>
+          <w:szCs w:val="24"/>
+        </w:rPr>
+        <w:t xml:space="preserve">felhasználólista, rendelések és menü felsorolás mellett szerepelt egy kupon tábla kedvezményekhez, amelyek egyes felhasználók számára lettek volna csak elérhetőek és egy pizza tervező tábla is ahol egyedi pizzát lehetet volna készíteni bármilyen </w:t>
+      </w:r>
+      <w:r>
+        <w:rPr>
+          <w:rFonts w:ascii="Times New Roman" w:hAnsi="Times New Roman" w:cs="Times New Roman"/>
+          <w:sz w:val="24"/>
+          <w:szCs w:val="24"/>
+        </w:rPr>
+        <w:t>hagyományos összetevőből. Az I</w:t>
+      </w:r>
+      <w:r>
+        <w:rPr>
+          <w:rFonts w:ascii="Times New Roman" w:hAnsi="Times New Roman" w:cs="Times New Roman"/>
+          <w:sz w:val="24"/>
+          <w:szCs w:val="24"/>
+        </w:rPr>
+        <w:t xml:space="preserve">d </w:t>
+      </w:r>
+      <w:r>
+        <w:rPr>
+          <w:rFonts w:ascii="Times New Roman" w:hAnsi="Times New Roman" w:cs="Times New Roman"/>
+          <w:sz w:val="24"/>
+          <w:szCs w:val="24"/>
+        </w:rPr>
+        <w:t xml:space="preserve">az </w:t>
+      </w:r>
+      <w:r>
+        <w:rPr>
+          <w:rFonts w:ascii="Times New Roman" w:hAnsi="Times New Roman" w:cs="Times New Roman"/>
+          <w:sz w:val="24"/>
+          <w:szCs w:val="24"/>
+        </w:rPr>
+        <w:t>mindig a fő kulcs</w:t>
+      </w:r>
+      <w:r>
+        <w:rPr>
+          <w:rFonts w:ascii="Times New Roman" w:hAnsi="Times New Roman" w:cs="Times New Roman"/>
+          <w:sz w:val="24"/>
+          <w:szCs w:val="24"/>
+        </w:rPr>
+        <w:t>,</w:t>
+      </w:r>
+      <w:r>
+        <w:rPr>
+          <w:rFonts w:ascii="Times New Roman" w:hAnsi="Times New Roman" w:cs="Times New Roman"/>
+          <w:sz w:val="24"/>
+          <w:szCs w:val="24"/>
+        </w:rPr>
+        <w:t xml:space="preserve"> amelyek segítségével lett az összekötés is megvalósítva.</w:t>
+      </w:r>
     </w:p>
     <w:p>
       <w:pPr>
@@ -4254,6 +4480,7 @@
           <w:sz w:val="28"/>
           <w:szCs w:val="28"/>
         </w:rPr>
+        <w:lastRenderedPageBreak/>
         <w:t>Felhasználói felület terve</w:t>
       </w:r>
       <w:bookmarkEnd w:id="9"/>
@@ -4408,7 +4635,6 @@
           <w:sz w:val="24"/>
           <w:szCs w:val="24"/>
         </w:rPr>
-        <w:lastRenderedPageBreak/>
         <w:t>Ezután lefelé menet következik a header elem, ahol a weboldal főcíme szerepel, valamint az étteremnek a mottója. A lejjebbi „A mi történetünk” résznél olvasni lehet a piz</w:t>
       </w:r>
       <w:r>
@@ -4557,21 +4783,32 @@
           <w:sz w:val="24"/>
           <w:szCs w:val="24"/>
         </w:rPr>
-        <w:t>Fontos megjegyzendő, hogy mint minden más az oldalon, ez nem tényleges hivatalos levédettség.</w:t>
-      </w:r>
-    </w:p>
-    <w:p>
-      <w:pPr>
-        <w:pStyle w:val="Listaszerbekezds"/>
-        <w:spacing w:before="240" w:line="360" w:lineRule="auto"/>
-        <w:jc w:val="both"/>
-        <w:rPr>
-          <w:rFonts w:ascii="Times New Roman" w:hAnsi="Times New Roman" w:cs="Times New Roman"/>
-          <w:b/>
-          <w:sz w:val="24"/>
-          <w:szCs w:val="24"/>
-        </w:rPr>
-      </w:pPr>
+        <w:t xml:space="preserve">Fontos megjegyzendő, hogy mint minden más </w:t>
+      </w:r>
+      <w:r>
+        <w:rPr>
+          <w:rFonts w:ascii="Times New Roman" w:hAnsi="Times New Roman" w:cs="Times New Roman"/>
+          <w:sz w:val="24"/>
+          <w:szCs w:val="24"/>
+        </w:rPr>
+        <w:t xml:space="preserve">ezen </w:t>
+      </w:r>
+      <w:r>
+        <w:rPr>
+          <w:rFonts w:ascii="Times New Roman" w:hAnsi="Times New Roman" w:cs="Times New Roman"/>
+          <w:sz w:val="24"/>
+          <w:szCs w:val="24"/>
+        </w:rPr>
+        <w:t>az oldalon, ez nem tényleges hivatalos levédettség.</w:t>
+      </w:r>
+      <w:r>
+        <w:rPr>
+          <w:rFonts w:ascii="Times New Roman" w:hAnsi="Times New Roman" w:cs="Times New Roman"/>
+          <w:sz w:val="24"/>
+          <w:szCs w:val="24"/>
+        </w:rPr>
+        <w:t xml:space="preserve"> Ismét emlékeztetőt teszünk ide, hogy ez csak egy kitalált oldal, amely nincsen semmi tényleges szerzői védelem alatt és csak a weboldal valósághű kinézete érdekében lett odarakva.</w:t>
+      </w:r>
     </w:p>
     <w:p>
       <w:pPr>
@@ -4657,6 +4894,19 @@
         </w:rPr>
         <w:t xml:space="preserve"> elkészített fejléc reszponzivitás egy idő után hamburger menüvé változik, ahol azt le lehet nyitni.</w:t>
       </w:r>
+    </w:p>
+    <w:p>
+      <w:pPr>
+        <w:pStyle w:val="Listaszerbekezds"/>
+        <w:spacing w:before="240" w:line="360" w:lineRule="auto"/>
+        <w:ind w:left="567" w:firstLine="567"/>
+        <w:jc w:val="both"/>
+        <w:rPr>
+          <w:rFonts w:ascii="Times New Roman" w:hAnsi="Times New Roman" w:cs="Times New Roman"/>
+          <w:sz w:val="24"/>
+          <w:szCs w:val="24"/>
+        </w:rPr>
+      </w:pPr>
     </w:p>
     <w:p>
       <w:pPr>
@@ -4676,6 +4926,7 @@
         <w:rPr>
           <w:rFonts w:ascii="Times New Roman" w:hAnsi="Times New Roman" w:cs="Times New Roman"/>
         </w:rPr>
+        <w:lastRenderedPageBreak/>
         <w:t>Megvalósítás</w:t>
       </w:r>
       <w:bookmarkEnd w:id="10"/>
@@ -4744,15 +4995,7 @@
           <w:sz w:val="24"/>
           <w:szCs w:val="24"/>
         </w:rPr>
-        <w:t xml:space="preserve">A HTML5 szerkezet a modern weboldalak alapját képezi, mivel meghatározza az oldal felépítését és logikai tagolását. Segítségével a tartalom jól átlátható és könnyen értelmezhető lesz mind a felhasználók, mind a böngészők számára. A HTML5 bevezetésével számos új, szemantikus elem jelent meg, mint például a header, nav, section, article és footer, amelyek segítenek a tartalom jelentésének pontosabb kifejezésében. Ez nemcsak a fejlesztők munkáját könnyíti meg, hanem a keresőmotorok számára is előnyös, mivel jobban értelmezhetik az oldal struktúráját. A jól felépített HTML5 szerkezet hozzájárul a reszponzív megjelenéshez is, így a weboldal különböző </w:t>
-      </w:r>
-      <w:r>
-        <w:rPr>
-          <w:sz w:val="24"/>
-          <w:szCs w:val="24"/>
-        </w:rPr>
-        <w:lastRenderedPageBreak/>
-        <w:t>eszközökön, például mobiltelefonon vagy táblagépen is megfelelően jelenik meg és működik minden körülmények között.</w:t>
+        <w:t>A HTML5 szerkezet a modern weboldalak alapját képezi, mivel meghatározza az oldal felépítését és logikai tagolását. Segítségével a tartalom jól átlátható és könnyen értelmezhető lesz mind a felhasználók, mind a böngészők számára. A HTML5 bevezetésével számos új, szemantikus elem jelent meg, mint például a header, nav, section, article és footer, amelyek segítenek a tartalom jelentésének pontosabb kifejezésében. Ez nemcsak a fejlesztők munkáját könnyíti meg, hanem a keresőmotorok számára is előnyös, mivel jobban értelmezhetik az oldal struktúráját. A jól felépített HTML5 szerkezet hozzájárul a reszponzív megjelenéshez is, így a weboldal különböző eszközökön, például mobiltelefonon vagy táblagépen is megfelelően jelenik meg és működik minden körülmények között.</w:t>
       </w:r>
     </w:p>
     <w:p>
@@ -4901,7 +5144,16 @@
           <w:sz w:val="24"/>
           <w:szCs w:val="24"/>
         </w:rPr>
-        <w:t xml:space="preserve"> a weboldalunk működéséért felel. Ezek olyan funkciók mint, Rendelések felvétele menü tételek felvétele, aznapi ajánlat kisorsolása, a bejelentkezés és kijelentkezés </w:t>
+        <w:t xml:space="preserve"> a weboldalunk működéséért felel. Ezek olyan funkciók mint, Rendelések felvétele menü tételek felvétele, aznapi ajánlat kisorsolása, a </w:t>
+      </w:r>
+      <w:r>
+        <w:rPr>
+          <w:rFonts w:ascii="Times New Roman" w:hAnsi="Times New Roman" w:cs="Times New Roman"/>
+          <w:sz w:val="24"/>
+          <w:szCs w:val="24"/>
+        </w:rPr>
+        <w:lastRenderedPageBreak/>
+        <w:t xml:space="preserve">bejelentkezés és kijelentkezés </w:t>
       </w:r>
       <w:r>
         <w:rPr>
@@ -5098,7 +5350,6 @@
           <w:sz w:val="24"/>
           <w:szCs w:val="24"/>
         </w:rPr>
-        <w:lastRenderedPageBreak/>
         <w:t>Ez a bizonyos</w:t>
       </w:r>
       <w:r>
@@ -5189,7 +5440,11 @@
         <w:jc w:val="both"/>
       </w:pPr>
       <w:r>
-        <w:t>A fejlesztés során a hangsúly a webes alkalmazások kialakításán volt és így ezért nem készült külön asztali vagy mobil alkalmazás, a rendszer teljes egészében webes környezetben került megvalósításra. Mint, ahogy korábban el lett magyarázva, a frontend HTML, CSS és JavaScript technológiákkal készült, míg a backend oldalon PHP nyelvet használtunk. A felhasználók azonosítása session alapú megoldással történik, amely biztosította, hogy csak bejelentkezett felhasználók férjenek hozzá az alkalmazáshoz.</w:t>
+        <w:t xml:space="preserve">A fejlesztés során a hangsúly a webes alkalmazások kialakításán volt és így ezért nem készült külön asztali vagy mobil alkalmazás, a rendszer teljes egészében webes környezetben került megvalósításra. Mint, ahogy korábban el lett magyarázva, a frontend HTML, CSS és JavaScript technológiákkal készült, míg a backend oldalon PHP nyelvet </w:t>
+      </w:r>
+      <w:r>
+        <w:lastRenderedPageBreak/>
+        <w:t>használtunk. A felhasználók azonosítása session alapú megoldással történik, amely biztosította, hogy csak bejelentkezett felhasználók férjenek hozzá az alkalmazáshoz.</w:t>
       </w:r>
       <w:r>
         <w:t xml:space="preserve"> Emellett sok más PHP rendszer még kiváltotta ezt, például a POST, prepare, bind_param és egyéb részek.</w:t>
@@ -5404,20 +5659,7 @@
           <w:szCs w:val="24"/>
           <w:shd w:val="clear" w:color="auto" w:fill="FFFFFF"/>
         </w:rPr>
-        <w:t xml:space="preserve"> </w:t>
-      </w:r>
-      <w:r>
-        <w:rPr>
-          <w:rStyle w:val="Kiemels"/>
-          <w:rFonts w:ascii="Times New Roman" w:hAnsi="Times New Roman" w:cs="Times New Roman"/>
-          <w:i w:val="0"/>
-          <w:color w:val="0A0A0A"/>
-          <w:sz w:val="24"/>
-          <w:szCs w:val="24"/>
-          <w:shd w:val="clear" w:color="auto" w:fill="FFFFFF"/>
-        </w:rPr>
-        <w:lastRenderedPageBreak/>
-        <w:t>tömörített mappa formájában történt már</w:t>
+        <w:t xml:space="preserve"> tömörített mappa formájában történt már</w:t>
       </w:r>
       <w:r>
         <w:rPr>
@@ -5660,6 +5902,7 @@
         <w:rPr>
           <w:rFonts w:ascii="Times New Roman" w:hAnsi="Times New Roman" w:cs="Times New Roman"/>
         </w:rPr>
+        <w:lastRenderedPageBreak/>
         <w:t>Tesztelés</w:t>
       </w:r>
       <w:bookmarkEnd w:id="15"/>
@@ -6038,7 +6281,6 @@
           <w:sz w:val="24"/>
           <w:szCs w:val="24"/>
         </w:rPr>
-        <w:lastRenderedPageBreak/>
         <w:t xml:space="preserve">Biztosítani tudjuk, hogy </w:t>
       </w:r>
       <w:r>
@@ -6108,38 +6350,176 @@
           <w:sz w:val="24"/>
           <w:szCs w:val="24"/>
         </w:rPr>
-        <w:t>A t</w:t>
-      </w:r>
-      <w:r>
-        <w:rPr>
-          <w:rFonts w:ascii="Times New Roman" w:hAnsi="Times New Roman" w:cs="Times New Roman"/>
-          <w:b/>
-          <w:sz w:val="24"/>
-          <w:szCs w:val="24"/>
-        </w:rPr>
-        <w:t>esztelési táblázat:</w:t>
-      </w:r>
-    </w:p>
-    <w:p>
-      <w:pPr>
+        <w:t>Egy</w:t>
+      </w:r>
+      <w:r>
+        <w:rPr>
+          <w:rFonts w:ascii="Times New Roman" w:hAnsi="Times New Roman" w:cs="Times New Roman"/>
+          <w:b/>
+          <w:sz w:val="24"/>
+          <w:szCs w:val="24"/>
+        </w:rPr>
+        <w:t xml:space="preserve"> t</w:t>
+      </w:r>
+      <w:r>
+        <w:rPr>
+          <w:rFonts w:ascii="Times New Roman" w:hAnsi="Times New Roman" w:cs="Times New Roman"/>
+          <w:b/>
+          <w:sz w:val="24"/>
+          <w:szCs w:val="24"/>
+        </w:rPr>
+        <w:t>esztelési táblázat</w:t>
+      </w:r>
+      <w:r>
+        <w:rPr>
+          <w:rFonts w:ascii="Times New Roman" w:hAnsi="Times New Roman" w:cs="Times New Roman"/>
+          <w:b/>
+          <w:sz w:val="24"/>
+          <w:szCs w:val="24"/>
+        </w:rPr>
+        <w:t xml:space="preserve"> példa</w:t>
+      </w:r>
+      <w:r>
+        <w:rPr>
+          <w:rFonts w:ascii="Times New Roman" w:hAnsi="Times New Roman" w:cs="Times New Roman"/>
+          <w:b/>
+          <w:sz w:val="24"/>
+          <w:szCs w:val="24"/>
+        </w:rPr>
+        <w:t>:</w:t>
+      </w:r>
+    </w:p>
+    <w:p>
+      <w:pPr>
+        <w:keepNext/>
         <w:spacing w:before="480" w:line="360" w:lineRule="auto"/>
         <w:jc w:val="both"/>
-        <w:rPr>
-          <w:rFonts w:ascii="Times New Roman" w:hAnsi="Times New Roman" w:cs="Times New Roman"/>
-          <w:b/>
-          <w:sz w:val="24"/>
-          <w:szCs w:val="24"/>
-        </w:rPr>
-      </w:pPr>
-      <w:r>
-        <w:rPr>
-          <w:rFonts w:ascii="Times New Roman" w:hAnsi="Times New Roman" w:cs="Times New Roman"/>
-          <w:b/>
-          <w:sz w:val="24"/>
-          <w:szCs w:val="24"/>
-        </w:rPr>
+      </w:pPr>
+      <w:r>
+        <w:rPr>
+          <w:rFonts w:ascii="Times New Roman" w:hAnsi="Times New Roman" w:cs="Times New Roman"/>
+          <w:b/>
+          <w:sz w:val="24"/>
+          <w:szCs w:val="24"/>
+        </w:rPr>
+        <w:drawing>
+          <wp:inline distT="0" distB="0" distL="0" distR="0" wp14:anchorId="7F684CEF" wp14:editId="040465E0">
+            <wp:extent cx="5760720" cy="1387475"/>
+            <wp:effectExtent l="0" t="0" r="0" b="3175"/>
+            <wp:docPr id="3" name="Kép 3"/>
+            <wp:cNvGraphicFramePr>
+              <a:graphicFrameLocks xmlns:a="http://schemas.openxmlformats.org/drawingml/2006/main" noChangeAspect="1"/>
+            </wp:cNvGraphicFramePr>
+            <a:graphic xmlns:a="http://schemas.openxmlformats.org/drawingml/2006/main">
+              <a:graphicData uri="http://schemas.openxmlformats.org/drawingml/2006/picture">
+                <pic:pic xmlns:pic="http://schemas.openxmlformats.org/drawingml/2006/picture">
+                  <pic:nvPicPr>
+                    <pic:cNvPr id="1" name=""/>
+                    <pic:cNvPicPr/>
+                  </pic:nvPicPr>
+                  <pic:blipFill>
+                    <a:blip r:embed="rId10"/>
+                    <a:stretch>
+                      <a:fillRect/>
+                    </a:stretch>
+                  </pic:blipFill>
+                  <pic:spPr>
+                    <a:xfrm>
+                      <a:off x="0" y="0"/>
+                      <a:ext cx="5760720" cy="1387475"/>
+                    </a:xfrm>
+                    <a:prstGeom prst="rect">
+                      <a:avLst/>
+                    </a:prstGeom>
+                  </pic:spPr>
+                </pic:pic>
+              </a:graphicData>
+            </a:graphic>
+          </wp:inline>
+        </w:drawing>
+      </w:r>
+    </w:p>
+    <w:p>
+      <w:pPr>
+        <w:pStyle w:val="Kpalrs"/>
+        <w:jc w:val="both"/>
+      </w:pPr>
+      <w:r>
+        <w:rPr>
+          <w:rFonts w:ascii="Times New Roman" w:hAnsi="Times New Roman" w:cs="Times New Roman"/>
+          <w:b/>
+          <w:sz w:val="24"/>
+          <w:szCs w:val="24"/>
+        </w:rPr>
+        <w:fldChar w:fldCharType="begin"/>
+      </w:r>
+      <w:r>
+        <w:rPr>
+          <w:rFonts w:ascii="Times New Roman" w:hAnsi="Times New Roman" w:cs="Times New Roman"/>
+          <w:b/>
+          <w:sz w:val="24"/>
+          <w:szCs w:val="24"/>
+        </w:rPr>
+        <w:instrText xml:space="preserve"> SEQ ábra \* ARABIC </w:instrText>
+      </w:r>
+      <w:r>
+        <w:rPr>
+          <w:rFonts w:ascii="Times New Roman" w:hAnsi="Times New Roman" w:cs="Times New Roman"/>
+          <w:b/>
+          <w:sz w:val="24"/>
+          <w:szCs w:val="24"/>
+        </w:rPr>
+        <w:fldChar w:fldCharType="separate"/>
+      </w:r>
+      <w:bookmarkStart w:id="16" w:name="_Toc226811044"/>
+      <w:r>
+        <w:rPr>
+          <w:rFonts w:ascii="Times New Roman" w:hAnsi="Times New Roman" w:cs="Times New Roman"/>
+          <w:b/>
+          <w:noProof/>
+          <w:sz w:val="24"/>
+          <w:szCs w:val="24"/>
+        </w:rPr>
+        <w:t>2</w:t>
+      </w:r>
+      <w:r>
+        <w:rPr>
+          <w:rFonts w:ascii="Times New Roman" w:hAnsi="Times New Roman" w:cs="Times New Roman"/>
+          <w:b/>
+          <w:sz w:val="24"/>
+          <w:szCs w:val="24"/>
+        </w:rPr>
+        <w:fldChar w:fldCharType="end"/>
+      </w:r>
+      <w:r>
+        <w:t>. ábra Bejelentkezési teszteset</w:t>
+      </w:r>
+      <w:bookmarkEnd w:id="16"/>
+    </w:p>
+    <w:p/>
+    <w:p>
+      <w:pPr>
+        <w:spacing w:before="480" w:line="360" w:lineRule="auto"/>
+        <w:jc w:val="both"/>
+        <w:rPr>
+          <w:rFonts w:ascii="Times New Roman" w:hAnsi="Times New Roman" w:cs="Times New Roman"/>
+          <w:b/>
+          <w:sz w:val="24"/>
+          <w:szCs w:val="24"/>
+        </w:rPr>
+      </w:pPr>
+      <w:r>
+        <w:rPr>
+          <w:rFonts w:ascii="Times New Roman" w:hAnsi="Times New Roman" w:cs="Times New Roman"/>
+          <w:b/>
+          <w:sz w:val="24"/>
+          <w:szCs w:val="24"/>
+        </w:rPr>
+        <w:lastRenderedPageBreak/>
         <w:t xml:space="preserve">Hibajegy/Bug Report: </w:t>
       </w:r>
+      <w:bookmarkStart w:id="17" w:name="_GoBack"/>
+      <w:bookmarkEnd w:id="17"/>
     </w:p>
     <w:p>
       <w:pPr>
@@ -6214,14 +6594,14 @@
           <w:rFonts w:ascii="Times New Roman" w:hAnsi="Times New Roman" w:cs="Times New Roman"/>
         </w:rPr>
       </w:pPr>
-      <w:bookmarkStart w:id="16" w:name="_Toc225850860"/>
+      <w:bookmarkStart w:id="18" w:name="_Toc225850860"/>
       <w:r>
         <w:rPr>
           <w:rFonts w:ascii="Times New Roman" w:hAnsi="Times New Roman" w:cs="Times New Roman"/>
         </w:rPr>
         <w:t>Üzembe helyezés</w:t>
       </w:r>
-      <w:bookmarkEnd w:id="16"/>
+      <w:bookmarkEnd w:id="18"/>
     </w:p>
     <w:p>
       <w:pPr>
@@ -6237,7 +6617,7 @@
           <w:szCs w:val="28"/>
         </w:rPr>
       </w:pPr>
-      <w:bookmarkStart w:id="17" w:name="_Toc225850861"/>
+      <w:bookmarkStart w:id="19" w:name="_Toc225850861"/>
       <w:r>
         <w:rPr>
           <w:rFonts w:ascii="Times New Roman" w:hAnsi="Times New Roman" w:cs="Times New Roman"/>
@@ -6254,7 +6634,7 @@
         </w:rPr>
         <w:t>zükséges szoftverek:</w:t>
       </w:r>
-      <w:bookmarkEnd w:id="17"/>
+      <w:bookmarkEnd w:id="19"/>
     </w:p>
     <w:p>
       <w:pPr>
@@ -6349,25 +6729,7 @@
           <w:sz w:val="24"/>
           <w:szCs w:val="24"/>
         </w:rPr>
-        <w:t xml:space="preserve">Ehhez természetesen csak a phpMyAdmin-t tudjuk ajánlani a </w:t>
-      </w:r>
-      <w:proofErr w:type="spellStart"/>
-      <w:r>
-        <w:rPr>
-          <w:rFonts w:ascii="Times New Roman" w:hAnsi="Times New Roman" w:cs="Times New Roman"/>
-          <w:sz w:val="24"/>
-          <w:szCs w:val="24"/>
-        </w:rPr>
-        <w:t>MySQL</w:t>
-      </w:r>
-      <w:proofErr w:type="spellEnd"/>
-      <w:r>
-        <w:rPr>
-          <w:rFonts w:ascii="Times New Roman" w:hAnsi="Times New Roman" w:cs="Times New Roman"/>
-          <w:sz w:val="24"/>
-          <w:szCs w:val="24"/>
-        </w:rPr>
-        <w:t xml:space="preserve"> kezeléséhez.</w:t>
+        <w:t>Ehhez természetesen csak a phpMyAdmin-t tudjuk ajánlani a MySQL kezeléséhez.</w:t>
       </w:r>
     </w:p>
     <w:p>
@@ -6411,7 +6773,6 @@
           <w:sz w:val="24"/>
           <w:szCs w:val="24"/>
         </w:rPr>
-        <w:lastRenderedPageBreak/>
         <w:t>A tesztjeink során a Microsoft Edge használatát vettük igénybe</w:t>
       </w:r>
       <w:r>
@@ -6513,7 +6874,7 @@
           <w:szCs w:val="28"/>
         </w:rPr>
       </w:pPr>
-      <w:bookmarkStart w:id="18" w:name="_Toc225850862"/>
+      <w:bookmarkStart w:id="20" w:name="_Toc225850862"/>
       <w:r>
         <w:rPr>
           <w:rFonts w:ascii="Times New Roman" w:hAnsi="Times New Roman" w:cs="Times New Roman"/>
@@ -6522,7 +6883,7 @@
         </w:rPr>
         <w:t>A környezeti beállítások:</w:t>
       </w:r>
-      <w:bookmarkEnd w:id="18"/>
+      <w:bookmarkEnd w:id="20"/>
     </w:p>
     <w:p>
       <w:pPr>
@@ -6563,6 +6924,7 @@
           <w:sz w:val="24"/>
           <w:szCs w:val="24"/>
         </w:rPr>
+        <w:lastRenderedPageBreak/>
         <w:t xml:space="preserve">A </w:t>
       </w:r>
       <w:r>
@@ -6706,7 +7068,6 @@
           <w:sz w:val="24"/>
           <w:szCs w:val="24"/>
         </w:rPr>
-        <w:lastRenderedPageBreak/>
         <w:t>A működtetési ú</w:t>
       </w:r>
       <w:r>
@@ -6861,6 +7222,7 @@
           <w:sz w:val="24"/>
           <w:szCs w:val="24"/>
         </w:rPr>
+        <w:lastRenderedPageBreak/>
         <w:t>ezt a</w:t>
       </w:r>
       <w:r>
@@ -6887,7 +7249,7 @@
         </w:rPr>
         <w:t xml:space="preserve">folyamatot:” </w:t>
       </w:r>
-      <w:hyperlink r:id="rId10" w:history="1">
+      <w:hyperlink r:id="rId11" w:history="1">
         <w:r>
           <w:rPr>
             <w:rStyle w:val="Hiperhivatkozs"/>
@@ -6928,14 +7290,14 @@
           <w:rFonts w:ascii="Times New Roman" w:hAnsi="Times New Roman" w:cs="Times New Roman"/>
         </w:rPr>
       </w:pPr>
-      <w:bookmarkStart w:id="19" w:name="_Toc225850863"/>
+      <w:bookmarkStart w:id="21" w:name="_Toc225850863"/>
       <w:r>
         <w:rPr>
           <w:rFonts w:ascii="Times New Roman" w:hAnsi="Times New Roman" w:cs="Times New Roman"/>
         </w:rPr>
         <w:t>Felhasználói dokumentáció</w:t>
       </w:r>
-      <w:bookmarkEnd w:id="19"/>
+      <w:bookmarkEnd w:id="21"/>
     </w:p>
     <w:p>
       <w:pPr>
@@ -7050,7 +7412,6 @@
           <w:sz w:val="24"/>
           <w:szCs w:val="24"/>
         </w:rPr>
-        <w:lastRenderedPageBreak/>
         <w:t xml:space="preserve">Amikor belép a főoldalra akkor igazán sok mindent fog látni a díszes pizzéria oldalon, feltéve, hogy a program letöltésénél nem történt semmi baklövés. Ha esetleg ki szeretne lépni, akkor a kilépés gombot egyből meg tudja találni a fejlécben, nincs szükség a böngésző vissza gombjának a használata visszalépésre. Ezt fel lehet használni, ha esetleg valahogy rossz fiókban, van vagy, az adminisztrációs verzióra szeretne átváltani. Szintén ott a fenti sávban láthatja azt is, hogy a felhasználóneve is ki van írva, amellyel könnyen láthatja, hogy igenis a helyes fiókot használta a belépéshez. </w:t>
       </w:r>
       <w:r>
@@ -7122,6 +7483,7 @@
           <w:sz w:val="24"/>
           <w:szCs w:val="24"/>
         </w:rPr>
+        <w:lastRenderedPageBreak/>
         <w:t xml:space="preserve">Ezt követőn, amikor legörget az oldalon akkor gyorsan el is olvashatja az ott lévő igazán fontos információkat a pizzéria eredetéről és futtatásáról. Sok más dolog viszont ott nem található még egy képen kívül, mert ott nem az a lényeg, hanem csak egy információ átadás a </w:t>
       </w:r>
       <w:r>
@@ -7174,25 +7536,7 @@
           <w:sz w:val="24"/>
           <w:szCs w:val="24"/>
         </w:rPr>
-        <w:t xml:space="preserve"> már áttérünk az igazán fontos részekre. Első sorban láthatja a különleges ajánlatunkat, </w:t>
-      </w:r>
-      <w:proofErr w:type="gramStart"/>
-      <w:r>
-        <w:rPr>
-          <w:rFonts w:ascii="Times New Roman" w:hAnsi="Times New Roman" w:cs="Times New Roman"/>
-          <w:sz w:val="24"/>
-          <w:szCs w:val="24"/>
-        </w:rPr>
-        <w:t>amit</w:t>
-      </w:r>
-      <w:proofErr w:type="gramEnd"/>
-      <w:r>
-        <w:rPr>
-          <w:rFonts w:ascii="Times New Roman" w:hAnsi="Times New Roman" w:cs="Times New Roman"/>
-          <w:sz w:val="24"/>
-          <w:szCs w:val="24"/>
-        </w:rPr>
-        <w:t xml:space="preserve"> ha akar, már meg is rendelhet a</w:t>
+        <w:t xml:space="preserve"> már áttérünk az igazán fontos részekre. Első sorban láthatja a különleges ajánlatunkat, amit ha akar, már meg is rendelhet a</w:t>
       </w:r>
       <w:r>
         <w:rPr>
@@ -7328,16 +7672,7 @@
           <w:sz w:val="24"/>
           <w:szCs w:val="24"/>
         </w:rPr>
-        <w:t xml:space="preserve">Most pedig a végső rendeléshez vissza is lehet térni az itt korábban megemlített kosár ikonra. Megnyitás elött, könnyen leolvashatja, hogy mennyi pizzát rendelt, nem szükséges feltétlenül azt önnek számon tartania. Ha rákattint az ikonra, akkor láthatja az összes rendelését abban a sorrendben, ahogyan rájuk kattintott a kosárba helyezésnél. Ha esetleg egy jó nagy </w:t>
-      </w:r>
-      <w:r>
-        <w:rPr>
-          <w:rFonts w:ascii="Times New Roman" w:hAnsi="Times New Roman" w:cs="Times New Roman"/>
-          <w:sz w:val="24"/>
-          <w:szCs w:val="24"/>
-        </w:rPr>
-        <w:lastRenderedPageBreak/>
-        <w:t xml:space="preserve">mennyiségű rendelést ad le, akkor egy görgetési funkció is meg fog jelenni, hogy átnézhesse megrendelt termékeit és ismét azoknak az árát, viszont nem az összetevőket kinézeti okok miatt a felhasználó számára. Ha esetleg meggondolja magát és ki szeretne valamit venni a rendelések közöl, akkor egyszerűen csak rá kell kattintani az egyes kuka ikonokra, hogy kitörölje őket a kosárból, viszont étlapra visszamenőleg ismét egyszerűen vissza is rakhatja, ha meggondolja a meggondolást. A kosár alján, a fizetés gomb fölött, láthatja az összeget, hogy </w:t>
+        <w:t xml:space="preserve">Most pedig a végső rendeléshez vissza is lehet térni az itt korábban megemlített kosár ikonra. Megnyitás elött, könnyen leolvashatja, hogy mennyi pizzát rendelt, nem szükséges feltétlenül azt önnek számon tartania. Ha rákattint az ikonra, akkor láthatja az összes rendelését abban a sorrendben, ahogyan rájuk kattintott a kosárba helyezésnél. Ha esetleg egy jó nagy mennyiségű rendelést ad le, akkor egy görgetési funkció is meg fog jelenni, hogy átnézhesse megrendelt termékeit és ismét azoknak az árát, viszont nem az összetevőket kinézeti okok miatt a felhasználó számára. Ha esetleg meggondolja magát és ki szeretne valamit venni a rendelések közöl, akkor egyszerűen csak rá kell kattintani az egyes kuka ikonokra, hogy kitörölje őket a kosárból, viszont étlapra visszamenőleg ismét egyszerűen vissza is rakhatja, ha meggondolja a meggondolást. A kosár alján, a fizetés gomb fölött, láthatja az összeget, hogy </w:t>
       </w:r>
       <w:r>
         <w:rPr>
@@ -7402,6 +7737,7 @@
           <w:sz w:val="24"/>
           <w:szCs w:val="24"/>
         </w:rPr>
+        <w:lastRenderedPageBreak/>
         <w:t>Funkciók bemutatása:</w:t>
       </w:r>
       <w:r>
@@ -7483,14 +7819,14 @@
           <w:rFonts w:ascii="Times New Roman" w:hAnsi="Times New Roman" w:cs="Times New Roman"/>
         </w:rPr>
       </w:pPr>
-      <w:bookmarkStart w:id="20" w:name="_Toc225850864"/>
+      <w:bookmarkStart w:id="22" w:name="_Toc225850864"/>
       <w:r>
         <w:rPr>
           <w:rFonts w:ascii="Times New Roman" w:hAnsi="Times New Roman" w:cs="Times New Roman"/>
         </w:rPr>
         <w:t>Karbantartás és továbbfejlesztési lehetőségek</w:t>
       </w:r>
-      <w:bookmarkEnd w:id="20"/>
+      <w:bookmarkEnd w:id="22"/>
     </w:p>
     <w:p>
       <w:pPr>
@@ -7613,16 +7949,7 @@
           <w:sz w:val="24"/>
           <w:szCs w:val="24"/>
         </w:rPr>
-        <w:t xml:space="preserve"> </w:t>
-      </w:r>
-      <w:proofErr w:type="spellStart"/>
-      <w:r>
-        <w:rPr>
-          <w:rFonts w:ascii="Times New Roman" w:hAnsi="Times New Roman" w:cs="Times New Roman"/>
-          <w:sz w:val="24"/>
-          <w:szCs w:val="24"/>
-        </w:rPr>
-        <w:t>hash-el</w:t>
+        <w:t xml:space="preserve"> hash-el</w:t>
       </w:r>
       <w:r>
         <w:rPr>
@@ -7632,7 +7959,6 @@
         </w:rPr>
         <w:t>tük</w:t>
       </w:r>
-      <w:proofErr w:type="spellEnd"/>
       <w:r>
         <w:rPr>
           <w:rFonts w:ascii="Times New Roman" w:hAnsi="Times New Roman" w:cs="Times New Roman"/>
@@ -7891,16 +8217,7 @@
           <w:sz w:val="24"/>
           <w:szCs w:val="24"/>
         </w:rPr>
-        <w:t xml:space="preserve">, addigra a program alapvető funkcióit már megvalósítottuk, </w:t>
-      </w:r>
-      <w:r>
-        <w:rPr>
-          <w:rFonts w:ascii="Times New Roman" w:hAnsi="Times New Roman" w:cs="Times New Roman"/>
-          <w:sz w:val="24"/>
-          <w:szCs w:val="24"/>
-        </w:rPr>
-        <w:lastRenderedPageBreak/>
-        <w:t xml:space="preserve">így </w:t>
+        <w:t xml:space="preserve">, addigra a program alapvető funkcióit már megvalósítottuk, így </w:t>
       </w:r>
       <w:r>
         <w:rPr>
@@ -8212,7 +8529,20 @@
           <w:szCs w:val="24"/>
           <w:shd w:val="clear" w:color="auto" w:fill="FFFFFF"/>
         </w:rPr>
-        <w:t>Végül pedig, egy hasznos kiíratási funkció lenne az is, ha a kosárban ahelyett, hogy kiírnánk az összes duplikált rendelést, inkább számoltatnánk azon rendelések darabszámát a programunkban, hogy könnyebben átlátható lehessen a felhasználók számára. Ennek a kimaradási oka részben az időkorlát volt, másrészt a tény, hogy az átlagos felhasználó az feltehetően nem rendelne a weboldalon annyi pizzát, hogy ez egy tényleges probléma legyen az ő számukra.</w:t>
+        <w:t xml:space="preserve">Végül pedig, egy hasznos kiíratási funkció lenne az is, ha a kosárban ahelyett, hogy kiírnánk az összes duplikált rendelést, inkább számoltatnánk azon rendelések darabszámát a programunkban, hogy könnyebben átlátható lehessen a felhasználók számára. Ennek a kimaradási oka részben az időkorlát volt, másrészt a tény, hogy az átlagos felhasználó az </w:t>
+      </w:r>
+      <w:r>
+        <w:rPr>
+          <w:rStyle w:val="Kiemels"/>
+          <w:rFonts w:ascii="Times New Roman" w:hAnsi="Times New Roman" w:cs="Times New Roman"/>
+          <w:i w:val="0"/>
+          <w:color w:val="0A0A0A"/>
+          <w:sz w:val="24"/>
+          <w:szCs w:val="24"/>
+          <w:shd w:val="clear" w:color="auto" w:fill="FFFFFF"/>
+        </w:rPr>
+        <w:lastRenderedPageBreak/>
+        <w:t>feltehetően nem rendelne a weboldalon annyi pizzát, hogy ez egy tényleges probléma legyen az ő számukra.</w:t>
       </w:r>
     </w:p>
     <w:p>
@@ -8383,8 +8713,6 @@
           <w:szCs w:val="24"/>
         </w:rPr>
       </w:pPr>
-      <w:bookmarkStart w:id="21" w:name="_GoBack"/>
-      <w:bookmarkEnd w:id="21"/>
       <w:r>
         <w:rPr>
           <w:rFonts w:ascii="Times New Roman" w:hAnsi="Times New Roman" w:cs="Times New Roman"/>
@@ -8446,12 +8774,12 @@
       <w:pPr>
         <w:pStyle w:val="Cmsor1"/>
       </w:pPr>
-      <w:bookmarkStart w:id="22" w:name="_Toc225850865"/>
+      <w:bookmarkStart w:id="23" w:name="_Toc225850865"/>
       <w:r>
         <w:lastRenderedPageBreak/>
         <w:t>Ábrajegyzék:</w:t>
       </w:r>
-      <w:bookmarkEnd w:id="22"/>
+      <w:bookmarkEnd w:id="23"/>
     </w:p>
     <w:p>
       <w:pPr>
@@ -8460,7 +8788,9 @@
           <w:tab w:val="right" w:leader="dot" w:pos="9062"/>
         </w:tabs>
         <w:rPr>
+          <w:rFonts w:eastAsiaTheme="minorEastAsia" w:cstheme="minorBidi"/>
           <w:noProof/>
+          <w:lang w:eastAsia="hu-HU"/>
         </w:rPr>
       </w:pPr>
       <w:r>
@@ -8487,7 +8817,7 @@
         </w:rPr>
         <w:fldChar w:fldCharType="separate"/>
       </w:r>
-      <w:hyperlink w:anchor="_Toc225835362" w:history="1">
+      <w:hyperlink w:anchor="_Toc226811043" w:history="1">
         <w:r>
           <w:rPr>
             <w:rStyle w:val="Hiperhivatkozs"/>
@@ -8523,7 +8853,7 @@
             <w:noProof/>
             <w:webHidden/>
           </w:rPr>
-          <w:instrText xml:space="preserve"> PAGEREF _Toc225835362 \h </w:instrText>
+          <w:instrText xml:space="preserve"> PAGEREF _Toc226811043 \h </w:instrText>
         </w:r>
         <w:r>
           <w:rPr>
@@ -8543,7 +8873,7 @@
             <w:noProof/>
             <w:webHidden/>
           </w:rPr>
-          <w:t>6</w:t>
+          <w:t>7</w:t>
         </w:r>
         <w:r>
           <w:rPr>
@@ -8556,6 +8886,85 @@
     </w:p>
     <w:p>
       <w:pPr>
+        <w:pStyle w:val="brajegyzk"/>
+        <w:tabs>
+          <w:tab w:val="right" w:leader="dot" w:pos="9062"/>
+        </w:tabs>
+        <w:rPr>
+          <w:rFonts w:eastAsiaTheme="minorEastAsia" w:cstheme="minorBidi"/>
+          <w:noProof/>
+          <w:lang w:eastAsia="hu-HU"/>
+        </w:rPr>
+      </w:pPr>
+      <w:hyperlink w:anchor="_Toc226811044" w:history="1">
+        <w:r>
+          <w:rPr>
+            <w:rStyle w:val="Hiperhivatkozs"/>
+            <w:rFonts w:ascii="Times New Roman" w:hAnsi="Times New Roman" w:cs="Times New Roman"/>
+            <w:b/>
+            <w:noProof/>
+          </w:rPr>
+          <w:t>2</w:t>
+        </w:r>
+        <w:r>
+          <w:rPr>
+            <w:rStyle w:val="Hiperhivatkozs"/>
+            <w:noProof/>
+          </w:rPr>
+          <w:t>. ábra Bejelentkezési teszteset</w:t>
+        </w:r>
+        <w:r>
+          <w:rPr>
+            <w:noProof/>
+            <w:webHidden/>
+          </w:rPr>
+          <w:tab/>
+        </w:r>
+        <w:r>
+          <w:rPr>
+            <w:noProof/>
+            <w:webHidden/>
+          </w:rPr>
+          <w:fldChar w:fldCharType="begin"/>
+        </w:r>
+        <w:r>
+          <w:rPr>
+            <w:noProof/>
+            <w:webHidden/>
+          </w:rPr>
+          <w:instrText xml:space="preserve"> PAGEREF _Toc226811044 \h </w:instrText>
+        </w:r>
+        <w:r>
+          <w:rPr>
+            <w:noProof/>
+            <w:webHidden/>
+          </w:rPr>
+        </w:r>
+        <w:r>
+          <w:rPr>
+            <w:noProof/>
+            <w:webHidden/>
+          </w:rPr>
+          <w:fldChar w:fldCharType="separate"/>
+        </w:r>
+        <w:r>
+          <w:rPr>
+            <w:noProof/>
+            <w:webHidden/>
+          </w:rPr>
+          <w:t>12</w:t>
+        </w:r>
+        <w:r>
+          <w:rPr>
+            <w:noProof/>
+            <w:webHidden/>
+          </w:rPr>
+          <w:fldChar w:fldCharType="end"/>
+        </w:r>
+      </w:hyperlink>
+    </w:p>
+    <w:p>
+      <w:pPr>
         <w:spacing w:line="360" w:lineRule="auto"/>
         <w:jc w:val="both"/>
         <w:rPr>
@@ -8594,19 +9003,19 @@
       <w:pPr>
         <w:pStyle w:val="Cmsor1"/>
       </w:pPr>
-      <w:bookmarkStart w:id="23" w:name="_Toc225850866"/>
+      <w:bookmarkStart w:id="24" w:name="_Toc225850866"/>
       <w:r>
         <w:lastRenderedPageBreak/>
         <w:t>Irodalomjegyzék</w:t>
       </w:r>
-      <w:bookmarkEnd w:id="23"/>
+      <w:bookmarkEnd w:id="24"/>
     </w:p>
     <w:p/>
     <w:p/>
     <w:sectPr>
-      <w:headerReference w:type="default" r:id="rId11"/>
-      <w:footerReference w:type="default" r:id="rId12"/>
-      <w:headerReference w:type="first" r:id="rId13"/>
+      <w:headerReference w:type="default" r:id="rId12"/>
+      <w:footerReference w:type="default" r:id="rId13"/>
+      <w:headerReference w:type="first" r:id="rId14"/>
       <w:pgSz w:w="11906" w:h="16838"/>
       <w:pgMar w:top="1417" w:right="1417" w:bottom="1417" w:left="1417" w:header="708" w:footer="708" w:gutter="0"/>
       <w:cols w:space="708"/>
@@ -8618,7 +9027,7 @@
 </file>
 
 <file path=word/endnotes.xml><?xml version="1.0" encoding="utf-8"?>
-<w:endnotes xmlns:wpc="http://schemas.microsoft.com/office/word/2010/wordprocessingCanvas" xmlns:cx="http://schemas.microsoft.com/office/drawing/2014/chartex" xmlns:cx1="http://schemas.microsoft.com/office/drawing/2015/9/8/chartex" xmlns:cx2="http://schemas.microsoft.com/office/drawing/2015/10/21/chartex" xmlns:cx3="http://schemas.microsoft.com/office/drawing/2016/5/9/chartex" xmlns:cx4="http://schemas.microsoft.com/office/drawing/2016/5/10/chartex" xmlns:cx5="http://schemas.microsoft.com/office/drawing/2016/5/11/chartex" xmlns:cx6="http://schemas.microsoft.com/office/drawing/2016/5/12/chartex" xmlns:cx7="http://schemas.microsoft.com/office/drawing/2016/5/13/chartex" xmlns:cx8="http://schemas.microsoft.com/office/drawing/2016/5/14/chartex" xmlns:mc="http://schemas.openxmlformats.org/markup-compatibility/2006" xmlns:aink="http://schemas.microsoft.com/office/drawing/2016/ink" xmlns:am3d="http://schemas.microsoft.com/office/drawing/2017/model3d" xmlns:o="urn:schemas-microsoft-com:office:office" xmlns:r="http://schemas.openxmlformats.org/officeDocument/2006/relationships" xmlns:m="http://schemas.openxmlformats.org/officeDocument/2006/math" xmlns:v="urn:schemas-microsoft-com:vml" xmlns:wp14="http://schemas.microsoft.com/office/word/2010/wordprocessingDrawing" xmlns:wp="http://schemas.openxmlformats.org/drawingml/2006/wordprocessingDrawing" xmlns:w10="urn:schemas-microsoft-com:office:word" xmlns:w="http://schemas.openxmlformats.org/wordprocessingml/2006/main" xmlns:w14="http://schemas.microsoft.com/office/word/2010/wordml" xmlns:w15="http://schemas.microsoft.com/office/word/2012/wordml" xmlns:w16cid="http://schemas.microsoft.com/office/word/2016/wordml/cid" xmlns:w16se="http://schemas.microsoft.com/office/word/2015/wordml/symex" xmlns:wpg="http://schemas.microsoft.com/office/word/2010/wordprocessingGroup" xmlns:wpi="http://schemas.microsoft.com/office/word/2010/wordprocessingInk" xmlns:wne="http://schemas.microsoft.com/office/word/2006/wordml" xmlns:wps="http://schemas.microsoft.com/office/word/2010/wordprocessingShape" mc:Ignorable="w14 w15 w16se w16cid wp14">
+<w:endnotes xmlns:wpc="http://schemas.microsoft.com/office/word/2010/wordprocessingCanvas" xmlns:cx="http://schemas.microsoft.com/office/drawing/2014/chartex" xmlns:mc="http://schemas.openxmlformats.org/markup-compatibility/2006" xmlns:o="urn:schemas-microsoft-com:office:office" xmlns:r="http://schemas.openxmlformats.org/officeDocument/2006/relationships" xmlns:m="http://schemas.openxmlformats.org/officeDocument/2006/math" xmlns:v="urn:schemas-microsoft-com:vml" xmlns:wp14="http://schemas.microsoft.com/office/word/2010/wordprocessingDrawing" xmlns:wp="http://schemas.openxmlformats.org/drawingml/2006/wordprocessingDrawing" xmlns:w10="urn:schemas-microsoft-com:office:word" xmlns:w="http://schemas.openxmlformats.org/wordprocessingml/2006/main" xmlns:w14="http://schemas.microsoft.com/office/word/2010/wordml" xmlns:w15="http://schemas.microsoft.com/office/word/2012/wordml" xmlns:w16se="http://schemas.microsoft.com/office/word/2015/wordml/symex" xmlns:wpg="http://schemas.microsoft.com/office/word/2010/wordprocessingGroup" xmlns:wpi="http://schemas.microsoft.com/office/word/2010/wordprocessingInk" xmlns:wne="http://schemas.microsoft.com/office/word/2006/wordml" xmlns:wps="http://schemas.microsoft.com/office/word/2010/wordprocessingShape" mc:Ignorable="w14 w15 w16se wp14">
   <w:endnote w:type="separator" w:id="-1">
     <w:p>
       <w:pPr>
@@ -8643,7 +9052,7 @@
 </file>
 
 <file path=word/footer1.xml><?xml version="1.0" encoding="utf-8"?>
-<w:ftr xmlns:wpc="http://schemas.microsoft.com/office/word/2010/wordprocessingCanvas" xmlns:cx="http://schemas.microsoft.com/office/drawing/2014/chartex" xmlns:cx1="http://schemas.microsoft.com/office/drawing/2015/9/8/chartex" xmlns:cx2="http://schemas.microsoft.com/office/drawing/2015/10/21/chartex" xmlns:cx3="http://schemas.microsoft.com/office/drawing/2016/5/9/chartex" xmlns:cx4="http://schemas.microsoft.com/office/drawing/2016/5/10/chartex" xmlns:cx5="http://schemas.microsoft.com/office/drawing/2016/5/11/chartex" xmlns:cx6="http://schemas.microsoft.com/office/drawing/2016/5/12/chartex" xmlns:cx7="http://schemas.microsoft.com/office/drawing/2016/5/13/chartex" xmlns:cx8="http://schemas.microsoft.com/office/drawing/2016/5/14/chartex" xmlns:mc="http://schemas.openxmlformats.org/markup-compatibility/2006" xmlns:aink="http://schemas.microsoft.com/office/drawing/2016/ink" xmlns:am3d="http://schemas.microsoft.com/office/drawing/2017/model3d" xmlns:o="urn:schemas-microsoft-com:office:office" xmlns:r="http://schemas.openxmlformats.org/officeDocument/2006/relationships" xmlns:m="http://schemas.openxmlformats.org/officeDocument/2006/math" xmlns:v="urn:schemas-microsoft-com:vml" xmlns:wp14="http://schemas.microsoft.com/office/word/2010/wordprocessingDrawing" xmlns:wp="http://schemas.openxmlformats.org/drawingml/2006/wordprocessingDrawing" xmlns:w10="urn:schemas-microsoft-com:office:word" xmlns:w="http://schemas.openxmlformats.org/wordprocessingml/2006/main" xmlns:w14="http://schemas.microsoft.com/office/word/2010/wordml" xmlns:w15="http://schemas.microsoft.com/office/word/2012/wordml" xmlns:w16cid="http://schemas.microsoft.com/office/word/2016/wordml/cid" xmlns:w16se="http://schemas.microsoft.com/office/word/2015/wordml/symex" xmlns:wpg="http://schemas.microsoft.com/office/word/2010/wordprocessingGroup" xmlns:wpi="http://schemas.microsoft.com/office/word/2010/wordprocessingInk" xmlns:wne="http://schemas.microsoft.com/office/word/2006/wordml" xmlns:wps="http://schemas.microsoft.com/office/word/2010/wordprocessingShape" mc:Ignorable="w14 w15 w16se w16cid wp14">
+<w:ftr xmlns:wpc="http://schemas.microsoft.com/office/word/2010/wordprocessingCanvas" xmlns:cx="http://schemas.microsoft.com/office/drawing/2014/chartex" xmlns:mc="http://schemas.openxmlformats.org/markup-compatibility/2006" xmlns:o="urn:schemas-microsoft-com:office:office" xmlns:r="http://schemas.openxmlformats.org/officeDocument/2006/relationships" xmlns:m="http://schemas.openxmlformats.org/officeDocument/2006/math" xmlns:v="urn:schemas-microsoft-com:vml" xmlns:wp14="http://schemas.microsoft.com/office/word/2010/wordprocessingDrawing" xmlns:wp="http://schemas.openxmlformats.org/drawingml/2006/wordprocessingDrawing" xmlns:w10="urn:schemas-microsoft-com:office:word" xmlns:w="http://schemas.openxmlformats.org/wordprocessingml/2006/main" xmlns:w14="http://schemas.microsoft.com/office/word/2010/wordml" xmlns:w15="http://schemas.microsoft.com/office/word/2012/wordml" xmlns:w16se="http://schemas.microsoft.com/office/word/2015/wordml/symex" xmlns:wpg="http://schemas.microsoft.com/office/word/2010/wordprocessingGroup" xmlns:wpi="http://schemas.microsoft.com/office/word/2010/wordprocessingInk" xmlns:wne="http://schemas.microsoft.com/office/word/2006/wordml" xmlns:wps="http://schemas.microsoft.com/office/word/2010/wordprocessingShape" mc:Ignorable="w14 w15 w16se wp14">
   <w:sdt>
     <w:sdtPr>
       <w:id w:val="-587841028"/>
@@ -8652,7 +9061,6 @@
         <w:docPartUnique/>
       </w:docPartObj>
     </w:sdtPr>
-    <w:sdtEndPr/>
     <w:sdtContent>
       <w:p>
         <w:pPr>
@@ -8672,7 +9080,7 @@
           <w:rPr>
             <w:noProof/>
           </w:rPr>
-          <w:t>14</w:t>
+          <w:t>13</w:t>
         </w:r>
         <w:r>
           <w:fldChar w:fldCharType="end"/>
@@ -8689,7 +9097,7 @@
 </file>
 
 <file path=word/footnotes.xml><?xml version="1.0" encoding="utf-8"?>
-<w:footnotes xmlns:wpc="http://schemas.microsoft.com/office/word/2010/wordprocessingCanvas" xmlns:cx="http://schemas.microsoft.com/office/drawing/2014/chartex" xmlns:cx1="http://schemas.microsoft.com/office/drawing/2015/9/8/chartex" xmlns:cx2="http://schemas.microsoft.com/office/drawing/2015/10/21/chartex" xmlns:cx3="http://schemas.microsoft.com/office/drawing/2016/5/9/chartex" xmlns:cx4="http://schemas.microsoft.com/office/drawing/2016/5/10/chartex" xmlns:cx5="http://schemas.microsoft.com/office/drawing/2016/5/11/chartex" xmlns:cx6="http://schemas.microsoft.com/office/drawing/2016/5/12/chartex" xmlns:cx7="http://schemas.microsoft.com/office/drawing/2016/5/13/chartex" xmlns:cx8="http://schemas.microsoft.com/office/drawing/2016/5/14/chartex" xmlns:mc="http://schemas.openxmlformats.org/markup-compatibility/2006" xmlns:aink="http://schemas.microsoft.com/office/drawing/2016/ink" xmlns:am3d="http://schemas.microsoft.com/office/drawing/2017/model3d" xmlns:o="urn:schemas-microsoft-com:office:office" xmlns:r="http://schemas.openxmlformats.org/officeDocument/2006/relationships" xmlns:m="http://schemas.openxmlformats.org/officeDocument/2006/math" xmlns:v="urn:schemas-microsoft-com:vml" xmlns:wp14="http://schemas.microsoft.com/office/word/2010/wordprocessingDrawing" xmlns:wp="http://schemas.openxmlformats.org/drawingml/2006/wordprocessingDrawing" xmlns:w10="urn:schemas-microsoft-com:office:word" xmlns:w="http://schemas.openxmlformats.org/wordprocessingml/2006/main" xmlns:w14="http://schemas.microsoft.com/office/word/2010/wordml" xmlns:w15="http://schemas.microsoft.com/office/word/2012/wordml" xmlns:w16cid="http://schemas.microsoft.com/office/word/2016/wordml/cid" xmlns:w16se="http://schemas.microsoft.com/office/word/2015/wordml/symex" xmlns:wpg="http://schemas.microsoft.com/office/word/2010/wordprocessingGroup" xmlns:wpi="http://schemas.microsoft.com/office/word/2010/wordprocessingInk" xmlns:wne="http://schemas.microsoft.com/office/word/2006/wordml" xmlns:wps="http://schemas.microsoft.com/office/word/2010/wordprocessingShape" mc:Ignorable="w14 w15 w16se w16cid wp14">
+<w:footnotes xmlns:wpc="http://schemas.microsoft.com/office/word/2010/wordprocessingCanvas" xmlns:cx="http://schemas.microsoft.com/office/drawing/2014/chartex" xmlns:mc="http://schemas.openxmlformats.org/markup-compatibility/2006" xmlns:o="urn:schemas-microsoft-com:office:office" xmlns:r="http://schemas.openxmlformats.org/officeDocument/2006/relationships" xmlns:m="http://schemas.openxmlformats.org/officeDocument/2006/math" xmlns:v="urn:schemas-microsoft-com:vml" xmlns:wp14="http://schemas.microsoft.com/office/word/2010/wordprocessingDrawing" xmlns:wp="http://schemas.openxmlformats.org/drawingml/2006/wordprocessingDrawing" xmlns:w10="urn:schemas-microsoft-com:office:word" xmlns:w="http://schemas.openxmlformats.org/wordprocessingml/2006/main" xmlns:w14="http://schemas.microsoft.com/office/word/2010/wordml" xmlns:w15="http://schemas.microsoft.com/office/word/2012/wordml" xmlns:w16se="http://schemas.microsoft.com/office/word/2015/wordml/symex" xmlns:wpg="http://schemas.microsoft.com/office/word/2010/wordprocessingGroup" xmlns:wpi="http://schemas.microsoft.com/office/word/2010/wordprocessingInk" xmlns:wne="http://schemas.microsoft.com/office/word/2006/wordml" xmlns:wps="http://schemas.microsoft.com/office/word/2010/wordprocessingShape" mc:Ignorable="w14 w15 w16se wp14">
   <w:footnote w:type="separator" w:id="-1">
     <w:p>
       <w:pPr>
@@ -8714,7 +9122,7 @@
 </file>
 
 <file path=word/header1.xml><?xml version="1.0" encoding="utf-8"?>
-<w:hdr xmlns:wpc="http://schemas.microsoft.com/office/word/2010/wordprocessingCanvas" xmlns:cx="http://schemas.microsoft.com/office/drawing/2014/chartex" xmlns:cx1="http://schemas.microsoft.com/office/drawing/2015/9/8/chartex" xmlns:cx2="http://schemas.microsoft.com/office/drawing/2015/10/21/chartex" xmlns:cx3="http://schemas.microsoft.com/office/drawing/2016/5/9/chartex" xmlns:cx4="http://schemas.microsoft.com/office/drawing/2016/5/10/chartex" xmlns:cx5="http://schemas.microsoft.com/office/drawing/2016/5/11/chartex" xmlns:cx6="http://schemas.microsoft.com/office/drawing/2016/5/12/chartex" xmlns:cx7="http://schemas.microsoft.com/office/drawing/2016/5/13/chartex" xmlns:cx8="http://schemas.microsoft.com/office/drawing/2016/5/14/chartex" xmlns:mc="http://schemas.openxmlformats.org/markup-compatibility/2006" xmlns:aink="http://schemas.microsoft.com/office/drawing/2016/ink" xmlns:am3d="http://schemas.microsoft.com/office/drawing/2017/model3d" xmlns:o="urn:schemas-microsoft-com:office:office" xmlns:r="http://schemas.openxmlformats.org/officeDocument/2006/relationships" xmlns:m="http://schemas.openxmlformats.org/officeDocument/2006/math" xmlns:v="urn:schemas-microsoft-com:vml" xmlns:wp14="http://schemas.microsoft.com/office/word/2010/wordprocessingDrawing" xmlns:wp="http://schemas.openxmlformats.org/drawingml/2006/wordprocessingDrawing" xmlns:w10="urn:schemas-microsoft-com:office:word" xmlns:w="http://schemas.openxmlformats.org/wordprocessingml/2006/main" xmlns:w14="http://schemas.microsoft.com/office/word/2010/wordml" xmlns:w15="http://schemas.microsoft.com/office/word/2012/wordml" xmlns:w16cid="http://schemas.microsoft.com/office/word/2016/wordml/cid" xmlns:w16se="http://schemas.microsoft.com/office/word/2015/wordml/symex" xmlns:wpg="http://schemas.microsoft.com/office/word/2010/wordprocessingGroup" xmlns:wpi="http://schemas.microsoft.com/office/word/2010/wordprocessingInk" xmlns:wne="http://schemas.microsoft.com/office/word/2006/wordml" xmlns:wps="http://schemas.microsoft.com/office/word/2010/wordprocessingShape" mc:Ignorable="w14 w15 w16se w16cid wp14">
+<w:hdr xmlns:wpc="http://schemas.microsoft.com/office/word/2010/wordprocessingCanvas" xmlns:cx="http://schemas.microsoft.com/office/drawing/2014/chartex" xmlns:mc="http://schemas.openxmlformats.org/markup-compatibility/2006" xmlns:o="urn:schemas-microsoft-com:office:office" xmlns:r="http://schemas.openxmlformats.org/officeDocument/2006/relationships" xmlns:m="http://schemas.openxmlformats.org/officeDocument/2006/math" xmlns:v="urn:schemas-microsoft-com:vml" xmlns:wp14="http://schemas.microsoft.com/office/word/2010/wordprocessingDrawing" xmlns:wp="http://schemas.openxmlformats.org/drawingml/2006/wordprocessingDrawing" xmlns:w10="urn:schemas-microsoft-com:office:word" xmlns:w="http://schemas.openxmlformats.org/wordprocessingml/2006/main" xmlns:w14="http://schemas.microsoft.com/office/word/2010/wordml" xmlns:w15="http://schemas.microsoft.com/office/word/2012/wordml" xmlns:w16se="http://schemas.microsoft.com/office/word/2015/wordml/symex" xmlns:wpg="http://schemas.microsoft.com/office/word/2010/wordprocessingGroup" xmlns:wpi="http://schemas.microsoft.com/office/word/2010/wordprocessingInk" xmlns:wne="http://schemas.microsoft.com/office/word/2006/wordml" xmlns:wps="http://schemas.microsoft.com/office/word/2010/wordprocessingShape" mc:Ignorable="w14 w15 w16se wp14">
   <w:p>
     <w:pPr>
       <w:pStyle w:val="lfej"/>
@@ -8729,7 +9137,7 @@
 </file>
 
 <file path=word/header2.xml><?xml version="1.0" encoding="utf-8"?>
-<w:hdr xmlns:wpc="http://schemas.microsoft.com/office/word/2010/wordprocessingCanvas" xmlns:cx="http://schemas.microsoft.com/office/drawing/2014/chartex" xmlns:cx1="http://schemas.microsoft.com/office/drawing/2015/9/8/chartex" xmlns:cx2="http://schemas.microsoft.com/office/drawing/2015/10/21/chartex" xmlns:cx3="http://schemas.microsoft.com/office/drawing/2016/5/9/chartex" xmlns:cx4="http://schemas.microsoft.com/office/drawing/2016/5/10/chartex" xmlns:cx5="http://schemas.microsoft.com/office/drawing/2016/5/11/chartex" xmlns:cx6="http://schemas.microsoft.com/office/drawing/2016/5/12/chartex" xmlns:cx7="http://schemas.microsoft.com/office/drawing/2016/5/13/chartex" xmlns:cx8="http://schemas.microsoft.com/office/drawing/2016/5/14/chartex" xmlns:mc="http://schemas.openxmlformats.org/markup-compatibility/2006" xmlns:aink="http://schemas.microsoft.com/office/drawing/2016/ink" xmlns:am3d="http://schemas.microsoft.com/office/drawing/2017/model3d" xmlns:o="urn:schemas-microsoft-com:office:office" xmlns:r="http://schemas.openxmlformats.org/officeDocument/2006/relationships" xmlns:m="http://schemas.openxmlformats.org/officeDocument/2006/math" xmlns:v="urn:schemas-microsoft-com:vml" xmlns:wp14="http://schemas.microsoft.com/office/word/2010/wordprocessingDrawing" xmlns:wp="http://schemas.openxmlformats.org/drawingml/2006/wordprocessingDrawing" xmlns:w10="urn:schemas-microsoft-com:office:word" xmlns:w="http://schemas.openxmlformats.org/wordprocessingml/2006/main" xmlns:w14="http://schemas.microsoft.com/office/word/2010/wordml" xmlns:w15="http://schemas.microsoft.com/office/word/2012/wordml" xmlns:w16cid="http://schemas.microsoft.com/office/word/2016/wordml/cid" xmlns:w16se="http://schemas.microsoft.com/office/word/2015/wordml/symex" xmlns:wpg="http://schemas.microsoft.com/office/word/2010/wordprocessingGroup" xmlns:wpi="http://schemas.microsoft.com/office/word/2010/wordprocessingInk" xmlns:wne="http://schemas.microsoft.com/office/word/2006/wordml" xmlns:wps="http://schemas.microsoft.com/office/word/2010/wordprocessingShape" mc:Ignorable="w14 w15 w16se w16cid wp14">
+<w:hdr xmlns:wpc="http://schemas.microsoft.com/office/word/2010/wordprocessingCanvas" xmlns:cx="http://schemas.microsoft.com/office/drawing/2014/chartex" xmlns:mc="http://schemas.openxmlformats.org/markup-compatibility/2006" xmlns:o="urn:schemas-microsoft-com:office:office" xmlns:r="http://schemas.openxmlformats.org/officeDocument/2006/relationships" xmlns:m="http://schemas.openxmlformats.org/officeDocument/2006/math" xmlns:v="urn:schemas-microsoft-com:vml" xmlns:wp14="http://schemas.microsoft.com/office/word/2010/wordprocessingDrawing" xmlns:wp="http://schemas.openxmlformats.org/drawingml/2006/wordprocessingDrawing" xmlns:w10="urn:schemas-microsoft-com:office:word" xmlns:w="http://schemas.openxmlformats.org/wordprocessingml/2006/main" xmlns:w14="http://schemas.microsoft.com/office/word/2010/wordml" xmlns:w15="http://schemas.microsoft.com/office/word/2012/wordml" xmlns:w16se="http://schemas.microsoft.com/office/word/2015/wordml/symex" xmlns:wpg="http://schemas.microsoft.com/office/word/2010/wordprocessingGroup" xmlns:wpi="http://schemas.microsoft.com/office/word/2010/wordprocessingInk" xmlns:wne="http://schemas.microsoft.com/office/word/2006/wordml" xmlns:wps="http://schemas.microsoft.com/office/word/2010/wordprocessingShape" mc:Ignorable="w14 w15 w16se wp14">
   <w:p>
     <w:pPr>
       <w:pStyle w:val="lfej"/>
@@ -8748,7 +9156,7 @@
 </file>
 
 <file path=word/numbering.xml><?xml version="1.0" encoding="utf-8"?>
-<w:numbering xmlns:wpc="http://schemas.microsoft.com/office/word/2010/wordprocessingCanvas" xmlns:cx="http://schemas.microsoft.com/office/drawing/2014/chartex" xmlns:cx1="http://schemas.microsoft.com/office/drawing/2015/9/8/chartex" xmlns:cx2="http://schemas.microsoft.com/office/drawing/2015/10/21/chartex" xmlns:cx3="http://schemas.microsoft.com/office/drawing/2016/5/9/chartex" xmlns:cx4="http://schemas.microsoft.com/office/drawing/2016/5/10/chartex" xmlns:cx5="http://schemas.microsoft.com/office/drawing/2016/5/11/chartex" xmlns:cx6="http://schemas.microsoft.com/office/drawing/2016/5/12/chartex" xmlns:cx7="http://schemas.microsoft.com/office/drawing/2016/5/13/chartex" xmlns:cx8="http://schemas.microsoft.com/office/drawing/2016/5/14/chartex" xmlns:mc="http://schemas.openxmlformats.org/markup-compatibility/2006" xmlns:aink="http://schemas.microsoft.com/office/drawing/2016/ink" xmlns:am3d="http://schemas.microsoft.com/office/drawing/2017/model3d" xmlns:o="urn:schemas-microsoft-com:office:office" xmlns:r="http://schemas.openxmlformats.org/officeDocument/2006/relationships" xmlns:m="http://schemas.openxmlformats.org/officeDocument/2006/math" xmlns:v="urn:schemas-microsoft-com:vml" xmlns:wp14="http://schemas.microsoft.com/office/word/2010/wordprocessingDrawing" xmlns:wp="http://schemas.openxmlformats.org/drawingml/2006/wordprocessingDrawing" xmlns:w10="urn:schemas-microsoft-com:office:word" xmlns:w="http://schemas.openxmlformats.org/wordprocessingml/2006/main" xmlns:w14="http://schemas.microsoft.com/office/word/2010/wordml" xmlns:w15="http://schemas.microsoft.com/office/word/2012/wordml" xmlns:w16cid="http://schemas.microsoft.com/office/word/2016/wordml/cid" xmlns:w16se="http://schemas.microsoft.com/office/word/2015/wordml/symex" xmlns:wpg="http://schemas.microsoft.com/office/word/2010/wordprocessingGroup" xmlns:wpi="http://schemas.microsoft.com/office/word/2010/wordprocessingInk" xmlns:wne="http://schemas.microsoft.com/office/word/2006/wordml" xmlns:wps="http://schemas.microsoft.com/office/word/2010/wordprocessingShape" mc:Ignorable="w14 w15 w16se w16cid wp14">
+<w:numbering xmlns:wpc="http://schemas.microsoft.com/office/word/2010/wordprocessingCanvas" xmlns:cx="http://schemas.microsoft.com/office/drawing/2014/chartex" xmlns:mc="http://schemas.openxmlformats.org/markup-compatibility/2006" xmlns:o="urn:schemas-microsoft-com:office:office" xmlns:r="http://schemas.openxmlformats.org/officeDocument/2006/relationships" xmlns:m="http://schemas.openxmlformats.org/officeDocument/2006/math" xmlns:v="urn:schemas-microsoft-com:vml" xmlns:wp14="http://schemas.microsoft.com/office/word/2010/wordprocessingDrawing" xmlns:wp="http://schemas.openxmlformats.org/drawingml/2006/wordprocessingDrawing" xmlns:w10="urn:schemas-microsoft-com:office:word" xmlns:w="http://schemas.openxmlformats.org/wordprocessingml/2006/main" xmlns:w14="http://schemas.microsoft.com/office/word/2010/wordml" xmlns:w15="http://schemas.microsoft.com/office/word/2012/wordml" xmlns:w16se="http://schemas.microsoft.com/office/word/2015/wordml/symex" xmlns:wpg="http://schemas.microsoft.com/office/word/2010/wordprocessingGroup" xmlns:wpi="http://schemas.microsoft.com/office/word/2010/wordprocessingInk" xmlns:wne="http://schemas.microsoft.com/office/word/2006/wordml" xmlns:wps="http://schemas.microsoft.com/office/word/2010/wordprocessingShape" mc:Ignorable="w14 w15 w16se wp14">
   <w:abstractNum w:abstractNumId="0" w15:restartNumberingAfterBreak="0">
     <w:nsid w:val="066E5FD0"/>
     <w:multiLevelType w:val="multilevel"/>
@@ -10570,7 +10978,7 @@
 </file>
 
 <file path=word/styles.xml><?xml version="1.0" encoding="utf-8"?>
-<w:styles xmlns:mc="http://schemas.openxmlformats.org/markup-compatibility/2006" xmlns:r="http://schemas.openxmlformats.org/officeDocument/2006/relationships" xmlns:w="http://schemas.openxmlformats.org/wordprocessingml/2006/main" xmlns:w14="http://schemas.microsoft.com/office/word/2010/wordml" xmlns:w15="http://schemas.microsoft.com/office/word/2012/wordml" xmlns:w16cid="http://schemas.microsoft.com/office/word/2016/wordml/cid" xmlns:w16se="http://schemas.microsoft.com/office/word/2015/wordml/symex" mc:Ignorable="w14 w15 w16se w16cid">
+<w:styles xmlns:mc="http://schemas.openxmlformats.org/markup-compatibility/2006" xmlns:r="http://schemas.openxmlformats.org/officeDocument/2006/relationships" xmlns:w="http://schemas.openxmlformats.org/wordprocessingml/2006/main" xmlns:w14="http://schemas.microsoft.com/office/word/2010/wordml" xmlns:w15="http://schemas.microsoft.com/office/word/2012/wordml" xmlns:w16se="http://schemas.microsoft.com/office/word/2015/wordml/symex" mc:Ignorable="w14 w15 w16se">
   <w:docDefaults>
     <w:rPrDefault>
       <w:rPr>
@@ -10586,7 +10994,7 @@
       </w:pPr>
     </w:pPrDefault>
   </w:docDefaults>
-  <w:latentStyles w:defLockedState="0" w:defUIPriority="99" w:defSemiHidden="0" w:defUnhideWhenUsed="0" w:defQFormat="0" w:count="375">
+  <w:latentStyles w:defLockedState="0" w:defUIPriority="99" w:defSemiHidden="0" w:defUnhideWhenUsed="0" w:defQFormat="0" w:count="371">
     <w:lsdException w:name="Normal" w:uiPriority="0" w:qFormat="1"/>
     <w:lsdException w:name="heading 1" w:uiPriority="9" w:qFormat="1"/>
     <w:lsdException w:name="heading 2" w:semiHidden="1" w:uiPriority="9" w:unhideWhenUsed="1" w:qFormat="1"/>
@@ -10958,10 +11366,6 @@
     <w:lsdException w:name="List Table 5 Dark Accent 6" w:uiPriority="50"/>
     <w:lsdException w:name="List Table 6 Colorful Accent 6" w:uiPriority="51"/>
     <w:lsdException w:name="List Table 7 Colorful Accent 6" w:uiPriority="52"/>
-    <w:lsdException w:name="Mention" w:semiHidden="1" w:unhideWhenUsed="1"/>
-    <w:lsdException w:name="Smart Hyperlink" w:semiHidden="1" w:unhideWhenUsed="1"/>
-    <w:lsdException w:name="Hashtag" w:semiHidden="1" w:unhideWhenUsed="1"/>
-    <w:lsdException w:name="Unresolved Mention" w:semiHidden="1" w:unhideWhenUsed="1"/>
   </w:latentStyles>
   <w:style w:type="paragraph" w:default="1" w:styleId="Norml">
     <w:name w:val="Normal"/>
@@ -11265,7 +11669,7 @@
       <w:ind w:left="220"/>
     </w:pPr>
   </w:style>
-  <w:style w:type="character" w:styleId="Feloldatlanmegemlts">
+  <w:style w:type="character" w:customStyle="1" w:styleId="UnresolvedMention">
     <w:name w:val="Unresolved Mention"/>
     <w:basedOn w:val="Bekezdsalapbettpusa"/>
     <w:uiPriority w:val="99"/>
@@ -11606,7 +12010,7 @@
 </file>
 
 <file path=customXml/itemProps1.xml><?xml version="1.0" encoding="utf-8"?>
-<ds:datastoreItem xmlns:ds="http://schemas.openxmlformats.org/officeDocument/2006/customXml" ds:itemID="{31D8126A-A025-4F6D-AD9A-E94F9F0048FC}">
+<ds:datastoreItem xmlns:ds="http://schemas.openxmlformats.org/officeDocument/2006/customXml" ds:itemID="{BEC78BEA-4090-4A35-AC2F-39159A284F22}">
   <ds:schemaRefs>
     <ds:schemaRef ds:uri="http://schemas.openxmlformats.org/officeDocument/2006/bibliography"/>
   </ds:schemaRefs>
